--- a/docs/Buch Camille Chronicles/World of Halflight.docx
+++ b/docs/Buch Camille Chronicles/World of Halflight.docx
@@ -13,8 +13,90 @@
         <w:rPr>
           <w:lang w:val="en-US"/>
         </w:rPr>
-        <w:t>Geographie:</w:t>
-      </w:r>
+        <w:t>Geography</w:t>
+      </w:r>
+    </w:p>
+    <w:p>
+      <w:pPr>
+        <w:rPr>
+          <w:lang w:val="en-US"/>
+        </w:rPr>
+      </w:pPr>
+      <w:r>
+        <w:rPr>
+          <w:lang w:val="en-US"/>
+        </w:rPr>
+        <w:t xml:space="preserve">The Ceasing brought a stop to the world and its spin, shrouding half of it in everlasting shade, the other in blinding heat, the moon in an affixed position, a dark spot in the suns giant disk. Only a strip of land across the planet </w:t>
+      </w:r>
+      <w:r>
+        <w:rPr>
+          <w:lang w:val="en-US"/>
+        </w:rPr>
+        <w:t xml:space="preserve">called </w:t>
+      </w:r>
+      <w:r>
+        <w:rPr>
+          <w:lang w:val="en-US"/>
+        </w:rPr>
+        <w:t>Dilaril</w:t>
+      </w:r>
+      <w:r>
+        <w:rPr>
+          <w:lang w:val="en-US"/>
+        </w:rPr>
+        <w:t xml:space="preserve"> </w:t>
+      </w:r>
+      <w:r>
+        <w:rPr>
+          <w:lang w:val="en-US"/>
+        </w:rPr>
+        <w:t>makes life habitable to those that survived this calamity</w:t>
+      </w:r>
+      <w:r>
+        <w:rPr>
+          <w:lang w:val="en-US"/>
+        </w:rPr>
+        <w:t xml:space="preserve"> after their gods passing</w:t>
+      </w:r>
+      <w:r>
+        <w:rPr>
+          <w:lang w:val="en-US"/>
+        </w:rPr>
+        <w:t>. Over the centuries since society had advanced against the tides of nature with the help pf Harmonists, creators of supernatural abilities through the powers of deceased souls know as Stices, create Melodies to supply humanity with strength and ingenuity.</w:t>
+      </w:r>
+    </w:p>
+    <w:p>
+      <w:pPr>
+        <w:rPr>
+          <w:lang w:val="en-US"/>
+        </w:rPr>
+      </w:pPr>
+      <w:r>
+        <w:rPr>
+          <w:lang w:val="en-US"/>
+        </w:rPr>
+        <w:t xml:space="preserve">Camille is one of those Harmonists, able to alter her body </w:t>
+      </w:r>
+      <w:r>
+        <w:rPr>
+          <w:lang w:val="en-US"/>
+        </w:rPr>
+        <w:t>with the help of her Stice Herriar, to fight against injustice and evil. At least that is what she tells herself when beating up thugs for her pay as mercenary.</w:t>
+      </w:r>
+    </w:p>
+    <w:p>
+      <w:pPr>
+        <w:rPr>
+          <w:lang w:val="en-US"/>
+        </w:rPr>
+      </w:pPr>
+    </w:p>
+    <w:p>
+      <w:pPr>
+        <w:rPr>
+          <w:lang w:val="en-US"/>
+        </w:rPr>
+      </w:pPr>
     </w:p>
     <w:p>
       <w:pPr>
@@ -120,6 +202,222 @@
           <w:lang w:val="en-US"/>
         </w:rPr>
         <w:t>Time is counted in blessings of the Immortal Oracle, equaling a month in Earth time. Since the sun and moon are set and days don’t exist, time cannot be counted, save for massive clocks build around the cities, invented by a former king.</w:t>
+      </w:r>
+    </w:p>
+    <w:p>
+      <w:pPr>
+        <w:rPr>
+          <w:lang w:val="en-US"/>
+        </w:rPr>
+      </w:pPr>
+      <w:r>
+        <w:rPr>
+          <w:lang w:val="en-US"/>
+        </w:rPr>
+        <w:t>The moon also stopped rotating and is in a fixed position in front of the earth called:</w:t>
+      </w:r>
+      <w:r>
+        <w:rPr>
+          <w:lang w:val="en-US"/>
+        </w:rPr>
+        <w:t xml:space="preserve"> </w:t>
+      </w:r>
+      <w:r>
+        <w:rPr>
+          <w:lang w:val="en-US"/>
+        </w:rPr>
+        <w:t>Lagrange point</w:t>
+      </w:r>
+      <w:r>
+        <w:rPr>
+          <w:lang w:val="en-US"/>
+        </w:rPr>
+        <w:t xml:space="preserve"> 1.</w:t>
+      </w:r>
+      <w:r>
+        <w:rPr>
+          <w:lang w:val="en-US"/>
+        </w:rPr>
+        <w:t xml:space="preserve"> </w:t>
+      </w:r>
+      <w:r>
+        <w:rPr>
+          <w:lang w:val="en-US"/>
+        </w:rPr>
+        <w:t xml:space="preserve">The moon is only ¼ of its usual size. </w:t>
+      </w:r>
+      <w:r>
+        <w:rPr>
+          <w:lang w:val="en-US"/>
+        </w:rPr>
+        <w:t xml:space="preserve">This means a </w:t>
+      </w:r>
+      <w:r>
+        <w:rPr>
+          <w:lang w:val="en-US"/>
+        </w:rPr>
+        <w:t xml:space="preserve">small </w:t>
+      </w:r>
+      <w:r>
+        <w:rPr>
+          <w:lang w:val="en-US"/>
+        </w:rPr>
+        <w:t>spot in the sun is always dark, as well a spot on earth creating a small space where life is sustainable. But the hot ocean around it would make travel to there almost impossible. But there exists a gate in the dark part of the land to this spot, opened and maintained by the transformed Friedrich as Shkarhound.</w:t>
+      </w:r>
+    </w:p>
+    <w:p>
+      <w:pPr>
+        <w:pStyle w:val="berschrift3"/>
+        <w:rPr>
+          <w:lang w:val="en-US"/>
+        </w:rPr>
+      </w:pPr>
+      <w:r>
+        <w:rPr>
+          <w:lang w:val="en-US"/>
+        </w:rPr>
+        <w:t>Time</w:t>
+      </w:r>
+    </w:p>
+    <w:p>
+      <w:pPr>
+        <w:rPr>
+          <w:lang w:val="en-US"/>
+        </w:rPr>
+      </w:pPr>
+      <w:r>
+        <w:rPr>
+          <w:lang w:val="en-US"/>
+        </w:rPr>
+        <w:t xml:space="preserve">Years can be measured as rotations around the sun, as stars and reflected light of planets nearby can be used to gauge the year. The year has </w:t>
+      </w:r>
+      <w:r>
+        <w:rPr>
+          <w:lang w:val="en-US"/>
+        </w:rPr>
+        <w:t xml:space="preserve">300 </w:t>
+      </w:r>
+      <w:r>
+        <w:rPr>
+          <w:lang w:val="en-US"/>
+        </w:rPr>
+        <w:t xml:space="preserve">days converted through </w:t>
+      </w:r>
+      <w:r>
+        <w:rPr>
+          <w:lang w:val="en-US"/>
+        </w:rPr>
+        <w:t>20</w:t>
+      </w:r>
+      <w:r>
+        <w:rPr>
+          <w:lang w:val="en-US"/>
+        </w:rPr>
+        <w:t xml:space="preserve"> hours a </w:t>
+      </w:r>
+      <w:r>
+        <w:rPr>
+          <w:lang w:val="en-US"/>
+        </w:rPr>
+        <w:lastRenderedPageBreak/>
+        <w:t xml:space="preserve">day with </w:t>
+      </w:r>
+      <w:r>
+        <w:rPr>
+          <w:lang w:val="en-US"/>
+        </w:rPr>
+        <w:t>40</w:t>
+      </w:r>
+      <w:r>
+        <w:rPr>
+          <w:lang w:val="en-US"/>
+        </w:rPr>
+        <w:t xml:space="preserve"> minutes an hour</w:t>
+      </w:r>
+      <w:r>
+        <w:rPr>
+          <w:lang w:val="en-US"/>
+        </w:rPr>
+        <w:t xml:space="preserve"> and 100 seconds a minute</w:t>
+      </w:r>
+      <w:r>
+        <w:rPr>
+          <w:lang w:val="en-US"/>
+        </w:rPr>
+        <w:t>.</w:t>
+      </w:r>
+      <w:r>
+        <w:rPr>
+          <w:lang w:val="en-US"/>
+        </w:rPr>
+        <w:t xml:space="preserve"> The period of a second stays the same.</w:t>
+      </w:r>
+    </w:p>
+    <w:p>
+      <w:pPr>
+        <w:rPr>
+          <w:lang w:val="en-US"/>
+        </w:rPr>
+      </w:pPr>
+      <w:r>
+        <w:rPr>
+          <w:lang w:val="en-US"/>
+        </w:rPr>
+        <w:t xml:space="preserve">Candles are used in the Academicia to control that time, as one candle measures a single day, </w:t>
+      </w:r>
+      <w:r>
+        <w:rPr>
+          <w:lang w:val="en-US"/>
+        </w:rPr>
+        <w:t>20</w:t>
+      </w:r>
+      <w:r>
+        <w:rPr>
+          <w:lang w:val="en-US"/>
+        </w:rPr>
+        <w:t xml:space="preserve"> </w:t>
+      </w:r>
+      <w:r>
+        <w:rPr>
+          <w:lang w:val="en-US"/>
+        </w:rPr>
+        <w:t>notches</w:t>
+      </w:r>
+      <w:r>
+        <w:rPr>
+          <w:lang w:val="en-US"/>
+        </w:rPr>
+        <w:t xml:space="preserve"> </w:t>
+      </w:r>
+      <w:r>
+        <w:rPr>
+          <w:lang w:val="en-US"/>
+        </w:rPr>
+        <w:t>i</w:t>
+      </w:r>
+      <w:r>
+        <w:rPr>
+          <w:lang w:val="en-US"/>
+        </w:rPr>
+        <w:t xml:space="preserve">n it for each </w:t>
+      </w:r>
+      <w:r>
+        <w:rPr>
+          <w:lang w:val="en-US"/>
+        </w:rPr>
+        <w:t>40</w:t>
+      </w:r>
+      <w:r>
+        <w:rPr>
+          <w:lang w:val="en-US"/>
+        </w:rPr>
+        <w:t xml:space="preserve"> minutes.</w:t>
+      </w:r>
+      <w:r>
+        <w:rPr>
+          <w:lang w:val="en-US"/>
+        </w:rPr>
+        <w:t xml:space="preserve"> Time had been measured before the cataclysm with the help of the turning sun and moon but was rearranged to a different system that divided the year.</w:t>
       </w:r>
     </w:p>
     <w:p>
@@ -486,16 +784,170 @@
         <w:rPr>
           <w:lang w:val="en-US"/>
         </w:rPr>
+        <w:t>City in the Valleys, built around farms and silos, home of Camille</w:t>
+      </w:r>
+    </w:p>
+    <w:p>
+      <w:pPr>
+        <w:rPr>
+          <w:lang w:val="en-US"/>
+        </w:rPr>
+      </w:pPr>
+    </w:p>
+    <w:p>
+      <w:pPr>
+        <w:rPr>
+          <w:lang w:val="en-US"/>
+        </w:rPr>
+      </w:pPr>
+    </w:p>
+    <w:p>
+      <w:pPr>
+        <w:pStyle w:val="berschrift2"/>
+        <w:rPr>
+          <w:lang w:val="en-US"/>
+        </w:rPr>
+      </w:pPr>
+      <w:r>
+        <w:rPr>
+          <w:lang w:val="en-US"/>
+        </w:rPr>
+        <w:t>Religion</w:t>
+      </w:r>
+    </w:p>
+    <w:p>
+      <w:pPr>
+        <w:rPr>
+          <w:lang w:val="en-US"/>
+        </w:rPr>
+      </w:pPr>
+      <w:r>
+        <w:rPr>
+          <w:lang w:val="en-US"/>
+        </w:rPr>
+        <w:t xml:space="preserve">Priests of </w:t>
+      </w:r>
+      <w:r>
+        <w:rPr>
+          <w:lang w:val="en-US"/>
+        </w:rPr>
+        <w:t>t</w:t>
+      </w:r>
+      <w:r>
+        <w:rPr>
+          <w:lang w:val="en-US"/>
+        </w:rPr>
+        <w:t>he sun and m</w:t>
+      </w:r>
+      <w:r>
+        <w:rPr>
+          <w:lang w:val="en-US"/>
+        </w:rPr>
+        <w:t>oon, members of the aforementioned chapters, pray to both heavenly bodies, as the sun and moon can always be seen from the continent of Halflight.</w:t>
+      </w:r>
+    </w:p>
+    <w:p>
+      <w:pPr>
+        <w:rPr>
+          <w:lang w:val="en-US"/>
+        </w:rPr>
+      </w:pPr>
+      <w:r>
+        <w:rPr>
+          <w:lang w:val="en-US"/>
+        </w:rPr>
+        <w:t>They attend to the appointed leaders under the kings of the continent’s lands.</w:t>
+      </w:r>
+    </w:p>
+    <w:p>
+      <w:pPr>
+        <w:rPr>
+          <w:lang w:val="en-US"/>
+        </w:rPr>
+      </w:pPr>
+      <w:r>
+        <w:rPr>
+          <w:lang w:val="en-US"/>
+        </w:rPr>
         <w:lastRenderedPageBreak/>
-        <w:t>City in the Valleys, built around farms and silos, home of Camille</w:t>
-      </w:r>
-    </w:p>
-    <w:p>
-      <w:pPr>
-        <w:rPr>
-          <w:lang w:val="en-US"/>
-        </w:rPr>
-      </w:pPr>
+        <w:t xml:space="preserve">The humans pray </w:t>
+      </w:r>
+      <w:r>
+        <w:rPr>
+          <w:lang w:val="en-US"/>
+        </w:rPr>
+        <w:t xml:space="preserve">also </w:t>
+      </w:r>
+      <w:r>
+        <w:rPr>
+          <w:lang w:val="en-US"/>
+        </w:rPr>
+        <w:t>to the seven gods (Pantheon of eight language)</w:t>
+      </w:r>
+      <w:r>
+        <w:rPr>
+          <w:lang w:val="en-US"/>
+        </w:rPr>
+        <w:t xml:space="preserve"> as their prophets and creators.</w:t>
+      </w:r>
+    </w:p>
+    <w:p>
+      <w:pPr>
+        <w:rPr>
+          <w:lang w:val="en-US"/>
+        </w:rPr>
+      </w:pPr>
+      <w:r>
+        <w:rPr>
+          <w:lang w:val="en-US"/>
+        </w:rPr>
+        <w:t>The Cindered pray to the Pantheon of Nai, the God that had set them free from torment</w:t>
+      </w:r>
+      <w:r>
+        <w:rPr>
+          <w:lang w:val="en-US"/>
+        </w:rPr>
+        <w:t xml:space="preserve"> and his seven saints</w:t>
+      </w:r>
+      <w:r>
+        <w:rPr>
+          <w:lang w:val="en-US"/>
+        </w:rPr>
+        <w:t>.</w:t>
+      </w:r>
+      <w:r>
+        <w:rPr>
+          <w:lang w:val="en-US"/>
+        </w:rPr>
+        <w:t xml:space="preserve"> (language of hell)</w:t>
+      </w:r>
+    </w:p>
+    <w:p>
+      <w:pPr>
+        <w:pStyle w:val="berschrift3"/>
+        <w:rPr>
+          <w:lang w:val="en-US"/>
+        </w:rPr>
+      </w:pPr>
+      <w:r>
+        <w:rPr>
+          <w:lang w:val="en-US"/>
+        </w:rPr>
+        <w:t>The Immortal Oracle</w:t>
+      </w:r>
+    </w:p>
+    <w:p>
+      <w:pPr>
+        <w:rPr>
+          <w:lang w:val="en-US"/>
+        </w:rPr>
+      </w:pPr>
+      <w:r>
+        <w:rPr>
+          <w:lang w:val="en-US"/>
+        </w:rPr>
+        <w:t>An ancient woman of unknown origin is hailed as an oracle, for she foresees the future correctly for some. She herself is unfocused and seems to not live in the present. Her entourage is moving her around the continent to bring her to the people Human and Cindered. She is not bound to a specific religion, but has her own cult of followers, albeit they those are merely there to serve her needs as a human.</w:t>
+      </w:r>
     </w:p>
     <w:p>
       <w:pPr>
@@ -515,169 +967,50 @@
         <w:rPr>
           <w:lang w:val="en-US"/>
         </w:rPr>
-        <w:t>Religion:</w:t>
-      </w:r>
-    </w:p>
-    <w:p>
-      <w:pPr>
-        <w:rPr>
-          <w:lang w:val="en-US"/>
-        </w:rPr>
-      </w:pPr>
-      <w:r>
-        <w:rPr>
-          <w:lang w:val="en-US"/>
-        </w:rPr>
-        <w:t xml:space="preserve">Priests of </w:t>
-      </w:r>
-      <w:r>
-        <w:rPr>
-          <w:lang w:val="en-US"/>
-        </w:rPr>
-        <w:t>t</w:t>
-      </w:r>
-      <w:r>
-        <w:rPr>
-          <w:lang w:val="en-US"/>
-        </w:rPr>
-        <w:t>he sun and m</w:t>
-      </w:r>
-      <w:r>
-        <w:rPr>
-          <w:lang w:val="en-US"/>
-        </w:rPr>
-        <w:t>oon, members of the aforementioned chapters, pray to both heavenly bodies, as the sun and moon can always be seen from the continent of Halflight.</w:t>
-      </w:r>
-    </w:p>
-    <w:p>
-      <w:pPr>
-        <w:rPr>
-          <w:lang w:val="en-US"/>
-        </w:rPr>
-      </w:pPr>
-      <w:r>
-        <w:rPr>
-          <w:lang w:val="en-US"/>
-        </w:rPr>
-        <w:t>They attend to the appointed leaders under the kings of the continent’s lands.</w:t>
-      </w:r>
-    </w:p>
-    <w:p>
-      <w:pPr>
-        <w:rPr>
-          <w:lang w:val="en-US"/>
-        </w:rPr>
-      </w:pPr>
-      <w:r>
-        <w:rPr>
-          <w:lang w:val="en-US"/>
-        </w:rPr>
-        <w:t>The humans pray to the seven gods (Pantheon of eight language)</w:t>
-      </w:r>
-    </w:p>
-    <w:p>
-      <w:pPr>
-        <w:rPr>
-          <w:lang w:val="en-US"/>
-        </w:rPr>
-      </w:pPr>
-    </w:p>
-    <w:p>
-      <w:pPr>
-        <w:rPr>
-          <w:lang w:val="en-US"/>
-        </w:rPr>
-      </w:pPr>
-      <w:r>
-        <w:rPr>
-          <w:lang w:val="en-US"/>
-        </w:rPr>
-        <w:t>The Cindered pray to the Pantheon of Nai, the God that had set them free from torment</w:t>
-      </w:r>
-      <w:r>
-        <w:rPr>
-          <w:lang w:val="en-US"/>
-        </w:rPr>
-        <w:t xml:space="preserve"> and his seven saints</w:t>
-      </w:r>
-      <w:r>
-        <w:rPr>
-          <w:lang w:val="en-US"/>
-        </w:rPr>
-        <w:t>.</w:t>
-      </w:r>
-      <w:r>
-        <w:rPr>
-          <w:lang w:val="en-US"/>
-        </w:rPr>
-        <w:t xml:space="preserve"> (language of hell)</w:t>
-      </w:r>
-    </w:p>
-    <w:p>
-      <w:pPr>
-        <w:pStyle w:val="berschrift3"/>
-        <w:rPr>
-          <w:lang w:val="en-US"/>
-        </w:rPr>
-      </w:pPr>
-      <w:r>
-        <w:rPr>
-          <w:lang w:val="en-US"/>
-        </w:rPr>
-        <w:t>The Immortal Oracle</w:t>
-      </w:r>
-    </w:p>
-    <w:p>
-      <w:pPr>
-        <w:rPr>
-          <w:lang w:val="en-US"/>
-        </w:rPr>
-      </w:pPr>
-      <w:r>
-        <w:rPr>
-          <w:lang w:val="en-US"/>
-        </w:rPr>
-        <w:t>An ancient woman of unknown origin is hailed as an oracle, for she foresees the future correctly for some. She herself is unfocused and seems to not live in the present. Her entourage is moving her around the continent to bring her to the people Human and Cindered. She is not bound to a specific religion, but has her own cult of followers, albeit they those are merely there to serve her needs as a human.</w:t>
-      </w:r>
-    </w:p>
-    <w:p>
-      <w:pPr>
-        <w:rPr>
-          <w:lang w:val="en-US"/>
-        </w:rPr>
-      </w:pPr>
-    </w:p>
-    <w:p>
-      <w:pPr>
-        <w:pStyle w:val="berschrift2"/>
-        <w:rPr>
-          <w:lang w:val="en-US"/>
-        </w:rPr>
-      </w:pPr>
-      <w:r>
-        <w:rPr>
-          <w:lang w:val="en-US"/>
-        </w:rPr>
-        <w:t>Currency:</w:t>
-      </w:r>
-    </w:p>
-    <w:p>
-      <w:pPr>
-        <w:rPr>
-          <w:lang w:val="en-US"/>
-        </w:rPr>
-      </w:pPr>
-      <w:r>
-        <w:rPr>
-          <w:lang w:val="en-US"/>
-        </w:rPr>
-        <w:t>Silver has become the most used metal, as it is used to create pure tones for any form of Soulmagic. Hence coins of silver are the most valuable. Then gold and</w:t>
+        <w:t>Currency</w:t>
+      </w:r>
+    </w:p>
+    <w:p>
+      <w:pPr>
+        <w:rPr>
+          <w:lang w:val="en-US"/>
+        </w:rPr>
+      </w:pPr>
+      <w:r>
+        <w:rPr>
+          <w:lang w:val="en-US"/>
+        </w:rPr>
+        <w:t>Silver has become the most used metal, as it is used to create pure tones for any form of Soulmagic</w:t>
+      </w:r>
+      <w:r>
+        <w:rPr>
+          <w:lang w:val="en-US"/>
+        </w:rPr>
+        <w:t xml:space="preserve"> and magical items</w:t>
+      </w:r>
+      <w:r>
+        <w:rPr>
+          <w:lang w:val="en-US"/>
+        </w:rPr>
+        <w:t>. Hence coins of silver are the most valuable. Then gold and</w:t>
       </w:r>
       <w:r>
         <w:rPr>
           <w:lang w:val="en-US"/>
         </w:rPr>
         <w:t xml:space="preserve"> copper.</w:t>
+      </w:r>
+      <w:r>
+        <w:rPr>
+          <w:lang w:val="en-US"/>
+        </w:rPr>
+        <w:t xml:space="preserve"> The coins can be held up against their counterparts and have roughly the same size</w:t>
+      </w:r>
+      <w:r>
+        <w:rPr>
+          <w:lang w:val="en-US"/>
+        </w:rPr>
+        <w:t>. Gold is kind of abundant and not as valuable as silver. Copper is pretty and thus more valuable than iron, which is used for anything from weapons from steel to cutlery and pots.</w:t>
       </w:r>
     </w:p>
     <w:p>
@@ -707,6 +1040,12 @@
         <w:rPr>
           <w:lang w:val="en-US"/>
         </w:rPr>
+        <w:t xml:space="preserve"> as the legends told it once could look</w:t>
+      </w:r>
+      <w:r>
+        <w:rPr>
+          <w:lang w:val="en-US"/>
+        </w:rPr>
         <w:t>, small</w:t>
       </w:r>
     </w:p>
@@ -737,7 +1076,13 @@
         <w:rPr>
           <w:lang w:val="en-US"/>
         </w:rPr>
-        <w:t>, medium</w:t>
+        <w:t xml:space="preserve">, </w:t>
+      </w:r>
+      <w:r>
+        <w:rPr>
+          <w:lang w:val="en-US"/>
+        </w:rPr>
+        <w:t>big</w:t>
       </w:r>
     </w:p>
     <w:p>
@@ -761,13 +1106,31 @@
         <w:rPr>
           <w:lang w:val="en-US"/>
         </w:rPr>
-        <w:t>, a band of copper, like the band of twilight over the sky</w:t>
-      </w:r>
-      <w:r>
-        <w:rPr>
-          <w:lang w:val="en-US"/>
-        </w:rPr>
-        <w:t>, big</w:t>
+        <w:t xml:space="preserve">, a band of </w:t>
+      </w:r>
+      <w:r>
+        <w:rPr>
+          <w:lang w:val="en-US"/>
+        </w:rPr>
+        <w:t xml:space="preserve">colorful </w:t>
+      </w:r>
+      <w:r>
+        <w:rPr>
+          <w:lang w:val="en-US"/>
+        </w:rPr>
+        <w:t>copper, like the band of twilight over the sky</w:t>
+      </w:r>
+      <w:r>
+        <w:rPr>
+          <w:lang w:val="en-US"/>
+        </w:rPr>
+        <w:t xml:space="preserve">, </w:t>
+      </w:r>
+      <w:r>
+        <w:rPr>
+          <w:lang w:val="en-US"/>
+        </w:rPr>
+        <w:t>medium</w:t>
       </w:r>
     </w:p>
     <w:p>
@@ -820,12 +1183,6 @@
         </w:rPr>
         <w:t>Insults and Sayings</w:t>
       </w:r>
-      <w:r>
-        <w:rPr>
-          <w:lang w:val="en-US"/>
-        </w:rPr>
-        <w:t>:</w:t>
-      </w:r>
     </w:p>
     <w:p>
       <w:pPr>
@@ -950,7 +1307,6 @@
         <w:rPr>
           <w:lang w:val="en-US"/>
         </w:rPr>
-        <w:lastRenderedPageBreak/>
         <w:t>Drown me in shade</w:t>
       </w:r>
     </w:p>
@@ -1052,6 +1408,79 @@
     </w:p>
     <w:p>
       <w:pPr>
+        <w:pStyle w:val="Listenabsatz"/>
+        <w:numPr>
+          <w:ilvl w:val="0"/>
+          <w:numId w:val="2"/>
+        </w:numPr>
+        <w:rPr>
+          <w:lang w:val="en-US"/>
+        </w:rPr>
+      </w:pPr>
+      <w:r>
+        <w:rPr>
+          <w:lang w:val="en-US"/>
+        </w:rPr>
+        <w:lastRenderedPageBreak/>
+        <w:t>Darkness</w:t>
+      </w:r>
+    </w:p>
+    <w:p>
+      <w:pPr>
+        <w:pStyle w:val="Listenabsatz"/>
+        <w:numPr>
+          <w:ilvl w:val="1"/>
+          <w:numId w:val="2"/>
+        </w:numPr>
+        <w:rPr>
+          <w:lang w:val="en-US"/>
+        </w:rPr>
+      </w:pPr>
+      <w:r>
+        <w:rPr>
+          <w:lang w:val="en-US"/>
+        </w:rPr>
+        <w:t>Hell</w:t>
+      </w:r>
+    </w:p>
+    <w:p>
+      <w:pPr>
+        <w:pStyle w:val="Listenabsatz"/>
+        <w:numPr>
+          <w:ilvl w:val="0"/>
+          <w:numId w:val="2"/>
+        </w:numPr>
+        <w:rPr>
+          <w:lang w:val="en-US"/>
+        </w:rPr>
+      </w:pPr>
+      <w:r>
+        <w:rPr>
+          <w:lang w:val="en-US"/>
+        </w:rPr>
+        <w:t>Lightless</w:t>
+      </w:r>
+    </w:p>
+    <w:p>
+      <w:pPr>
+        <w:pStyle w:val="Listenabsatz"/>
+        <w:numPr>
+          <w:ilvl w:val="1"/>
+          <w:numId w:val="2"/>
+        </w:numPr>
+        <w:rPr>
+          <w:lang w:val="en-US"/>
+        </w:rPr>
+      </w:pPr>
+      <w:r>
+        <w:rPr>
+          <w:lang w:val="en-US"/>
+        </w:rPr>
+        <w:t>Fucking</w:t>
+      </w:r>
+    </w:p>
+    <w:p>
+      <w:pPr>
         <w:pStyle w:val="berschrift2"/>
         <w:rPr>
           <w:lang w:val="en-US"/>
@@ -1164,20 +1593,50 @@
         <w:rPr>
           <w:lang w:val="en-US"/>
         </w:rPr>
-        <w:t>Ox</w:t>
-      </w:r>
-    </w:p>
-    <w:p>
-      <w:pPr>
-        <w:rPr>
-          <w:lang w:val="en-US"/>
-        </w:rPr>
-      </w:pPr>
-      <w:r>
-        <w:rPr>
-          <w:lang w:val="en-US"/>
-        </w:rPr>
-        <w:t>Hairy animals with long horn, similar to nowadays cows. Used for meat and farm work.</w:t>
+        <w:t>Aro</w:t>
+      </w:r>
+      <w:r>
+        <w:rPr>
+          <w:lang w:val="en-US"/>
+        </w:rPr>
+        <w:t>x</w:t>
+      </w:r>
+    </w:p>
+    <w:p>
+      <w:pPr>
+        <w:rPr>
+          <w:lang w:val="en-US"/>
+        </w:rPr>
+      </w:pPr>
+      <w:r>
+        <w:rPr>
+          <w:lang w:val="en-US"/>
+        </w:rPr>
+        <w:t>Hairy animals with long horn</w:t>
+      </w:r>
+      <w:r>
+        <w:rPr>
+          <w:lang w:val="en-US"/>
+        </w:rPr>
+        <w:t>s growing towards the sky</w:t>
+      </w:r>
+      <w:r>
+        <w:rPr>
+          <w:lang w:val="en-US"/>
+        </w:rPr>
+        <w:t>, similar to nowadays cows</w:t>
+      </w:r>
+      <w:r>
+        <w:rPr>
+          <w:lang w:val="en-US"/>
+        </w:rPr>
+        <w:t>, but with a long trunk</w:t>
+      </w:r>
+      <w:r>
+        <w:rPr>
+          <w:lang w:val="en-US"/>
+        </w:rPr>
+        <w:t>. Used for meat and farm work.</w:t>
       </w:r>
     </w:p>
     <w:p>
@@ -1204,13 +1663,31 @@
         <w:rPr>
           <w:lang w:val="en-US"/>
         </w:rPr>
-        <w:t xml:space="preserve">Like horses. </w:t>
-      </w:r>
-      <w:r>
-        <w:rPr>
-          <w:lang w:val="en-US"/>
-        </w:rPr>
-        <w:t>As tall as a man, enduring of power and climate. Animals used to pull cards or to be ridden upon.</w:t>
+        <w:t>Like horses</w:t>
+      </w:r>
+      <w:r>
+        <w:rPr>
+          <w:lang w:val="en-US"/>
+        </w:rPr>
+        <w:t xml:space="preserve"> but walk on two strong hind legs with two massive bunny ears, long heads and clawed feet</w:t>
+      </w:r>
+      <w:r>
+        <w:rPr>
+          <w:lang w:val="en-US"/>
+        </w:rPr>
+        <w:t xml:space="preserve">. </w:t>
+      </w:r>
+      <w:r>
+        <w:rPr>
+          <w:lang w:val="en-US"/>
+        </w:rPr>
+        <w:t>Taller than a man or Arox</w:t>
+      </w:r>
+      <w:r>
+        <w:rPr>
+          <w:lang w:val="en-US"/>
+        </w:rPr>
+        <w:t>, enduring of power and climate. Animals used to pull cards or to be ridden upon.</w:t>
       </w:r>
     </w:p>
     <w:p>

--- a/docs/Buch Camille Chronicles/World of Halflight.docx
+++ b/docs/Buch Camille Chronicles/World of Halflight.docx
@@ -32,13 +32,201 @@
         <w:rPr>
           <w:lang w:val="en-US"/>
         </w:rPr>
-        <w:t xml:space="preserve">called </w:t>
-      </w:r>
-      <w:r>
-        <w:rPr>
-          <w:lang w:val="en-US"/>
-        </w:rPr>
-        <w:t>Dilaril</w:t>
+        <w:t xml:space="preserve">called Dilaril </w:t>
+      </w:r>
+      <w:r>
+        <w:rPr>
+          <w:lang w:val="en-US"/>
+        </w:rPr>
+        <w:t>makes life habitable to those that survived this calamity</w:t>
+      </w:r>
+      <w:r>
+        <w:rPr>
+          <w:lang w:val="en-US"/>
+        </w:rPr>
+        <w:t xml:space="preserve"> after their gods passing</w:t>
+      </w:r>
+      <w:r>
+        <w:rPr>
+          <w:lang w:val="en-US"/>
+        </w:rPr>
+        <w:t xml:space="preserve">. Over the centuries since society had advanced against the tides of nature with the help pf Harmonists, creators of supernatural abilities through the powers of deceased souls </w:t>
+      </w:r>
+      <w:r>
+        <w:rPr>
+          <w:lang w:val="en-US"/>
+        </w:rPr>
+        <w:t>known</w:t>
+      </w:r>
+      <w:r>
+        <w:rPr>
+          <w:lang w:val="en-US"/>
+        </w:rPr>
+        <w:t xml:space="preserve"> as Stices, create Melodies to supply humanity with strength and ingenuity.</w:t>
+      </w:r>
+    </w:p>
+    <w:p>
+      <w:pPr>
+        <w:rPr>
+          <w:lang w:val="en-US"/>
+        </w:rPr>
+      </w:pPr>
+      <w:r>
+        <w:rPr>
+          <w:lang w:val="en-US"/>
+        </w:rPr>
+        <w:t>It only had been 3761 years since the planet had stopped spinning after the cataclysmic event known as the Ceasing in which the seven gods disappeared without a trace, leaving humanity to fend for themselves.</w:t>
+      </w:r>
+    </w:p>
+    <w:p>
+      <w:pPr>
+        <w:rPr>
+          <w:lang w:val="en-US"/>
+        </w:rPr>
+      </w:pPr>
+    </w:p>
+    <w:p>
+      <w:pPr>
+        <w:rPr>
+          <w:lang w:val="en-US"/>
+        </w:rPr>
+      </w:pPr>
+      <w:r>
+        <w:rPr>
+          <w:lang w:val="en-US"/>
+        </w:rPr>
+        <w:t xml:space="preserve">Camille is one of those Harmonists, able to alter her body </w:t>
+      </w:r>
+      <w:r>
+        <w:rPr>
+          <w:lang w:val="en-US"/>
+        </w:rPr>
+        <w:t xml:space="preserve">with the help of her Stice Herriar, to fight against injustice and evil. At least that is what she tells herself when beating up thugs </w:t>
+      </w:r>
+      <w:r>
+        <w:rPr>
+          <w:lang w:val="en-US"/>
+        </w:rPr>
+        <w:t>for her pay as mercenary.</w:t>
+      </w:r>
+    </w:p>
+    <w:p>
+      <w:pPr>
+        <w:rPr>
+          <w:lang w:val="en-US"/>
+        </w:rPr>
+      </w:pPr>
+      <w:r>
+        <w:rPr>
+          <w:lang w:val="en-US"/>
+        </w:rPr>
+        <w:t>Di</w:t>
+      </w:r>
+      <w:r>
+        <w:rPr>
+          <w:lang w:val="en-US"/>
+        </w:rPr>
+        <w:t xml:space="preserve">laril, or </w:t>
+      </w:r>
+      <w:r>
+        <w:rPr>
+          <w:lang w:val="en-US"/>
+        </w:rPr>
+        <w:t>Halflight, a</w:t>
+      </w:r>
+      <w:r>
+        <w:rPr>
+          <w:lang w:val="en-US"/>
+        </w:rPr>
+        <w:t xml:space="preserve"> giant and</w:t>
+      </w:r>
+      <w:r>
+        <w:rPr>
+          <w:lang w:val="en-US"/>
+        </w:rPr>
+        <w:t>, supposedly, long continent stretching from north to south along the barrier between light and night (from Canada to Chile). The earth stopped rotating and so the biggest part of the continent is set into darkness at all times, as far as legends go. No one knows how much of the continent is always in the dark, no one has been there for a long time.</w:t>
+      </w:r>
+    </w:p>
+    <w:p>
+      <w:pPr>
+        <w:rPr>
+          <w:lang w:val="en-US"/>
+        </w:rPr>
+      </w:pPr>
+      <w:r>
+        <w:rPr>
+          <w:lang w:val="en-US"/>
+        </w:rPr>
+        <w:t>At the western coasts</w:t>
+      </w:r>
+      <w:r>
+        <w:rPr>
+          <w:lang w:val="en-US"/>
+        </w:rPr>
+        <w:t xml:space="preserve"> at the </w:t>
+      </w:r>
+      <w:r>
+        <w:rPr>
+          <w:lang w:val="en-US"/>
+        </w:rPr>
+        <w:t>Shining Sea</w:t>
+      </w:r>
+      <w:r>
+        <w:rPr>
+          <w:lang w:val="en-US"/>
+        </w:rPr>
+        <w:t xml:space="preserve"> the sun is always shining hot, so fishing and living there in 50C° is always dangerous, but manageable. No one can sail across the ocean, to other continents out far.</w:t>
+      </w:r>
+    </w:p>
+    <w:p>
+      <w:pPr>
+        <w:rPr>
+          <w:lang w:val="en-US"/>
+        </w:rPr>
+      </w:pPr>
+      <w:r>
+        <w:rPr>
+          <w:lang w:val="en-US"/>
+        </w:rPr>
+        <w:t>In the darkness</w:t>
+      </w:r>
+      <w:r>
+        <w:rPr>
+          <w:lang w:val="en-US"/>
+        </w:rPr>
+        <w:t xml:space="preserve"> of the Darklands</w:t>
+      </w:r>
+      <w:r>
+        <w:rPr>
+          <w:lang w:val="en-US"/>
+        </w:rPr>
+        <w:t xml:space="preserve"> the cold is dangerous as well, keeping plants from growing and people from living. Only the Cindered, people of skin as grey as ash, can live there in everlasting dusk and dawn. For they have been expelled there.</w:t>
+      </w:r>
+    </w:p>
+    <w:p>
+      <w:pPr>
+        <w:rPr>
+          <w:lang w:val="en-US"/>
+        </w:rPr>
+      </w:pPr>
+      <w:r>
+        <w:rPr>
+          <w:lang w:val="en-US"/>
+        </w:rPr>
+        <w:t>Time is counted in blessings of the Immortal Oracle, equaling a month in Earth time. Since the sun and moon are set and days don’t exist, time cannot be counted, save for massive clocks build around the cities, invented by a former king.</w:t>
+      </w:r>
+    </w:p>
+    <w:p>
+      <w:pPr>
+        <w:rPr>
+          <w:lang w:val="en-US"/>
+        </w:rPr>
+      </w:pPr>
+      <w:r>
+        <w:rPr>
+          <w:lang w:val="en-US"/>
+        </w:rPr>
+        <w:t>The moon also stopped rotating and is in a fixed position in front of the earth called:</w:t>
       </w:r>
       <w:r>
         <w:rPr>
@@ -50,171 +238,13 @@
         <w:rPr>
           <w:lang w:val="en-US"/>
         </w:rPr>
-        <w:t>makes life habitable to those that survived this calamity</w:t>
-      </w:r>
-      <w:r>
-        <w:rPr>
-          <w:lang w:val="en-US"/>
-        </w:rPr>
-        <w:t xml:space="preserve"> after their gods passing</w:t>
-      </w:r>
-      <w:r>
-        <w:rPr>
-          <w:lang w:val="en-US"/>
-        </w:rPr>
-        <w:t>. Over the centuries since society had advanced against the tides of nature with the help pf Harmonists, creators of supernatural abilities through the powers of deceased souls know as Stices, create Melodies to supply humanity with strength and ingenuity.</w:t>
-      </w:r>
-    </w:p>
-    <w:p>
-      <w:pPr>
-        <w:rPr>
-          <w:lang w:val="en-US"/>
-        </w:rPr>
-      </w:pPr>
-      <w:r>
-        <w:rPr>
-          <w:lang w:val="en-US"/>
-        </w:rPr>
-        <w:t xml:space="preserve">Camille is one of those Harmonists, able to alter her body </w:t>
-      </w:r>
-      <w:r>
-        <w:rPr>
-          <w:lang w:val="en-US"/>
-        </w:rPr>
-        <w:t>with the help of her Stice Herriar, to fight against injustice and evil. At least that is what she tells herself when beating up thugs for her pay as mercenary.</w:t>
-      </w:r>
-    </w:p>
-    <w:p>
-      <w:pPr>
-        <w:rPr>
-          <w:lang w:val="en-US"/>
-        </w:rPr>
-      </w:pPr>
-    </w:p>
-    <w:p>
-      <w:pPr>
-        <w:rPr>
-          <w:lang w:val="en-US"/>
-        </w:rPr>
-      </w:pPr>
-    </w:p>
-    <w:p>
-      <w:pPr>
-        <w:rPr>
-          <w:lang w:val="en-US"/>
-        </w:rPr>
-      </w:pPr>
-      <w:r>
-        <w:rPr>
-          <w:lang w:val="en-US"/>
-        </w:rPr>
-        <w:t>Di</w:t>
-      </w:r>
-      <w:r>
-        <w:rPr>
-          <w:lang w:val="en-US"/>
-        </w:rPr>
-        <w:t xml:space="preserve">laril, or </w:t>
-      </w:r>
-      <w:r>
-        <w:rPr>
-          <w:lang w:val="en-US"/>
-        </w:rPr>
-        <w:t>Halflight, a</w:t>
-      </w:r>
-      <w:r>
-        <w:rPr>
-          <w:lang w:val="en-US"/>
-        </w:rPr>
-        <w:t xml:space="preserve"> giant and</w:t>
-      </w:r>
-      <w:r>
-        <w:rPr>
-          <w:lang w:val="en-US"/>
-        </w:rPr>
-        <w:t>, supposedly, long continent stretching from north to south along the barrier between light and night (from Canada to Chile). The earth stopped rotating and so the biggest part of the continent is set into darkness at all times, as far as legends go. No one knows how much of the continent is always in the dark, no one has been there for a long time.</w:t>
-      </w:r>
-    </w:p>
-    <w:p>
-      <w:pPr>
-        <w:rPr>
-          <w:lang w:val="en-US"/>
-        </w:rPr>
-      </w:pPr>
-      <w:r>
-        <w:rPr>
-          <w:lang w:val="en-US"/>
-        </w:rPr>
-        <w:t>At the western coasts</w:t>
-      </w:r>
-      <w:r>
-        <w:rPr>
-          <w:lang w:val="en-US"/>
-        </w:rPr>
-        <w:t xml:space="preserve"> at the </w:t>
-      </w:r>
-      <w:r>
-        <w:rPr>
-          <w:lang w:val="en-US"/>
-        </w:rPr>
-        <w:t>Shining Sea</w:t>
-      </w:r>
-      <w:r>
-        <w:rPr>
-          <w:lang w:val="en-US"/>
-        </w:rPr>
-        <w:t xml:space="preserve"> the sun is always shining hot, so fishing and living there in 50C° is always dangerous, but manageable. No one can sail across the ocean, to other continents out far.</w:t>
-      </w:r>
-    </w:p>
-    <w:p>
-      <w:pPr>
-        <w:rPr>
-          <w:lang w:val="en-US"/>
-        </w:rPr>
-      </w:pPr>
-      <w:r>
-        <w:rPr>
-          <w:lang w:val="en-US"/>
-        </w:rPr>
-        <w:t>In the darkness</w:t>
-      </w:r>
-      <w:r>
-        <w:rPr>
-          <w:lang w:val="en-US"/>
-        </w:rPr>
-        <w:t xml:space="preserve"> of the Darklands</w:t>
-      </w:r>
-      <w:r>
-        <w:rPr>
-          <w:lang w:val="en-US"/>
-        </w:rPr>
-        <w:t xml:space="preserve"> the cold is dangerous as well, keeping plants from growing and people from living. Only the Cindered, people of skin as grey as ash, can live there in everlasting dusk and dawn. For they have been expelled there.</w:t>
-      </w:r>
-    </w:p>
-    <w:p>
-      <w:pPr>
-        <w:rPr>
-          <w:lang w:val="en-US"/>
-        </w:rPr>
-      </w:pPr>
-      <w:r>
-        <w:rPr>
-          <w:lang w:val="en-US"/>
-        </w:rPr>
-        <w:t>Time is counted in blessings of the Immortal Oracle, equaling a month in Earth time. Since the sun and moon are set and days don’t exist, time cannot be counted, save for massive clocks build around the cities, invented by a former king.</w:t>
-      </w:r>
-    </w:p>
-    <w:p>
-      <w:pPr>
-        <w:rPr>
-          <w:lang w:val="en-US"/>
-        </w:rPr>
-      </w:pPr>
-      <w:r>
-        <w:rPr>
-          <w:lang w:val="en-US"/>
-        </w:rPr>
-        <w:t>The moon also stopped rotating and is in a fixed position in front of the earth called:</w:t>
+        <w:t>Lagrange point</w:t>
+      </w:r>
+      <w:r>
+        <w:rPr>
+          <w:lang w:val="en-US"/>
+        </w:rPr>
+        <w:t xml:space="preserve"> 1.</w:t>
       </w:r>
       <w:r>
         <w:rPr>
@@ -226,13 +256,132 @@
         <w:rPr>
           <w:lang w:val="en-US"/>
         </w:rPr>
-        <w:t>Lagrange point</w:t>
-      </w:r>
-      <w:r>
-        <w:rPr>
-          <w:lang w:val="en-US"/>
-        </w:rPr>
-        <w:t xml:space="preserve"> 1.</w:t>
+        <w:t xml:space="preserve">The moon is only ¼ of its usual size. </w:t>
+      </w:r>
+      <w:r>
+        <w:rPr>
+          <w:lang w:val="en-US"/>
+        </w:rPr>
+        <w:t xml:space="preserve">This means a </w:t>
+      </w:r>
+      <w:r>
+        <w:rPr>
+          <w:lang w:val="en-US"/>
+        </w:rPr>
+        <w:t xml:space="preserve">small </w:t>
+      </w:r>
+      <w:r>
+        <w:rPr>
+          <w:lang w:val="en-US"/>
+        </w:rPr>
+        <w:t>spot in the sun is always dark, as well a spot on earth creating a small space where life is sustainable. But the hot ocean around it would make travel to there almost impossible. But there exists a gate in the dark part of the land to this spot, opened and maintained by the transformed Friedrich as Shkarhound.</w:t>
+      </w:r>
+    </w:p>
+    <w:p>
+      <w:pPr>
+        <w:pStyle w:val="berschrift3"/>
+        <w:rPr>
+          <w:lang w:val="en-US"/>
+        </w:rPr>
+      </w:pPr>
+      <w:r>
+        <w:rPr>
+          <w:lang w:val="en-US"/>
+        </w:rPr>
+        <w:lastRenderedPageBreak/>
+        <w:t>Time</w:t>
+      </w:r>
+    </w:p>
+    <w:p>
+      <w:pPr>
+        <w:rPr>
+          <w:lang w:val="en-US"/>
+        </w:rPr>
+      </w:pPr>
+      <w:r>
+        <w:rPr>
+          <w:lang w:val="en-US"/>
+        </w:rPr>
+        <w:t xml:space="preserve">Years can be measured as rotations around the sun, as stars and reflected light of planets nearby can be used to gauge the year. The year has </w:t>
+      </w:r>
+      <w:r>
+        <w:rPr>
+          <w:lang w:val="en-US"/>
+        </w:rPr>
+        <w:t>4</w:t>
+      </w:r>
+      <w:r>
+        <w:rPr>
+          <w:lang w:val="en-US"/>
+        </w:rPr>
+        <w:t xml:space="preserve">00 </w:t>
+      </w:r>
+      <w:r>
+        <w:rPr>
+          <w:lang w:val="en-US"/>
+        </w:rPr>
+        <w:t xml:space="preserve">days converted through </w:t>
+      </w:r>
+      <w:r>
+        <w:rPr>
+          <w:lang w:val="en-US"/>
+        </w:rPr>
+        <w:t>20</w:t>
+      </w:r>
+      <w:r>
+        <w:rPr>
+          <w:lang w:val="en-US"/>
+        </w:rPr>
+        <w:t xml:space="preserve"> hours a day with </w:t>
+      </w:r>
+      <w:r>
+        <w:rPr>
+          <w:lang w:val="en-US"/>
+        </w:rPr>
+        <w:t>40</w:t>
+      </w:r>
+      <w:r>
+        <w:rPr>
+          <w:lang w:val="en-US"/>
+        </w:rPr>
+        <w:t xml:space="preserve"> minutes an hour</w:t>
+      </w:r>
+      <w:r>
+        <w:rPr>
+          <w:lang w:val="en-US"/>
+        </w:rPr>
+        <w:t xml:space="preserve"> and 100 seconds a minute</w:t>
+      </w:r>
+      <w:r>
+        <w:rPr>
+          <w:lang w:val="en-US"/>
+        </w:rPr>
+        <w:t>.</w:t>
+      </w:r>
+      <w:r>
+        <w:rPr>
+          <w:lang w:val="en-US"/>
+        </w:rPr>
+        <w:t xml:space="preserve"> The period of a second stays the same.</w:t>
+      </w:r>
+    </w:p>
+    <w:p>
+      <w:pPr>
+        <w:rPr>
+          <w:lang w:val="en-US"/>
+        </w:rPr>
+      </w:pPr>
+      <w:r>
+        <w:rPr>
+          <w:lang w:val="en-US"/>
+        </w:rPr>
+        <w:t xml:space="preserve">Candles are used in the Academicia to control that time, as one candle measures a single day, </w:t>
+      </w:r>
+      <w:r>
+        <w:rPr>
+          <w:lang w:val="en-US"/>
+        </w:rPr>
+        <w:t>20</w:t>
       </w:r>
       <w:r>
         <w:rPr>
@@ -244,25 +393,64 @@
         <w:rPr>
           <w:lang w:val="en-US"/>
         </w:rPr>
-        <w:t xml:space="preserve">The moon is only ¼ of its usual size. </w:t>
-      </w:r>
-      <w:r>
-        <w:rPr>
-          <w:lang w:val="en-US"/>
-        </w:rPr>
-        <w:t xml:space="preserve">This means a </w:t>
-      </w:r>
-      <w:r>
-        <w:rPr>
-          <w:lang w:val="en-US"/>
-        </w:rPr>
-        <w:t xml:space="preserve">small </w:t>
-      </w:r>
-      <w:r>
-        <w:rPr>
-          <w:lang w:val="en-US"/>
-        </w:rPr>
-        <w:t>spot in the sun is always dark, as well a spot on earth creating a small space where life is sustainable. But the hot ocean around it would make travel to there almost impossible. But there exists a gate in the dark part of the land to this spot, opened and maintained by the transformed Friedrich as Shkarhound.</w:t>
+        <w:t>notches</w:t>
+      </w:r>
+      <w:r>
+        <w:rPr>
+          <w:lang w:val="en-US"/>
+        </w:rPr>
+        <w:t xml:space="preserve"> </w:t>
+      </w:r>
+      <w:r>
+        <w:rPr>
+          <w:lang w:val="en-US"/>
+        </w:rPr>
+        <w:t>i</w:t>
+      </w:r>
+      <w:r>
+        <w:rPr>
+          <w:lang w:val="en-US"/>
+        </w:rPr>
+        <w:t xml:space="preserve">n it for each </w:t>
+      </w:r>
+      <w:r>
+        <w:rPr>
+          <w:lang w:val="en-US"/>
+        </w:rPr>
+        <w:t>40</w:t>
+      </w:r>
+      <w:r>
+        <w:rPr>
+          <w:lang w:val="en-US"/>
+        </w:rPr>
+        <w:t xml:space="preserve"> minutes.</w:t>
+      </w:r>
+      <w:r>
+        <w:rPr>
+          <w:lang w:val="en-US"/>
+        </w:rPr>
+        <w:t xml:space="preserve"> Time had been measured before the cataclysm with the help of the turning sun and moon but was rearranged to a different system that divided the year.</w:t>
+      </w:r>
+    </w:p>
+    <w:p>
+      <w:pPr>
+        <w:rPr>
+          <w:lang w:val="en-US"/>
+        </w:rPr>
+      </w:pPr>
+    </w:p>
+    <w:p>
+      <w:pPr>
+        <w:pStyle w:val="berschrift2"/>
+        <w:rPr>
+          <w:lang w:val="en-US"/>
+        </w:rPr>
+      </w:pPr>
+      <w:r>
+        <w:rPr>
+          <w:lang w:val="en-US"/>
+        </w:rPr>
+        <w:t>Kingdoms and similar countries</w:t>
       </w:r>
     </w:p>
     <w:p>
@@ -276,100 +464,27 @@
         <w:rPr>
           <w:lang w:val="en-US"/>
         </w:rPr>
-        <w:t>Time</w:t>
-      </w:r>
-    </w:p>
-    <w:p>
-      <w:pPr>
-        <w:rPr>
-          <w:lang w:val="en-US"/>
-        </w:rPr>
-      </w:pPr>
-      <w:r>
-        <w:rPr>
-          <w:lang w:val="en-US"/>
-        </w:rPr>
-        <w:t xml:space="preserve">Years can be measured as rotations around the sun, as stars and reflected light of planets nearby can be used to gauge the year. The year has </w:t>
-      </w:r>
-      <w:r>
-        <w:rPr>
-          <w:lang w:val="en-US"/>
-        </w:rPr>
-        <w:t xml:space="preserve">300 </w:t>
-      </w:r>
-      <w:r>
-        <w:rPr>
-          <w:lang w:val="en-US"/>
-        </w:rPr>
-        <w:t xml:space="preserve">days converted through </w:t>
-      </w:r>
-      <w:r>
-        <w:rPr>
-          <w:lang w:val="en-US"/>
-        </w:rPr>
-        <w:t>20</w:t>
-      </w:r>
-      <w:r>
-        <w:rPr>
-          <w:lang w:val="en-US"/>
-        </w:rPr>
-        <w:t xml:space="preserve"> hours a </w:t>
-      </w:r>
-      <w:r>
-        <w:rPr>
-          <w:lang w:val="en-US"/>
-        </w:rPr>
-        <w:lastRenderedPageBreak/>
-        <w:t xml:space="preserve">day with </w:t>
-      </w:r>
-      <w:r>
-        <w:rPr>
-          <w:lang w:val="en-US"/>
-        </w:rPr>
-        <w:t>40</w:t>
-      </w:r>
-      <w:r>
-        <w:rPr>
-          <w:lang w:val="en-US"/>
-        </w:rPr>
-        <w:t xml:space="preserve"> minutes an hour</w:t>
-      </w:r>
-      <w:r>
-        <w:rPr>
-          <w:lang w:val="en-US"/>
-        </w:rPr>
-        <w:t xml:space="preserve"> and 100 seconds a minute</w:t>
-      </w:r>
-      <w:r>
-        <w:rPr>
-          <w:lang w:val="en-US"/>
-        </w:rPr>
-        <w:t>.</w:t>
-      </w:r>
-      <w:r>
-        <w:rPr>
-          <w:lang w:val="en-US"/>
-        </w:rPr>
-        <w:t xml:space="preserve"> The period of a second stays the same.</w:t>
-      </w:r>
-    </w:p>
-    <w:p>
-      <w:pPr>
-        <w:rPr>
-          <w:lang w:val="en-US"/>
-        </w:rPr>
-      </w:pPr>
-      <w:r>
-        <w:rPr>
-          <w:lang w:val="en-US"/>
-        </w:rPr>
-        <w:t xml:space="preserve">Candles are used in the Academicia to control that time, as one candle measures a single day, </w:t>
-      </w:r>
-      <w:r>
-        <w:rPr>
-          <w:lang w:val="en-US"/>
-        </w:rPr>
-        <w:t>20</w:t>
+        <w:t>Academicia of Miakliir</w:t>
+      </w:r>
+    </w:p>
+    <w:p>
+      <w:pPr>
+        <w:rPr>
+          <w:lang w:val="en-US"/>
+        </w:rPr>
+      </w:pPr>
+      <w:r>
+        <w:rPr>
+          <w:lang w:val="en-US"/>
+        </w:rPr>
+        <w:t xml:space="preserve">Leaders are </w:t>
+      </w:r>
+      <w:bookmarkStart w:id="0" w:name="_Hlk225691156"/>
+      <w:r>
+        <w:rPr>
+          <w:lang w:val="en-US"/>
+        </w:rPr>
+        <w:t>Protean Academian Zhakar</w:t>
       </w:r>
       <w:r>
         <w:rPr>
@@ -377,107 +492,12 @@
         </w:rPr>
         <w:t xml:space="preserve"> </w:t>
       </w:r>
-      <w:r>
-        <w:rPr>
-          <w:lang w:val="en-US"/>
-        </w:rPr>
-        <w:t>notches</w:t>
-      </w:r>
-      <w:r>
-        <w:rPr>
-          <w:lang w:val="en-US"/>
-        </w:rPr>
-        <w:t xml:space="preserve"> </w:t>
-      </w:r>
-      <w:r>
-        <w:rPr>
-          <w:lang w:val="en-US"/>
-        </w:rPr>
-        <w:t>i</w:t>
-      </w:r>
-      <w:r>
-        <w:rPr>
-          <w:lang w:val="en-US"/>
-        </w:rPr>
-        <w:t xml:space="preserve">n it for each </w:t>
-      </w:r>
-      <w:r>
-        <w:rPr>
-          <w:lang w:val="en-US"/>
-        </w:rPr>
-        <w:t>40</w:t>
-      </w:r>
-      <w:r>
-        <w:rPr>
-          <w:lang w:val="en-US"/>
-        </w:rPr>
-        <w:t xml:space="preserve"> minutes.</w:t>
-      </w:r>
-      <w:r>
-        <w:rPr>
-          <w:lang w:val="en-US"/>
-        </w:rPr>
-        <w:t xml:space="preserve"> Time had been measured before the cataclysm with the help of the turning sun and moon but was rearranged to a different system that divided the year.</w:t>
-      </w:r>
-    </w:p>
-    <w:p>
-      <w:pPr>
-        <w:rPr>
-          <w:lang w:val="en-US"/>
-        </w:rPr>
-      </w:pPr>
-    </w:p>
-    <w:p>
-      <w:pPr>
-        <w:pStyle w:val="berschrift2"/>
-        <w:rPr>
-          <w:lang w:val="en-US"/>
-        </w:rPr>
-      </w:pPr>
-      <w:r>
-        <w:rPr>
-          <w:lang w:val="en-US"/>
-        </w:rPr>
-        <w:t>Kingdoms and similar countries</w:t>
-      </w:r>
-    </w:p>
-    <w:p>
-      <w:pPr>
-        <w:pStyle w:val="berschrift3"/>
-        <w:rPr>
-          <w:lang w:val="en-US"/>
-        </w:rPr>
-      </w:pPr>
-      <w:r>
-        <w:rPr>
-          <w:lang w:val="en-US"/>
-        </w:rPr>
-        <w:t>Academicia of Miakliir</w:t>
-      </w:r>
-    </w:p>
-    <w:p>
-      <w:pPr>
-        <w:rPr>
-          <w:lang w:val="en-US"/>
-        </w:rPr>
-      </w:pPr>
-      <w:r>
-        <w:rPr>
-          <w:lang w:val="en-US"/>
-        </w:rPr>
-        <w:t xml:space="preserve">Leaders are </w:t>
-      </w:r>
-      <w:r>
-        <w:rPr>
-          <w:lang w:val="en-US"/>
-        </w:rPr>
-        <w:t>Protean Academian Zhakar</w:t>
-      </w:r>
-      <w:r>
-        <w:rPr>
-          <w:lang w:val="en-US"/>
-        </w:rPr>
-        <w:t xml:space="preserve"> of the High B</w:t>
+      <w:bookmarkEnd w:id="0"/>
+      <w:r>
+        <w:rPr>
+          <w:lang w:val="en-US"/>
+        </w:rPr>
+        <w:t>of the High B</w:t>
       </w:r>
       <w:r>
         <w:rPr>
@@ -522,14 +542,14 @@
         </w:rPr>
         <w:t xml:space="preserve">The </w:t>
       </w:r>
-      <w:bookmarkStart w:id="0" w:name="_Hlk224066955"/>
+      <w:bookmarkStart w:id="1" w:name="_Hlk224066955"/>
       <w:r>
         <w:rPr>
           <w:lang w:val="en-US"/>
         </w:rPr>
         <w:t>Bureaurocradom</w:t>
       </w:r>
-      <w:bookmarkEnd w:id="0"/>
+      <w:bookmarkEnd w:id="1"/>
       <w:r>
         <w:rPr>
           <w:lang w:val="en-US"/>
@@ -595,6 +615,19 @@
           <w:lang w:val="en-US"/>
         </w:rPr>
         <w:t xml:space="preserve"> remember how those actually were.</w:t>
+      </w:r>
+    </w:p>
+    <w:p>
+      <w:pPr>
+        <w:rPr>
+          <w:lang w:val="en-US"/>
+        </w:rPr>
+      </w:pPr>
+      <w:r>
+        <w:rPr>
+          <w:lang w:val="en-US"/>
+        </w:rPr>
+        <w:t>A Facecard identifies the citizens, a Sticecard Harmonists and their powers. They have to be carried with you all times.</w:t>
       </w:r>
     </w:p>
     <w:p>
@@ -626,7 +659,7 @@
         <w:rPr>
           <w:lang w:val="en-US"/>
         </w:rPr>
-        <w:t>Shadesprings</w:t>
+        <w:t>Al</w:t>
       </w:r>
     </w:p>
     <w:p>
@@ -644,7 +677,7 @@
         <w:rPr>
           <w:lang w:val="en-US"/>
         </w:rPr>
-        <w:t>Origin of many rivers that feed the valleys</w:t>
+        <w:t>Capitol of Miakliir, seat of the rulers and the Citadel, a prison for the biggest criminals in the land</w:t>
       </w:r>
     </w:p>
     <w:p>
@@ -658,18 +691,11 @@
           <w:lang w:val="en-US"/>
         </w:rPr>
       </w:pPr>
-      <w:bookmarkStart w:id="1" w:name="_Hlk223550137"/>
-      <w:r>
-        <w:rPr>
-          <w:lang w:val="en-US"/>
-        </w:rPr>
-        <w:t>Asarat’s Peak</w:t>
-      </w:r>
-      <w:r>
-        <w:rPr>
-          <w:lang w:val="en-US"/>
-        </w:rPr>
-        <w:t xml:space="preserve"> (Named after goddess Asarat)</w:t>
+      <w:r>
+        <w:rPr>
+          <w:lang w:val="en-US"/>
+        </w:rPr>
+        <w:t>Shadesprings</w:t>
       </w:r>
     </w:p>
     <w:p>
@@ -687,22 +713,9 @@
         <w:rPr>
           <w:lang w:val="en-US"/>
         </w:rPr>
-        <w:t xml:space="preserve">Seat of the </w:t>
-      </w:r>
-      <w:r>
-        <w:rPr>
-          <w:lang w:val="en-US"/>
-        </w:rPr>
-        <w:t>High Officiary Consul Esper Jador</w:t>
-      </w:r>
-      <w:r>
-        <w:rPr>
-          <w:lang w:val="en-US"/>
-        </w:rPr>
-        <w:t xml:space="preserve"> of the </w:t>
-      </w:r>
-    </w:p>
-    <w:bookmarkEnd w:id="1"/>
+        <w:t>Origin of many rivers that feed the valleys</w:t>
+      </w:r>
+    </w:p>
     <w:p>
       <w:pPr>
         <w:pStyle w:val="Listenabsatz"/>
@@ -714,11 +727,26 @@
           <w:lang w:val="en-US"/>
         </w:rPr>
       </w:pPr>
-      <w:r>
-        <w:rPr>
-          <w:lang w:val="en-US"/>
-        </w:rPr>
-        <w:t>The Chasm, home of the Cindered in the shade of the high city of Asarat’s Peak</w:t>
+      <w:bookmarkStart w:id="2" w:name="_Hlk225690457"/>
+      <w:bookmarkStart w:id="3" w:name="_Hlk223550137"/>
+      <w:r>
+        <w:rPr>
+          <w:lang w:val="en-US"/>
+        </w:rPr>
+        <w:t>Asarat’s Peak</w:t>
+      </w:r>
+      <w:r>
+        <w:rPr>
+          <w:lang w:val="en-US"/>
+        </w:rPr>
+        <w:t xml:space="preserve"> </w:t>
+      </w:r>
+      <w:bookmarkEnd w:id="2"/>
+      <w:r>
+        <w:rPr>
+          <w:lang w:val="en-US"/>
+        </w:rPr>
+        <w:t>(Named after goddess Asarat)</w:t>
       </w:r>
     </w:p>
     <w:p>
@@ -736,21 +764,42 @@
         <w:rPr>
           <w:lang w:val="en-US"/>
         </w:rPr>
-        <w:t>Cindered life there to work in the close min</w:t>
-      </w:r>
-      <w:r>
-        <w:rPr>
-          <w:lang w:val="en-US"/>
-        </w:rPr>
-        <w:t>e</w:t>
-      </w:r>
-      <w:r>
-        <w:rPr>
-          <w:lang w:val="en-US"/>
-        </w:rPr>
-        <w:t>s</w:t>
-      </w:r>
-    </w:p>
+        <w:t xml:space="preserve">Seat of the </w:t>
+      </w:r>
+      <w:r>
+        <w:rPr>
+          <w:lang w:val="en-US"/>
+        </w:rPr>
+        <w:t xml:space="preserve">High Officiary </w:t>
+      </w:r>
+      <w:bookmarkStart w:id="4" w:name="_Hlk225965662"/>
+      <w:r>
+        <w:rPr>
+          <w:lang w:val="en-US"/>
+        </w:rPr>
+        <w:t xml:space="preserve">Consul </w:t>
+      </w:r>
+      <w:bookmarkEnd w:id="4"/>
+      <w:r>
+        <w:rPr>
+          <w:lang w:val="en-US"/>
+        </w:rPr>
+        <w:t>Esper Jador</w:t>
+      </w:r>
+      <w:r>
+        <w:rPr>
+          <w:lang w:val="en-US"/>
+        </w:rPr>
+        <w:t xml:space="preserve"> of the </w:t>
+      </w:r>
+      <w:r>
+        <w:rPr>
+          <w:lang w:val="en-US"/>
+        </w:rPr>
+        <w:t>Bureaurocradom</w:t>
+      </w:r>
+    </w:p>
+    <w:bookmarkEnd w:id="3"/>
     <w:p>
       <w:pPr>
         <w:pStyle w:val="Listenabsatz"/>
@@ -766,7 +815,7 @@
         <w:rPr>
           <w:lang w:val="en-US"/>
         </w:rPr>
-        <w:t>Rintreahr</w:t>
+        <w:t>The Chasm, home of the Cindered in the shade of the high city of Asarat’s Peak</w:t>
       </w:r>
     </w:p>
     <w:p>
@@ -784,15 +833,238 @@
         <w:rPr>
           <w:lang w:val="en-US"/>
         </w:rPr>
+        <w:t>Cindered life there to work in the close min</w:t>
+      </w:r>
+      <w:r>
+        <w:rPr>
+          <w:lang w:val="en-US"/>
+        </w:rPr>
+        <w:t>e</w:t>
+      </w:r>
+      <w:r>
+        <w:rPr>
+          <w:lang w:val="en-US"/>
+        </w:rPr>
+        <w:t>s</w:t>
+      </w:r>
+    </w:p>
+    <w:p>
+      <w:pPr>
+        <w:pStyle w:val="Listenabsatz"/>
+        <w:numPr>
+          <w:ilvl w:val="0"/>
+          <w:numId w:val="1"/>
+        </w:numPr>
+        <w:rPr>
+          <w:lang w:val="en-US"/>
+        </w:rPr>
+      </w:pPr>
+      <w:r>
+        <w:rPr>
+          <w:lang w:val="en-US"/>
+        </w:rPr>
+        <w:t>Rintreahr</w:t>
+      </w:r>
+    </w:p>
+    <w:p>
+      <w:pPr>
+        <w:pStyle w:val="Listenabsatz"/>
+        <w:numPr>
+          <w:ilvl w:val="1"/>
+          <w:numId w:val="1"/>
+        </w:numPr>
+        <w:rPr>
+          <w:lang w:val="en-US"/>
+        </w:rPr>
+      </w:pPr>
+      <w:r>
+        <w:rPr>
+          <w:lang w:val="en-US"/>
+        </w:rPr>
         <w:t>City in the Valleys, built around farms and silos, home of Camille</w:t>
       </w:r>
     </w:p>
     <w:p>
       <w:pPr>
-        <w:rPr>
-          <w:lang w:val="en-US"/>
-        </w:rPr>
-      </w:pPr>
+        <w:pStyle w:val="Listenabsatz"/>
+        <w:numPr>
+          <w:ilvl w:val="0"/>
+          <w:numId w:val="1"/>
+        </w:numPr>
+        <w:rPr>
+          <w:lang w:val="en-US"/>
+        </w:rPr>
+      </w:pPr>
+      <w:r>
+        <w:rPr>
+          <w:lang w:val="en-US"/>
+        </w:rPr>
+        <w:t>Tresmor’s Venture</w:t>
+      </w:r>
+    </w:p>
+    <w:p>
+      <w:pPr>
+        <w:pStyle w:val="Listenabsatz"/>
+        <w:numPr>
+          <w:ilvl w:val="1"/>
+          <w:numId w:val="1"/>
+        </w:numPr>
+        <w:rPr>
+          <w:lang w:val="en-US"/>
+        </w:rPr>
+      </w:pPr>
+      <w:r>
+        <w:rPr>
+          <w:lang w:val="en-US"/>
+        </w:rPr>
+        <w:lastRenderedPageBreak/>
+        <w:t>Home to Herriar, farmers village famous for Arrorika Root</w:t>
+      </w:r>
+    </w:p>
+    <w:p>
+      <w:pPr>
+        <w:pStyle w:val="Listenabsatz"/>
+        <w:rPr>
+          <w:lang w:val="en-US"/>
+        </w:rPr>
+      </w:pPr>
+    </w:p>
+    <w:p>
+      <w:pPr>
+        <w:pStyle w:val="berschrift3"/>
+        <w:rPr>
+          <w:lang w:val="en-US"/>
+        </w:rPr>
+      </w:pPr>
+      <w:r>
+        <w:rPr>
+          <w:lang w:val="en-US"/>
+        </w:rPr>
+        <w:t>?</w:t>
+      </w:r>
+    </w:p>
+    <w:p>
+      <w:pPr>
+        <w:rPr>
+          <w:lang w:val="en-US"/>
+        </w:rPr>
+      </w:pPr>
+      <w:r>
+        <w:rPr>
+          <w:lang w:val="en-US"/>
+        </w:rPr>
+        <w:t>Home of Vota Hays, start of the Cindered rebellion.</w:t>
+      </w:r>
+    </w:p>
+    <w:p>
+      <w:pPr>
+        <w:rPr>
+          <w:lang w:val="en-US"/>
+        </w:rPr>
+      </w:pPr>
+      <w:r>
+        <w:rPr>
+          <w:lang w:val="en-US"/>
+        </w:rPr>
+        <w:t>North in Dilaril, adjacent to the pole with easily fishable waters. Produce lots of seefood and materials from the oceans.</w:t>
+      </w:r>
+    </w:p>
+    <w:p>
+      <w:pPr>
+        <w:rPr>
+          <w:lang w:val="en-US"/>
+        </w:rPr>
+      </w:pPr>
+      <w:r>
+        <w:rPr>
+          <w:lang w:val="en-US"/>
+        </w:rPr>
+        <w:t>Expansionist and a constant threat to Miakliir, kept at bay at the cost of a war.</w:t>
+      </w:r>
+    </w:p>
+    <w:p>
+      <w:pPr>
+        <w:rPr>
+          <w:lang w:val="en-US"/>
+        </w:rPr>
+      </w:pPr>
+    </w:p>
+    <w:p>
+      <w:pPr>
+        <w:pStyle w:val="berschrift3"/>
+        <w:rPr>
+          <w:lang w:val="en-US"/>
+        </w:rPr>
+      </w:pPr>
+      <w:r>
+        <w:rPr>
+          <w:lang w:val="en-US"/>
+        </w:rPr>
+        <w:t>Te’</w:t>
+      </w:r>
+      <w:r>
+        <w:rPr>
+          <w:lang w:val="en-US"/>
+        </w:rPr>
+        <w:t>Erffar</w:t>
+      </w:r>
+      <w:r>
+        <w:rPr>
+          <w:lang w:val="en-US"/>
+        </w:rPr>
+        <w:t xml:space="preserve"> </w:t>
+      </w:r>
+    </w:p>
+    <w:p>
+      <w:pPr>
+        <w:rPr>
+          <w:lang w:val="en-US"/>
+        </w:rPr>
+      </w:pPr>
+      <w:r>
+        <w:rPr>
+          <w:lang w:val="en-US"/>
+        </w:rPr>
+        <w:t>A land in which the Cindered Ones are allowed to govern their own villages, towns, even communes.</w:t>
+      </w:r>
+    </w:p>
+    <w:p>
+      <w:pPr>
+        <w:rPr>
+          <w:lang w:val="en-US"/>
+        </w:rPr>
+      </w:pPr>
+      <w:r>
+        <w:rPr>
+          <w:lang w:val="en-US"/>
+        </w:rPr>
+        <w:t>Rich of great wood exports and exotic plants. Mostly overgrown and full of sun, barely any mountains to throw shade from coast to coast. The only country that has defined borders all around itself, that are not vague into the Darkness.</w:t>
+      </w:r>
+    </w:p>
+    <w:p>
+      <w:pPr>
+        <w:rPr>
+          <w:lang w:val="en-US"/>
+        </w:rPr>
+      </w:pPr>
+      <w:r>
+        <w:rPr>
+          <w:lang w:val="en-US"/>
+        </w:rPr>
+        <w:t xml:space="preserve">The piece of land that had been held by </w:t>
+      </w:r>
+      <w:r>
+        <w:rPr>
+          <w:lang w:val="en-US"/>
+        </w:rPr>
+        <w:t>Tekofy'Erffar</w:t>
+      </w:r>
+      <w:r>
+        <w:rPr>
+          <w:lang w:val="en-US"/>
+        </w:rPr>
+        <w:t xml:space="preserve"> before the Ceasing, rich in Harmonists and their magic. Even Cindered Ones form there are often Harmonists. </w:t>
+      </w:r>
     </w:p>
     <w:p>
       <w:pPr>
@@ -869,57 +1141,117 @@
         <w:rPr>
           <w:lang w:val="en-US"/>
         </w:rPr>
+        <w:t xml:space="preserve">The humans pray </w:t>
+      </w:r>
+      <w:r>
+        <w:rPr>
+          <w:lang w:val="en-US"/>
+        </w:rPr>
+        <w:t xml:space="preserve">also </w:t>
+      </w:r>
+      <w:r>
+        <w:rPr>
+          <w:lang w:val="en-US"/>
+        </w:rPr>
+        <w:t>to the seven gods (Pantheon of eight language)</w:t>
+      </w:r>
+      <w:r>
+        <w:rPr>
+          <w:lang w:val="en-US"/>
+        </w:rPr>
+        <w:t xml:space="preserve"> as their prophets and creators.</w:t>
+      </w:r>
+    </w:p>
+    <w:p>
+      <w:pPr>
+        <w:rPr>
+          <w:lang w:val="en-US"/>
+        </w:rPr>
+      </w:pPr>
+      <w:r>
+        <w:rPr>
+          <w:lang w:val="en-US"/>
+        </w:rPr>
+        <w:t>The Cindered pray to the Pantheon of Nai, the God that had set them free from torment</w:t>
+      </w:r>
+      <w:r>
+        <w:rPr>
+          <w:lang w:val="en-US"/>
+        </w:rPr>
+        <w:t xml:space="preserve"> and his seven saints</w:t>
+      </w:r>
+      <w:r>
+        <w:rPr>
+          <w:lang w:val="en-US"/>
+        </w:rPr>
+        <w:t>.</w:t>
+      </w:r>
+      <w:r>
+        <w:rPr>
+          <w:lang w:val="en-US"/>
+        </w:rPr>
+        <w:t xml:space="preserve"> (language of hell)</w:t>
+      </w:r>
+    </w:p>
+    <w:p>
+      <w:pPr>
+        <w:pStyle w:val="berschrift3"/>
+        <w:rPr>
+          <w:lang w:val="en-US"/>
+        </w:rPr>
+      </w:pPr>
+      <w:r>
+        <w:rPr>
+          <w:lang w:val="en-US"/>
+        </w:rPr>
+        <w:t>Eptual Gods of Bonds</w:t>
+      </w:r>
+    </w:p>
+    <w:p>
+      <w:pPr>
+        <w:rPr>
+          <w:lang w:val="en-US"/>
+        </w:rPr>
+      </w:pPr>
+      <w:r>
+        <w:rPr>
+          <w:lang w:val="en-US"/>
+        </w:rPr>
+        <w:t>The pantheon of the seven gods and prophets, who were able to control souls for the good and prosperity of the world. They vanished at the</w:t>
+      </w:r>
+    </w:p>
+    <w:p>
+      <w:pPr>
+        <w:pStyle w:val="berschrift3"/>
+        <w:rPr>
+          <w:lang w:val="en-US"/>
+        </w:rPr>
+      </w:pPr>
+      <w:r>
+        <w:rPr>
+          <w:lang w:val="en-US"/>
+        </w:rPr>
+        <w:t>The Immortal Oracle</w:t>
+      </w:r>
+    </w:p>
+    <w:p>
+      <w:pPr>
+        <w:rPr>
+          <w:lang w:val="en-US"/>
+        </w:rPr>
+      </w:pPr>
+      <w:r>
+        <w:rPr>
+          <w:lang w:val="en-US"/>
+        </w:rPr>
+        <w:t xml:space="preserve">An ancient woman of unknown origin is hailed as an oracle, for she foresees the future correctly for some. She herself is unfocused and seems to not live in the present. Her entourage is moving her around the continent to bring her to the people Human and </w:t>
+      </w:r>
+      <w:r>
+        <w:rPr>
+          <w:lang w:val="en-US"/>
+        </w:rPr>
         <w:lastRenderedPageBreak/>
-        <w:t xml:space="preserve">The humans pray </w:t>
-      </w:r>
-      <w:r>
-        <w:rPr>
-          <w:lang w:val="en-US"/>
-        </w:rPr>
-        <w:t xml:space="preserve">also </w:t>
-      </w:r>
-      <w:r>
-        <w:rPr>
-          <w:lang w:val="en-US"/>
-        </w:rPr>
-        <w:t>to the seven gods (Pantheon of eight language)</w:t>
-      </w:r>
-      <w:r>
-        <w:rPr>
-          <w:lang w:val="en-US"/>
-        </w:rPr>
-        <w:t xml:space="preserve"> as their prophets and creators.</w:t>
-      </w:r>
-    </w:p>
-    <w:p>
-      <w:pPr>
-        <w:rPr>
-          <w:lang w:val="en-US"/>
-        </w:rPr>
-      </w:pPr>
-      <w:r>
-        <w:rPr>
-          <w:lang w:val="en-US"/>
-        </w:rPr>
-        <w:t>The Cindered pray to the Pantheon of Nai, the God that had set them free from torment</w:t>
-      </w:r>
-      <w:r>
-        <w:rPr>
-          <w:lang w:val="en-US"/>
-        </w:rPr>
-        <w:t xml:space="preserve"> and his seven saints</w:t>
-      </w:r>
-      <w:r>
-        <w:rPr>
-          <w:lang w:val="en-US"/>
-        </w:rPr>
-        <w:t>.</w:t>
-      </w:r>
-      <w:r>
-        <w:rPr>
-          <w:lang w:val="en-US"/>
-        </w:rPr>
-        <w:t xml:space="preserve"> (language of hell)</w:t>
+        <w:t>Cindered. She is not bound to a specific religion, but has her own cult of followers, albeit they those are merely there to serve her needs as a human.</w:t>
       </w:r>
     </w:p>
     <w:p>
@@ -933,21 +1265,53 @@
         <w:rPr>
           <w:lang w:val="en-US"/>
         </w:rPr>
-        <w:t>The Immortal Oracle</w:t>
-      </w:r>
-    </w:p>
-    <w:p>
-      <w:pPr>
-        <w:rPr>
-          <w:lang w:val="en-US"/>
-        </w:rPr>
-      </w:pPr>
-      <w:r>
-        <w:rPr>
-          <w:lang w:val="en-US"/>
-        </w:rPr>
-        <w:t>An ancient woman of unknown origin is hailed as an oracle, for she foresees the future correctly for some. She herself is unfocused and seems to not live in the present. Her entourage is moving her around the continent to bring her to the people Human and Cindered. She is not bound to a specific religion, but has her own cult of followers, albeit they those are merely there to serve her needs as a human.</w:t>
-      </w:r>
+        <w:t>Temple of Sun and Moon</w:t>
+      </w:r>
+    </w:p>
+    <w:p>
+      <w:pPr>
+        <w:rPr>
+          <w:lang w:val="en-US"/>
+        </w:rPr>
+      </w:pPr>
+      <w:r>
+        <w:rPr>
+          <w:lang w:val="en-US"/>
+        </w:rPr>
+        <w:t>Spread across Miakliir to worship the everlasting sun and moon. Priests and priestesses are married to care for a temple, their union the symbol of the connection to sun and moon. They both wear robes representing both celestial bodies.</w:t>
+      </w:r>
+    </w:p>
+    <w:p>
+      <w:pPr>
+        <w:rPr>
+          <w:lang w:val="en-US"/>
+        </w:rPr>
+      </w:pPr>
+      <w:r>
+        <w:rPr>
+          <w:lang w:val="en-US"/>
+        </w:rPr>
+        <w:t xml:space="preserve">Favored in Miakliir to the </w:t>
+      </w:r>
+      <w:r>
+        <w:rPr>
+          <w:lang w:val="en-US"/>
+        </w:rPr>
+        <w:t>Eptual</w:t>
+      </w:r>
+      <w:r>
+        <w:rPr>
+          <w:lang w:val="en-US"/>
+        </w:rPr>
+        <w:t xml:space="preserve"> Gods of Bonds.</w:t>
+      </w:r>
+    </w:p>
+    <w:p>
+      <w:pPr>
+        <w:rPr>
+          <w:lang w:val="en-US"/>
+        </w:rPr>
+      </w:pPr>
     </w:p>
     <w:p>
       <w:pPr>
@@ -1421,7 +1785,6 @@
         <w:rPr>
           <w:lang w:val="en-US"/>
         </w:rPr>
-        <w:lastRenderedPageBreak/>
         <w:t>Darkness</w:t>
       </w:r>
     </w:p>
@@ -1458,6 +1821,7 @@
         <w:rPr>
           <w:lang w:val="en-US"/>
         </w:rPr>
+        <w:lastRenderedPageBreak/>
         <w:t>Lightless</w:t>
       </w:r>
     </w:p>
@@ -1481,6 +1845,30 @@
     </w:p>
     <w:p>
       <w:pPr>
+        <w:pStyle w:val="Listenabsatz"/>
+        <w:numPr>
+          <w:ilvl w:val="0"/>
+          <w:numId w:val="2"/>
+        </w:numPr>
+        <w:rPr>
+          <w:lang w:val="en-US"/>
+        </w:rPr>
+      </w:pPr>
+      <w:r>
+        <w:rPr>
+          <w:lang w:val="en-US"/>
+        </w:rPr>
+        <w:t xml:space="preserve">Herriar: </w:t>
+      </w:r>
+      <w:r>
+        <w:rPr>
+          <w:lang w:val="en-US"/>
+        </w:rPr>
+        <w:t>He can shove the rotting end of an Arrorika Root up his unlubricated Darkness</w:t>
+      </w:r>
+    </w:p>
+    <w:p>
+      <w:pPr>
         <w:pStyle w:val="berschrift2"/>
         <w:rPr>
           <w:lang w:val="en-US"/>
@@ -1490,7 +1878,7 @@
         <w:rPr>
           <w:lang w:val="en-US"/>
         </w:rPr>
-        <w:t>Wildlife:</w:t>
+        <w:t>Fauna</w:t>
       </w:r>
     </w:p>
     <w:p>
@@ -1500,14 +1888,14 @@
           <w:lang w:val="en-US"/>
         </w:rPr>
       </w:pPr>
-      <w:bookmarkStart w:id="2" w:name="_Hlk223809007"/>
+      <w:bookmarkStart w:id="5" w:name="_Hlk223809007"/>
       <w:r>
         <w:rPr>
           <w:lang w:val="en-US"/>
         </w:rPr>
         <w:t>Shkarhound</w:t>
       </w:r>
-      <w:bookmarkEnd w:id="2"/>
+      <w:bookmarkEnd w:id="5"/>
     </w:p>
     <w:p>
       <w:pPr>
@@ -1650,26 +2038,56 @@
         <w:rPr>
           <w:lang w:val="en-US"/>
         </w:rPr>
-        <w:t>Mule</w:t>
-      </w:r>
-    </w:p>
-    <w:p>
-      <w:pPr>
-        <w:rPr>
-          <w:lang w:val="en-US"/>
-        </w:rPr>
-      </w:pPr>
-      <w:r>
-        <w:rPr>
-          <w:lang w:val="en-US"/>
-        </w:rPr>
-        <w:t>Like horses</w:t>
-      </w:r>
-      <w:r>
-        <w:rPr>
-          <w:lang w:val="en-US"/>
-        </w:rPr>
-        <w:t xml:space="preserve"> but walk on two strong hind legs with two massive bunny ears, long heads and clawed feet</w:t>
+        <w:t>Ferule</w:t>
+      </w:r>
+    </w:p>
+    <w:p>
+      <w:pPr>
+        <w:rPr>
+          <w:lang w:val="en-US"/>
+        </w:rPr>
+      </w:pPr>
+      <w:r>
+        <w:rPr>
+          <w:lang w:val="en-US"/>
+        </w:rPr>
+        <w:t xml:space="preserve">Like </w:t>
+      </w:r>
+      <w:r>
+        <w:rPr>
+          <w:lang w:val="en-US"/>
+        </w:rPr>
+        <w:t>hawks</w:t>
+      </w:r>
+      <w:r>
+        <w:rPr>
+          <w:lang w:val="en-US"/>
+        </w:rPr>
+        <w:t xml:space="preserve"> but walk on two strong hind legs with</w:t>
+      </w:r>
+      <w:r>
+        <w:rPr>
+          <w:lang w:val="en-US"/>
+        </w:rPr>
+        <w:t xml:space="preserve"> fur, a beak,</w:t>
+      </w:r>
+      <w:r>
+        <w:rPr>
+          <w:lang w:val="en-US"/>
+        </w:rPr>
+        <w:t xml:space="preserve"> two massive bunny</w:t>
+      </w:r>
+      <w:r>
+        <w:rPr>
+          <w:lang w:val="en-US"/>
+        </w:rPr>
+        <w:t xml:space="preserve"> like</w:t>
+      </w:r>
+      <w:r>
+        <w:rPr>
+          <w:lang w:val="en-US"/>
+        </w:rPr>
+        <w:t xml:space="preserve"> ears, long heads and clawed feet</w:t>
       </w:r>
       <w:r>
         <w:rPr>
@@ -1692,6 +2110,99 @@
     </w:p>
     <w:p>
       <w:pPr>
+        <w:pStyle w:val="berschrift3"/>
+        <w:rPr>
+          <w:lang w:val="en-US"/>
+        </w:rPr>
+      </w:pPr>
+      <w:r>
+        <w:rPr>
+          <w:lang w:val="en-US"/>
+        </w:rPr>
+        <w:t>Mallisow</w:t>
+      </w:r>
+    </w:p>
+    <w:p>
+      <w:pPr>
+        <w:rPr>
+          <w:lang w:val="en-US"/>
+        </w:rPr>
+      </w:pPr>
+      <w:r>
+        <w:rPr>
+          <w:lang w:val="en-US"/>
+        </w:rPr>
+        <w:t>Animal bred in every part of the continent. Produces temperature regulating wool, nice leather underneath, tastes good and gives milk.</w:t>
+      </w:r>
+    </w:p>
+    <w:p>
+      <w:pPr>
+        <w:pStyle w:val="berschrift3"/>
+        <w:rPr>
+          <w:lang w:val="en-US"/>
+        </w:rPr>
+      </w:pPr>
+      <w:r>
+        <w:rPr>
+          <w:lang w:val="en-US"/>
+        </w:rPr>
+        <w:t>Cat</w:t>
+      </w:r>
+    </w:p>
+    <w:p>
+      <w:pPr>
+        <w:rPr>
+          <w:lang w:val="en-US"/>
+        </w:rPr>
+      </w:pPr>
+      <w:r>
+        <w:rPr>
+          <w:lang w:val="en-US"/>
+        </w:rPr>
+        <w:t xml:space="preserve">Lives mostly in cities close to humans. </w:t>
+      </w:r>
+      <w:r>
+        <w:rPr>
+          <w:lang w:val="en-US"/>
+        </w:rPr>
+        <w:t>Eerily</w:t>
+      </w:r>
+      <w:r>
+        <w:rPr>
+          <w:lang w:val="en-US"/>
+        </w:rPr>
+        <w:t xml:space="preserve"> similar to cats thousands of years later.</w:t>
+      </w:r>
+    </w:p>
+    <w:p>
+      <w:pPr>
+        <w:pStyle w:val="berschrift3"/>
+        <w:rPr>
+          <w:lang w:val="en-US"/>
+        </w:rPr>
+      </w:pPr>
+      <w:r>
+        <w:rPr>
+          <w:lang w:val="en-US"/>
+        </w:rPr>
+        <w:t>Duck</w:t>
+      </w:r>
+    </w:p>
+    <w:p>
+      <w:pPr>
+        <w:rPr>
+          <w:lang w:val="en-US"/>
+        </w:rPr>
+      </w:pPr>
+      <w:r>
+        <w:rPr>
+          <w:lang w:val="en-US"/>
+        </w:rPr>
+        <w:t>A waterbird of magnificent colors and loud bird calls like quacks. Was prevalent in the Valleys. Share only the name with their later counterparts.</w:t>
+      </w:r>
+    </w:p>
+    <w:p>
+      <w:pPr>
         <w:pStyle w:val="berschrift2"/>
         <w:rPr>
           <w:lang w:val="en-US"/>
@@ -1701,8 +2212,226 @@
         <w:rPr>
           <w:lang w:val="en-US"/>
         </w:rPr>
+        <w:t>Flora</w:t>
+      </w:r>
+    </w:p>
+    <w:p>
+      <w:pPr>
+        <w:rPr>
+          <w:lang w:val="en-US"/>
+        </w:rPr>
+      </w:pPr>
+      <w:r>
+        <w:rPr>
+          <w:lang w:val="en-US"/>
+        </w:rPr>
+        <w:t>Flora in Dilaril is mostly evergreen, although there are different times for different flowers and bushes to bloom. Harvest can be achieved throughout the year.</w:t>
+      </w:r>
+    </w:p>
+    <w:p>
+      <w:pPr>
+        <w:pStyle w:val="berschrift3"/>
+        <w:rPr>
+          <w:lang w:val="en-US"/>
+        </w:rPr>
+      </w:pPr>
+      <w:r>
+        <w:rPr>
+          <w:lang w:val="en-US"/>
+        </w:rPr>
+        <w:t>Meridorian</w:t>
+      </w:r>
+    </w:p>
+    <w:p>
+      <w:pPr>
+        <w:rPr>
+          <w:lang w:val="en-US"/>
+        </w:rPr>
+      </w:pPr>
+      <w:r>
+        <w:rPr>
+          <w:lang w:val="en-US"/>
+        </w:rPr>
+        <w:t>Tree with</w:t>
+      </w:r>
+      <w:r>
+        <w:rPr>
+          <w:lang w:val="en-US"/>
+        </w:rPr>
+        <w:t xml:space="preserve"> dark bark and</w:t>
+      </w:r>
+      <w:r>
+        <w:rPr>
+          <w:lang w:val="en-US"/>
+        </w:rPr>
+        <w:t xml:space="preserve"> green long spikes as long as an arm. They grow in higher altitudes, their leaves a great source of water, albeit very bitter.</w:t>
+      </w:r>
+      <w:r>
+        <w:rPr>
+          <w:lang w:val="en-US"/>
+        </w:rPr>
+        <w:t xml:space="preserve"> Older trees have grown far from their trunk, leaving behind old and withered branches.</w:t>
+      </w:r>
+    </w:p>
+    <w:p>
+      <w:pPr>
+        <w:pStyle w:val="berschrift3"/>
+        <w:rPr>
+          <w:lang w:val="en-US"/>
+        </w:rPr>
+      </w:pPr>
+      <w:r>
+        <w:rPr>
+          <w:lang w:val="en-US"/>
+        </w:rPr>
+        <w:lastRenderedPageBreak/>
+        <w:t>Speck Tree</w:t>
+      </w:r>
+    </w:p>
+    <w:p>
+      <w:pPr>
+        <w:rPr>
+          <w:lang w:val="en-US"/>
+        </w:rPr>
+      </w:pPr>
+      <w:r>
+        <w:rPr>
+          <w:lang w:val="en-US"/>
+        </w:rPr>
+        <w:t>Tree with</w:t>
+      </w:r>
+      <w:r>
+        <w:rPr>
+          <w:lang w:val="en-US"/>
+        </w:rPr>
+        <w:t xml:space="preserve"> white bark and</w:t>
+      </w:r>
+      <w:r>
+        <w:rPr>
+          <w:lang w:val="en-US"/>
+        </w:rPr>
+        <w:t xml:space="preserve"> tiny leaves as big as a fingertip. The leaves point towards the sun, growing wide and towards it</w:t>
+      </w:r>
+      <w:r>
+        <w:rPr>
+          <w:lang w:val="en-US"/>
+        </w:rPr>
+        <w:t>, covering as much space as possible</w:t>
+      </w:r>
+      <w:r>
+        <w:rPr>
+          <w:lang w:val="en-US"/>
+        </w:rPr>
+        <w:t>.</w:t>
+      </w:r>
+    </w:p>
+    <w:p>
+      <w:pPr>
+        <w:pStyle w:val="berschrift3"/>
+        <w:rPr>
+          <w:lang w:val="en-US"/>
+        </w:rPr>
+      </w:pPr>
+      <w:r>
+        <w:rPr>
+          <w:lang w:val="en-US"/>
+        </w:rPr>
+        <w:t>Traviolo Flower</w:t>
+      </w:r>
+    </w:p>
+    <w:p>
+      <w:pPr>
+        <w:rPr>
+          <w:lang w:val="en-US"/>
+        </w:rPr>
+      </w:pPr>
+      <w:r>
+        <w:rPr>
+          <w:lang w:val="en-US"/>
+        </w:rPr>
+        <w:t>A flower that has five big outer leaves and three smaller inner ones of purplish to pink color. It is said, that the Immortal Oracle has touched the flower to grow thousands of years ago, making people see sweet future when they smell on it.</w:t>
+      </w:r>
+    </w:p>
+    <w:p>
+      <w:pPr>
+        <w:pStyle w:val="berschrift3"/>
+        <w:rPr>
+          <w:lang w:val="en-US"/>
+        </w:rPr>
+      </w:pPr>
+      <w:r>
+        <w:rPr>
+          <w:lang w:val="en-US"/>
+        </w:rPr>
+        <w:t>Sorii Grain</w:t>
+      </w:r>
+    </w:p>
+    <w:p>
+      <w:pPr>
+        <w:rPr>
+          <w:lang w:val="en-US"/>
+        </w:rPr>
+      </w:pPr>
+      <w:r>
+        <w:rPr>
+          <w:lang w:val="en-US"/>
+        </w:rPr>
+        <w:t>Grain that grows from a stem, regrowing all year around, throwing off its overgrown head every month to be harvested.</w:t>
+      </w:r>
+    </w:p>
+    <w:p>
+      <w:pPr>
+        <w:pStyle w:val="berschrift3"/>
+        <w:rPr>
+          <w:lang w:val="en-US"/>
+        </w:rPr>
+      </w:pPr>
+      <w:r>
+        <w:rPr>
+          <w:lang w:val="en-US"/>
+        </w:rPr>
+        <w:t>Arrorika Root</w:t>
+      </w:r>
+    </w:p>
+    <w:p>
+      <w:pPr>
+        <w:rPr>
+          <w:lang w:val="en-US"/>
+        </w:rPr>
+      </w:pPr>
+      <w:r>
+        <w:rPr>
+          <w:lang w:val="en-US"/>
+        </w:rPr>
+        <w:t>Thick root of brown-reddish color that grows in the dark. Ingredient for spicy dishes in the valleys, used in tiny sprinkles. Grown in the Peaks around Shadesprings. E.g. Herriar’s home village of Tresmor’s Venture</w:t>
+      </w:r>
+    </w:p>
+    <w:p>
+      <w:pPr>
+        <w:rPr>
+          <w:lang w:val="en-US"/>
+        </w:rPr>
+      </w:pPr>
+    </w:p>
+    <w:p>
+      <w:pPr>
+        <w:pStyle w:val="berschrift2"/>
+        <w:rPr>
+          <w:lang w:val="en-US"/>
+        </w:rPr>
+      </w:pPr>
+      <w:r>
+        <w:rPr>
+          <w:lang w:val="en-US"/>
+        </w:rPr>
         <w:t>Food</w:t>
       </w:r>
+      <w:r>
+        <w:rPr>
+          <w:lang w:val="en-US"/>
+        </w:rPr>
+        <w:t xml:space="preserve"> &amp; Drink</w:t>
+      </w:r>
     </w:p>
     <w:p>
       <w:pPr>
@@ -1734,7 +2463,25 @@
         <w:rPr>
           <w:lang w:val="en-US"/>
         </w:rPr>
-        <w:t>stable food source for meat, imported from the valleys and preserved through pickling it. With a sweet sauce the source taste mixes well into the bread as finger food.</w:t>
+        <w:t xml:space="preserve"> </w:t>
+      </w:r>
+      <w:r>
+        <w:rPr>
+          <w:lang w:val="en-US"/>
+        </w:rPr>
+        <w:t xml:space="preserve">stable food source for meat, imported from the valleys and </w:t>
+      </w:r>
+      <w:r>
+        <w:rPr>
+          <w:lang w:val="en-US"/>
+        </w:rPr>
+        <w:t xml:space="preserve">mostly </w:t>
+      </w:r>
+      <w:r>
+        <w:rPr>
+          <w:lang w:val="en-US"/>
+        </w:rPr>
+        <w:t>preserved through pickling it. With a sweet sauce the source taste mixes well into the bread as finger food.</w:t>
       </w:r>
     </w:p>
     <w:p>
@@ -1762,6 +2509,60 @@
           <w:lang w:val="en-US"/>
         </w:rPr>
         <w:t>Plums candied in their own sugary juice and then fried in egg for a short time as dessert.</w:t>
+      </w:r>
+    </w:p>
+    <w:p>
+      <w:pPr>
+        <w:pStyle w:val="berschrift3"/>
+        <w:rPr>
+          <w:lang w:val="en-US"/>
+        </w:rPr>
+      </w:pPr>
+      <w:r>
+        <w:rPr>
+          <w:lang w:val="en-US"/>
+        </w:rPr>
+        <w:t>Brown Bread</w:t>
+      </w:r>
+    </w:p>
+    <w:p>
+      <w:pPr>
+        <w:rPr>
+          <w:lang w:val="en-US"/>
+        </w:rPr>
+      </w:pPr>
+      <w:r>
+        <w:rPr>
+          <w:lang w:val="en-US"/>
+        </w:rPr>
+        <w:t>Bread dough mixed with cocoa and sugar, making it taste bitter and sweet.</w:t>
+      </w:r>
+    </w:p>
+    <w:p>
+      <w:pPr>
+        <w:pStyle w:val="berschrift3"/>
+        <w:rPr>
+          <w:lang w:val="en-US"/>
+        </w:rPr>
+      </w:pPr>
+      <w:r>
+        <w:rPr>
+          <w:lang w:val="en-US"/>
+        </w:rPr>
+        <w:t>Moaroka Jucie</w:t>
+      </w:r>
+    </w:p>
+    <w:p>
+      <w:pPr>
+        <w:rPr>
+          <w:lang w:val="en-US"/>
+        </w:rPr>
+      </w:pPr>
+      <w:r>
+        <w:rPr>
+          <w:lang w:val="en-US"/>
+        </w:rPr>
+        <w:t>The fermented juice of the Moaroka plant, usually mixed with water or milk. Very strong and very sweet.</w:t>
       </w:r>
     </w:p>
     <w:sectPr>

--- a/docs/Buch Camille Chronicles/World of Halflight.docx
+++ b/docs/Buch Camille Chronicles/World of Halflight.docx
@@ -32,7 +32,21 @@
         <w:rPr>
           <w:lang w:val="en-US"/>
         </w:rPr>
-        <w:t xml:space="preserve">called Dilaril </w:t>
+        <w:t xml:space="preserve">called </w:t>
+      </w:r>
+      <w:proofErr w:type="spellStart"/>
+      <w:r>
+        <w:rPr>
+          <w:lang w:val="en-US"/>
+        </w:rPr>
+        <w:t>Dilaril</w:t>
+      </w:r>
+      <w:proofErr w:type="spellEnd"/>
+      <w:r>
+        <w:rPr>
+          <w:lang w:val="en-US"/>
+        </w:rPr>
+        <w:t xml:space="preserve"> </w:t>
       </w:r>
       <w:r>
         <w:rPr>
@@ -62,7 +76,21 @@
         <w:rPr>
           <w:lang w:val="en-US"/>
         </w:rPr>
-        <w:t xml:space="preserve"> as Stices, create Melodies to supply humanity with strength and ingenuity.</w:t>
+        <w:t xml:space="preserve"> as </w:t>
+      </w:r>
+      <w:proofErr w:type="spellStart"/>
+      <w:r>
+        <w:rPr>
+          <w:lang w:val="en-US"/>
+        </w:rPr>
+        <w:t>Stices</w:t>
+      </w:r>
+      <w:proofErr w:type="spellEnd"/>
+      <w:r>
+        <w:rPr>
+          <w:lang w:val="en-US"/>
+        </w:rPr>
+        <w:t>, create Melodies to supply humanity with strength and ingenuity.</w:t>
       </w:r>
     </w:p>
     <w:p>
@@ -101,7 +129,21 @@
         <w:rPr>
           <w:lang w:val="en-US"/>
         </w:rPr>
-        <w:t xml:space="preserve">with the help of her Stice Herriar, to fight against injustice and evil. At least that is what she tells herself when beating up thugs </w:t>
+        <w:t xml:space="preserve">with the help of her Stice </w:t>
+      </w:r>
+      <w:proofErr w:type="spellStart"/>
+      <w:r>
+        <w:rPr>
+          <w:lang w:val="en-US"/>
+        </w:rPr>
+        <w:t>Herriar</w:t>
+      </w:r>
+      <w:proofErr w:type="spellEnd"/>
+      <w:r>
+        <w:rPr>
+          <w:lang w:val="en-US"/>
+        </w:rPr>
+        <w:t xml:space="preserve">, to fight against injustice and evil. At least that is what she tells herself when beating up thugs </w:t>
       </w:r>
       <w:r>
         <w:rPr>
@@ -116,6 +158,7 @@
           <w:lang w:val="en-US"/>
         </w:rPr>
       </w:pPr>
+      <w:proofErr w:type="spellStart"/>
       <w:r>
         <w:rPr>
           <w:lang w:val="en-US"/>
@@ -126,13 +169,28 @@
         <w:rPr>
           <w:lang w:val="en-US"/>
         </w:rPr>
-        <w:t xml:space="preserve">laril, or </w:t>
-      </w:r>
-      <w:r>
-        <w:rPr>
-          <w:lang w:val="en-US"/>
-        </w:rPr>
-        <w:t>Halflight, a</w:t>
+        <w:t>laril</w:t>
+      </w:r>
+      <w:proofErr w:type="spellEnd"/>
+      <w:r>
+        <w:rPr>
+          <w:lang w:val="en-US"/>
+        </w:rPr>
+        <w:t xml:space="preserve">, or </w:t>
+      </w:r>
+      <w:proofErr w:type="spellStart"/>
+      <w:r>
+        <w:rPr>
+          <w:lang w:val="en-US"/>
+        </w:rPr>
+        <w:t>Halflight</w:t>
+      </w:r>
+      <w:proofErr w:type="spellEnd"/>
+      <w:r>
+        <w:rPr>
+          <w:lang w:val="en-US"/>
+        </w:rPr>
+        <w:t>, a</w:t>
       </w:r>
       <w:r>
         <w:rPr>
@@ -194,8 +252,16 @@
         <w:rPr>
           <w:lang w:val="en-US"/>
         </w:rPr>
-        <w:t xml:space="preserve"> of the Darklands</w:t>
-      </w:r>
+        <w:t xml:space="preserve"> of the </w:t>
+      </w:r>
+      <w:proofErr w:type="spellStart"/>
+      <w:r>
+        <w:rPr>
+          <w:lang w:val="en-US"/>
+        </w:rPr>
+        <w:t>Darklands</w:t>
+      </w:r>
+      <w:proofErr w:type="spellEnd"/>
       <w:r>
         <w:rPr>
           <w:lang w:val="en-US"/>
@@ -274,7 +340,21 @@
         <w:rPr>
           <w:lang w:val="en-US"/>
         </w:rPr>
-        <w:t>spot in the sun is always dark, as well a spot on earth creating a small space where life is sustainable. But the hot ocean around it would make travel to there almost impossible. But there exists a gate in the dark part of the land to this spot, opened and maintained by the transformed Friedrich as Shkarhound.</w:t>
+        <w:t xml:space="preserve">spot in the sun is always dark, as well a spot on earth creating a small space where life is sustainable. But the hot ocean around it would make travel to there almost impossible. But there exists a gate in the dark part of the land to this spot, opened and maintained by the transformed Friedrich as </w:t>
+      </w:r>
+      <w:proofErr w:type="spellStart"/>
+      <w:r>
+        <w:rPr>
+          <w:lang w:val="en-US"/>
+        </w:rPr>
+        <w:t>Shkarhound</w:t>
+      </w:r>
+      <w:proofErr w:type="spellEnd"/>
+      <w:r>
+        <w:rPr>
+          <w:lang w:val="en-US"/>
+        </w:rPr>
+        <w:t>.</w:t>
       </w:r>
     </w:p>
     <w:p>
@@ -375,7 +455,21 @@
         <w:rPr>
           <w:lang w:val="en-US"/>
         </w:rPr>
-        <w:t xml:space="preserve">Candles are used in the Academicia to control that time, as one candle measures a single day, </w:t>
+        <w:t xml:space="preserve">Candles are used in the </w:t>
+      </w:r>
+      <w:proofErr w:type="spellStart"/>
+      <w:r>
+        <w:rPr>
+          <w:lang w:val="en-US"/>
+        </w:rPr>
+        <w:t>Academicia</w:t>
+      </w:r>
+      <w:proofErr w:type="spellEnd"/>
+      <w:r>
+        <w:rPr>
+          <w:lang w:val="en-US"/>
+        </w:rPr>
+        <w:t xml:space="preserve"> to control that time, as one candle measures a single day, </w:t>
       </w:r>
       <w:r>
         <w:rPr>
@@ -438,6 +532,164 @@
           <w:lang w:val="en-US"/>
         </w:rPr>
       </w:pPr>
+      <w:r>
+        <w:rPr>
+          <w:lang w:val="en-US"/>
+        </w:rPr>
+        <w:t xml:space="preserve">As a calendar the names of the </w:t>
+      </w:r>
+      <w:proofErr w:type="spellStart"/>
+      <w:r>
+        <w:rPr>
+          <w:lang w:val="en-US"/>
+        </w:rPr>
+        <w:t>Eptual</w:t>
+      </w:r>
+      <w:proofErr w:type="spellEnd"/>
+      <w:r>
+        <w:rPr>
+          <w:lang w:val="en-US"/>
+        </w:rPr>
+        <w:t xml:space="preserve"> gods are used, each of their months having 52 days, with one day for all of them that changes place to the end of the next month each year.</w:t>
+      </w:r>
+    </w:p>
+    <w:p>
+      <w:pPr>
+        <w:pStyle w:val="Listenabsatz"/>
+        <w:numPr>
+          <w:ilvl w:val="0"/>
+          <w:numId w:val="4"/>
+        </w:numPr>
+        <w:rPr>
+          <w:lang w:val="en-US"/>
+        </w:rPr>
+      </w:pPr>
+      <w:proofErr w:type="spellStart"/>
+      <w:r>
+        <w:rPr>
+          <w:lang w:val="en-US"/>
+        </w:rPr>
+        <w:t>Shiofthu</w:t>
+      </w:r>
+      <w:proofErr w:type="spellEnd"/>
+    </w:p>
+    <w:p>
+      <w:pPr>
+        <w:pStyle w:val="Listenabsatz"/>
+        <w:numPr>
+          <w:ilvl w:val="0"/>
+          <w:numId w:val="4"/>
+        </w:numPr>
+        <w:rPr>
+          <w:lang w:val="en-US"/>
+        </w:rPr>
+      </w:pPr>
+      <w:proofErr w:type="spellStart"/>
+      <w:r>
+        <w:rPr>
+          <w:lang w:val="en-US"/>
+        </w:rPr>
+        <w:t>Irnatrav</w:t>
+      </w:r>
+      <w:proofErr w:type="spellEnd"/>
+    </w:p>
+    <w:p>
+      <w:pPr>
+        <w:pStyle w:val="Listenabsatz"/>
+        <w:numPr>
+          <w:ilvl w:val="0"/>
+          <w:numId w:val="4"/>
+        </w:numPr>
+        <w:rPr>
+          <w:lang w:val="en-US"/>
+        </w:rPr>
+      </w:pPr>
+      <w:r>
+        <w:rPr>
+          <w:lang w:val="en-US"/>
+        </w:rPr>
+        <w:t>Asarat</w:t>
+      </w:r>
+    </w:p>
+    <w:p>
+      <w:pPr>
+        <w:pStyle w:val="Listenabsatz"/>
+        <w:numPr>
+          <w:ilvl w:val="0"/>
+          <w:numId w:val="4"/>
+        </w:numPr>
+        <w:rPr>
+          <w:lang w:val="en-US"/>
+        </w:rPr>
+      </w:pPr>
+      <w:proofErr w:type="spellStart"/>
+      <w:r>
+        <w:rPr>
+          <w:lang w:val="en-US"/>
+        </w:rPr>
+        <w:t>Tekofy</w:t>
+      </w:r>
+      <w:proofErr w:type="spellEnd"/>
+    </w:p>
+    <w:p>
+      <w:pPr>
+        <w:pStyle w:val="Listenabsatz"/>
+        <w:numPr>
+          <w:ilvl w:val="0"/>
+          <w:numId w:val="4"/>
+        </w:numPr>
+        <w:rPr>
+          <w:lang w:val="en-US"/>
+        </w:rPr>
+      </w:pPr>
+      <w:proofErr w:type="spellStart"/>
+      <w:r>
+        <w:rPr>
+          <w:lang w:val="en-US"/>
+        </w:rPr>
+        <w:t>Ethfyosh</w:t>
+      </w:r>
+      <w:proofErr w:type="spellEnd"/>
+    </w:p>
+    <w:p>
+      <w:pPr>
+        <w:pStyle w:val="Listenabsatz"/>
+        <w:numPr>
+          <w:ilvl w:val="0"/>
+          <w:numId w:val="4"/>
+        </w:numPr>
+        <w:rPr>
+          <w:lang w:val="en-US"/>
+        </w:rPr>
+      </w:pPr>
+      <w:proofErr w:type="spellStart"/>
+      <w:r>
+        <w:rPr>
+          <w:lang w:val="en-US"/>
+        </w:rPr>
+        <w:t>Omofy</w:t>
+      </w:r>
+      <w:proofErr w:type="spellEnd"/>
+    </w:p>
+    <w:p>
+      <w:pPr>
+        <w:pStyle w:val="Listenabsatz"/>
+        <w:numPr>
+          <w:ilvl w:val="0"/>
+          <w:numId w:val="4"/>
+        </w:numPr>
+        <w:rPr>
+          <w:lang w:val="en-US"/>
+        </w:rPr>
+      </w:pPr>
+      <w:proofErr w:type="spellStart"/>
+      <w:r>
+        <w:rPr>
+          <w:lang w:val="en-US"/>
+        </w:rPr>
+        <w:t>Shkaratve</w:t>
+      </w:r>
+      <w:proofErr w:type="spellEnd"/>
     </w:p>
     <w:p>
       <w:pPr>
@@ -460,12 +712,28 @@
           <w:lang w:val="en-US"/>
         </w:rPr>
       </w:pPr>
-      <w:r>
-        <w:rPr>
-          <w:lang w:val="en-US"/>
-        </w:rPr>
-        <w:t>Academicia of Miakliir</w:t>
-      </w:r>
+      <w:proofErr w:type="spellStart"/>
+      <w:r>
+        <w:rPr>
+          <w:lang w:val="en-US"/>
+        </w:rPr>
+        <w:t>Academicia</w:t>
+      </w:r>
+      <w:proofErr w:type="spellEnd"/>
+      <w:r>
+        <w:rPr>
+          <w:lang w:val="en-US"/>
+        </w:rPr>
+        <w:t xml:space="preserve"> of </w:t>
+      </w:r>
+      <w:proofErr w:type="spellStart"/>
+      <w:r>
+        <w:rPr>
+          <w:lang w:val="en-US"/>
+        </w:rPr>
+        <w:t>Miakliir</w:t>
+      </w:r>
+      <w:proofErr w:type="spellEnd"/>
     </w:p>
     <w:p>
       <w:pPr>
@@ -484,14 +752,36 @@
         <w:rPr>
           <w:lang w:val="en-US"/>
         </w:rPr>
-        <w:t>Protean Academian Zhakar</w:t>
-      </w:r>
+        <w:t xml:space="preserve">Protean </w:t>
+      </w:r>
+      <w:proofErr w:type="spellStart"/>
+      <w:r>
+        <w:rPr>
+          <w:lang w:val="en-US"/>
+        </w:rPr>
+        <w:t>Academian</w:t>
+      </w:r>
+      <w:proofErr w:type="spellEnd"/>
       <w:r>
         <w:rPr>
           <w:lang w:val="en-US"/>
         </w:rPr>
         <w:t xml:space="preserve"> </w:t>
       </w:r>
+      <w:proofErr w:type="spellStart"/>
+      <w:r>
+        <w:rPr>
+          <w:lang w:val="en-US"/>
+        </w:rPr>
+        <w:t>Zhakar</w:t>
+      </w:r>
+      <w:proofErr w:type="spellEnd"/>
+      <w:r>
+        <w:rPr>
+          <w:lang w:val="en-US"/>
+        </w:rPr>
+        <w:t xml:space="preserve"> </w:t>
+      </w:r>
       <w:bookmarkEnd w:id="0"/>
       <w:r>
         <w:rPr>
@@ -515,7 +805,21 @@
         <w:rPr>
           <w:lang w:val="en-US"/>
         </w:rPr>
-        <w:t xml:space="preserve">. A technocratic monarchy that lives on rules and laws. Regulation of Soulstice powers is high and enforced. </w:t>
+        <w:t xml:space="preserve">. A technocratic monarchy that lives on rules and laws. Regulation of </w:t>
+      </w:r>
+      <w:proofErr w:type="spellStart"/>
+      <w:r>
+        <w:rPr>
+          <w:lang w:val="en-US"/>
+        </w:rPr>
+        <w:t>Soulstice</w:t>
+      </w:r>
+      <w:proofErr w:type="spellEnd"/>
+      <w:r>
+        <w:rPr>
+          <w:lang w:val="en-US"/>
+        </w:rPr>
+        <w:t xml:space="preserve"> powers is high and enforced. </w:t>
       </w:r>
       <w:r>
         <w:rPr>
@@ -543,6 +847,7 @@
         <w:t xml:space="preserve">The </w:t>
       </w:r>
       <w:bookmarkStart w:id="1" w:name="_Hlk224066955"/>
+      <w:proofErr w:type="spellStart"/>
       <w:r>
         <w:rPr>
           <w:lang w:val="en-US"/>
@@ -550,12 +855,28 @@
         <w:t>Bureaurocradom</w:t>
       </w:r>
       <w:bookmarkEnd w:id="1"/>
-      <w:r>
-        <w:rPr>
-          <w:lang w:val="en-US"/>
-        </w:rPr>
-        <w:t xml:space="preserve"> reaches from the Darkness, over the Borderdistricts to the Sunlit Valleys and the coasts of the Shining Sea, cutting the continent of </w:t>
-      </w:r>
+      <w:proofErr w:type="spellEnd"/>
+      <w:r>
+        <w:rPr>
+          <w:lang w:val="en-US"/>
+        </w:rPr>
+        <w:t xml:space="preserve"> reaches from the Darkness, over the </w:t>
+      </w:r>
+      <w:proofErr w:type="spellStart"/>
+      <w:r>
+        <w:rPr>
+          <w:lang w:val="en-US"/>
+        </w:rPr>
+        <w:t>Borderdistricts</w:t>
+      </w:r>
+      <w:proofErr w:type="spellEnd"/>
+      <w:r>
+        <w:rPr>
+          <w:lang w:val="en-US"/>
+        </w:rPr>
+        <w:t xml:space="preserve"> to the Sunlit Valleys and the coasts of the Shining Sea, cutting the continent of </w:t>
+      </w:r>
+      <w:proofErr w:type="spellStart"/>
       <w:r>
         <w:rPr>
           <w:lang w:val="en-US"/>
@@ -566,7 +887,14 @@
         <w:rPr>
           <w:lang w:val="en-US"/>
         </w:rPr>
-        <w:t>ilaril in half.</w:t>
+        <w:t>ilaril</w:t>
+      </w:r>
+      <w:proofErr w:type="spellEnd"/>
+      <w:r>
+        <w:rPr>
+          <w:lang w:val="en-US"/>
+        </w:rPr>
+        <w:t xml:space="preserve"> in half.</w:t>
       </w:r>
       <w:r>
         <w:rPr>
@@ -596,7 +924,35 @@
         <w:rPr>
           <w:lang w:val="en-US"/>
         </w:rPr>
-        <w:t xml:space="preserve"> seldom really bloody. The Soulstice troops of Miakliir are </w:t>
+        <w:t xml:space="preserve"> seldom really bloody. The </w:t>
+      </w:r>
+      <w:proofErr w:type="spellStart"/>
+      <w:r>
+        <w:rPr>
+          <w:lang w:val="en-US"/>
+        </w:rPr>
+        <w:t>Soulstice</w:t>
+      </w:r>
+      <w:proofErr w:type="spellEnd"/>
+      <w:r>
+        <w:rPr>
+          <w:lang w:val="en-US"/>
+        </w:rPr>
+        <w:t xml:space="preserve"> troops of </w:t>
+      </w:r>
+      <w:proofErr w:type="spellStart"/>
+      <w:r>
+        <w:rPr>
+          <w:lang w:val="en-US"/>
+        </w:rPr>
+        <w:t>Miakliir</w:t>
+      </w:r>
+      <w:proofErr w:type="spellEnd"/>
+      <w:r>
+        <w:rPr>
+          <w:lang w:val="en-US"/>
+        </w:rPr>
+        <w:t xml:space="preserve"> are </w:t>
       </w:r>
       <w:r>
         <w:rPr>
@@ -627,7 +983,35 @@
         <w:rPr>
           <w:lang w:val="en-US"/>
         </w:rPr>
-        <w:t>A Facecard identifies the citizens, a Sticecard Harmonists and their powers. They have to be carried with you all times.</w:t>
+        <w:t xml:space="preserve">A </w:t>
+      </w:r>
+      <w:proofErr w:type="spellStart"/>
+      <w:r>
+        <w:rPr>
+          <w:lang w:val="en-US"/>
+        </w:rPr>
+        <w:t>Facecard</w:t>
+      </w:r>
+      <w:proofErr w:type="spellEnd"/>
+      <w:r>
+        <w:rPr>
+          <w:lang w:val="en-US"/>
+        </w:rPr>
+        <w:t xml:space="preserve"> identifies the citizens, a </w:t>
+      </w:r>
+      <w:proofErr w:type="spellStart"/>
+      <w:r>
+        <w:rPr>
+          <w:lang w:val="en-US"/>
+        </w:rPr>
+        <w:t>Sticecard</w:t>
+      </w:r>
+      <w:proofErr w:type="spellEnd"/>
+      <w:r>
+        <w:rPr>
+          <w:lang w:val="en-US"/>
+        </w:rPr>
+        <w:t xml:space="preserve"> Harmonists and their powers. They have to be carried with you all times.</w:t>
       </w:r>
     </w:p>
     <w:p>
@@ -677,7 +1061,21 @@
         <w:rPr>
           <w:lang w:val="en-US"/>
         </w:rPr>
-        <w:t>Capitol of Miakliir, seat of the rulers and the Citadel, a prison for the biggest criminals in the land</w:t>
+        <w:t xml:space="preserve">Capitol of </w:t>
+      </w:r>
+      <w:proofErr w:type="spellStart"/>
+      <w:r>
+        <w:rPr>
+          <w:lang w:val="en-US"/>
+        </w:rPr>
+        <w:t>Miakliir</w:t>
+      </w:r>
+      <w:proofErr w:type="spellEnd"/>
+      <w:r>
+        <w:rPr>
+          <w:lang w:val="en-US"/>
+        </w:rPr>
+        <w:t>, seat of the rulers and the Citadel, a prison for the biggest criminals in the land</w:t>
       </w:r>
     </w:p>
     <w:p>
@@ -691,12 +1089,15 @@
           <w:lang w:val="en-US"/>
         </w:rPr>
       </w:pPr>
-      <w:r>
-        <w:rPr>
-          <w:lang w:val="en-US"/>
-        </w:rPr>
+      <w:proofErr w:type="spellStart"/>
+      <w:r>
+        <w:rPr>
+          <w:lang w:val="en-US"/>
+        </w:rPr>
+        <w:lastRenderedPageBreak/>
         <w:t>Shadesprings</w:t>
       </w:r>
+      <w:proofErr w:type="spellEnd"/>
     </w:p>
     <w:p>
       <w:pPr>
@@ -792,12 +1193,14 @@
         </w:rPr>
         <w:t xml:space="preserve"> of the </w:t>
       </w:r>
+      <w:proofErr w:type="spellStart"/>
       <w:r>
         <w:rPr>
           <w:lang w:val="en-US"/>
         </w:rPr>
         <w:t>Bureaurocradom</w:t>
       </w:r>
+      <w:proofErr w:type="spellEnd"/>
     </w:p>
     <w:bookmarkEnd w:id="3"/>
     <w:p>
@@ -859,12 +1262,14 @@
           <w:lang w:val="en-US"/>
         </w:rPr>
       </w:pPr>
+      <w:proofErr w:type="spellStart"/>
       <w:r>
         <w:rPr>
           <w:lang w:val="en-US"/>
         </w:rPr>
         <w:t>Rintreahr</w:t>
       </w:r>
+      <w:proofErr w:type="spellEnd"/>
     </w:p>
     <w:p>
       <w:pPr>
@@ -895,11 +1300,19 @@
           <w:lang w:val="en-US"/>
         </w:rPr>
       </w:pPr>
-      <w:r>
-        <w:rPr>
-          <w:lang w:val="en-US"/>
-        </w:rPr>
-        <w:t>Tresmor’s Venture</w:t>
+      <w:proofErr w:type="spellStart"/>
+      <w:r>
+        <w:rPr>
+          <w:lang w:val="en-US"/>
+        </w:rPr>
+        <w:t>Tresmor’s</w:t>
+      </w:r>
+      <w:proofErr w:type="spellEnd"/>
+      <w:r>
+        <w:rPr>
+          <w:lang w:val="en-US"/>
+        </w:rPr>
+        <w:t xml:space="preserve"> Venture</w:t>
       </w:r>
     </w:p>
     <w:p>
@@ -917,17 +1330,404 @@
         <w:rPr>
           <w:lang w:val="en-US"/>
         </w:rPr>
+        <w:t xml:space="preserve">Home to </w:t>
+      </w:r>
+      <w:proofErr w:type="spellStart"/>
+      <w:r>
+        <w:rPr>
+          <w:lang w:val="en-US"/>
+        </w:rPr>
+        <w:t>Herriar</w:t>
+      </w:r>
+      <w:proofErr w:type="spellEnd"/>
+      <w:r>
+        <w:rPr>
+          <w:lang w:val="en-US"/>
+        </w:rPr>
+        <w:t xml:space="preserve">, farmers village famous for </w:t>
+      </w:r>
+      <w:proofErr w:type="spellStart"/>
+      <w:r>
+        <w:rPr>
+          <w:lang w:val="en-US"/>
+        </w:rPr>
+        <w:t>Arrorika</w:t>
+      </w:r>
+      <w:proofErr w:type="spellEnd"/>
+      <w:r>
+        <w:rPr>
+          <w:lang w:val="en-US"/>
+        </w:rPr>
+        <w:t xml:space="preserve"> Root</w:t>
+      </w:r>
+    </w:p>
+    <w:p>
+      <w:pPr>
+        <w:pStyle w:val="Listenabsatz"/>
+        <w:rPr>
+          <w:lang w:val="en-US"/>
+        </w:rPr>
+      </w:pPr>
+    </w:p>
+    <w:p>
+      <w:pPr>
+        <w:pStyle w:val="berschrift3"/>
+        <w:rPr>
+          <w:lang w:val="en-US"/>
+        </w:rPr>
+      </w:pPr>
+      <w:r>
+        <w:rPr>
+          <w:lang w:val="en-US"/>
+        </w:rPr>
+        <w:t>?</w:t>
+      </w:r>
+    </w:p>
+    <w:p>
+      <w:pPr>
+        <w:rPr>
+          <w:lang w:val="en-US"/>
+        </w:rPr>
+      </w:pPr>
+      <w:r>
+        <w:rPr>
+          <w:lang w:val="en-US"/>
+        </w:rPr>
+        <w:t>Home of Vota Hays, start of the Cindered rebellion.</w:t>
+      </w:r>
+    </w:p>
+    <w:p>
+      <w:pPr>
+        <w:rPr>
+          <w:lang w:val="en-US"/>
+        </w:rPr>
+      </w:pPr>
+      <w:r>
+        <w:rPr>
+          <w:lang w:val="en-US"/>
+        </w:rPr>
+        <w:t xml:space="preserve">North in </w:t>
+      </w:r>
+      <w:proofErr w:type="spellStart"/>
+      <w:r>
+        <w:rPr>
+          <w:lang w:val="en-US"/>
+        </w:rPr>
+        <w:t>Dilaril</w:t>
+      </w:r>
+      <w:proofErr w:type="spellEnd"/>
+      <w:r>
+        <w:rPr>
+          <w:lang w:val="en-US"/>
+        </w:rPr>
+        <w:t xml:space="preserve">, adjacent to the pole with easily fishable waters. Produce lots of </w:t>
+      </w:r>
+      <w:proofErr w:type="spellStart"/>
+      <w:r>
+        <w:rPr>
+          <w:lang w:val="en-US"/>
+        </w:rPr>
+        <w:t>seefood</w:t>
+      </w:r>
+      <w:proofErr w:type="spellEnd"/>
+      <w:r>
+        <w:rPr>
+          <w:lang w:val="en-US"/>
+        </w:rPr>
+        <w:t xml:space="preserve"> and materials from the oceans.</w:t>
+      </w:r>
+    </w:p>
+    <w:p>
+      <w:pPr>
+        <w:rPr>
+          <w:lang w:val="en-US"/>
+        </w:rPr>
+      </w:pPr>
+      <w:r>
+        <w:rPr>
+          <w:lang w:val="en-US"/>
+        </w:rPr>
+        <w:t xml:space="preserve">Expansionist and a constant threat to </w:t>
+      </w:r>
+      <w:proofErr w:type="spellStart"/>
+      <w:r>
+        <w:rPr>
+          <w:lang w:val="en-US"/>
+        </w:rPr>
+        <w:t>Miakliir</w:t>
+      </w:r>
+      <w:proofErr w:type="spellEnd"/>
+      <w:r>
+        <w:rPr>
+          <w:lang w:val="en-US"/>
+        </w:rPr>
+        <w:t>, kept at bay at the cost of a war.</w:t>
+      </w:r>
+    </w:p>
+    <w:p>
+      <w:pPr>
+        <w:rPr>
+          <w:lang w:val="en-US"/>
+        </w:rPr>
+      </w:pPr>
+    </w:p>
+    <w:p>
+      <w:pPr>
+        <w:pStyle w:val="berschrift3"/>
+        <w:rPr>
+          <w:lang w:val="en-US"/>
+        </w:rPr>
+      </w:pPr>
+      <w:proofErr w:type="spellStart"/>
+      <w:r>
+        <w:rPr>
+          <w:lang w:val="en-US"/>
+        </w:rPr>
+        <w:t>Te’</w:t>
+      </w:r>
+      <w:r>
+        <w:rPr>
+          <w:lang w:val="en-US"/>
+        </w:rPr>
+        <w:t>Erffar</w:t>
+      </w:r>
+      <w:proofErr w:type="spellEnd"/>
+      <w:r>
+        <w:rPr>
+          <w:lang w:val="en-US"/>
+        </w:rPr>
+        <w:t xml:space="preserve"> </w:t>
+      </w:r>
+    </w:p>
+    <w:p>
+      <w:pPr>
+        <w:rPr>
+          <w:lang w:val="en-US"/>
+        </w:rPr>
+      </w:pPr>
+      <w:r>
+        <w:rPr>
+          <w:lang w:val="en-US"/>
+        </w:rPr>
+        <w:t>A land in which the Cindered Ones are allowed to govern their own villages, towns, even communes.</w:t>
+      </w:r>
+    </w:p>
+    <w:p>
+      <w:pPr>
+        <w:rPr>
+          <w:lang w:val="en-US"/>
+        </w:rPr>
+      </w:pPr>
+      <w:r>
+        <w:rPr>
+          <w:lang w:val="en-US"/>
+        </w:rPr>
+        <w:t>Rich of great wood exports and exotic plants. Mostly overgrown and full of sun, barely any mountains to throw shade from coast to coast. The only country that has defined borders all around itself, that are not vague into the Darkness.</w:t>
+      </w:r>
+    </w:p>
+    <w:p>
+      <w:pPr>
+        <w:rPr>
+          <w:lang w:val="en-US"/>
+        </w:rPr>
+      </w:pPr>
+      <w:r>
+        <w:rPr>
+          <w:lang w:val="en-US"/>
+        </w:rPr>
+        <w:t xml:space="preserve">The piece of land that had been held by </w:t>
+      </w:r>
+      <w:proofErr w:type="spellStart"/>
+      <w:r>
+        <w:rPr>
+          <w:lang w:val="en-US"/>
+        </w:rPr>
+        <w:t>Tekofy'Erffar</w:t>
+      </w:r>
+      <w:proofErr w:type="spellEnd"/>
+      <w:r>
+        <w:rPr>
+          <w:lang w:val="en-US"/>
+        </w:rPr>
+        <w:t xml:space="preserve"> before the Ceasing, rich in Harmonists and their magic. Even Cindered Ones form there are often Harmonists. </w:t>
+      </w:r>
+    </w:p>
+    <w:p>
+      <w:pPr>
+        <w:rPr>
+          <w:lang w:val="en-US"/>
+        </w:rPr>
+      </w:pPr>
+    </w:p>
+    <w:p>
+      <w:pPr>
+        <w:pStyle w:val="berschrift2"/>
+        <w:rPr>
+          <w:lang w:val="en-US"/>
+        </w:rPr>
+      </w:pPr>
+      <w:r>
+        <w:rPr>
+          <w:lang w:val="en-US"/>
+        </w:rPr>
+        <w:t>Religion</w:t>
+      </w:r>
+    </w:p>
+    <w:p>
+      <w:pPr>
+        <w:rPr>
+          <w:lang w:val="en-US"/>
+        </w:rPr>
+      </w:pPr>
+      <w:r>
+        <w:rPr>
+          <w:lang w:val="en-US"/>
+        </w:rPr>
+        <w:t xml:space="preserve">Priests of </w:t>
+      </w:r>
+      <w:r>
+        <w:rPr>
+          <w:lang w:val="en-US"/>
+        </w:rPr>
+        <w:t>t</w:t>
+      </w:r>
+      <w:r>
+        <w:rPr>
+          <w:lang w:val="en-US"/>
+        </w:rPr>
+        <w:t>he sun and m</w:t>
+      </w:r>
+      <w:r>
+        <w:rPr>
+          <w:lang w:val="en-US"/>
+        </w:rPr>
+        <w:t xml:space="preserve">oon, members of the aforementioned chapters, pray to both heavenly bodies, as the sun and moon can always be seen from the continent of </w:t>
+      </w:r>
+      <w:proofErr w:type="spellStart"/>
+      <w:r>
+        <w:rPr>
+          <w:lang w:val="en-US"/>
+        </w:rPr>
+        <w:t>Halflight</w:t>
+      </w:r>
+      <w:proofErr w:type="spellEnd"/>
+      <w:r>
+        <w:rPr>
+          <w:lang w:val="en-US"/>
+        </w:rPr>
+        <w:t>.</w:t>
+      </w:r>
+    </w:p>
+    <w:p>
+      <w:pPr>
+        <w:rPr>
+          <w:lang w:val="en-US"/>
+        </w:rPr>
+      </w:pPr>
+      <w:r>
+        <w:rPr>
+          <w:lang w:val="en-US"/>
+        </w:rPr>
+        <w:t>They attend to the appointed leaders under the kings of the continent’s lands.</w:t>
+      </w:r>
+    </w:p>
+    <w:p>
+      <w:pPr>
+        <w:rPr>
+          <w:lang w:val="en-US"/>
+        </w:rPr>
+      </w:pPr>
+      <w:r>
+        <w:rPr>
+          <w:lang w:val="en-US"/>
+        </w:rPr>
+        <w:t xml:space="preserve">The humans pray </w:t>
+      </w:r>
+      <w:r>
+        <w:rPr>
+          <w:lang w:val="en-US"/>
+        </w:rPr>
+        <w:t xml:space="preserve">also </w:t>
+      </w:r>
+      <w:r>
+        <w:rPr>
+          <w:lang w:val="en-US"/>
+        </w:rPr>
+        <w:t>to the seven gods (Pantheon of eight language)</w:t>
+      </w:r>
+      <w:r>
+        <w:rPr>
+          <w:lang w:val="en-US"/>
+        </w:rPr>
+        <w:t xml:space="preserve"> as their prophets and creators.</w:t>
+      </w:r>
+    </w:p>
+    <w:p>
+      <w:pPr>
+        <w:rPr>
+          <w:lang w:val="en-US"/>
+        </w:rPr>
+      </w:pPr>
+      <w:r>
+        <w:rPr>
+          <w:lang w:val="en-US"/>
+        </w:rPr>
+        <w:t>The Cindered pray to the Pantheon of Nai, the God that had set them free from torment</w:t>
+      </w:r>
+      <w:r>
+        <w:rPr>
+          <w:lang w:val="en-US"/>
+        </w:rPr>
+        <w:t xml:space="preserve"> and his seven saints</w:t>
+      </w:r>
+      <w:r>
+        <w:rPr>
+          <w:lang w:val="en-US"/>
+        </w:rPr>
+        <w:t>.</w:t>
+      </w:r>
+      <w:r>
+        <w:rPr>
+          <w:lang w:val="en-US"/>
+        </w:rPr>
+        <w:t xml:space="preserve"> (language of hell)</w:t>
+      </w:r>
+    </w:p>
+    <w:p>
+      <w:pPr>
+        <w:pStyle w:val="berschrift3"/>
+        <w:rPr>
+          <w:lang w:val="en-US"/>
+        </w:rPr>
+      </w:pPr>
+      <w:proofErr w:type="spellStart"/>
+      <w:r>
+        <w:rPr>
+          <w:lang w:val="en-US"/>
+        </w:rPr>
         <w:lastRenderedPageBreak/>
-        <w:t>Home to Herriar, farmers village famous for Arrorika Root</w:t>
-      </w:r>
-    </w:p>
-    <w:p>
-      <w:pPr>
-        <w:pStyle w:val="Listenabsatz"/>
-        <w:rPr>
-          <w:lang w:val="en-US"/>
-        </w:rPr>
-      </w:pPr>
+        <w:t>Eptual</w:t>
+      </w:r>
+      <w:proofErr w:type="spellEnd"/>
+      <w:r>
+        <w:rPr>
+          <w:lang w:val="en-US"/>
+        </w:rPr>
+        <w:t xml:space="preserve"> Gods of Bonds</w:t>
+      </w:r>
+    </w:p>
+    <w:p>
+      <w:pPr>
+        <w:rPr>
+          <w:lang w:val="en-US"/>
+        </w:rPr>
+      </w:pPr>
+      <w:r>
+        <w:rPr>
+          <w:lang w:val="en-US"/>
+        </w:rPr>
+        <w:t>The pantheon of the seven gods and prophets, who were able to control souls for the good and prosperity of the world. They vanished at the</w:t>
+      </w:r>
     </w:p>
     <w:p>
       <w:pPr>
@@ -940,54 +1740,21 @@
         <w:rPr>
           <w:lang w:val="en-US"/>
         </w:rPr>
-        <w:t>?</w:t>
-      </w:r>
-    </w:p>
-    <w:p>
-      <w:pPr>
-        <w:rPr>
-          <w:lang w:val="en-US"/>
-        </w:rPr>
-      </w:pPr>
-      <w:r>
-        <w:rPr>
-          <w:lang w:val="en-US"/>
-        </w:rPr>
-        <w:t>Home of Vota Hays, start of the Cindered rebellion.</w:t>
-      </w:r>
-    </w:p>
-    <w:p>
-      <w:pPr>
-        <w:rPr>
-          <w:lang w:val="en-US"/>
-        </w:rPr>
-      </w:pPr>
-      <w:r>
-        <w:rPr>
-          <w:lang w:val="en-US"/>
-        </w:rPr>
-        <w:t>North in Dilaril, adjacent to the pole with easily fishable waters. Produce lots of seefood and materials from the oceans.</w:t>
-      </w:r>
-    </w:p>
-    <w:p>
-      <w:pPr>
-        <w:rPr>
-          <w:lang w:val="en-US"/>
-        </w:rPr>
-      </w:pPr>
-      <w:r>
-        <w:rPr>
-          <w:lang w:val="en-US"/>
-        </w:rPr>
-        <w:t>Expansionist and a constant threat to Miakliir, kept at bay at the cost of a war.</w:t>
-      </w:r>
-    </w:p>
-    <w:p>
-      <w:pPr>
-        <w:rPr>
-          <w:lang w:val="en-US"/>
-        </w:rPr>
-      </w:pPr>
+        <w:t>The Immortal Oracle</w:t>
+      </w:r>
+    </w:p>
+    <w:p>
+      <w:pPr>
+        <w:rPr>
+          <w:lang w:val="en-US"/>
+        </w:rPr>
+      </w:pPr>
+      <w:r>
+        <w:rPr>
+          <w:lang w:val="en-US"/>
+        </w:rPr>
+        <w:t>An ancient woman of unknown origin is hailed as an oracle, for she foresees the future correctly for some. She herself is unfocused and seems to not live in the present. Her entourage is moving her around the continent to bring her to the people Human and Cindered. She is not bound to a specific religion, but has her own cult of followers, albeit they those are merely there to serve her needs as a human.</w:t>
+      </w:r>
     </w:p>
     <w:p>
       <w:pPr>
@@ -1000,71 +1767,83 @@
         <w:rPr>
           <w:lang w:val="en-US"/>
         </w:rPr>
-        <w:t>Te’</w:t>
-      </w:r>
-      <w:r>
-        <w:rPr>
-          <w:lang w:val="en-US"/>
-        </w:rPr>
-        <w:t>Erffar</w:t>
-      </w:r>
-      <w:r>
-        <w:rPr>
-          <w:lang w:val="en-US"/>
-        </w:rPr>
-        <w:t xml:space="preserve"> </w:t>
-      </w:r>
-    </w:p>
-    <w:p>
-      <w:pPr>
-        <w:rPr>
-          <w:lang w:val="en-US"/>
-        </w:rPr>
-      </w:pPr>
-      <w:r>
-        <w:rPr>
-          <w:lang w:val="en-US"/>
-        </w:rPr>
-        <w:t>A land in which the Cindered Ones are allowed to govern their own villages, towns, even communes.</w:t>
-      </w:r>
-    </w:p>
-    <w:p>
-      <w:pPr>
-        <w:rPr>
-          <w:lang w:val="en-US"/>
-        </w:rPr>
-      </w:pPr>
-      <w:r>
-        <w:rPr>
-          <w:lang w:val="en-US"/>
-        </w:rPr>
-        <w:t>Rich of great wood exports and exotic plants. Mostly overgrown and full of sun, barely any mountains to throw shade from coast to coast. The only country that has defined borders all around itself, that are not vague into the Darkness.</w:t>
-      </w:r>
-    </w:p>
-    <w:p>
-      <w:pPr>
-        <w:rPr>
-          <w:lang w:val="en-US"/>
-        </w:rPr>
-      </w:pPr>
-      <w:r>
-        <w:rPr>
-          <w:lang w:val="en-US"/>
-        </w:rPr>
-        <w:t xml:space="preserve">The piece of land that had been held by </w:t>
-      </w:r>
-      <w:r>
-        <w:rPr>
-          <w:lang w:val="en-US"/>
-        </w:rPr>
-        <w:t>Tekofy'Erffar</w:t>
-      </w:r>
-      <w:r>
-        <w:rPr>
-          <w:lang w:val="en-US"/>
-        </w:rPr>
-        <w:t xml:space="preserve"> before the Ceasing, rich in Harmonists and their magic. Even Cindered Ones form there are often Harmonists. </w:t>
-      </w:r>
+        <w:t>Temple of Sun and Moon</w:t>
+      </w:r>
+    </w:p>
+    <w:p>
+      <w:pPr>
+        <w:rPr>
+          <w:lang w:val="en-US"/>
+        </w:rPr>
+      </w:pPr>
+      <w:r>
+        <w:rPr>
+          <w:lang w:val="en-US"/>
+        </w:rPr>
+        <w:t xml:space="preserve">Spread across </w:t>
+      </w:r>
+      <w:proofErr w:type="spellStart"/>
+      <w:r>
+        <w:rPr>
+          <w:lang w:val="en-US"/>
+        </w:rPr>
+        <w:t>Miakliir</w:t>
+      </w:r>
+      <w:proofErr w:type="spellEnd"/>
+      <w:r>
+        <w:rPr>
+          <w:lang w:val="en-US"/>
+        </w:rPr>
+        <w:t xml:space="preserve"> to worship the everlasting sun and moon. Priests and priestesses are married to care for a temple, their union the symbol of the connection to sun and moon. They both wear robes representing both celestial bodies.</w:t>
+      </w:r>
+    </w:p>
+    <w:p>
+      <w:pPr>
+        <w:rPr>
+          <w:lang w:val="en-US"/>
+        </w:rPr>
+      </w:pPr>
+      <w:r>
+        <w:rPr>
+          <w:lang w:val="en-US"/>
+        </w:rPr>
+        <w:t xml:space="preserve">Favored in </w:t>
+      </w:r>
+      <w:proofErr w:type="spellStart"/>
+      <w:r>
+        <w:rPr>
+          <w:lang w:val="en-US"/>
+        </w:rPr>
+        <w:t>Miakliir</w:t>
+      </w:r>
+      <w:proofErr w:type="spellEnd"/>
+      <w:r>
+        <w:rPr>
+          <w:lang w:val="en-US"/>
+        </w:rPr>
+        <w:t xml:space="preserve"> to the </w:t>
+      </w:r>
+      <w:proofErr w:type="spellStart"/>
+      <w:r>
+        <w:rPr>
+          <w:lang w:val="en-US"/>
+        </w:rPr>
+        <w:t>Eptual</w:t>
+      </w:r>
+      <w:proofErr w:type="spellEnd"/>
+      <w:r>
+        <w:rPr>
+          <w:lang w:val="en-US"/>
+        </w:rPr>
+        <w:t xml:space="preserve"> Gods of Bonds.</w:t>
+      </w:r>
+    </w:p>
+    <w:p>
+      <w:pPr>
+        <w:rPr>
+          <w:lang w:val="en-US"/>
+        </w:rPr>
+      </w:pPr>
     </w:p>
     <w:p>
       <w:pPr>
@@ -1084,253 +1863,6 @@
         <w:rPr>
           <w:lang w:val="en-US"/>
         </w:rPr>
-        <w:t>Religion</w:t>
-      </w:r>
-    </w:p>
-    <w:p>
-      <w:pPr>
-        <w:rPr>
-          <w:lang w:val="en-US"/>
-        </w:rPr>
-      </w:pPr>
-      <w:r>
-        <w:rPr>
-          <w:lang w:val="en-US"/>
-        </w:rPr>
-        <w:t xml:space="preserve">Priests of </w:t>
-      </w:r>
-      <w:r>
-        <w:rPr>
-          <w:lang w:val="en-US"/>
-        </w:rPr>
-        <w:t>t</w:t>
-      </w:r>
-      <w:r>
-        <w:rPr>
-          <w:lang w:val="en-US"/>
-        </w:rPr>
-        <w:t>he sun and m</w:t>
-      </w:r>
-      <w:r>
-        <w:rPr>
-          <w:lang w:val="en-US"/>
-        </w:rPr>
-        <w:t>oon, members of the aforementioned chapters, pray to both heavenly bodies, as the sun and moon can always be seen from the continent of Halflight.</w:t>
-      </w:r>
-    </w:p>
-    <w:p>
-      <w:pPr>
-        <w:rPr>
-          <w:lang w:val="en-US"/>
-        </w:rPr>
-      </w:pPr>
-      <w:r>
-        <w:rPr>
-          <w:lang w:val="en-US"/>
-        </w:rPr>
-        <w:t>They attend to the appointed leaders under the kings of the continent’s lands.</w:t>
-      </w:r>
-    </w:p>
-    <w:p>
-      <w:pPr>
-        <w:rPr>
-          <w:lang w:val="en-US"/>
-        </w:rPr>
-      </w:pPr>
-      <w:r>
-        <w:rPr>
-          <w:lang w:val="en-US"/>
-        </w:rPr>
-        <w:t xml:space="preserve">The humans pray </w:t>
-      </w:r>
-      <w:r>
-        <w:rPr>
-          <w:lang w:val="en-US"/>
-        </w:rPr>
-        <w:t xml:space="preserve">also </w:t>
-      </w:r>
-      <w:r>
-        <w:rPr>
-          <w:lang w:val="en-US"/>
-        </w:rPr>
-        <w:t>to the seven gods (Pantheon of eight language)</w:t>
-      </w:r>
-      <w:r>
-        <w:rPr>
-          <w:lang w:val="en-US"/>
-        </w:rPr>
-        <w:t xml:space="preserve"> as their prophets and creators.</w:t>
-      </w:r>
-    </w:p>
-    <w:p>
-      <w:pPr>
-        <w:rPr>
-          <w:lang w:val="en-US"/>
-        </w:rPr>
-      </w:pPr>
-      <w:r>
-        <w:rPr>
-          <w:lang w:val="en-US"/>
-        </w:rPr>
-        <w:t>The Cindered pray to the Pantheon of Nai, the God that had set them free from torment</w:t>
-      </w:r>
-      <w:r>
-        <w:rPr>
-          <w:lang w:val="en-US"/>
-        </w:rPr>
-        <w:t xml:space="preserve"> and his seven saints</w:t>
-      </w:r>
-      <w:r>
-        <w:rPr>
-          <w:lang w:val="en-US"/>
-        </w:rPr>
-        <w:t>.</w:t>
-      </w:r>
-      <w:r>
-        <w:rPr>
-          <w:lang w:val="en-US"/>
-        </w:rPr>
-        <w:t xml:space="preserve"> (language of hell)</w:t>
-      </w:r>
-    </w:p>
-    <w:p>
-      <w:pPr>
-        <w:pStyle w:val="berschrift3"/>
-        <w:rPr>
-          <w:lang w:val="en-US"/>
-        </w:rPr>
-      </w:pPr>
-      <w:r>
-        <w:rPr>
-          <w:lang w:val="en-US"/>
-        </w:rPr>
-        <w:t>Eptual Gods of Bonds</w:t>
-      </w:r>
-    </w:p>
-    <w:p>
-      <w:pPr>
-        <w:rPr>
-          <w:lang w:val="en-US"/>
-        </w:rPr>
-      </w:pPr>
-      <w:r>
-        <w:rPr>
-          <w:lang w:val="en-US"/>
-        </w:rPr>
-        <w:t>The pantheon of the seven gods and prophets, who were able to control souls for the good and prosperity of the world. They vanished at the</w:t>
-      </w:r>
-    </w:p>
-    <w:p>
-      <w:pPr>
-        <w:pStyle w:val="berschrift3"/>
-        <w:rPr>
-          <w:lang w:val="en-US"/>
-        </w:rPr>
-      </w:pPr>
-      <w:r>
-        <w:rPr>
-          <w:lang w:val="en-US"/>
-        </w:rPr>
-        <w:t>The Immortal Oracle</w:t>
-      </w:r>
-    </w:p>
-    <w:p>
-      <w:pPr>
-        <w:rPr>
-          <w:lang w:val="en-US"/>
-        </w:rPr>
-      </w:pPr>
-      <w:r>
-        <w:rPr>
-          <w:lang w:val="en-US"/>
-        </w:rPr>
-        <w:t xml:space="preserve">An ancient woman of unknown origin is hailed as an oracle, for she foresees the future correctly for some. She herself is unfocused and seems to not live in the present. Her entourage is moving her around the continent to bring her to the people Human and </w:t>
-      </w:r>
-      <w:r>
-        <w:rPr>
-          <w:lang w:val="en-US"/>
-        </w:rPr>
-        <w:lastRenderedPageBreak/>
-        <w:t>Cindered. She is not bound to a specific religion, but has her own cult of followers, albeit they those are merely there to serve her needs as a human.</w:t>
-      </w:r>
-    </w:p>
-    <w:p>
-      <w:pPr>
-        <w:pStyle w:val="berschrift3"/>
-        <w:rPr>
-          <w:lang w:val="en-US"/>
-        </w:rPr>
-      </w:pPr>
-      <w:r>
-        <w:rPr>
-          <w:lang w:val="en-US"/>
-        </w:rPr>
-        <w:t>Temple of Sun and Moon</w:t>
-      </w:r>
-    </w:p>
-    <w:p>
-      <w:pPr>
-        <w:rPr>
-          <w:lang w:val="en-US"/>
-        </w:rPr>
-      </w:pPr>
-      <w:r>
-        <w:rPr>
-          <w:lang w:val="en-US"/>
-        </w:rPr>
-        <w:t>Spread across Miakliir to worship the everlasting sun and moon. Priests and priestesses are married to care for a temple, their union the symbol of the connection to sun and moon. They both wear robes representing both celestial bodies.</w:t>
-      </w:r>
-    </w:p>
-    <w:p>
-      <w:pPr>
-        <w:rPr>
-          <w:lang w:val="en-US"/>
-        </w:rPr>
-      </w:pPr>
-      <w:r>
-        <w:rPr>
-          <w:lang w:val="en-US"/>
-        </w:rPr>
-        <w:t xml:space="preserve">Favored in Miakliir to the </w:t>
-      </w:r>
-      <w:r>
-        <w:rPr>
-          <w:lang w:val="en-US"/>
-        </w:rPr>
-        <w:t>Eptual</w:t>
-      </w:r>
-      <w:r>
-        <w:rPr>
-          <w:lang w:val="en-US"/>
-        </w:rPr>
-        <w:t xml:space="preserve"> Gods of Bonds.</w:t>
-      </w:r>
-    </w:p>
-    <w:p>
-      <w:pPr>
-        <w:rPr>
-          <w:lang w:val="en-US"/>
-        </w:rPr>
-      </w:pPr>
-    </w:p>
-    <w:p>
-      <w:pPr>
-        <w:rPr>
-          <w:lang w:val="en-US"/>
-        </w:rPr>
-      </w:pPr>
-    </w:p>
-    <w:p>
-      <w:pPr>
-        <w:pStyle w:val="berschrift2"/>
-        <w:rPr>
-          <w:lang w:val="en-US"/>
-        </w:rPr>
-      </w:pPr>
-      <w:r>
-        <w:rPr>
-          <w:lang w:val="en-US"/>
-        </w:rPr>
         <w:t>Currency</w:t>
       </w:r>
     </w:p>
@@ -1344,8 +1876,16 @@
         <w:rPr>
           <w:lang w:val="en-US"/>
         </w:rPr>
-        <w:t>Silver has become the most used metal, as it is used to create pure tones for any form of Soulmagic</w:t>
-      </w:r>
+        <w:t xml:space="preserve">Silver has become the most used metal, as it is used to create pure tones for any form of </w:t>
+      </w:r>
+      <w:proofErr w:type="spellStart"/>
+      <w:r>
+        <w:rPr>
+          <w:lang w:val="en-US"/>
+        </w:rPr>
+        <w:t>Soulmagic</w:t>
+      </w:r>
+      <w:proofErr w:type="spellEnd"/>
       <w:r>
         <w:rPr>
           <w:lang w:val="en-US"/>
@@ -1563,7 +2103,21 @@
         <w:rPr>
           <w:lang w:val="en-US"/>
         </w:rPr>
-        <w:t>Darkness take me</w:t>
+        <w:t xml:space="preserve">Darkness </w:t>
+      </w:r>
+      <w:proofErr w:type="gramStart"/>
+      <w:r>
+        <w:rPr>
+          <w:lang w:val="en-US"/>
+        </w:rPr>
+        <w:t>take</w:t>
+      </w:r>
+      <w:proofErr w:type="gramEnd"/>
+      <w:r>
+        <w:rPr>
+          <w:lang w:val="en-US"/>
+        </w:rPr>
+        <w:t xml:space="preserve"> me</w:t>
       </w:r>
     </w:p>
     <w:p>
@@ -1599,7 +2153,21 @@
         <w:rPr>
           <w:lang w:val="en-US"/>
         </w:rPr>
-        <w:t>By the seven gods</w:t>
+        <w:t xml:space="preserve">By the </w:t>
+      </w:r>
+      <w:proofErr w:type="spellStart"/>
+      <w:r>
+        <w:rPr>
+          <w:lang w:val="en-US"/>
+        </w:rPr>
+        <w:t>eptual</w:t>
+      </w:r>
+      <w:proofErr w:type="spellEnd"/>
+      <w:r>
+        <w:rPr>
+          <w:lang w:val="en-US"/>
+        </w:rPr>
+        <w:t xml:space="preserve"> gods</w:t>
       </w:r>
     </w:p>
     <w:p>
@@ -1655,6 +2223,12 @@
         </w:rPr>
         <w:t>God, help me heal</w:t>
       </w:r>
+      <w:r>
+        <w:rPr>
+          <w:lang w:val="en-US"/>
+        </w:rPr>
+        <w:t xml:space="preserve"> (Asarat is the healer)</w:t>
+      </w:r>
     </w:p>
     <w:p>
       <w:pPr>
@@ -1671,7 +2245,22 @@
         <w:rPr>
           <w:lang w:val="en-US"/>
         </w:rPr>
-        <w:t>Drown me in shade</w:t>
+        <w:lastRenderedPageBreak/>
+        <w:t xml:space="preserve">For </w:t>
+      </w:r>
+      <w:proofErr w:type="spellStart"/>
+      <w:r>
+        <w:rPr>
+          <w:lang w:val="en-US"/>
+        </w:rPr>
+        <w:t>Omofy’s</w:t>
+      </w:r>
+      <w:proofErr w:type="spellEnd"/>
+      <w:r>
+        <w:rPr>
+          <w:lang w:val="en-US"/>
+        </w:rPr>
+        <w:t xml:space="preserve"> sake</w:t>
       </w:r>
     </w:p>
     <w:p>
@@ -1689,7 +2278,27 @@
         <w:rPr>
           <w:lang w:val="en-US"/>
         </w:rPr>
-        <w:t>Fuck me</w:t>
+        <w:t>For god’s sake (</w:t>
+      </w:r>
+      <w:proofErr w:type="spellStart"/>
+      <w:r>
+        <w:rPr>
+          <w:lang w:val="en-US"/>
+        </w:rPr>
+        <w:t>Omofy</w:t>
+      </w:r>
+      <w:proofErr w:type="spellEnd"/>
+      <w:r>
+        <w:rPr>
+          <w:lang w:val="en-US"/>
+        </w:rPr>
+        <w:t xml:space="preserve"> is the </w:t>
+      </w:r>
+      <w:r>
+        <w:rPr>
+          <w:lang w:val="en-US"/>
+        </w:rPr>
+        <w:t>guidance</w:t>
       </w:r>
     </w:p>
     <w:p>
@@ -1707,13 +2316,7 @@
         <w:rPr>
           <w:lang w:val="en-US"/>
         </w:rPr>
-        <w:t>Has Darkness enveloped you?</w:t>
-      </w:r>
-      <w:r>
-        <w:rPr>
-          <w:lang w:val="en-US"/>
-        </w:rPr>
-        <w:t xml:space="preserve"> | Did the sun burn your scalp?</w:t>
+        <w:t>Drown me in shade</w:t>
       </w:r>
     </w:p>
     <w:p>
@@ -1731,7 +2334,7 @@
         <w:rPr>
           <w:lang w:val="en-US"/>
         </w:rPr>
-        <w:t>Are you mad?</w:t>
+        <w:t>Fuck me</w:t>
       </w:r>
     </w:p>
     <w:p>
@@ -1749,7 +2352,13 @@
         <w:rPr>
           <w:lang w:val="en-US"/>
         </w:rPr>
-        <w:t>Bright rays to you</w:t>
+        <w:t>Has Darkness enveloped you?</w:t>
+      </w:r>
+      <w:r>
+        <w:rPr>
+          <w:lang w:val="en-US"/>
+        </w:rPr>
+        <w:t xml:space="preserve"> | Did the sun burn your scalp?</w:t>
       </w:r>
     </w:p>
     <w:p>
@@ -1767,7 +2376,7 @@
         <w:rPr>
           <w:lang w:val="en-US"/>
         </w:rPr>
-        <w:t>Good day</w:t>
+        <w:t>Are you mad?</w:t>
       </w:r>
     </w:p>
     <w:p>
@@ -1785,7 +2394,7 @@
         <w:rPr>
           <w:lang w:val="en-US"/>
         </w:rPr>
-        <w:t>Darkness</w:t>
+        <w:t>Bright rays to you</w:t>
       </w:r>
     </w:p>
     <w:p>
@@ -1803,7 +2412,7 @@
         <w:rPr>
           <w:lang w:val="en-US"/>
         </w:rPr>
-        <w:t>Hell</w:t>
+        <w:t>Good day</w:t>
       </w:r>
     </w:p>
     <w:p>
@@ -1821,8 +2430,7 @@
         <w:rPr>
           <w:lang w:val="en-US"/>
         </w:rPr>
-        <w:lastRenderedPageBreak/>
-        <w:t>Lightless</w:t>
+        <w:t>Darkness</w:t>
       </w:r>
     </w:p>
     <w:p>
@@ -1840,7 +2448,7 @@
         <w:rPr>
           <w:lang w:val="en-US"/>
         </w:rPr>
-        <w:t>Fucking</w:t>
+        <w:t>Hell</w:t>
       </w:r>
     </w:p>
     <w:p>
@@ -1858,13 +2466,71 @@
         <w:rPr>
           <w:lang w:val="en-US"/>
         </w:rPr>
-        <w:t xml:space="preserve">Herriar: </w:t>
-      </w:r>
-      <w:r>
-        <w:rPr>
-          <w:lang w:val="en-US"/>
-        </w:rPr>
-        <w:t>He can shove the rotting end of an Arrorika Root up his unlubricated Darkness</w:t>
+        <w:t>Lightless</w:t>
+      </w:r>
+    </w:p>
+    <w:p>
+      <w:pPr>
+        <w:pStyle w:val="Listenabsatz"/>
+        <w:numPr>
+          <w:ilvl w:val="1"/>
+          <w:numId w:val="2"/>
+        </w:numPr>
+        <w:rPr>
+          <w:lang w:val="en-US"/>
+        </w:rPr>
+      </w:pPr>
+      <w:r>
+        <w:rPr>
+          <w:lang w:val="en-US"/>
+        </w:rPr>
+        <w:t>Fucking</w:t>
+      </w:r>
+    </w:p>
+    <w:p>
+      <w:pPr>
+        <w:pStyle w:val="Listenabsatz"/>
+        <w:numPr>
+          <w:ilvl w:val="0"/>
+          <w:numId w:val="2"/>
+        </w:numPr>
+        <w:rPr>
+          <w:lang w:val="en-US"/>
+        </w:rPr>
+      </w:pPr>
+      <w:proofErr w:type="spellStart"/>
+      <w:r>
+        <w:rPr>
+          <w:lang w:val="en-US"/>
+        </w:rPr>
+        <w:t>Herriar</w:t>
+      </w:r>
+      <w:proofErr w:type="spellEnd"/>
+      <w:r>
+        <w:rPr>
+          <w:lang w:val="en-US"/>
+        </w:rPr>
+        <w:t xml:space="preserve">: </w:t>
+      </w:r>
+      <w:r>
+        <w:rPr>
+          <w:lang w:val="en-US"/>
+        </w:rPr>
+        <w:t xml:space="preserve">He can shove the rotting end of an </w:t>
+      </w:r>
+      <w:proofErr w:type="spellStart"/>
+      <w:r>
+        <w:rPr>
+          <w:lang w:val="en-US"/>
+        </w:rPr>
+        <w:t>Arrorika</w:t>
+      </w:r>
+      <w:proofErr w:type="spellEnd"/>
+      <w:r>
+        <w:rPr>
+          <w:lang w:val="en-US"/>
+        </w:rPr>
+        <w:t xml:space="preserve"> Root up his unlubricated Darkness</w:t>
       </w:r>
     </w:p>
     <w:p>
@@ -1889,6 +2555,7 @@
         </w:rPr>
       </w:pPr>
       <w:bookmarkStart w:id="5" w:name="_Hlk223809007"/>
+      <w:proofErr w:type="spellStart"/>
       <w:r>
         <w:rPr>
           <w:lang w:val="en-US"/>
@@ -1896,6 +2563,7 @@
         <w:t>Shkarhound</w:t>
       </w:r>
       <w:bookmarkEnd w:id="5"/>
+      <w:proofErr w:type="spellEnd"/>
     </w:p>
     <w:p>
       <w:pPr>
@@ -1957,12 +2625,14 @@
         </w:rPr>
         <w:t xml:space="preserve">. They were born from the form of </w:t>
       </w:r>
+      <w:proofErr w:type="spellStart"/>
       <w:r>
         <w:rPr>
           <w:lang w:val="en-US"/>
         </w:rPr>
         <w:t>Shkaratve</w:t>
       </w:r>
+      <w:proofErr w:type="spellEnd"/>
       <w:r>
         <w:rPr>
           <w:lang w:val="en-US"/>
@@ -1977,6 +2647,7 @@
           <w:lang w:val="en-US"/>
         </w:rPr>
       </w:pPr>
+      <w:proofErr w:type="spellStart"/>
       <w:r>
         <w:rPr>
           <w:lang w:val="en-US"/>
@@ -1989,6 +2660,7 @@
         </w:rPr>
         <w:t>x</w:t>
       </w:r>
+      <w:proofErr w:type="spellEnd"/>
     </w:p>
     <w:p>
       <w:pPr>
@@ -2075,14 +2747,16 @@
         <w:rPr>
           <w:lang w:val="en-US"/>
         </w:rPr>
-        <w:t xml:space="preserve"> two massive bunny</w:t>
-      </w:r>
-      <w:r>
-        <w:rPr>
-          <w:lang w:val="en-US"/>
-        </w:rPr>
-        <w:t xml:space="preserve"> like</w:t>
-      </w:r>
+        <w:t xml:space="preserve"> two massive </w:t>
+      </w:r>
+      <w:proofErr w:type="spellStart"/>
+      <w:r>
+        <w:rPr>
+          <w:lang w:val="en-US"/>
+        </w:rPr>
+        <w:t>bunnylike</w:t>
+      </w:r>
+      <w:proofErr w:type="spellEnd"/>
       <w:r>
         <w:rPr>
           <w:lang w:val="en-US"/>
@@ -2099,8 +2773,16 @@
         <w:rPr>
           <w:lang w:val="en-US"/>
         </w:rPr>
-        <w:t>Taller than a man or Arox</w:t>
-      </w:r>
+        <w:t xml:space="preserve">Taller than a man or </w:t>
+      </w:r>
+      <w:proofErr w:type="spellStart"/>
+      <w:r>
+        <w:rPr>
+          <w:lang w:val="en-US"/>
+        </w:rPr>
+        <w:t>Arox</w:t>
+      </w:r>
+      <w:proofErr w:type="spellEnd"/>
       <w:r>
         <w:rPr>
           <w:lang w:val="en-US"/>
@@ -2115,12 +2797,14 @@
           <w:lang w:val="en-US"/>
         </w:rPr>
       </w:pPr>
+      <w:proofErr w:type="spellStart"/>
       <w:r>
         <w:rPr>
           <w:lang w:val="en-US"/>
         </w:rPr>
         <w:t>Mallisow</w:t>
       </w:r>
+      <w:proofErr w:type="spellEnd"/>
     </w:p>
     <w:p>
       <w:pPr>
@@ -2185,6 +2869,34 @@
         <w:rPr>
           <w:lang w:val="en-US"/>
         </w:rPr>
+        <w:t>Shiron</w:t>
+      </w:r>
+    </w:p>
+    <w:p>
+      <w:pPr>
+        <w:rPr>
+          <w:lang w:val="en-US"/>
+        </w:rPr>
+      </w:pPr>
+      <w:r>
+        <w:rPr>
+          <w:lang w:val="en-US"/>
+        </w:rPr>
+        <w:t>Giant cat, golden fur streaked with silvery spots. Long sharp ears and hairs on the back of its head cover a good portion of its upper body.</w:t>
+      </w:r>
+    </w:p>
+    <w:p>
+      <w:pPr>
+        <w:pStyle w:val="berschrift3"/>
+        <w:rPr>
+          <w:lang w:val="en-US"/>
+        </w:rPr>
+      </w:pPr>
+      <w:r>
+        <w:rPr>
+          <w:lang w:val="en-US"/>
+        </w:rPr>
+        <w:lastRenderedPageBreak/>
         <w:t>Duck</w:t>
       </w:r>
     </w:p>
@@ -2225,7 +2937,21 @@
         <w:rPr>
           <w:lang w:val="en-US"/>
         </w:rPr>
-        <w:t>Flora in Dilaril is mostly evergreen, although there are different times for different flowers and bushes to bloom. Harvest can be achieved throughout the year.</w:t>
+        <w:t xml:space="preserve">Flora in </w:t>
+      </w:r>
+      <w:proofErr w:type="spellStart"/>
+      <w:r>
+        <w:rPr>
+          <w:lang w:val="en-US"/>
+        </w:rPr>
+        <w:t>Dilaril</w:t>
+      </w:r>
+      <w:proofErr w:type="spellEnd"/>
+      <w:r>
+        <w:rPr>
+          <w:lang w:val="en-US"/>
+        </w:rPr>
+        <w:t xml:space="preserve"> is mostly evergreen, although there are different times for different flowers and bushes to bloom. Harvest can be achieved throughout the year.</w:t>
       </w:r>
     </w:p>
     <w:p>
@@ -2235,12 +2961,14 @@
           <w:lang w:val="en-US"/>
         </w:rPr>
       </w:pPr>
+      <w:proofErr w:type="spellStart"/>
       <w:r>
         <w:rPr>
           <w:lang w:val="en-US"/>
         </w:rPr>
         <w:t>Meridorian</w:t>
       </w:r>
+      <w:proofErr w:type="spellEnd"/>
     </w:p>
     <w:p>
       <w:pPr>
@@ -2284,45 +3012,324 @@
         <w:rPr>
           <w:lang w:val="en-US"/>
         </w:rPr>
+        <w:t>Speck Tree</w:t>
+      </w:r>
+    </w:p>
+    <w:p>
+      <w:pPr>
+        <w:rPr>
+          <w:lang w:val="en-US"/>
+        </w:rPr>
+      </w:pPr>
+      <w:r>
+        <w:rPr>
+          <w:lang w:val="en-US"/>
+        </w:rPr>
+        <w:t>Tree with</w:t>
+      </w:r>
+      <w:r>
+        <w:rPr>
+          <w:lang w:val="en-US"/>
+        </w:rPr>
+        <w:t xml:space="preserve"> white bark and</w:t>
+      </w:r>
+      <w:r>
+        <w:rPr>
+          <w:lang w:val="en-US"/>
+        </w:rPr>
+        <w:t xml:space="preserve"> tiny leaves as big as a fingertip. The leaves point towards the sun, growing wide and towards it</w:t>
+      </w:r>
+      <w:r>
+        <w:rPr>
+          <w:lang w:val="en-US"/>
+        </w:rPr>
+        <w:t>, covering as much space as possible</w:t>
+      </w:r>
+      <w:r>
+        <w:rPr>
+          <w:lang w:val="en-US"/>
+        </w:rPr>
+        <w:t>.</w:t>
+      </w:r>
+    </w:p>
+    <w:p>
+      <w:pPr>
+        <w:pStyle w:val="berschrift3"/>
+        <w:rPr>
+          <w:lang w:val="en-US"/>
+        </w:rPr>
+      </w:pPr>
+      <w:proofErr w:type="spellStart"/>
+      <w:r>
+        <w:rPr>
+          <w:lang w:val="en-US"/>
+        </w:rPr>
+        <w:t>Traviolo</w:t>
+      </w:r>
+      <w:proofErr w:type="spellEnd"/>
+      <w:r>
+        <w:rPr>
+          <w:lang w:val="en-US"/>
+        </w:rPr>
+        <w:t xml:space="preserve"> Flower</w:t>
+      </w:r>
+    </w:p>
+    <w:p>
+      <w:pPr>
+        <w:rPr>
+          <w:lang w:val="en-US"/>
+        </w:rPr>
+      </w:pPr>
+      <w:r>
+        <w:rPr>
+          <w:lang w:val="en-US"/>
+        </w:rPr>
+        <w:t>A flower that has five big outer leaves and three smaller inner ones of purplish to pink color. It is said, that the Immortal Oracle has touched the flower to grow thousands of years ago, making people see sweet future when they smell on it.</w:t>
+      </w:r>
+    </w:p>
+    <w:p>
+      <w:pPr>
+        <w:pStyle w:val="berschrift3"/>
+        <w:rPr>
+          <w:lang w:val="en-US"/>
+        </w:rPr>
+      </w:pPr>
+      <w:proofErr w:type="spellStart"/>
+      <w:r>
+        <w:rPr>
+          <w:lang w:val="en-US"/>
+        </w:rPr>
+        <w:t>Sorii</w:t>
+      </w:r>
+      <w:proofErr w:type="spellEnd"/>
+      <w:r>
+        <w:rPr>
+          <w:lang w:val="en-US"/>
+        </w:rPr>
+        <w:t xml:space="preserve"> Grain</w:t>
+      </w:r>
+    </w:p>
+    <w:p>
+      <w:pPr>
+        <w:rPr>
+          <w:lang w:val="en-US"/>
+        </w:rPr>
+      </w:pPr>
+      <w:r>
+        <w:rPr>
+          <w:lang w:val="en-US"/>
+        </w:rPr>
+        <w:t>Grain that grows from a stem, regrowing all year around, throwing off its overgrown head every month to be harvested.</w:t>
+      </w:r>
+    </w:p>
+    <w:p>
+      <w:pPr>
+        <w:pStyle w:val="berschrift3"/>
+        <w:rPr>
+          <w:lang w:val="en-US"/>
+        </w:rPr>
+      </w:pPr>
+      <w:proofErr w:type="spellStart"/>
+      <w:r>
+        <w:rPr>
+          <w:lang w:val="en-US"/>
+        </w:rPr>
+        <w:t>Arrorika</w:t>
+      </w:r>
+      <w:proofErr w:type="spellEnd"/>
+      <w:r>
+        <w:rPr>
+          <w:lang w:val="en-US"/>
+        </w:rPr>
+        <w:t xml:space="preserve"> Root</w:t>
+      </w:r>
+    </w:p>
+    <w:p>
+      <w:pPr>
+        <w:rPr>
+          <w:lang w:val="en-US"/>
+        </w:rPr>
+      </w:pPr>
+      <w:r>
+        <w:rPr>
+          <w:lang w:val="en-US"/>
+        </w:rPr>
+        <w:t xml:space="preserve">Thick root of brown-reddish color that grows in the dark. Ingredient for spicy dishes in the valleys, used in tiny sprinkles. Grown in the Peaks around </w:t>
+      </w:r>
+      <w:proofErr w:type="spellStart"/>
+      <w:r>
+        <w:rPr>
+          <w:lang w:val="en-US"/>
+        </w:rPr>
+        <w:t>Shadesprings</w:t>
+      </w:r>
+      <w:proofErr w:type="spellEnd"/>
+      <w:r>
+        <w:rPr>
+          <w:lang w:val="en-US"/>
+        </w:rPr>
+        <w:t xml:space="preserve">. E.g. </w:t>
+      </w:r>
+      <w:proofErr w:type="spellStart"/>
+      <w:r>
+        <w:rPr>
+          <w:lang w:val="en-US"/>
+        </w:rPr>
+        <w:t>Herriar’s</w:t>
+      </w:r>
+      <w:proofErr w:type="spellEnd"/>
+      <w:r>
+        <w:rPr>
+          <w:lang w:val="en-US"/>
+        </w:rPr>
+        <w:t xml:space="preserve"> home village of </w:t>
+      </w:r>
+      <w:proofErr w:type="spellStart"/>
+      <w:r>
+        <w:rPr>
+          <w:lang w:val="en-US"/>
+        </w:rPr>
+        <w:t>Tresmor’s</w:t>
+      </w:r>
+      <w:proofErr w:type="spellEnd"/>
+      <w:r>
+        <w:rPr>
+          <w:lang w:val="en-US"/>
+        </w:rPr>
+        <w:t xml:space="preserve"> Venture</w:t>
+      </w:r>
+    </w:p>
+    <w:p>
+      <w:pPr>
+        <w:rPr>
+          <w:lang w:val="en-US"/>
+        </w:rPr>
+      </w:pPr>
+    </w:p>
+    <w:p>
+      <w:pPr>
+        <w:pStyle w:val="berschrift2"/>
+        <w:rPr>
+          <w:lang w:val="en-US"/>
+        </w:rPr>
+      </w:pPr>
+      <w:r>
+        <w:rPr>
+          <w:lang w:val="en-US"/>
+        </w:rPr>
+        <w:t>Food</w:t>
+      </w:r>
+      <w:r>
+        <w:rPr>
+          <w:lang w:val="en-US"/>
+        </w:rPr>
+        <w:t xml:space="preserve"> &amp; Drink</w:t>
+      </w:r>
+    </w:p>
+    <w:p>
+      <w:pPr>
+        <w:pStyle w:val="berschrift3"/>
+        <w:rPr>
+          <w:lang w:val="en-US"/>
+        </w:rPr>
+      </w:pPr>
+      <w:r>
+        <w:rPr>
+          <w:lang w:val="en-US"/>
+        </w:rPr>
+        <w:t>Pickled Ox Buns</w:t>
+      </w:r>
+    </w:p>
+    <w:p>
+      <w:pPr>
+        <w:rPr>
+          <w:lang w:val="en-US"/>
+        </w:rPr>
+      </w:pPr>
+      <w:r>
+        <w:rPr>
+          <w:lang w:val="en-US"/>
+        </w:rPr>
+        <w:t>Ox is a</w:t>
+      </w:r>
+      <w:r>
+        <w:rPr>
+          <w:lang w:val="en-US"/>
+        </w:rPr>
+        <w:t xml:space="preserve"> </w:t>
+      </w:r>
+      <w:r>
+        <w:rPr>
+          <w:lang w:val="en-US"/>
+        </w:rPr>
+        <w:t xml:space="preserve">stable food source for meat, imported from the valleys and </w:t>
+      </w:r>
+      <w:r>
+        <w:rPr>
+          <w:lang w:val="en-US"/>
+        </w:rPr>
+        <w:t xml:space="preserve">mostly </w:t>
+      </w:r>
+      <w:r>
+        <w:rPr>
+          <w:lang w:val="en-US"/>
+        </w:rPr>
+        <w:t>preserved through pickling it. With a sweet sauce the source taste mixes well into the bread as finger food.</w:t>
+      </w:r>
+    </w:p>
+    <w:p>
+      <w:pPr>
+        <w:pStyle w:val="berschrift3"/>
+        <w:rPr>
+          <w:lang w:val="en-US"/>
+        </w:rPr>
+      </w:pPr>
+      <w:r>
+        <w:rPr>
+          <w:lang w:val="en-US"/>
+        </w:rPr>
+        <w:t>Sweet Egg Plumbs</w:t>
+      </w:r>
+    </w:p>
+    <w:p>
+      <w:pPr>
+        <w:rPr>
+          <w:lang w:val="en-US"/>
+        </w:rPr>
+      </w:pPr>
+      <w:r>
+        <w:rPr>
+          <w:lang w:val="en-US"/>
+        </w:rPr>
+        <w:t>Plums candied in their own sugary juice and then fried in egg for a short time as dessert.</w:t>
+      </w:r>
+    </w:p>
+    <w:p>
+      <w:pPr>
+        <w:pStyle w:val="berschrift3"/>
+        <w:rPr>
+          <w:lang w:val="en-US"/>
+        </w:rPr>
+      </w:pPr>
+      <w:r>
+        <w:rPr>
+          <w:lang w:val="en-US"/>
+        </w:rPr>
         <w:lastRenderedPageBreak/>
-        <w:t>Speck Tree</w:t>
-      </w:r>
-    </w:p>
-    <w:p>
-      <w:pPr>
-        <w:rPr>
-          <w:lang w:val="en-US"/>
-        </w:rPr>
-      </w:pPr>
-      <w:r>
-        <w:rPr>
-          <w:lang w:val="en-US"/>
-        </w:rPr>
-        <w:t>Tree with</w:t>
-      </w:r>
-      <w:r>
-        <w:rPr>
-          <w:lang w:val="en-US"/>
-        </w:rPr>
-        <w:t xml:space="preserve"> white bark and</w:t>
-      </w:r>
-      <w:r>
-        <w:rPr>
-          <w:lang w:val="en-US"/>
-        </w:rPr>
-        <w:t xml:space="preserve"> tiny leaves as big as a fingertip. The leaves point towards the sun, growing wide and towards it</w:t>
-      </w:r>
-      <w:r>
-        <w:rPr>
-          <w:lang w:val="en-US"/>
-        </w:rPr>
-        <w:t>, covering as much space as possible</w:t>
-      </w:r>
-      <w:r>
-        <w:rPr>
-          <w:lang w:val="en-US"/>
-        </w:rPr>
-        <w:t>.</w:t>
+        <w:t>Brown Bread</w:t>
+      </w:r>
+    </w:p>
+    <w:p>
+      <w:pPr>
+        <w:rPr>
+          <w:lang w:val="en-US"/>
+        </w:rPr>
+      </w:pPr>
+      <w:r>
+        <w:rPr>
+          <w:lang w:val="en-US"/>
+        </w:rPr>
+        <w:t>Bread dough mixed with cocoa and sugar, making it taste bitter and sweet.</w:t>
       </w:r>
     </w:p>
     <w:p>
@@ -2332,237 +3339,54 @@
           <w:lang w:val="en-US"/>
         </w:rPr>
       </w:pPr>
-      <w:r>
-        <w:rPr>
-          <w:lang w:val="en-US"/>
-        </w:rPr>
-        <w:t>Traviolo Flower</w:t>
-      </w:r>
-    </w:p>
-    <w:p>
-      <w:pPr>
-        <w:rPr>
-          <w:lang w:val="en-US"/>
-        </w:rPr>
-      </w:pPr>
-      <w:r>
-        <w:rPr>
-          <w:lang w:val="en-US"/>
-        </w:rPr>
-        <w:t>A flower that has five big outer leaves and three smaller inner ones of purplish to pink color. It is said, that the Immortal Oracle has touched the flower to grow thousands of years ago, making people see sweet future when they smell on it.</w:t>
-      </w:r>
-    </w:p>
-    <w:p>
-      <w:pPr>
-        <w:pStyle w:val="berschrift3"/>
-        <w:rPr>
-          <w:lang w:val="en-US"/>
-        </w:rPr>
-      </w:pPr>
-      <w:r>
-        <w:rPr>
-          <w:lang w:val="en-US"/>
-        </w:rPr>
-        <w:t>Sorii Grain</w:t>
-      </w:r>
-    </w:p>
-    <w:p>
-      <w:pPr>
-        <w:rPr>
-          <w:lang w:val="en-US"/>
-        </w:rPr>
-      </w:pPr>
-      <w:r>
-        <w:rPr>
-          <w:lang w:val="en-US"/>
-        </w:rPr>
-        <w:t>Grain that grows from a stem, regrowing all year around, throwing off its overgrown head every month to be harvested.</w:t>
-      </w:r>
-    </w:p>
-    <w:p>
-      <w:pPr>
-        <w:pStyle w:val="berschrift3"/>
-        <w:rPr>
-          <w:lang w:val="en-US"/>
-        </w:rPr>
-      </w:pPr>
-      <w:r>
-        <w:rPr>
-          <w:lang w:val="en-US"/>
-        </w:rPr>
-        <w:t>Arrorika Root</w:t>
-      </w:r>
-    </w:p>
-    <w:p>
-      <w:pPr>
-        <w:rPr>
-          <w:lang w:val="en-US"/>
-        </w:rPr>
-      </w:pPr>
-      <w:r>
-        <w:rPr>
-          <w:lang w:val="en-US"/>
-        </w:rPr>
-        <w:t>Thick root of brown-reddish color that grows in the dark. Ingredient for spicy dishes in the valleys, used in tiny sprinkles. Grown in the Peaks around Shadesprings. E.g. Herriar’s home village of Tresmor’s Venture</w:t>
-      </w:r>
-    </w:p>
-    <w:p>
-      <w:pPr>
-        <w:rPr>
-          <w:lang w:val="en-US"/>
-        </w:rPr>
-      </w:pPr>
-    </w:p>
-    <w:p>
-      <w:pPr>
-        <w:pStyle w:val="berschrift2"/>
-        <w:rPr>
-          <w:lang w:val="en-US"/>
-        </w:rPr>
-      </w:pPr>
-      <w:r>
-        <w:rPr>
-          <w:lang w:val="en-US"/>
-        </w:rPr>
-        <w:t>Food</w:t>
-      </w:r>
-      <w:r>
-        <w:rPr>
-          <w:lang w:val="en-US"/>
-        </w:rPr>
-        <w:t xml:space="preserve"> &amp; Drink</w:t>
-      </w:r>
-    </w:p>
-    <w:p>
-      <w:pPr>
-        <w:pStyle w:val="berschrift3"/>
-        <w:rPr>
-          <w:lang w:val="en-US"/>
-        </w:rPr>
-      </w:pPr>
-      <w:r>
-        <w:rPr>
-          <w:lang w:val="en-US"/>
-        </w:rPr>
-        <w:t>Pickled Ox Buns</w:t>
-      </w:r>
-    </w:p>
-    <w:p>
-      <w:pPr>
-        <w:rPr>
-          <w:lang w:val="en-US"/>
-        </w:rPr>
-      </w:pPr>
-      <w:r>
-        <w:rPr>
-          <w:lang w:val="en-US"/>
-        </w:rPr>
-        <w:t>Ox is a</w:t>
-      </w:r>
+      <w:proofErr w:type="spellStart"/>
+      <w:r>
+        <w:rPr>
+          <w:lang w:val="en-US"/>
+        </w:rPr>
+        <w:t>Moaroka</w:t>
+      </w:r>
+      <w:proofErr w:type="spellEnd"/>
       <w:r>
         <w:rPr>
           <w:lang w:val="en-US"/>
         </w:rPr>
         <w:t xml:space="preserve"> </w:t>
       </w:r>
-      <w:r>
-        <w:rPr>
-          <w:lang w:val="en-US"/>
-        </w:rPr>
-        <w:t xml:space="preserve">stable food source for meat, imported from the valleys and </w:t>
-      </w:r>
-      <w:r>
-        <w:rPr>
-          <w:lang w:val="en-US"/>
-        </w:rPr>
-        <w:t xml:space="preserve">mostly </w:t>
-      </w:r>
-      <w:r>
-        <w:rPr>
-          <w:lang w:val="en-US"/>
-        </w:rPr>
-        <w:t>preserved through pickling it. With a sweet sauce the source taste mixes well into the bread as finger food.</w:t>
-      </w:r>
-    </w:p>
-    <w:p>
-      <w:pPr>
-        <w:pStyle w:val="berschrift3"/>
-        <w:rPr>
-          <w:lang w:val="en-US"/>
-        </w:rPr>
-      </w:pPr>
-      <w:r>
-        <w:rPr>
-          <w:lang w:val="en-US"/>
-        </w:rPr>
-        <w:t>Sweet Egg Plumbs</w:t>
-      </w:r>
-    </w:p>
-    <w:p>
-      <w:pPr>
-        <w:rPr>
-          <w:lang w:val="en-US"/>
-        </w:rPr>
-      </w:pPr>
-      <w:r>
-        <w:rPr>
-          <w:lang w:val="en-US"/>
-        </w:rPr>
-        <w:t>Plums candied in their own sugary juice and then fried in egg for a short time as dessert.</w:t>
-      </w:r>
-    </w:p>
-    <w:p>
-      <w:pPr>
-        <w:pStyle w:val="berschrift3"/>
-        <w:rPr>
-          <w:lang w:val="en-US"/>
-        </w:rPr>
-      </w:pPr>
-      <w:r>
-        <w:rPr>
-          <w:lang w:val="en-US"/>
-        </w:rPr>
-        <w:t>Brown Bread</w:t>
-      </w:r>
-    </w:p>
-    <w:p>
-      <w:pPr>
-        <w:rPr>
-          <w:lang w:val="en-US"/>
-        </w:rPr>
-      </w:pPr>
-      <w:r>
-        <w:rPr>
-          <w:lang w:val="en-US"/>
-        </w:rPr>
-        <w:t>Bread dough mixed with cocoa and sugar, making it taste bitter and sweet.</w:t>
-      </w:r>
-    </w:p>
-    <w:p>
-      <w:pPr>
-        <w:pStyle w:val="berschrift3"/>
-        <w:rPr>
-          <w:lang w:val="en-US"/>
-        </w:rPr>
-      </w:pPr>
-      <w:r>
-        <w:rPr>
-          <w:lang w:val="en-US"/>
-        </w:rPr>
-        <w:t>Moaroka Jucie</w:t>
-      </w:r>
-    </w:p>
-    <w:p>
-      <w:pPr>
-        <w:rPr>
-          <w:lang w:val="en-US"/>
-        </w:rPr>
-      </w:pPr>
-      <w:r>
-        <w:rPr>
-          <w:lang w:val="en-US"/>
-        </w:rPr>
-        <w:t>The fermented juice of the Moaroka plant, usually mixed with water or milk. Very strong and very sweet.</w:t>
+      <w:proofErr w:type="spellStart"/>
+      <w:r>
+        <w:rPr>
+          <w:lang w:val="en-US"/>
+        </w:rPr>
+        <w:t>Jucie</w:t>
+      </w:r>
+      <w:proofErr w:type="spellEnd"/>
+    </w:p>
+    <w:p>
+      <w:pPr>
+        <w:rPr>
+          <w:lang w:val="en-US"/>
+        </w:rPr>
+      </w:pPr>
+      <w:r>
+        <w:rPr>
+          <w:lang w:val="en-US"/>
+        </w:rPr>
+        <w:t xml:space="preserve">The fermented juice of the </w:t>
+      </w:r>
+      <w:proofErr w:type="spellStart"/>
+      <w:r>
+        <w:rPr>
+          <w:lang w:val="en-US"/>
+        </w:rPr>
+        <w:t>Moaroka</w:t>
+      </w:r>
+      <w:proofErr w:type="spellEnd"/>
+      <w:r>
+        <w:rPr>
+          <w:lang w:val="en-US"/>
+        </w:rPr>
+        <w:t xml:space="preserve"> plant, usually mixed with water or milk. Very strong and very sweet.</w:t>
       </w:r>
     </w:p>
     <w:sectPr>
@@ -2804,6 +3628,119 @@
     </w:lvl>
   </w:abstractNum>
   <w:abstractNum w:abstractNumId="2" w15:restartNumberingAfterBreak="0">
+    <w:nsid w:val="214F1781"/>
+    <w:multiLevelType w:val="hybridMultilevel"/>
+    <w:tmpl w:val="CDF60F14"/>
+    <w:lvl w:ilvl="0" w:tplc="04070001">
+      <w:start w:val="1"/>
+      <w:numFmt w:val="bullet"/>
+      <w:lvlText w:val=""/>
+      <w:lvlJc w:val="left"/>
+      <w:pPr>
+        <w:ind w:left="720" w:hanging="360"/>
+      </w:pPr>
+      <w:rPr>
+        <w:rFonts w:ascii="Symbol" w:hAnsi="Symbol" w:hint="default"/>
+      </w:rPr>
+    </w:lvl>
+    <w:lvl w:ilvl="1" w:tplc="04070003" w:tentative="1">
+      <w:start w:val="1"/>
+      <w:numFmt w:val="bullet"/>
+      <w:lvlText w:val="o"/>
+      <w:lvlJc w:val="left"/>
+      <w:pPr>
+        <w:ind w:left="1440" w:hanging="360"/>
+      </w:pPr>
+      <w:rPr>
+        <w:rFonts w:ascii="Courier New" w:hAnsi="Courier New" w:cs="Courier New" w:hint="default"/>
+      </w:rPr>
+    </w:lvl>
+    <w:lvl w:ilvl="2" w:tplc="04070005" w:tentative="1">
+      <w:start w:val="1"/>
+      <w:numFmt w:val="bullet"/>
+      <w:lvlText w:val=""/>
+      <w:lvlJc w:val="left"/>
+      <w:pPr>
+        <w:ind w:left="2160" w:hanging="360"/>
+      </w:pPr>
+      <w:rPr>
+        <w:rFonts w:ascii="Wingdings" w:hAnsi="Wingdings" w:hint="default"/>
+      </w:rPr>
+    </w:lvl>
+    <w:lvl w:ilvl="3" w:tplc="04070001" w:tentative="1">
+      <w:start w:val="1"/>
+      <w:numFmt w:val="bullet"/>
+      <w:lvlText w:val=""/>
+      <w:lvlJc w:val="left"/>
+      <w:pPr>
+        <w:ind w:left="2880" w:hanging="360"/>
+      </w:pPr>
+      <w:rPr>
+        <w:rFonts w:ascii="Symbol" w:hAnsi="Symbol" w:hint="default"/>
+      </w:rPr>
+    </w:lvl>
+    <w:lvl w:ilvl="4" w:tplc="04070003" w:tentative="1">
+      <w:start w:val="1"/>
+      <w:numFmt w:val="bullet"/>
+      <w:lvlText w:val="o"/>
+      <w:lvlJc w:val="left"/>
+      <w:pPr>
+        <w:ind w:left="3600" w:hanging="360"/>
+      </w:pPr>
+      <w:rPr>
+        <w:rFonts w:ascii="Courier New" w:hAnsi="Courier New" w:cs="Courier New" w:hint="default"/>
+      </w:rPr>
+    </w:lvl>
+    <w:lvl w:ilvl="5" w:tplc="04070005" w:tentative="1">
+      <w:start w:val="1"/>
+      <w:numFmt w:val="bullet"/>
+      <w:lvlText w:val=""/>
+      <w:lvlJc w:val="left"/>
+      <w:pPr>
+        <w:ind w:left="4320" w:hanging="360"/>
+      </w:pPr>
+      <w:rPr>
+        <w:rFonts w:ascii="Wingdings" w:hAnsi="Wingdings" w:hint="default"/>
+      </w:rPr>
+    </w:lvl>
+    <w:lvl w:ilvl="6" w:tplc="04070001" w:tentative="1">
+      <w:start w:val="1"/>
+      <w:numFmt w:val="bullet"/>
+      <w:lvlText w:val=""/>
+      <w:lvlJc w:val="left"/>
+      <w:pPr>
+        <w:ind w:left="5040" w:hanging="360"/>
+      </w:pPr>
+      <w:rPr>
+        <w:rFonts w:ascii="Symbol" w:hAnsi="Symbol" w:hint="default"/>
+      </w:rPr>
+    </w:lvl>
+    <w:lvl w:ilvl="7" w:tplc="04070003" w:tentative="1">
+      <w:start w:val="1"/>
+      <w:numFmt w:val="bullet"/>
+      <w:lvlText w:val="o"/>
+      <w:lvlJc w:val="left"/>
+      <w:pPr>
+        <w:ind w:left="5760" w:hanging="360"/>
+      </w:pPr>
+      <w:rPr>
+        <w:rFonts w:ascii="Courier New" w:hAnsi="Courier New" w:cs="Courier New" w:hint="default"/>
+      </w:rPr>
+    </w:lvl>
+    <w:lvl w:ilvl="8" w:tplc="04070005" w:tentative="1">
+      <w:start w:val="1"/>
+      <w:numFmt w:val="bullet"/>
+      <w:lvlText w:val=""/>
+      <w:lvlJc w:val="left"/>
+      <w:pPr>
+        <w:ind w:left="6480" w:hanging="360"/>
+      </w:pPr>
+      <w:rPr>
+        <w:rFonts w:ascii="Wingdings" w:hAnsi="Wingdings" w:hint="default"/>
+      </w:rPr>
+    </w:lvl>
+  </w:abstractNum>
+  <w:abstractNum w:abstractNumId="3" w15:restartNumberingAfterBreak="0">
     <w:nsid w:val="299D1F92"/>
     <w:multiLevelType w:val="hybridMultilevel"/>
     <w:tmpl w:val="9DCE7CE4"/>
@@ -2920,10 +3857,13 @@
     <w:abstractNumId w:val="0"/>
   </w:num>
   <w:num w:numId="2" w16cid:durableId="2026709081">
-    <w:abstractNumId w:val="2"/>
+    <w:abstractNumId w:val="3"/>
   </w:num>
   <w:num w:numId="3" w16cid:durableId="1956323463">
     <w:abstractNumId w:val="1"/>
+  </w:num>
+  <w:num w:numId="4" w16cid:durableId="43647026">
+    <w:abstractNumId w:val="2"/>
   </w:num>
 </w:numbering>
 </file>
@@ -3422,7 +4362,6 @@
     <w:next w:val="Standard"/>
     <w:link w:val="berschrift5Zchn"/>
     <w:uiPriority w:val="9"/>
-    <w:semiHidden/>
     <w:unhideWhenUsed/>
     <w:qFormat/>
     <w:rsid w:val="00BB7A6C"/>
@@ -3609,7 +4548,6 @@
     <w:basedOn w:val="Absatz-Standardschriftart"/>
     <w:link w:val="berschrift5"/>
     <w:uiPriority w:val="9"/>
-    <w:semiHidden/>
     <w:rsid w:val="00BB7A6C"/>
     <w:rPr>
       <w:rFonts w:eastAsiaTheme="majorEastAsia" w:cstheme="majorBidi"/>

--- a/docs/Buch Camille Chronicles/World of Halflight.docx
+++ b/docs/Buch Camille Chronicles/World of Halflight.docx
@@ -34,6 +34,7 @@
         </w:rPr>
         <w:t xml:space="preserve">called </w:t>
       </w:r>
+      <w:bookmarkStart w:id="0" w:name="_Hlk229566702"/>
       <w:proofErr w:type="spellStart"/>
       <w:r>
         <w:rPr>
@@ -48,6 +49,7 @@
         </w:rPr>
         <w:t xml:space="preserve"> </w:t>
       </w:r>
+      <w:bookmarkEnd w:id="0"/>
       <w:r>
         <w:rPr>
           <w:lang w:val="en-US"/>
@@ -747,7 +749,7 @@
         </w:rPr>
         <w:t xml:space="preserve">Leaders are </w:t>
       </w:r>
-      <w:bookmarkStart w:id="0" w:name="_Hlk225691156"/>
+      <w:bookmarkStart w:id="1" w:name="_Hlk225691156"/>
       <w:r>
         <w:rPr>
           <w:lang w:val="en-US"/>
@@ -782,7 +784,7 @@
         </w:rPr>
         <w:t xml:space="preserve"> </w:t>
       </w:r>
-      <w:bookmarkEnd w:id="0"/>
+      <w:bookmarkEnd w:id="1"/>
       <w:r>
         <w:rPr>
           <w:lang w:val="en-US"/>
@@ -846,16 +848,14 @@
         </w:rPr>
         <w:t xml:space="preserve">The </w:t>
       </w:r>
-      <w:bookmarkStart w:id="1" w:name="_Hlk224066955"/>
-      <w:proofErr w:type="spellStart"/>
+      <w:bookmarkStart w:id="2" w:name="_Hlk224066955"/>
       <w:r>
         <w:rPr>
           <w:lang w:val="en-US"/>
         </w:rPr>
         <w:t>Bureaurocradom</w:t>
       </w:r>
-      <w:bookmarkEnd w:id="1"/>
-      <w:proofErr w:type="spellEnd"/>
+      <w:bookmarkEnd w:id="2"/>
       <w:r>
         <w:rPr>
           <w:lang w:val="en-US"/>
@@ -1128,8 +1128,8 @@
           <w:lang w:val="en-US"/>
         </w:rPr>
       </w:pPr>
-      <w:bookmarkStart w:id="2" w:name="_Hlk225690457"/>
-      <w:bookmarkStart w:id="3" w:name="_Hlk223550137"/>
+      <w:bookmarkStart w:id="3" w:name="_Hlk225690457"/>
+      <w:bookmarkStart w:id="4" w:name="_Hlk223550137"/>
       <w:r>
         <w:rPr>
           <w:lang w:val="en-US"/>
@@ -1142,7 +1142,7 @@
         </w:rPr>
         <w:t xml:space="preserve"> </w:t>
       </w:r>
-      <w:bookmarkEnd w:id="2"/>
+      <w:bookmarkEnd w:id="3"/>
       <w:r>
         <w:rPr>
           <w:lang w:val="en-US"/>
@@ -1173,14 +1173,14 @@
         </w:rPr>
         <w:t xml:space="preserve">High Officiary </w:t>
       </w:r>
-      <w:bookmarkStart w:id="4" w:name="_Hlk225965662"/>
+      <w:bookmarkStart w:id="5" w:name="_Hlk225965662"/>
       <w:r>
         <w:rPr>
           <w:lang w:val="en-US"/>
         </w:rPr>
         <w:t xml:space="preserve">Consul </w:t>
       </w:r>
-      <w:bookmarkEnd w:id="4"/>
+      <w:bookmarkEnd w:id="5"/>
       <w:r>
         <w:rPr>
           <w:lang w:val="en-US"/>
@@ -1193,16 +1193,14 @@
         </w:rPr>
         <w:t xml:space="preserve"> of the </w:t>
       </w:r>
-      <w:proofErr w:type="spellStart"/>
       <w:r>
         <w:rPr>
           <w:lang w:val="en-US"/>
         </w:rPr>
         <w:t>Bureaurocradom</w:t>
       </w:r>
-      <w:proofErr w:type="spellEnd"/>
-    </w:p>
-    <w:bookmarkEnd w:id="3"/>
+    </w:p>
+    <w:bookmarkEnd w:id="4"/>
     <w:p>
       <w:pPr>
         <w:pStyle w:val="Listenabsatz"/>
@@ -1300,6 +1298,7 @@
           <w:lang w:val="en-US"/>
         </w:rPr>
       </w:pPr>
+      <w:bookmarkStart w:id="6" w:name="_Hlk228737427"/>
       <w:proofErr w:type="spellStart"/>
       <w:r>
         <w:rPr>
@@ -1315,6 +1314,7 @@
         <w:t xml:space="preserve"> Venture</w:t>
       </w:r>
     </w:p>
+    <w:bookmarkEnd w:id="6"/>
     <w:p>
       <w:pPr>
         <w:pStyle w:val="Listenabsatz"/>
@@ -1364,6 +1364,44 @@
     <w:p>
       <w:pPr>
         <w:pStyle w:val="Listenabsatz"/>
+        <w:numPr>
+          <w:ilvl w:val="0"/>
+          <w:numId w:val="1"/>
+        </w:numPr>
+        <w:rPr>
+          <w:lang w:val="en-US"/>
+        </w:rPr>
+      </w:pPr>
+      <w:proofErr w:type="spellStart"/>
+      <w:r>
+        <w:rPr>
+          <w:lang w:val="en-US"/>
+        </w:rPr>
+        <w:t>Kliiriat</w:t>
+      </w:r>
+      <w:proofErr w:type="spellEnd"/>
+    </w:p>
+    <w:p>
+      <w:pPr>
+        <w:pStyle w:val="Listenabsatz"/>
+        <w:numPr>
+          <w:ilvl w:val="1"/>
+          <w:numId w:val="1"/>
+        </w:numPr>
+        <w:rPr>
+          <w:lang w:val="en-US"/>
+        </w:rPr>
+      </w:pPr>
+      <w:r>
+        <w:rPr>
+          <w:lang w:val="en-US"/>
+        </w:rPr>
+        <w:t>City on the southmost mountain of the Peaks</w:t>
+      </w:r>
+    </w:p>
+    <w:p>
+      <w:pPr>
+        <w:pStyle w:val="Listenabsatz"/>
         <w:rPr>
           <w:lang w:val="en-US"/>
         </w:rPr>
@@ -1672,6 +1710,7 @@
         <w:rPr>
           <w:lang w:val="en-US"/>
         </w:rPr>
+        <w:lastRenderedPageBreak/>
         <w:t>The Cindered pray to the Pantheon of Nai, the God that had set them free from torment</w:t>
       </w:r>
       <w:r>
@@ -1705,7 +1744,6 @@
         <w:rPr>
           <w:lang w:val="en-US"/>
         </w:rPr>
-        <w:lastRenderedPageBreak/>
         <w:t>Eptual</w:t>
       </w:r>
       <w:proofErr w:type="spellEnd"/>
@@ -1758,6 +1796,60 @@
     </w:p>
     <w:p>
       <w:pPr>
+        <w:rPr>
+          <w:lang w:val="en-US"/>
+        </w:rPr>
+      </w:pPr>
+      <w:r>
+        <w:rPr>
+          <w:lang w:val="en-US"/>
+        </w:rPr>
+        <w:t xml:space="preserve">Meeting her is part of an event called: </w:t>
+      </w:r>
+      <w:r>
+        <w:rPr>
+          <w:lang w:val="en-US"/>
+        </w:rPr>
+        <w:t xml:space="preserve">The </w:t>
+      </w:r>
+      <w:proofErr w:type="spellStart"/>
+      <w:r>
+        <w:rPr>
+          <w:lang w:val="en-US"/>
+        </w:rPr>
+        <w:t>Reciving</w:t>
+      </w:r>
+      <w:proofErr w:type="spellEnd"/>
+      <w:r>
+        <w:rPr>
+          <w:lang w:val="en-US"/>
+        </w:rPr>
+        <w:t xml:space="preserve"> in which anyone can apply to. Each year a new city is chosen and the next month in the next year is selected. </w:t>
+      </w:r>
+      <w:r>
+        <w:rPr>
+          <w:lang w:val="en-US"/>
+        </w:rPr>
+        <w:br/>
+        <w:t>Bureaucrats and holy people will go first, afterwards Harmonists, both without any applying involved. Normal people will have to write their case to the Immortal Sisters in advance.</w:t>
+      </w:r>
+      <w:r>
+        <w:rPr>
+          <w:lang w:val="en-US"/>
+        </w:rPr>
+        <w:br/>
+        <w:t>During the Receiving free food is distributed and festivities are held around the chosen city.</w:t>
+      </w:r>
+    </w:p>
+    <w:p>
+      <w:pPr>
+        <w:rPr>
+          <w:lang w:val="en-US"/>
+        </w:rPr>
+      </w:pPr>
+    </w:p>
+    <w:p>
+      <w:pPr>
         <w:pStyle w:val="berschrift3"/>
         <w:rPr>
           <w:lang w:val="en-US"/>
@@ -1807,7 +1899,19 @@
         <w:rPr>
           <w:lang w:val="en-US"/>
         </w:rPr>
-        <w:t xml:space="preserve">Favored in </w:t>
+        <w:t>Favored in</w:t>
+      </w:r>
+      <w:r>
+        <w:rPr>
+          <w:lang w:val="en-US"/>
+        </w:rPr>
+        <w:t xml:space="preserve"> some places in</w:t>
+      </w:r>
+      <w:r>
+        <w:rPr>
+          <w:lang w:val="en-US"/>
+        </w:rPr>
+        <w:t xml:space="preserve"> </w:t>
       </w:r>
       <w:proofErr w:type="spellStart"/>
       <w:r>
@@ -1844,6 +1948,12 @@
           <w:lang w:val="en-US"/>
         </w:rPr>
       </w:pPr>
+      <w:r>
+        <w:rPr>
+          <w:lang w:val="en-US"/>
+        </w:rPr>
+        <w:t>Has their own form of yoga known as: Dance of Constellations.</w:t>
+      </w:r>
     </w:p>
     <w:p>
       <w:pPr>
@@ -2103,21 +2213,7 @@
         <w:rPr>
           <w:lang w:val="en-US"/>
         </w:rPr>
-        <w:t xml:space="preserve">Darkness </w:t>
-      </w:r>
-      <w:proofErr w:type="gramStart"/>
-      <w:r>
-        <w:rPr>
-          <w:lang w:val="en-US"/>
-        </w:rPr>
-        <w:t>take</w:t>
-      </w:r>
-      <w:proofErr w:type="gramEnd"/>
-      <w:r>
-        <w:rPr>
-          <w:lang w:val="en-US"/>
-        </w:rPr>
-        <w:t xml:space="preserve"> me</w:t>
+        <w:t>Shading</w:t>
       </w:r>
     </w:p>
     <w:p>
@@ -2135,7 +2231,7 @@
         <w:rPr>
           <w:lang w:val="en-US"/>
         </w:rPr>
-        <w:t>Oh no</w:t>
+        <w:t>Fucking</w:t>
       </w:r>
     </w:p>
     <w:p>
@@ -2149,27 +2245,15 @@
           <w:lang w:val="en-US"/>
         </w:rPr>
       </w:pPr>
-      <w:r>
-        <w:rPr>
-          <w:lang w:val="en-US"/>
-        </w:rPr>
-        <w:t xml:space="preserve">By the </w:t>
-      </w:r>
-      <w:proofErr w:type="spellStart"/>
-      <w:r>
-        <w:rPr>
-          <w:lang w:val="en-US"/>
-        </w:rPr>
-        <w:t>eptual</w:t>
-      </w:r>
-      <w:proofErr w:type="spellEnd"/>
-      <w:r>
-        <w:rPr>
-          <w:lang w:val="en-US"/>
-        </w:rPr>
-        <w:t xml:space="preserve"> gods</w:t>
-      </w:r>
-    </w:p>
+      <w:bookmarkStart w:id="7" w:name="_Hlk229662356"/>
+      <w:r>
+        <w:rPr>
+          <w:lang w:val="en-US"/>
+        </w:rPr>
+        <w:t>Lightless</w:t>
+      </w:r>
+    </w:p>
+    <w:bookmarkEnd w:id="7"/>
     <w:p>
       <w:pPr>
         <w:pStyle w:val="Listenabsatz"/>
@@ -2185,7 +2269,7 @@
         <w:rPr>
           <w:lang w:val="en-US"/>
         </w:rPr>
-        <w:t>By God</w:t>
+        <w:t>Fucking</w:t>
       </w:r>
     </w:p>
     <w:p>
@@ -2203,7 +2287,21 @@
         <w:rPr>
           <w:lang w:val="en-US"/>
         </w:rPr>
-        <w:t>Asarat, heal me</w:t>
+        <w:t xml:space="preserve">Darkness </w:t>
+      </w:r>
+      <w:proofErr w:type="gramStart"/>
+      <w:r>
+        <w:rPr>
+          <w:lang w:val="en-US"/>
+        </w:rPr>
+        <w:t>take</w:t>
+      </w:r>
+      <w:proofErr w:type="gramEnd"/>
+      <w:r>
+        <w:rPr>
+          <w:lang w:val="en-US"/>
+        </w:rPr>
+        <w:t xml:space="preserve"> me</w:t>
       </w:r>
     </w:p>
     <w:p>
@@ -2221,13 +2319,7 @@
         <w:rPr>
           <w:lang w:val="en-US"/>
         </w:rPr>
-        <w:t>God, help me heal</w:t>
-      </w:r>
-      <w:r>
-        <w:rPr>
-          <w:lang w:val="en-US"/>
-        </w:rPr>
-        <w:t xml:space="preserve"> (Asarat is the healer)</w:t>
+        <w:t>Oh no</w:t>
       </w:r>
     </w:p>
     <w:p>
@@ -2241,28 +2333,35 @@
           <w:lang w:val="en-US"/>
         </w:rPr>
       </w:pPr>
-      <w:r>
-        <w:rPr>
-          <w:lang w:val="en-US"/>
-        </w:rPr>
-        <w:lastRenderedPageBreak/>
-        <w:t xml:space="preserve">For </w:t>
-      </w:r>
-      <w:proofErr w:type="spellStart"/>
-      <w:r>
-        <w:rPr>
-          <w:lang w:val="en-US"/>
-        </w:rPr>
-        <w:t>Omofy’s</w:t>
-      </w:r>
-      <w:proofErr w:type="spellEnd"/>
-      <w:r>
-        <w:rPr>
-          <w:lang w:val="en-US"/>
-        </w:rPr>
-        <w:t xml:space="preserve"> sake</w:t>
-      </w:r>
-    </w:p>
+      <w:bookmarkStart w:id="8" w:name="_Hlk228646719"/>
+      <w:r>
+        <w:rPr>
+          <w:lang w:val="en-US"/>
+        </w:rPr>
+        <w:t xml:space="preserve">By the </w:t>
+      </w:r>
+      <w:proofErr w:type="spellStart"/>
+      <w:r>
+        <w:rPr>
+          <w:lang w:val="en-US"/>
+        </w:rPr>
+        <w:t>E</w:t>
+      </w:r>
+      <w:r>
+        <w:rPr>
+          <w:lang w:val="en-US"/>
+        </w:rPr>
+        <w:t>ptual</w:t>
+      </w:r>
+      <w:proofErr w:type="spellEnd"/>
+      <w:r>
+        <w:rPr>
+          <w:lang w:val="en-US"/>
+        </w:rPr>
+        <w:t xml:space="preserve"> gods</w:t>
+      </w:r>
+    </w:p>
+    <w:bookmarkEnd w:id="8"/>
     <w:p>
       <w:pPr>
         <w:pStyle w:val="Listenabsatz"/>
@@ -2278,27 +2377,7 @@
         <w:rPr>
           <w:lang w:val="en-US"/>
         </w:rPr>
-        <w:t>For god’s sake (</w:t>
-      </w:r>
-      <w:proofErr w:type="spellStart"/>
-      <w:r>
-        <w:rPr>
-          <w:lang w:val="en-US"/>
-        </w:rPr>
-        <w:t>Omofy</w:t>
-      </w:r>
-      <w:proofErr w:type="spellEnd"/>
-      <w:r>
-        <w:rPr>
-          <w:lang w:val="en-US"/>
-        </w:rPr>
-        <w:t xml:space="preserve"> is the </w:t>
-      </w:r>
-      <w:r>
-        <w:rPr>
-          <w:lang w:val="en-US"/>
-        </w:rPr>
-        <w:t>guidance</w:t>
+        <w:t>By God</w:t>
       </w:r>
     </w:p>
     <w:p>
@@ -2316,7 +2395,7 @@
         <w:rPr>
           <w:lang w:val="en-US"/>
         </w:rPr>
-        <w:t>Drown me in shade</w:t>
+        <w:t>Asarat, heal me</w:t>
       </w:r>
     </w:p>
     <w:p>
@@ -2334,7 +2413,13 @@
         <w:rPr>
           <w:lang w:val="en-US"/>
         </w:rPr>
-        <w:t>Fuck me</w:t>
+        <w:t>God, help me heal</w:t>
+      </w:r>
+      <w:r>
+        <w:rPr>
+          <w:lang w:val="en-US"/>
+        </w:rPr>
+        <w:t xml:space="preserve"> (Asarat is the healer)</w:t>
       </w:r>
     </w:p>
     <w:p>
@@ -2352,13 +2437,21 @@
         <w:rPr>
           <w:lang w:val="en-US"/>
         </w:rPr>
-        <w:t>Has Darkness enveloped you?</w:t>
-      </w:r>
-      <w:r>
-        <w:rPr>
-          <w:lang w:val="en-US"/>
-        </w:rPr>
-        <w:t xml:space="preserve"> | Did the sun burn your scalp?</w:t>
+        <w:t xml:space="preserve">For </w:t>
+      </w:r>
+      <w:proofErr w:type="spellStart"/>
+      <w:r>
+        <w:rPr>
+          <w:lang w:val="en-US"/>
+        </w:rPr>
+        <w:t>Omofy’s</w:t>
+      </w:r>
+      <w:proofErr w:type="spellEnd"/>
+      <w:r>
+        <w:rPr>
+          <w:lang w:val="en-US"/>
+        </w:rPr>
+        <w:t xml:space="preserve"> sake</w:t>
       </w:r>
     </w:p>
     <w:p>
@@ -2376,7 +2469,27 @@
         <w:rPr>
           <w:lang w:val="en-US"/>
         </w:rPr>
-        <w:t>Are you mad?</w:t>
+        <w:t>For god’s sake (</w:t>
+      </w:r>
+      <w:proofErr w:type="spellStart"/>
+      <w:r>
+        <w:rPr>
+          <w:lang w:val="en-US"/>
+        </w:rPr>
+        <w:t>Omofy</w:t>
+      </w:r>
+      <w:proofErr w:type="spellEnd"/>
+      <w:r>
+        <w:rPr>
+          <w:lang w:val="en-US"/>
+        </w:rPr>
+        <w:t xml:space="preserve"> is the </w:t>
+      </w:r>
+      <w:r>
+        <w:rPr>
+          <w:lang w:val="en-US"/>
+        </w:rPr>
+        <w:t>guidance</w:t>
       </w:r>
     </w:p>
     <w:p>
@@ -2394,7 +2507,7 @@
         <w:rPr>
           <w:lang w:val="en-US"/>
         </w:rPr>
-        <w:t>Bright rays to you</w:t>
+        <w:t>Drown me in shade</w:t>
       </w:r>
     </w:p>
     <w:p>
@@ -2412,7 +2525,7 @@
         <w:rPr>
           <w:lang w:val="en-US"/>
         </w:rPr>
-        <w:t>Good day</w:t>
+        <w:t>Fuck me</w:t>
       </w:r>
     </w:p>
     <w:p>
@@ -2430,7 +2543,13 @@
         <w:rPr>
           <w:lang w:val="en-US"/>
         </w:rPr>
-        <w:t>Darkness</w:t>
+        <w:t>Has Darkness enveloped you?</w:t>
+      </w:r>
+      <w:r>
+        <w:rPr>
+          <w:lang w:val="en-US"/>
+        </w:rPr>
+        <w:t xml:space="preserve"> | Did the sun burn your scalp?</w:t>
       </w:r>
     </w:p>
     <w:p>
@@ -2448,7 +2567,7 @@
         <w:rPr>
           <w:lang w:val="en-US"/>
         </w:rPr>
-        <w:t>Hell</w:t>
+        <w:t>Are you mad?</w:t>
       </w:r>
     </w:p>
     <w:p>
@@ -2466,7 +2585,7 @@
         <w:rPr>
           <w:lang w:val="en-US"/>
         </w:rPr>
-        <w:t>Lightless</w:t>
+        <w:t>Bright rays to you</w:t>
       </w:r>
     </w:p>
     <w:p>
@@ -2484,7 +2603,7 @@
         <w:rPr>
           <w:lang w:val="en-US"/>
         </w:rPr>
-        <w:t>Fucking</w:t>
+        <w:t>Good day</w:t>
       </w:r>
     </w:p>
     <w:p>
@@ -2498,6 +2617,128 @@
           <w:lang w:val="en-US"/>
         </w:rPr>
       </w:pPr>
+      <w:r>
+        <w:rPr>
+          <w:lang w:val="en-US"/>
+        </w:rPr>
+        <w:t>Darkness</w:t>
+      </w:r>
+    </w:p>
+    <w:p>
+      <w:pPr>
+        <w:pStyle w:val="Listenabsatz"/>
+        <w:numPr>
+          <w:ilvl w:val="1"/>
+          <w:numId w:val="2"/>
+        </w:numPr>
+        <w:rPr>
+          <w:lang w:val="en-US"/>
+        </w:rPr>
+      </w:pPr>
+      <w:r>
+        <w:rPr>
+          <w:lang w:val="en-US"/>
+        </w:rPr>
+        <w:t>Hell</w:t>
+      </w:r>
+    </w:p>
+    <w:p>
+      <w:pPr>
+        <w:pStyle w:val="Listenabsatz"/>
+        <w:numPr>
+          <w:ilvl w:val="0"/>
+          <w:numId w:val="2"/>
+        </w:numPr>
+        <w:rPr>
+          <w:lang w:val="en-US"/>
+        </w:rPr>
+      </w:pPr>
+      <w:r>
+        <w:rPr>
+          <w:lang w:val="en-US"/>
+        </w:rPr>
+        <w:t>Hurt like the Woes</w:t>
+      </w:r>
+    </w:p>
+    <w:p>
+      <w:pPr>
+        <w:pStyle w:val="Listenabsatz"/>
+        <w:numPr>
+          <w:ilvl w:val="1"/>
+          <w:numId w:val="2"/>
+        </w:numPr>
+        <w:rPr>
+          <w:lang w:val="en-US"/>
+        </w:rPr>
+      </w:pPr>
+      <w:r>
+        <w:rPr>
+          <w:lang w:val="en-US"/>
+        </w:rPr>
+        <w:t>Hurt like Hell, Woes are the time shortly after the Ceasing</w:t>
+      </w:r>
+    </w:p>
+    <w:p>
+      <w:pPr>
+        <w:pStyle w:val="Listenabsatz"/>
+        <w:numPr>
+          <w:ilvl w:val="0"/>
+          <w:numId w:val="2"/>
+        </w:numPr>
+        <w:rPr>
+          <w:lang w:val="en-US"/>
+        </w:rPr>
+      </w:pPr>
+      <w:r>
+        <w:rPr>
+          <w:lang w:val="en-US"/>
+        </w:rPr>
+        <w:t xml:space="preserve">Sun </w:t>
+      </w:r>
+      <w:proofErr w:type="gramStart"/>
+      <w:r>
+        <w:rPr>
+          <w:lang w:val="en-US"/>
+        </w:rPr>
+        <w:t>enlighten</w:t>
+      </w:r>
+      <w:proofErr w:type="gramEnd"/>
+      <w:r>
+        <w:rPr>
+          <w:lang w:val="en-US"/>
+        </w:rPr>
+        <w:t xml:space="preserve"> me!</w:t>
+      </w:r>
+    </w:p>
+    <w:p>
+      <w:pPr>
+        <w:pStyle w:val="Listenabsatz"/>
+        <w:numPr>
+          <w:ilvl w:val="1"/>
+          <w:numId w:val="2"/>
+        </w:numPr>
+        <w:rPr>
+          <w:lang w:val="en-US"/>
+        </w:rPr>
+      </w:pPr>
+      <w:r>
+        <w:rPr>
+          <w:lang w:val="en-US"/>
+        </w:rPr>
+        <w:t>This is the best!</w:t>
+      </w:r>
+    </w:p>
+    <w:p>
+      <w:pPr>
+        <w:pStyle w:val="Listenabsatz"/>
+        <w:numPr>
+          <w:ilvl w:val="0"/>
+          <w:numId w:val="2"/>
+        </w:numPr>
+        <w:rPr>
+          <w:lang w:val="en-US"/>
+        </w:rPr>
+      </w:pPr>
       <w:proofErr w:type="spellStart"/>
       <w:r>
         <w:rPr>
@@ -2535,6 +2776,44 @@
     </w:p>
     <w:p>
       <w:pPr>
+        <w:pStyle w:val="Listenabsatz"/>
+        <w:numPr>
+          <w:ilvl w:val="0"/>
+          <w:numId w:val="2"/>
+        </w:numPr>
+        <w:rPr>
+          <w:lang w:val="en-US"/>
+        </w:rPr>
+      </w:pPr>
+      <w:proofErr w:type="spellStart"/>
+      <w:r>
+        <w:rPr>
+          <w:lang w:val="en-US"/>
+        </w:rPr>
+        <w:t>Papaii</w:t>
+      </w:r>
+      <w:proofErr w:type="spellEnd"/>
+    </w:p>
+    <w:p>
+      <w:pPr>
+        <w:pStyle w:val="Listenabsatz"/>
+        <w:numPr>
+          <w:ilvl w:val="1"/>
+          <w:numId w:val="2"/>
+        </w:numPr>
+        <w:rPr>
+          <w:lang w:val="en-US"/>
+        </w:rPr>
+      </w:pPr>
+      <w:r>
+        <w:rPr>
+          <w:lang w:val="en-US"/>
+        </w:rPr>
+        <w:t>Dad, father, etc.</w:t>
+      </w:r>
+    </w:p>
+    <w:p>
+      <w:pPr>
         <w:pStyle w:val="berschrift2"/>
         <w:rPr>
           <w:lang w:val="en-US"/>
@@ -2554,7 +2833,7 @@
           <w:lang w:val="en-US"/>
         </w:rPr>
       </w:pPr>
-      <w:bookmarkStart w:id="5" w:name="_Hlk223809007"/>
+      <w:bookmarkStart w:id="9" w:name="_Hlk223809007"/>
       <w:proofErr w:type="spellStart"/>
       <w:r>
         <w:rPr>
@@ -2562,7 +2841,7 @@
         </w:rPr>
         <w:t>Shkarhound</w:t>
       </w:r>
-      <w:bookmarkEnd w:id="5"/>
+      <w:bookmarkEnd w:id="9"/>
       <w:proofErr w:type="spellEnd"/>
     </w:p>
     <w:p>
@@ -2710,6 +2989,7 @@
         <w:rPr>
           <w:lang w:val="en-US"/>
         </w:rPr>
+        <w:lastRenderedPageBreak/>
         <w:t>Ferule</w:t>
       </w:r>
     </w:p>
@@ -2896,22 +3176,315 @@
         <w:rPr>
           <w:lang w:val="en-US"/>
         </w:rPr>
+        <w:t>Duck</w:t>
+      </w:r>
+    </w:p>
+    <w:p>
+      <w:pPr>
+        <w:rPr>
+          <w:lang w:val="en-US"/>
+        </w:rPr>
+      </w:pPr>
+      <w:r>
+        <w:rPr>
+          <w:lang w:val="en-US"/>
+        </w:rPr>
+        <w:t>A waterbird of magnificent colors and loud bird calls like quacks. Was prevalent in the Valleys. Share only the name with their later counterparts.</w:t>
+      </w:r>
+    </w:p>
+    <w:p>
+      <w:pPr>
+        <w:pStyle w:val="berschrift2"/>
+        <w:rPr>
+          <w:lang w:val="en-US"/>
+        </w:rPr>
+      </w:pPr>
+      <w:r>
+        <w:rPr>
+          <w:lang w:val="en-US"/>
+        </w:rPr>
+        <w:t>Flora</w:t>
+      </w:r>
+    </w:p>
+    <w:p>
+      <w:pPr>
+        <w:rPr>
+          <w:lang w:val="en-US"/>
+        </w:rPr>
+      </w:pPr>
+      <w:r>
+        <w:rPr>
+          <w:lang w:val="en-US"/>
+        </w:rPr>
+        <w:t xml:space="preserve">Flora in </w:t>
+      </w:r>
+      <w:proofErr w:type="spellStart"/>
+      <w:r>
+        <w:rPr>
+          <w:lang w:val="en-US"/>
+        </w:rPr>
+        <w:t>Dilaril</w:t>
+      </w:r>
+      <w:proofErr w:type="spellEnd"/>
+      <w:r>
+        <w:rPr>
+          <w:lang w:val="en-US"/>
+        </w:rPr>
+        <w:t xml:space="preserve"> is mostly evergreen, although there are different times for different flowers and bushes to bloom. Harvest can be achieved throughout the year.</w:t>
+      </w:r>
+    </w:p>
+    <w:p>
+      <w:pPr>
+        <w:pStyle w:val="berschrift3"/>
+        <w:rPr>
+          <w:lang w:val="en-US"/>
+        </w:rPr>
+      </w:pPr>
+      <w:proofErr w:type="spellStart"/>
+      <w:r>
+        <w:rPr>
+          <w:lang w:val="en-US"/>
+        </w:rPr>
+        <w:t>Meridorian</w:t>
+      </w:r>
+      <w:proofErr w:type="spellEnd"/>
+    </w:p>
+    <w:p>
+      <w:pPr>
+        <w:rPr>
+          <w:lang w:val="en-US"/>
+        </w:rPr>
+      </w:pPr>
+      <w:r>
+        <w:rPr>
+          <w:lang w:val="en-US"/>
+        </w:rPr>
+        <w:t>Tree with</w:t>
+      </w:r>
+      <w:r>
+        <w:rPr>
+          <w:lang w:val="en-US"/>
+        </w:rPr>
+        <w:t xml:space="preserve"> dark bark and</w:t>
+      </w:r>
+      <w:r>
+        <w:rPr>
+          <w:lang w:val="en-US"/>
+        </w:rPr>
+        <w:t xml:space="preserve"> green long spikes as long as an arm. They grow in higher altitudes, their leaves a great source of water, albeit very bitter.</w:t>
+      </w:r>
+      <w:r>
+        <w:rPr>
+          <w:lang w:val="en-US"/>
+        </w:rPr>
+        <w:t xml:space="preserve"> Older trees have grown far from their trunk, leaving behind old and withered branches.</w:t>
+      </w:r>
+    </w:p>
+    <w:p>
+      <w:pPr>
+        <w:pStyle w:val="berschrift3"/>
+        <w:rPr>
+          <w:lang w:val="en-US"/>
+        </w:rPr>
+      </w:pPr>
+      <w:r>
+        <w:rPr>
+          <w:lang w:val="en-US"/>
+        </w:rPr>
+        <w:t>Speck Tree</w:t>
+      </w:r>
+    </w:p>
+    <w:p>
+      <w:pPr>
+        <w:rPr>
+          <w:lang w:val="en-US"/>
+        </w:rPr>
+      </w:pPr>
+      <w:r>
+        <w:rPr>
+          <w:lang w:val="en-US"/>
+        </w:rPr>
+        <w:t>Tree with</w:t>
+      </w:r>
+      <w:r>
+        <w:rPr>
+          <w:lang w:val="en-US"/>
+        </w:rPr>
+        <w:t xml:space="preserve"> white bark and</w:t>
+      </w:r>
+      <w:r>
+        <w:rPr>
+          <w:lang w:val="en-US"/>
+        </w:rPr>
+        <w:t xml:space="preserve"> tiny leaves as big as a fingertip. The leaves point towards the sun, growing wide and towards it</w:t>
+      </w:r>
+      <w:r>
+        <w:rPr>
+          <w:lang w:val="en-US"/>
+        </w:rPr>
+        <w:t>, covering as much space as possible</w:t>
+      </w:r>
+      <w:r>
+        <w:rPr>
+          <w:lang w:val="en-US"/>
+        </w:rPr>
+        <w:t>.</w:t>
+      </w:r>
+    </w:p>
+    <w:p>
+      <w:pPr>
+        <w:pStyle w:val="berschrift3"/>
+        <w:rPr>
+          <w:lang w:val="en-US"/>
+        </w:rPr>
+      </w:pPr>
+      <w:proofErr w:type="spellStart"/>
+      <w:r>
+        <w:rPr>
+          <w:lang w:val="en-US"/>
+        </w:rPr>
+        <w:t>Traviolo</w:t>
+      </w:r>
+      <w:proofErr w:type="spellEnd"/>
+      <w:r>
+        <w:rPr>
+          <w:lang w:val="en-US"/>
+        </w:rPr>
+        <w:t xml:space="preserve"> Flower</w:t>
+      </w:r>
+    </w:p>
+    <w:p>
+      <w:pPr>
+        <w:rPr>
+          <w:lang w:val="en-US"/>
+        </w:rPr>
+      </w:pPr>
+      <w:r>
+        <w:rPr>
+          <w:lang w:val="en-US"/>
+        </w:rPr>
+        <w:t>A flower that has five big outer leaves and three smaller inner ones of purplish to pink color. It is said, that the Immortal Oracle has touched the flower to grow thousands of years ago, making people see sweet future when they smell on it.</w:t>
+      </w:r>
+    </w:p>
+    <w:p>
+      <w:pPr>
+        <w:pStyle w:val="berschrift3"/>
+        <w:rPr>
+          <w:lang w:val="en-US"/>
+        </w:rPr>
+      </w:pPr>
+      <w:proofErr w:type="spellStart"/>
+      <w:r>
+        <w:rPr>
+          <w:lang w:val="en-US"/>
+        </w:rPr>
+        <w:t>Sorii</w:t>
+      </w:r>
+      <w:proofErr w:type="spellEnd"/>
+      <w:r>
+        <w:rPr>
+          <w:lang w:val="en-US"/>
+        </w:rPr>
+        <w:t xml:space="preserve"> Grain</w:t>
+      </w:r>
+    </w:p>
+    <w:p>
+      <w:pPr>
+        <w:rPr>
+          <w:lang w:val="en-US"/>
+        </w:rPr>
+      </w:pPr>
+      <w:r>
+        <w:rPr>
+          <w:lang w:val="en-US"/>
+        </w:rPr>
+        <w:t>Grain that grows from a stem, regrowing all year around, throwing off its overgrown head every month to be harvested.</w:t>
+      </w:r>
+    </w:p>
+    <w:p>
+      <w:pPr>
+        <w:pStyle w:val="berschrift3"/>
+        <w:rPr>
+          <w:lang w:val="en-US"/>
+        </w:rPr>
+      </w:pPr>
+      <w:proofErr w:type="spellStart"/>
+      <w:r>
+        <w:rPr>
+          <w:lang w:val="en-US"/>
+        </w:rPr>
         <w:lastRenderedPageBreak/>
-        <w:t>Duck</w:t>
-      </w:r>
-    </w:p>
-    <w:p>
-      <w:pPr>
-        <w:rPr>
-          <w:lang w:val="en-US"/>
-        </w:rPr>
-      </w:pPr>
-      <w:r>
-        <w:rPr>
-          <w:lang w:val="en-US"/>
-        </w:rPr>
-        <w:t>A waterbird of magnificent colors and loud bird calls like quacks. Was prevalent in the Valleys. Share only the name with their later counterparts.</w:t>
-      </w:r>
+        <w:t>Arrorika</w:t>
+      </w:r>
+      <w:proofErr w:type="spellEnd"/>
+      <w:r>
+        <w:rPr>
+          <w:lang w:val="en-US"/>
+        </w:rPr>
+        <w:t xml:space="preserve"> Root</w:t>
+      </w:r>
+    </w:p>
+    <w:p>
+      <w:pPr>
+        <w:rPr>
+          <w:lang w:val="en-US"/>
+        </w:rPr>
+      </w:pPr>
+      <w:r>
+        <w:rPr>
+          <w:lang w:val="en-US"/>
+        </w:rPr>
+        <w:t xml:space="preserve">Thick root of brown-reddish color that grows in the dark. Ingredient for spicy dishes in the valleys, used in tiny sprinkles. Grown in the Peaks around </w:t>
+      </w:r>
+      <w:proofErr w:type="spellStart"/>
+      <w:r>
+        <w:rPr>
+          <w:lang w:val="en-US"/>
+        </w:rPr>
+        <w:t>Shadesprings</w:t>
+      </w:r>
+      <w:proofErr w:type="spellEnd"/>
+      <w:r>
+        <w:rPr>
+          <w:lang w:val="en-US"/>
+        </w:rPr>
+        <w:t xml:space="preserve">. E.g. </w:t>
+      </w:r>
+      <w:proofErr w:type="spellStart"/>
+      <w:r>
+        <w:rPr>
+          <w:lang w:val="en-US"/>
+        </w:rPr>
+        <w:t>Herriar’s</w:t>
+      </w:r>
+      <w:proofErr w:type="spellEnd"/>
+      <w:r>
+        <w:rPr>
+          <w:lang w:val="en-US"/>
+        </w:rPr>
+        <w:t xml:space="preserve"> home village of </w:t>
+      </w:r>
+      <w:proofErr w:type="spellStart"/>
+      <w:r>
+        <w:rPr>
+          <w:lang w:val="en-US"/>
+        </w:rPr>
+        <w:t>Tresmor’s</w:t>
+      </w:r>
+      <w:proofErr w:type="spellEnd"/>
+      <w:r>
+        <w:rPr>
+          <w:lang w:val="en-US"/>
+        </w:rPr>
+        <w:t xml:space="preserve"> Venture</w:t>
+      </w:r>
+    </w:p>
+    <w:p>
+      <w:pPr>
+        <w:rPr>
+          <w:lang w:val="en-US"/>
+        </w:rPr>
+      </w:pPr>
     </w:p>
     <w:p>
       <w:pPr>
@@ -2924,34 +3497,13 @@
         <w:rPr>
           <w:lang w:val="en-US"/>
         </w:rPr>
-        <w:t>Flora</w:t>
-      </w:r>
-    </w:p>
-    <w:p>
-      <w:pPr>
-        <w:rPr>
-          <w:lang w:val="en-US"/>
-        </w:rPr>
-      </w:pPr>
-      <w:r>
-        <w:rPr>
-          <w:lang w:val="en-US"/>
-        </w:rPr>
-        <w:t xml:space="preserve">Flora in </w:t>
-      </w:r>
-      <w:proofErr w:type="spellStart"/>
-      <w:r>
-        <w:rPr>
-          <w:lang w:val="en-US"/>
-        </w:rPr>
-        <w:t>Dilaril</w:t>
-      </w:r>
-      <w:proofErr w:type="spellEnd"/>
-      <w:r>
-        <w:rPr>
-          <w:lang w:val="en-US"/>
-        </w:rPr>
-        <w:t xml:space="preserve"> is mostly evergreen, although there are different times for different flowers and bushes to bloom. Harvest can be achieved throughout the year.</w:t>
+        <w:t>Food</w:t>
+      </w:r>
+      <w:r>
+        <w:rPr>
+          <w:lang w:val="en-US"/>
+        </w:rPr>
+        <w:t xml:space="preserve"> &amp; Drink</w:t>
       </w:r>
     </w:p>
     <w:p>
@@ -2961,44 +3513,48 @@
           <w:lang w:val="en-US"/>
         </w:rPr>
       </w:pPr>
-      <w:proofErr w:type="spellStart"/>
-      <w:r>
-        <w:rPr>
-          <w:lang w:val="en-US"/>
-        </w:rPr>
-        <w:t>Meridorian</w:t>
-      </w:r>
-      <w:proofErr w:type="spellEnd"/>
-    </w:p>
-    <w:p>
-      <w:pPr>
-        <w:rPr>
-          <w:lang w:val="en-US"/>
-        </w:rPr>
-      </w:pPr>
-      <w:r>
-        <w:rPr>
-          <w:lang w:val="en-US"/>
-        </w:rPr>
-        <w:t>Tree with</w:t>
-      </w:r>
-      <w:r>
-        <w:rPr>
-          <w:lang w:val="en-US"/>
-        </w:rPr>
-        <w:t xml:space="preserve"> dark bark and</w:t>
-      </w:r>
-      <w:r>
-        <w:rPr>
-          <w:lang w:val="en-US"/>
-        </w:rPr>
-        <w:t xml:space="preserve"> green long spikes as long as an arm. They grow in higher altitudes, their leaves a great source of water, albeit very bitter.</w:t>
-      </w:r>
-      <w:r>
-        <w:rPr>
-          <w:lang w:val="en-US"/>
-        </w:rPr>
-        <w:t xml:space="preserve"> Older trees have grown far from their trunk, leaving behind old and withered branches.</w:t>
+      <w:r>
+        <w:rPr>
+          <w:lang w:val="en-US"/>
+        </w:rPr>
+        <w:t>Pickled Ox Buns</w:t>
+      </w:r>
+    </w:p>
+    <w:p>
+      <w:pPr>
+        <w:rPr>
+          <w:lang w:val="en-US"/>
+        </w:rPr>
+      </w:pPr>
+      <w:r>
+        <w:rPr>
+          <w:lang w:val="en-US"/>
+        </w:rPr>
+        <w:t>Ox is a</w:t>
+      </w:r>
+      <w:r>
+        <w:rPr>
+          <w:lang w:val="en-US"/>
+        </w:rPr>
+        <w:t xml:space="preserve"> </w:t>
+      </w:r>
+      <w:r>
+        <w:rPr>
+          <w:lang w:val="en-US"/>
+        </w:rPr>
+        <w:t xml:space="preserve">stable food source for meat, imported from the valleys and </w:t>
+      </w:r>
+      <w:r>
+        <w:rPr>
+          <w:lang w:val="en-US"/>
+        </w:rPr>
+        <w:t xml:space="preserve">mostly </w:t>
+      </w:r>
+      <w:r>
+        <w:rPr>
+          <w:lang w:val="en-US"/>
+        </w:rPr>
+        <w:t>preserved through pickling it. With a sweet sauce the source taste mixes well into the bread as finger food.</w:t>
       </w:r>
     </w:p>
     <w:p>
@@ -3012,44 +3568,20 @@
         <w:rPr>
           <w:lang w:val="en-US"/>
         </w:rPr>
-        <w:t>Speck Tree</w:t>
-      </w:r>
-    </w:p>
-    <w:p>
-      <w:pPr>
-        <w:rPr>
-          <w:lang w:val="en-US"/>
-        </w:rPr>
-      </w:pPr>
-      <w:r>
-        <w:rPr>
-          <w:lang w:val="en-US"/>
-        </w:rPr>
-        <w:t>Tree with</w:t>
-      </w:r>
-      <w:r>
-        <w:rPr>
-          <w:lang w:val="en-US"/>
-        </w:rPr>
-        <w:t xml:space="preserve"> white bark and</w:t>
-      </w:r>
-      <w:r>
-        <w:rPr>
-          <w:lang w:val="en-US"/>
-        </w:rPr>
-        <w:t xml:space="preserve"> tiny leaves as big as a fingertip. The leaves point towards the sun, growing wide and towards it</w:t>
-      </w:r>
-      <w:r>
-        <w:rPr>
-          <w:lang w:val="en-US"/>
-        </w:rPr>
-        <w:t>, covering as much space as possible</w:t>
-      </w:r>
-      <w:r>
-        <w:rPr>
-          <w:lang w:val="en-US"/>
-        </w:rPr>
-        <w:t>.</w:t>
+        <w:t>Sweet Egg Plumbs</w:t>
+      </w:r>
+    </w:p>
+    <w:p>
+      <w:pPr>
+        <w:rPr>
+          <w:lang w:val="en-US"/>
+        </w:rPr>
+      </w:pPr>
+      <w:r>
+        <w:rPr>
+          <w:lang w:val="en-US"/>
+        </w:rPr>
+        <w:t>Plums candied in their own sugary juice and then fried in egg for a short time as dessert.</w:t>
       </w:r>
     </w:p>
     <w:p>
@@ -3059,32 +3591,24 @@
           <w:lang w:val="en-US"/>
         </w:rPr>
       </w:pPr>
-      <w:proofErr w:type="spellStart"/>
-      <w:r>
-        <w:rPr>
-          <w:lang w:val="en-US"/>
-        </w:rPr>
-        <w:t>Traviolo</w:t>
-      </w:r>
-      <w:proofErr w:type="spellEnd"/>
-      <w:r>
-        <w:rPr>
-          <w:lang w:val="en-US"/>
-        </w:rPr>
-        <w:t xml:space="preserve"> Flower</w:t>
-      </w:r>
-    </w:p>
-    <w:p>
-      <w:pPr>
-        <w:rPr>
-          <w:lang w:val="en-US"/>
-        </w:rPr>
-      </w:pPr>
-      <w:r>
-        <w:rPr>
-          <w:lang w:val="en-US"/>
-        </w:rPr>
-        <w:t>A flower that has five big outer leaves and three smaller inner ones of purplish to pink color. It is said, that the Immortal Oracle has touched the flower to grow thousands of years ago, making people see sweet future when they smell on it.</w:t>
+      <w:r>
+        <w:rPr>
+          <w:lang w:val="en-US"/>
+        </w:rPr>
+        <w:t>Brown Bread</w:t>
+      </w:r>
+    </w:p>
+    <w:p>
+      <w:pPr>
+        <w:rPr>
+          <w:lang w:val="en-US"/>
+        </w:rPr>
+      </w:pPr>
+      <w:r>
+        <w:rPr>
+          <w:lang w:val="en-US"/>
+        </w:rPr>
+        <w:t>Bread dough mixed with cocoa and sugar, making it taste bitter and sweet.</w:t>
       </w:r>
     </w:p>
     <w:p>
@@ -3099,27 +3623,49 @@
         <w:rPr>
           <w:lang w:val="en-US"/>
         </w:rPr>
-        <w:t>Sorii</w:t>
-      </w:r>
-      <w:proofErr w:type="spellEnd"/>
-      <w:r>
-        <w:rPr>
-          <w:lang w:val="en-US"/>
-        </w:rPr>
-        <w:t xml:space="preserve"> Grain</w:t>
-      </w:r>
-    </w:p>
-    <w:p>
-      <w:pPr>
-        <w:rPr>
-          <w:lang w:val="en-US"/>
-        </w:rPr>
-      </w:pPr>
-      <w:r>
-        <w:rPr>
-          <w:lang w:val="en-US"/>
-        </w:rPr>
-        <w:t>Grain that grows from a stem, regrowing all year around, throwing off its overgrown head every month to be harvested.</w:t>
+        <w:t>Moaroka</w:t>
+      </w:r>
+      <w:proofErr w:type="spellEnd"/>
+      <w:r>
+        <w:rPr>
+          <w:lang w:val="en-US"/>
+        </w:rPr>
+        <w:t xml:space="preserve"> </w:t>
+      </w:r>
+      <w:proofErr w:type="spellStart"/>
+      <w:r>
+        <w:rPr>
+          <w:lang w:val="en-US"/>
+        </w:rPr>
+        <w:t>Jucie</w:t>
+      </w:r>
+      <w:proofErr w:type="spellEnd"/>
+    </w:p>
+    <w:p>
+      <w:pPr>
+        <w:rPr>
+          <w:lang w:val="en-US"/>
+        </w:rPr>
+      </w:pPr>
+      <w:r>
+        <w:rPr>
+          <w:lang w:val="en-US"/>
+        </w:rPr>
+        <w:t xml:space="preserve">The fermented juice of the </w:t>
+      </w:r>
+      <w:proofErr w:type="spellStart"/>
+      <w:r>
+        <w:rPr>
+          <w:lang w:val="en-US"/>
+        </w:rPr>
+        <w:t>Moaroka</w:t>
+      </w:r>
+      <w:proofErr w:type="spellEnd"/>
+      <w:r>
+        <w:rPr>
+          <w:lang w:val="en-US"/>
+        </w:rPr>
+        <w:t xml:space="preserve"> plant, usually mixed with water or milk. Very strong and very sweet.</w:t>
       </w:r>
     </w:p>
     <w:p>
@@ -3129,264 +3675,38 @@
           <w:lang w:val="en-US"/>
         </w:rPr>
       </w:pPr>
-      <w:proofErr w:type="spellStart"/>
-      <w:r>
-        <w:rPr>
-          <w:lang w:val="en-US"/>
-        </w:rPr>
-        <w:t>Arrorika</w:t>
-      </w:r>
-      <w:proofErr w:type="spellEnd"/>
-      <w:r>
-        <w:rPr>
-          <w:lang w:val="en-US"/>
-        </w:rPr>
-        <w:t xml:space="preserve"> Root</w:t>
-      </w:r>
-    </w:p>
-    <w:p>
-      <w:pPr>
-        <w:rPr>
-          <w:lang w:val="en-US"/>
-        </w:rPr>
-      </w:pPr>
-      <w:r>
-        <w:rPr>
-          <w:lang w:val="en-US"/>
-        </w:rPr>
-        <w:t xml:space="preserve">Thick root of brown-reddish color that grows in the dark. Ingredient for spicy dishes in the valleys, used in tiny sprinkles. Grown in the Peaks around </w:t>
-      </w:r>
-      <w:proofErr w:type="spellStart"/>
-      <w:r>
-        <w:rPr>
-          <w:lang w:val="en-US"/>
-        </w:rPr>
-        <w:t>Shadesprings</w:t>
-      </w:r>
-      <w:proofErr w:type="spellEnd"/>
-      <w:r>
-        <w:rPr>
-          <w:lang w:val="en-US"/>
-        </w:rPr>
-        <w:t xml:space="preserve">. E.g. </w:t>
-      </w:r>
-      <w:proofErr w:type="spellStart"/>
-      <w:r>
-        <w:rPr>
-          <w:lang w:val="en-US"/>
-        </w:rPr>
-        <w:t>Herriar’s</w:t>
-      </w:r>
-      <w:proofErr w:type="spellEnd"/>
-      <w:r>
-        <w:rPr>
-          <w:lang w:val="en-US"/>
-        </w:rPr>
-        <w:t xml:space="preserve"> home village of </w:t>
-      </w:r>
-      <w:proofErr w:type="spellStart"/>
-      <w:r>
-        <w:rPr>
-          <w:lang w:val="en-US"/>
-        </w:rPr>
-        <w:t>Tresmor’s</w:t>
-      </w:r>
-      <w:proofErr w:type="spellEnd"/>
-      <w:r>
-        <w:rPr>
-          <w:lang w:val="en-US"/>
-        </w:rPr>
-        <w:t xml:space="preserve"> Venture</w:t>
-      </w:r>
-    </w:p>
-    <w:p>
-      <w:pPr>
-        <w:rPr>
-          <w:lang w:val="en-US"/>
-        </w:rPr>
-      </w:pPr>
-    </w:p>
-    <w:p>
-      <w:pPr>
-        <w:pStyle w:val="berschrift2"/>
-        <w:rPr>
-          <w:lang w:val="en-US"/>
-        </w:rPr>
-      </w:pPr>
-      <w:r>
-        <w:rPr>
-          <w:lang w:val="en-US"/>
-        </w:rPr>
-        <w:t>Food</w:t>
-      </w:r>
-      <w:r>
-        <w:rPr>
-          <w:lang w:val="en-US"/>
-        </w:rPr>
-        <w:t xml:space="preserve"> &amp; Drink</w:t>
-      </w:r>
-    </w:p>
-    <w:p>
-      <w:pPr>
-        <w:pStyle w:val="berschrift3"/>
-        <w:rPr>
-          <w:lang w:val="en-US"/>
-        </w:rPr>
-      </w:pPr>
-      <w:r>
-        <w:rPr>
-          <w:lang w:val="en-US"/>
-        </w:rPr>
-        <w:t>Pickled Ox Buns</w:t>
-      </w:r>
-    </w:p>
-    <w:p>
-      <w:pPr>
-        <w:rPr>
-          <w:lang w:val="en-US"/>
-        </w:rPr>
-      </w:pPr>
-      <w:r>
-        <w:rPr>
-          <w:lang w:val="en-US"/>
-        </w:rPr>
-        <w:t>Ox is a</w:t>
-      </w:r>
-      <w:r>
-        <w:rPr>
-          <w:lang w:val="en-US"/>
-        </w:rPr>
-        <w:t xml:space="preserve"> </w:t>
-      </w:r>
-      <w:r>
-        <w:rPr>
-          <w:lang w:val="en-US"/>
-        </w:rPr>
-        <w:t xml:space="preserve">stable food source for meat, imported from the valleys and </w:t>
-      </w:r>
-      <w:r>
-        <w:rPr>
-          <w:lang w:val="en-US"/>
-        </w:rPr>
-        <w:t xml:space="preserve">mostly </w:t>
-      </w:r>
-      <w:r>
-        <w:rPr>
-          <w:lang w:val="en-US"/>
-        </w:rPr>
-        <w:t>preserved through pickling it. With a sweet sauce the source taste mixes well into the bread as finger food.</w:t>
-      </w:r>
-    </w:p>
-    <w:p>
-      <w:pPr>
-        <w:pStyle w:val="berschrift3"/>
-        <w:rPr>
-          <w:lang w:val="en-US"/>
-        </w:rPr>
-      </w:pPr>
-      <w:r>
-        <w:rPr>
-          <w:lang w:val="en-US"/>
-        </w:rPr>
-        <w:t>Sweet Egg Plumbs</w:t>
-      </w:r>
-    </w:p>
-    <w:p>
-      <w:pPr>
-        <w:rPr>
-          <w:lang w:val="en-US"/>
-        </w:rPr>
-      </w:pPr>
-      <w:r>
-        <w:rPr>
-          <w:lang w:val="en-US"/>
-        </w:rPr>
-        <w:t>Plums candied in their own sugary juice and then fried in egg for a short time as dessert.</w:t>
-      </w:r>
-    </w:p>
-    <w:p>
-      <w:pPr>
-        <w:pStyle w:val="berschrift3"/>
-        <w:rPr>
-          <w:lang w:val="en-US"/>
-        </w:rPr>
-      </w:pPr>
-      <w:r>
-        <w:rPr>
-          <w:lang w:val="en-US"/>
-        </w:rPr>
-        <w:lastRenderedPageBreak/>
-        <w:t>Brown Bread</w:t>
-      </w:r>
-    </w:p>
-    <w:p>
-      <w:pPr>
-        <w:rPr>
-          <w:lang w:val="en-US"/>
-        </w:rPr>
-      </w:pPr>
-      <w:r>
-        <w:rPr>
-          <w:lang w:val="en-US"/>
-        </w:rPr>
-        <w:t>Bread dough mixed with cocoa and sugar, making it taste bitter and sweet.</w:t>
-      </w:r>
-    </w:p>
-    <w:p>
-      <w:pPr>
-        <w:pStyle w:val="berschrift3"/>
-        <w:rPr>
-          <w:lang w:val="en-US"/>
-        </w:rPr>
-      </w:pPr>
-      <w:proofErr w:type="spellStart"/>
-      <w:r>
-        <w:rPr>
-          <w:lang w:val="en-US"/>
-        </w:rPr>
-        <w:t>Moaroka</w:t>
-      </w:r>
-      <w:proofErr w:type="spellEnd"/>
-      <w:r>
-        <w:rPr>
-          <w:lang w:val="en-US"/>
-        </w:rPr>
-        <w:t xml:space="preserve"> </w:t>
-      </w:r>
-      <w:proofErr w:type="spellStart"/>
-      <w:r>
-        <w:rPr>
-          <w:lang w:val="en-US"/>
-        </w:rPr>
-        <w:t>Jucie</w:t>
-      </w:r>
-      <w:proofErr w:type="spellEnd"/>
-    </w:p>
-    <w:p>
-      <w:pPr>
-        <w:rPr>
-          <w:lang w:val="en-US"/>
-        </w:rPr>
-      </w:pPr>
-      <w:r>
-        <w:rPr>
-          <w:lang w:val="en-US"/>
-        </w:rPr>
-        <w:t xml:space="preserve">The fermented juice of the </w:t>
-      </w:r>
-      <w:proofErr w:type="spellStart"/>
-      <w:r>
-        <w:rPr>
-          <w:lang w:val="en-US"/>
-        </w:rPr>
-        <w:t>Moaroka</w:t>
-      </w:r>
-      <w:proofErr w:type="spellEnd"/>
-      <w:r>
-        <w:rPr>
-          <w:lang w:val="en-US"/>
-        </w:rPr>
-        <w:t xml:space="preserve"> plant, usually mixed with water or milk. Very strong and very sweet.</w:t>
+      <w:r>
+        <w:rPr>
+          <w:lang w:val="en-US"/>
+        </w:rPr>
+        <w:t>Noodles</w:t>
+      </w:r>
+    </w:p>
+    <w:p>
+      <w:pPr>
+        <w:rPr>
+          <w:lang w:val="en-US"/>
+        </w:rPr>
+      </w:pPr>
+      <w:r>
+        <w:rPr>
+          <w:lang w:val="en-US"/>
+        </w:rPr>
+        <w:t xml:space="preserve">Made from </w:t>
+      </w:r>
+      <w:proofErr w:type="spellStart"/>
+      <w:r>
+        <w:rPr>
+          <w:lang w:val="en-US"/>
+        </w:rPr>
+        <w:t>sorii</w:t>
+      </w:r>
+      <w:proofErr w:type="spellEnd"/>
+      <w:r>
+        <w:rPr>
+          <w:lang w:val="en-US"/>
+        </w:rPr>
+        <w:t xml:space="preserve"> grain, water and ferule eggs.</w:t>
       </w:r>
     </w:p>
     <w:sectPr>

--- a/docs/Buch Camille Chronicles/World of Halflight.docx
+++ b/docs/Buch Camille Chronicles/World of Halflight.docx
@@ -526,6 +526,45 @@
           <w:lang w:val="en-US"/>
         </w:rPr>
         <w:t xml:space="preserve"> Time had been measured before the cataclysm with the help of the turning sun and moon but was rearranged to a different system that divided the year.</w:t>
+      </w:r>
+    </w:p>
+    <w:p>
+      <w:pPr>
+        <w:rPr>
+          <w:lang w:val="en-US"/>
+        </w:rPr>
+      </w:pPr>
+      <w:r>
+        <w:rPr>
+          <w:lang w:val="en-US"/>
+        </w:rPr>
+        <w:t>The Sleeping Hours, the time in which most of the working populace is going to sleep and shops and services close for the day, is 6 hours in total, from the 19</w:t>
+      </w:r>
+      <w:r>
+        <w:rPr>
+          <w:vertAlign w:val="superscript"/>
+          <w:lang w:val="en-US"/>
+        </w:rPr>
+        <w:t>th</w:t>
+      </w:r>
+      <w:r>
+        <w:rPr>
+          <w:lang w:val="en-US"/>
+        </w:rPr>
+        <w:t xml:space="preserve"> to the 4</w:t>
+      </w:r>
+      <w:r>
+        <w:rPr>
+          <w:vertAlign w:val="superscript"/>
+          <w:lang w:val="en-US"/>
+        </w:rPr>
+        <w:t>th</w:t>
+      </w:r>
+      <w:r>
+        <w:rPr>
+          <w:lang w:val="en-US"/>
+        </w:rPr>
+        <w:t xml:space="preserve"> hour.</w:t>
       </w:r>
     </w:p>
     <w:p>
@@ -704,6 +743,171 @@
         <w:rPr>
           <w:lang w:val="en-US"/>
         </w:rPr>
+        <w:t>Races</w:t>
+      </w:r>
+    </w:p>
+    <w:p>
+      <w:pPr>
+        <w:pStyle w:val="berschrift3"/>
+        <w:rPr>
+          <w:lang w:val="en-US"/>
+        </w:rPr>
+      </w:pPr>
+      <w:r>
+        <w:rPr>
+          <w:lang w:val="en-US"/>
+        </w:rPr>
+        <w:t>Humans</w:t>
+      </w:r>
+    </w:p>
+    <w:p>
+      <w:pPr>
+        <w:rPr>
+          <w:lang w:val="en-US"/>
+        </w:rPr>
+      </w:pPr>
+      <w:r>
+        <w:rPr>
+          <w:lang w:val="en-US"/>
+        </w:rPr>
+        <w:t xml:space="preserve">Normal homo sapiens that have adjusted to the life on </w:t>
+      </w:r>
+      <w:proofErr w:type="spellStart"/>
+      <w:r>
+        <w:rPr>
+          <w:lang w:val="en-US"/>
+        </w:rPr>
+        <w:t>Dilaril</w:t>
+      </w:r>
+      <w:proofErr w:type="spellEnd"/>
+      <w:r>
+        <w:rPr>
+          <w:lang w:val="en-US"/>
+        </w:rPr>
+        <w:t xml:space="preserve">. Skin colors and cultures and mixed in bigger cities because of trade or heritage. Since the </w:t>
+      </w:r>
+      <w:proofErr w:type="spellStart"/>
+      <w:r>
+        <w:rPr>
+          <w:lang w:val="en-US"/>
+        </w:rPr>
+        <w:t>Ceising</w:t>
+      </w:r>
+      <w:proofErr w:type="spellEnd"/>
+      <w:r>
+        <w:rPr>
+          <w:lang w:val="en-US"/>
+        </w:rPr>
+        <w:t xml:space="preserve"> warmer regions like the sea and coast inhabit more dark-skinned peoples, the valleys tanned and the peaks white.</w:t>
+      </w:r>
+    </w:p>
+    <w:p>
+      <w:pPr>
+        <w:pStyle w:val="berschrift3"/>
+        <w:rPr>
+          <w:lang w:val="en-US"/>
+        </w:rPr>
+      </w:pPr>
+      <w:r>
+        <w:rPr>
+          <w:lang w:val="en-US"/>
+        </w:rPr>
+        <w:t>Cindered Ones</w:t>
+      </w:r>
+    </w:p>
+    <w:p>
+      <w:pPr>
+        <w:rPr>
+          <w:lang w:val="en-US"/>
+        </w:rPr>
+      </w:pPr>
+      <w:r>
+        <w:rPr>
+          <w:lang w:val="en-US"/>
+        </w:rPr>
+        <w:t xml:space="preserve">Freed from the influence of </w:t>
+      </w:r>
+      <w:proofErr w:type="spellStart"/>
+      <w:r>
+        <w:rPr>
+          <w:lang w:val="en-US"/>
+        </w:rPr>
+        <w:t>Natrair</w:t>
+      </w:r>
+      <w:proofErr w:type="spellEnd"/>
+      <w:r>
+        <w:rPr>
+          <w:lang w:val="en-US"/>
+        </w:rPr>
+        <w:t xml:space="preserve"> the Cindered Ones or </w:t>
+      </w:r>
+      <w:proofErr w:type="spellStart"/>
+      <w:r>
+        <w:rPr>
+          <w:lang w:val="en-US"/>
+        </w:rPr>
+        <w:t>Ashbearers</w:t>
+      </w:r>
+      <w:proofErr w:type="spellEnd"/>
+      <w:r>
+        <w:rPr>
+          <w:lang w:val="en-US"/>
+        </w:rPr>
+        <w:t xml:space="preserve"> have equally spread across the world, albeit they are oppressed in many regions, enslaved or kept low, as their numbers were too little and strength to shallow to fight against the already established humans.</w:t>
+      </w:r>
+    </w:p>
+    <w:p>
+      <w:pPr>
+        <w:rPr>
+          <w:lang w:val="en-US"/>
+        </w:rPr>
+      </w:pPr>
+      <w:r>
+        <w:rPr>
+          <w:lang w:val="en-US"/>
+        </w:rPr>
+        <w:t>They thrive more in the dark in or behind the peaks or mountains in the valleys and are seldom seen elsewhere as they would be controlled in most countries.</w:t>
+      </w:r>
+    </w:p>
+    <w:p>
+      <w:pPr>
+        <w:rPr>
+          <w:lang w:val="en-US"/>
+        </w:rPr>
+      </w:pPr>
+      <w:r>
+        <w:rPr>
+          <w:lang w:val="en-US"/>
+        </w:rPr>
+        <w:t xml:space="preserve">Since their freedom many Cindered Ones women bear stillborn children, as the bodies have trouble catching on souls after </w:t>
+      </w:r>
+      <w:proofErr w:type="spellStart"/>
+      <w:r>
+        <w:rPr>
+          <w:lang w:val="en-US"/>
+        </w:rPr>
+        <w:t>Natrair’s</w:t>
+      </w:r>
+      <w:proofErr w:type="spellEnd"/>
+      <w:r>
+        <w:rPr>
+          <w:lang w:val="en-US"/>
+        </w:rPr>
+        <w:t xml:space="preserve"> passing. Though their umbers keep stable at the price of the women of their species, who have to bear many children.</w:t>
+      </w:r>
+    </w:p>
+    <w:p>
+      <w:pPr>
+        <w:pStyle w:val="berschrift2"/>
+        <w:rPr>
+          <w:lang w:val="en-US"/>
+        </w:rPr>
+      </w:pPr>
+      <w:r>
+        <w:rPr>
+          <w:lang w:val="en-US"/>
+        </w:rPr>
+        <w:lastRenderedPageBreak/>
         <w:t>Kingdoms and similar countries</w:t>
       </w:r>
     </w:p>
@@ -1094,7 +1298,6 @@
         <w:rPr>
           <w:lang w:val="en-US"/>
         </w:rPr>
-        <w:lastRenderedPageBreak/>
         <w:t>Shadesprings</w:t>
       </w:r>
       <w:proofErr w:type="spellEnd"/>
@@ -1402,6 +1605,42 @@
     <w:p>
       <w:pPr>
         <w:pStyle w:val="Listenabsatz"/>
+        <w:numPr>
+          <w:ilvl w:val="0"/>
+          <w:numId w:val="1"/>
+        </w:numPr>
+        <w:rPr>
+          <w:lang w:val="en-US"/>
+        </w:rPr>
+      </w:pPr>
+      <w:r>
+        <w:rPr>
+          <w:lang w:val="en-US"/>
+        </w:rPr>
+        <w:t>Port Prime</w:t>
+      </w:r>
+    </w:p>
+    <w:p>
+      <w:pPr>
+        <w:pStyle w:val="Listenabsatz"/>
+        <w:numPr>
+          <w:ilvl w:val="1"/>
+          <w:numId w:val="1"/>
+        </w:numPr>
+        <w:rPr>
+          <w:lang w:val="en-US"/>
+        </w:rPr>
+      </w:pPr>
+      <w:r>
+        <w:rPr>
+          <w:lang w:val="en-US"/>
+        </w:rPr>
+        <w:t>Biggest City at the ocean</w:t>
+      </w:r>
+    </w:p>
+    <w:p>
+      <w:pPr>
+        <w:pStyle w:val="Listenabsatz"/>
         <w:rPr>
           <w:lang w:val="en-US"/>
         </w:rPr>
@@ -1414,13 +1653,17 @@
           <w:lang w:val="en-US"/>
         </w:rPr>
       </w:pPr>
-      <w:r>
-        <w:rPr>
-          <w:lang w:val="en-US"/>
-        </w:rPr>
-        <w:t>?</w:t>
-      </w:r>
-    </w:p>
+      <w:bookmarkStart w:id="7" w:name="_Hlk231934792"/>
+      <w:proofErr w:type="spellStart"/>
+      <w:r>
+        <w:rPr>
+          <w:lang w:val="en-US"/>
+        </w:rPr>
+        <w:t>Kekar’Om</w:t>
+      </w:r>
+      <w:proofErr w:type="spellEnd"/>
+    </w:p>
+    <w:bookmarkEnd w:id="7"/>
     <w:p>
       <w:pPr>
         <w:rPr>
@@ -1485,6 +1728,7 @@
         <w:rPr>
           <w:lang w:val="en-US"/>
         </w:rPr>
+        <w:lastRenderedPageBreak/>
         <w:t xml:space="preserve">Expansionist and a constant threat to </w:t>
       </w:r>
       <w:proofErr w:type="spellStart"/>
@@ -1710,7 +1954,6 @@
         <w:rPr>
           <w:lang w:val="en-US"/>
         </w:rPr>
-        <w:lastRenderedPageBreak/>
         <w:t>The Cindered pray to the Pantheon of Nai, the God that had set them free from torment</w:t>
       </w:r>
       <w:r>
@@ -1859,6 +2102,7 @@
         <w:rPr>
           <w:lang w:val="en-US"/>
         </w:rPr>
+        <w:lastRenderedPageBreak/>
         <w:t>Temple of Sun and Moon</w:t>
       </w:r>
     </w:p>
@@ -1961,6 +2205,188 @@
           <w:lang w:val="en-US"/>
         </w:rPr>
       </w:pPr>
+      <w:r>
+        <w:rPr>
+          <w:lang w:val="en-US"/>
+        </w:rPr>
+        <w:t>They use a special hand gesture to seek the blessing form the heavenly bodies: They form a circle with their thumb and index finger in their right hand, a crescent with the thumb and index finger of their left hand in the same size, then move the hands together, overlapping the symbols with the moon in front, the rest of the fingers building a tent over the constellations.</w:t>
+      </w:r>
+      <w:r>
+        <w:rPr>
+          <w:lang w:val="en-US"/>
+        </w:rPr>
+        <w:br/>
+        <w:t>It symbolizes their believe in the moon coming closer to earth, almost fully enveloping the sun, only leaving a crescent of light. Then the world will be reborn with the faithful at the front.</w:t>
+      </w:r>
+    </w:p>
+    <w:p>
+      <w:pPr>
+        <w:rPr>
+          <w:lang w:val="en-US"/>
+        </w:rPr>
+      </w:pPr>
+      <w:r>
+        <w:rPr>
+          <w:lang w:val="en-US"/>
+        </w:rPr>
+        <w:t>Clothing:</w:t>
+      </w:r>
+    </w:p>
+    <w:p>
+      <w:pPr>
+        <w:pStyle w:val="Listenabsatz"/>
+        <w:numPr>
+          <w:ilvl w:val="0"/>
+          <w:numId w:val="5"/>
+        </w:numPr>
+        <w:rPr>
+          <w:lang w:val="en-US"/>
+        </w:rPr>
+      </w:pPr>
+      <w:r>
+        <w:rPr>
+          <w:lang w:val="en-US"/>
+        </w:rPr>
+        <w:t>Priests</w:t>
+      </w:r>
+      <w:r>
+        <w:rPr>
+          <w:lang w:val="en-US"/>
+        </w:rPr>
+        <w:t xml:space="preserve">: Robes of bright yellow and dark blues split in the middle downwards hanging down from an </w:t>
+      </w:r>
+      <w:r>
+        <w:rPr>
+          <w:lang w:val="en-US"/>
+        </w:rPr>
+        <w:t>ornamented metal headdress</w:t>
+      </w:r>
+      <w:r>
+        <w:rPr>
+          <w:lang w:val="en-US"/>
+        </w:rPr>
+        <w:t>, leather shoes</w:t>
+      </w:r>
+    </w:p>
+    <w:p>
+      <w:pPr>
+        <w:pStyle w:val="Listenabsatz"/>
+        <w:numPr>
+          <w:ilvl w:val="0"/>
+          <w:numId w:val="5"/>
+        </w:numPr>
+        <w:rPr>
+          <w:lang w:val="en-US"/>
+        </w:rPr>
+      </w:pPr>
+      <w:r>
+        <w:rPr>
+          <w:lang w:val="en-US"/>
+        </w:rPr>
+        <w:t>Preachers</w:t>
+      </w:r>
+      <w:r>
+        <w:rPr>
+          <w:lang w:val="en-US"/>
+        </w:rPr>
+        <w:t>: Robes of simple purple, stitched with a yellow round sun and a crescent moon in black on top of it, cloth shoes</w:t>
+      </w:r>
+    </w:p>
+    <w:p>
+      <w:pPr>
+        <w:pStyle w:val="Listenabsatz"/>
+        <w:numPr>
+          <w:ilvl w:val="0"/>
+          <w:numId w:val="5"/>
+        </w:numPr>
+        <w:rPr>
+          <w:lang w:val="en-US"/>
+        </w:rPr>
+      </w:pPr>
+      <w:r>
+        <w:rPr>
+          <w:lang w:val="en-US"/>
+        </w:rPr>
+        <w:t xml:space="preserve">Temple </w:t>
+      </w:r>
+      <w:r>
+        <w:rPr>
+          <w:lang w:val="en-US"/>
+        </w:rPr>
+        <w:t>Wardens</w:t>
+      </w:r>
+      <w:r>
+        <w:rPr>
+          <w:lang w:val="en-US"/>
+        </w:rPr>
+        <w:t xml:space="preserve">: purple </w:t>
+      </w:r>
+      <w:r>
+        <w:rPr>
+          <w:lang w:val="en-US"/>
+        </w:rPr>
+        <w:t xml:space="preserve">surcoats over </w:t>
+      </w:r>
+      <w:r>
+        <w:rPr>
+          <w:lang w:val="en-US"/>
+        </w:rPr>
+        <w:t xml:space="preserve">shining steel </w:t>
+      </w:r>
+      <w:r>
+        <w:rPr>
+          <w:lang w:val="en-US"/>
+        </w:rPr>
+        <w:t>plated armor</w:t>
+      </w:r>
+      <w:r>
+        <w:rPr>
+          <w:lang w:val="en-US"/>
+        </w:rPr>
+        <w:t>, leather boots</w:t>
+      </w:r>
+    </w:p>
+    <w:p>
+      <w:pPr>
+        <w:pStyle w:val="Listenabsatz"/>
+        <w:numPr>
+          <w:ilvl w:val="0"/>
+          <w:numId w:val="5"/>
+        </w:numPr>
+        <w:rPr>
+          <w:lang w:val="en-US"/>
+        </w:rPr>
+      </w:pPr>
+      <w:r>
+        <w:rPr>
+          <w:lang w:val="en-US"/>
+        </w:rPr>
+        <w:t>Adepts: purple shirts over purple pants, cloth shoes</w:t>
+      </w:r>
+    </w:p>
+    <w:p>
+      <w:pPr>
+        <w:pStyle w:val="Listenabsatz"/>
+        <w:numPr>
+          <w:ilvl w:val="0"/>
+          <w:numId w:val="5"/>
+        </w:numPr>
+        <w:rPr>
+          <w:lang w:val="en-US"/>
+        </w:rPr>
+      </w:pPr>
+      <w:r>
+        <w:rPr>
+          <w:lang w:val="en-US"/>
+        </w:rPr>
+        <w:t>Acolytes</w:t>
+      </w:r>
+      <w:r>
+        <w:rPr>
+          <w:lang w:val="en-US"/>
+        </w:rPr>
+        <w:t>: white robes that show unfinished training, cloth shoes</w:t>
+      </w:r>
     </w:p>
     <w:p>
       <w:pPr>
@@ -2231,6 +2657,7 @@
         <w:rPr>
           <w:lang w:val="en-US"/>
         </w:rPr>
+        <w:lastRenderedPageBreak/>
         <w:t>Fucking</w:t>
       </w:r>
     </w:p>
@@ -2245,7 +2672,7 @@
           <w:lang w:val="en-US"/>
         </w:rPr>
       </w:pPr>
-      <w:bookmarkStart w:id="7" w:name="_Hlk229662356"/>
+      <w:bookmarkStart w:id="8" w:name="_Hlk229662356"/>
       <w:r>
         <w:rPr>
           <w:lang w:val="en-US"/>
@@ -2253,7 +2680,7 @@
         <w:t>Lightless</w:t>
       </w:r>
     </w:p>
-    <w:bookmarkEnd w:id="7"/>
+    <w:bookmarkEnd w:id="8"/>
     <w:p>
       <w:pPr>
         <w:pStyle w:val="Listenabsatz"/>
@@ -2333,7 +2760,7 @@
           <w:lang w:val="en-US"/>
         </w:rPr>
       </w:pPr>
-      <w:bookmarkStart w:id="8" w:name="_Hlk228646719"/>
+      <w:bookmarkStart w:id="9" w:name="_Hlk228646719"/>
       <w:r>
         <w:rPr>
           <w:lang w:val="en-US"/>
@@ -2361,7 +2788,7 @@
         <w:t xml:space="preserve"> gods</w:t>
       </w:r>
     </w:p>
-    <w:bookmarkEnd w:id="8"/>
+    <w:bookmarkEnd w:id="9"/>
     <w:p>
       <w:pPr>
         <w:pStyle w:val="Listenabsatz"/>
@@ -2491,6 +2918,12 @@
         </w:rPr>
         <w:t>guidance</w:t>
       </w:r>
+      <w:r>
+        <w:rPr>
+          <w:lang w:val="en-US"/>
+        </w:rPr>
+        <w:t xml:space="preserve"> god)</w:t>
+      </w:r>
     </w:p>
     <w:p>
       <w:pPr>
@@ -2833,7 +3266,7 @@
           <w:lang w:val="en-US"/>
         </w:rPr>
       </w:pPr>
-      <w:bookmarkStart w:id="9" w:name="_Hlk223809007"/>
+      <w:bookmarkStart w:id="10" w:name="_Hlk223809007"/>
       <w:proofErr w:type="spellStart"/>
       <w:r>
         <w:rPr>
@@ -2841,7 +3274,7 @@
         </w:rPr>
         <w:t>Shkarhound</w:t>
       </w:r>
-      <w:bookmarkEnd w:id="9"/>
+      <w:bookmarkEnd w:id="10"/>
       <w:proofErr w:type="spellEnd"/>
     </w:p>
     <w:p>
@@ -4061,6 +4494,119 @@
     </w:lvl>
   </w:abstractNum>
   <w:abstractNum w:abstractNumId="3" w15:restartNumberingAfterBreak="0">
+    <w:nsid w:val="25D922DD"/>
+    <w:multiLevelType w:val="hybridMultilevel"/>
+    <w:tmpl w:val="4D46F852"/>
+    <w:lvl w:ilvl="0" w:tplc="04070001">
+      <w:start w:val="1"/>
+      <w:numFmt w:val="bullet"/>
+      <w:lvlText w:val=""/>
+      <w:lvlJc w:val="left"/>
+      <w:pPr>
+        <w:ind w:left="720" w:hanging="360"/>
+      </w:pPr>
+      <w:rPr>
+        <w:rFonts w:ascii="Symbol" w:hAnsi="Symbol" w:hint="default"/>
+      </w:rPr>
+    </w:lvl>
+    <w:lvl w:ilvl="1" w:tplc="04070003" w:tentative="1">
+      <w:start w:val="1"/>
+      <w:numFmt w:val="bullet"/>
+      <w:lvlText w:val="o"/>
+      <w:lvlJc w:val="left"/>
+      <w:pPr>
+        <w:ind w:left="1440" w:hanging="360"/>
+      </w:pPr>
+      <w:rPr>
+        <w:rFonts w:ascii="Courier New" w:hAnsi="Courier New" w:cs="Courier New" w:hint="default"/>
+      </w:rPr>
+    </w:lvl>
+    <w:lvl w:ilvl="2" w:tplc="04070005" w:tentative="1">
+      <w:start w:val="1"/>
+      <w:numFmt w:val="bullet"/>
+      <w:lvlText w:val=""/>
+      <w:lvlJc w:val="left"/>
+      <w:pPr>
+        <w:ind w:left="2160" w:hanging="360"/>
+      </w:pPr>
+      <w:rPr>
+        <w:rFonts w:ascii="Wingdings" w:hAnsi="Wingdings" w:hint="default"/>
+      </w:rPr>
+    </w:lvl>
+    <w:lvl w:ilvl="3" w:tplc="04070001" w:tentative="1">
+      <w:start w:val="1"/>
+      <w:numFmt w:val="bullet"/>
+      <w:lvlText w:val=""/>
+      <w:lvlJc w:val="left"/>
+      <w:pPr>
+        <w:ind w:left="2880" w:hanging="360"/>
+      </w:pPr>
+      <w:rPr>
+        <w:rFonts w:ascii="Symbol" w:hAnsi="Symbol" w:hint="default"/>
+      </w:rPr>
+    </w:lvl>
+    <w:lvl w:ilvl="4" w:tplc="04070003" w:tentative="1">
+      <w:start w:val="1"/>
+      <w:numFmt w:val="bullet"/>
+      <w:lvlText w:val="o"/>
+      <w:lvlJc w:val="left"/>
+      <w:pPr>
+        <w:ind w:left="3600" w:hanging="360"/>
+      </w:pPr>
+      <w:rPr>
+        <w:rFonts w:ascii="Courier New" w:hAnsi="Courier New" w:cs="Courier New" w:hint="default"/>
+      </w:rPr>
+    </w:lvl>
+    <w:lvl w:ilvl="5" w:tplc="04070005" w:tentative="1">
+      <w:start w:val="1"/>
+      <w:numFmt w:val="bullet"/>
+      <w:lvlText w:val=""/>
+      <w:lvlJc w:val="left"/>
+      <w:pPr>
+        <w:ind w:left="4320" w:hanging="360"/>
+      </w:pPr>
+      <w:rPr>
+        <w:rFonts w:ascii="Wingdings" w:hAnsi="Wingdings" w:hint="default"/>
+      </w:rPr>
+    </w:lvl>
+    <w:lvl w:ilvl="6" w:tplc="04070001" w:tentative="1">
+      <w:start w:val="1"/>
+      <w:numFmt w:val="bullet"/>
+      <w:lvlText w:val=""/>
+      <w:lvlJc w:val="left"/>
+      <w:pPr>
+        <w:ind w:left="5040" w:hanging="360"/>
+      </w:pPr>
+      <w:rPr>
+        <w:rFonts w:ascii="Symbol" w:hAnsi="Symbol" w:hint="default"/>
+      </w:rPr>
+    </w:lvl>
+    <w:lvl w:ilvl="7" w:tplc="04070003" w:tentative="1">
+      <w:start w:val="1"/>
+      <w:numFmt w:val="bullet"/>
+      <w:lvlText w:val="o"/>
+      <w:lvlJc w:val="left"/>
+      <w:pPr>
+        <w:ind w:left="5760" w:hanging="360"/>
+      </w:pPr>
+      <w:rPr>
+        <w:rFonts w:ascii="Courier New" w:hAnsi="Courier New" w:cs="Courier New" w:hint="default"/>
+      </w:rPr>
+    </w:lvl>
+    <w:lvl w:ilvl="8" w:tplc="04070005" w:tentative="1">
+      <w:start w:val="1"/>
+      <w:numFmt w:val="bullet"/>
+      <w:lvlText w:val=""/>
+      <w:lvlJc w:val="left"/>
+      <w:pPr>
+        <w:ind w:left="6480" w:hanging="360"/>
+      </w:pPr>
+      <w:rPr>
+        <w:rFonts w:ascii="Wingdings" w:hAnsi="Wingdings" w:hint="default"/>
+      </w:rPr>
+    </w:lvl>
+  </w:abstractNum>
+  <w:abstractNum w:abstractNumId="4" w15:restartNumberingAfterBreak="0">
     <w:nsid w:val="299D1F92"/>
     <w:multiLevelType w:val="hybridMultilevel"/>
     <w:tmpl w:val="9DCE7CE4"/>
@@ -4177,13 +4723,16 @@
     <w:abstractNumId w:val="0"/>
   </w:num>
   <w:num w:numId="2" w16cid:durableId="2026709081">
-    <w:abstractNumId w:val="3"/>
+    <w:abstractNumId w:val="4"/>
   </w:num>
   <w:num w:numId="3" w16cid:durableId="1956323463">
     <w:abstractNumId w:val="1"/>
   </w:num>
   <w:num w:numId="4" w16cid:durableId="43647026">
     <w:abstractNumId w:val="2"/>
+  </w:num>
+  <w:num w:numId="5" w16cid:durableId="1033532080">
+    <w:abstractNumId w:val="3"/>
   </w:num>
 </w:numbering>
 </file>

--- a/docs/Buch Camille Chronicles/World of Halflight.docx
+++ b/docs/Buch Camille Chronicles/World of Halflight.docx
@@ -125,7 +125,7 @@
         <w:rPr>
           <w:lang w:val="en-US"/>
         </w:rPr>
-        <w:t xml:space="preserve">Camille is one of those Harmonists, able to alter her body </w:t>
+        <w:t xml:space="preserve">Camill is one of those Harmonists, able to alter her body </w:t>
       </w:r>
       <w:r>
         <w:rPr>
@@ -361,6 +361,77 @@
     </w:p>
     <w:p>
       <w:pPr>
+        <w:rPr>
+          <w:lang w:val="en-US"/>
+        </w:rPr>
+      </w:pPr>
+      <w:r>
+        <w:rPr>
+          <w:lang w:val="en-US"/>
+        </w:rPr>
+        <w:lastRenderedPageBreak/>
+        <w:t xml:space="preserve">The number system is </w:t>
+      </w:r>
+      <w:proofErr w:type="gramStart"/>
+      <w:r>
+        <w:rPr>
+          <w:lang w:val="en-US"/>
+        </w:rPr>
+        <w:t>an</w:t>
+      </w:r>
+      <w:proofErr w:type="gramEnd"/>
+      <w:r>
+        <w:rPr>
+          <w:lang w:val="en-US"/>
+        </w:rPr>
+        <w:t xml:space="preserve"> </w:t>
+      </w:r>
+      <w:r>
+        <w:rPr>
+          <w:lang w:val="en-US"/>
+        </w:rPr>
+        <w:t>decimal one for normal purposes and a septenary</w:t>
+      </w:r>
+      <w:r>
+        <w:rPr>
+          <w:lang w:val="en-US"/>
+        </w:rPr>
+        <w:t xml:space="preserve"> one</w:t>
+      </w:r>
+      <w:r>
+        <w:rPr>
+          <w:lang w:val="en-US"/>
+        </w:rPr>
+        <w:t xml:space="preserve"> for religious purposes</w:t>
+      </w:r>
+      <w:r>
+        <w:rPr>
+          <w:lang w:val="en-US"/>
+        </w:rPr>
+        <w:t xml:space="preserve"> with numbers from 1-7.</w:t>
+      </w:r>
+      <w:r>
+        <w:rPr>
+          <w:lang w:val="en-US"/>
+        </w:rPr>
+        <w:br/>
+        <w:t xml:space="preserve">The Cindered Ones use an </w:t>
+      </w:r>
+      <w:r>
+        <w:rPr>
+          <w:lang w:val="en-US"/>
+        </w:rPr>
+        <w:t xml:space="preserve">octal </w:t>
+      </w:r>
+      <w:r>
+        <w:rPr>
+          <w:lang w:val="en-US"/>
+        </w:rPr>
+        <w:t>system, with numbers from 1-8</w:t>
+      </w:r>
+    </w:p>
+    <w:p>
+      <w:pPr>
         <w:pStyle w:val="berschrift3"/>
         <w:rPr>
           <w:lang w:val="en-US"/>
@@ -370,7 +441,6 @@
         <w:rPr>
           <w:lang w:val="en-US"/>
         </w:rPr>
-        <w:lastRenderedPageBreak/>
         <w:t>Time</w:t>
       </w:r>
     </w:p>
@@ -879,6 +949,7 @@
         <w:rPr>
           <w:lang w:val="en-US"/>
         </w:rPr>
+        <w:lastRenderedPageBreak/>
         <w:t xml:space="preserve">Since their freedom many Cindered Ones women bear stillborn children, as the bodies have trouble catching on souls after </w:t>
       </w:r>
       <w:proofErr w:type="spellStart"/>
@@ -898,6 +969,31 @@
     </w:p>
     <w:p>
       <w:pPr>
+        <w:rPr>
+          <w:lang w:val="en-US"/>
+        </w:rPr>
+      </w:pPr>
+      <w:r>
+        <w:rPr>
+          <w:lang w:val="en-US"/>
+        </w:rPr>
+        <w:t>They have grey skin, are taller and more muscular than humans with a broad and slightly elongated skull</w:t>
+      </w:r>
+      <w:r>
+        <w:rPr>
+          <w:lang w:val="en-US"/>
+        </w:rPr>
+        <w:t xml:space="preserve"> that does not grow hair on any body part</w:t>
+      </w:r>
+      <w:r>
+        <w:rPr>
+          <w:lang w:val="en-US"/>
+        </w:rPr>
+        <w:t>. Their eyes are like the sky full of stars over a black canvas and they have black markings over their skin, moving over and around it depending on their feelings and focus.</w:t>
+      </w:r>
+    </w:p>
+    <w:p>
+      <w:pPr>
         <w:pStyle w:val="berschrift2"/>
         <w:rPr>
           <w:lang w:val="en-US"/>
@@ -907,7 +1003,6 @@
         <w:rPr>
           <w:lang w:val="en-US"/>
         </w:rPr>
-        <w:lastRenderedPageBreak/>
         <w:t>Kingdoms and similar countries</w:t>
       </w:r>
     </w:p>
@@ -918,6 +1013,7 @@
           <w:lang w:val="en-US"/>
         </w:rPr>
       </w:pPr>
+      <w:bookmarkStart w:id="1" w:name="_Hlk233456201"/>
       <w:proofErr w:type="spellStart"/>
       <w:r>
         <w:rPr>
@@ -941,6 +1037,7 @@
       </w:r>
       <w:proofErr w:type="spellEnd"/>
     </w:p>
+    <w:bookmarkEnd w:id="1"/>
     <w:p>
       <w:pPr>
         <w:rPr>
@@ -953,7 +1050,7 @@
         </w:rPr>
         <w:t xml:space="preserve">Leaders are </w:t>
       </w:r>
-      <w:bookmarkStart w:id="1" w:name="_Hlk225691156"/>
+      <w:bookmarkStart w:id="2" w:name="_Hlk225691156"/>
       <w:r>
         <w:rPr>
           <w:lang w:val="en-US"/>
@@ -988,7 +1085,7 @@
         </w:rPr>
         <w:t xml:space="preserve"> </w:t>
       </w:r>
-      <w:bookmarkEnd w:id="1"/>
+      <w:bookmarkEnd w:id="2"/>
       <w:r>
         <w:rPr>
           <w:lang w:val="en-US"/>
@@ -1039,6 +1136,26 @@
         </w:rPr>
         <w:t xml:space="preserve"> women are supposed to get pregnant at 17 years old, except if they are in training for any occupation or study, but this is not broadly enforced.</w:t>
       </w:r>
+      <w:r>
+        <w:rPr>
+          <w:lang w:val="en-US"/>
+        </w:rPr>
+        <w:t xml:space="preserve"> Children that </w:t>
+      </w:r>
+      <w:proofErr w:type="spellStart"/>
+      <w:r>
+        <w:rPr>
+          <w:lang w:val="en-US"/>
+        </w:rPr>
+        <w:t>can not</w:t>
+      </w:r>
+      <w:proofErr w:type="spellEnd"/>
+      <w:r>
+        <w:rPr>
+          <w:lang w:val="en-US"/>
+        </w:rPr>
+        <w:t xml:space="preserve"> be cared for are then kept by the Birthing Boards, in which they grow up under care and education.</w:t>
+      </w:r>
     </w:p>
     <w:p>
       <w:pPr>
@@ -1052,19 +1169,27 @@
         </w:rPr>
         <w:t xml:space="preserve">The </w:t>
       </w:r>
-      <w:bookmarkStart w:id="2" w:name="_Hlk224066955"/>
+      <w:bookmarkStart w:id="3" w:name="_Hlk224066955"/>
+      <w:bookmarkStart w:id="4" w:name="_Hlk233456673"/>
       <w:r>
         <w:rPr>
           <w:lang w:val="en-US"/>
         </w:rPr>
         <w:t>Bureaurocradom</w:t>
       </w:r>
-      <w:bookmarkEnd w:id="2"/>
-      <w:r>
-        <w:rPr>
-          <w:lang w:val="en-US"/>
-        </w:rPr>
-        <w:t xml:space="preserve"> reaches from the Darkness, over the </w:t>
+      <w:bookmarkEnd w:id="3"/>
+      <w:r>
+        <w:rPr>
+          <w:lang w:val="en-US"/>
+        </w:rPr>
+        <w:t xml:space="preserve"> </w:t>
+      </w:r>
+      <w:bookmarkEnd w:id="4"/>
+      <w:r>
+        <w:rPr>
+          <w:lang w:val="en-US"/>
+        </w:rPr>
+        <w:t xml:space="preserve">reaches from the Darkness, over the </w:t>
       </w:r>
       <w:proofErr w:type="spellStart"/>
       <w:r>
@@ -1331,8 +1456,8 @@
           <w:lang w:val="en-US"/>
         </w:rPr>
       </w:pPr>
-      <w:bookmarkStart w:id="3" w:name="_Hlk225690457"/>
-      <w:bookmarkStart w:id="4" w:name="_Hlk223550137"/>
+      <w:bookmarkStart w:id="5" w:name="_Hlk225690457"/>
+      <w:bookmarkStart w:id="6" w:name="_Hlk223550137"/>
       <w:r>
         <w:rPr>
           <w:lang w:val="en-US"/>
@@ -1345,7 +1470,7 @@
         </w:rPr>
         <w:t xml:space="preserve"> </w:t>
       </w:r>
-      <w:bookmarkEnd w:id="3"/>
+      <w:bookmarkEnd w:id="5"/>
       <w:r>
         <w:rPr>
           <w:lang w:val="en-US"/>
@@ -1376,14 +1501,14 @@
         </w:rPr>
         <w:t xml:space="preserve">High Officiary </w:t>
       </w:r>
-      <w:bookmarkStart w:id="5" w:name="_Hlk225965662"/>
+      <w:bookmarkStart w:id="7" w:name="_Hlk225965662"/>
       <w:r>
         <w:rPr>
           <w:lang w:val="en-US"/>
         </w:rPr>
         <w:t xml:space="preserve">Consul </w:t>
       </w:r>
-      <w:bookmarkEnd w:id="5"/>
+      <w:bookmarkEnd w:id="7"/>
       <w:r>
         <w:rPr>
           <w:lang w:val="en-US"/>
@@ -1402,8 +1527,22 @@
         </w:rPr>
         <w:t>Bureaurocradom</w:t>
       </w:r>
-    </w:p>
-    <w:bookmarkEnd w:id="4"/>
+      <w:r>
+        <w:rPr>
+          <w:lang w:val="en-US"/>
+        </w:rPr>
+        <w:t xml:space="preserve"> build on the cliffs of the Peaks with endless levels of streets, housing and plazas chained together by steps and steep </w:t>
+      </w:r>
+      <w:proofErr w:type="spellStart"/>
+      <w:r>
+        <w:rPr>
+          <w:lang w:val="en-US"/>
+        </w:rPr>
+        <w:t>raods</w:t>
+      </w:r>
+      <w:proofErr w:type="spellEnd"/>
+    </w:p>
+    <w:bookmarkEnd w:id="6"/>
     <w:p>
       <w:pPr>
         <w:pStyle w:val="Listenabsatz"/>
@@ -1501,7 +1640,7 @@
           <w:lang w:val="en-US"/>
         </w:rPr>
       </w:pPr>
-      <w:bookmarkStart w:id="6" w:name="_Hlk228737427"/>
+      <w:bookmarkStart w:id="8" w:name="_Hlk228737427"/>
       <w:proofErr w:type="spellStart"/>
       <w:r>
         <w:rPr>
@@ -1517,7 +1656,7 @@
         <w:t xml:space="preserve"> Venture</w:t>
       </w:r>
     </w:p>
-    <w:bookmarkEnd w:id="6"/>
+    <w:bookmarkEnd w:id="8"/>
     <w:p>
       <w:pPr>
         <w:pStyle w:val="Listenabsatz"/>
@@ -1533,6 +1672,7 @@
         <w:rPr>
           <w:lang w:val="en-US"/>
         </w:rPr>
+        <w:lastRenderedPageBreak/>
         <w:t xml:space="preserve">Home to </w:t>
       </w:r>
       <w:proofErr w:type="spellStart"/>
@@ -1641,6 +1781,60 @@
     <w:p>
       <w:pPr>
         <w:pStyle w:val="Listenabsatz"/>
+        <w:numPr>
+          <w:ilvl w:val="0"/>
+          <w:numId w:val="1"/>
+        </w:numPr>
+        <w:rPr>
+          <w:lang w:val="en-US"/>
+        </w:rPr>
+      </w:pPr>
+      <w:r>
+        <w:rPr>
+          <w:lang w:val="en-US"/>
+        </w:rPr>
+        <w:t>S</w:t>
+      </w:r>
+      <w:r>
+        <w:rPr>
+          <w:lang w:val="en-US"/>
+        </w:rPr>
+        <w:t xml:space="preserve">un-kissed </w:t>
+      </w:r>
+      <w:r>
+        <w:rPr>
+          <w:lang w:val="en-US"/>
+        </w:rPr>
+        <w:t>P</w:t>
+      </w:r>
+      <w:r>
+        <w:rPr>
+          <w:lang w:val="en-US"/>
+        </w:rPr>
+        <w:t>lains</w:t>
+      </w:r>
+    </w:p>
+    <w:p>
+      <w:pPr>
+        <w:pStyle w:val="Listenabsatz"/>
+        <w:numPr>
+          <w:ilvl w:val="1"/>
+          <w:numId w:val="1"/>
+        </w:numPr>
+        <w:rPr>
+          <w:lang w:val="en-US"/>
+        </w:rPr>
+      </w:pPr>
+      <w:r>
+        <w:rPr>
+          <w:lang w:val="en-US"/>
+        </w:rPr>
+        <w:t>Not a city but the western edge of the Valleys, where the sun is not too hot but still enough to grow vegetables instead of fruit and grain. Wast forests for hunting as well.</w:t>
+      </w:r>
+    </w:p>
+    <w:p>
+      <w:pPr>
+        <w:pStyle w:val="Listenabsatz"/>
         <w:rPr>
           <w:lang w:val="en-US"/>
         </w:rPr>
@@ -1653,7 +1847,7 @@
           <w:lang w:val="en-US"/>
         </w:rPr>
       </w:pPr>
-      <w:bookmarkStart w:id="7" w:name="_Hlk231934792"/>
+      <w:bookmarkStart w:id="9" w:name="_Hlk231934792"/>
       <w:proofErr w:type="spellStart"/>
       <w:r>
         <w:rPr>
@@ -1663,7 +1857,7 @@
       </w:r>
       <w:proofErr w:type="spellEnd"/>
     </w:p>
-    <w:bookmarkEnd w:id="7"/>
+    <w:bookmarkEnd w:id="9"/>
     <w:p>
       <w:pPr>
         <w:rPr>
@@ -1701,292 +1895,324 @@
         <w:rPr>
           <w:lang w:val="en-US"/>
         </w:rPr>
-        <w:t xml:space="preserve">, adjacent to the pole with easily fishable waters. Produce lots of </w:t>
-      </w:r>
-      <w:proofErr w:type="spellStart"/>
-      <w:r>
-        <w:rPr>
-          <w:lang w:val="en-US"/>
-        </w:rPr>
-        <w:t>seefood</w:t>
-      </w:r>
-      <w:proofErr w:type="spellEnd"/>
-      <w:r>
-        <w:rPr>
-          <w:lang w:val="en-US"/>
-        </w:rPr>
-        <w:t xml:space="preserve"> and materials from the oceans.</w:t>
-      </w:r>
-    </w:p>
-    <w:p>
-      <w:pPr>
-        <w:rPr>
-          <w:lang w:val="en-US"/>
-        </w:rPr>
-      </w:pPr>
+        <w:t>, adjacent to the pole with easily fishable waters. Produce lots of se</w:t>
+      </w:r>
+      <w:r>
+        <w:rPr>
+          <w:lang w:val="en-US"/>
+        </w:rPr>
+        <w:t>a</w:t>
+      </w:r>
+      <w:r>
+        <w:rPr>
+          <w:lang w:val="en-US"/>
+        </w:rPr>
+        <w:t>food and materials from the oceans.</w:t>
+      </w:r>
+    </w:p>
+    <w:p>
+      <w:pPr>
+        <w:rPr>
+          <w:lang w:val="en-US"/>
+        </w:rPr>
+      </w:pPr>
+      <w:r>
+        <w:rPr>
+          <w:lang w:val="en-US"/>
+        </w:rPr>
+        <w:t xml:space="preserve">Expansionist and a constant threat to </w:t>
+      </w:r>
+      <w:proofErr w:type="spellStart"/>
+      <w:r>
+        <w:rPr>
+          <w:lang w:val="en-US"/>
+        </w:rPr>
+        <w:t>Miakliir</w:t>
+      </w:r>
+      <w:proofErr w:type="spellEnd"/>
+      <w:r>
+        <w:rPr>
+          <w:lang w:val="en-US"/>
+        </w:rPr>
+        <w:t>, kept at bay at the cost of a war.</w:t>
+      </w:r>
+    </w:p>
+    <w:p>
+      <w:pPr>
+        <w:rPr>
+          <w:lang w:val="en-US"/>
+        </w:rPr>
+      </w:pPr>
+    </w:p>
+    <w:p>
+      <w:pPr>
+        <w:pStyle w:val="berschrift3"/>
+        <w:rPr>
+          <w:lang w:val="en-US"/>
+        </w:rPr>
+      </w:pPr>
+      <w:bookmarkStart w:id="10" w:name="_Hlk234227843"/>
+      <w:proofErr w:type="spellStart"/>
+      <w:r>
+        <w:rPr>
+          <w:lang w:val="en-US"/>
+        </w:rPr>
+        <w:t>Te’</w:t>
+      </w:r>
+      <w:r>
+        <w:rPr>
+          <w:lang w:val="en-US"/>
+        </w:rPr>
+        <w:t>Erffar</w:t>
+      </w:r>
+      <w:proofErr w:type="spellEnd"/>
+      <w:r>
+        <w:rPr>
+          <w:lang w:val="en-US"/>
+        </w:rPr>
+        <w:t xml:space="preserve"> </w:t>
+      </w:r>
+    </w:p>
+    <w:bookmarkEnd w:id="10"/>
+    <w:p>
+      <w:pPr>
+        <w:rPr>
+          <w:lang w:val="en-US"/>
+        </w:rPr>
+      </w:pPr>
+      <w:r>
+        <w:rPr>
+          <w:lang w:val="en-US"/>
+        </w:rPr>
+        <w:t>A land in which the Cindered Ones are allowed to govern their own villages, towns, even communes.</w:t>
+      </w:r>
+      <w:r>
+        <w:rPr>
+          <w:lang w:val="en-US"/>
+        </w:rPr>
+        <w:t xml:space="preserve"> Does not border </w:t>
+      </w:r>
+      <w:proofErr w:type="spellStart"/>
+      <w:r>
+        <w:rPr>
+          <w:lang w:val="en-US"/>
+        </w:rPr>
+        <w:t>Miakliir</w:t>
+      </w:r>
+      <w:proofErr w:type="spellEnd"/>
+      <w:r>
+        <w:rPr>
+          <w:lang w:val="en-US"/>
+        </w:rPr>
+        <w:t>, as it is in the far south of the landmass.</w:t>
+      </w:r>
+    </w:p>
+    <w:p>
+      <w:pPr>
+        <w:rPr>
+          <w:lang w:val="en-US"/>
+        </w:rPr>
+      </w:pPr>
+      <w:r>
+        <w:rPr>
+          <w:lang w:val="en-US"/>
+        </w:rPr>
+        <w:t>Rich of great wood exports and exotic plants. Mostly overgrown and full of sun, barely any mountains to throw shade from coast to coast. The only country that has defined borders all around itself, that are not vague into the Darkness.</w:t>
+      </w:r>
+    </w:p>
+    <w:p>
+      <w:pPr>
+        <w:rPr>
+          <w:lang w:val="en-US"/>
+        </w:rPr>
+      </w:pPr>
+      <w:r>
+        <w:rPr>
+          <w:lang w:val="en-US"/>
+        </w:rPr>
+        <w:t xml:space="preserve">The piece of land that had been held by </w:t>
+      </w:r>
+      <w:proofErr w:type="spellStart"/>
+      <w:r>
+        <w:rPr>
+          <w:lang w:val="en-US"/>
+        </w:rPr>
+        <w:t>Tekofy'Erffar</w:t>
+      </w:r>
+      <w:proofErr w:type="spellEnd"/>
+      <w:r>
+        <w:rPr>
+          <w:lang w:val="en-US"/>
+        </w:rPr>
+        <w:t xml:space="preserve"> before the Ceasing, rich in Harmonists and their magic. Even Cindered Ones form there are </w:t>
+      </w:r>
+      <w:r>
+        <w:rPr>
+          <w:lang w:val="en-US"/>
+        </w:rPr>
+        <w:t>some times</w:t>
+      </w:r>
+      <w:r>
+        <w:rPr>
+          <w:lang w:val="en-US"/>
+        </w:rPr>
+        <w:t xml:space="preserve"> Harmonists. </w:t>
+      </w:r>
+    </w:p>
+    <w:p>
+      <w:pPr>
+        <w:rPr>
+          <w:lang w:val="en-US"/>
+        </w:rPr>
+      </w:pPr>
+    </w:p>
+    <w:p>
+      <w:pPr>
+        <w:pStyle w:val="berschrift2"/>
+        <w:rPr>
+          <w:lang w:val="en-US"/>
+        </w:rPr>
+      </w:pPr>
+      <w:r>
+        <w:rPr>
+          <w:lang w:val="en-US"/>
+        </w:rPr>
+        <w:t>Religion</w:t>
+      </w:r>
+    </w:p>
+    <w:p>
+      <w:pPr>
+        <w:rPr>
+          <w:lang w:val="en-US"/>
+        </w:rPr>
+      </w:pPr>
+      <w:r>
+        <w:rPr>
+          <w:lang w:val="en-US"/>
+        </w:rPr>
+        <w:t xml:space="preserve">Priests of </w:t>
+      </w:r>
+      <w:r>
+        <w:rPr>
+          <w:lang w:val="en-US"/>
+        </w:rPr>
+        <w:t>t</w:t>
+      </w:r>
+      <w:r>
+        <w:rPr>
+          <w:lang w:val="en-US"/>
+        </w:rPr>
+        <w:t>he sun and m</w:t>
+      </w:r>
+      <w:r>
+        <w:rPr>
+          <w:lang w:val="en-US"/>
+        </w:rPr>
+        <w:t xml:space="preserve">oon, members of the aforementioned chapters, pray to both heavenly bodies, as the sun and moon can always be seen from the continent of </w:t>
+      </w:r>
+      <w:proofErr w:type="spellStart"/>
+      <w:r>
+        <w:rPr>
+          <w:lang w:val="en-US"/>
+        </w:rPr>
+        <w:t>Halflight</w:t>
+      </w:r>
+      <w:proofErr w:type="spellEnd"/>
+      <w:r>
+        <w:rPr>
+          <w:lang w:val="en-US"/>
+        </w:rPr>
+        <w:t>.</w:t>
+      </w:r>
+    </w:p>
+    <w:p>
+      <w:pPr>
+        <w:rPr>
+          <w:lang w:val="en-US"/>
+        </w:rPr>
+      </w:pPr>
+      <w:r>
+        <w:rPr>
+          <w:lang w:val="en-US"/>
+        </w:rPr>
+        <w:t>They attend to the appointed leaders under the kings of the continent’s lands.</w:t>
+      </w:r>
+    </w:p>
+    <w:p>
+      <w:pPr>
+        <w:rPr>
+          <w:lang w:val="en-US"/>
+        </w:rPr>
+      </w:pPr>
+      <w:r>
+        <w:rPr>
+          <w:lang w:val="en-US"/>
+        </w:rPr>
+        <w:t xml:space="preserve">The humans pray </w:t>
+      </w:r>
+      <w:r>
+        <w:rPr>
+          <w:lang w:val="en-US"/>
+        </w:rPr>
+        <w:t xml:space="preserve">also </w:t>
+      </w:r>
+      <w:r>
+        <w:rPr>
+          <w:lang w:val="en-US"/>
+        </w:rPr>
+        <w:t>to the seven gods (Pantheon of eight language)</w:t>
+      </w:r>
+      <w:r>
+        <w:rPr>
+          <w:lang w:val="en-US"/>
+        </w:rPr>
+        <w:t xml:space="preserve"> as their prophets and creators.</w:t>
+      </w:r>
+    </w:p>
+    <w:p>
+      <w:pPr>
+        <w:rPr>
+          <w:lang w:val="en-US"/>
+        </w:rPr>
+      </w:pPr>
+      <w:r>
+        <w:rPr>
+          <w:lang w:val="en-US"/>
+        </w:rPr>
+        <w:t>The Cindered pray to the Pantheon of Nai, the God that had set them free from torment</w:t>
+      </w:r>
+      <w:r>
+        <w:rPr>
+          <w:lang w:val="en-US"/>
+        </w:rPr>
+        <w:t xml:space="preserve"> and his seven saints</w:t>
+      </w:r>
+      <w:r>
+        <w:rPr>
+          <w:lang w:val="en-US"/>
+        </w:rPr>
+        <w:t>.</w:t>
+      </w:r>
+      <w:r>
+        <w:rPr>
+          <w:lang w:val="en-US"/>
+        </w:rPr>
+        <w:t xml:space="preserve"> (language of hell)</w:t>
+      </w:r>
+    </w:p>
+    <w:p>
+      <w:pPr>
+        <w:pStyle w:val="berschrift3"/>
+        <w:rPr>
+          <w:lang w:val="en-US"/>
+        </w:rPr>
+      </w:pPr>
+      <w:proofErr w:type="spellStart"/>
       <w:r>
         <w:rPr>
           <w:lang w:val="en-US"/>
         </w:rPr>
         <w:lastRenderedPageBreak/>
-        <w:t xml:space="preserve">Expansionist and a constant threat to </w:t>
-      </w:r>
-      <w:proofErr w:type="spellStart"/>
-      <w:r>
-        <w:rPr>
-          <w:lang w:val="en-US"/>
-        </w:rPr>
-        <w:t>Miakliir</w:t>
-      </w:r>
-      <w:proofErr w:type="spellEnd"/>
-      <w:r>
-        <w:rPr>
-          <w:lang w:val="en-US"/>
-        </w:rPr>
-        <w:t>, kept at bay at the cost of a war.</w:t>
-      </w:r>
-    </w:p>
-    <w:p>
-      <w:pPr>
-        <w:rPr>
-          <w:lang w:val="en-US"/>
-        </w:rPr>
-      </w:pPr>
-    </w:p>
-    <w:p>
-      <w:pPr>
-        <w:pStyle w:val="berschrift3"/>
-        <w:rPr>
-          <w:lang w:val="en-US"/>
-        </w:rPr>
-      </w:pPr>
-      <w:proofErr w:type="spellStart"/>
-      <w:r>
-        <w:rPr>
-          <w:lang w:val="en-US"/>
-        </w:rPr>
-        <w:t>Te’</w:t>
-      </w:r>
-      <w:r>
-        <w:rPr>
-          <w:lang w:val="en-US"/>
-        </w:rPr>
-        <w:t>Erffar</w:t>
-      </w:r>
-      <w:proofErr w:type="spellEnd"/>
-      <w:r>
-        <w:rPr>
-          <w:lang w:val="en-US"/>
-        </w:rPr>
-        <w:t xml:space="preserve"> </w:t>
-      </w:r>
-    </w:p>
-    <w:p>
-      <w:pPr>
-        <w:rPr>
-          <w:lang w:val="en-US"/>
-        </w:rPr>
-      </w:pPr>
-      <w:r>
-        <w:rPr>
-          <w:lang w:val="en-US"/>
-        </w:rPr>
-        <w:t>A land in which the Cindered Ones are allowed to govern their own villages, towns, even communes.</w:t>
-      </w:r>
-    </w:p>
-    <w:p>
-      <w:pPr>
-        <w:rPr>
-          <w:lang w:val="en-US"/>
-        </w:rPr>
-      </w:pPr>
-      <w:r>
-        <w:rPr>
-          <w:lang w:val="en-US"/>
-        </w:rPr>
-        <w:t>Rich of great wood exports and exotic plants. Mostly overgrown and full of sun, barely any mountains to throw shade from coast to coast. The only country that has defined borders all around itself, that are not vague into the Darkness.</w:t>
-      </w:r>
-    </w:p>
-    <w:p>
-      <w:pPr>
-        <w:rPr>
-          <w:lang w:val="en-US"/>
-        </w:rPr>
-      </w:pPr>
-      <w:r>
-        <w:rPr>
-          <w:lang w:val="en-US"/>
-        </w:rPr>
-        <w:t xml:space="preserve">The piece of land that had been held by </w:t>
-      </w:r>
-      <w:proofErr w:type="spellStart"/>
-      <w:r>
-        <w:rPr>
-          <w:lang w:val="en-US"/>
-        </w:rPr>
-        <w:t>Tekofy'Erffar</w:t>
-      </w:r>
-      <w:proofErr w:type="spellEnd"/>
-      <w:r>
-        <w:rPr>
-          <w:lang w:val="en-US"/>
-        </w:rPr>
-        <w:t xml:space="preserve"> before the Ceasing, rich in Harmonists and their magic. Even Cindered Ones form there are often Harmonists. </w:t>
-      </w:r>
-    </w:p>
-    <w:p>
-      <w:pPr>
-        <w:rPr>
-          <w:lang w:val="en-US"/>
-        </w:rPr>
-      </w:pPr>
-    </w:p>
-    <w:p>
-      <w:pPr>
-        <w:pStyle w:val="berschrift2"/>
-        <w:rPr>
-          <w:lang w:val="en-US"/>
-        </w:rPr>
-      </w:pPr>
-      <w:r>
-        <w:rPr>
-          <w:lang w:val="en-US"/>
-        </w:rPr>
-        <w:t>Religion</w:t>
-      </w:r>
-    </w:p>
-    <w:p>
-      <w:pPr>
-        <w:rPr>
-          <w:lang w:val="en-US"/>
-        </w:rPr>
-      </w:pPr>
-      <w:r>
-        <w:rPr>
-          <w:lang w:val="en-US"/>
-        </w:rPr>
-        <w:t xml:space="preserve">Priests of </w:t>
-      </w:r>
-      <w:r>
-        <w:rPr>
-          <w:lang w:val="en-US"/>
-        </w:rPr>
-        <w:t>t</w:t>
-      </w:r>
-      <w:r>
-        <w:rPr>
-          <w:lang w:val="en-US"/>
-        </w:rPr>
-        <w:t>he sun and m</w:t>
-      </w:r>
-      <w:r>
-        <w:rPr>
-          <w:lang w:val="en-US"/>
-        </w:rPr>
-        <w:t xml:space="preserve">oon, members of the aforementioned chapters, pray to both heavenly bodies, as the sun and moon can always be seen from the continent of </w:t>
-      </w:r>
-      <w:proofErr w:type="spellStart"/>
-      <w:r>
-        <w:rPr>
-          <w:lang w:val="en-US"/>
-        </w:rPr>
-        <w:t>Halflight</w:t>
-      </w:r>
-      <w:proofErr w:type="spellEnd"/>
-      <w:r>
-        <w:rPr>
-          <w:lang w:val="en-US"/>
-        </w:rPr>
-        <w:t>.</w:t>
-      </w:r>
-    </w:p>
-    <w:p>
-      <w:pPr>
-        <w:rPr>
-          <w:lang w:val="en-US"/>
-        </w:rPr>
-      </w:pPr>
-      <w:r>
-        <w:rPr>
-          <w:lang w:val="en-US"/>
-        </w:rPr>
-        <w:t>They attend to the appointed leaders under the kings of the continent’s lands.</w:t>
-      </w:r>
-    </w:p>
-    <w:p>
-      <w:pPr>
-        <w:rPr>
-          <w:lang w:val="en-US"/>
-        </w:rPr>
-      </w:pPr>
-      <w:r>
-        <w:rPr>
-          <w:lang w:val="en-US"/>
-        </w:rPr>
-        <w:t xml:space="preserve">The humans pray </w:t>
-      </w:r>
-      <w:r>
-        <w:rPr>
-          <w:lang w:val="en-US"/>
-        </w:rPr>
-        <w:t xml:space="preserve">also </w:t>
-      </w:r>
-      <w:r>
-        <w:rPr>
-          <w:lang w:val="en-US"/>
-        </w:rPr>
-        <w:t>to the seven gods (Pantheon of eight language)</w:t>
-      </w:r>
-      <w:r>
-        <w:rPr>
-          <w:lang w:val="en-US"/>
-        </w:rPr>
-        <w:t xml:space="preserve"> as their prophets and creators.</w:t>
-      </w:r>
-    </w:p>
-    <w:p>
-      <w:pPr>
-        <w:rPr>
-          <w:lang w:val="en-US"/>
-        </w:rPr>
-      </w:pPr>
-      <w:r>
-        <w:rPr>
-          <w:lang w:val="en-US"/>
-        </w:rPr>
-        <w:t>The Cindered pray to the Pantheon of Nai, the God that had set them free from torment</w:t>
-      </w:r>
-      <w:r>
-        <w:rPr>
-          <w:lang w:val="en-US"/>
-        </w:rPr>
-        <w:t xml:space="preserve"> and his seven saints</w:t>
-      </w:r>
-      <w:r>
-        <w:rPr>
-          <w:lang w:val="en-US"/>
-        </w:rPr>
-        <w:t>.</w:t>
-      </w:r>
-      <w:r>
-        <w:rPr>
-          <w:lang w:val="en-US"/>
-        </w:rPr>
-        <w:t xml:space="preserve"> (language of hell)</w:t>
-      </w:r>
-    </w:p>
-    <w:p>
-      <w:pPr>
-        <w:pStyle w:val="berschrift3"/>
-        <w:rPr>
-          <w:lang w:val="en-US"/>
-        </w:rPr>
-      </w:pPr>
-      <w:proofErr w:type="spellStart"/>
-      <w:r>
-        <w:rPr>
-          <w:lang w:val="en-US"/>
-        </w:rPr>
         <w:t>Eptual</w:t>
       </w:r>
       <w:proofErr w:type="spellEnd"/>
@@ -1994,7 +2220,7 @@
         <w:rPr>
           <w:lang w:val="en-US"/>
         </w:rPr>
-        <w:t xml:space="preserve"> Gods of Bonds</w:t>
+        <w:t xml:space="preserve"> Gods</w:t>
       </w:r>
     </w:p>
     <w:p>
@@ -2009,6 +2235,67 @@
         </w:rPr>
         <w:t>The pantheon of the seven gods and prophets, who were able to control souls for the good and prosperity of the world. They vanished at the</w:t>
       </w:r>
+    </w:p>
+    <w:p>
+      <w:pPr>
+        <w:pStyle w:val="berschrift4"/>
+        <w:rPr>
+          <w:lang w:val="en-US"/>
+        </w:rPr>
+      </w:pPr>
+      <w:r>
+        <w:rPr>
+          <w:lang w:val="en-US"/>
+        </w:rPr>
+        <w:t>Books and Oral tradition</w:t>
+      </w:r>
+    </w:p>
+    <w:p>
+      <w:pPr>
+        <w:rPr>
+          <w:lang w:val="en-US"/>
+        </w:rPr>
+      </w:pPr>
+      <w:r>
+        <w:rPr>
+          <w:lang w:val="en-US"/>
+        </w:rPr>
+        <w:t>Texts were transferred orally at the start, as writing material was scarce and not very durable. This tradition holds fast until today, but books of the modern versions of the traditions stand in every library.</w:t>
+      </w:r>
+    </w:p>
+    <w:p>
+      <w:pPr>
+        <w:rPr>
+          <w:lang w:val="en-US"/>
+        </w:rPr>
+      </w:pPr>
+      <w:r>
+        <w:rPr>
+          <w:lang w:val="en-US"/>
+        </w:rPr>
+        <w:t xml:space="preserve">They are split into seven giant poems, one for each god and the area, reason, time and meaning of their reign, that only rarely follow </w:t>
+      </w:r>
+      <w:proofErr w:type="spellStart"/>
+      <w:r>
+        <w:rPr>
+          <w:lang w:val="en-US"/>
+        </w:rPr>
+        <w:t>metre</w:t>
+      </w:r>
+      <w:proofErr w:type="spellEnd"/>
+      <w:r>
+        <w:rPr>
+          <w:lang w:val="en-US"/>
+        </w:rPr>
+        <w:t xml:space="preserve"> and reason but are solely there for the content.</w:t>
+      </w:r>
+    </w:p>
+    <w:p>
+      <w:pPr>
+        <w:rPr>
+          <w:lang w:val="en-US"/>
+        </w:rPr>
+      </w:pPr>
     </w:p>
     <w:p>
       <w:pPr>
@@ -2102,121 +2389,127 @@
         <w:rPr>
           <w:lang w:val="en-US"/>
         </w:rPr>
+        <w:t>Temple of Sun and Moon</w:t>
+      </w:r>
+    </w:p>
+    <w:p>
+      <w:pPr>
+        <w:rPr>
+          <w:lang w:val="en-US"/>
+        </w:rPr>
+      </w:pPr>
+      <w:r>
+        <w:rPr>
+          <w:lang w:val="en-US"/>
+        </w:rPr>
+        <w:t xml:space="preserve">Spread across </w:t>
+      </w:r>
+      <w:proofErr w:type="spellStart"/>
+      <w:r>
+        <w:rPr>
+          <w:lang w:val="en-US"/>
+        </w:rPr>
+        <w:t>Miakliir</w:t>
+      </w:r>
+      <w:proofErr w:type="spellEnd"/>
+      <w:r>
+        <w:rPr>
+          <w:lang w:val="en-US"/>
+        </w:rPr>
+        <w:t xml:space="preserve"> to worship the everlasting sun and moon. Priests and priestesses are married to care for a temple, their union the symbol of the connection to sun and moon. They both wear robes representing both celestial bodies.</w:t>
+      </w:r>
+    </w:p>
+    <w:p>
+      <w:pPr>
+        <w:rPr>
+          <w:lang w:val="en-US"/>
+        </w:rPr>
+      </w:pPr>
+      <w:r>
+        <w:rPr>
+          <w:lang w:val="en-US"/>
+        </w:rPr>
+        <w:t>Favored in</w:t>
+      </w:r>
+      <w:r>
+        <w:rPr>
+          <w:lang w:val="en-US"/>
+        </w:rPr>
+        <w:t xml:space="preserve"> some places in</w:t>
+      </w:r>
+      <w:r>
+        <w:rPr>
+          <w:lang w:val="en-US"/>
+        </w:rPr>
+        <w:t xml:space="preserve"> </w:t>
+      </w:r>
+      <w:proofErr w:type="spellStart"/>
+      <w:r>
+        <w:rPr>
+          <w:lang w:val="en-US"/>
+        </w:rPr>
+        <w:t>Miakliir</w:t>
+      </w:r>
+      <w:proofErr w:type="spellEnd"/>
+      <w:r>
+        <w:rPr>
+          <w:lang w:val="en-US"/>
+        </w:rPr>
+        <w:t xml:space="preserve"> to the </w:t>
+      </w:r>
+      <w:proofErr w:type="spellStart"/>
+      <w:r>
+        <w:rPr>
+          <w:lang w:val="en-US"/>
+        </w:rPr>
+        <w:t>Eptual</w:t>
+      </w:r>
+      <w:proofErr w:type="spellEnd"/>
+      <w:r>
+        <w:rPr>
+          <w:lang w:val="en-US"/>
+        </w:rPr>
+        <w:t xml:space="preserve"> Gods of Bonds.</w:t>
+      </w:r>
+    </w:p>
+    <w:p>
+      <w:pPr>
+        <w:rPr>
+          <w:lang w:val="en-US"/>
+        </w:rPr>
+      </w:pPr>
+      <w:r>
+        <w:rPr>
+          <w:lang w:val="en-US"/>
+        </w:rPr>
+        <w:t>Has their own form of yoga known as: Dance of Constellations.</w:t>
+      </w:r>
+    </w:p>
+    <w:p>
+      <w:pPr>
+        <w:rPr>
+          <w:lang w:val="en-US"/>
+        </w:rPr>
+      </w:pPr>
+      <w:r>
+        <w:rPr>
+          <w:lang w:val="en-US"/>
+        </w:rPr>
+        <w:t>They use a special hand gesture to seek the blessing form the heavenly bodies: They form a circle with their thumb and index finger in their right hand, a crescent with the thumb and index finger of their left hand in the same size, then move the hands together, overlapping the symbols with the moon in front, the rest of the fingers building a tent over the constellations.</w:t>
+      </w:r>
+      <w:r>
+        <w:rPr>
+          <w:lang w:val="en-US"/>
+        </w:rPr>
+        <w:br/>
+        <w:t xml:space="preserve">It symbolizes their believe in the moon coming closer to earth, almost fully enveloping the </w:t>
+      </w:r>
+      <w:r>
+        <w:rPr>
+          <w:lang w:val="en-US"/>
+        </w:rPr>
         <w:lastRenderedPageBreak/>
-        <w:t>Temple of Sun and Moon</w:t>
-      </w:r>
-    </w:p>
-    <w:p>
-      <w:pPr>
-        <w:rPr>
-          <w:lang w:val="en-US"/>
-        </w:rPr>
-      </w:pPr>
-      <w:r>
-        <w:rPr>
-          <w:lang w:val="en-US"/>
-        </w:rPr>
-        <w:t xml:space="preserve">Spread across </w:t>
-      </w:r>
-      <w:proofErr w:type="spellStart"/>
-      <w:r>
-        <w:rPr>
-          <w:lang w:val="en-US"/>
-        </w:rPr>
-        <w:t>Miakliir</w:t>
-      </w:r>
-      <w:proofErr w:type="spellEnd"/>
-      <w:r>
-        <w:rPr>
-          <w:lang w:val="en-US"/>
-        </w:rPr>
-        <w:t xml:space="preserve"> to worship the everlasting sun and moon. Priests and priestesses are married to care for a temple, their union the symbol of the connection to sun and moon. They both wear robes representing both celestial bodies.</w:t>
-      </w:r>
-    </w:p>
-    <w:p>
-      <w:pPr>
-        <w:rPr>
-          <w:lang w:val="en-US"/>
-        </w:rPr>
-      </w:pPr>
-      <w:r>
-        <w:rPr>
-          <w:lang w:val="en-US"/>
-        </w:rPr>
-        <w:t>Favored in</w:t>
-      </w:r>
-      <w:r>
-        <w:rPr>
-          <w:lang w:val="en-US"/>
-        </w:rPr>
-        <w:t xml:space="preserve"> some places in</w:t>
-      </w:r>
-      <w:r>
-        <w:rPr>
-          <w:lang w:val="en-US"/>
-        </w:rPr>
-        <w:t xml:space="preserve"> </w:t>
-      </w:r>
-      <w:proofErr w:type="spellStart"/>
-      <w:r>
-        <w:rPr>
-          <w:lang w:val="en-US"/>
-        </w:rPr>
-        <w:t>Miakliir</w:t>
-      </w:r>
-      <w:proofErr w:type="spellEnd"/>
-      <w:r>
-        <w:rPr>
-          <w:lang w:val="en-US"/>
-        </w:rPr>
-        <w:t xml:space="preserve"> to the </w:t>
-      </w:r>
-      <w:proofErr w:type="spellStart"/>
-      <w:r>
-        <w:rPr>
-          <w:lang w:val="en-US"/>
-        </w:rPr>
-        <w:t>Eptual</w:t>
-      </w:r>
-      <w:proofErr w:type="spellEnd"/>
-      <w:r>
-        <w:rPr>
-          <w:lang w:val="en-US"/>
-        </w:rPr>
-        <w:t xml:space="preserve"> Gods of Bonds.</w:t>
-      </w:r>
-    </w:p>
-    <w:p>
-      <w:pPr>
-        <w:rPr>
-          <w:lang w:val="en-US"/>
-        </w:rPr>
-      </w:pPr>
-      <w:r>
-        <w:rPr>
-          <w:lang w:val="en-US"/>
-        </w:rPr>
-        <w:t>Has their own form of yoga known as: Dance of Constellations.</w:t>
-      </w:r>
-    </w:p>
-    <w:p>
-      <w:pPr>
-        <w:rPr>
-          <w:lang w:val="en-US"/>
-        </w:rPr>
-      </w:pPr>
-      <w:r>
-        <w:rPr>
-          <w:lang w:val="en-US"/>
-        </w:rPr>
-        <w:t>They use a special hand gesture to seek the blessing form the heavenly bodies: They form a circle with their thumb and index finger in their right hand, a crescent with the thumb and index finger of their left hand in the same size, then move the hands together, overlapping the symbols with the moon in front, the rest of the fingers building a tent over the constellations.</w:t>
-      </w:r>
-      <w:r>
-        <w:rPr>
-          <w:lang w:val="en-US"/>
-        </w:rPr>
-        <w:br/>
-        <w:t>It symbolizes their believe in the moon coming closer to earth, almost fully enveloping the sun, only leaving a crescent of light. Then the world will be reborn with the faithful at the front.</w:t>
+        <w:t>sun, only leaving a crescent of light. Then the world will be reborn with the faithful at the front.</w:t>
       </w:r>
     </w:p>
     <w:p>
@@ -2657,7 +2950,6 @@
         <w:rPr>
           <w:lang w:val="en-US"/>
         </w:rPr>
-        <w:lastRenderedPageBreak/>
         <w:t>Fucking</w:t>
       </w:r>
     </w:p>
@@ -2672,7 +2964,7 @@
           <w:lang w:val="en-US"/>
         </w:rPr>
       </w:pPr>
-      <w:bookmarkStart w:id="8" w:name="_Hlk229662356"/>
+      <w:bookmarkStart w:id="11" w:name="_Hlk229662356"/>
       <w:r>
         <w:rPr>
           <w:lang w:val="en-US"/>
@@ -2680,7 +2972,7 @@
         <w:t>Lightless</w:t>
       </w:r>
     </w:p>
-    <w:bookmarkEnd w:id="8"/>
+    <w:bookmarkEnd w:id="11"/>
     <w:p>
       <w:pPr>
         <w:pStyle w:val="Listenabsatz"/>
@@ -2760,7 +3052,7 @@
           <w:lang w:val="en-US"/>
         </w:rPr>
       </w:pPr>
-      <w:bookmarkStart w:id="9" w:name="_Hlk228646719"/>
+      <w:bookmarkStart w:id="12" w:name="_Hlk228646719"/>
       <w:r>
         <w:rPr>
           <w:lang w:val="en-US"/>
@@ -2772,13 +3064,7 @@
         <w:rPr>
           <w:lang w:val="en-US"/>
         </w:rPr>
-        <w:t>E</w:t>
-      </w:r>
-      <w:r>
-        <w:rPr>
-          <w:lang w:val="en-US"/>
-        </w:rPr>
-        <w:t>ptual</w:t>
+        <w:t>Eptual</w:t>
       </w:r>
       <w:proofErr w:type="spellEnd"/>
       <w:r>
@@ -2788,7 +3074,7 @@
         <w:t xml:space="preserve"> gods</w:t>
       </w:r>
     </w:p>
-    <w:bookmarkEnd w:id="9"/>
+    <w:bookmarkEnd w:id="12"/>
     <w:p>
       <w:pPr>
         <w:pStyle w:val="Listenabsatz"/>
@@ -2976,6 +3262,7 @@
         <w:rPr>
           <w:lang w:val="en-US"/>
         </w:rPr>
+        <w:lastRenderedPageBreak/>
         <w:t>Has Darkness enveloped you?</w:t>
       </w:r>
       <w:r>
@@ -3266,7 +3553,7 @@
           <w:lang w:val="en-US"/>
         </w:rPr>
       </w:pPr>
-      <w:bookmarkStart w:id="10" w:name="_Hlk223809007"/>
+      <w:bookmarkStart w:id="13" w:name="_Hlk223809007"/>
       <w:proofErr w:type="spellStart"/>
       <w:r>
         <w:rPr>
@@ -3274,7 +3561,7 @@
         </w:rPr>
         <w:t>Shkarhound</w:t>
       </w:r>
-      <w:bookmarkEnd w:id="10"/>
+      <w:bookmarkEnd w:id="13"/>
       <w:proofErr w:type="spellEnd"/>
     </w:p>
     <w:p>
@@ -3422,85 +3709,248 @@
         <w:rPr>
           <w:lang w:val="en-US"/>
         </w:rPr>
+        <w:t>Ferule</w:t>
+      </w:r>
+    </w:p>
+    <w:p>
+      <w:pPr>
+        <w:rPr>
+          <w:lang w:val="en-US"/>
+        </w:rPr>
+      </w:pPr>
+      <w:r>
+        <w:rPr>
+          <w:lang w:val="en-US"/>
+        </w:rPr>
+        <w:t xml:space="preserve">Like </w:t>
+      </w:r>
+      <w:r>
+        <w:rPr>
+          <w:lang w:val="en-US"/>
+        </w:rPr>
+        <w:t>hawks</w:t>
+      </w:r>
+      <w:r>
+        <w:rPr>
+          <w:lang w:val="en-US"/>
+        </w:rPr>
+        <w:t xml:space="preserve"> but walk on two strong hind legs with</w:t>
+      </w:r>
+      <w:r>
+        <w:rPr>
+          <w:lang w:val="en-US"/>
+        </w:rPr>
+        <w:t xml:space="preserve"> fur, a beak,</w:t>
+      </w:r>
+      <w:r>
+        <w:rPr>
+          <w:lang w:val="en-US"/>
+        </w:rPr>
+        <w:t xml:space="preserve"> two massive </w:t>
+      </w:r>
+      <w:proofErr w:type="spellStart"/>
+      <w:r>
+        <w:rPr>
+          <w:lang w:val="en-US"/>
+        </w:rPr>
+        <w:t>bunnylike</w:t>
+      </w:r>
+      <w:proofErr w:type="spellEnd"/>
+      <w:r>
+        <w:rPr>
+          <w:lang w:val="en-US"/>
+        </w:rPr>
+        <w:t xml:space="preserve"> ears, long heads and clawed feet</w:t>
+      </w:r>
+      <w:r>
+        <w:rPr>
+          <w:lang w:val="en-US"/>
+        </w:rPr>
+        <w:t xml:space="preserve">. </w:t>
+      </w:r>
+      <w:r>
+        <w:rPr>
+          <w:lang w:val="en-US"/>
+        </w:rPr>
+        <w:t xml:space="preserve">Taller than a man or </w:t>
+      </w:r>
+      <w:proofErr w:type="spellStart"/>
+      <w:r>
+        <w:rPr>
+          <w:lang w:val="en-US"/>
+        </w:rPr>
+        <w:t>Arox</w:t>
+      </w:r>
+      <w:proofErr w:type="spellEnd"/>
+      <w:r>
+        <w:rPr>
+          <w:lang w:val="en-US"/>
+        </w:rPr>
+        <w:t>, enduring of power and climate. Animals used to pull cards or to be ridden upon.</w:t>
+      </w:r>
+    </w:p>
+    <w:p>
+      <w:pPr>
+        <w:pStyle w:val="berschrift3"/>
+        <w:rPr>
+          <w:lang w:val="en-US"/>
+        </w:rPr>
+      </w:pPr>
+      <w:proofErr w:type="spellStart"/>
+      <w:r>
+        <w:rPr>
+          <w:lang w:val="en-US"/>
+        </w:rPr>
+        <w:t>Mallisow</w:t>
+      </w:r>
+      <w:proofErr w:type="spellEnd"/>
+    </w:p>
+    <w:p>
+      <w:pPr>
+        <w:rPr>
+          <w:lang w:val="en-US"/>
+        </w:rPr>
+      </w:pPr>
+      <w:r>
+        <w:rPr>
+          <w:lang w:val="en-US"/>
+        </w:rPr>
+        <w:t>Animal bred in every part of the continent. Produces temperature regulating wool, nice leather underneath, tastes good and gives milk.</w:t>
+      </w:r>
+    </w:p>
+    <w:p>
+      <w:pPr>
+        <w:pStyle w:val="berschrift3"/>
+        <w:rPr>
+          <w:lang w:val="en-US"/>
+        </w:rPr>
+      </w:pPr>
+      <w:r>
+        <w:rPr>
+          <w:lang w:val="en-US"/>
+        </w:rPr>
+        <w:t>Cat</w:t>
+      </w:r>
+    </w:p>
+    <w:p>
+      <w:pPr>
+        <w:rPr>
+          <w:lang w:val="en-US"/>
+        </w:rPr>
+      </w:pPr>
+      <w:r>
+        <w:rPr>
+          <w:lang w:val="en-US"/>
+        </w:rPr>
+        <w:t xml:space="preserve">Lives mostly in cities close to humans. </w:t>
+      </w:r>
+      <w:r>
+        <w:rPr>
+          <w:lang w:val="en-US"/>
+        </w:rPr>
+        <w:t>Eerily</w:t>
+      </w:r>
+      <w:r>
+        <w:rPr>
+          <w:lang w:val="en-US"/>
+        </w:rPr>
+        <w:t xml:space="preserve"> similar to cats thousands of years later.</w:t>
+      </w:r>
+    </w:p>
+    <w:p>
+      <w:pPr>
+        <w:pStyle w:val="berschrift3"/>
+        <w:rPr>
+          <w:lang w:val="en-US"/>
+        </w:rPr>
+      </w:pPr>
+      <w:r>
+        <w:rPr>
+          <w:lang w:val="en-US"/>
+        </w:rPr>
+        <w:t>Shiron</w:t>
+      </w:r>
+    </w:p>
+    <w:p>
+      <w:pPr>
+        <w:rPr>
+          <w:lang w:val="en-US"/>
+        </w:rPr>
+      </w:pPr>
+      <w:r>
+        <w:rPr>
+          <w:lang w:val="en-US"/>
+        </w:rPr>
+        <w:t>Giant cat, golden fur streaked with silvery spots. Long sharp ears and hairs on the back of its head cover a good portion of its upper body.</w:t>
+      </w:r>
+    </w:p>
+    <w:p>
+      <w:pPr>
+        <w:pStyle w:val="berschrift3"/>
+        <w:rPr>
+          <w:lang w:val="en-US"/>
+        </w:rPr>
+      </w:pPr>
+      <w:r>
+        <w:rPr>
+          <w:lang w:val="en-US"/>
+        </w:rPr>
         <w:lastRenderedPageBreak/>
-        <w:t>Ferule</w:t>
-      </w:r>
-    </w:p>
-    <w:p>
-      <w:pPr>
-        <w:rPr>
-          <w:lang w:val="en-US"/>
-        </w:rPr>
-      </w:pPr>
-      <w:r>
-        <w:rPr>
-          <w:lang w:val="en-US"/>
-        </w:rPr>
-        <w:t xml:space="preserve">Like </w:t>
-      </w:r>
-      <w:r>
-        <w:rPr>
-          <w:lang w:val="en-US"/>
-        </w:rPr>
-        <w:t>hawks</w:t>
-      </w:r>
-      <w:r>
-        <w:rPr>
-          <w:lang w:val="en-US"/>
-        </w:rPr>
-        <w:t xml:space="preserve"> but walk on two strong hind legs with</w:t>
-      </w:r>
-      <w:r>
-        <w:rPr>
-          <w:lang w:val="en-US"/>
-        </w:rPr>
-        <w:t xml:space="preserve"> fur, a beak,</w:t>
-      </w:r>
-      <w:r>
-        <w:rPr>
-          <w:lang w:val="en-US"/>
-        </w:rPr>
-        <w:t xml:space="preserve"> two massive </w:t>
-      </w:r>
-      <w:proofErr w:type="spellStart"/>
-      <w:r>
-        <w:rPr>
-          <w:lang w:val="en-US"/>
-        </w:rPr>
-        <w:t>bunnylike</w:t>
-      </w:r>
-      <w:proofErr w:type="spellEnd"/>
-      <w:r>
-        <w:rPr>
-          <w:lang w:val="en-US"/>
-        </w:rPr>
-        <w:t xml:space="preserve"> ears, long heads and clawed feet</w:t>
-      </w:r>
-      <w:r>
-        <w:rPr>
-          <w:lang w:val="en-US"/>
-        </w:rPr>
-        <w:t xml:space="preserve">. </w:t>
-      </w:r>
-      <w:r>
-        <w:rPr>
-          <w:lang w:val="en-US"/>
-        </w:rPr>
-        <w:t xml:space="preserve">Taller than a man or </w:t>
-      </w:r>
-      <w:proofErr w:type="spellStart"/>
-      <w:r>
-        <w:rPr>
-          <w:lang w:val="en-US"/>
-        </w:rPr>
-        <w:t>Arox</w:t>
-      </w:r>
-      <w:proofErr w:type="spellEnd"/>
-      <w:r>
-        <w:rPr>
-          <w:lang w:val="en-US"/>
-        </w:rPr>
-        <w:t>, enduring of power and climate. Animals used to pull cards or to be ridden upon.</w:t>
+        <w:t>Duck</w:t>
+      </w:r>
+    </w:p>
+    <w:p>
+      <w:pPr>
+        <w:rPr>
+          <w:lang w:val="en-US"/>
+        </w:rPr>
+      </w:pPr>
+      <w:r>
+        <w:rPr>
+          <w:lang w:val="en-US"/>
+        </w:rPr>
+        <w:t>A waterbird of magnificent colors and loud bird calls like quacks. Was prevalent in the Valleys. Share only the name with their later counterparts.</w:t>
+      </w:r>
+    </w:p>
+    <w:p>
+      <w:pPr>
+        <w:pStyle w:val="berschrift2"/>
+        <w:rPr>
+          <w:lang w:val="en-US"/>
+        </w:rPr>
+      </w:pPr>
+      <w:r>
+        <w:rPr>
+          <w:lang w:val="en-US"/>
+        </w:rPr>
+        <w:t>Flora</w:t>
+      </w:r>
+    </w:p>
+    <w:p>
+      <w:pPr>
+        <w:rPr>
+          <w:lang w:val="en-US"/>
+        </w:rPr>
+      </w:pPr>
+      <w:r>
+        <w:rPr>
+          <w:lang w:val="en-US"/>
+        </w:rPr>
+        <w:t xml:space="preserve">Flora in </w:t>
+      </w:r>
+      <w:proofErr w:type="spellStart"/>
+      <w:r>
+        <w:rPr>
+          <w:lang w:val="en-US"/>
+        </w:rPr>
+        <w:t>Dilaril</w:t>
+      </w:r>
+      <w:proofErr w:type="spellEnd"/>
+      <w:r>
+        <w:rPr>
+          <w:lang w:val="en-US"/>
+        </w:rPr>
+        <w:t xml:space="preserve"> is mostly evergreen, although there are different times for different flowers and bushes to bloom. Harvest can be achieved throughout the year.</w:t>
       </w:r>
     </w:p>
     <w:p>
@@ -3515,21 +3965,39 @@
         <w:rPr>
           <w:lang w:val="en-US"/>
         </w:rPr>
-        <w:t>Mallisow</w:t>
-      </w:r>
-      <w:proofErr w:type="spellEnd"/>
-    </w:p>
-    <w:p>
-      <w:pPr>
-        <w:rPr>
-          <w:lang w:val="en-US"/>
-        </w:rPr>
-      </w:pPr>
-      <w:r>
-        <w:rPr>
-          <w:lang w:val="en-US"/>
-        </w:rPr>
-        <w:t>Animal bred in every part of the continent. Produces temperature regulating wool, nice leather underneath, tastes good and gives milk.</w:t>
+        <w:t>Meridorian</w:t>
+      </w:r>
+      <w:proofErr w:type="spellEnd"/>
+    </w:p>
+    <w:p>
+      <w:pPr>
+        <w:rPr>
+          <w:lang w:val="en-US"/>
+        </w:rPr>
+      </w:pPr>
+      <w:r>
+        <w:rPr>
+          <w:lang w:val="en-US"/>
+        </w:rPr>
+        <w:t>Tree with</w:t>
+      </w:r>
+      <w:r>
+        <w:rPr>
+          <w:lang w:val="en-US"/>
+        </w:rPr>
+        <w:t xml:space="preserve"> dark bark and</w:t>
+      </w:r>
+      <w:r>
+        <w:rPr>
+          <w:lang w:val="en-US"/>
+        </w:rPr>
+        <w:t xml:space="preserve"> green long spikes as long as an arm. They grow in higher altitudes, their leaves a great source of water, albeit very bitter.</w:t>
+      </w:r>
+      <w:r>
+        <w:rPr>
+          <w:lang w:val="en-US"/>
+        </w:rPr>
+        <w:t xml:space="preserve"> Older trees have grown far from their trunk, leaving behind old and withered branches.</w:t>
       </w:r>
     </w:p>
     <w:p>
@@ -3543,32 +4011,44 @@
         <w:rPr>
           <w:lang w:val="en-US"/>
         </w:rPr>
-        <w:t>Cat</w:t>
-      </w:r>
-    </w:p>
-    <w:p>
-      <w:pPr>
-        <w:rPr>
-          <w:lang w:val="en-US"/>
-        </w:rPr>
-      </w:pPr>
-      <w:r>
-        <w:rPr>
-          <w:lang w:val="en-US"/>
-        </w:rPr>
-        <w:t xml:space="preserve">Lives mostly in cities close to humans. </w:t>
-      </w:r>
-      <w:r>
-        <w:rPr>
-          <w:lang w:val="en-US"/>
-        </w:rPr>
-        <w:t>Eerily</w:t>
-      </w:r>
-      <w:r>
-        <w:rPr>
-          <w:lang w:val="en-US"/>
-        </w:rPr>
-        <w:t xml:space="preserve"> similar to cats thousands of years later.</w:t>
+        <w:t>Speck Tree</w:t>
+      </w:r>
+    </w:p>
+    <w:p>
+      <w:pPr>
+        <w:rPr>
+          <w:lang w:val="en-US"/>
+        </w:rPr>
+      </w:pPr>
+      <w:r>
+        <w:rPr>
+          <w:lang w:val="en-US"/>
+        </w:rPr>
+        <w:t>Tree with</w:t>
+      </w:r>
+      <w:r>
+        <w:rPr>
+          <w:lang w:val="en-US"/>
+        </w:rPr>
+        <w:t xml:space="preserve"> white bark and</w:t>
+      </w:r>
+      <w:r>
+        <w:rPr>
+          <w:lang w:val="en-US"/>
+        </w:rPr>
+        <w:t xml:space="preserve"> tiny leaves as big as a fingertip. The leaves point towards the sun, growing wide and towards it</w:t>
+      </w:r>
+      <w:r>
+        <w:rPr>
+          <w:lang w:val="en-US"/>
+        </w:rPr>
+        <w:t>, covering as much space as possible</w:t>
+      </w:r>
+      <w:r>
+        <w:rPr>
+          <w:lang w:val="en-US"/>
+        </w:rPr>
+        <w:t>.</w:t>
       </w:r>
     </w:p>
     <w:p>
@@ -3578,24 +4058,32 @@
           <w:lang w:val="en-US"/>
         </w:rPr>
       </w:pPr>
-      <w:r>
-        <w:rPr>
-          <w:lang w:val="en-US"/>
-        </w:rPr>
-        <w:t>Shiron</w:t>
-      </w:r>
-    </w:p>
-    <w:p>
-      <w:pPr>
-        <w:rPr>
-          <w:lang w:val="en-US"/>
-        </w:rPr>
-      </w:pPr>
-      <w:r>
-        <w:rPr>
-          <w:lang w:val="en-US"/>
-        </w:rPr>
-        <w:t>Giant cat, golden fur streaked with silvery spots. Long sharp ears and hairs on the back of its head cover a good portion of its upper body.</w:t>
+      <w:proofErr w:type="spellStart"/>
+      <w:r>
+        <w:rPr>
+          <w:lang w:val="en-US"/>
+        </w:rPr>
+        <w:t>Traviolo</w:t>
+      </w:r>
+      <w:proofErr w:type="spellEnd"/>
+      <w:r>
+        <w:rPr>
+          <w:lang w:val="en-US"/>
+        </w:rPr>
+        <w:t xml:space="preserve"> Flower</w:t>
+      </w:r>
+    </w:p>
+    <w:p>
+      <w:pPr>
+        <w:rPr>
+          <w:lang w:val="en-US"/>
+        </w:rPr>
+      </w:pPr>
+      <w:r>
+        <w:rPr>
+          <w:lang w:val="en-US"/>
+        </w:rPr>
+        <w:t>A flower that has five big outer leaves and three smaller inner ones of purplish to pink color. It is said, that the Immortal Oracle has touched the flower to grow thousands of years ago, making people see sweet future when they smell on it.</w:t>
       </w:r>
     </w:p>
     <w:p>
@@ -3605,25 +4093,117 @@
           <w:lang w:val="en-US"/>
         </w:rPr>
       </w:pPr>
-      <w:r>
-        <w:rPr>
-          <w:lang w:val="en-US"/>
-        </w:rPr>
-        <w:t>Duck</w:t>
-      </w:r>
-    </w:p>
-    <w:p>
-      <w:pPr>
-        <w:rPr>
-          <w:lang w:val="en-US"/>
-        </w:rPr>
-      </w:pPr>
-      <w:r>
-        <w:rPr>
-          <w:lang w:val="en-US"/>
-        </w:rPr>
-        <w:t>A waterbird of magnificent colors and loud bird calls like quacks. Was prevalent in the Valleys. Share only the name with their later counterparts.</w:t>
-      </w:r>
+      <w:proofErr w:type="spellStart"/>
+      <w:r>
+        <w:rPr>
+          <w:lang w:val="en-US"/>
+        </w:rPr>
+        <w:t>Sorii</w:t>
+      </w:r>
+      <w:proofErr w:type="spellEnd"/>
+      <w:r>
+        <w:rPr>
+          <w:lang w:val="en-US"/>
+        </w:rPr>
+        <w:t xml:space="preserve"> Grain</w:t>
+      </w:r>
+    </w:p>
+    <w:p>
+      <w:pPr>
+        <w:rPr>
+          <w:lang w:val="en-US"/>
+        </w:rPr>
+      </w:pPr>
+      <w:r>
+        <w:rPr>
+          <w:lang w:val="en-US"/>
+        </w:rPr>
+        <w:t>Grain that grows from a stem, regrowing all year around, throwing off its overgrown head every month to be harvested.</w:t>
+      </w:r>
+    </w:p>
+    <w:p>
+      <w:pPr>
+        <w:pStyle w:val="berschrift3"/>
+        <w:rPr>
+          <w:lang w:val="en-US"/>
+        </w:rPr>
+      </w:pPr>
+      <w:proofErr w:type="spellStart"/>
+      <w:r>
+        <w:rPr>
+          <w:lang w:val="en-US"/>
+        </w:rPr>
+        <w:t>Arrorika</w:t>
+      </w:r>
+      <w:proofErr w:type="spellEnd"/>
+      <w:r>
+        <w:rPr>
+          <w:lang w:val="en-US"/>
+        </w:rPr>
+        <w:t xml:space="preserve"> Root</w:t>
+      </w:r>
+    </w:p>
+    <w:p>
+      <w:pPr>
+        <w:rPr>
+          <w:lang w:val="en-US"/>
+        </w:rPr>
+      </w:pPr>
+      <w:r>
+        <w:rPr>
+          <w:lang w:val="en-US"/>
+        </w:rPr>
+        <w:t xml:space="preserve">Thick root of brown-reddish color that grows in the dark. Ingredient for spicy dishes in the valleys, used in tiny sprinkles. Grown in the Peaks around </w:t>
+      </w:r>
+      <w:proofErr w:type="spellStart"/>
+      <w:r>
+        <w:rPr>
+          <w:lang w:val="en-US"/>
+        </w:rPr>
+        <w:t>Shadesprings</w:t>
+      </w:r>
+      <w:proofErr w:type="spellEnd"/>
+      <w:r>
+        <w:rPr>
+          <w:lang w:val="en-US"/>
+        </w:rPr>
+        <w:t xml:space="preserve">. E.g. </w:t>
+      </w:r>
+      <w:proofErr w:type="spellStart"/>
+      <w:r>
+        <w:rPr>
+          <w:lang w:val="en-US"/>
+        </w:rPr>
+        <w:t>Herriar’s</w:t>
+      </w:r>
+      <w:proofErr w:type="spellEnd"/>
+      <w:r>
+        <w:rPr>
+          <w:lang w:val="en-US"/>
+        </w:rPr>
+        <w:t xml:space="preserve"> home village of </w:t>
+      </w:r>
+      <w:proofErr w:type="spellStart"/>
+      <w:r>
+        <w:rPr>
+          <w:lang w:val="en-US"/>
+        </w:rPr>
+        <w:t>Tresmor’s</w:t>
+      </w:r>
+      <w:proofErr w:type="spellEnd"/>
+      <w:r>
+        <w:rPr>
+          <w:lang w:val="en-US"/>
+        </w:rPr>
+        <w:t xml:space="preserve"> Venture</w:t>
+      </w:r>
+    </w:p>
+    <w:p>
+      <w:pPr>
+        <w:rPr>
+          <w:lang w:val="en-US"/>
+        </w:rPr>
+      </w:pPr>
     </w:p>
     <w:p>
       <w:pPr>
@@ -3636,34 +4216,13 @@
         <w:rPr>
           <w:lang w:val="en-US"/>
         </w:rPr>
-        <w:t>Flora</w:t>
-      </w:r>
-    </w:p>
-    <w:p>
-      <w:pPr>
-        <w:rPr>
-          <w:lang w:val="en-US"/>
-        </w:rPr>
-      </w:pPr>
-      <w:r>
-        <w:rPr>
-          <w:lang w:val="en-US"/>
-        </w:rPr>
-        <w:t xml:space="preserve">Flora in </w:t>
-      </w:r>
-      <w:proofErr w:type="spellStart"/>
-      <w:r>
-        <w:rPr>
-          <w:lang w:val="en-US"/>
-        </w:rPr>
-        <w:t>Dilaril</w:t>
-      </w:r>
-      <w:proofErr w:type="spellEnd"/>
-      <w:r>
-        <w:rPr>
-          <w:lang w:val="en-US"/>
-        </w:rPr>
-        <w:t xml:space="preserve"> is mostly evergreen, although there are different times for different flowers and bushes to bloom. Harvest can be achieved throughout the year.</w:t>
+        <w:t>Food</w:t>
+      </w:r>
+      <w:r>
+        <w:rPr>
+          <w:lang w:val="en-US"/>
+        </w:rPr>
+        <w:t xml:space="preserve"> &amp; Drink</w:t>
       </w:r>
     </w:p>
     <w:p>
@@ -3673,44 +4232,48 @@
           <w:lang w:val="en-US"/>
         </w:rPr>
       </w:pPr>
-      <w:proofErr w:type="spellStart"/>
-      <w:r>
-        <w:rPr>
-          <w:lang w:val="en-US"/>
-        </w:rPr>
-        <w:t>Meridorian</w:t>
-      </w:r>
-      <w:proofErr w:type="spellEnd"/>
-    </w:p>
-    <w:p>
-      <w:pPr>
-        <w:rPr>
-          <w:lang w:val="en-US"/>
-        </w:rPr>
-      </w:pPr>
-      <w:r>
-        <w:rPr>
-          <w:lang w:val="en-US"/>
-        </w:rPr>
-        <w:t>Tree with</w:t>
-      </w:r>
-      <w:r>
-        <w:rPr>
-          <w:lang w:val="en-US"/>
-        </w:rPr>
-        <w:t xml:space="preserve"> dark bark and</w:t>
-      </w:r>
-      <w:r>
-        <w:rPr>
-          <w:lang w:val="en-US"/>
-        </w:rPr>
-        <w:t xml:space="preserve"> green long spikes as long as an arm. They grow in higher altitudes, their leaves a great source of water, albeit very bitter.</w:t>
-      </w:r>
-      <w:r>
-        <w:rPr>
-          <w:lang w:val="en-US"/>
-        </w:rPr>
-        <w:t xml:space="preserve"> Older trees have grown far from their trunk, leaving behind old and withered branches.</w:t>
+      <w:r>
+        <w:rPr>
+          <w:lang w:val="en-US"/>
+        </w:rPr>
+        <w:t>Pickled Ox Buns</w:t>
+      </w:r>
+    </w:p>
+    <w:p>
+      <w:pPr>
+        <w:rPr>
+          <w:lang w:val="en-US"/>
+        </w:rPr>
+      </w:pPr>
+      <w:r>
+        <w:rPr>
+          <w:lang w:val="en-US"/>
+        </w:rPr>
+        <w:t>Ox is a</w:t>
+      </w:r>
+      <w:r>
+        <w:rPr>
+          <w:lang w:val="en-US"/>
+        </w:rPr>
+        <w:t xml:space="preserve"> </w:t>
+      </w:r>
+      <w:r>
+        <w:rPr>
+          <w:lang w:val="en-US"/>
+        </w:rPr>
+        <w:t xml:space="preserve">stable food source for meat, imported from the valleys and </w:t>
+      </w:r>
+      <w:r>
+        <w:rPr>
+          <w:lang w:val="en-US"/>
+        </w:rPr>
+        <w:t xml:space="preserve">mostly </w:t>
+      </w:r>
+      <w:r>
+        <w:rPr>
+          <w:lang w:val="en-US"/>
+        </w:rPr>
+        <w:t>preserved through pickling it. With a sweet sauce the source taste mixes well into the bread as finger food.</w:t>
       </w:r>
     </w:p>
     <w:p>
@@ -3724,44 +4287,20 @@
         <w:rPr>
           <w:lang w:val="en-US"/>
         </w:rPr>
-        <w:t>Speck Tree</w:t>
-      </w:r>
-    </w:p>
-    <w:p>
-      <w:pPr>
-        <w:rPr>
-          <w:lang w:val="en-US"/>
-        </w:rPr>
-      </w:pPr>
-      <w:r>
-        <w:rPr>
-          <w:lang w:val="en-US"/>
-        </w:rPr>
-        <w:t>Tree with</w:t>
-      </w:r>
-      <w:r>
-        <w:rPr>
-          <w:lang w:val="en-US"/>
-        </w:rPr>
-        <w:t xml:space="preserve"> white bark and</w:t>
-      </w:r>
-      <w:r>
-        <w:rPr>
-          <w:lang w:val="en-US"/>
-        </w:rPr>
-        <w:t xml:space="preserve"> tiny leaves as big as a fingertip. The leaves point towards the sun, growing wide and towards it</w:t>
-      </w:r>
-      <w:r>
-        <w:rPr>
-          <w:lang w:val="en-US"/>
-        </w:rPr>
-        <w:t>, covering as much space as possible</w:t>
-      </w:r>
-      <w:r>
-        <w:rPr>
-          <w:lang w:val="en-US"/>
-        </w:rPr>
-        <w:t>.</w:t>
+        <w:t>Sweet Egg Plumbs</w:t>
+      </w:r>
+    </w:p>
+    <w:p>
+      <w:pPr>
+        <w:rPr>
+          <w:lang w:val="en-US"/>
+        </w:rPr>
+      </w:pPr>
+      <w:r>
+        <w:rPr>
+          <w:lang w:val="en-US"/>
+        </w:rPr>
+        <w:t>Plums candied in their own sugary juice and then fried in egg for a short time as dessert.</w:t>
       </w:r>
     </w:p>
     <w:p>
@@ -3771,32 +4310,25 @@
           <w:lang w:val="en-US"/>
         </w:rPr>
       </w:pPr>
-      <w:proofErr w:type="spellStart"/>
-      <w:r>
-        <w:rPr>
-          <w:lang w:val="en-US"/>
-        </w:rPr>
-        <w:t>Traviolo</w:t>
-      </w:r>
-      <w:proofErr w:type="spellEnd"/>
-      <w:r>
-        <w:rPr>
-          <w:lang w:val="en-US"/>
-        </w:rPr>
-        <w:t xml:space="preserve"> Flower</w:t>
-      </w:r>
-    </w:p>
-    <w:p>
-      <w:pPr>
-        <w:rPr>
-          <w:lang w:val="en-US"/>
-        </w:rPr>
-      </w:pPr>
-      <w:r>
-        <w:rPr>
-          <w:lang w:val="en-US"/>
-        </w:rPr>
-        <w:t>A flower that has five big outer leaves and three smaller inner ones of purplish to pink color. It is said, that the Immortal Oracle has touched the flower to grow thousands of years ago, making people see sweet future when they smell on it.</w:t>
+      <w:r>
+        <w:rPr>
+          <w:lang w:val="en-US"/>
+        </w:rPr>
+        <w:lastRenderedPageBreak/>
+        <w:t>Brown Bread</w:t>
+      </w:r>
+    </w:p>
+    <w:p>
+      <w:pPr>
+        <w:rPr>
+          <w:lang w:val="en-US"/>
+        </w:rPr>
+      </w:pPr>
+      <w:r>
+        <w:rPr>
+          <w:lang w:val="en-US"/>
+        </w:rPr>
+        <w:t>Bread dough mixed with cocoa and sugar, making it taste bitter and sweet.</w:t>
       </w:r>
     </w:p>
     <w:p>
@@ -3811,27 +4343,49 @@
         <w:rPr>
           <w:lang w:val="en-US"/>
         </w:rPr>
-        <w:t>Sorii</w:t>
-      </w:r>
-      <w:proofErr w:type="spellEnd"/>
-      <w:r>
-        <w:rPr>
-          <w:lang w:val="en-US"/>
-        </w:rPr>
-        <w:t xml:space="preserve"> Grain</w:t>
-      </w:r>
-    </w:p>
-    <w:p>
-      <w:pPr>
-        <w:rPr>
-          <w:lang w:val="en-US"/>
-        </w:rPr>
-      </w:pPr>
-      <w:r>
-        <w:rPr>
-          <w:lang w:val="en-US"/>
-        </w:rPr>
-        <w:t>Grain that grows from a stem, regrowing all year around, throwing off its overgrown head every month to be harvested.</w:t>
+        <w:t>Moaroka</w:t>
+      </w:r>
+      <w:proofErr w:type="spellEnd"/>
+      <w:r>
+        <w:rPr>
+          <w:lang w:val="en-US"/>
+        </w:rPr>
+        <w:t xml:space="preserve"> </w:t>
+      </w:r>
+      <w:proofErr w:type="spellStart"/>
+      <w:r>
+        <w:rPr>
+          <w:lang w:val="en-US"/>
+        </w:rPr>
+        <w:t>Jucie</w:t>
+      </w:r>
+      <w:proofErr w:type="spellEnd"/>
+    </w:p>
+    <w:p>
+      <w:pPr>
+        <w:rPr>
+          <w:lang w:val="en-US"/>
+        </w:rPr>
+      </w:pPr>
+      <w:r>
+        <w:rPr>
+          <w:lang w:val="en-US"/>
+        </w:rPr>
+        <w:t xml:space="preserve">The fermented juice of the </w:t>
+      </w:r>
+      <w:proofErr w:type="spellStart"/>
+      <w:r>
+        <w:rPr>
+          <w:lang w:val="en-US"/>
+        </w:rPr>
+        <w:t>Moaroka</w:t>
+      </w:r>
+      <w:proofErr w:type="spellEnd"/>
+      <w:r>
+        <w:rPr>
+          <w:lang w:val="en-US"/>
+        </w:rPr>
+        <w:t xml:space="preserve"> plant, usually mixed with water or milk. Very strong and very sweet.</w:t>
       </w:r>
     </w:p>
     <w:p>
@@ -3841,75 +4395,38 @@
           <w:lang w:val="en-US"/>
         </w:rPr>
       </w:pPr>
-      <w:proofErr w:type="spellStart"/>
-      <w:r>
-        <w:rPr>
-          <w:lang w:val="en-US"/>
-        </w:rPr>
-        <w:lastRenderedPageBreak/>
-        <w:t>Arrorika</w:t>
-      </w:r>
-      <w:proofErr w:type="spellEnd"/>
-      <w:r>
-        <w:rPr>
-          <w:lang w:val="en-US"/>
-        </w:rPr>
-        <w:t xml:space="preserve"> Root</w:t>
-      </w:r>
-    </w:p>
-    <w:p>
-      <w:pPr>
-        <w:rPr>
-          <w:lang w:val="en-US"/>
-        </w:rPr>
-      </w:pPr>
-      <w:r>
-        <w:rPr>
-          <w:lang w:val="en-US"/>
-        </w:rPr>
-        <w:t xml:space="preserve">Thick root of brown-reddish color that grows in the dark. Ingredient for spicy dishes in the valleys, used in tiny sprinkles. Grown in the Peaks around </w:t>
-      </w:r>
-      <w:proofErr w:type="spellStart"/>
-      <w:r>
-        <w:rPr>
-          <w:lang w:val="en-US"/>
-        </w:rPr>
-        <w:t>Shadesprings</w:t>
-      </w:r>
-      <w:proofErr w:type="spellEnd"/>
-      <w:r>
-        <w:rPr>
-          <w:lang w:val="en-US"/>
-        </w:rPr>
-        <w:t xml:space="preserve">. E.g. </w:t>
-      </w:r>
-      <w:proofErr w:type="spellStart"/>
-      <w:r>
-        <w:rPr>
-          <w:lang w:val="en-US"/>
-        </w:rPr>
-        <w:t>Herriar’s</w:t>
-      </w:r>
-      <w:proofErr w:type="spellEnd"/>
-      <w:r>
-        <w:rPr>
-          <w:lang w:val="en-US"/>
-        </w:rPr>
-        <w:t xml:space="preserve"> home village of </w:t>
-      </w:r>
-      <w:proofErr w:type="spellStart"/>
-      <w:r>
-        <w:rPr>
-          <w:lang w:val="en-US"/>
-        </w:rPr>
-        <w:t>Tresmor’s</w:t>
-      </w:r>
-      <w:proofErr w:type="spellEnd"/>
-      <w:r>
-        <w:rPr>
-          <w:lang w:val="en-US"/>
-        </w:rPr>
-        <w:t xml:space="preserve"> Venture</w:t>
+      <w:r>
+        <w:rPr>
+          <w:lang w:val="en-US"/>
+        </w:rPr>
+        <w:t>Noodles</w:t>
+      </w:r>
+    </w:p>
+    <w:p>
+      <w:pPr>
+        <w:rPr>
+          <w:lang w:val="en-US"/>
+        </w:rPr>
+      </w:pPr>
+      <w:r>
+        <w:rPr>
+          <w:lang w:val="en-US"/>
+        </w:rPr>
+        <w:t xml:space="preserve">Made from </w:t>
+      </w:r>
+      <w:proofErr w:type="spellStart"/>
+      <w:r>
+        <w:rPr>
+          <w:lang w:val="en-US"/>
+        </w:rPr>
+        <w:t>sorii</w:t>
+      </w:r>
+      <w:proofErr w:type="spellEnd"/>
+      <w:r>
+        <w:rPr>
+          <w:lang w:val="en-US"/>
+        </w:rPr>
+        <w:t xml:space="preserve"> grain, water and ferule eggs.</w:t>
       </w:r>
     </w:p>
     <w:p>
@@ -3930,13 +4447,7 @@
         <w:rPr>
           <w:lang w:val="en-US"/>
         </w:rPr>
-        <w:t>Food</w:t>
-      </w:r>
-      <w:r>
-        <w:rPr>
-          <w:lang w:val="en-US"/>
-        </w:rPr>
-        <w:t xml:space="preserve"> &amp; Drink</w:t>
+        <w:t>Culture</w:t>
       </w:r>
     </w:p>
     <w:p>
@@ -3950,20 +4461,45 @@
         <w:rPr>
           <w:lang w:val="en-US"/>
         </w:rPr>
-        <w:t>Pickled Ox Buns</w:t>
-      </w:r>
-    </w:p>
-    <w:p>
-      <w:pPr>
-        <w:rPr>
-          <w:lang w:val="en-US"/>
-        </w:rPr>
-      </w:pPr>
-      <w:r>
-        <w:rPr>
-          <w:lang w:val="en-US"/>
-        </w:rPr>
-        <w:t>Ox is a</w:t>
+        <w:t>Music</w:t>
+      </w:r>
+    </w:p>
+    <w:p>
+      <w:pPr>
+        <w:pStyle w:val="berschrift4"/>
+        <w:rPr>
+          <w:lang w:val="en-US"/>
+        </w:rPr>
+      </w:pPr>
+      <w:r>
+        <w:rPr>
+          <w:lang w:val="en-US"/>
+        </w:rPr>
+        <w:t>Instruments</w:t>
+      </w:r>
+    </w:p>
+    <w:p>
+      <w:pPr>
+        <w:pStyle w:val="Listenabsatz"/>
+        <w:numPr>
+          <w:ilvl w:val="0"/>
+          <w:numId w:val="6"/>
+        </w:numPr>
+        <w:rPr>
+          <w:lang w:val="en-US"/>
+        </w:rPr>
+      </w:pPr>
+      <w:r>
+        <w:rPr>
+          <w:lang w:val="en-US"/>
+        </w:rPr>
+        <w:t xml:space="preserve">Seven stringed </w:t>
+      </w:r>
+      <w:r>
+        <w:rPr>
+          <w:lang w:val="en-US"/>
+        </w:rPr>
+        <w:t>cello</w:t>
       </w:r>
       <w:r>
         <w:rPr>
@@ -3971,176 +4507,101 @@
         </w:rPr>
         <w:t xml:space="preserve"> </w:t>
       </w:r>
-      <w:r>
-        <w:rPr>
-          <w:lang w:val="en-US"/>
-        </w:rPr>
-        <w:t xml:space="preserve">stable food source for meat, imported from the valleys and </w:t>
-      </w:r>
-      <w:r>
-        <w:rPr>
-          <w:lang w:val="en-US"/>
-        </w:rPr>
-        <w:t xml:space="preserve">mostly </w:t>
-      </w:r>
-      <w:r>
-        <w:rPr>
-          <w:lang w:val="en-US"/>
-        </w:rPr>
-        <w:t>preserved through pickling it. With a sweet sauce the source taste mixes well into the bread as finger food.</w:t>
-      </w:r>
-    </w:p>
-    <w:p>
-      <w:pPr>
-        <w:pStyle w:val="berschrift3"/>
-        <w:rPr>
-          <w:lang w:val="en-US"/>
-        </w:rPr>
-      </w:pPr>
-      <w:r>
-        <w:rPr>
-          <w:lang w:val="en-US"/>
-        </w:rPr>
-        <w:t>Sweet Egg Plumbs</w:t>
-      </w:r>
-    </w:p>
-    <w:p>
-      <w:pPr>
-        <w:rPr>
-          <w:lang w:val="en-US"/>
-        </w:rPr>
-      </w:pPr>
-      <w:r>
-        <w:rPr>
-          <w:lang w:val="en-US"/>
-        </w:rPr>
-        <w:t>Plums candied in their own sugary juice and then fried in egg for a short time as dessert.</w:t>
-      </w:r>
-    </w:p>
-    <w:p>
-      <w:pPr>
-        <w:pStyle w:val="berschrift3"/>
-        <w:rPr>
-          <w:lang w:val="en-US"/>
-        </w:rPr>
-      </w:pPr>
-      <w:r>
-        <w:rPr>
-          <w:lang w:val="en-US"/>
-        </w:rPr>
-        <w:t>Brown Bread</w:t>
-      </w:r>
-    </w:p>
-    <w:p>
-      <w:pPr>
-        <w:rPr>
-          <w:lang w:val="en-US"/>
-        </w:rPr>
-      </w:pPr>
-      <w:r>
-        <w:rPr>
-          <w:lang w:val="en-US"/>
-        </w:rPr>
-        <w:t>Bread dough mixed with cocoa and sugar, making it taste bitter and sweet.</w:t>
-      </w:r>
-    </w:p>
-    <w:p>
-      <w:pPr>
-        <w:pStyle w:val="berschrift3"/>
-        <w:rPr>
-          <w:lang w:val="en-US"/>
-        </w:rPr>
-      </w:pPr>
-      <w:proofErr w:type="spellStart"/>
-      <w:r>
-        <w:rPr>
-          <w:lang w:val="en-US"/>
-        </w:rPr>
-        <w:t>Moaroka</w:t>
-      </w:r>
-      <w:proofErr w:type="spellEnd"/>
-      <w:r>
-        <w:rPr>
-          <w:lang w:val="en-US"/>
-        </w:rPr>
-        <w:t xml:space="preserve"> </w:t>
-      </w:r>
-      <w:proofErr w:type="spellStart"/>
-      <w:r>
-        <w:rPr>
-          <w:lang w:val="en-US"/>
-        </w:rPr>
-        <w:t>Jucie</w:t>
-      </w:r>
-      <w:proofErr w:type="spellEnd"/>
-    </w:p>
-    <w:p>
-      <w:pPr>
-        <w:rPr>
-          <w:lang w:val="en-US"/>
-        </w:rPr>
-      </w:pPr>
-      <w:r>
-        <w:rPr>
-          <w:lang w:val="en-US"/>
-        </w:rPr>
-        <w:t xml:space="preserve">The fermented juice of the </w:t>
-      </w:r>
-      <w:proofErr w:type="spellStart"/>
-      <w:r>
-        <w:rPr>
-          <w:lang w:val="en-US"/>
-        </w:rPr>
-        <w:t>Moaroka</w:t>
-      </w:r>
-      <w:proofErr w:type="spellEnd"/>
-      <w:r>
-        <w:rPr>
-          <w:lang w:val="en-US"/>
-        </w:rPr>
-        <w:t xml:space="preserve"> plant, usually mixed with water or milk. Very strong and very sweet.</w:t>
-      </w:r>
-    </w:p>
-    <w:p>
-      <w:pPr>
-        <w:pStyle w:val="berschrift3"/>
-        <w:rPr>
-          <w:lang w:val="en-US"/>
-        </w:rPr>
-      </w:pPr>
-      <w:r>
-        <w:rPr>
-          <w:lang w:val="en-US"/>
-        </w:rPr>
-        <w:t>Noodles</w:t>
-      </w:r>
-    </w:p>
-    <w:p>
-      <w:pPr>
-        <w:rPr>
-          <w:lang w:val="en-US"/>
-        </w:rPr>
-      </w:pPr>
-      <w:r>
-        <w:rPr>
-          <w:lang w:val="en-US"/>
-        </w:rPr>
-        <w:t xml:space="preserve">Made from </w:t>
-      </w:r>
-      <w:proofErr w:type="spellStart"/>
-      <w:r>
-        <w:rPr>
-          <w:lang w:val="en-US"/>
-        </w:rPr>
-        <w:t>sorii</w:t>
-      </w:r>
-      <w:proofErr w:type="spellEnd"/>
-      <w:r>
-        <w:rPr>
-          <w:lang w:val="en-US"/>
-        </w:rPr>
-        <w:t xml:space="preserve"> grain, water and ferule eggs.</w:t>
-      </w:r>
+      <w:proofErr w:type="gramStart"/>
+      <w:r>
+        <w:rPr>
+          <w:lang w:val="en-US"/>
+        </w:rPr>
+        <w:t>equivalent</w:t>
+      </w:r>
+      <w:proofErr w:type="gramEnd"/>
+      <w:r>
+        <w:rPr>
+          <w:lang w:val="en-US"/>
+        </w:rPr>
+        <w:t xml:space="preserve"> with a</w:t>
+      </w:r>
+      <w:r>
+        <w:rPr>
+          <w:lang w:val="en-US"/>
+        </w:rPr>
+        <w:t>n</w:t>
+      </w:r>
+      <w:r>
+        <w:rPr>
+          <w:lang w:val="en-US"/>
+        </w:rPr>
+        <w:t xml:space="preserve"> animal sack as vibration body</w:t>
+      </w:r>
+    </w:p>
+    <w:p>
+      <w:pPr>
+        <w:pStyle w:val="Listenabsatz"/>
+        <w:numPr>
+          <w:ilvl w:val="0"/>
+          <w:numId w:val="6"/>
+        </w:numPr>
+        <w:rPr>
+          <w:lang w:val="en-US"/>
+        </w:rPr>
+      </w:pPr>
+      <w:r>
+        <w:rPr>
+          <w:lang w:val="en-US"/>
+        </w:rPr>
+        <w:t>Drums</w:t>
+      </w:r>
+      <w:r>
+        <w:rPr>
+          <w:lang w:val="en-US"/>
+        </w:rPr>
+        <w:t xml:space="preserve"> mounted on a stick</w:t>
+      </w:r>
+      <w:r>
+        <w:rPr>
+          <w:lang w:val="en-US"/>
+        </w:rPr>
+        <w:t xml:space="preserve"> like a </w:t>
+      </w:r>
+      <w:proofErr w:type="spellStart"/>
+      <w:r>
+        <w:rPr>
+          <w:lang w:val="en-US"/>
+        </w:rPr>
+        <w:t>whindmil</w:t>
+      </w:r>
+      <w:proofErr w:type="spellEnd"/>
+      <w:r>
+        <w:rPr>
+          <w:lang w:val="en-US"/>
+        </w:rPr>
+        <w:t xml:space="preserve"> that rotate from side to side when struck</w:t>
+      </w:r>
+    </w:p>
+    <w:p>
+      <w:pPr>
+        <w:pStyle w:val="Listenabsatz"/>
+        <w:numPr>
+          <w:ilvl w:val="0"/>
+          <w:numId w:val="6"/>
+        </w:numPr>
+        <w:rPr>
+          <w:lang w:val="en-US"/>
+        </w:rPr>
+      </w:pPr>
+      <w:r>
+        <w:rPr>
+          <w:lang w:val="en-US"/>
+        </w:rPr>
+        <w:t>harmonica made from glass and metal, sound resonating in almost endless echoing tones from spinning glass cylinders and disks mounted on an iron spike</w:t>
+      </w:r>
+    </w:p>
+    <w:p>
+      <w:pPr>
+        <w:rPr>
+          <w:lang w:val="en-US"/>
+        </w:rPr>
+      </w:pPr>
     </w:p>
     <w:sectPr>
       <w:pgSz w:w="11906" w:h="16838"/>
@@ -4719,6 +5180,119 @@
       </w:rPr>
     </w:lvl>
   </w:abstractNum>
+  <w:abstractNum w:abstractNumId="5" w15:restartNumberingAfterBreak="0">
+    <w:nsid w:val="7A57262E"/>
+    <w:multiLevelType w:val="hybridMultilevel"/>
+    <w:tmpl w:val="F4645F00"/>
+    <w:lvl w:ilvl="0" w:tplc="04070001">
+      <w:start w:val="1"/>
+      <w:numFmt w:val="bullet"/>
+      <w:lvlText w:val=""/>
+      <w:lvlJc w:val="left"/>
+      <w:pPr>
+        <w:ind w:left="720" w:hanging="360"/>
+      </w:pPr>
+      <w:rPr>
+        <w:rFonts w:ascii="Symbol" w:hAnsi="Symbol" w:hint="default"/>
+      </w:rPr>
+    </w:lvl>
+    <w:lvl w:ilvl="1" w:tplc="04070003" w:tentative="1">
+      <w:start w:val="1"/>
+      <w:numFmt w:val="bullet"/>
+      <w:lvlText w:val="o"/>
+      <w:lvlJc w:val="left"/>
+      <w:pPr>
+        <w:ind w:left="1440" w:hanging="360"/>
+      </w:pPr>
+      <w:rPr>
+        <w:rFonts w:ascii="Courier New" w:hAnsi="Courier New" w:cs="Courier New" w:hint="default"/>
+      </w:rPr>
+    </w:lvl>
+    <w:lvl w:ilvl="2" w:tplc="04070005" w:tentative="1">
+      <w:start w:val="1"/>
+      <w:numFmt w:val="bullet"/>
+      <w:lvlText w:val=""/>
+      <w:lvlJc w:val="left"/>
+      <w:pPr>
+        <w:ind w:left="2160" w:hanging="360"/>
+      </w:pPr>
+      <w:rPr>
+        <w:rFonts w:ascii="Wingdings" w:hAnsi="Wingdings" w:hint="default"/>
+      </w:rPr>
+    </w:lvl>
+    <w:lvl w:ilvl="3" w:tplc="04070001" w:tentative="1">
+      <w:start w:val="1"/>
+      <w:numFmt w:val="bullet"/>
+      <w:lvlText w:val=""/>
+      <w:lvlJc w:val="left"/>
+      <w:pPr>
+        <w:ind w:left="2880" w:hanging="360"/>
+      </w:pPr>
+      <w:rPr>
+        <w:rFonts w:ascii="Symbol" w:hAnsi="Symbol" w:hint="default"/>
+      </w:rPr>
+    </w:lvl>
+    <w:lvl w:ilvl="4" w:tplc="04070003" w:tentative="1">
+      <w:start w:val="1"/>
+      <w:numFmt w:val="bullet"/>
+      <w:lvlText w:val="o"/>
+      <w:lvlJc w:val="left"/>
+      <w:pPr>
+        <w:ind w:left="3600" w:hanging="360"/>
+      </w:pPr>
+      <w:rPr>
+        <w:rFonts w:ascii="Courier New" w:hAnsi="Courier New" w:cs="Courier New" w:hint="default"/>
+      </w:rPr>
+    </w:lvl>
+    <w:lvl w:ilvl="5" w:tplc="04070005" w:tentative="1">
+      <w:start w:val="1"/>
+      <w:numFmt w:val="bullet"/>
+      <w:lvlText w:val=""/>
+      <w:lvlJc w:val="left"/>
+      <w:pPr>
+        <w:ind w:left="4320" w:hanging="360"/>
+      </w:pPr>
+      <w:rPr>
+        <w:rFonts w:ascii="Wingdings" w:hAnsi="Wingdings" w:hint="default"/>
+      </w:rPr>
+    </w:lvl>
+    <w:lvl w:ilvl="6" w:tplc="04070001" w:tentative="1">
+      <w:start w:val="1"/>
+      <w:numFmt w:val="bullet"/>
+      <w:lvlText w:val=""/>
+      <w:lvlJc w:val="left"/>
+      <w:pPr>
+        <w:ind w:left="5040" w:hanging="360"/>
+      </w:pPr>
+      <w:rPr>
+        <w:rFonts w:ascii="Symbol" w:hAnsi="Symbol" w:hint="default"/>
+      </w:rPr>
+    </w:lvl>
+    <w:lvl w:ilvl="7" w:tplc="04070003" w:tentative="1">
+      <w:start w:val="1"/>
+      <w:numFmt w:val="bullet"/>
+      <w:lvlText w:val="o"/>
+      <w:lvlJc w:val="left"/>
+      <w:pPr>
+        <w:ind w:left="5760" w:hanging="360"/>
+      </w:pPr>
+      <w:rPr>
+        <w:rFonts w:ascii="Courier New" w:hAnsi="Courier New" w:cs="Courier New" w:hint="default"/>
+      </w:rPr>
+    </w:lvl>
+    <w:lvl w:ilvl="8" w:tplc="04070005" w:tentative="1">
+      <w:start w:val="1"/>
+      <w:numFmt w:val="bullet"/>
+      <w:lvlText w:val=""/>
+      <w:lvlJc w:val="left"/>
+      <w:pPr>
+        <w:ind w:left="6480" w:hanging="360"/>
+      </w:pPr>
+      <w:rPr>
+        <w:rFonts w:ascii="Wingdings" w:hAnsi="Wingdings" w:hint="default"/>
+      </w:rPr>
+    </w:lvl>
+  </w:abstractNum>
   <w:num w:numId="1" w16cid:durableId="955798259">
     <w:abstractNumId w:val="0"/>
   </w:num>
@@ -4733,6 +5307,9 @@
   </w:num>
   <w:num w:numId="5" w16cid:durableId="1033532080">
     <w:abstractNumId w:val="3"/>
+  </w:num>
+  <w:num w:numId="6" w16cid:durableId="532227230">
+    <w:abstractNumId w:val="5"/>
   </w:num>
 </w:numbering>
 </file>

--- a/docs/Buch Camille Chronicles/World of Halflight.docx
+++ b/docs/Buch Camille Chronicles/World of Halflight.docx
@@ -35,266 +35,224 @@
         <w:t xml:space="preserve">called </w:t>
       </w:r>
       <w:bookmarkStart w:id="0" w:name="_Hlk229566702"/>
-      <w:proofErr w:type="spellStart"/>
-      <w:r>
-        <w:rPr>
-          <w:lang w:val="en-US"/>
-        </w:rPr>
-        <w:t>Dilaril</w:t>
-      </w:r>
-      <w:proofErr w:type="spellEnd"/>
+      <w:r>
+        <w:rPr>
+          <w:lang w:val="en-US"/>
+        </w:rPr>
+        <w:t xml:space="preserve">Dilaril </w:t>
+      </w:r>
+      <w:bookmarkEnd w:id="0"/>
+      <w:r>
+        <w:rPr>
+          <w:lang w:val="en-US"/>
+        </w:rPr>
+        <w:t>makes life habitable to those that survived this calamity</w:t>
+      </w:r>
+      <w:r>
+        <w:rPr>
+          <w:lang w:val="en-US"/>
+        </w:rPr>
+        <w:t xml:space="preserve"> after their gods passing</w:t>
+      </w:r>
+      <w:r>
+        <w:rPr>
+          <w:lang w:val="en-US"/>
+        </w:rPr>
+        <w:t xml:space="preserve">. Over the centuries since society had advanced against the tides of nature with the help pf Harmonists, creators of supernatural abilities through the powers of deceased souls </w:t>
+      </w:r>
+      <w:r>
+        <w:rPr>
+          <w:lang w:val="en-US"/>
+        </w:rPr>
+        <w:t>known</w:t>
+      </w:r>
+      <w:r>
+        <w:rPr>
+          <w:lang w:val="en-US"/>
+        </w:rPr>
+        <w:t xml:space="preserve"> as Stices, create Melodies to supply humanity with strength and ingenuity.</w:t>
+      </w:r>
+    </w:p>
+    <w:p>
+      <w:pPr>
+        <w:rPr>
+          <w:lang w:val="en-US"/>
+        </w:rPr>
+      </w:pPr>
+      <w:r>
+        <w:rPr>
+          <w:lang w:val="en-US"/>
+        </w:rPr>
+        <w:t>It only had been 3761 years since the planet had stopped spinning after the cataclysmic event known as the Ceasing in which the seven gods disappeared without a trace, leaving humanity to fend for themselves.</w:t>
+      </w:r>
+    </w:p>
+    <w:p>
+      <w:pPr>
+        <w:rPr>
+          <w:lang w:val="en-US"/>
+        </w:rPr>
+      </w:pPr>
+    </w:p>
+    <w:p>
+      <w:pPr>
+        <w:rPr>
+          <w:lang w:val="en-US"/>
+        </w:rPr>
+      </w:pPr>
+      <w:r>
+        <w:rPr>
+          <w:lang w:val="en-US"/>
+        </w:rPr>
+        <w:t xml:space="preserve">Camill is one of those Harmonists, able to alter her body </w:t>
+      </w:r>
+      <w:r>
+        <w:rPr>
+          <w:lang w:val="en-US"/>
+        </w:rPr>
+        <w:t xml:space="preserve">with the help of her Stice Herriar, to fight against injustice and evil. At least that is what she tells herself when beating up thugs </w:t>
+      </w:r>
+      <w:r>
+        <w:rPr>
+          <w:lang w:val="en-US"/>
+        </w:rPr>
+        <w:t>for her pay as mercenary.</w:t>
+      </w:r>
+    </w:p>
+    <w:p>
+      <w:pPr>
+        <w:rPr>
+          <w:lang w:val="en-US"/>
+        </w:rPr>
+      </w:pPr>
+      <w:r>
+        <w:rPr>
+          <w:lang w:val="en-US"/>
+        </w:rPr>
+        <w:t>Di</w:t>
+      </w:r>
+      <w:r>
+        <w:rPr>
+          <w:lang w:val="en-US"/>
+        </w:rPr>
+        <w:t xml:space="preserve">laril, or </w:t>
+      </w:r>
+      <w:r>
+        <w:rPr>
+          <w:lang w:val="en-US"/>
+        </w:rPr>
+        <w:t>Halflight, a</w:t>
+      </w:r>
+      <w:r>
+        <w:rPr>
+          <w:lang w:val="en-US"/>
+        </w:rPr>
+        <w:t xml:space="preserve"> giant and</w:t>
+      </w:r>
+      <w:r>
+        <w:rPr>
+          <w:lang w:val="en-US"/>
+        </w:rPr>
+        <w:t>, supposedly, long continent stretching from north to south along the barrier between light and night (from Canada to Chile). The earth stopped rotating and so the biggest part of the continent is set into darkness at all times, as far as legends go. No one knows how much of the continent is always in the dark, no one has been there for a long time.</w:t>
+      </w:r>
+    </w:p>
+    <w:p>
+      <w:pPr>
+        <w:rPr>
+          <w:lang w:val="en-US"/>
+        </w:rPr>
+      </w:pPr>
+      <w:r>
+        <w:rPr>
+          <w:lang w:val="en-US"/>
+        </w:rPr>
+        <w:t>At the western coasts</w:t>
+      </w:r>
+      <w:r>
+        <w:rPr>
+          <w:lang w:val="en-US"/>
+        </w:rPr>
+        <w:t xml:space="preserve"> at the </w:t>
+      </w:r>
+      <w:r>
+        <w:rPr>
+          <w:lang w:val="en-US"/>
+        </w:rPr>
+        <w:t>Shining Sea</w:t>
+      </w:r>
+      <w:r>
+        <w:rPr>
+          <w:lang w:val="en-US"/>
+        </w:rPr>
+        <w:t xml:space="preserve"> the sun is always shining hot, so fishing and living there in 50C° is always dangerous, but manageable. No one can sail across the ocean, to other continents out far.</w:t>
+      </w:r>
+    </w:p>
+    <w:p>
+      <w:pPr>
+        <w:rPr>
+          <w:lang w:val="en-US"/>
+        </w:rPr>
+      </w:pPr>
+      <w:r>
+        <w:rPr>
+          <w:lang w:val="en-US"/>
+        </w:rPr>
+        <w:t>In the darkness</w:t>
+      </w:r>
+      <w:r>
+        <w:rPr>
+          <w:lang w:val="en-US"/>
+        </w:rPr>
+        <w:t xml:space="preserve"> of the Darklands</w:t>
+      </w:r>
+      <w:r>
+        <w:rPr>
+          <w:lang w:val="en-US"/>
+        </w:rPr>
+        <w:t xml:space="preserve"> the cold is dangerous as well, keeping plants from growing and people from living. Only the Cindered, people of skin as grey as ash, can live there in everlasting dusk and dawn. For they have been expelled there.</w:t>
+      </w:r>
+    </w:p>
+    <w:p>
+      <w:pPr>
+        <w:rPr>
+          <w:lang w:val="en-US"/>
+        </w:rPr>
+      </w:pPr>
+      <w:r>
+        <w:rPr>
+          <w:lang w:val="en-US"/>
+        </w:rPr>
+        <w:t>Time is counted in blessings of the Immortal Oracle, equaling a month in Earth time. Since the sun and moon are set and days don’t exist, time cannot be counted, save for massive clocks build around the cities, invented by a former king.</w:t>
+      </w:r>
+    </w:p>
+    <w:p>
+      <w:pPr>
+        <w:rPr>
+          <w:lang w:val="en-US"/>
+        </w:rPr>
+      </w:pPr>
+      <w:r>
+        <w:rPr>
+          <w:lang w:val="en-US"/>
+        </w:rPr>
+        <w:t>The moon also stopped rotating and is in a fixed position in front of the earth called:</w:t>
+      </w:r>
       <w:r>
         <w:rPr>
           <w:lang w:val="en-US"/>
         </w:rPr>
         <w:t xml:space="preserve"> </w:t>
       </w:r>
-      <w:bookmarkEnd w:id="0"/>
-      <w:r>
-        <w:rPr>
-          <w:lang w:val="en-US"/>
-        </w:rPr>
-        <w:t>makes life habitable to those that survived this calamity</w:t>
-      </w:r>
-      <w:r>
-        <w:rPr>
-          <w:lang w:val="en-US"/>
-        </w:rPr>
-        <w:t xml:space="preserve"> after their gods passing</w:t>
-      </w:r>
-      <w:r>
-        <w:rPr>
-          <w:lang w:val="en-US"/>
-        </w:rPr>
-        <w:t xml:space="preserve">. Over the centuries since society had advanced against the tides of nature with the help pf Harmonists, creators of supernatural abilities through the powers of deceased souls </w:t>
-      </w:r>
-      <w:r>
-        <w:rPr>
-          <w:lang w:val="en-US"/>
-        </w:rPr>
-        <w:t>known</w:t>
-      </w:r>
-      <w:r>
-        <w:rPr>
-          <w:lang w:val="en-US"/>
-        </w:rPr>
-        <w:t xml:space="preserve"> as </w:t>
-      </w:r>
-      <w:proofErr w:type="spellStart"/>
-      <w:r>
-        <w:rPr>
-          <w:lang w:val="en-US"/>
-        </w:rPr>
-        <w:t>Stices</w:t>
-      </w:r>
-      <w:proofErr w:type="spellEnd"/>
-      <w:r>
-        <w:rPr>
-          <w:lang w:val="en-US"/>
-        </w:rPr>
-        <w:t>, create Melodies to supply humanity with strength and ingenuity.</w:t>
-      </w:r>
-    </w:p>
-    <w:p>
-      <w:pPr>
-        <w:rPr>
-          <w:lang w:val="en-US"/>
-        </w:rPr>
-      </w:pPr>
-      <w:r>
-        <w:rPr>
-          <w:lang w:val="en-US"/>
-        </w:rPr>
-        <w:t>It only had been 3761 years since the planet had stopped spinning after the cataclysmic event known as the Ceasing in which the seven gods disappeared without a trace, leaving humanity to fend for themselves.</w:t>
-      </w:r>
-    </w:p>
-    <w:p>
-      <w:pPr>
-        <w:rPr>
-          <w:lang w:val="en-US"/>
-        </w:rPr>
-      </w:pPr>
-    </w:p>
-    <w:p>
-      <w:pPr>
-        <w:rPr>
-          <w:lang w:val="en-US"/>
-        </w:rPr>
-      </w:pPr>
-      <w:r>
-        <w:rPr>
-          <w:lang w:val="en-US"/>
-        </w:rPr>
-        <w:t xml:space="preserve">Camill is one of those Harmonists, able to alter her body </w:t>
-      </w:r>
-      <w:r>
-        <w:rPr>
-          <w:lang w:val="en-US"/>
-        </w:rPr>
-        <w:t xml:space="preserve">with the help of her Stice </w:t>
-      </w:r>
-      <w:proofErr w:type="spellStart"/>
-      <w:r>
-        <w:rPr>
-          <w:lang w:val="en-US"/>
-        </w:rPr>
-        <w:t>Herriar</w:t>
-      </w:r>
-      <w:proofErr w:type="spellEnd"/>
-      <w:r>
-        <w:rPr>
-          <w:lang w:val="en-US"/>
-        </w:rPr>
-        <w:t xml:space="preserve">, to fight against injustice and evil. At least that is what she tells herself when beating up thugs </w:t>
-      </w:r>
-      <w:r>
-        <w:rPr>
-          <w:lang w:val="en-US"/>
-        </w:rPr>
-        <w:t>for her pay as mercenary.</w:t>
-      </w:r>
-    </w:p>
-    <w:p>
-      <w:pPr>
-        <w:rPr>
-          <w:lang w:val="en-US"/>
-        </w:rPr>
-      </w:pPr>
-      <w:proofErr w:type="spellStart"/>
-      <w:r>
-        <w:rPr>
-          <w:lang w:val="en-US"/>
-        </w:rPr>
-        <w:t>Di</w:t>
-      </w:r>
-      <w:r>
-        <w:rPr>
-          <w:lang w:val="en-US"/>
-        </w:rPr>
-        <w:t>laril</w:t>
-      </w:r>
-      <w:proofErr w:type="spellEnd"/>
-      <w:r>
-        <w:rPr>
-          <w:lang w:val="en-US"/>
-        </w:rPr>
-        <w:t xml:space="preserve">, or </w:t>
-      </w:r>
-      <w:proofErr w:type="spellStart"/>
-      <w:r>
-        <w:rPr>
-          <w:lang w:val="en-US"/>
-        </w:rPr>
-        <w:t>Halflight</w:t>
-      </w:r>
-      <w:proofErr w:type="spellEnd"/>
-      <w:r>
-        <w:rPr>
-          <w:lang w:val="en-US"/>
-        </w:rPr>
-        <w:t>, a</w:t>
-      </w:r>
-      <w:r>
-        <w:rPr>
-          <w:lang w:val="en-US"/>
-        </w:rPr>
-        <w:t xml:space="preserve"> giant and</w:t>
-      </w:r>
-      <w:r>
-        <w:rPr>
-          <w:lang w:val="en-US"/>
-        </w:rPr>
-        <w:t>, supposedly, long continent stretching from north to south along the barrier between light and night (from Canada to Chile). The earth stopped rotating and so the biggest part of the continent is set into darkness at all times, as far as legends go. No one knows how much of the continent is always in the dark, no one has been there for a long time.</w:t>
-      </w:r>
-    </w:p>
-    <w:p>
-      <w:pPr>
-        <w:rPr>
-          <w:lang w:val="en-US"/>
-        </w:rPr>
-      </w:pPr>
-      <w:r>
-        <w:rPr>
-          <w:lang w:val="en-US"/>
-        </w:rPr>
-        <w:t>At the western coasts</w:t>
-      </w:r>
-      <w:r>
-        <w:rPr>
-          <w:lang w:val="en-US"/>
-        </w:rPr>
-        <w:t xml:space="preserve"> at the </w:t>
-      </w:r>
-      <w:r>
-        <w:rPr>
-          <w:lang w:val="en-US"/>
-        </w:rPr>
-        <w:t>Shining Sea</w:t>
-      </w:r>
-      <w:r>
-        <w:rPr>
-          <w:lang w:val="en-US"/>
-        </w:rPr>
-        <w:t xml:space="preserve"> the sun is always shining hot, so fishing and living there in 50C° is always dangerous, but manageable. No one can sail across the ocean, to other continents out far.</w:t>
-      </w:r>
-    </w:p>
-    <w:p>
-      <w:pPr>
-        <w:rPr>
-          <w:lang w:val="en-US"/>
-        </w:rPr>
-      </w:pPr>
-      <w:r>
-        <w:rPr>
-          <w:lang w:val="en-US"/>
-        </w:rPr>
-        <w:t>In the darkness</w:t>
-      </w:r>
-      <w:r>
-        <w:rPr>
-          <w:lang w:val="en-US"/>
-        </w:rPr>
-        <w:t xml:space="preserve"> of the </w:t>
-      </w:r>
-      <w:proofErr w:type="spellStart"/>
-      <w:r>
-        <w:rPr>
-          <w:lang w:val="en-US"/>
-        </w:rPr>
-        <w:t>Darklands</w:t>
-      </w:r>
-      <w:proofErr w:type="spellEnd"/>
-      <w:r>
-        <w:rPr>
-          <w:lang w:val="en-US"/>
-        </w:rPr>
-        <w:t xml:space="preserve"> the cold is dangerous as well, keeping plants from growing and people from living. Only the Cindered, people of skin as grey as ash, can live there in everlasting dusk and dawn. For they have been expelled there.</w:t>
-      </w:r>
-    </w:p>
-    <w:p>
-      <w:pPr>
-        <w:rPr>
-          <w:lang w:val="en-US"/>
-        </w:rPr>
-      </w:pPr>
-      <w:r>
-        <w:rPr>
-          <w:lang w:val="en-US"/>
-        </w:rPr>
-        <w:t>Time is counted in blessings of the Immortal Oracle, equaling a month in Earth time. Since the sun and moon are set and days don’t exist, time cannot be counted, save for massive clocks build around the cities, invented by a former king.</w:t>
-      </w:r>
-    </w:p>
-    <w:p>
-      <w:pPr>
-        <w:rPr>
-          <w:lang w:val="en-US"/>
-        </w:rPr>
-      </w:pPr>
-      <w:r>
-        <w:rPr>
-          <w:lang w:val="en-US"/>
-        </w:rPr>
-        <w:t>The moon also stopped rotating and is in a fixed position in front of the earth called:</w:t>
+      <w:r>
+        <w:rPr>
+          <w:lang w:val="en-US"/>
+        </w:rPr>
+        <w:t>Lagrange point</w:t>
+      </w:r>
+      <w:r>
+        <w:rPr>
+          <w:lang w:val="en-US"/>
+        </w:rPr>
+        <w:t xml:space="preserve"> 1.</w:t>
       </w:r>
       <w:r>
         <w:rPr>
@@ -306,24 +264,6 @@
         <w:rPr>
           <w:lang w:val="en-US"/>
         </w:rPr>
-        <w:t>Lagrange point</w:t>
-      </w:r>
-      <w:r>
-        <w:rPr>
-          <w:lang w:val="en-US"/>
-        </w:rPr>
-        <w:t xml:space="preserve"> 1.</w:t>
-      </w:r>
-      <w:r>
-        <w:rPr>
-          <w:lang w:val="en-US"/>
-        </w:rPr>
-        <w:t xml:space="preserve"> </w:t>
-      </w:r>
-      <w:r>
-        <w:rPr>
-          <w:lang w:val="en-US"/>
-        </w:rPr>
         <w:t xml:space="preserve">The moon is only ¼ of its usual size. </w:t>
       </w:r>
       <w:r>
@@ -342,21 +282,7 @@
         <w:rPr>
           <w:lang w:val="en-US"/>
         </w:rPr>
-        <w:t xml:space="preserve">spot in the sun is always dark, as well a spot on earth creating a small space where life is sustainable. But the hot ocean around it would make travel to there almost impossible. But there exists a gate in the dark part of the land to this spot, opened and maintained by the transformed Friedrich as </w:t>
-      </w:r>
-      <w:proofErr w:type="spellStart"/>
-      <w:r>
-        <w:rPr>
-          <w:lang w:val="en-US"/>
-        </w:rPr>
-        <w:t>Shkarhound</w:t>
-      </w:r>
-      <w:proofErr w:type="spellEnd"/>
-      <w:r>
-        <w:rPr>
-          <w:lang w:val="en-US"/>
-        </w:rPr>
-        <w:t>.</w:t>
+        <w:t>spot in the sun is always dark, as well a spot on earth creating a small space where life is sustainable. But the hot ocean around it would make travel to there almost impossible. But there exists a gate in the dark part of the land to this spot, opened and maintained by the transformed Friedrich as Shkarhound.</w:t>
       </w:r>
     </w:p>
     <w:p>
@@ -370,21 +296,7 @@
           <w:lang w:val="en-US"/>
         </w:rPr>
         <w:lastRenderedPageBreak/>
-        <w:t xml:space="preserve">The number system is </w:t>
-      </w:r>
-      <w:proofErr w:type="gramStart"/>
-      <w:r>
-        <w:rPr>
-          <w:lang w:val="en-US"/>
-        </w:rPr>
-        <w:t>an</w:t>
-      </w:r>
-      <w:proofErr w:type="gramEnd"/>
-      <w:r>
-        <w:rPr>
-          <w:lang w:val="en-US"/>
-        </w:rPr>
-        <w:t xml:space="preserve"> </w:t>
+        <w:t xml:space="preserve">The number system is an </w:t>
       </w:r>
       <w:r>
         <w:rPr>
@@ -527,21 +439,7 @@
         <w:rPr>
           <w:lang w:val="en-US"/>
         </w:rPr>
-        <w:t xml:space="preserve">Candles are used in the </w:t>
-      </w:r>
-      <w:proofErr w:type="spellStart"/>
-      <w:r>
-        <w:rPr>
-          <w:lang w:val="en-US"/>
-        </w:rPr>
-        <w:t>Academicia</w:t>
-      </w:r>
-      <w:proofErr w:type="spellEnd"/>
-      <w:r>
-        <w:rPr>
-          <w:lang w:val="en-US"/>
-        </w:rPr>
-        <w:t xml:space="preserve"> to control that time, as one candle measures a single day, </w:t>
+        <w:t xml:space="preserve">Candles are used in the Academicia to control that time, as one candle measures a single day, </w:t>
       </w:r>
       <w:r>
         <w:rPr>
@@ -649,14 +547,12 @@
         </w:rPr>
         <w:t xml:space="preserve">As a calendar the names of the </w:t>
       </w:r>
-      <w:proofErr w:type="spellStart"/>
       <w:r>
         <w:rPr>
           <w:lang w:val="en-US"/>
         </w:rPr>
         <w:t>Eptual</w:t>
       </w:r>
-      <w:proofErr w:type="spellEnd"/>
       <w:r>
         <w:rPr>
           <w:lang w:val="en-US"/>
@@ -675,14 +571,12 @@
           <w:lang w:val="en-US"/>
         </w:rPr>
       </w:pPr>
-      <w:proofErr w:type="spellStart"/>
       <w:r>
         <w:rPr>
           <w:lang w:val="en-US"/>
         </w:rPr>
         <w:t>Shiofthu</w:t>
       </w:r>
-      <w:proofErr w:type="spellEnd"/>
     </w:p>
     <w:p>
       <w:pPr>
@@ -695,14 +589,12 @@
           <w:lang w:val="en-US"/>
         </w:rPr>
       </w:pPr>
-      <w:proofErr w:type="spellStart"/>
       <w:r>
         <w:rPr>
           <w:lang w:val="en-US"/>
         </w:rPr>
         <w:t>Irnatrav</w:t>
       </w:r>
-      <w:proofErr w:type="spellEnd"/>
     </w:p>
     <w:p>
       <w:pPr>
@@ -733,14 +625,12 @@
           <w:lang w:val="en-US"/>
         </w:rPr>
       </w:pPr>
-      <w:proofErr w:type="spellStart"/>
       <w:r>
         <w:rPr>
           <w:lang w:val="en-US"/>
         </w:rPr>
         <w:t>Tekofy</w:t>
       </w:r>
-      <w:proofErr w:type="spellEnd"/>
     </w:p>
     <w:p>
       <w:pPr>
@@ -753,14 +643,12 @@
           <w:lang w:val="en-US"/>
         </w:rPr>
       </w:pPr>
-      <w:proofErr w:type="spellStart"/>
       <w:r>
         <w:rPr>
           <w:lang w:val="en-US"/>
         </w:rPr>
         <w:t>Ethfyosh</w:t>
       </w:r>
-      <w:proofErr w:type="spellEnd"/>
     </w:p>
     <w:p>
       <w:pPr>
@@ -773,14 +661,12 @@
           <w:lang w:val="en-US"/>
         </w:rPr>
       </w:pPr>
-      <w:proofErr w:type="spellStart"/>
       <w:r>
         <w:rPr>
           <w:lang w:val="en-US"/>
         </w:rPr>
         <w:t>Omofy</w:t>
       </w:r>
-      <w:proofErr w:type="spellEnd"/>
     </w:p>
     <w:p>
       <w:pPr>
@@ -793,14 +679,12 @@
           <w:lang w:val="en-US"/>
         </w:rPr>
       </w:pPr>
-      <w:proofErr w:type="spellStart"/>
       <w:r>
         <w:rPr>
           <w:lang w:val="en-US"/>
         </w:rPr>
         <w:t>Shkaratve</w:t>
       </w:r>
-      <w:proofErr w:type="spellEnd"/>
     </w:p>
     <w:p>
       <w:pPr>
@@ -840,35 +724,7 @@
         <w:rPr>
           <w:lang w:val="en-US"/>
         </w:rPr>
-        <w:t xml:space="preserve">Normal homo sapiens that have adjusted to the life on </w:t>
-      </w:r>
-      <w:proofErr w:type="spellStart"/>
-      <w:r>
-        <w:rPr>
-          <w:lang w:val="en-US"/>
-        </w:rPr>
-        <w:t>Dilaril</w:t>
-      </w:r>
-      <w:proofErr w:type="spellEnd"/>
-      <w:r>
-        <w:rPr>
-          <w:lang w:val="en-US"/>
-        </w:rPr>
-        <w:t xml:space="preserve">. Skin colors and cultures and mixed in bigger cities because of trade or heritage. Since the </w:t>
-      </w:r>
-      <w:proofErr w:type="spellStart"/>
-      <w:r>
-        <w:rPr>
-          <w:lang w:val="en-US"/>
-        </w:rPr>
-        <w:t>Ceising</w:t>
-      </w:r>
-      <w:proofErr w:type="spellEnd"/>
-      <w:r>
-        <w:rPr>
-          <w:lang w:val="en-US"/>
-        </w:rPr>
-        <w:t xml:space="preserve"> warmer regions like the sea and coast inhabit more dark-skinned peoples, the valleys tanned and the peaks white.</w:t>
+        <w:t>Normal homo sapiens that have adjusted to the life on Dilaril. Skin colors and cultures and mixed in bigger cities because of trade or heritage. Since the Ceising warmer regions like the sea and coast inhabit more dark-skinned peoples, the valleys tanned and the peaks white.</w:t>
       </w:r>
     </w:p>
     <w:p>
@@ -895,35 +751,7 @@
         <w:rPr>
           <w:lang w:val="en-US"/>
         </w:rPr>
-        <w:t xml:space="preserve">Freed from the influence of </w:t>
-      </w:r>
-      <w:proofErr w:type="spellStart"/>
-      <w:r>
-        <w:rPr>
-          <w:lang w:val="en-US"/>
-        </w:rPr>
-        <w:t>Natrair</w:t>
-      </w:r>
-      <w:proofErr w:type="spellEnd"/>
-      <w:r>
-        <w:rPr>
-          <w:lang w:val="en-US"/>
-        </w:rPr>
-        <w:t xml:space="preserve"> the Cindered Ones or </w:t>
-      </w:r>
-      <w:proofErr w:type="spellStart"/>
-      <w:r>
-        <w:rPr>
-          <w:lang w:val="en-US"/>
-        </w:rPr>
-        <w:t>Ashbearers</w:t>
-      </w:r>
-      <w:proofErr w:type="spellEnd"/>
-      <w:r>
-        <w:rPr>
-          <w:lang w:val="en-US"/>
-        </w:rPr>
-        <w:t xml:space="preserve"> have equally spread across the world, albeit they are oppressed in many regions, enslaved or kept low, as their numbers were too little and strength to shallow to fight against the already established humans.</w:t>
+        <w:t>Freed from the influence of Natrair the Cindered Ones or Ashbearers have equally spread across the world, albeit they are oppressed in many regions, enslaved or kept low, as their numbers were too little and strength to shallow to fight against the already established humans.</w:t>
       </w:r>
     </w:p>
     <w:p>
@@ -950,21 +778,7 @@
           <w:lang w:val="en-US"/>
         </w:rPr>
         <w:lastRenderedPageBreak/>
-        <w:t xml:space="preserve">Since their freedom many Cindered Ones women bear stillborn children, as the bodies have trouble catching on souls after </w:t>
-      </w:r>
-      <w:proofErr w:type="spellStart"/>
-      <w:r>
-        <w:rPr>
-          <w:lang w:val="en-US"/>
-        </w:rPr>
-        <w:t>Natrair’s</w:t>
-      </w:r>
-      <w:proofErr w:type="spellEnd"/>
-      <w:r>
-        <w:rPr>
-          <w:lang w:val="en-US"/>
-        </w:rPr>
-        <w:t xml:space="preserve"> passing. Though their umbers keep stable at the price of the women of their species, who have to bear many children.</w:t>
+        <w:t>Since their freedom many Cindered Ones women bear stillborn children, as the bodies have trouble catching on souls after Natrair’s passing. Though their umbers keep stable at the price of the women of their species, who have to bear many children.</w:t>
       </w:r>
     </w:p>
     <w:p>
@@ -991,6 +805,12 @@
         </w:rPr>
         <w:t>. Their eyes are like the sky full of stars over a black canvas and they have black markings over their skin, moving over and around it depending on their feelings and focus.</w:t>
       </w:r>
+      <w:r>
+        <w:rPr>
+          <w:lang w:val="en-US"/>
+        </w:rPr>
+        <w:t xml:space="preserve"> Frantic swirling betrays more conflicting or happy emotions, frozen ones anger, fear or sadness. Calm moving ones content, calmness or emotionless states.</w:t>
+      </w:r>
     </w:p>
     <w:p>
       <w:pPr>
@@ -1014,28 +834,12 @@
         </w:rPr>
       </w:pPr>
       <w:bookmarkStart w:id="1" w:name="_Hlk233456201"/>
-      <w:proofErr w:type="spellStart"/>
-      <w:r>
-        <w:rPr>
-          <w:lang w:val="en-US"/>
-        </w:rPr>
-        <w:t>Academicia</w:t>
-      </w:r>
-      <w:proofErr w:type="spellEnd"/>
-      <w:r>
-        <w:rPr>
-          <w:lang w:val="en-US"/>
-        </w:rPr>
-        <w:t xml:space="preserve"> of </w:t>
-      </w:r>
-      <w:proofErr w:type="spellStart"/>
-      <w:r>
-        <w:rPr>
-          <w:lang w:val="en-US"/>
-        </w:rPr>
-        <w:t>Miakliir</w:t>
-      </w:r>
-      <w:proofErr w:type="spellEnd"/>
+      <w:r>
+        <w:rPr>
+          <w:lang w:val="en-US"/>
+        </w:rPr>
+        <w:t>Academicia of Miakliir</w:t>
+      </w:r>
     </w:p>
     <w:bookmarkEnd w:id="1"/>
     <w:p>
@@ -1055,36 +859,14 @@
         <w:rPr>
           <w:lang w:val="en-US"/>
         </w:rPr>
-        <w:t xml:space="preserve">Protean </w:t>
-      </w:r>
-      <w:proofErr w:type="spellStart"/>
-      <w:r>
-        <w:rPr>
-          <w:lang w:val="en-US"/>
-        </w:rPr>
-        <w:t>Academian</w:t>
-      </w:r>
-      <w:proofErr w:type="spellEnd"/>
+        <w:t>Protean Academian Zhakar</w:t>
+      </w:r>
       <w:r>
         <w:rPr>
           <w:lang w:val="en-US"/>
         </w:rPr>
         <w:t xml:space="preserve"> </w:t>
       </w:r>
-      <w:proofErr w:type="spellStart"/>
-      <w:r>
-        <w:rPr>
-          <w:lang w:val="en-US"/>
-        </w:rPr>
-        <w:t>Zhakar</w:t>
-      </w:r>
-      <w:proofErr w:type="spellEnd"/>
-      <w:r>
-        <w:rPr>
-          <w:lang w:val="en-US"/>
-        </w:rPr>
-        <w:t xml:space="preserve"> </w:t>
-      </w:r>
       <w:bookmarkEnd w:id="2"/>
       <w:r>
         <w:rPr>
@@ -1108,21 +890,7 @@
         <w:rPr>
           <w:lang w:val="en-US"/>
         </w:rPr>
-        <w:t xml:space="preserve">. A technocratic monarchy that lives on rules and laws. Regulation of </w:t>
-      </w:r>
-      <w:proofErr w:type="spellStart"/>
-      <w:r>
-        <w:rPr>
-          <w:lang w:val="en-US"/>
-        </w:rPr>
-        <w:t>Soulstice</w:t>
-      </w:r>
-      <w:proofErr w:type="spellEnd"/>
-      <w:r>
-        <w:rPr>
-          <w:lang w:val="en-US"/>
-        </w:rPr>
-        <w:t xml:space="preserve"> powers is high and enforced. </w:t>
+        <w:t xml:space="preserve">. A technocratic monarchy that lives on rules and laws. Regulation of Soulstice powers is high and enforced. </w:t>
       </w:r>
       <w:r>
         <w:rPr>
@@ -1140,21 +908,7 @@
         <w:rPr>
           <w:lang w:val="en-US"/>
         </w:rPr>
-        <w:t xml:space="preserve"> Children that </w:t>
-      </w:r>
-      <w:proofErr w:type="spellStart"/>
-      <w:r>
-        <w:rPr>
-          <w:lang w:val="en-US"/>
-        </w:rPr>
-        <w:t>can not</w:t>
-      </w:r>
-      <w:proofErr w:type="spellEnd"/>
-      <w:r>
-        <w:rPr>
-          <w:lang w:val="en-US"/>
-        </w:rPr>
-        <w:t xml:space="preserve"> be cared for are then kept by the Birthing Boards, in which they grow up under care and education.</w:t>
+        <w:t xml:space="preserve"> Children that can not be cared for are then kept by the Birthing Boards, in which they grow up under care and education.</w:t>
       </w:r>
     </w:p>
     <w:p>
@@ -1189,23 +943,8 @@
         <w:rPr>
           <w:lang w:val="en-US"/>
         </w:rPr>
-        <w:t xml:space="preserve">reaches from the Darkness, over the </w:t>
-      </w:r>
-      <w:proofErr w:type="spellStart"/>
-      <w:r>
-        <w:rPr>
-          <w:lang w:val="en-US"/>
-        </w:rPr>
-        <w:t>Borderdistricts</w:t>
-      </w:r>
-      <w:proofErr w:type="spellEnd"/>
-      <w:r>
-        <w:rPr>
-          <w:lang w:val="en-US"/>
-        </w:rPr>
-        <w:t xml:space="preserve"> to the Sunlit Valleys and the coasts of the Shining Sea, cutting the continent of </w:t>
-      </w:r>
-      <w:proofErr w:type="spellStart"/>
+        <w:t xml:space="preserve">reaches from the Darkness, over the Borderdistricts to the Sunlit Valleys and the coasts of the Shining Sea, cutting the continent of </w:t>
+      </w:r>
       <w:r>
         <w:rPr>
           <w:lang w:val="en-US"/>
@@ -1216,14 +955,31 @@
         <w:rPr>
           <w:lang w:val="en-US"/>
         </w:rPr>
-        <w:t>ilaril</w:t>
-      </w:r>
-      <w:proofErr w:type="spellEnd"/>
-      <w:r>
-        <w:rPr>
-          <w:lang w:val="en-US"/>
-        </w:rPr>
-        <w:t xml:space="preserve"> in half.</w:t>
+        <w:t>ilaril in half</w:t>
+      </w:r>
+      <w:r>
+        <w:rPr>
+          <w:lang w:val="en-US"/>
+        </w:rPr>
+        <w:t xml:space="preserve"> all separated in itself in </w:t>
+      </w:r>
+      <w:r>
+        <w:rPr>
+          <w:lang w:val="en-US"/>
+        </w:rPr>
+        <w:t>dsitrictcalit</w:t>
+      </w:r>
+      <w:r>
+        <w:rPr>
+          <w:lang w:val="en-US"/>
+        </w:rPr>
+        <w:t>ies of cities and regions</w:t>
+      </w:r>
+      <w:r>
+        <w:rPr>
+          <w:lang w:val="en-US"/>
+        </w:rPr>
+        <w:t>.</w:t>
       </w:r>
       <w:r>
         <w:rPr>
@@ -1253,35 +1009,7 @@
         <w:rPr>
           <w:lang w:val="en-US"/>
         </w:rPr>
-        <w:t xml:space="preserve"> seldom really bloody. The </w:t>
-      </w:r>
-      <w:proofErr w:type="spellStart"/>
-      <w:r>
-        <w:rPr>
-          <w:lang w:val="en-US"/>
-        </w:rPr>
-        <w:t>Soulstice</w:t>
-      </w:r>
-      <w:proofErr w:type="spellEnd"/>
-      <w:r>
-        <w:rPr>
-          <w:lang w:val="en-US"/>
-        </w:rPr>
-        <w:t xml:space="preserve"> troops of </w:t>
-      </w:r>
-      <w:proofErr w:type="spellStart"/>
-      <w:r>
-        <w:rPr>
-          <w:lang w:val="en-US"/>
-        </w:rPr>
-        <w:t>Miakliir</w:t>
-      </w:r>
-      <w:proofErr w:type="spellEnd"/>
-      <w:r>
-        <w:rPr>
-          <w:lang w:val="en-US"/>
-        </w:rPr>
-        <w:t xml:space="preserve"> are </w:t>
+        <w:t xml:space="preserve"> seldom really bloody. The Soulstice troops of Miakliir are </w:t>
       </w:r>
       <w:r>
         <w:rPr>
@@ -1312,35 +1040,7 @@
         <w:rPr>
           <w:lang w:val="en-US"/>
         </w:rPr>
-        <w:t xml:space="preserve">A </w:t>
-      </w:r>
-      <w:proofErr w:type="spellStart"/>
-      <w:r>
-        <w:rPr>
-          <w:lang w:val="en-US"/>
-        </w:rPr>
-        <w:t>Facecard</w:t>
-      </w:r>
-      <w:proofErr w:type="spellEnd"/>
-      <w:r>
-        <w:rPr>
-          <w:lang w:val="en-US"/>
-        </w:rPr>
-        <w:t xml:space="preserve"> identifies the citizens, a </w:t>
-      </w:r>
-      <w:proofErr w:type="spellStart"/>
-      <w:r>
-        <w:rPr>
-          <w:lang w:val="en-US"/>
-        </w:rPr>
-        <w:t>Sticecard</w:t>
-      </w:r>
-      <w:proofErr w:type="spellEnd"/>
-      <w:r>
-        <w:rPr>
-          <w:lang w:val="en-US"/>
-        </w:rPr>
-        <w:t xml:space="preserve"> Harmonists and their powers. They have to be carried with you all times.</w:t>
+        <w:t>A Facecard identifies the citizens, a Sticecard Harmonists and their powers. They have to be carried with you all times.</w:t>
       </w:r>
     </w:p>
     <w:p>
@@ -1390,21 +1090,31 @@
         <w:rPr>
           <w:lang w:val="en-US"/>
         </w:rPr>
-        <w:t xml:space="preserve">Capitol of </w:t>
-      </w:r>
-      <w:proofErr w:type="spellStart"/>
-      <w:r>
-        <w:rPr>
-          <w:lang w:val="en-US"/>
-        </w:rPr>
-        <w:t>Miakliir</w:t>
-      </w:r>
-      <w:proofErr w:type="spellEnd"/>
-      <w:r>
-        <w:rPr>
-          <w:lang w:val="en-US"/>
-        </w:rPr>
-        <w:t>, seat of the rulers and the Citadel, a prison for the biggest criminals in the land</w:t>
+        <w:t>Capitol of Miakliir, seat of the rulers and the</w:t>
+      </w:r>
+      <w:r>
+        <w:rPr>
+          <w:lang w:val="en-US"/>
+        </w:rPr>
+        <w:t xml:space="preserve"> </w:t>
+      </w:r>
+      <w:r>
+        <w:rPr>
+          <w:lang w:val="en-US"/>
+        </w:rPr>
+        <w:t>Ghostless</w:t>
+      </w:r>
+      <w:r>
+        <w:rPr>
+          <w:lang w:val="en-US"/>
+        </w:rPr>
+        <w:t xml:space="preserve"> Citadel, a prison for the biggest criminals in the land</w:t>
+      </w:r>
+      <w:r>
+        <w:rPr>
+          <w:lang w:val="en-US"/>
+        </w:rPr>
+        <w:t xml:space="preserve"> which have their Souls experimented on</w:t>
       </w:r>
     </w:p>
     <w:p>
@@ -1418,14 +1128,12 @@
           <w:lang w:val="en-US"/>
         </w:rPr>
       </w:pPr>
-      <w:proofErr w:type="spellStart"/>
       <w:r>
         <w:rPr>
           <w:lang w:val="en-US"/>
         </w:rPr>
         <w:t>Shadesprings</w:t>
       </w:r>
-      <w:proofErr w:type="spellEnd"/>
     </w:p>
     <w:p>
       <w:pPr>
@@ -1531,16 +1239,8 @@
         <w:rPr>
           <w:lang w:val="en-US"/>
         </w:rPr>
-        <w:t xml:space="preserve"> build on the cliffs of the Peaks with endless levels of streets, housing and plazas chained together by steps and steep </w:t>
-      </w:r>
-      <w:proofErr w:type="spellStart"/>
-      <w:r>
-        <w:rPr>
-          <w:lang w:val="en-US"/>
-        </w:rPr>
-        <w:t>raods</w:t>
-      </w:r>
-      <w:proofErr w:type="spellEnd"/>
+        <w:t xml:space="preserve"> build on the cliffs of the Peaks with endless levels of streets, housing and plazas chained together by steps and steep raods</w:t>
+      </w:r>
     </w:p>
     <w:bookmarkEnd w:id="6"/>
     <w:p>
@@ -1602,14 +1302,13 @@
           <w:lang w:val="en-US"/>
         </w:rPr>
       </w:pPr>
-      <w:proofErr w:type="spellStart"/>
-      <w:r>
-        <w:rPr>
-          <w:lang w:val="en-US"/>
-        </w:rPr>
+      <w:r>
+        <w:rPr>
+          <w:lang w:val="en-US"/>
+        </w:rPr>
+        <w:lastRenderedPageBreak/>
         <w:t>Rintreahr</w:t>
       </w:r>
-      <w:proofErr w:type="spellEnd"/>
     </w:p>
     <w:p>
       <w:pPr>
@@ -1641,19 +1340,11 @@
         </w:rPr>
       </w:pPr>
       <w:bookmarkStart w:id="8" w:name="_Hlk228737427"/>
-      <w:proofErr w:type="spellStart"/>
-      <w:r>
-        <w:rPr>
-          <w:lang w:val="en-US"/>
-        </w:rPr>
-        <w:t>Tresmor’s</w:t>
-      </w:r>
-      <w:proofErr w:type="spellEnd"/>
-      <w:r>
-        <w:rPr>
-          <w:lang w:val="en-US"/>
-        </w:rPr>
-        <w:t xml:space="preserve"> Venture</w:t>
+      <w:r>
+        <w:rPr>
+          <w:lang w:val="en-US"/>
+        </w:rPr>
+        <w:t>Tresmor’s Venture</w:t>
       </w:r>
     </w:p>
     <w:bookmarkEnd w:id="8"/>
@@ -1672,36 +1363,7 @@
         <w:rPr>
           <w:lang w:val="en-US"/>
         </w:rPr>
-        <w:lastRenderedPageBreak/>
-        <w:t xml:space="preserve">Home to </w:t>
-      </w:r>
-      <w:proofErr w:type="spellStart"/>
-      <w:r>
-        <w:rPr>
-          <w:lang w:val="en-US"/>
-        </w:rPr>
-        <w:t>Herriar</w:t>
-      </w:r>
-      <w:proofErr w:type="spellEnd"/>
-      <w:r>
-        <w:rPr>
-          <w:lang w:val="en-US"/>
-        </w:rPr>
-        <w:t xml:space="preserve">, farmers village famous for </w:t>
-      </w:r>
-      <w:proofErr w:type="spellStart"/>
-      <w:r>
-        <w:rPr>
-          <w:lang w:val="en-US"/>
-        </w:rPr>
-        <w:t>Arrorika</w:t>
-      </w:r>
-      <w:proofErr w:type="spellEnd"/>
-      <w:r>
-        <w:rPr>
-          <w:lang w:val="en-US"/>
-        </w:rPr>
-        <w:t xml:space="preserve"> Root</w:t>
+        <w:t>Home to Herriar, farmers village famous for Arrorika Root</w:t>
       </w:r>
     </w:p>
     <w:p>
@@ -1715,14 +1377,12 @@
           <w:lang w:val="en-US"/>
         </w:rPr>
       </w:pPr>
-      <w:proofErr w:type="spellStart"/>
       <w:r>
         <w:rPr>
           <w:lang w:val="en-US"/>
         </w:rPr>
         <w:t>Kliiriat</w:t>
       </w:r>
-      <w:proofErr w:type="spellEnd"/>
     </w:p>
     <w:p>
       <w:pPr>
@@ -1848,14 +1508,12 @@
         </w:rPr>
       </w:pPr>
       <w:bookmarkStart w:id="9" w:name="_Hlk231934792"/>
-      <w:proofErr w:type="spellStart"/>
       <w:r>
         <w:rPr>
           <w:lang w:val="en-US"/>
         </w:rPr>
         <w:t>Kekar’Om</w:t>
       </w:r>
-      <w:proofErr w:type="spellEnd"/>
     </w:p>
     <w:bookmarkEnd w:id="9"/>
     <w:p>
@@ -1881,21 +1539,7 @@
         <w:rPr>
           <w:lang w:val="en-US"/>
         </w:rPr>
-        <w:t xml:space="preserve">North in </w:t>
-      </w:r>
-      <w:proofErr w:type="spellStart"/>
-      <w:r>
-        <w:rPr>
-          <w:lang w:val="en-US"/>
-        </w:rPr>
-        <w:t>Dilaril</w:t>
-      </w:r>
-      <w:proofErr w:type="spellEnd"/>
-      <w:r>
-        <w:rPr>
-          <w:lang w:val="en-US"/>
-        </w:rPr>
-        <w:t>, adjacent to the pole with easily fishable waters. Produce lots of se</w:t>
+        <w:t>North in Dilaril, adjacent to the pole with easily fishable waters. Produce lots of se</w:t>
       </w:r>
       <w:r>
         <w:rPr>
@@ -1920,21 +1564,7 @@
         <w:rPr>
           <w:lang w:val="en-US"/>
         </w:rPr>
-        <w:t xml:space="preserve">Expansionist and a constant threat to </w:t>
-      </w:r>
-      <w:proofErr w:type="spellStart"/>
-      <w:r>
-        <w:rPr>
-          <w:lang w:val="en-US"/>
-        </w:rPr>
-        <w:t>Miakliir</w:t>
-      </w:r>
-      <w:proofErr w:type="spellEnd"/>
-      <w:r>
-        <w:rPr>
-          <w:lang w:val="en-US"/>
-        </w:rPr>
-        <w:t>, kept at bay at the cost of a war.</w:t>
+        <w:t>Expansionist and a constant threat to Miakliir, kept at bay at the cost of a war.</w:t>
       </w:r>
     </w:p>
     <w:p>
@@ -1952,7 +1582,6 @@
         </w:rPr>
       </w:pPr>
       <w:bookmarkStart w:id="10" w:name="_Hlk234227843"/>
-      <w:proofErr w:type="spellStart"/>
       <w:r>
         <w:rPr>
           <w:lang w:val="en-US"/>
@@ -1963,14 +1592,7 @@
         <w:rPr>
           <w:lang w:val="en-US"/>
         </w:rPr>
-        <w:t>Erffar</w:t>
-      </w:r>
-      <w:proofErr w:type="spellEnd"/>
-      <w:r>
-        <w:rPr>
-          <w:lang w:val="en-US"/>
-        </w:rPr>
-        <w:t xml:space="preserve"> </w:t>
+        <w:t xml:space="preserve">Erffar </w:t>
       </w:r>
     </w:p>
     <w:bookmarkEnd w:id="10"/>
@@ -1990,21 +1612,7 @@
         <w:rPr>
           <w:lang w:val="en-US"/>
         </w:rPr>
-        <w:t xml:space="preserve"> Does not border </w:t>
-      </w:r>
-      <w:proofErr w:type="spellStart"/>
-      <w:r>
-        <w:rPr>
-          <w:lang w:val="en-US"/>
-        </w:rPr>
-        <w:t>Miakliir</w:t>
-      </w:r>
-      <w:proofErr w:type="spellEnd"/>
-      <w:r>
-        <w:rPr>
-          <w:lang w:val="en-US"/>
-        </w:rPr>
-        <w:t>, as it is in the far south of the landmass.</w:t>
+        <w:t xml:space="preserve"> Does not border Miakliir, as it is in the far south of the landmass.</w:t>
       </w:r>
     </w:p>
     <w:p>
@@ -2032,14 +1640,12 @@
         </w:rPr>
         <w:t xml:space="preserve">The piece of land that had been held by </w:t>
       </w:r>
-      <w:proofErr w:type="spellStart"/>
       <w:r>
         <w:rPr>
           <w:lang w:val="en-US"/>
         </w:rPr>
         <w:t>Tekofy'Erffar</w:t>
       </w:r>
-      <w:proofErr w:type="spellEnd"/>
       <w:r>
         <w:rPr>
           <w:lang w:val="en-US"/>
@@ -2108,91 +1714,78 @@
         <w:rPr>
           <w:lang w:val="en-US"/>
         </w:rPr>
-        <w:t xml:space="preserve">oon, members of the aforementioned chapters, pray to both heavenly bodies, as the sun and moon can always be seen from the continent of </w:t>
-      </w:r>
-      <w:proofErr w:type="spellStart"/>
-      <w:r>
-        <w:rPr>
-          <w:lang w:val="en-US"/>
-        </w:rPr>
-        <w:t>Halflight</w:t>
-      </w:r>
-      <w:proofErr w:type="spellEnd"/>
+        <w:t>oon, members of the aforementioned chapters, pray to both heavenly bodies, as the sun and moon can always be seen from the continent of Halflight.</w:t>
+      </w:r>
+    </w:p>
+    <w:p>
+      <w:pPr>
+        <w:rPr>
+          <w:lang w:val="en-US"/>
+        </w:rPr>
+      </w:pPr>
+      <w:r>
+        <w:rPr>
+          <w:lang w:val="en-US"/>
+        </w:rPr>
+        <w:t>They attend to the appointed leaders under the kings of the continent’s lands.</w:t>
+      </w:r>
+    </w:p>
+    <w:p>
+      <w:pPr>
+        <w:rPr>
+          <w:lang w:val="en-US"/>
+        </w:rPr>
+      </w:pPr>
+      <w:r>
+        <w:rPr>
+          <w:lang w:val="en-US"/>
+        </w:rPr>
+        <w:t xml:space="preserve">The humans pray </w:t>
+      </w:r>
+      <w:r>
+        <w:rPr>
+          <w:lang w:val="en-US"/>
+        </w:rPr>
+        <w:t xml:space="preserve">also </w:t>
+      </w:r>
+      <w:r>
+        <w:rPr>
+          <w:lang w:val="en-US"/>
+        </w:rPr>
+        <w:t>to the seven gods (Pantheon of eight language)</w:t>
+      </w:r>
+      <w:r>
+        <w:rPr>
+          <w:lang w:val="en-US"/>
+        </w:rPr>
+        <w:t xml:space="preserve"> as their prophets and creators.</w:t>
+      </w:r>
+    </w:p>
+    <w:p>
+      <w:pPr>
+        <w:rPr>
+          <w:lang w:val="en-US"/>
+        </w:rPr>
+      </w:pPr>
+      <w:r>
+        <w:rPr>
+          <w:lang w:val="en-US"/>
+        </w:rPr>
+        <w:lastRenderedPageBreak/>
+        <w:t>The Cindered pray to the Pantheon of Nai, the God that had set them free from torment</w:t>
+      </w:r>
+      <w:r>
+        <w:rPr>
+          <w:lang w:val="en-US"/>
+        </w:rPr>
+        <w:t xml:space="preserve"> and his seven saints</w:t>
+      </w:r>
       <w:r>
         <w:rPr>
           <w:lang w:val="en-US"/>
         </w:rPr>
         <w:t>.</w:t>
       </w:r>
-    </w:p>
-    <w:p>
-      <w:pPr>
-        <w:rPr>
-          <w:lang w:val="en-US"/>
-        </w:rPr>
-      </w:pPr>
-      <w:r>
-        <w:rPr>
-          <w:lang w:val="en-US"/>
-        </w:rPr>
-        <w:t>They attend to the appointed leaders under the kings of the continent’s lands.</w:t>
-      </w:r>
-    </w:p>
-    <w:p>
-      <w:pPr>
-        <w:rPr>
-          <w:lang w:val="en-US"/>
-        </w:rPr>
-      </w:pPr>
-      <w:r>
-        <w:rPr>
-          <w:lang w:val="en-US"/>
-        </w:rPr>
-        <w:t xml:space="preserve">The humans pray </w:t>
-      </w:r>
-      <w:r>
-        <w:rPr>
-          <w:lang w:val="en-US"/>
-        </w:rPr>
-        <w:t xml:space="preserve">also </w:t>
-      </w:r>
-      <w:r>
-        <w:rPr>
-          <w:lang w:val="en-US"/>
-        </w:rPr>
-        <w:t>to the seven gods (Pantheon of eight language)</w:t>
-      </w:r>
-      <w:r>
-        <w:rPr>
-          <w:lang w:val="en-US"/>
-        </w:rPr>
-        <w:t xml:space="preserve"> as their prophets and creators.</w:t>
-      </w:r>
-    </w:p>
-    <w:p>
-      <w:pPr>
-        <w:rPr>
-          <w:lang w:val="en-US"/>
-        </w:rPr>
-      </w:pPr>
-      <w:r>
-        <w:rPr>
-          <w:lang w:val="en-US"/>
-        </w:rPr>
-        <w:t>The Cindered pray to the Pantheon of Nai, the God that had set them free from torment</w:t>
-      </w:r>
-      <w:r>
-        <w:rPr>
-          <w:lang w:val="en-US"/>
-        </w:rPr>
-        <w:t xml:space="preserve"> and his seven saints</w:t>
-      </w:r>
-      <w:r>
-        <w:rPr>
-          <w:lang w:val="en-US"/>
-        </w:rPr>
-        <w:t>.</w:t>
-      </w:r>
       <w:r>
         <w:rPr>
           <w:lang w:val="en-US"/>
@@ -2207,15 +1800,12 @@
           <w:lang w:val="en-US"/>
         </w:rPr>
       </w:pPr>
-      <w:proofErr w:type="spellStart"/>
-      <w:r>
-        <w:rPr>
-          <w:lang w:val="en-US"/>
-        </w:rPr>
-        <w:lastRenderedPageBreak/>
+      <w:r>
+        <w:rPr>
+          <w:lang w:val="en-US"/>
+        </w:rPr>
         <w:t>Eptual</w:t>
       </w:r>
-      <w:proofErr w:type="spellEnd"/>
       <w:r>
         <w:rPr>
           <w:lang w:val="en-US"/>
@@ -2273,21 +1863,7 @@
         <w:rPr>
           <w:lang w:val="en-US"/>
         </w:rPr>
-        <w:t xml:space="preserve">They are split into seven giant poems, one for each god and the area, reason, time and meaning of their reign, that only rarely follow </w:t>
-      </w:r>
-      <w:proofErr w:type="spellStart"/>
-      <w:r>
-        <w:rPr>
-          <w:lang w:val="en-US"/>
-        </w:rPr>
-        <w:t>metre</w:t>
-      </w:r>
-      <w:proofErr w:type="spellEnd"/>
-      <w:r>
-        <w:rPr>
-          <w:lang w:val="en-US"/>
-        </w:rPr>
-        <w:t xml:space="preserve"> and reason but are solely there for the content.</w:t>
+        <w:t>They are split into seven giant poems, one for each god and the area, reason, time and meaning of their reign, that only rarely follow metre and reason but are solely there for the content.</w:t>
       </w:r>
     </w:p>
     <w:p>
@@ -2340,16 +1916,8 @@
         <w:rPr>
           <w:lang w:val="en-US"/>
         </w:rPr>
-        <w:t xml:space="preserve">The </w:t>
-      </w:r>
-      <w:proofErr w:type="spellStart"/>
-      <w:r>
-        <w:rPr>
-          <w:lang w:val="en-US"/>
-        </w:rPr>
-        <w:t>Reciving</w:t>
-      </w:r>
-      <w:proofErr w:type="spellEnd"/>
+        <w:t>The Reciving</w:t>
+      </w:r>
       <w:r>
         <w:rPr>
           <w:lang w:val="en-US"/>
@@ -2402,21 +1970,7 @@
         <w:rPr>
           <w:lang w:val="en-US"/>
         </w:rPr>
-        <w:t xml:space="preserve">Spread across </w:t>
-      </w:r>
-      <w:proofErr w:type="spellStart"/>
-      <w:r>
-        <w:rPr>
-          <w:lang w:val="en-US"/>
-        </w:rPr>
-        <w:t>Miakliir</w:t>
-      </w:r>
-      <w:proofErr w:type="spellEnd"/>
-      <w:r>
-        <w:rPr>
-          <w:lang w:val="en-US"/>
-        </w:rPr>
-        <w:t xml:space="preserve"> to worship the everlasting sun and moon. Priests and priestesses are married to care for a temple, their union the symbol of the connection to sun and moon. They both wear robes representing both celestial bodies.</w:t>
+        <w:t>Spread across Miakliir to worship the everlasting sun and moon. Priests and priestesses are married to care for a temple, their union the symbol of the connection to sun and moon. They both wear robes representing both celestial bodies.</w:t>
       </w:r>
     </w:p>
     <w:p>
@@ -2441,30 +1995,14 @@
         <w:rPr>
           <w:lang w:val="en-US"/>
         </w:rPr>
-        <w:t xml:space="preserve"> </w:t>
-      </w:r>
-      <w:proofErr w:type="spellStart"/>
-      <w:r>
-        <w:rPr>
-          <w:lang w:val="en-US"/>
-        </w:rPr>
-        <w:t>Miakliir</w:t>
-      </w:r>
-      <w:proofErr w:type="spellEnd"/>
-      <w:r>
-        <w:rPr>
-          <w:lang w:val="en-US"/>
-        </w:rPr>
-        <w:t xml:space="preserve"> to the </w:t>
-      </w:r>
-      <w:proofErr w:type="spellStart"/>
+        <w:t xml:space="preserve"> Miakliir to the </w:t>
+      </w:r>
       <w:r>
         <w:rPr>
           <w:lang w:val="en-US"/>
         </w:rPr>
         <w:t>Eptual</w:t>
       </w:r>
-      <w:proofErr w:type="spellEnd"/>
       <w:r>
         <w:rPr>
           <w:lang w:val="en-US"/>
@@ -2495,21 +2033,21 @@
         <w:rPr>
           <w:lang w:val="en-US"/>
         </w:rPr>
-        <w:t>They use a special hand gesture to seek the blessing form the heavenly bodies: They form a circle with their thumb and index finger in their right hand, a crescent with the thumb and index finger of their left hand in the same size, then move the hands together, overlapping the symbols with the moon in front, the rest of the fingers building a tent over the constellations.</w:t>
+        <w:t xml:space="preserve">They use a special hand gesture to seek the blessing form the heavenly bodies: They form a circle with their thumb and index finger in their right hand, a crescent with the thumb and index finger of their left hand in the same size, then move the hands together, overlapping the symbols with the moon in front, the rest of the fingers building a tent over the </w:t>
+      </w:r>
+      <w:r>
+        <w:rPr>
+          <w:lang w:val="en-US"/>
+        </w:rPr>
+        <w:lastRenderedPageBreak/>
+        <w:t>constellations.</w:t>
       </w:r>
       <w:r>
         <w:rPr>
           <w:lang w:val="en-US"/>
         </w:rPr>
         <w:br/>
-        <w:t xml:space="preserve">It symbolizes their believe in the moon coming closer to earth, almost fully enveloping the </w:t>
-      </w:r>
-      <w:r>
-        <w:rPr>
-          <w:lang w:val="en-US"/>
-        </w:rPr>
-        <w:lastRenderedPageBreak/>
-        <w:t>sun, only leaving a crescent of light. Then the world will be reborn with the faithful at the front.</w:t>
+        <w:t>It symbolizes their believe in the moon coming closer to earth, almost fully enveloping the sun, only leaving a crescent of light. Then the world will be reborn with the faithful at the front.</w:t>
       </w:r>
     </w:p>
     <w:p>
@@ -2705,16 +2243,8 @@
         <w:rPr>
           <w:lang w:val="en-US"/>
         </w:rPr>
-        <w:t xml:space="preserve">Silver has become the most used metal, as it is used to create pure tones for any form of </w:t>
-      </w:r>
-      <w:proofErr w:type="spellStart"/>
-      <w:r>
-        <w:rPr>
-          <w:lang w:val="en-US"/>
-        </w:rPr>
-        <w:t>Soulmagic</w:t>
-      </w:r>
-      <w:proofErr w:type="spellEnd"/>
+        <w:t>Silver has become the most used metal, as it is used to create pure tones for any form of Soulmagic</w:t>
+      </w:r>
       <w:r>
         <w:rPr>
           <w:lang w:val="en-US"/>
@@ -2781,6 +2311,12 @@
         </w:rPr>
         <w:t>, small</w:t>
       </w:r>
+      <w:r>
+        <w:rPr>
+          <w:lang w:val="en-US"/>
+        </w:rPr>
+        <w:t>, worth 10 Golden Suns</w:t>
+      </w:r>
     </w:p>
     <w:p>
       <w:pPr>
@@ -2817,6 +2353,12 @@
         </w:rPr>
         <w:t>big</w:t>
       </w:r>
+      <w:r>
+        <w:rPr>
+          <w:lang w:val="en-US"/>
+        </w:rPr>
+        <w:t>, worth 10 Copper Gloams</w:t>
+      </w:r>
     </w:p>
     <w:p>
       <w:pPr>
@@ -2865,6 +2407,12 @@
         </w:rPr>
         <w:t>medium</w:t>
       </w:r>
+      <w:r>
+        <w:rPr>
+          <w:lang w:val="en-US"/>
+        </w:rPr>
+        <w:t>, Worth 10 Iron Stars</w:t>
+      </w:r>
     </w:p>
     <w:p>
       <w:pPr>
@@ -2895,6 +2443,12 @@
         </w:rPr>
         <w:t>small and a plenty</w:t>
       </w:r>
+      <w:r>
+        <w:rPr>
+          <w:lang w:val="en-US"/>
+        </w:rPr>
+        <w:t>, a loaf of bread goes at about 3 Stars, an apple at 1</w:t>
+      </w:r>
     </w:p>
     <w:p>
       <w:pPr>
@@ -3006,21 +2560,7 @@
         <w:rPr>
           <w:lang w:val="en-US"/>
         </w:rPr>
-        <w:t xml:space="preserve">Darkness </w:t>
-      </w:r>
-      <w:proofErr w:type="gramStart"/>
-      <w:r>
-        <w:rPr>
-          <w:lang w:val="en-US"/>
-        </w:rPr>
-        <w:t>take</w:t>
-      </w:r>
-      <w:proofErr w:type="gramEnd"/>
-      <w:r>
-        <w:rPr>
-          <w:lang w:val="en-US"/>
-        </w:rPr>
-        <w:t xml:space="preserve"> me</w:t>
+        <w:t>Shade Off</w:t>
       </w:r>
     </w:p>
     <w:p>
@@ -3038,7 +2578,7 @@
         <w:rPr>
           <w:lang w:val="en-US"/>
         </w:rPr>
-        <w:t>Oh no</w:t>
+        <w:t>Fuck off</w:t>
       </w:r>
     </w:p>
     <w:p>
@@ -3052,29 +2592,13 @@
           <w:lang w:val="en-US"/>
         </w:rPr>
       </w:pPr>
-      <w:bookmarkStart w:id="12" w:name="_Hlk228646719"/>
-      <w:r>
-        <w:rPr>
-          <w:lang w:val="en-US"/>
-        </w:rPr>
-        <w:t xml:space="preserve">By the </w:t>
-      </w:r>
-      <w:proofErr w:type="spellStart"/>
-      <w:r>
-        <w:rPr>
-          <w:lang w:val="en-US"/>
-        </w:rPr>
-        <w:t>Eptual</w:t>
-      </w:r>
-      <w:proofErr w:type="spellEnd"/>
-      <w:r>
-        <w:rPr>
-          <w:lang w:val="en-US"/>
-        </w:rPr>
-        <w:t xml:space="preserve"> gods</w:t>
-      </w:r>
-    </w:p>
-    <w:bookmarkEnd w:id="12"/>
+      <w:r>
+        <w:rPr>
+          <w:lang w:val="en-US"/>
+        </w:rPr>
+        <w:t>Darkness take me</w:t>
+      </w:r>
+    </w:p>
     <w:p>
       <w:pPr>
         <w:pStyle w:val="Listenabsatz"/>
@@ -3090,7 +2614,7 @@
         <w:rPr>
           <w:lang w:val="en-US"/>
         </w:rPr>
-        <w:t>By God</w:t>
+        <w:t>Oh no</w:t>
       </w:r>
     </w:p>
     <w:p>
@@ -3104,13 +2628,27 @@
           <w:lang w:val="en-US"/>
         </w:rPr>
       </w:pPr>
-      <w:r>
-        <w:rPr>
-          <w:lang w:val="en-US"/>
-        </w:rPr>
-        <w:t>Asarat, heal me</w:t>
-      </w:r>
-    </w:p>
+      <w:bookmarkStart w:id="12" w:name="_Hlk228646719"/>
+      <w:r>
+        <w:rPr>
+          <w:lang w:val="en-US"/>
+        </w:rPr>
+        <w:t xml:space="preserve">By the </w:t>
+      </w:r>
+      <w:r>
+        <w:rPr>
+          <w:lang w:val="en-US"/>
+        </w:rPr>
+        <w:t>Eptual</w:t>
+      </w:r>
+      <w:r>
+        <w:rPr>
+          <w:lang w:val="en-US"/>
+        </w:rPr>
+        <w:t xml:space="preserve"> gods</w:t>
+      </w:r>
+    </w:p>
+    <w:bookmarkEnd w:id="12"/>
     <w:p>
       <w:pPr>
         <w:pStyle w:val="Listenabsatz"/>
@@ -3126,13 +2664,7 @@
         <w:rPr>
           <w:lang w:val="en-US"/>
         </w:rPr>
-        <w:t>God, help me heal</w:t>
-      </w:r>
-      <w:r>
-        <w:rPr>
-          <w:lang w:val="en-US"/>
-        </w:rPr>
-        <w:t xml:space="preserve"> (Asarat is the healer)</w:t>
+        <w:t>By God</w:t>
       </w:r>
     </w:p>
     <w:p>
@@ -3150,21 +2682,8 @@
         <w:rPr>
           <w:lang w:val="en-US"/>
         </w:rPr>
-        <w:t xml:space="preserve">For </w:t>
-      </w:r>
-      <w:proofErr w:type="spellStart"/>
-      <w:r>
-        <w:rPr>
-          <w:lang w:val="en-US"/>
-        </w:rPr>
-        <w:t>Omofy’s</w:t>
-      </w:r>
-      <w:proofErr w:type="spellEnd"/>
-      <w:r>
-        <w:rPr>
-          <w:lang w:val="en-US"/>
-        </w:rPr>
-        <w:t xml:space="preserve"> sake</w:t>
+        <w:lastRenderedPageBreak/>
+        <w:t>Asarat, heal me</w:t>
       </w:r>
     </w:p>
     <w:p>
@@ -3182,33 +2701,13 @@
         <w:rPr>
           <w:lang w:val="en-US"/>
         </w:rPr>
-        <w:t>For god’s sake (</w:t>
-      </w:r>
-      <w:proofErr w:type="spellStart"/>
-      <w:r>
-        <w:rPr>
-          <w:lang w:val="en-US"/>
-        </w:rPr>
-        <w:t>Omofy</w:t>
-      </w:r>
-      <w:proofErr w:type="spellEnd"/>
-      <w:r>
-        <w:rPr>
-          <w:lang w:val="en-US"/>
-        </w:rPr>
-        <w:t xml:space="preserve"> is the </w:t>
-      </w:r>
-      <w:r>
-        <w:rPr>
-          <w:lang w:val="en-US"/>
-        </w:rPr>
-        <w:t>guidance</w:t>
-      </w:r>
-      <w:r>
-        <w:rPr>
-          <w:lang w:val="en-US"/>
-        </w:rPr>
-        <w:t xml:space="preserve"> god)</w:t>
+        <w:t>God, help me heal</w:t>
+      </w:r>
+      <w:r>
+        <w:rPr>
+          <w:lang w:val="en-US"/>
+        </w:rPr>
+        <w:t xml:space="preserve"> (Asarat is the healer)</w:t>
       </w:r>
     </w:p>
     <w:p>
@@ -3226,7 +2725,7 @@
         <w:rPr>
           <w:lang w:val="en-US"/>
         </w:rPr>
-        <w:t>Drown me in shade</w:t>
+        <w:t>For Omofy’s sake</w:t>
       </w:r>
     </w:p>
     <w:p>
@@ -3244,7 +2743,19 @@
         <w:rPr>
           <w:lang w:val="en-US"/>
         </w:rPr>
-        <w:t>Fuck me</w:t>
+        <w:t xml:space="preserve">For god’s sake (Omofy is the </w:t>
+      </w:r>
+      <w:r>
+        <w:rPr>
+          <w:lang w:val="en-US"/>
+        </w:rPr>
+        <w:t>guidance</w:t>
+      </w:r>
+      <w:r>
+        <w:rPr>
+          <w:lang w:val="en-US"/>
+        </w:rPr>
+        <w:t xml:space="preserve"> god)</w:t>
       </w:r>
     </w:p>
     <w:p>
@@ -3262,14 +2773,7 @@
         <w:rPr>
           <w:lang w:val="en-US"/>
         </w:rPr>
-        <w:lastRenderedPageBreak/>
-        <w:t>Has Darkness enveloped you?</w:t>
-      </w:r>
-      <w:r>
-        <w:rPr>
-          <w:lang w:val="en-US"/>
-        </w:rPr>
-        <w:t xml:space="preserve"> | Did the sun burn your scalp?</w:t>
+        <w:t>Drown me in shade</w:t>
       </w:r>
     </w:p>
     <w:p>
@@ -3287,7 +2791,7 @@
         <w:rPr>
           <w:lang w:val="en-US"/>
         </w:rPr>
-        <w:t>Are you mad?</w:t>
+        <w:t>Fuck me</w:t>
       </w:r>
     </w:p>
     <w:p>
@@ -3305,7 +2809,13 @@
         <w:rPr>
           <w:lang w:val="en-US"/>
         </w:rPr>
-        <w:t>Bright rays to you</w:t>
+        <w:t>Has Darkness enveloped you?</w:t>
+      </w:r>
+      <w:r>
+        <w:rPr>
+          <w:lang w:val="en-US"/>
+        </w:rPr>
+        <w:t xml:space="preserve"> | Did the sun burn your scalp?</w:t>
       </w:r>
     </w:p>
     <w:p>
@@ -3323,7 +2833,7 @@
         <w:rPr>
           <w:lang w:val="en-US"/>
         </w:rPr>
-        <w:t>Good day</w:t>
+        <w:t>Are you mad?</w:t>
       </w:r>
     </w:p>
     <w:p>
@@ -3341,7 +2851,7 @@
         <w:rPr>
           <w:lang w:val="en-US"/>
         </w:rPr>
-        <w:t>Darkness</w:t>
+        <w:t>Bright rays to you</w:t>
       </w:r>
     </w:p>
     <w:p>
@@ -3359,7 +2869,7 @@
         <w:rPr>
           <w:lang w:val="en-US"/>
         </w:rPr>
-        <w:t>Hell</w:t>
+        <w:t>Good day</w:t>
       </w:r>
     </w:p>
     <w:p>
@@ -3377,7 +2887,7 @@
         <w:rPr>
           <w:lang w:val="en-US"/>
         </w:rPr>
-        <w:t>Hurt like the Woes</w:t>
+        <w:t>Darkness</w:t>
       </w:r>
     </w:p>
     <w:p>
@@ -3395,7 +2905,7 @@
         <w:rPr>
           <w:lang w:val="en-US"/>
         </w:rPr>
-        <w:t>Hurt like Hell, Woes are the time shortly after the Ceasing</w:t>
+        <w:t>Hell</w:t>
       </w:r>
     </w:p>
     <w:p>
@@ -3413,21 +2923,7 @@
         <w:rPr>
           <w:lang w:val="en-US"/>
         </w:rPr>
-        <w:t xml:space="preserve">Sun </w:t>
-      </w:r>
-      <w:proofErr w:type="gramStart"/>
-      <w:r>
-        <w:rPr>
-          <w:lang w:val="en-US"/>
-        </w:rPr>
-        <w:t>enlighten</w:t>
-      </w:r>
-      <w:proofErr w:type="gramEnd"/>
-      <w:r>
-        <w:rPr>
-          <w:lang w:val="en-US"/>
-        </w:rPr>
-        <w:t xml:space="preserve"> me!</w:t>
+        <w:t>Hurt like the Woes</w:t>
       </w:r>
     </w:p>
     <w:p>
@@ -3445,7 +2941,19 @@
         <w:rPr>
           <w:lang w:val="en-US"/>
         </w:rPr>
-        <w:t>This is the best!</w:t>
+        <w:t>Hurt like Hell, Woes are the time</w:t>
+      </w:r>
+      <w:r>
+        <w:rPr>
+          <w:lang w:val="en-US"/>
+        </w:rPr>
+        <w:t>s</w:t>
+      </w:r>
+      <w:r>
+        <w:rPr>
+          <w:lang w:val="en-US"/>
+        </w:rPr>
+        <w:t xml:space="preserve"> shortly after the Ceasing</w:t>
       </w:r>
     </w:p>
     <w:p>
@@ -3459,39 +2967,29 @@
           <w:lang w:val="en-US"/>
         </w:rPr>
       </w:pPr>
-      <w:proofErr w:type="spellStart"/>
-      <w:r>
-        <w:rPr>
-          <w:lang w:val="en-US"/>
-        </w:rPr>
-        <w:t>Herriar</w:t>
-      </w:r>
-      <w:proofErr w:type="spellEnd"/>
-      <w:r>
-        <w:rPr>
-          <w:lang w:val="en-US"/>
-        </w:rPr>
-        <w:t xml:space="preserve">: </w:t>
-      </w:r>
-      <w:r>
-        <w:rPr>
-          <w:lang w:val="en-US"/>
-        </w:rPr>
-        <w:t xml:space="preserve">He can shove the rotting end of an </w:t>
-      </w:r>
-      <w:proofErr w:type="spellStart"/>
-      <w:r>
-        <w:rPr>
-          <w:lang w:val="en-US"/>
-        </w:rPr>
-        <w:t>Arrorika</w:t>
-      </w:r>
-      <w:proofErr w:type="spellEnd"/>
-      <w:r>
-        <w:rPr>
-          <w:lang w:val="en-US"/>
-        </w:rPr>
-        <w:t xml:space="preserve"> Root up his unlubricated Darkness</w:t>
+      <w:r>
+        <w:rPr>
+          <w:lang w:val="en-US"/>
+        </w:rPr>
+        <w:t>Sun enlighten me!</w:t>
+      </w:r>
+    </w:p>
+    <w:p>
+      <w:pPr>
+        <w:pStyle w:val="Listenabsatz"/>
+        <w:numPr>
+          <w:ilvl w:val="1"/>
+          <w:numId w:val="2"/>
+        </w:numPr>
+        <w:rPr>
+          <w:lang w:val="en-US"/>
+        </w:rPr>
+      </w:pPr>
+      <w:r>
+        <w:rPr>
+          <w:lang w:val="en-US"/>
+        </w:rPr>
+        <w:t>This is the best!</w:t>
       </w:r>
     </w:p>
     <w:p>
@@ -3505,14 +3003,36 @@
           <w:lang w:val="en-US"/>
         </w:rPr>
       </w:pPr>
-      <w:proofErr w:type="spellStart"/>
+      <w:r>
+        <w:rPr>
+          <w:lang w:val="en-US"/>
+        </w:rPr>
+        <w:t xml:space="preserve">Herriar: </w:t>
+      </w:r>
+      <w:r>
+        <w:rPr>
+          <w:lang w:val="en-US"/>
+        </w:rPr>
+        <w:t>He can shove the rotting end of an Arrorika Root up his unlubricated Darkness</w:t>
+      </w:r>
+    </w:p>
+    <w:p>
+      <w:pPr>
+        <w:pStyle w:val="Listenabsatz"/>
+        <w:numPr>
+          <w:ilvl w:val="0"/>
+          <w:numId w:val="2"/>
+        </w:numPr>
+        <w:rPr>
+          <w:lang w:val="en-US"/>
+        </w:rPr>
+      </w:pPr>
       <w:r>
         <w:rPr>
           <w:lang w:val="en-US"/>
         </w:rPr>
         <w:t>Papaii</w:t>
       </w:r>
-      <w:proofErr w:type="spellEnd"/>
     </w:p>
     <w:p>
       <w:pPr>
@@ -3554,7 +3074,6 @@
         </w:rPr>
       </w:pPr>
       <w:bookmarkStart w:id="13" w:name="_Hlk223809007"/>
-      <w:proofErr w:type="spellStart"/>
       <w:r>
         <w:rPr>
           <w:lang w:val="en-US"/>
@@ -3562,7 +3081,6 @@
         <w:t>Shkarhound</w:t>
       </w:r>
       <w:bookmarkEnd w:id="13"/>
-      <w:proofErr w:type="spellEnd"/>
     </w:p>
     <w:p>
       <w:pPr>
@@ -3624,14 +3142,12 @@
         </w:rPr>
         <w:t xml:space="preserve">. They were born from the form of </w:t>
       </w:r>
-      <w:proofErr w:type="spellStart"/>
       <w:r>
         <w:rPr>
           <w:lang w:val="en-US"/>
         </w:rPr>
         <w:t>Shkaratve</w:t>
       </w:r>
-      <w:proofErr w:type="spellEnd"/>
       <w:r>
         <w:rPr>
           <w:lang w:val="en-US"/>
@@ -3646,7 +3162,6 @@
           <w:lang w:val="en-US"/>
         </w:rPr>
       </w:pPr>
-      <w:proofErr w:type="spellStart"/>
       <w:r>
         <w:rPr>
           <w:lang w:val="en-US"/>
@@ -3659,7 +3174,6 @@
         </w:rPr>
         <w:t>x</w:t>
       </w:r>
-      <w:proofErr w:type="spellEnd"/>
     </w:p>
     <w:p>
       <w:pPr>
@@ -3748,14 +3262,12 @@
         </w:rPr>
         <w:t xml:space="preserve"> two massive </w:t>
       </w:r>
-      <w:proofErr w:type="spellStart"/>
       <w:r>
         <w:rPr>
           <w:lang w:val="en-US"/>
         </w:rPr>
         <w:t>bunnylike</w:t>
       </w:r>
-      <w:proofErr w:type="spellEnd"/>
       <w:r>
         <w:rPr>
           <w:lang w:val="en-US"/>
@@ -3772,16 +3284,8 @@
         <w:rPr>
           <w:lang w:val="en-US"/>
         </w:rPr>
-        <w:t xml:space="preserve">Taller than a man or </w:t>
-      </w:r>
-      <w:proofErr w:type="spellStart"/>
-      <w:r>
-        <w:rPr>
-          <w:lang w:val="en-US"/>
-        </w:rPr>
-        <w:t>Arox</w:t>
-      </w:r>
-      <w:proofErr w:type="spellEnd"/>
+        <w:t>Taller than a man or Arox</w:t>
+      </w:r>
       <w:r>
         <w:rPr>
           <w:lang w:val="en-US"/>
@@ -3796,14 +3300,12 @@
           <w:lang w:val="en-US"/>
         </w:rPr>
       </w:pPr>
-      <w:proofErr w:type="spellStart"/>
       <w:r>
         <w:rPr>
           <w:lang w:val="en-US"/>
         </w:rPr>
         <w:t>Mallisow</w:t>
       </w:r>
-      <w:proofErr w:type="spellEnd"/>
     </w:p>
     <w:p>
       <w:pPr>
@@ -3829,6 +3331,7 @@
         <w:rPr>
           <w:lang w:val="en-US"/>
         </w:rPr>
+        <w:lastRenderedPageBreak/>
         <w:t>Cat</w:t>
       </w:r>
     </w:p>
@@ -3895,62 +3398,252 @@
         <w:rPr>
           <w:lang w:val="en-US"/>
         </w:rPr>
+        <w:t>Duck</w:t>
+      </w:r>
+    </w:p>
+    <w:p>
+      <w:pPr>
+        <w:rPr>
+          <w:lang w:val="en-US"/>
+        </w:rPr>
+      </w:pPr>
+      <w:r>
+        <w:rPr>
+          <w:lang w:val="en-US"/>
+        </w:rPr>
+        <w:t>A waterbird of magnificent colors and loud bird calls like quacks. Was prevalent in the Valleys. Share only the name with their later counterparts.</w:t>
+      </w:r>
+    </w:p>
+    <w:p>
+      <w:pPr>
+        <w:pStyle w:val="berschrift2"/>
+        <w:rPr>
+          <w:lang w:val="en-US"/>
+        </w:rPr>
+      </w:pPr>
+      <w:r>
+        <w:rPr>
+          <w:lang w:val="en-US"/>
+        </w:rPr>
+        <w:t>Flora</w:t>
+      </w:r>
+    </w:p>
+    <w:p>
+      <w:pPr>
+        <w:rPr>
+          <w:lang w:val="en-US"/>
+        </w:rPr>
+      </w:pPr>
+      <w:r>
+        <w:rPr>
+          <w:lang w:val="en-US"/>
+        </w:rPr>
+        <w:t>Flora in Dilaril is mostly evergreen, although there are different times for different flowers and bushes to bloom. Harvest can be achieved throughout the year.</w:t>
+      </w:r>
+    </w:p>
+    <w:p>
+      <w:pPr>
+        <w:pStyle w:val="berschrift3"/>
+        <w:rPr>
+          <w:lang w:val="en-US"/>
+        </w:rPr>
+      </w:pPr>
+      <w:r>
+        <w:rPr>
+          <w:lang w:val="en-US"/>
+        </w:rPr>
+        <w:t>Meridorian</w:t>
+      </w:r>
+    </w:p>
+    <w:p>
+      <w:pPr>
+        <w:rPr>
+          <w:lang w:val="en-US"/>
+        </w:rPr>
+      </w:pPr>
+      <w:r>
+        <w:rPr>
+          <w:lang w:val="en-US"/>
+        </w:rPr>
+        <w:t>Tree with</w:t>
+      </w:r>
+      <w:r>
+        <w:rPr>
+          <w:lang w:val="en-US"/>
+        </w:rPr>
+        <w:t xml:space="preserve"> dark bark and</w:t>
+      </w:r>
+      <w:r>
+        <w:rPr>
+          <w:lang w:val="en-US"/>
+        </w:rPr>
+        <w:t xml:space="preserve"> green long spikes as long as an arm. They grow in higher altitudes, their leaves a great source of water, albeit very bitter.</w:t>
+      </w:r>
+      <w:r>
+        <w:rPr>
+          <w:lang w:val="en-US"/>
+        </w:rPr>
+        <w:t xml:space="preserve"> Older trees have grown far from their trunk, leaving behind old and withered branches.</w:t>
+      </w:r>
+    </w:p>
+    <w:p>
+      <w:pPr>
+        <w:pStyle w:val="berschrift3"/>
+        <w:rPr>
+          <w:lang w:val="en-US"/>
+        </w:rPr>
+      </w:pPr>
+      <w:r>
+        <w:rPr>
+          <w:lang w:val="en-US"/>
+        </w:rPr>
+        <w:t>Speck Tree</w:t>
+      </w:r>
+    </w:p>
+    <w:p>
+      <w:pPr>
+        <w:rPr>
+          <w:lang w:val="en-US"/>
+        </w:rPr>
+      </w:pPr>
+      <w:r>
+        <w:rPr>
+          <w:lang w:val="en-US"/>
+        </w:rPr>
+        <w:t>Tree with</w:t>
+      </w:r>
+      <w:r>
+        <w:rPr>
+          <w:lang w:val="en-US"/>
+        </w:rPr>
+        <w:t xml:space="preserve"> white bark and</w:t>
+      </w:r>
+      <w:r>
+        <w:rPr>
+          <w:lang w:val="en-US"/>
+        </w:rPr>
+        <w:t xml:space="preserve"> tiny leaves as big as a fingertip. The leaves point towards the sun, growing wide and towards it</w:t>
+      </w:r>
+      <w:r>
+        <w:rPr>
+          <w:lang w:val="en-US"/>
+        </w:rPr>
+        <w:t>, covering as much space as possible</w:t>
+      </w:r>
+      <w:r>
+        <w:rPr>
+          <w:lang w:val="en-US"/>
+        </w:rPr>
+        <w:t>.</w:t>
+      </w:r>
+    </w:p>
+    <w:p>
+      <w:pPr>
+        <w:pStyle w:val="berschrift3"/>
+        <w:rPr>
+          <w:lang w:val="en-US"/>
+        </w:rPr>
+      </w:pPr>
+      <w:r>
+        <w:rPr>
+          <w:lang w:val="en-US"/>
+        </w:rPr>
+        <w:t>Traviolo Flower</w:t>
+      </w:r>
+    </w:p>
+    <w:p>
+      <w:pPr>
+        <w:rPr>
+          <w:lang w:val="en-US"/>
+        </w:rPr>
+      </w:pPr>
+      <w:r>
+        <w:rPr>
+          <w:lang w:val="en-US"/>
+        </w:rPr>
+        <w:t>A flower that has five big outer leaves and three smaller inner ones of purplish to pink color. It is said, that the Immortal Oracle has touched the flower to grow thousands of years ago, making people see sweet future when they smell on it.</w:t>
+      </w:r>
+    </w:p>
+    <w:p>
+      <w:pPr>
+        <w:pStyle w:val="berschrift3"/>
+        <w:rPr>
+          <w:lang w:val="en-US"/>
+        </w:rPr>
+      </w:pPr>
+      <w:r>
+        <w:rPr>
+          <w:lang w:val="en-US"/>
+        </w:rPr>
+        <w:t>Sorii Grain</w:t>
+      </w:r>
+    </w:p>
+    <w:p>
+      <w:pPr>
+        <w:rPr>
+          <w:lang w:val="en-US"/>
+        </w:rPr>
+      </w:pPr>
+      <w:r>
+        <w:rPr>
+          <w:lang w:val="en-US"/>
+        </w:rPr>
+        <w:t>Grain that grows from a stem, regrowing all year around, throwing off its overgrown head every month to be harvested.</w:t>
+      </w:r>
+    </w:p>
+    <w:p>
+      <w:pPr>
+        <w:pStyle w:val="berschrift3"/>
+        <w:rPr>
+          <w:lang w:val="en-US"/>
+        </w:rPr>
+      </w:pPr>
+      <w:r>
+        <w:rPr>
+          <w:lang w:val="en-US"/>
+        </w:rPr>
+        <w:t>Arrorika Root</w:t>
+      </w:r>
+    </w:p>
+    <w:p>
+      <w:pPr>
+        <w:rPr>
+          <w:lang w:val="en-US"/>
+        </w:rPr>
+      </w:pPr>
+      <w:r>
+        <w:rPr>
+          <w:lang w:val="en-US"/>
+        </w:rPr>
+        <w:t>Thick root of brown-reddish color that grows in the dark. Ingredient for spicy dishes in the valleys, used in tiny sprinkles. Grown in the Peaks around Shadesprings. E.g. Herriar’s home village of Tresmor’s Venture</w:t>
+      </w:r>
+    </w:p>
+    <w:p>
+      <w:pPr>
+        <w:rPr>
+          <w:lang w:val="en-US"/>
+        </w:rPr>
+      </w:pPr>
+    </w:p>
+    <w:p>
+      <w:pPr>
+        <w:pStyle w:val="berschrift2"/>
+        <w:rPr>
+          <w:lang w:val="en-US"/>
+        </w:rPr>
+      </w:pPr>
+      <w:r>
+        <w:rPr>
+          <w:lang w:val="en-US"/>
+        </w:rPr>
         <w:lastRenderedPageBreak/>
-        <w:t>Duck</w:t>
-      </w:r>
-    </w:p>
-    <w:p>
-      <w:pPr>
-        <w:rPr>
-          <w:lang w:val="en-US"/>
-        </w:rPr>
-      </w:pPr>
-      <w:r>
-        <w:rPr>
-          <w:lang w:val="en-US"/>
-        </w:rPr>
-        <w:t>A waterbird of magnificent colors and loud bird calls like quacks. Was prevalent in the Valleys. Share only the name with their later counterparts.</w:t>
-      </w:r>
-    </w:p>
-    <w:p>
-      <w:pPr>
-        <w:pStyle w:val="berschrift2"/>
-        <w:rPr>
-          <w:lang w:val="en-US"/>
-        </w:rPr>
-      </w:pPr>
-      <w:r>
-        <w:rPr>
-          <w:lang w:val="en-US"/>
-        </w:rPr>
-        <w:t>Flora</w:t>
-      </w:r>
-    </w:p>
-    <w:p>
-      <w:pPr>
-        <w:rPr>
-          <w:lang w:val="en-US"/>
-        </w:rPr>
-      </w:pPr>
-      <w:r>
-        <w:rPr>
-          <w:lang w:val="en-US"/>
-        </w:rPr>
-        <w:t xml:space="preserve">Flora in </w:t>
-      </w:r>
-      <w:proofErr w:type="spellStart"/>
-      <w:r>
-        <w:rPr>
-          <w:lang w:val="en-US"/>
-        </w:rPr>
-        <w:t>Dilaril</w:t>
-      </w:r>
-      <w:proofErr w:type="spellEnd"/>
-      <w:r>
-        <w:rPr>
-          <w:lang w:val="en-US"/>
-        </w:rPr>
-        <w:t xml:space="preserve"> is mostly evergreen, although there are different times for different flowers and bushes to bloom. Harvest can be achieved throughout the year.</w:t>
+        <w:t>Food</w:t>
+      </w:r>
+      <w:r>
+        <w:rPr>
+          <w:lang w:val="en-US"/>
+        </w:rPr>
+        <w:t xml:space="preserve"> &amp; Drink</w:t>
       </w:r>
     </w:p>
     <w:p>
@@ -3960,44 +3653,48 @@
           <w:lang w:val="en-US"/>
         </w:rPr>
       </w:pPr>
-      <w:proofErr w:type="spellStart"/>
-      <w:r>
-        <w:rPr>
-          <w:lang w:val="en-US"/>
-        </w:rPr>
-        <w:t>Meridorian</w:t>
-      </w:r>
-      <w:proofErr w:type="spellEnd"/>
-    </w:p>
-    <w:p>
-      <w:pPr>
-        <w:rPr>
-          <w:lang w:val="en-US"/>
-        </w:rPr>
-      </w:pPr>
-      <w:r>
-        <w:rPr>
-          <w:lang w:val="en-US"/>
-        </w:rPr>
-        <w:t>Tree with</w:t>
-      </w:r>
-      <w:r>
-        <w:rPr>
-          <w:lang w:val="en-US"/>
-        </w:rPr>
-        <w:t xml:space="preserve"> dark bark and</w:t>
-      </w:r>
-      <w:r>
-        <w:rPr>
-          <w:lang w:val="en-US"/>
-        </w:rPr>
-        <w:t xml:space="preserve"> green long spikes as long as an arm. They grow in higher altitudes, their leaves a great source of water, albeit very bitter.</w:t>
-      </w:r>
-      <w:r>
-        <w:rPr>
-          <w:lang w:val="en-US"/>
-        </w:rPr>
-        <w:t xml:space="preserve"> Older trees have grown far from their trunk, leaving behind old and withered branches.</w:t>
+      <w:r>
+        <w:rPr>
+          <w:lang w:val="en-US"/>
+        </w:rPr>
+        <w:t>Pickled Ox Buns</w:t>
+      </w:r>
+    </w:p>
+    <w:p>
+      <w:pPr>
+        <w:rPr>
+          <w:lang w:val="en-US"/>
+        </w:rPr>
+      </w:pPr>
+      <w:r>
+        <w:rPr>
+          <w:lang w:val="en-US"/>
+        </w:rPr>
+        <w:t>Ox is a</w:t>
+      </w:r>
+      <w:r>
+        <w:rPr>
+          <w:lang w:val="en-US"/>
+        </w:rPr>
+        <w:t xml:space="preserve"> </w:t>
+      </w:r>
+      <w:r>
+        <w:rPr>
+          <w:lang w:val="en-US"/>
+        </w:rPr>
+        <w:t xml:space="preserve">stable food source for meat, imported from the valleys and </w:t>
+      </w:r>
+      <w:r>
+        <w:rPr>
+          <w:lang w:val="en-US"/>
+        </w:rPr>
+        <w:t xml:space="preserve">mostly </w:t>
+      </w:r>
+      <w:r>
+        <w:rPr>
+          <w:lang w:val="en-US"/>
+        </w:rPr>
+        <w:t>preserved through pickling it. With a sweet sauce the source taste mixes well into the bread as finger food.</w:t>
       </w:r>
     </w:p>
     <w:p>
@@ -4011,44 +3708,20 @@
         <w:rPr>
           <w:lang w:val="en-US"/>
         </w:rPr>
-        <w:t>Speck Tree</w:t>
-      </w:r>
-    </w:p>
-    <w:p>
-      <w:pPr>
-        <w:rPr>
-          <w:lang w:val="en-US"/>
-        </w:rPr>
-      </w:pPr>
-      <w:r>
-        <w:rPr>
-          <w:lang w:val="en-US"/>
-        </w:rPr>
-        <w:t>Tree with</w:t>
-      </w:r>
-      <w:r>
-        <w:rPr>
-          <w:lang w:val="en-US"/>
-        </w:rPr>
-        <w:t xml:space="preserve"> white bark and</w:t>
-      </w:r>
-      <w:r>
-        <w:rPr>
-          <w:lang w:val="en-US"/>
-        </w:rPr>
-        <w:t xml:space="preserve"> tiny leaves as big as a fingertip. The leaves point towards the sun, growing wide and towards it</w:t>
-      </w:r>
-      <w:r>
-        <w:rPr>
-          <w:lang w:val="en-US"/>
-        </w:rPr>
-        <w:t>, covering as much space as possible</w:t>
-      </w:r>
-      <w:r>
-        <w:rPr>
-          <w:lang w:val="en-US"/>
-        </w:rPr>
-        <w:t>.</w:t>
+        <w:t>Sweet Egg Plumbs</w:t>
+      </w:r>
+    </w:p>
+    <w:p>
+      <w:pPr>
+        <w:rPr>
+          <w:lang w:val="en-US"/>
+        </w:rPr>
+      </w:pPr>
+      <w:r>
+        <w:rPr>
+          <w:lang w:val="en-US"/>
+        </w:rPr>
+        <w:t>Plums candied in their own sugary juice and then fried in egg for a short time as dessert.</w:t>
       </w:r>
     </w:p>
     <w:p>
@@ -4058,32 +3731,24 @@
           <w:lang w:val="en-US"/>
         </w:rPr>
       </w:pPr>
-      <w:proofErr w:type="spellStart"/>
-      <w:r>
-        <w:rPr>
-          <w:lang w:val="en-US"/>
-        </w:rPr>
-        <w:t>Traviolo</w:t>
-      </w:r>
-      <w:proofErr w:type="spellEnd"/>
-      <w:r>
-        <w:rPr>
-          <w:lang w:val="en-US"/>
-        </w:rPr>
-        <w:t xml:space="preserve"> Flower</w:t>
-      </w:r>
-    </w:p>
-    <w:p>
-      <w:pPr>
-        <w:rPr>
-          <w:lang w:val="en-US"/>
-        </w:rPr>
-      </w:pPr>
-      <w:r>
-        <w:rPr>
-          <w:lang w:val="en-US"/>
-        </w:rPr>
-        <w:t>A flower that has five big outer leaves and three smaller inner ones of purplish to pink color. It is said, that the Immortal Oracle has touched the flower to grow thousands of years ago, making people see sweet future when they smell on it.</w:t>
+      <w:r>
+        <w:rPr>
+          <w:lang w:val="en-US"/>
+        </w:rPr>
+        <w:t>Brown Bread</w:t>
+      </w:r>
+    </w:p>
+    <w:p>
+      <w:pPr>
+        <w:rPr>
+          <w:lang w:val="en-US"/>
+        </w:rPr>
+      </w:pPr>
+      <w:r>
+        <w:rPr>
+          <w:lang w:val="en-US"/>
+        </w:rPr>
+        <w:t>Bread dough mixed with cocoa and sugar, making it taste bitter and sweet.</w:t>
       </w:r>
     </w:p>
     <w:p>
@@ -4093,32 +3758,24 @@
           <w:lang w:val="en-US"/>
         </w:rPr>
       </w:pPr>
-      <w:proofErr w:type="spellStart"/>
-      <w:r>
-        <w:rPr>
-          <w:lang w:val="en-US"/>
-        </w:rPr>
-        <w:t>Sorii</w:t>
-      </w:r>
-      <w:proofErr w:type="spellEnd"/>
-      <w:r>
-        <w:rPr>
-          <w:lang w:val="en-US"/>
-        </w:rPr>
-        <w:t xml:space="preserve"> Grain</w:t>
-      </w:r>
-    </w:p>
-    <w:p>
-      <w:pPr>
-        <w:rPr>
-          <w:lang w:val="en-US"/>
-        </w:rPr>
-      </w:pPr>
-      <w:r>
-        <w:rPr>
-          <w:lang w:val="en-US"/>
-        </w:rPr>
-        <w:t>Grain that grows from a stem, regrowing all year around, throwing off its overgrown head every month to be harvested.</w:t>
+      <w:r>
+        <w:rPr>
+          <w:lang w:val="en-US"/>
+        </w:rPr>
+        <w:t>Moaroka Jucie</w:t>
+      </w:r>
+    </w:p>
+    <w:p>
+      <w:pPr>
+        <w:rPr>
+          <w:lang w:val="en-US"/>
+        </w:rPr>
+      </w:pPr>
+      <w:r>
+        <w:rPr>
+          <w:lang w:val="en-US"/>
+        </w:rPr>
+        <w:t>The fermented juice of the Moaroka plant, usually mixed with water or milk. Very strong and very sweet.</w:t>
       </w:r>
     </w:p>
     <w:p>
@@ -4128,273 +3785,6 @@
           <w:lang w:val="en-US"/>
         </w:rPr>
       </w:pPr>
-      <w:proofErr w:type="spellStart"/>
-      <w:r>
-        <w:rPr>
-          <w:lang w:val="en-US"/>
-        </w:rPr>
-        <w:t>Arrorika</w:t>
-      </w:r>
-      <w:proofErr w:type="spellEnd"/>
-      <w:r>
-        <w:rPr>
-          <w:lang w:val="en-US"/>
-        </w:rPr>
-        <w:t xml:space="preserve"> Root</w:t>
-      </w:r>
-    </w:p>
-    <w:p>
-      <w:pPr>
-        <w:rPr>
-          <w:lang w:val="en-US"/>
-        </w:rPr>
-      </w:pPr>
-      <w:r>
-        <w:rPr>
-          <w:lang w:val="en-US"/>
-        </w:rPr>
-        <w:t xml:space="preserve">Thick root of brown-reddish color that grows in the dark. Ingredient for spicy dishes in the valleys, used in tiny sprinkles. Grown in the Peaks around </w:t>
-      </w:r>
-      <w:proofErr w:type="spellStart"/>
-      <w:r>
-        <w:rPr>
-          <w:lang w:val="en-US"/>
-        </w:rPr>
-        <w:t>Shadesprings</w:t>
-      </w:r>
-      <w:proofErr w:type="spellEnd"/>
-      <w:r>
-        <w:rPr>
-          <w:lang w:val="en-US"/>
-        </w:rPr>
-        <w:t xml:space="preserve">. E.g. </w:t>
-      </w:r>
-      <w:proofErr w:type="spellStart"/>
-      <w:r>
-        <w:rPr>
-          <w:lang w:val="en-US"/>
-        </w:rPr>
-        <w:t>Herriar’s</w:t>
-      </w:r>
-      <w:proofErr w:type="spellEnd"/>
-      <w:r>
-        <w:rPr>
-          <w:lang w:val="en-US"/>
-        </w:rPr>
-        <w:t xml:space="preserve"> home village of </w:t>
-      </w:r>
-      <w:proofErr w:type="spellStart"/>
-      <w:r>
-        <w:rPr>
-          <w:lang w:val="en-US"/>
-        </w:rPr>
-        <w:t>Tresmor’s</w:t>
-      </w:r>
-      <w:proofErr w:type="spellEnd"/>
-      <w:r>
-        <w:rPr>
-          <w:lang w:val="en-US"/>
-        </w:rPr>
-        <w:t xml:space="preserve"> Venture</w:t>
-      </w:r>
-    </w:p>
-    <w:p>
-      <w:pPr>
-        <w:rPr>
-          <w:lang w:val="en-US"/>
-        </w:rPr>
-      </w:pPr>
-    </w:p>
-    <w:p>
-      <w:pPr>
-        <w:pStyle w:val="berschrift2"/>
-        <w:rPr>
-          <w:lang w:val="en-US"/>
-        </w:rPr>
-      </w:pPr>
-      <w:r>
-        <w:rPr>
-          <w:lang w:val="en-US"/>
-        </w:rPr>
-        <w:t>Food</w:t>
-      </w:r>
-      <w:r>
-        <w:rPr>
-          <w:lang w:val="en-US"/>
-        </w:rPr>
-        <w:t xml:space="preserve"> &amp; Drink</w:t>
-      </w:r>
-    </w:p>
-    <w:p>
-      <w:pPr>
-        <w:pStyle w:val="berschrift3"/>
-        <w:rPr>
-          <w:lang w:val="en-US"/>
-        </w:rPr>
-      </w:pPr>
-      <w:r>
-        <w:rPr>
-          <w:lang w:val="en-US"/>
-        </w:rPr>
-        <w:t>Pickled Ox Buns</w:t>
-      </w:r>
-    </w:p>
-    <w:p>
-      <w:pPr>
-        <w:rPr>
-          <w:lang w:val="en-US"/>
-        </w:rPr>
-      </w:pPr>
-      <w:r>
-        <w:rPr>
-          <w:lang w:val="en-US"/>
-        </w:rPr>
-        <w:t>Ox is a</w:t>
-      </w:r>
-      <w:r>
-        <w:rPr>
-          <w:lang w:val="en-US"/>
-        </w:rPr>
-        <w:t xml:space="preserve"> </w:t>
-      </w:r>
-      <w:r>
-        <w:rPr>
-          <w:lang w:val="en-US"/>
-        </w:rPr>
-        <w:t xml:space="preserve">stable food source for meat, imported from the valleys and </w:t>
-      </w:r>
-      <w:r>
-        <w:rPr>
-          <w:lang w:val="en-US"/>
-        </w:rPr>
-        <w:t xml:space="preserve">mostly </w:t>
-      </w:r>
-      <w:r>
-        <w:rPr>
-          <w:lang w:val="en-US"/>
-        </w:rPr>
-        <w:t>preserved through pickling it. With a sweet sauce the source taste mixes well into the bread as finger food.</w:t>
-      </w:r>
-    </w:p>
-    <w:p>
-      <w:pPr>
-        <w:pStyle w:val="berschrift3"/>
-        <w:rPr>
-          <w:lang w:val="en-US"/>
-        </w:rPr>
-      </w:pPr>
-      <w:r>
-        <w:rPr>
-          <w:lang w:val="en-US"/>
-        </w:rPr>
-        <w:t>Sweet Egg Plumbs</w:t>
-      </w:r>
-    </w:p>
-    <w:p>
-      <w:pPr>
-        <w:rPr>
-          <w:lang w:val="en-US"/>
-        </w:rPr>
-      </w:pPr>
-      <w:r>
-        <w:rPr>
-          <w:lang w:val="en-US"/>
-        </w:rPr>
-        <w:t>Plums candied in their own sugary juice and then fried in egg for a short time as dessert.</w:t>
-      </w:r>
-    </w:p>
-    <w:p>
-      <w:pPr>
-        <w:pStyle w:val="berschrift3"/>
-        <w:rPr>
-          <w:lang w:val="en-US"/>
-        </w:rPr>
-      </w:pPr>
-      <w:r>
-        <w:rPr>
-          <w:lang w:val="en-US"/>
-        </w:rPr>
-        <w:lastRenderedPageBreak/>
-        <w:t>Brown Bread</w:t>
-      </w:r>
-    </w:p>
-    <w:p>
-      <w:pPr>
-        <w:rPr>
-          <w:lang w:val="en-US"/>
-        </w:rPr>
-      </w:pPr>
-      <w:r>
-        <w:rPr>
-          <w:lang w:val="en-US"/>
-        </w:rPr>
-        <w:t>Bread dough mixed with cocoa and sugar, making it taste bitter and sweet.</w:t>
-      </w:r>
-    </w:p>
-    <w:p>
-      <w:pPr>
-        <w:pStyle w:val="berschrift3"/>
-        <w:rPr>
-          <w:lang w:val="en-US"/>
-        </w:rPr>
-      </w:pPr>
-      <w:proofErr w:type="spellStart"/>
-      <w:r>
-        <w:rPr>
-          <w:lang w:val="en-US"/>
-        </w:rPr>
-        <w:t>Moaroka</w:t>
-      </w:r>
-      <w:proofErr w:type="spellEnd"/>
-      <w:r>
-        <w:rPr>
-          <w:lang w:val="en-US"/>
-        </w:rPr>
-        <w:t xml:space="preserve"> </w:t>
-      </w:r>
-      <w:proofErr w:type="spellStart"/>
-      <w:r>
-        <w:rPr>
-          <w:lang w:val="en-US"/>
-        </w:rPr>
-        <w:t>Jucie</w:t>
-      </w:r>
-      <w:proofErr w:type="spellEnd"/>
-    </w:p>
-    <w:p>
-      <w:pPr>
-        <w:rPr>
-          <w:lang w:val="en-US"/>
-        </w:rPr>
-      </w:pPr>
-      <w:r>
-        <w:rPr>
-          <w:lang w:val="en-US"/>
-        </w:rPr>
-        <w:t xml:space="preserve">The fermented juice of the </w:t>
-      </w:r>
-      <w:proofErr w:type="spellStart"/>
-      <w:r>
-        <w:rPr>
-          <w:lang w:val="en-US"/>
-        </w:rPr>
-        <w:t>Moaroka</w:t>
-      </w:r>
-      <w:proofErr w:type="spellEnd"/>
-      <w:r>
-        <w:rPr>
-          <w:lang w:val="en-US"/>
-        </w:rPr>
-        <w:t xml:space="preserve"> plant, usually mixed with water or milk. Very strong and very sweet.</w:t>
-      </w:r>
-    </w:p>
-    <w:p>
-      <w:pPr>
-        <w:pStyle w:val="berschrift3"/>
-        <w:rPr>
-          <w:lang w:val="en-US"/>
-        </w:rPr>
-      </w:pPr>
       <w:r>
         <w:rPr>
           <w:lang w:val="en-US"/>
@@ -4412,21 +3802,7 @@
         <w:rPr>
           <w:lang w:val="en-US"/>
         </w:rPr>
-        <w:t xml:space="preserve">Made from </w:t>
-      </w:r>
-      <w:proofErr w:type="spellStart"/>
-      <w:r>
-        <w:rPr>
-          <w:lang w:val="en-US"/>
-        </w:rPr>
-        <w:t>sorii</w:t>
-      </w:r>
-      <w:proofErr w:type="spellEnd"/>
-      <w:r>
-        <w:rPr>
-          <w:lang w:val="en-US"/>
-        </w:rPr>
-        <w:t xml:space="preserve"> grain, water and ferule eggs.</w:t>
+        <w:t>Made from sorii grain, water and ferule eggs.</w:t>
       </w:r>
     </w:p>
     <w:p>
@@ -4505,16 +3881,8 @@
         <w:rPr>
           <w:lang w:val="en-US"/>
         </w:rPr>
-        <w:t xml:space="preserve"> </w:t>
-      </w:r>
-      <w:proofErr w:type="gramStart"/>
-      <w:r>
-        <w:rPr>
-          <w:lang w:val="en-US"/>
-        </w:rPr>
-        <w:t>equivalent</w:t>
-      </w:r>
-      <w:proofErr w:type="gramEnd"/>
+        <w:t xml:space="preserve"> equivalent</w:t>
+      </w:r>
       <w:r>
         <w:rPr>
           <w:lang w:val="en-US"/>
@@ -4561,16 +3929,8 @@
         <w:rPr>
           <w:lang w:val="en-US"/>
         </w:rPr>
-        <w:t xml:space="preserve"> like a </w:t>
-      </w:r>
-      <w:proofErr w:type="spellStart"/>
-      <w:r>
-        <w:rPr>
-          <w:lang w:val="en-US"/>
-        </w:rPr>
-        <w:t>whindmil</w:t>
-      </w:r>
-      <w:proofErr w:type="spellEnd"/>
+        <w:t xml:space="preserve"> like a whindmil</w:t>
+      </w:r>
       <w:r>
         <w:rPr>
           <w:lang w:val="en-US"/>

--- a/docs/Buch Camille Chronicles/World of Halflight.docx
+++ b/docs/Buch Camille Chronicles/World of Halflight.docx
@@ -15,6 +15,12 @@
         </w:rPr>
         <w:t>Geography</w:t>
       </w:r>
+      <w:r>
+        <w:rPr>
+          <w:lang w:val="en-US"/>
+        </w:rPr>
+        <w:t xml:space="preserve"> of Dilaril</w:t>
+      </w:r>
     </w:p>
     <w:p>
       <w:pPr>
@@ -751,7 +757,25 @@
         <w:rPr>
           <w:lang w:val="en-US"/>
         </w:rPr>
-        <w:t>Freed from the influence of Natrair the Cindered Ones or Ashbearers have equally spread across the world, albeit they are oppressed in many regions, enslaved or kept low, as their numbers were too little and strength to shallow to fight against the already established humans.</w:t>
+        <w:t>Freed from the influence of Natrair the Cindered Ones or Ashbearers have equally spread across the world, albeit they are oppressed in many regions, enslaved or kept low, as their numbers were too little and strength to shallow to fight against the already established humans</w:t>
+      </w:r>
+      <w:r>
+        <w:rPr>
+          <w:lang w:val="en-US"/>
+        </w:rPr>
+        <w:t>, even though those had to start from scratch again</w:t>
+      </w:r>
+      <w:r>
+        <w:rPr>
+          <w:lang w:val="en-US"/>
+        </w:rPr>
+        <w:t>.</w:t>
+      </w:r>
+      <w:r>
+        <w:rPr>
+          <w:lang w:val="en-US"/>
+        </w:rPr>
+        <w:t xml:space="preserve"> Humans were at least used to the land they walked on. Cindered Ones did not know earth until they were released.</w:t>
       </w:r>
     </w:p>
     <w:p>
@@ -803,7 +827,32 @@
         <w:rPr>
           <w:lang w:val="en-US"/>
         </w:rPr>
-        <w:t>. Their eyes are like the sky full of stars over a black canvas and they have black markings over their skin, moving over and around it depending on their feelings and focus.</w:t>
+        <w:t>.</w:t>
+      </w:r>
+      <w:r>
+        <w:rPr>
+          <w:lang w:val="en-US"/>
+        </w:rPr>
+        <w:t xml:space="preserve"> A flat nose, pointy teeth, flesh bulbs for ears. </w:t>
+      </w:r>
+      <w:r>
+        <w:rPr>
+          <w:lang w:val="en-US"/>
+        </w:rPr>
+        <w:t>Only gender was obviously distinct, the women having finer features, a less muscular but still stocky build.</w:t>
+      </w:r>
+    </w:p>
+    <w:p>
+      <w:pPr>
+        <w:rPr>
+          <w:lang w:val="en-US"/>
+        </w:rPr>
+      </w:pPr>
+      <w:r>
+        <w:rPr>
+          <w:lang w:val="en-US"/>
+        </w:rPr>
+        <w:t>Their eyes are like the sky full of stars over a black canvas and they have black markings over their skin, moving over and around it depending on their feelings and focus.</w:t>
       </w:r>
       <w:r>
         <w:rPr>
@@ -811,6 +860,131 @@
         </w:rPr>
         <w:t xml:space="preserve"> Frantic swirling betrays more conflicting or happy emotions, frozen ones anger, fear or sadness. Calm moving ones content, calmness or emotionless states.</w:t>
       </w:r>
+    </w:p>
+    <w:p>
+      <w:pPr>
+        <w:rPr>
+          <w:lang w:val="en-US"/>
+        </w:rPr>
+      </w:pPr>
+      <w:r>
+        <w:rPr>
+          <w:lang w:val="en-US"/>
+        </w:rPr>
+        <w:t>The women and men feed their babies with their own blood. You can spot a parent, or someone that nursed, by the scars that they dealt to themselves to suckle the baby.</w:t>
+      </w:r>
+      <w:r>
+        <w:rPr>
+          <w:lang w:val="en-US"/>
+        </w:rPr>
+        <w:t xml:space="preserve"> Nature gave the babies sharp claws for that, which are now filed down to let the parents chose their wounds for themselves.</w:t>
+      </w:r>
+    </w:p>
+    <w:p>
+      <w:pPr>
+        <w:pStyle w:val="berschrift4"/>
+        <w:rPr>
+          <w:lang w:val="en-US"/>
+        </w:rPr>
+      </w:pPr>
+      <w:r>
+        <w:rPr>
+          <w:lang w:val="en-US"/>
+        </w:rPr>
+        <w:t>Insults and Sayings</w:t>
+      </w:r>
+    </w:p>
+    <w:p>
+      <w:pPr>
+        <w:rPr>
+          <w:lang w:val="en-US"/>
+        </w:rPr>
+      </w:pPr>
+      <w:r>
+        <w:rPr>
+          <w:lang w:val="en-US"/>
+        </w:rPr>
+        <w:t>The Cindered Ones don’t use shading or lightless, as well as Darkness in their vocabulary.</w:t>
+      </w:r>
+    </w:p>
+    <w:p>
+      <w:pPr>
+        <w:pStyle w:val="Listenabsatz"/>
+        <w:numPr>
+          <w:ilvl w:val="0"/>
+          <w:numId w:val="7"/>
+        </w:numPr>
+        <w:rPr>
+          <w:lang w:val="en-US"/>
+        </w:rPr>
+      </w:pPr>
+      <w:r>
+        <w:rPr>
+          <w:lang w:val="en-US"/>
+        </w:rPr>
+        <w:t>Godless</w:t>
+      </w:r>
+    </w:p>
+    <w:p>
+      <w:pPr>
+        <w:pStyle w:val="Listenabsatz"/>
+        <w:numPr>
+          <w:ilvl w:val="1"/>
+          <w:numId w:val="7"/>
+        </w:numPr>
+        <w:rPr>
+          <w:lang w:val="en-US"/>
+        </w:rPr>
+      </w:pPr>
+      <w:r>
+        <w:rPr>
+          <w:lang w:val="en-US"/>
+        </w:rPr>
+        <w:t>Fucking</w:t>
+      </w:r>
+    </w:p>
+    <w:p>
+      <w:pPr>
+        <w:pStyle w:val="Listenabsatz"/>
+        <w:numPr>
+          <w:ilvl w:val="0"/>
+          <w:numId w:val="7"/>
+        </w:numPr>
+        <w:rPr>
+          <w:lang w:val="en-US"/>
+        </w:rPr>
+      </w:pPr>
+      <w:r>
+        <w:rPr>
+          <w:lang w:val="en-US"/>
+        </w:rPr>
+        <w:t>Something about them not havin marks</w:t>
+      </w:r>
+    </w:p>
+    <w:p>
+      <w:pPr>
+        <w:pStyle w:val="Listenabsatz"/>
+        <w:numPr>
+          <w:ilvl w:val="1"/>
+          <w:numId w:val="7"/>
+        </w:numPr>
+        <w:rPr>
+          <w:lang w:val="en-US"/>
+        </w:rPr>
+      </w:pPr>
+      <w:r>
+        <w:rPr>
+          <w:lang w:val="en-US"/>
+        </w:rPr>
+        <w:t>Insult for humans</w:t>
+      </w:r>
+    </w:p>
+    <w:p>
+      <w:pPr>
+        <w:rPr>
+          <w:lang w:val="en-US"/>
+        </w:rPr>
+      </w:pPr>
     </w:p>
     <w:p>
       <w:pPr>
@@ -1040,6 +1214,7 @@
         <w:rPr>
           <w:lang w:val="en-US"/>
         </w:rPr>
+        <w:lastRenderedPageBreak/>
         <w:t>A Facecard identifies the citizens, a Sticecard Harmonists and their powers. They have to be carried with you all times.</w:t>
       </w:r>
     </w:p>
@@ -1306,7 +1481,6 @@
         <w:rPr>
           <w:lang w:val="en-US"/>
         </w:rPr>
-        <w:lastRenderedPageBreak/>
         <w:t>Rintreahr</w:t>
       </w:r>
     </w:p>
@@ -1625,6 +1799,7 @@
         <w:rPr>
           <w:lang w:val="en-US"/>
         </w:rPr>
+        <w:lastRenderedPageBreak/>
         <w:t>Rich of great wood exports and exotic plants. Mostly overgrown and full of sun, barely any mountains to throw shade from coast to coast. The only country that has defined borders all around itself, that are not vague into the Darkness.</w:t>
       </w:r>
     </w:p>
@@ -1771,59 +1946,244 @@
         <w:rPr>
           <w:lang w:val="en-US"/>
         </w:rPr>
+        <w:t>The Cindered pray to the Pantheon of Nai, the God that had set them free from torment</w:t>
+      </w:r>
+      <w:r>
+        <w:rPr>
+          <w:lang w:val="en-US"/>
+        </w:rPr>
+        <w:t xml:space="preserve"> and his seven saints</w:t>
+      </w:r>
+      <w:r>
+        <w:rPr>
+          <w:lang w:val="en-US"/>
+        </w:rPr>
+        <w:t>.</w:t>
+      </w:r>
+      <w:r>
+        <w:rPr>
+          <w:lang w:val="en-US"/>
+        </w:rPr>
+        <w:t xml:space="preserve"> (language of hell)</w:t>
+      </w:r>
+    </w:p>
+    <w:p>
+      <w:pPr>
+        <w:pStyle w:val="berschrift3"/>
+        <w:rPr>
+          <w:lang w:val="en-US"/>
+        </w:rPr>
+      </w:pPr>
+      <w:r>
+        <w:rPr>
+          <w:lang w:val="en-US"/>
+        </w:rPr>
+        <w:t>Eptual</w:t>
+      </w:r>
+      <w:r>
+        <w:rPr>
+          <w:lang w:val="en-US"/>
+        </w:rPr>
+        <w:t xml:space="preserve"> Gods</w:t>
+      </w:r>
+    </w:p>
+    <w:p>
+      <w:pPr>
+        <w:rPr>
+          <w:lang w:val="en-US"/>
+        </w:rPr>
+      </w:pPr>
+      <w:r>
+        <w:rPr>
+          <w:lang w:val="en-US"/>
+        </w:rPr>
+        <w:t>The pantheon of the seven gods and prophets, who were able to control souls for the good and prosperity of the world. They vanished at the</w:t>
+      </w:r>
+      <w:r>
+        <w:rPr>
+          <w:lang w:val="en-US"/>
+        </w:rPr>
+        <w:t xml:space="preserve"> start of the Ceising, probably setting it in motion. This is not clear in the faith, just the disappearance of the Gods and them not coming back.</w:t>
+      </w:r>
+    </w:p>
+    <w:p>
+      <w:pPr>
+        <w:rPr>
+          <w:lang w:val="en-US"/>
+        </w:rPr>
+      </w:pPr>
+      <w:r>
+        <w:rPr>
+          <w:lang w:val="en-US"/>
+        </w:rPr>
+        <w:t>The priests of the Eptual Gods are taught in every direction and God, though at the end of their education they chose one to follow in particular. The priests roam the land and there are no temples in particular. They come to villages, cities, homes to preach the faith and the god nature of the gods.</w:t>
+      </w:r>
+    </w:p>
+    <w:p>
+      <w:pPr>
+        <w:pStyle w:val="Listenabsatz"/>
+        <w:numPr>
+          <w:ilvl w:val="0"/>
+          <w:numId w:val="4"/>
+        </w:numPr>
+        <w:rPr>
+          <w:lang w:val="en-US"/>
+        </w:rPr>
+      </w:pPr>
+      <w:r>
+        <w:rPr>
+          <w:lang w:val="en-US"/>
+        </w:rPr>
+        <w:t>Shiofthu</w:t>
+      </w:r>
+    </w:p>
+    <w:p>
+      <w:pPr>
+        <w:pStyle w:val="Listenabsatz"/>
+        <w:numPr>
+          <w:ilvl w:val="0"/>
+          <w:numId w:val="4"/>
+        </w:numPr>
+        <w:rPr>
+          <w:lang w:val="en-US"/>
+        </w:rPr>
+      </w:pPr>
+      <w:r>
+        <w:rPr>
+          <w:lang w:val="en-US"/>
+        </w:rPr>
+        <w:t>Irnatrav</w:t>
+      </w:r>
+    </w:p>
+    <w:p>
+      <w:pPr>
+        <w:pStyle w:val="Listenabsatz"/>
+        <w:numPr>
+          <w:ilvl w:val="0"/>
+          <w:numId w:val="4"/>
+        </w:numPr>
+        <w:rPr>
+          <w:lang w:val="en-US"/>
+        </w:rPr>
+      </w:pPr>
+      <w:r>
+        <w:rPr>
+          <w:lang w:val="en-US"/>
+        </w:rPr>
+        <w:t>Asarat</w:t>
+      </w:r>
+    </w:p>
+    <w:p>
+      <w:pPr>
+        <w:pStyle w:val="Listenabsatz"/>
+        <w:numPr>
+          <w:ilvl w:val="0"/>
+          <w:numId w:val="4"/>
+        </w:numPr>
+        <w:rPr>
+          <w:lang w:val="en-US"/>
+        </w:rPr>
+      </w:pPr>
+      <w:r>
+        <w:rPr>
+          <w:lang w:val="en-US"/>
+        </w:rPr>
+        <w:t>Tekofy</w:t>
+      </w:r>
+    </w:p>
+    <w:p>
+      <w:pPr>
+        <w:pStyle w:val="Listenabsatz"/>
+        <w:numPr>
+          <w:ilvl w:val="0"/>
+          <w:numId w:val="4"/>
+        </w:numPr>
+        <w:rPr>
+          <w:lang w:val="en-US"/>
+        </w:rPr>
+      </w:pPr>
+      <w:r>
+        <w:rPr>
+          <w:lang w:val="en-US"/>
+        </w:rPr>
+        <w:t>Ethfyosh</w:t>
+      </w:r>
+    </w:p>
+    <w:p>
+      <w:pPr>
+        <w:pStyle w:val="Listenabsatz"/>
+        <w:numPr>
+          <w:ilvl w:val="0"/>
+          <w:numId w:val="4"/>
+        </w:numPr>
+        <w:rPr>
+          <w:lang w:val="en-US"/>
+        </w:rPr>
+      </w:pPr>
+      <w:r>
+        <w:rPr>
+          <w:lang w:val="en-US"/>
+        </w:rPr>
+        <w:t>Omofy</w:t>
+      </w:r>
+    </w:p>
+    <w:p>
+      <w:pPr>
+        <w:pStyle w:val="Listenabsatz"/>
+        <w:numPr>
+          <w:ilvl w:val="0"/>
+          <w:numId w:val="4"/>
+        </w:numPr>
+        <w:rPr>
+          <w:lang w:val="en-US"/>
+        </w:rPr>
+      </w:pPr>
+      <w:r>
+        <w:rPr>
+          <w:lang w:val="en-US"/>
+        </w:rPr>
+        <w:t>Shkaratve</w:t>
+      </w:r>
+    </w:p>
+    <w:p>
+      <w:pPr>
+        <w:pStyle w:val="berschrift4"/>
+        <w:rPr>
+          <w:lang w:val="en-US"/>
+        </w:rPr>
+      </w:pPr>
+      <w:r>
+        <w:rPr>
+          <w:lang w:val="en-US"/>
+        </w:rPr>
+        <w:t>Books and Oral tradition</w:t>
+      </w:r>
+    </w:p>
+    <w:p>
+      <w:pPr>
+        <w:rPr>
+          <w:lang w:val="en-US"/>
+        </w:rPr>
+      </w:pPr>
+      <w:r>
+        <w:rPr>
+          <w:lang w:val="en-US"/>
+        </w:rPr>
+        <w:t>Texts were transferred orally at the start, as writing material was scarce and not very durable. This tradition holds fast until today, but books of the modern versions of the traditions stand in every library.</w:t>
+      </w:r>
+    </w:p>
+    <w:p>
+      <w:pPr>
+        <w:rPr>
+          <w:lang w:val="en-US"/>
+        </w:rPr>
+      </w:pPr>
+      <w:r>
+        <w:rPr>
+          <w:lang w:val="en-US"/>
+        </w:rPr>
         <w:lastRenderedPageBreak/>
-        <w:t>The Cindered pray to the Pantheon of Nai, the God that had set them free from torment</w:t>
-      </w:r>
-      <w:r>
-        <w:rPr>
-          <w:lang w:val="en-US"/>
-        </w:rPr>
-        <w:t xml:space="preserve"> and his seven saints</w:t>
-      </w:r>
-      <w:r>
-        <w:rPr>
-          <w:lang w:val="en-US"/>
-        </w:rPr>
-        <w:t>.</w:t>
-      </w:r>
-      <w:r>
-        <w:rPr>
-          <w:lang w:val="en-US"/>
-        </w:rPr>
-        <w:t xml:space="preserve"> (language of hell)</w:t>
-      </w:r>
-    </w:p>
-    <w:p>
-      <w:pPr>
-        <w:pStyle w:val="berschrift3"/>
-        <w:rPr>
-          <w:lang w:val="en-US"/>
-        </w:rPr>
-      </w:pPr>
-      <w:r>
-        <w:rPr>
-          <w:lang w:val="en-US"/>
-        </w:rPr>
-        <w:t>Eptual</w:t>
-      </w:r>
-      <w:r>
-        <w:rPr>
-          <w:lang w:val="en-US"/>
-        </w:rPr>
-        <w:t xml:space="preserve"> Gods</w:t>
-      </w:r>
-    </w:p>
-    <w:p>
-      <w:pPr>
-        <w:rPr>
-          <w:lang w:val="en-US"/>
-        </w:rPr>
-      </w:pPr>
-      <w:r>
-        <w:rPr>
-          <w:lang w:val="en-US"/>
-        </w:rPr>
-        <w:t>The pantheon of the seven gods and prophets, who were able to control souls for the good and prosperity of the world. They vanished at the</w:t>
+        <w:t>They are split into seven giant poems, one for each god and the area, reason, time and meaning of their reign, that only rarely follow metre and reason but are solely there for the content.</w:t>
       </w:r>
     </w:p>
     <w:p>
@@ -1837,41 +2197,33 @@
         <w:rPr>
           <w:lang w:val="en-US"/>
         </w:rPr>
-        <w:t>Books and Oral tradition</w:t>
-      </w:r>
-    </w:p>
-    <w:p>
-      <w:pPr>
-        <w:rPr>
-          <w:lang w:val="en-US"/>
-        </w:rPr>
-      </w:pPr>
-      <w:r>
-        <w:rPr>
-          <w:lang w:val="en-US"/>
-        </w:rPr>
-        <w:t>Texts were transferred orally at the start, as writing material was scarce and not very durable. This tradition holds fast until today, but books of the modern versions of the traditions stand in every library.</w:t>
-      </w:r>
-    </w:p>
-    <w:p>
-      <w:pPr>
-        <w:rPr>
-          <w:lang w:val="en-US"/>
-        </w:rPr>
-      </w:pPr>
-      <w:r>
-        <w:rPr>
-          <w:lang w:val="en-US"/>
-        </w:rPr>
-        <w:t>They are split into seven giant poems, one for each god and the area, reason, time and meaning of their reign, that only rarely follow metre and reason but are solely there for the content.</w:t>
-      </w:r>
-    </w:p>
-    <w:p>
-      <w:pPr>
-        <w:rPr>
-          <w:lang w:val="en-US"/>
-        </w:rPr>
-      </w:pPr>
+        <w:t>Clothing</w:t>
+      </w:r>
+    </w:p>
+    <w:p>
+      <w:pPr>
+        <w:rPr>
+          <w:lang w:val="en-US"/>
+        </w:rPr>
+      </w:pPr>
+      <w:r>
+        <w:rPr>
+          <w:lang w:val="en-US"/>
+        </w:rPr>
+        <w:t xml:space="preserve">Robes of rainbow colors </w:t>
+      </w:r>
+      <w:r>
+        <w:rPr>
+          <w:lang w:val="en-US"/>
+        </w:rPr>
+        <w:t>red, orange, yellow, green, blue, indigo, and violet</w:t>
+      </w:r>
+      <w:r>
+        <w:rPr>
+          <w:lang w:val="en-US"/>
+        </w:rPr>
+        <w:t xml:space="preserve"> mixed together in swirls and unforeseen patterns that are determined when their robes get colored at the end of their education.</w:t>
+      </w:r>
     </w:p>
     <w:p>
       <w:pPr>
@@ -1945,6 +2297,12 @@
           <w:lang w:val="en-US"/>
         </w:rPr>
       </w:pPr>
+      <w:r>
+        <w:rPr>
+          <w:lang w:val="en-US"/>
+        </w:rPr>
+        <w:t>The visions can show you who will kill you and how, but only if you touch them. The priestess did touch Jor years before when he visited. The priest did touch Camill when she was begging but dismissed it as superstition.</w:t>
+      </w:r>
     </w:p>
     <w:p>
       <w:pPr>
@@ -2009,6 +2367,12 @@
         </w:rPr>
         <w:t xml:space="preserve"> Gods of Bonds.</w:t>
       </w:r>
+      <w:r>
+        <w:rPr>
+          <w:lang w:val="en-US"/>
+        </w:rPr>
+        <w:t xml:space="preserve"> Called Celestials.</w:t>
+      </w:r>
     </w:p>
     <w:p>
       <w:pPr>
@@ -2033,14 +2397,7 @@
         <w:rPr>
           <w:lang w:val="en-US"/>
         </w:rPr>
-        <w:t xml:space="preserve">They use a special hand gesture to seek the blessing form the heavenly bodies: They form a circle with their thumb and index finger in their right hand, a crescent with the thumb and index finger of their left hand in the same size, then move the hands together, overlapping the symbols with the moon in front, the rest of the fingers building a tent over the </w:t>
-      </w:r>
-      <w:r>
-        <w:rPr>
-          <w:lang w:val="en-US"/>
-        </w:rPr>
-        <w:lastRenderedPageBreak/>
-        <w:t>constellations.</w:t>
+        <w:t>They use a special hand gesture to seek the blessing form the heavenly bodies: They form a circle with their thumb and index finger in their right hand, a crescent with the thumb and index finger of their left hand in the same size, then move the hands together, overlapping the symbols with the moon in front, the rest of the fingers building a tent over the constellations.</w:t>
       </w:r>
       <w:r>
         <w:rPr>
@@ -2052,15 +2409,17 @@
     </w:p>
     <w:p>
       <w:pPr>
-        <w:rPr>
-          <w:lang w:val="en-US"/>
-        </w:rPr>
-      </w:pPr>
-      <w:r>
-        <w:rPr>
-          <w:lang w:val="en-US"/>
-        </w:rPr>
-        <w:t>Clothing:</w:t>
+        <w:pStyle w:val="berschrift4"/>
+        <w:rPr>
+          <w:lang w:val="en-US"/>
+        </w:rPr>
+      </w:pPr>
+      <w:r>
+        <w:rPr>
+          <w:lang w:val="en-US"/>
+        </w:rPr>
+        <w:lastRenderedPageBreak/>
+        <w:t>Clothing</w:t>
       </w:r>
     </w:p>
     <w:p>
@@ -2230,6 +2589,33 @@
         <w:rPr>
           <w:lang w:val="en-US"/>
         </w:rPr>
+        <w:t>Pantheon of Eight</w:t>
+      </w:r>
+    </w:p>
+    <w:p>
+      <w:pPr>
+        <w:rPr>
+          <w:lang w:val="en-US"/>
+        </w:rPr>
+      </w:pPr>
+      <w:r>
+        <w:rPr>
+          <w:lang w:val="en-US"/>
+        </w:rPr>
+        <w:t>The pantheon of eight is the religion of the Cindered Ones. They still believe in their master Natrair and that he is guiding them still. They believe in the Eptual Gods somewhat, but more as prophets or lesser Gods that helped their true God Natrair to ascend.</w:t>
+      </w:r>
+    </w:p>
+    <w:p>
+      <w:pPr>
+        <w:pStyle w:val="berschrift2"/>
+        <w:rPr>
+          <w:lang w:val="en-US"/>
+        </w:rPr>
+      </w:pPr>
+      <w:r>
+        <w:rPr>
+          <w:lang w:val="en-US"/>
+        </w:rPr>
         <w:t>Currency</w:t>
       </w:r>
     </w:p>
@@ -3054,6 +3440,90 @@
     </w:p>
     <w:p>
       <w:pPr>
+        <w:pStyle w:val="Listenabsatz"/>
+        <w:numPr>
+          <w:ilvl w:val="0"/>
+          <w:numId w:val="4"/>
+        </w:numPr>
+        <w:rPr>
+          <w:lang w:val="en-US"/>
+        </w:rPr>
+      </w:pPr>
+      <w:r>
+        <w:rPr>
+          <w:lang w:val="en-US"/>
+        </w:rPr>
+        <w:t xml:space="preserve">Hungry like </w:t>
+      </w:r>
+      <w:r>
+        <w:rPr>
+          <w:lang w:val="en-US"/>
+        </w:rPr>
+        <w:t>Shkaratve</w:t>
+      </w:r>
+    </w:p>
+    <w:p>
+      <w:pPr>
+        <w:pStyle w:val="Listenabsatz"/>
+        <w:numPr>
+          <w:ilvl w:val="1"/>
+          <w:numId w:val="2"/>
+        </w:numPr>
+        <w:rPr>
+          <w:lang w:val="en-US"/>
+        </w:rPr>
+      </w:pPr>
+      <w:r>
+        <w:rPr>
+          <w:lang w:val="en-US"/>
+        </w:rPr>
+        <w:t>It is said the warrior God was feasting when he was not fighting.</w:t>
+      </w:r>
+    </w:p>
+    <w:p>
+      <w:pPr>
+        <w:pStyle w:val="Listenabsatz"/>
+        <w:numPr>
+          <w:ilvl w:val="0"/>
+          <w:numId w:val="2"/>
+        </w:numPr>
+        <w:rPr>
+          <w:lang w:val="en-US"/>
+        </w:rPr>
+      </w:pPr>
+      <w:r>
+        <w:rPr>
+          <w:lang w:val="en-US"/>
+        </w:rPr>
+        <w:t xml:space="preserve">May </w:t>
+      </w:r>
+      <w:r>
+        <w:rPr>
+          <w:lang w:val="en-US"/>
+        </w:rPr>
+        <w:t>the Gods care for her endlessly</w:t>
+      </w:r>
+    </w:p>
+    <w:p>
+      <w:pPr>
+        <w:pStyle w:val="Listenabsatz"/>
+        <w:numPr>
+          <w:ilvl w:val="1"/>
+          <w:numId w:val="2"/>
+        </w:numPr>
+        <w:rPr>
+          <w:lang w:val="en-US"/>
+        </w:rPr>
+      </w:pPr>
+      <w:r>
+        <w:rPr>
+          <w:lang w:val="en-US"/>
+        </w:rPr>
+        <w:t>God have mercy on her soul</w:t>
+      </w:r>
+    </w:p>
+    <w:p>
+      <w:pPr>
         <w:pStyle w:val="berschrift2"/>
         <w:rPr>
           <w:lang w:val="en-US"/>
@@ -3304,6 +3774,7 @@
         <w:rPr>
           <w:lang w:val="en-US"/>
         </w:rPr>
+        <w:lastRenderedPageBreak/>
         <w:t>Mallisow</w:t>
       </w:r>
     </w:p>
@@ -3331,88 +3802,372 @@
         <w:rPr>
           <w:lang w:val="en-US"/>
         </w:rPr>
+        <w:t>Cat</w:t>
+      </w:r>
+    </w:p>
+    <w:p>
+      <w:pPr>
+        <w:rPr>
+          <w:lang w:val="en-US"/>
+        </w:rPr>
+      </w:pPr>
+      <w:r>
+        <w:rPr>
+          <w:lang w:val="en-US"/>
+        </w:rPr>
+        <w:t xml:space="preserve">Lives mostly in cities close to humans. </w:t>
+      </w:r>
+      <w:r>
+        <w:rPr>
+          <w:lang w:val="en-US"/>
+        </w:rPr>
+        <w:t>Eerily</w:t>
+      </w:r>
+      <w:r>
+        <w:rPr>
+          <w:lang w:val="en-US"/>
+        </w:rPr>
+        <w:t xml:space="preserve"> similar to cats thousands of years later.</w:t>
+      </w:r>
+    </w:p>
+    <w:p>
+      <w:pPr>
+        <w:pStyle w:val="berschrift3"/>
+        <w:rPr>
+          <w:lang w:val="en-US"/>
+        </w:rPr>
+      </w:pPr>
+      <w:r>
+        <w:rPr>
+          <w:lang w:val="en-US"/>
+        </w:rPr>
+        <w:t>Shiron</w:t>
+      </w:r>
+    </w:p>
+    <w:p>
+      <w:pPr>
+        <w:rPr>
+          <w:lang w:val="en-US"/>
+        </w:rPr>
+      </w:pPr>
+      <w:r>
+        <w:rPr>
+          <w:lang w:val="en-US"/>
+        </w:rPr>
+        <w:t>Giant cat, golden fur streaked with silvery spots. Long sharp ears and hairs on the back of its head cover a good portion of its upper body.</w:t>
+      </w:r>
+    </w:p>
+    <w:p>
+      <w:pPr>
+        <w:pStyle w:val="berschrift3"/>
+        <w:rPr>
+          <w:lang w:val="en-US"/>
+        </w:rPr>
+      </w:pPr>
+      <w:r>
+        <w:rPr>
+          <w:lang w:val="en-US"/>
+        </w:rPr>
+        <w:t>Duck</w:t>
+      </w:r>
+    </w:p>
+    <w:p>
+      <w:pPr>
+        <w:rPr>
+          <w:lang w:val="en-US"/>
+        </w:rPr>
+      </w:pPr>
+      <w:r>
+        <w:rPr>
+          <w:lang w:val="en-US"/>
+        </w:rPr>
+        <w:t>A waterbird of magnificent colors and loud bird calls like quacks. Was prevalent in the Valleys. Share only the name with their later counterparts.</w:t>
+      </w:r>
+    </w:p>
+    <w:p>
+      <w:pPr>
+        <w:pStyle w:val="berschrift2"/>
+        <w:rPr>
+          <w:lang w:val="en-US"/>
+        </w:rPr>
+      </w:pPr>
+      <w:r>
+        <w:rPr>
+          <w:lang w:val="en-US"/>
+        </w:rPr>
+        <w:t>Flora</w:t>
+      </w:r>
+    </w:p>
+    <w:p>
+      <w:pPr>
+        <w:rPr>
+          <w:lang w:val="en-US"/>
+        </w:rPr>
+      </w:pPr>
+      <w:r>
+        <w:rPr>
+          <w:lang w:val="en-US"/>
+        </w:rPr>
+        <w:t>Flora in Dilaril is mostly evergreen, although there are different times for different flowers and bushes to bloom. Harvest can be achieved throughout the year.</w:t>
+      </w:r>
+    </w:p>
+    <w:p>
+      <w:pPr>
+        <w:pStyle w:val="berschrift3"/>
+        <w:rPr>
+          <w:lang w:val="en-US"/>
+        </w:rPr>
+      </w:pPr>
+      <w:r>
+        <w:rPr>
+          <w:lang w:val="en-US"/>
+        </w:rPr>
+        <w:t>Meridorian</w:t>
+      </w:r>
+    </w:p>
+    <w:p>
+      <w:pPr>
+        <w:rPr>
+          <w:lang w:val="en-US"/>
+        </w:rPr>
+      </w:pPr>
+      <w:r>
+        <w:rPr>
+          <w:lang w:val="en-US"/>
+        </w:rPr>
+        <w:t>Tree with</w:t>
+      </w:r>
+      <w:r>
+        <w:rPr>
+          <w:lang w:val="en-US"/>
+        </w:rPr>
+        <w:t xml:space="preserve"> dark bark and</w:t>
+      </w:r>
+      <w:r>
+        <w:rPr>
+          <w:lang w:val="en-US"/>
+        </w:rPr>
+        <w:t xml:space="preserve"> green long spikes as long as an arm. They grow in higher altitudes, their leaves a great source of water, albeit very bitter.</w:t>
+      </w:r>
+      <w:r>
+        <w:rPr>
+          <w:lang w:val="en-US"/>
+        </w:rPr>
+        <w:t xml:space="preserve"> Older trees have grown far from their trunk, leaving behind old and withered branches.</w:t>
+      </w:r>
+    </w:p>
+    <w:p>
+      <w:pPr>
+        <w:pStyle w:val="berschrift3"/>
+        <w:rPr>
+          <w:lang w:val="en-US"/>
+        </w:rPr>
+      </w:pPr>
+      <w:r>
+        <w:rPr>
+          <w:lang w:val="en-US"/>
+        </w:rPr>
+        <w:t>Speck Tree</w:t>
+      </w:r>
+    </w:p>
+    <w:p>
+      <w:pPr>
+        <w:rPr>
+          <w:lang w:val="en-US"/>
+        </w:rPr>
+      </w:pPr>
+      <w:r>
+        <w:rPr>
+          <w:lang w:val="en-US"/>
+        </w:rPr>
+        <w:t>Tree with</w:t>
+      </w:r>
+      <w:r>
+        <w:rPr>
+          <w:lang w:val="en-US"/>
+        </w:rPr>
+        <w:t xml:space="preserve"> white bark and</w:t>
+      </w:r>
+      <w:r>
+        <w:rPr>
+          <w:lang w:val="en-US"/>
+        </w:rPr>
+        <w:t xml:space="preserve"> tiny leaves as big as a fingertip. The leaves point towards the sun, growing wide and towards it</w:t>
+      </w:r>
+      <w:r>
+        <w:rPr>
+          <w:lang w:val="en-US"/>
+        </w:rPr>
+        <w:t>, covering as much space as possible</w:t>
+      </w:r>
+      <w:r>
+        <w:rPr>
+          <w:lang w:val="en-US"/>
+        </w:rPr>
+        <w:t>.</w:t>
+      </w:r>
+    </w:p>
+    <w:p>
+      <w:pPr>
+        <w:pStyle w:val="berschrift3"/>
+        <w:rPr>
+          <w:lang w:val="en-US"/>
+        </w:rPr>
+      </w:pPr>
+      <w:r>
+        <w:rPr>
+          <w:lang w:val="en-US"/>
+        </w:rPr>
+        <w:t>Traviolo Flower</w:t>
+      </w:r>
+    </w:p>
+    <w:p>
+      <w:pPr>
+        <w:rPr>
+          <w:lang w:val="en-US"/>
+        </w:rPr>
+      </w:pPr>
+      <w:r>
+        <w:rPr>
+          <w:lang w:val="en-US"/>
+        </w:rPr>
+        <w:t xml:space="preserve">A flower that has </w:t>
+      </w:r>
+      <w:r>
+        <w:rPr>
+          <w:lang w:val="en-US"/>
+        </w:rPr>
+        <w:t>six</w:t>
+      </w:r>
+      <w:r>
+        <w:rPr>
+          <w:lang w:val="en-US"/>
+        </w:rPr>
+        <w:t xml:space="preserve"> big outer leaves and t</w:t>
+      </w:r>
+      <w:r>
+        <w:rPr>
+          <w:lang w:val="en-US"/>
+        </w:rPr>
+        <w:t>wo</w:t>
+      </w:r>
+      <w:r>
+        <w:rPr>
+          <w:lang w:val="en-US"/>
+        </w:rPr>
+        <w:t xml:space="preserve"> </w:t>
+      </w:r>
+      <w:r>
+        <w:rPr>
+          <w:lang w:val="en-US"/>
+        </w:rPr>
+        <w:t>large</w:t>
+      </w:r>
+      <w:r>
+        <w:rPr>
+          <w:lang w:val="en-US"/>
+        </w:rPr>
+        <w:t xml:space="preserve"> </w:t>
+      </w:r>
+      <w:r>
+        <w:rPr>
+          <w:lang w:val="en-US"/>
+        </w:rPr>
+        <w:t>petals</w:t>
+      </w:r>
+      <w:r>
+        <w:rPr>
+          <w:lang w:val="en-US"/>
+        </w:rPr>
+        <w:t xml:space="preserve"> of purplish to pink color</w:t>
+      </w:r>
+      <w:r>
+        <w:rPr>
+          <w:lang w:val="en-US"/>
+        </w:rPr>
+        <w:t xml:space="preserve"> with a blue carpel in its center</w:t>
+      </w:r>
+      <w:r>
+        <w:rPr>
+          <w:lang w:val="en-US"/>
+        </w:rPr>
+        <w:t>. It is said, that the Immortal Oracle has touched the flower to grow thousands of years ago, making people see sweet future when they smell on it.</w:t>
+      </w:r>
+    </w:p>
+    <w:p>
+      <w:pPr>
+        <w:rPr>
+          <w:lang w:val="en-US"/>
+        </w:rPr>
+      </w:pPr>
+      <w:r>
+        <w:rPr>
+          <w:lang w:val="en-US"/>
+        </w:rPr>
+        <w:t>Only grow in the Peaks, although it is said that hundreds of years ago they were native to all of Dilaril.</w:t>
+      </w:r>
+    </w:p>
+    <w:p>
+      <w:pPr>
+        <w:pStyle w:val="berschrift3"/>
+        <w:rPr>
+          <w:lang w:val="en-US"/>
+        </w:rPr>
+      </w:pPr>
+      <w:r>
+        <w:rPr>
+          <w:lang w:val="en-US"/>
+        </w:rPr>
+        <w:t>Sorii Grain</w:t>
+      </w:r>
+    </w:p>
+    <w:p>
+      <w:pPr>
+        <w:rPr>
+          <w:lang w:val="en-US"/>
+        </w:rPr>
+      </w:pPr>
+      <w:r>
+        <w:rPr>
+          <w:lang w:val="en-US"/>
+        </w:rPr>
+        <w:t>Grain that grows from a stem, regrowing all year around, throwing off its overgrown head every month to be harvested.</w:t>
+      </w:r>
+    </w:p>
+    <w:p>
+      <w:pPr>
+        <w:pStyle w:val="berschrift3"/>
+        <w:rPr>
+          <w:lang w:val="en-US"/>
+        </w:rPr>
+      </w:pPr>
+      <w:r>
+        <w:rPr>
+          <w:lang w:val="en-US"/>
+        </w:rPr>
         <w:lastRenderedPageBreak/>
-        <w:t>Cat</w:t>
-      </w:r>
-    </w:p>
-    <w:p>
-      <w:pPr>
-        <w:rPr>
-          <w:lang w:val="en-US"/>
-        </w:rPr>
-      </w:pPr>
-      <w:r>
-        <w:rPr>
-          <w:lang w:val="en-US"/>
-        </w:rPr>
-        <w:t xml:space="preserve">Lives mostly in cities close to humans. </w:t>
-      </w:r>
-      <w:r>
-        <w:rPr>
-          <w:lang w:val="en-US"/>
-        </w:rPr>
-        <w:t>Eerily</w:t>
-      </w:r>
-      <w:r>
-        <w:rPr>
-          <w:lang w:val="en-US"/>
-        </w:rPr>
-        <w:t xml:space="preserve"> similar to cats thousands of years later.</w:t>
-      </w:r>
-    </w:p>
-    <w:p>
-      <w:pPr>
-        <w:pStyle w:val="berschrift3"/>
-        <w:rPr>
-          <w:lang w:val="en-US"/>
-        </w:rPr>
-      </w:pPr>
-      <w:r>
-        <w:rPr>
-          <w:lang w:val="en-US"/>
-        </w:rPr>
-        <w:t>Shiron</w:t>
-      </w:r>
-    </w:p>
-    <w:p>
-      <w:pPr>
-        <w:rPr>
-          <w:lang w:val="en-US"/>
-        </w:rPr>
-      </w:pPr>
-      <w:r>
-        <w:rPr>
-          <w:lang w:val="en-US"/>
-        </w:rPr>
-        <w:t>Giant cat, golden fur streaked with silvery spots. Long sharp ears and hairs on the back of its head cover a good portion of its upper body.</w:t>
-      </w:r>
-    </w:p>
-    <w:p>
-      <w:pPr>
-        <w:pStyle w:val="berschrift3"/>
-        <w:rPr>
-          <w:lang w:val="en-US"/>
-        </w:rPr>
-      </w:pPr>
-      <w:r>
-        <w:rPr>
-          <w:lang w:val="en-US"/>
-        </w:rPr>
-        <w:t>Duck</w:t>
-      </w:r>
-    </w:p>
-    <w:p>
-      <w:pPr>
-        <w:rPr>
-          <w:lang w:val="en-US"/>
-        </w:rPr>
-      </w:pPr>
-      <w:r>
-        <w:rPr>
-          <w:lang w:val="en-US"/>
-        </w:rPr>
-        <w:t>A waterbird of magnificent colors and loud bird calls like quacks. Was prevalent in the Valleys. Share only the name with their later counterparts.</w:t>
-      </w:r>
+        <w:t>Arrorika Root</w:t>
+      </w:r>
+    </w:p>
+    <w:p>
+      <w:pPr>
+        <w:rPr>
+          <w:lang w:val="en-US"/>
+        </w:rPr>
+      </w:pPr>
+      <w:r>
+        <w:rPr>
+          <w:lang w:val="en-US"/>
+        </w:rPr>
+        <w:t>Thick root of brown-reddish color that grows in the dark. Ingredient for spicy dishes in the valleys, used in tiny sprinkles. Grown in the Peaks around Shadesprings. E.g. Herriar’s home village of Tresmor’s Venture</w:t>
+      </w:r>
+    </w:p>
+    <w:p>
+      <w:pPr>
+        <w:rPr>
+          <w:lang w:val="en-US"/>
+        </w:rPr>
+      </w:pPr>
     </w:p>
     <w:p>
       <w:pPr>
@@ -3425,218 +4180,6 @@
         <w:rPr>
           <w:lang w:val="en-US"/>
         </w:rPr>
-        <w:t>Flora</w:t>
-      </w:r>
-    </w:p>
-    <w:p>
-      <w:pPr>
-        <w:rPr>
-          <w:lang w:val="en-US"/>
-        </w:rPr>
-      </w:pPr>
-      <w:r>
-        <w:rPr>
-          <w:lang w:val="en-US"/>
-        </w:rPr>
-        <w:t>Flora in Dilaril is mostly evergreen, although there are different times for different flowers and bushes to bloom. Harvest can be achieved throughout the year.</w:t>
-      </w:r>
-    </w:p>
-    <w:p>
-      <w:pPr>
-        <w:pStyle w:val="berschrift3"/>
-        <w:rPr>
-          <w:lang w:val="en-US"/>
-        </w:rPr>
-      </w:pPr>
-      <w:r>
-        <w:rPr>
-          <w:lang w:val="en-US"/>
-        </w:rPr>
-        <w:t>Meridorian</w:t>
-      </w:r>
-    </w:p>
-    <w:p>
-      <w:pPr>
-        <w:rPr>
-          <w:lang w:val="en-US"/>
-        </w:rPr>
-      </w:pPr>
-      <w:r>
-        <w:rPr>
-          <w:lang w:val="en-US"/>
-        </w:rPr>
-        <w:t>Tree with</w:t>
-      </w:r>
-      <w:r>
-        <w:rPr>
-          <w:lang w:val="en-US"/>
-        </w:rPr>
-        <w:t xml:space="preserve"> dark bark and</w:t>
-      </w:r>
-      <w:r>
-        <w:rPr>
-          <w:lang w:val="en-US"/>
-        </w:rPr>
-        <w:t xml:space="preserve"> green long spikes as long as an arm. They grow in higher altitudes, their leaves a great source of water, albeit very bitter.</w:t>
-      </w:r>
-      <w:r>
-        <w:rPr>
-          <w:lang w:val="en-US"/>
-        </w:rPr>
-        <w:t xml:space="preserve"> Older trees have grown far from their trunk, leaving behind old and withered branches.</w:t>
-      </w:r>
-    </w:p>
-    <w:p>
-      <w:pPr>
-        <w:pStyle w:val="berschrift3"/>
-        <w:rPr>
-          <w:lang w:val="en-US"/>
-        </w:rPr>
-      </w:pPr>
-      <w:r>
-        <w:rPr>
-          <w:lang w:val="en-US"/>
-        </w:rPr>
-        <w:t>Speck Tree</w:t>
-      </w:r>
-    </w:p>
-    <w:p>
-      <w:pPr>
-        <w:rPr>
-          <w:lang w:val="en-US"/>
-        </w:rPr>
-      </w:pPr>
-      <w:r>
-        <w:rPr>
-          <w:lang w:val="en-US"/>
-        </w:rPr>
-        <w:t>Tree with</w:t>
-      </w:r>
-      <w:r>
-        <w:rPr>
-          <w:lang w:val="en-US"/>
-        </w:rPr>
-        <w:t xml:space="preserve"> white bark and</w:t>
-      </w:r>
-      <w:r>
-        <w:rPr>
-          <w:lang w:val="en-US"/>
-        </w:rPr>
-        <w:t xml:space="preserve"> tiny leaves as big as a fingertip. The leaves point towards the sun, growing wide and towards it</w:t>
-      </w:r>
-      <w:r>
-        <w:rPr>
-          <w:lang w:val="en-US"/>
-        </w:rPr>
-        <w:t>, covering as much space as possible</w:t>
-      </w:r>
-      <w:r>
-        <w:rPr>
-          <w:lang w:val="en-US"/>
-        </w:rPr>
-        <w:t>.</w:t>
-      </w:r>
-    </w:p>
-    <w:p>
-      <w:pPr>
-        <w:pStyle w:val="berschrift3"/>
-        <w:rPr>
-          <w:lang w:val="en-US"/>
-        </w:rPr>
-      </w:pPr>
-      <w:r>
-        <w:rPr>
-          <w:lang w:val="en-US"/>
-        </w:rPr>
-        <w:t>Traviolo Flower</w:t>
-      </w:r>
-    </w:p>
-    <w:p>
-      <w:pPr>
-        <w:rPr>
-          <w:lang w:val="en-US"/>
-        </w:rPr>
-      </w:pPr>
-      <w:r>
-        <w:rPr>
-          <w:lang w:val="en-US"/>
-        </w:rPr>
-        <w:t>A flower that has five big outer leaves and three smaller inner ones of purplish to pink color. It is said, that the Immortal Oracle has touched the flower to grow thousands of years ago, making people see sweet future when they smell on it.</w:t>
-      </w:r>
-    </w:p>
-    <w:p>
-      <w:pPr>
-        <w:pStyle w:val="berschrift3"/>
-        <w:rPr>
-          <w:lang w:val="en-US"/>
-        </w:rPr>
-      </w:pPr>
-      <w:r>
-        <w:rPr>
-          <w:lang w:val="en-US"/>
-        </w:rPr>
-        <w:t>Sorii Grain</w:t>
-      </w:r>
-    </w:p>
-    <w:p>
-      <w:pPr>
-        <w:rPr>
-          <w:lang w:val="en-US"/>
-        </w:rPr>
-      </w:pPr>
-      <w:r>
-        <w:rPr>
-          <w:lang w:val="en-US"/>
-        </w:rPr>
-        <w:t>Grain that grows from a stem, regrowing all year around, throwing off its overgrown head every month to be harvested.</w:t>
-      </w:r>
-    </w:p>
-    <w:p>
-      <w:pPr>
-        <w:pStyle w:val="berschrift3"/>
-        <w:rPr>
-          <w:lang w:val="en-US"/>
-        </w:rPr>
-      </w:pPr>
-      <w:r>
-        <w:rPr>
-          <w:lang w:val="en-US"/>
-        </w:rPr>
-        <w:t>Arrorika Root</w:t>
-      </w:r>
-    </w:p>
-    <w:p>
-      <w:pPr>
-        <w:rPr>
-          <w:lang w:val="en-US"/>
-        </w:rPr>
-      </w:pPr>
-      <w:r>
-        <w:rPr>
-          <w:lang w:val="en-US"/>
-        </w:rPr>
-        <w:t>Thick root of brown-reddish color that grows in the dark. Ingredient for spicy dishes in the valleys, used in tiny sprinkles. Grown in the Peaks around Shadesprings. E.g. Herriar’s home village of Tresmor’s Venture</w:t>
-      </w:r>
-    </w:p>
-    <w:p>
-      <w:pPr>
-        <w:rPr>
-          <w:lang w:val="en-US"/>
-        </w:rPr>
-      </w:pPr>
-    </w:p>
-    <w:p>
-      <w:pPr>
-        <w:pStyle w:val="berschrift2"/>
-        <w:rPr>
-          <w:lang w:val="en-US"/>
-        </w:rPr>
-      </w:pPr>
-      <w:r>
-        <w:rPr>
-          <w:lang w:val="en-US"/>
-        </w:rPr>
-        <w:lastRenderedPageBreak/>
         <w:t>Food</w:t>
       </w:r>
       <w:r>
@@ -4541,6 +5084,119 @@
     </w:lvl>
   </w:abstractNum>
   <w:abstractNum w:abstractNumId="5" w15:restartNumberingAfterBreak="0">
+    <w:nsid w:val="2AC328E5"/>
+    <w:multiLevelType w:val="hybridMultilevel"/>
+    <w:tmpl w:val="0464EAEA"/>
+    <w:lvl w:ilvl="0" w:tplc="04070001">
+      <w:start w:val="1"/>
+      <w:numFmt w:val="bullet"/>
+      <w:lvlText w:val=""/>
+      <w:lvlJc w:val="left"/>
+      <w:pPr>
+        <w:ind w:left="720" w:hanging="360"/>
+      </w:pPr>
+      <w:rPr>
+        <w:rFonts w:ascii="Symbol" w:hAnsi="Symbol" w:hint="default"/>
+      </w:rPr>
+    </w:lvl>
+    <w:lvl w:ilvl="1" w:tplc="04070003">
+      <w:start w:val="1"/>
+      <w:numFmt w:val="bullet"/>
+      <w:lvlText w:val="o"/>
+      <w:lvlJc w:val="left"/>
+      <w:pPr>
+        <w:ind w:left="1440" w:hanging="360"/>
+      </w:pPr>
+      <w:rPr>
+        <w:rFonts w:ascii="Courier New" w:hAnsi="Courier New" w:cs="Courier New" w:hint="default"/>
+      </w:rPr>
+    </w:lvl>
+    <w:lvl w:ilvl="2" w:tplc="04070005" w:tentative="1">
+      <w:start w:val="1"/>
+      <w:numFmt w:val="bullet"/>
+      <w:lvlText w:val=""/>
+      <w:lvlJc w:val="left"/>
+      <w:pPr>
+        <w:ind w:left="2160" w:hanging="360"/>
+      </w:pPr>
+      <w:rPr>
+        <w:rFonts w:ascii="Wingdings" w:hAnsi="Wingdings" w:hint="default"/>
+      </w:rPr>
+    </w:lvl>
+    <w:lvl w:ilvl="3" w:tplc="04070001" w:tentative="1">
+      <w:start w:val="1"/>
+      <w:numFmt w:val="bullet"/>
+      <w:lvlText w:val=""/>
+      <w:lvlJc w:val="left"/>
+      <w:pPr>
+        <w:ind w:left="2880" w:hanging="360"/>
+      </w:pPr>
+      <w:rPr>
+        <w:rFonts w:ascii="Symbol" w:hAnsi="Symbol" w:hint="default"/>
+      </w:rPr>
+    </w:lvl>
+    <w:lvl w:ilvl="4" w:tplc="04070003" w:tentative="1">
+      <w:start w:val="1"/>
+      <w:numFmt w:val="bullet"/>
+      <w:lvlText w:val="o"/>
+      <w:lvlJc w:val="left"/>
+      <w:pPr>
+        <w:ind w:left="3600" w:hanging="360"/>
+      </w:pPr>
+      <w:rPr>
+        <w:rFonts w:ascii="Courier New" w:hAnsi="Courier New" w:cs="Courier New" w:hint="default"/>
+      </w:rPr>
+    </w:lvl>
+    <w:lvl w:ilvl="5" w:tplc="04070005" w:tentative="1">
+      <w:start w:val="1"/>
+      <w:numFmt w:val="bullet"/>
+      <w:lvlText w:val=""/>
+      <w:lvlJc w:val="left"/>
+      <w:pPr>
+        <w:ind w:left="4320" w:hanging="360"/>
+      </w:pPr>
+      <w:rPr>
+        <w:rFonts w:ascii="Wingdings" w:hAnsi="Wingdings" w:hint="default"/>
+      </w:rPr>
+    </w:lvl>
+    <w:lvl w:ilvl="6" w:tplc="04070001" w:tentative="1">
+      <w:start w:val="1"/>
+      <w:numFmt w:val="bullet"/>
+      <w:lvlText w:val=""/>
+      <w:lvlJc w:val="left"/>
+      <w:pPr>
+        <w:ind w:left="5040" w:hanging="360"/>
+      </w:pPr>
+      <w:rPr>
+        <w:rFonts w:ascii="Symbol" w:hAnsi="Symbol" w:hint="default"/>
+      </w:rPr>
+    </w:lvl>
+    <w:lvl w:ilvl="7" w:tplc="04070003" w:tentative="1">
+      <w:start w:val="1"/>
+      <w:numFmt w:val="bullet"/>
+      <w:lvlText w:val="o"/>
+      <w:lvlJc w:val="left"/>
+      <w:pPr>
+        <w:ind w:left="5760" w:hanging="360"/>
+      </w:pPr>
+      <w:rPr>
+        <w:rFonts w:ascii="Courier New" w:hAnsi="Courier New" w:cs="Courier New" w:hint="default"/>
+      </w:rPr>
+    </w:lvl>
+    <w:lvl w:ilvl="8" w:tplc="04070005" w:tentative="1">
+      <w:start w:val="1"/>
+      <w:numFmt w:val="bullet"/>
+      <w:lvlText w:val=""/>
+      <w:lvlJc w:val="left"/>
+      <w:pPr>
+        <w:ind w:left="6480" w:hanging="360"/>
+      </w:pPr>
+      <w:rPr>
+        <w:rFonts w:ascii="Wingdings" w:hAnsi="Wingdings" w:hint="default"/>
+      </w:rPr>
+    </w:lvl>
+  </w:abstractNum>
+  <w:abstractNum w:abstractNumId="6" w15:restartNumberingAfterBreak="0">
     <w:nsid w:val="7A57262E"/>
     <w:multiLevelType w:val="hybridMultilevel"/>
     <w:tmpl w:val="F4645F00"/>
@@ -4669,6 +5325,9 @@
     <w:abstractNumId w:val="3"/>
   </w:num>
   <w:num w:numId="6" w16cid:durableId="532227230">
+    <w:abstractNumId w:val="6"/>
+  </w:num>
+  <w:num w:numId="7" w16cid:durableId="2077430418">
     <w:abstractNumId w:val="5"/>
   </w:num>
 </w:numbering>

--- a/docs/Buch Camille Chronicles/World of Halflight.docx
+++ b/docs/Buch Camille Chronicles/World of Halflight.docx
@@ -1046,7 +1046,14 @@
         <w:rPr>
           <w:lang w:val="en-US"/>
         </w:rPr>
-        <w:t>of the High B</w:t>
+        <w:t xml:space="preserve">of the </w:t>
+      </w:r>
+      <w:bookmarkStart w:id="3" w:name="_Hlk236507242"/>
+      <w:r>
+        <w:rPr>
+          <w:lang w:val="en-US"/>
+        </w:rPr>
+        <w:t>High B</w:t>
       </w:r>
       <w:r>
         <w:rPr>
@@ -1054,6 +1061,7 @@
         </w:rPr>
         <w:t xml:space="preserve">ureaucracy </w:t>
       </w:r>
+      <w:bookmarkEnd w:id="3"/>
       <w:r>
         <w:rPr>
           <w:lang w:val="en-US"/>
@@ -1082,7 +1090,7 @@
         <w:rPr>
           <w:lang w:val="en-US"/>
         </w:rPr>
-        <w:t xml:space="preserve"> Children that can not be cared for are then kept by the Birthing Boards, in which they grow up under care and education.</w:t>
+        <w:t xml:space="preserve"> Children that cannot be cared for are then kept by the Birthing Boards, in which they grow up under care and education.</w:t>
       </w:r>
     </w:p>
     <w:p>
@@ -1097,27 +1105,39 @@
         </w:rPr>
         <w:t xml:space="preserve">The </w:t>
       </w:r>
-      <w:bookmarkStart w:id="3" w:name="_Hlk224066955"/>
-      <w:bookmarkStart w:id="4" w:name="_Hlk233456673"/>
+      <w:bookmarkStart w:id="4" w:name="_Hlk224066955"/>
+      <w:bookmarkStart w:id="5" w:name="_Hlk233456673"/>
       <w:r>
         <w:rPr>
           <w:lang w:val="en-US"/>
         </w:rPr>
         <w:t>Bureaurocradom</w:t>
       </w:r>
-      <w:bookmarkEnd w:id="3"/>
+      <w:bookmarkEnd w:id="4"/>
       <w:r>
         <w:rPr>
           <w:lang w:val="en-US"/>
         </w:rPr>
         <w:t xml:space="preserve"> </w:t>
       </w:r>
-      <w:bookmarkEnd w:id="4"/>
-      <w:r>
-        <w:rPr>
-          <w:lang w:val="en-US"/>
-        </w:rPr>
-        <w:t xml:space="preserve">reaches from the Darkness, over the Borderdistricts to the Sunlit Valleys and the coasts of the Shining Sea, cutting the continent of </w:t>
+      <w:bookmarkEnd w:id="5"/>
+      <w:r>
+        <w:rPr>
+          <w:lang w:val="en-US"/>
+        </w:rPr>
+        <w:t xml:space="preserve">reaches from the Darkness, over the Borderdistricts to the Sunlit Valleys and the coasts of the </w:t>
+      </w:r>
+      <w:r>
+        <w:rPr>
+          <w:lang w:val="en-US"/>
+        </w:rPr>
+        <w:t xml:space="preserve">boiling </w:t>
+      </w:r>
+      <w:r>
+        <w:rPr>
+          <w:lang w:val="en-US"/>
+        </w:rPr>
+        <w:t xml:space="preserve">Shining Sea, cutting the continent of </w:t>
       </w:r>
       <w:r>
         <w:rPr>
@@ -1141,7 +1161,19 @@
         <w:rPr>
           <w:lang w:val="en-US"/>
         </w:rPr>
-        <w:t>dsitrictcalit</w:t>
+        <w:t>di</w:t>
+      </w:r>
+      <w:r>
+        <w:rPr>
+          <w:lang w:val="en-US"/>
+        </w:rPr>
+        <w:t>s</w:t>
+      </w:r>
+      <w:r>
+        <w:rPr>
+          <w:lang w:val="en-US"/>
+        </w:rPr>
+        <w:t>trictcalit</w:t>
       </w:r>
       <w:r>
         <w:rPr>
@@ -1229,6 +1261,286 @@
         <w:rPr>
           <w:lang w:val="en-US"/>
         </w:rPr>
+        <w:t>Regions</w:t>
+      </w:r>
+    </w:p>
+    <w:p>
+      <w:pPr>
+        <w:pStyle w:val="Listenabsatz"/>
+        <w:numPr>
+          <w:ilvl w:val="0"/>
+          <w:numId w:val="8"/>
+        </w:numPr>
+        <w:rPr>
+          <w:lang w:val="en-US"/>
+        </w:rPr>
+      </w:pPr>
+      <w:r>
+        <w:rPr>
+          <w:lang w:val="en-US"/>
+        </w:rPr>
+        <w:t>The Peaks</w:t>
+      </w:r>
+    </w:p>
+    <w:p>
+      <w:pPr>
+        <w:pStyle w:val="Listenabsatz"/>
+        <w:numPr>
+          <w:ilvl w:val="1"/>
+          <w:numId w:val="8"/>
+        </w:numPr>
+        <w:rPr>
+          <w:lang w:val="en-US"/>
+        </w:rPr>
+      </w:pPr>
+      <w:r>
+        <w:rPr>
+          <w:lang w:val="en-US"/>
+        </w:rPr>
+        <w:t>Mountain ranges that block out the sunlight</w:t>
+      </w:r>
+    </w:p>
+    <w:p>
+      <w:pPr>
+        <w:pStyle w:val="Listenabsatz"/>
+        <w:numPr>
+          <w:ilvl w:val="0"/>
+          <w:numId w:val="8"/>
+        </w:numPr>
+        <w:rPr>
+          <w:lang w:val="en-US"/>
+        </w:rPr>
+      </w:pPr>
+      <w:r>
+        <w:rPr>
+          <w:lang w:val="en-US"/>
+        </w:rPr>
+        <w:t>The Chasm</w:t>
+      </w:r>
+    </w:p>
+    <w:p>
+      <w:pPr>
+        <w:pStyle w:val="Listenabsatz"/>
+        <w:numPr>
+          <w:ilvl w:val="1"/>
+          <w:numId w:val="8"/>
+        </w:numPr>
+        <w:rPr>
+          <w:lang w:val="en-US"/>
+        </w:rPr>
+      </w:pPr>
+      <w:r>
+        <w:rPr>
+          <w:lang w:val="en-US"/>
+        </w:rPr>
+        <w:t>Home to mines worked by the Cindered Ones, always in dark except in parts where the mountains are lower and the metal</w:t>
+      </w:r>
+      <w:r>
+        <w:rPr>
+          <w:lang w:val="en-US"/>
+        </w:rPr>
+        <w:t>s</w:t>
+      </w:r>
+      <w:r>
+        <w:rPr>
+          <w:lang w:val="en-US"/>
+        </w:rPr>
+        <w:t xml:space="preserve"> less valuable</w:t>
+      </w:r>
+    </w:p>
+    <w:p>
+      <w:pPr>
+        <w:pStyle w:val="Listenabsatz"/>
+        <w:numPr>
+          <w:ilvl w:val="0"/>
+          <w:numId w:val="8"/>
+        </w:numPr>
+        <w:rPr>
+          <w:lang w:val="en-US"/>
+        </w:rPr>
+      </w:pPr>
+      <w:r>
+        <w:rPr>
+          <w:lang w:val="en-US"/>
+        </w:rPr>
+        <w:t>The Valleys</w:t>
+      </w:r>
+    </w:p>
+    <w:p>
+      <w:pPr>
+        <w:pStyle w:val="Listenabsatz"/>
+        <w:numPr>
+          <w:ilvl w:val="1"/>
+          <w:numId w:val="8"/>
+        </w:numPr>
+        <w:rPr>
+          <w:lang w:val="en-US"/>
+        </w:rPr>
+      </w:pPr>
+      <w:r>
+        <w:rPr>
+          <w:lang w:val="en-US"/>
+        </w:rPr>
+        <w:t>Jungles, far reaching woods, flat planes and barely a hill</w:t>
+      </w:r>
+    </w:p>
+    <w:p>
+      <w:pPr>
+        <w:pStyle w:val="Listenabsatz"/>
+        <w:numPr>
+          <w:ilvl w:val="0"/>
+          <w:numId w:val="8"/>
+        </w:numPr>
+        <w:rPr>
+          <w:lang w:val="en-US"/>
+        </w:rPr>
+      </w:pPr>
+      <w:r>
+        <w:rPr>
+          <w:lang w:val="en-US"/>
+        </w:rPr>
+        <w:t>The Wastes</w:t>
+      </w:r>
+    </w:p>
+    <w:p>
+      <w:pPr>
+        <w:pStyle w:val="Listenabsatz"/>
+        <w:numPr>
+          <w:ilvl w:val="1"/>
+          <w:numId w:val="8"/>
+        </w:numPr>
+        <w:rPr>
+          <w:lang w:val="en-US"/>
+        </w:rPr>
+      </w:pPr>
+      <w:r>
+        <w:rPr>
+          <w:lang w:val="en-US"/>
+        </w:rPr>
+        <w:t xml:space="preserve">A strip of land between the valleys and parts of the Shining Oceans that harbors nothing of value. Most travelers don’t pass through her but take the longer route around, still in the Valleys </w:t>
+      </w:r>
+    </w:p>
+    <w:p>
+      <w:pPr>
+        <w:pStyle w:val="Listenabsatz"/>
+        <w:numPr>
+          <w:ilvl w:val="0"/>
+          <w:numId w:val="8"/>
+        </w:numPr>
+        <w:rPr>
+          <w:lang w:val="en-US"/>
+        </w:rPr>
+      </w:pPr>
+      <w:r>
+        <w:rPr>
+          <w:lang w:val="en-US"/>
+        </w:rPr>
+        <w:t xml:space="preserve">The Shining </w:t>
+      </w:r>
+      <w:r>
+        <w:rPr>
+          <w:lang w:val="en-US"/>
+        </w:rPr>
+        <w:t>Oceans</w:t>
+      </w:r>
+    </w:p>
+    <w:p>
+      <w:pPr>
+        <w:pStyle w:val="Listenabsatz"/>
+        <w:numPr>
+          <w:ilvl w:val="1"/>
+          <w:numId w:val="8"/>
+        </w:numPr>
+        <w:rPr>
+          <w:lang w:val="en-US"/>
+        </w:rPr>
+      </w:pPr>
+      <w:r>
+        <w:rPr>
+          <w:lang w:val="en-US"/>
+        </w:rPr>
+        <w:t>Sometimes called the boiling sea</w:t>
+      </w:r>
+    </w:p>
+    <w:p>
+      <w:pPr>
+        <w:pStyle w:val="berschrift4"/>
+        <w:rPr>
+          <w:lang w:val="en-US"/>
+        </w:rPr>
+      </w:pPr>
+      <w:r>
+        <w:rPr>
+          <w:lang w:val="en-US"/>
+        </w:rPr>
+        <w:t>Districtcatlities</w:t>
+      </w:r>
+    </w:p>
+    <w:p>
+      <w:pPr>
+        <w:pStyle w:val="Listenabsatz"/>
+        <w:numPr>
+          <w:ilvl w:val="0"/>
+          <w:numId w:val="9"/>
+        </w:numPr>
+        <w:rPr>
+          <w:lang w:val="en-US"/>
+        </w:rPr>
+      </w:pPr>
+      <w:r>
+        <w:rPr>
+          <w:lang w:val="en-US"/>
+        </w:rPr>
+        <w:t>The northern Peaks</w:t>
+      </w:r>
+    </w:p>
+    <w:p>
+      <w:pPr>
+        <w:pStyle w:val="Listenabsatz"/>
+        <w:numPr>
+          <w:ilvl w:val="0"/>
+          <w:numId w:val="9"/>
+        </w:numPr>
+        <w:rPr>
+          <w:lang w:val="en-US"/>
+        </w:rPr>
+      </w:pPr>
+      <w:r>
+        <w:rPr>
+          <w:lang w:val="en-US"/>
+        </w:rPr>
+        <w:t>The southern Peaks</w:t>
+      </w:r>
+    </w:p>
+    <w:p>
+      <w:pPr>
+        <w:pStyle w:val="Listenabsatz"/>
+        <w:numPr>
+          <w:ilvl w:val="0"/>
+          <w:numId w:val="9"/>
+        </w:numPr>
+        <w:rPr>
+          <w:lang w:val="en-US"/>
+        </w:rPr>
+      </w:pPr>
+      <w:r>
+        <w:rPr>
+          <w:lang w:val="en-US"/>
+        </w:rPr>
+        <w:t>Sun-kissed-Valleys</w:t>
+      </w:r>
+    </w:p>
+    <w:p>
+      <w:pPr>
+        <w:pStyle w:val="berschrift4"/>
+        <w:rPr>
+          <w:lang w:val="en-US"/>
+        </w:rPr>
+      </w:pPr>
+      <w:r>
+        <w:rPr>
+          <w:lang w:val="en-US"/>
+        </w:rPr>
         <w:t>Cities</w:t>
       </w:r>
     </w:p>
@@ -1339,8 +1651,8 @@
           <w:lang w:val="en-US"/>
         </w:rPr>
       </w:pPr>
-      <w:bookmarkStart w:id="5" w:name="_Hlk225690457"/>
-      <w:bookmarkStart w:id="6" w:name="_Hlk223550137"/>
+      <w:bookmarkStart w:id="6" w:name="_Hlk225690457"/>
+      <w:bookmarkStart w:id="7" w:name="_Hlk223550137"/>
       <w:r>
         <w:rPr>
           <w:lang w:val="en-US"/>
@@ -1353,7 +1665,7 @@
         </w:rPr>
         <w:t xml:space="preserve"> </w:t>
       </w:r>
-      <w:bookmarkEnd w:id="5"/>
+      <w:bookmarkEnd w:id="6"/>
       <w:r>
         <w:rPr>
           <w:lang w:val="en-US"/>
@@ -1378,20 +1690,22 @@
         </w:rPr>
         <w:t xml:space="preserve">Seat of the </w:t>
       </w:r>
+      <w:bookmarkStart w:id="8" w:name="_Hlk236498669"/>
       <w:r>
         <w:rPr>
           <w:lang w:val="en-US"/>
         </w:rPr>
         <w:t xml:space="preserve">High Officiary </w:t>
       </w:r>
-      <w:bookmarkStart w:id="7" w:name="_Hlk225965662"/>
+      <w:bookmarkStart w:id="9" w:name="_Hlk225965662"/>
       <w:r>
         <w:rPr>
           <w:lang w:val="en-US"/>
         </w:rPr>
         <w:t xml:space="preserve">Consul </w:t>
       </w:r>
-      <w:bookmarkEnd w:id="7"/>
+      <w:bookmarkEnd w:id="8"/>
+      <w:bookmarkEnd w:id="9"/>
       <w:r>
         <w:rPr>
           <w:lang w:val="en-US"/>
@@ -1402,7 +1716,25 @@
         <w:rPr>
           <w:lang w:val="en-US"/>
         </w:rPr>
-        <w:t xml:space="preserve"> of the </w:t>
+        <w:t xml:space="preserve"> of the</w:t>
+      </w:r>
+      <w:r>
+        <w:rPr>
+          <w:lang w:val="en-US"/>
+        </w:rPr>
+        <w:t xml:space="preserve"> southern Peaks districtcality</w:t>
+      </w:r>
+      <w:r>
+        <w:rPr>
+          <w:lang w:val="en-US"/>
+        </w:rPr>
+        <w:t xml:space="preserve"> </w:t>
+      </w:r>
+      <w:r>
+        <w:rPr>
+          <w:lang w:val="en-US"/>
+        </w:rPr>
+        <w:t xml:space="preserve">of the </w:t>
       </w:r>
       <w:r>
         <w:rPr>
@@ -1414,10 +1746,16 @@
         <w:rPr>
           <w:lang w:val="en-US"/>
         </w:rPr>
-        <w:t xml:space="preserve"> build on the cliffs of the Peaks with endless levels of streets, housing and plazas chained together by steps and steep raods</w:t>
-      </w:r>
-    </w:p>
-    <w:bookmarkEnd w:id="6"/>
+        <w:t xml:space="preserve"> build on the cliffs of the Peaks with endless levels of streets, housing and plazas chained together by steps and steep </w:t>
+      </w:r>
+      <w:r>
+        <w:rPr>
+          <w:lang w:val="en-US"/>
+        </w:rPr>
+        <w:t>roads</w:t>
+      </w:r>
+    </w:p>
+    <w:bookmarkEnd w:id="7"/>
     <w:p>
       <w:pPr>
         <w:pStyle w:val="Listenabsatz"/>
@@ -1513,7 +1851,7 @@
           <w:lang w:val="en-US"/>
         </w:rPr>
       </w:pPr>
-      <w:bookmarkStart w:id="8" w:name="_Hlk228737427"/>
+      <w:bookmarkStart w:id="10" w:name="_Hlk228737427"/>
       <w:r>
         <w:rPr>
           <w:lang w:val="en-US"/>
@@ -1521,7 +1859,7 @@
         <w:t>Tresmor’s Venture</w:t>
       </w:r>
     </w:p>
-    <w:bookmarkEnd w:id="8"/>
+    <w:bookmarkEnd w:id="10"/>
     <w:p>
       <w:pPr>
         <w:pStyle w:val="Listenabsatz"/>
@@ -1551,6 +1889,7 @@
           <w:lang w:val="en-US"/>
         </w:rPr>
       </w:pPr>
+      <w:bookmarkStart w:id="11" w:name="_Hlk236498795"/>
       <w:r>
         <w:rPr>
           <w:lang w:val="en-US"/>
@@ -1558,6 +1897,7 @@
         <w:t>Kliiriat</w:t>
       </w:r>
     </w:p>
+    <w:bookmarkEnd w:id="11"/>
     <w:p>
       <w:pPr>
         <w:pStyle w:val="Listenabsatz"/>
@@ -1573,7 +1913,70 @@
         <w:rPr>
           <w:lang w:val="en-US"/>
         </w:rPr>
+        <w:lastRenderedPageBreak/>
         <w:t>City on the southmost mountain of the Peaks</w:t>
+      </w:r>
+      <w:r>
+        <w:rPr>
+          <w:lang w:val="en-US"/>
+        </w:rPr>
+        <w:t>, not nearly as high as Asarat’s Peak</w:t>
+      </w:r>
+    </w:p>
+    <w:p>
+      <w:pPr>
+        <w:pStyle w:val="Listenabsatz"/>
+        <w:numPr>
+          <w:ilvl w:val="1"/>
+          <w:numId w:val="1"/>
+        </w:numPr>
+        <w:rPr>
+          <w:lang w:val="en-US"/>
+        </w:rPr>
+      </w:pPr>
+      <w:r>
+        <w:rPr>
+          <w:lang w:val="en-US"/>
+        </w:rPr>
+        <w:t xml:space="preserve">The village </w:t>
+      </w:r>
+      <w:bookmarkStart w:id="12" w:name="_Hlk236499213"/>
+      <w:r>
+        <w:rPr>
+          <w:lang w:val="en-US"/>
+        </w:rPr>
+        <w:t>Naiash</w:t>
+      </w:r>
+      <w:bookmarkEnd w:id="12"/>
+      <w:r>
+        <w:rPr>
+          <w:lang w:val="en-US"/>
+        </w:rPr>
+        <w:t xml:space="preserve">, home to </w:t>
+      </w:r>
+      <w:r>
+        <w:rPr>
+          <w:lang w:val="en-US"/>
+        </w:rPr>
+        <w:t>Vota</w:t>
+      </w:r>
+      <w:r>
+        <w:rPr>
+          <w:lang w:val="en-US"/>
+        </w:rPr>
+        <w:t xml:space="preserve"> </w:t>
+      </w:r>
+      <w:r>
+        <w:rPr>
+          <w:lang w:val="en-US"/>
+        </w:rPr>
+        <w:t xml:space="preserve">Hays </w:t>
+      </w:r>
+      <w:r>
+        <w:rPr>
+          <w:lang w:val="en-US"/>
+        </w:rPr>
+        <w:t>and his human mother</w:t>
       </w:r>
     </w:p>
     <w:p>
@@ -1681,7 +2084,7 @@
           <w:lang w:val="en-US"/>
         </w:rPr>
       </w:pPr>
-      <w:bookmarkStart w:id="9" w:name="_Hlk231934792"/>
+      <w:bookmarkStart w:id="13" w:name="_Hlk231934792"/>
       <w:r>
         <w:rPr>
           <w:lang w:val="en-US"/>
@@ -1689,20 +2092,7 @@
         <w:t>Kekar’Om</w:t>
       </w:r>
     </w:p>
-    <w:bookmarkEnd w:id="9"/>
-    <w:p>
-      <w:pPr>
-        <w:rPr>
-          <w:lang w:val="en-US"/>
-        </w:rPr>
-      </w:pPr>
-      <w:r>
-        <w:rPr>
-          <w:lang w:val="en-US"/>
-        </w:rPr>
-        <w:t>Home of Vota Hays, start of the Cindered rebellion.</w:t>
-      </w:r>
-    </w:p>
+    <w:bookmarkEnd w:id="13"/>
     <w:p>
       <w:pPr>
         <w:rPr>
@@ -1755,7 +2145,7 @@
           <w:lang w:val="en-US"/>
         </w:rPr>
       </w:pPr>
-      <w:bookmarkStart w:id="10" w:name="_Hlk234227843"/>
+      <w:bookmarkStart w:id="14" w:name="_Hlk234227843"/>
       <w:r>
         <w:rPr>
           <w:lang w:val="en-US"/>
@@ -1769,7 +2159,7 @@
         <w:t xml:space="preserve">Erffar </w:t>
       </w:r>
     </w:p>
-    <w:bookmarkEnd w:id="10"/>
+    <w:bookmarkEnd w:id="14"/>
     <w:p>
       <w:pPr>
         <w:rPr>
@@ -1799,185 +2189,185 @@
         <w:rPr>
           <w:lang w:val="en-US"/>
         </w:rPr>
+        <w:t>Rich of great wood exports and exotic plants. Mostly overgrown and full of sun, barely any mountains to throw shade from coast to coast. The only country that has defined borders all around itself, that are not vague into the Darkness.</w:t>
+      </w:r>
+    </w:p>
+    <w:p>
+      <w:pPr>
+        <w:rPr>
+          <w:lang w:val="en-US"/>
+        </w:rPr>
+      </w:pPr>
+      <w:r>
+        <w:rPr>
+          <w:lang w:val="en-US"/>
+        </w:rPr>
+        <w:t xml:space="preserve">The piece of land that had been held by </w:t>
+      </w:r>
+      <w:r>
+        <w:rPr>
+          <w:lang w:val="en-US"/>
+        </w:rPr>
+        <w:t>Tekofy'Erffar</w:t>
+      </w:r>
+      <w:r>
+        <w:rPr>
+          <w:lang w:val="en-US"/>
+        </w:rPr>
+        <w:t xml:space="preserve"> before the Ceasing, rich in Harmonists and their magic. Even Cindered Ones form there are </w:t>
+      </w:r>
+      <w:r>
+        <w:rPr>
+          <w:lang w:val="en-US"/>
+        </w:rPr>
+        <w:t>some times</w:t>
+      </w:r>
+      <w:r>
+        <w:rPr>
+          <w:lang w:val="en-US"/>
+        </w:rPr>
+        <w:t xml:space="preserve"> Harmonists. </w:t>
+      </w:r>
+    </w:p>
+    <w:p>
+      <w:pPr>
+        <w:rPr>
+          <w:lang w:val="en-US"/>
+        </w:rPr>
+      </w:pPr>
+    </w:p>
+    <w:p>
+      <w:pPr>
+        <w:pStyle w:val="berschrift2"/>
+        <w:rPr>
+          <w:lang w:val="en-US"/>
+        </w:rPr>
+      </w:pPr>
+      <w:r>
+        <w:rPr>
+          <w:lang w:val="en-US"/>
+        </w:rPr>
+        <w:t>Religion</w:t>
+      </w:r>
+    </w:p>
+    <w:p>
+      <w:pPr>
+        <w:rPr>
+          <w:lang w:val="en-US"/>
+        </w:rPr>
+      </w:pPr>
+      <w:r>
+        <w:rPr>
+          <w:lang w:val="en-US"/>
+        </w:rPr>
+        <w:t xml:space="preserve">Priests of </w:t>
+      </w:r>
+      <w:r>
+        <w:rPr>
+          <w:lang w:val="en-US"/>
+        </w:rPr>
+        <w:t>t</w:t>
+      </w:r>
+      <w:r>
+        <w:rPr>
+          <w:lang w:val="en-US"/>
+        </w:rPr>
+        <w:t>he sun and m</w:t>
+      </w:r>
+      <w:r>
+        <w:rPr>
+          <w:lang w:val="en-US"/>
+        </w:rPr>
+        <w:t>oon, members of the aforementioned chapters, pray to both heavenly bodies, as the sun and moon can always be seen from the continent of Halflight.</w:t>
+      </w:r>
+    </w:p>
+    <w:p>
+      <w:pPr>
+        <w:rPr>
+          <w:lang w:val="en-US"/>
+        </w:rPr>
+      </w:pPr>
+      <w:r>
+        <w:rPr>
+          <w:lang w:val="en-US"/>
+        </w:rPr>
+        <w:t>They attend to the appointed leaders under the kings of the continent’s lands.</w:t>
+      </w:r>
+    </w:p>
+    <w:p>
+      <w:pPr>
+        <w:rPr>
+          <w:lang w:val="en-US"/>
+        </w:rPr>
+      </w:pPr>
+      <w:r>
+        <w:rPr>
+          <w:lang w:val="en-US"/>
+        </w:rPr>
+        <w:t xml:space="preserve">The humans pray </w:t>
+      </w:r>
+      <w:r>
+        <w:rPr>
+          <w:lang w:val="en-US"/>
+        </w:rPr>
+        <w:t xml:space="preserve">also </w:t>
+      </w:r>
+      <w:r>
+        <w:rPr>
+          <w:lang w:val="en-US"/>
+        </w:rPr>
+        <w:t>to the seven gods (Pantheon of eight language)</w:t>
+      </w:r>
+      <w:r>
+        <w:rPr>
+          <w:lang w:val="en-US"/>
+        </w:rPr>
+        <w:t xml:space="preserve"> as their prophets and creators.</w:t>
+      </w:r>
+    </w:p>
+    <w:p>
+      <w:pPr>
+        <w:rPr>
+          <w:lang w:val="en-US"/>
+        </w:rPr>
+      </w:pPr>
+      <w:r>
+        <w:rPr>
+          <w:lang w:val="en-US"/>
+        </w:rPr>
+        <w:t>The Cindered pray to the Pantheon of Nai, the God that had set them free from torment</w:t>
+      </w:r>
+      <w:r>
+        <w:rPr>
+          <w:lang w:val="en-US"/>
+        </w:rPr>
+        <w:t xml:space="preserve"> and his seven saints</w:t>
+      </w:r>
+      <w:r>
+        <w:rPr>
+          <w:lang w:val="en-US"/>
+        </w:rPr>
+        <w:t>.</w:t>
+      </w:r>
+      <w:r>
+        <w:rPr>
+          <w:lang w:val="en-US"/>
+        </w:rPr>
+        <w:t xml:space="preserve"> (language of hell)</w:t>
+      </w:r>
+    </w:p>
+    <w:p>
+      <w:pPr>
+        <w:pStyle w:val="berschrift3"/>
+        <w:rPr>
+          <w:lang w:val="en-US"/>
+        </w:rPr>
+      </w:pPr>
+      <w:r>
+        <w:rPr>
+          <w:lang w:val="en-US"/>
+        </w:rPr>
         <w:lastRenderedPageBreak/>
-        <w:t>Rich of great wood exports and exotic plants. Mostly overgrown and full of sun, barely any mountains to throw shade from coast to coast. The only country that has defined borders all around itself, that are not vague into the Darkness.</w:t>
-      </w:r>
-    </w:p>
-    <w:p>
-      <w:pPr>
-        <w:rPr>
-          <w:lang w:val="en-US"/>
-        </w:rPr>
-      </w:pPr>
-      <w:r>
-        <w:rPr>
-          <w:lang w:val="en-US"/>
-        </w:rPr>
-        <w:t xml:space="preserve">The piece of land that had been held by </w:t>
-      </w:r>
-      <w:r>
-        <w:rPr>
-          <w:lang w:val="en-US"/>
-        </w:rPr>
-        <w:t>Tekofy'Erffar</w:t>
-      </w:r>
-      <w:r>
-        <w:rPr>
-          <w:lang w:val="en-US"/>
-        </w:rPr>
-        <w:t xml:space="preserve"> before the Ceasing, rich in Harmonists and their magic. Even Cindered Ones form there are </w:t>
-      </w:r>
-      <w:r>
-        <w:rPr>
-          <w:lang w:val="en-US"/>
-        </w:rPr>
-        <w:t>some times</w:t>
-      </w:r>
-      <w:r>
-        <w:rPr>
-          <w:lang w:val="en-US"/>
-        </w:rPr>
-        <w:t xml:space="preserve"> Harmonists. </w:t>
-      </w:r>
-    </w:p>
-    <w:p>
-      <w:pPr>
-        <w:rPr>
-          <w:lang w:val="en-US"/>
-        </w:rPr>
-      </w:pPr>
-    </w:p>
-    <w:p>
-      <w:pPr>
-        <w:pStyle w:val="berschrift2"/>
-        <w:rPr>
-          <w:lang w:val="en-US"/>
-        </w:rPr>
-      </w:pPr>
-      <w:r>
-        <w:rPr>
-          <w:lang w:val="en-US"/>
-        </w:rPr>
-        <w:t>Religion</w:t>
-      </w:r>
-    </w:p>
-    <w:p>
-      <w:pPr>
-        <w:rPr>
-          <w:lang w:val="en-US"/>
-        </w:rPr>
-      </w:pPr>
-      <w:r>
-        <w:rPr>
-          <w:lang w:val="en-US"/>
-        </w:rPr>
-        <w:t xml:space="preserve">Priests of </w:t>
-      </w:r>
-      <w:r>
-        <w:rPr>
-          <w:lang w:val="en-US"/>
-        </w:rPr>
-        <w:t>t</w:t>
-      </w:r>
-      <w:r>
-        <w:rPr>
-          <w:lang w:val="en-US"/>
-        </w:rPr>
-        <w:t>he sun and m</w:t>
-      </w:r>
-      <w:r>
-        <w:rPr>
-          <w:lang w:val="en-US"/>
-        </w:rPr>
-        <w:t>oon, members of the aforementioned chapters, pray to both heavenly bodies, as the sun and moon can always be seen from the continent of Halflight.</w:t>
-      </w:r>
-    </w:p>
-    <w:p>
-      <w:pPr>
-        <w:rPr>
-          <w:lang w:val="en-US"/>
-        </w:rPr>
-      </w:pPr>
-      <w:r>
-        <w:rPr>
-          <w:lang w:val="en-US"/>
-        </w:rPr>
-        <w:t>They attend to the appointed leaders under the kings of the continent’s lands.</w:t>
-      </w:r>
-    </w:p>
-    <w:p>
-      <w:pPr>
-        <w:rPr>
-          <w:lang w:val="en-US"/>
-        </w:rPr>
-      </w:pPr>
-      <w:r>
-        <w:rPr>
-          <w:lang w:val="en-US"/>
-        </w:rPr>
-        <w:t xml:space="preserve">The humans pray </w:t>
-      </w:r>
-      <w:r>
-        <w:rPr>
-          <w:lang w:val="en-US"/>
-        </w:rPr>
-        <w:t xml:space="preserve">also </w:t>
-      </w:r>
-      <w:r>
-        <w:rPr>
-          <w:lang w:val="en-US"/>
-        </w:rPr>
-        <w:t>to the seven gods (Pantheon of eight language)</w:t>
-      </w:r>
-      <w:r>
-        <w:rPr>
-          <w:lang w:val="en-US"/>
-        </w:rPr>
-        <w:t xml:space="preserve"> as their prophets and creators.</w:t>
-      </w:r>
-    </w:p>
-    <w:p>
-      <w:pPr>
-        <w:rPr>
-          <w:lang w:val="en-US"/>
-        </w:rPr>
-      </w:pPr>
-      <w:r>
-        <w:rPr>
-          <w:lang w:val="en-US"/>
-        </w:rPr>
-        <w:t>The Cindered pray to the Pantheon of Nai, the God that had set them free from torment</w:t>
-      </w:r>
-      <w:r>
-        <w:rPr>
-          <w:lang w:val="en-US"/>
-        </w:rPr>
-        <w:t xml:space="preserve"> and his seven saints</w:t>
-      </w:r>
-      <w:r>
-        <w:rPr>
-          <w:lang w:val="en-US"/>
-        </w:rPr>
-        <w:t>.</w:t>
-      </w:r>
-      <w:r>
-        <w:rPr>
-          <w:lang w:val="en-US"/>
-        </w:rPr>
-        <w:t xml:space="preserve"> (language of hell)</w:t>
-      </w:r>
-    </w:p>
-    <w:p>
-      <w:pPr>
-        <w:pStyle w:val="berschrift3"/>
-        <w:rPr>
-          <w:lang w:val="en-US"/>
-        </w:rPr>
-      </w:pPr>
-      <w:r>
-        <w:rPr>
-          <w:lang w:val="en-US"/>
-        </w:rPr>
         <w:t>Eptual</w:t>
       </w:r>
       <w:r>
@@ -2182,106 +2572,112 @@
         <w:rPr>
           <w:lang w:val="en-US"/>
         </w:rPr>
+        <w:t>They are split into seven giant poems, one for each god and the area, reason, time and meaning of their reign, that only rarely follow metre and reason but are solely there for the content.</w:t>
+      </w:r>
+    </w:p>
+    <w:p>
+      <w:pPr>
+        <w:pStyle w:val="berschrift4"/>
+        <w:rPr>
+          <w:lang w:val="en-US"/>
+        </w:rPr>
+      </w:pPr>
+      <w:r>
+        <w:rPr>
+          <w:lang w:val="en-US"/>
+        </w:rPr>
+        <w:t>Clothing</w:t>
+      </w:r>
+    </w:p>
+    <w:p>
+      <w:pPr>
+        <w:rPr>
+          <w:lang w:val="en-US"/>
+        </w:rPr>
+      </w:pPr>
+      <w:r>
+        <w:rPr>
+          <w:lang w:val="en-US"/>
+        </w:rPr>
+        <w:t xml:space="preserve">Robes of rainbow colors </w:t>
+      </w:r>
+      <w:r>
+        <w:rPr>
+          <w:lang w:val="en-US"/>
+        </w:rPr>
+        <w:t>red, orange, yellow, green, blue, indigo, and violet</w:t>
+      </w:r>
+      <w:r>
+        <w:rPr>
+          <w:lang w:val="en-US"/>
+        </w:rPr>
+        <w:t xml:space="preserve"> mixed together in swirls and unforeseen patterns that are determined when their robes get colored at the end of their education.</w:t>
+      </w:r>
+    </w:p>
+    <w:p>
+      <w:pPr>
+        <w:pStyle w:val="berschrift3"/>
+        <w:rPr>
+          <w:lang w:val="en-US"/>
+        </w:rPr>
+      </w:pPr>
+      <w:r>
+        <w:rPr>
+          <w:lang w:val="en-US"/>
+        </w:rPr>
+        <w:t>The Immortal Oracle</w:t>
+      </w:r>
+    </w:p>
+    <w:p>
+      <w:pPr>
+        <w:rPr>
+          <w:lang w:val="en-US"/>
+        </w:rPr>
+      </w:pPr>
+      <w:r>
+        <w:rPr>
+          <w:lang w:val="en-US"/>
+        </w:rPr>
+        <w:t>An ancient woman of unknown origin is hailed as an oracle, for she foresees the future correctly for some. She herself is unfocused and seems to not live in the present. Her entourage is moving her around the continent to bring her to the people Human and Cindered. She is not bound to a specific religion, but has her own cult of followers, albeit they those are merely there to serve her needs as a human.</w:t>
+      </w:r>
+    </w:p>
+    <w:p>
+      <w:pPr>
+        <w:rPr>
+          <w:lang w:val="en-US"/>
+        </w:rPr>
+      </w:pPr>
+      <w:r>
+        <w:rPr>
+          <w:lang w:val="en-US"/>
+        </w:rPr>
+        <w:t xml:space="preserve">Meeting her is part of an event called: </w:t>
+      </w:r>
+      <w:r>
+        <w:rPr>
+          <w:lang w:val="en-US"/>
+        </w:rPr>
+        <w:t>The Reciving</w:t>
+      </w:r>
+      <w:r>
+        <w:rPr>
+          <w:lang w:val="en-US"/>
+        </w:rPr>
+        <w:t xml:space="preserve"> in which anyone can apply to. Each year a new city is chosen and the next month in the next year is selected. </w:t>
+      </w:r>
+      <w:r>
+        <w:rPr>
+          <w:lang w:val="en-US"/>
+        </w:rPr>
+        <w:br/>
+        <w:t xml:space="preserve">Bureaucrats and holy people will go first, afterwards Harmonists, both without any applying </w:t>
+      </w:r>
+      <w:r>
+        <w:rPr>
+          <w:lang w:val="en-US"/>
+        </w:rPr>
         <w:lastRenderedPageBreak/>
-        <w:t>They are split into seven giant poems, one for each god and the area, reason, time and meaning of their reign, that only rarely follow metre and reason but are solely there for the content.</w:t>
-      </w:r>
-    </w:p>
-    <w:p>
-      <w:pPr>
-        <w:pStyle w:val="berschrift4"/>
-        <w:rPr>
-          <w:lang w:val="en-US"/>
-        </w:rPr>
-      </w:pPr>
-      <w:r>
-        <w:rPr>
-          <w:lang w:val="en-US"/>
-        </w:rPr>
-        <w:t>Clothing</w:t>
-      </w:r>
-    </w:p>
-    <w:p>
-      <w:pPr>
-        <w:rPr>
-          <w:lang w:val="en-US"/>
-        </w:rPr>
-      </w:pPr>
-      <w:r>
-        <w:rPr>
-          <w:lang w:val="en-US"/>
-        </w:rPr>
-        <w:t xml:space="preserve">Robes of rainbow colors </w:t>
-      </w:r>
-      <w:r>
-        <w:rPr>
-          <w:lang w:val="en-US"/>
-        </w:rPr>
-        <w:t>red, orange, yellow, green, blue, indigo, and violet</w:t>
-      </w:r>
-      <w:r>
-        <w:rPr>
-          <w:lang w:val="en-US"/>
-        </w:rPr>
-        <w:t xml:space="preserve"> mixed together in swirls and unforeseen patterns that are determined when their robes get colored at the end of their education.</w:t>
-      </w:r>
-    </w:p>
-    <w:p>
-      <w:pPr>
-        <w:pStyle w:val="berschrift3"/>
-        <w:rPr>
-          <w:lang w:val="en-US"/>
-        </w:rPr>
-      </w:pPr>
-      <w:r>
-        <w:rPr>
-          <w:lang w:val="en-US"/>
-        </w:rPr>
-        <w:t>The Immortal Oracle</w:t>
-      </w:r>
-    </w:p>
-    <w:p>
-      <w:pPr>
-        <w:rPr>
-          <w:lang w:val="en-US"/>
-        </w:rPr>
-      </w:pPr>
-      <w:r>
-        <w:rPr>
-          <w:lang w:val="en-US"/>
-        </w:rPr>
-        <w:t>An ancient woman of unknown origin is hailed as an oracle, for she foresees the future correctly for some. She herself is unfocused and seems to not live in the present. Her entourage is moving her around the continent to bring her to the people Human and Cindered. She is not bound to a specific religion, but has her own cult of followers, albeit they those are merely there to serve her needs as a human.</w:t>
-      </w:r>
-    </w:p>
-    <w:p>
-      <w:pPr>
-        <w:rPr>
-          <w:lang w:val="en-US"/>
-        </w:rPr>
-      </w:pPr>
-      <w:r>
-        <w:rPr>
-          <w:lang w:val="en-US"/>
-        </w:rPr>
-        <w:t xml:space="preserve">Meeting her is part of an event called: </w:t>
-      </w:r>
-      <w:r>
-        <w:rPr>
-          <w:lang w:val="en-US"/>
-        </w:rPr>
-        <w:t>The Reciving</w:t>
-      </w:r>
-      <w:r>
-        <w:rPr>
-          <w:lang w:val="en-US"/>
-        </w:rPr>
-        <w:t xml:space="preserve"> in which anyone can apply to. Each year a new city is chosen and the next month in the next year is selected. </w:t>
-      </w:r>
-      <w:r>
-        <w:rPr>
-          <w:lang w:val="en-US"/>
-        </w:rPr>
-        <w:br/>
-        <w:t>Bureaucrats and holy people will go first, afterwards Harmonists, both without any applying involved. Normal people will have to write their case to the Immortal Sisters in advance.</w:t>
+        <w:t>involved. Normal people will have to write their case to the Immortal Sisters in advance.</w:t>
       </w:r>
       <w:r>
         <w:rPr>
@@ -2397,13 +2793,24 @@
         <w:rPr>
           <w:lang w:val="en-US"/>
         </w:rPr>
+        <w:t xml:space="preserve">Surrender: </w:t>
+      </w:r>
+      <w:r>
+        <w:rPr>
+          <w:lang w:val="en-US"/>
+        </w:rPr>
         <w:t>They use a special hand gesture to seek the blessing form the heavenly bodies: They form a circle with their thumb and index finger in their right hand, a crescent with the thumb and index finger of their left hand in the same size, then move the hands together, overlapping the symbols with the moon in front, the rest of the fingers building a tent over the constellations.</w:t>
       </w:r>
       <w:r>
         <w:rPr>
           <w:lang w:val="en-US"/>
         </w:rPr>
-        <w:br/>
+        <w:t xml:space="preserve"> </w:t>
+      </w:r>
+      <w:r>
+        <w:rPr>
+          <w:lang w:val="en-US"/>
+        </w:rPr>
         <w:t>It symbolizes their believe in the moon coming closer to earth, almost fully enveloping the sun, only leaving a crescent of light. Then the world will be reborn with the faithful at the front.</w:t>
       </w:r>
     </w:p>
@@ -2418,7 +2825,6 @@
         <w:rPr>
           <w:lang w:val="en-US"/>
         </w:rPr>
-        <w:lastRenderedPageBreak/>
         <w:t>Clothing</w:t>
       </w:r>
     </w:p>
@@ -2575,7 +2981,13 @@
         <w:rPr>
           <w:lang w:val="en-US"/>
         </w:rPr>
-        <w:t>: white robes that show unfinished training, cloth shoes</w:t>
+        <w:t xml:space="preserve">: white robes that show unfinished training, </w:t>
+      </w:r>
+      <w:r>
+        <w:rPr>
+          <w:lang w:val="en-US"/>
+        </w:rPr>
+        <w:t>sandals</w:t>
       </w:r>
     </w:p>
     <w:p>
@@ -2677,6 +3089,7 @@
         <w:rPr>
           <w:lang w:val="en-US"/>
         </w:rPr>
+        <w:lastRenderedPageBreak/>
         <w:t>Silver Moon</w:t>
       </w:r>
       <w:r>
@@ -2904,7 +3317,7 @@
           <w:lang w:val="en-US"/>
         </w:rPr>
       </w:pPr>
-      <w:bookmarkStart w:id="11" w:name="_Hlk229662356"/>
+      <w:bookmarkStart w:id="15" w:name="_Hlk229662356"/>
       <w:r>
         <w:rPr>
           <w:lang w:val="en-US"/>
@@ -2912,7 +3325,7 @@
         <w:t>Lightless</w:t>
       </w:r>
     </w:p>
-    <w:bookmarkEnd w:id="11"/>
+    <w:bookmarkEnd w:id="15"/>
     <w:p>
       <w:pPr>
         <w:pStyle w:val="Listenabsatz"/>
@@ -2946,7 +3359,7 @@
         <w:rPr>
           <w:lang w:val="en-US"/>
         </w:rPr>
-        <w:t>Shade Off</w:t>
+        <w:t>Scorching (Equivalent to shading towards the ocean where shade is a blessing)</w:t>
       </w:r>
     </w:p>
     <w:p>
@@ -2964,7 +3377,7 @@
         <w:rPr>
           <w:lang w:val="en-US"/>
         </w:rPr>
-        <w:t>Fuck off</w:t>
+        <w:t>Fucking</w:t>
       </w:r>
     </w:p>
     <w:p>
@@ -2982,7 +3395,7 @@
         <w:rPr>
           <w:lang w:val="en-US"/>
         </w:rPr>
-        <w:t>Darkness take me</w:t>
+        <w:t>Shades to you!</w:t>
       </w:r>
     </w:p>
     <w:p>
@@ -3000,7 +3413,7 @@
         <w:rPr>
           <w:lang w:val="en-US"/>
         </w:rPr>
-        <w:t>Oh no</w:t>
+        <w:t>Good luck</w:t>
       </w:r>
     </w:p>
     <w:p>
@@ -3014,27 +3427,13 @@
           <w:lang w:val="en-US"/>
         </w:rPr>
       </w:pPr>
-      <w:bookmarkStart w:id="12" w:name="_Hlk228646719"/>
-      <w:r>
-        <w:rPr>
-          <w:lang w:val="en-US"/>
-        </w:rPr>
-        <w:t xml:space="preserve">By the </w:t>
-      </w:r>
-      <w:r>
-        <w:rPr>
-          <w:lang w:val="en-US"/>
-        </w:rPr>
-        <w:t>Eptual</w:t>
-      </w:r>
-      <w:r>
-        <w:rPr>
-          <w:lang w:val="en-US"/>
-        </w:rPr>
-        <w:t xml:space="preserve"> gods</w:t>
-      </w:r>
-    </w:p>
-    <w:bookmarkEnd w:id="12"/>
+      <w:r>
+        <w:rPr>
+          <w:lang w:val="en-US"/>
+        </w:rPr>
+        <w:t>Shade Off</w:t>
+      </w:r>
+    </w:p>
     <w:p>
       <w:pPr>
         <w:pStyle w:val="Listenabsatz"/>
@@ -3050,7 +3449,7 @@
         <w:rPr>
           <w:lang w:val="en-US"/>
         </w:rPr>
-        <w:t>By God</w:t>
+        <w:t>Fuck off</w:t>
       </w:r>
     </w:p>
     <w:p>
@@ -3068,8 +3467,7 @@
         <w:rPr>
           <w:lang w:val="en-US"/>
         </w:rPr>
-        <w:lastRenderedPageBreak/>
-        <w:t>Asarat, heal me</w:t>
+        <w:t>Darkness take me</w:t>
       </w:r>
     </w:p>
     <w:p>
@@ -3087,13 +3485,7 @@
         <w:rPr>
           <w:lang w:val="en-US"/>
         </w:rPr>
-        <w:t>God, help me heal</w:t>
-      </w:r>
-      <w:r>
-        <w:rPr>
-          <w:lang w:val="en-US"/>
-        </w:rPr>
-        <w:t xml:space="preserve"> (Asarat is the healer)</w:t>
+        <w:t>Oh no</w:t>
       </w:r>
     </w:p>
     <w:p>
@@ -3107,13 +3499,27 @@
           <w:lang w:val="en-US"/>
         </w:rPr>
       </w:pPr>
-      <w:r>
-        <w:rPr>
-          <w:lang w:val="en-US"/>
-        </w:rPr>
-        <w:t>For Omofy’s sake</w:t>
-      </w:r>
-    </w:p>
+      <w:bookmarkStart w:id="16" w:name="_Hlk228646719"/>
+      <w:r>
+        <w:rPr>
+          <w:lang w:val="en-US"/>
+        </w:rPr>
+        <w:t xml:space="preserve">By the </w:t>
+      </w:r>
+      <w:r>
+        <w:rPr>
+          <w:lang w:val="en-US"/>
+        </w:rPr>
+        <w:t>Eptual</w:t>
+      </w:r>
+      <w:r>
+        <w:rPr>
+          <w:lang w:val="en-US"/>
+        </w:rPr>
+        <w:t xml:space="preserve"> gods</w:t>
+      </w:r>
+    </w:p>
+    <w:bookmarkEnd w:id="16"/>
     <w:p>
       <w:pPr>
         <w:pStyle w:val="Listenabsatz"/>
@@ -3129,19 +3535,7 @@
         <w:rPr>
           <w:lang w:val="en-US"/>
         </w:rPr>
-        <w:t xml:space="preserve">For god’s sake (Omofy is the </w:t>
-      </w:r>
-      <w:r>
-        <w:rPr>
-          <w:lang w:val="en-US"/>
-        </w:rPr>
-        <w:t>guidance</w:t>
-      </w:r>
-      <w:r>
-        <w:rPr>
-          <w:lang w:val="en-US"/>
-        </w:rPr>
-        <w:t xml:space="preserve"> god)</w:t>
+        <w:t>By God</w:t>
       </w:r>
     </w:p>
     <w:p>
@@ -3159,7 +3553,7 @@
         <w:rPr>
           <w:lang w:val="en-US"/>
         </w:rPr>
-        <w:t>Drown me in shade</w:t>
+        <w:t>Asarat, heal me</w:t>
       </w:r>
     </w:p>
     <w:p>
@@ -3177,7 +3571,13 @@
         <w:rPr>
           <w:lang w:val="en-US"/>
         </w:rPr>
-        <w:t>Fuck me</w:t>
+        <w:t>God, help me heal</w:t>
+      </w:r>
+      <w:r>
+        <w:rPr>
+          <w:lang w:val="en-US"/>
+        </w:rPr>
+        <w:t xml:space="preserve"> (Asarat is the healer)</w:t>
       </w:r>
     </w:p>
     <w:p>
@@ -3195,13 +3595,7 @@
         <w:rPr>
           <w:lang w:val="en-US"/>
         </w:rPr>
-        <w:t>Has Darkness enveloped you?</w:t>
-      </w:r>
-      <w:r>
-        <w:rPr>
-          <w:lang w:val="en-US"/>
-        </w:rPr>
-        <w:t xml:space="preserve"> | Did the sun burn your scalp?</w:t>
+        <w:t>For Omofy’s sake</w:t>
       </w:r>
     </w:p>
     <w:p>
@@ -3219,7 +3613,19 @@
         <w:rPr>
           <w:lang w:val="en-US"/>
         </w:rPr>
-        <w:t>Are you mad?</w:t>
+        <w:t xml:space="preserve">For god’s sake (Omofy is the </w:t>
+      </w:r>
+      <w:r>
+        <w:rPr>
+          <w:lang w:val="en-US"/>
+        </w:rPr>
+        <w:t>guidance</w:t>
+      </w:r>
+      <w:r>
+        <w:rPr>
+          <w:lang w:val="en-US"/>
+        </w:rPr>
+        <w:t xml:space="preserve"> god)</w:t>
       </w:r>
     </w:p>
     <w:p>
@@ -3237,7 +3643,7 @@
         <w:rPr>
           <w:lang w:val="en-US"/>
         </w:rPr>
-        <w:t>Bright rays to you</w:t>
+        <w:t>Drown me in shade</w:t>
       </w:r>
     </w:p>
     <w:p>
@@ -3255,7 +3661,7 @@
         <w:rPr>
           <w:lang w:val="en-US"/>
         </w:rPr>
-        <w:t>Good day</w:t>
+        <w:t>Fuck me</w:t>
       </w:r>
     </w:p>
     <w:p>
@@ -3273,7 +3679,13 @@
         <w:rPr>
           <w:lang w:val="en-US"/>
         </w:rPr>
-        <w:t>Darkness</w:t>
+        <w:t>Has Darkness enveloped you?</w:t>
+      </w:r>
+      <w:r>
+        <w:rPr>
+          <w:lang w:val="en-US"/>
+        </w:rPr>
+        <w:t xml:space="preserve"> | Did the sun burn your scalp?</w:t>
       </w:r>
     </w:p>
     <w:p>
@@ -3291,7 +3703,7 @@
         <w:rPr>
           <w:lang w:val="en-US"/>
         </w:rPr>
-        <w:t>Hell</w:t>
+        <w:t>Are you mad?</w:t>
       </w:r>
     </w:p>
     <w:p>
@@ -3309,7 +3721,7 @@
         <w:rPr>
           <w:lang w:val="en-US"/>
         </w:rPr>
-        <w:t>Hurt like the Woes</w:t>
+        <w:t>Bright rays to you</w:t>
       </w:r>
     </w:p>
     <w:p>
@@ -3327,19 +3739,7 @@
         <w:rPr>
           <w:lang w:val="en-US"/>
         </w:rPr>
-        <w:t>Hurt like Hell, Woes are the time</w:t>
-      </w:r>
-      <w:r>
-        <w:rPr>
-          <w:lang w:val="en-US"/>
-        </w:rPr>
-        <w:t>s</w:t>
-      </w:r>
-      <w:r>
-        <w:rPr>
-          <w:lang w:val="en-US"/>
-        </w:rPr>
-        <w:t xml:space="preserve"> shortly after the Ceasing</w:t>
+        <w:t>Good day</w:t>
       </w:r>
     </w:p>
     <w:p>
@@ -3357,7 +3757,7 @@
         <w:rPr>
           <w:lang w:val="en-US"/>
         </w:rPr>
-        <w:t>Sun enlighten me!</w:t>
+        <w:t>Darkness</w:t>
       </w:r>
     </w:p>
     <w:p>
@@ -3375,7 +3775,7 @@
         <w:rPr>
           <w:lang w:val="en-US"/>
         </w:rPr>
-        <w:t>This is the best!</w:t>
+        <w:t>Hell</w:t>
       </w:r>
     </w:p>
     <w:p>
@@ -3393,13 +3793,37 @@
         <w:rPr>
           <w:lang w:val="en-US"/>
         </w:rPr>
-        <w:t xml:space="preserve">Herriar: </w:t>
-      </w:r>
-      <w:r>
-        <w:rPr>
-          <w:lang w:val="en-US"/>
-        </w:rPr>
-        <w:t>He can shove the rotting end of an Arrorika Root up his unlubricated Darkness</w:t>
+        <w:t>Hurt like the Woes</w:t>
+      </w:r>
+    </w:p>
+    <w:p>
+      <w:pPr>
+        <w:pStyle w:val="Listenabsatz"/>
+        <w:numPr>
+          <w:ilvl w:val="1"/>
+          <w:numId w:val="2"/>
+        </w:numPr>
+        <w:rPr>
+          <w:lang w:val="en-US"/>
+        </w:rPr>
+      </w:pPr>
+      <w:r>
+        <w:rPr>
+          <w:lang w:val="en-US"/>
+        </w:rPr>
+        <w:t>Hurt like Hell, Woes are the time</w:t>
+      </w:r>
+      <w:r>
+        <w:rPr>
+          <w:lang w:val="en-US"/>
+        </w:rPr>
+        <w:t>s</w:t>
+      </w:r>
+      <w:r>
+        <w:rPr>
+          <w:lang w:val="en-US"/>
+        </w:rPr>
+        <w:t xml:space="preserve"> shortly after the Ceasing</w:t>
       </w:r>
     </w:p>
     <w:p>
@@ -3417,7 +3841,7 @@
         <w:rPr>
           <w:lang w:val="en-US"/>
         </w:rPr>
-        <w:t>Papaii</w:t>
+        <w:t>Sun enlighten me!</w:t>
       </w:r>
     </w:p>
     <w:p>
@@ -3435,6 +3859,67 @@
         <w:rPr>
           <w:lang w:val="en-US"/>
         </w:rPr>
+        <w:t>This is the best!</w:t>
+      </w:r>
+    </w:p>
+    <w:p>
+      <w:pPr>
+        <w:pStyle w:val="Listenabsatz"/>
+        <w:numPr>
+          <w:ilvl w:val="0"/>
+          <w:numId w:val="2"/>
+        </w:numPr>
+        <w:rPr>
+          <w:lang w:val="en-US"/>
+        </w:rPr>
+      </w:pPr>
+      <w:r>
+        <w:rPr>
+          <w:lang w:val="en-US"/>
+        </w:rPr>
+        <w:lastRenderedPageBreak/>
+        <w:t xml:space="preserve">Herriar: </w:t>
+      </w:r>
+      <w:r>
+        <w:rPr>
+          <w:lang w:val="en-US"/>
+        </w:rPr>
+        <w:t>He can shove the rotting end of an Arrorika Root up his unlubricated Darkness</w:t>
+      </w:r>
+    </w:p>
+    <w:p>
+      <w:pPr>
+        <w:pStyle w:val="Listenabsatz"/>
+        <w:numPr>
+          <w:ilvl w:val="0"/>
+          <w:numId w:val="2"/>
+        </w:numPr>
+        <w:rPr>
+          <w:lang w:val="en-US"/>
+        </w:rPr>
+      </w:pPr>
+      <w:r>
+        <w:rPr>
+          <w:lang w:val="en-US"/>
+        </w:rPr>
+        <w:t>Papaii</w:t>
+      </w:r>
+    </w:p>
+    <w:p>
+      <w:pPr>
+        <w:pStyle w:val="Listenabsatz"/>
+        <w:numPr>
+          <w:ilvl w:val="1"/>
+          <w:numId w:val="2"/>
+        </w:numPr>
+        <w:rPr>
+          <w:lang w:val="en-US"/>
+        </w:rPr>
+      </w:pPr>
+      <w:r>
+        <w:rPr>
+          <w:lang w:val="en-US"/>
+        </w:rPr>
         <w:t>Dad, father, etc.</w:t>
       </w:r>
     </w:p>
@@ -3524,6 +4009,48 @@
     </w:p>
     <w:p>
       <w:pPr>
+        <w:pStyle w:val="Listenabsatz"/>
+        <w:numPr>
+          <w:ilvl w:val="0"/>
+          <w:numId w:val="2"/>
+        </w:numPr>
+        <w:rPr>
+          <w:lang w:val="en-US"/>
+        </w:rPr>
+      </w:pPr>
+      <w:r>
+        <w:rPr>
+          <w:lang w:val="en-US"/>
+        </w:rPr>
+        <w:t>Ethfyosh</w:t>
+      </w:r>
+      <w:r>
+        <w:rPr>
+          <w:lang w:val="en-US"/>
+        </w:rPr>
+        <w:t xml:space="preserve"> guide you</w:t>
+      </w:r>
+    </w:p>
+    <w:p>
+      <w:pPr>
+        <w:pStyle w:val="Listenabsatz"/>
+        <w:numPr>
+          <w:ilvl w:val="1"/>
+          <w:numId w:val="2"/>
+        </w:numPr>
+        <w:rPr>
+          <w:lang w:val="en-US"/>
+        </w:rPr>
+      </w:pPr>
+      <w:r>
+        <w:rPr>
+          <w:lang w:val="en-US"/>
+        </w:rPr>
+        <w:t>I wish you a good future</w:t>
+      </w:r>
+    </w:p>
+    <w:p>
+      <w:pPr>
         <w:pStyle w:val="berschrift2"/>
         <w:rPr>
           <w:lang w:val="en-US"/>
@@ -3543,14 +4070,14 @@
           <w:lang w:val="en-US"/>
         </w:rPr>
       </w:pPr>
-      <w:bookmarkStart w:id="13" w:name="_Hlk223809007"/>
+      <w:bookmarkStart w:id="17" w:name="_Hlk223809007"/>
       <w:r>
         <w:rPr>
           <w:lang w:val="en-US"/>
         </w:rPr>
         <w:t>Shkarhound</w:t>
       </w:r>
-      <w:bookmarkEnd w:id="13"/>
+      <w:bookmarkEnd w:id="17"/>
     </w:p>
     <w:p>
       <w:pPr>
@@ -3774,21 +4301,141 @@
         <w:rPr>
           <w:lang w:val="en-US"/>
         </w:rPr>
+        <w:t>Mallisow</w:t>
+      </w:r>
+    </w:p>
+    <w:p>
+      <w:pPr>
+        <w:rPr>
+          <w:lang w:val="en-US"/>
+        </w:rPr>
+      </w:pPr>
+      <w:r>
+        <w:rPr>
+          <w:lang w:val="en-US"/>
+        </w:rPr>
+        <w:t>Animal bred in every part of the continent. Produces temperature regulating wool, nice leather underneath, tastes good and gives milk.</w:t>
+      </w:r>
+    </w:p>
+    <w:p>
+      <w:pPr>
+        <w:pStyle w:val="berschrift3"/>
+        <w:rPr>
+          <w:lang w:val="en-US"/>
+        </w:rPr>
+      </w:pPr>
+      <w:r>
+        <w:rPr>
+          <w:lang w:val="en-US"/>
+        </w:rPr>
+        <w:t>Cat</w:t>
+      </w:r>
+    </w:p>
+    <w:p>
+      <w:pPr>
+        <w:rPr>
+          <w:lang w:val="en-US"/>
+        </w:rPr>
+      </w:pPr>
+      <w:r>
+        <w:rPr>
+          <w:lang w:val="en-US"/>
+        </w:rPr>
+        <w:t xml:space="preserve">Lives mostly in cities close to humans. </w:t>
+      </w:r>
+      <w:r>
+        <w:rPr>
+          <w:lang w:val="en-US"/>
+        </w:rPr>
+        <w:t>Eerily</w:t>
+      </w:r>
+      <w:r>
+        <w:rPr>
+          <w:lang w:val="en-US"/>
+        </w:rPr>
+        <w:t xml:space="preserve"> similar to cats thousands of years later.</w:t>
+      </w:r>
+    </w:p>
+    <w:p>
+      <w:pPr>
+        <w:pStyle w:val="berschrift3"/>
+        <w:rPr>
+          <w:lang w:val="en-US"/>
+        </w:rPr>
+      </w:pPr>
+      <w:r>
+        <w:rPr>
+          <w:lang w:val="en-US"/>
+        </w:rPr>
+        <w:t>Shiron</w:t>
+      </w:r>
+    </w:p>
+    <w:p>
+      <w:pPr>
+        <w:rPr>
+          <w:lang w:val="en-US"/>
+        </w:rPr>
+      </w:pPr>
+      <w:r>
+        <w:rPr>
+          <w:lang w:val="en-US"/>
+        </w:rPr>
+        <w:t>Giant cat, golden fur streaked with silvery spots. Long sharp ears and hairs on the back of its head cover a good portion of its upper body.</w:t>
+      </w:r>
+    </w:p>
+    <w:p>
+      <w:pPr>
+        <w:pStyle w:val="berschrift3"/>
+        <w:rPr>
+          <w:lang w:val="en-US"/>
+        </w:rPr>
+      </w:pPr>
+      <w:r>
+        <w:rPr>
+          <w:lang w:val="en-US"/>
+        </w:rPr>
+        <w:t>Duck</w:t>
+      </w:r>
+    </w:p>
+    <w:p>
+      <w:pPr>
+        <w:rPr>
+          <w:lang w:val="en-US"/>
+        </w:rPr>
+      </w:pPr>
+      <w:r>
+        <w:rPr>
+          <w:lang w:val="en-US"/>
+        </w:rPr>
+        <w:t>A waterbird of magnificent colors and loud bird calls like quacks. Was prevalent in the Valleys. Share only the name with their later counterparts.</w:t>
+      </w:r>
+    </w:p>
+    <w:p>
+      <w:pPr>
+        <w:pStyle w:val="berschrift2"/>
+        <w:rPr>
+          <w:lang w:val="en-US"/>
+        </w:rPr>
+      </w:pPr>
+      <w:r>
+        <w:rPr>
+          <w:lang w:val="en-US"/>
+        </w:rPr>
         <w:lastRenderedPageBreak/>
-        <w:t>Mallisow</w:t>
-      </w:r>
-    </w:p>
-    <w:p>
-      <w:pPr>
-        <w:rPr>
-          <w:lang w:val="en-US"/>
-        </w:rPr>
-      </w:pPr>
-      <w:r>
-        <w:rPr>
-          <w:lang w:val="en-US"/>
-        </w:rPr>
-        <w:t>Animal bred in every part of the continent. Produces temperature regulating wool, nice leather underneath, tastes good and gives milk.</w:t>
+        <w:t>Flora</w:t>
+      </w:r>
+    </w:p>
+    <w:p>
+      <w:pPr>
+        <w:rPr>
+          <w:lang w:val="en-US"/>
+        </w:rPr>
+      </w:pPr>
+      <w:r>
+        <w:rPr>
+          <w:lang w:val="en-US"/>
+        </w:rPr>
+        <w:t>Flora in Dilaril is mostly evergreen, although there are different times for different flowers and bushes to bloom. Harvest can be achieved throughout the year.</w:t>
       </w:r>
     </w:p>
     <w:p>
@@ -3802,32 +4449,38 @@
         <w:rPr>
           <w:lang w:val="en-US"/>
         </w:rPr>
-        <w:t>Cat</w:t>
-      </w:r>
-    </w:p>
-    <w:p>
-      <w:pPr>
-        <w:rPr>
-          <w:lang w:val="en-US"/>
-        </w:rPr>
-      </w:pPr>
-      <w:r>
-        <w:rPr>
-          <w:lang w:val="en-US"/>
-        </w:rPr>
-        <w:t xml:space="preserve">Lives mostly in cities close to humans. </w:t>
-      </w:r>
-      <w:r>
-        <w:rPr>
-          <w:lang w:val="en-US"/>
-        </w:rPr>
-        <w:t>Eerily</w:t>
-      </w:r>
-      <w:r>
-        <w:rPr>
-          <w:lang w:val="en-US"/>
-        </w:rPr>
-        <w:t xml:space="preserve"> similar to cats thousands of years later.</w:t>
+        <w:t>Meridorian</w:t>
+      </w:r>
+    </w:p>
+    <w:p>
+      <w:pPr>
+        <w:rPr>
+          <w:lang w:val="en-US"/>
+        </w:rPr>
+      </w:pPr>
+      <w:r>
+        <w:rPr>
+          <w:lang w:val="en-US"/>
+        </w:rPr>
+        <w:t>Tree with</w:t>
+      </w:r>
+      <w:r>
+        <w:rPr>
+          <w:lang w:val="en-US"/>
+        </w:rPr>
+        <w:t xml:space="preserve"> dark bark and</w:t>
+      </w:r>
+      <w:r>
+        <w:rPr>
+          <w:lang w:val="en-US"/>
+        </w:rPr>
+        <w:t xml:space="preserve"> green long spikes as long as an arm. They grow in higher altitudes, their leaves a great source of water, albeit very bitter.</w:t>
+      </w:r>
+      <w:r>
+        <w:rPr>
+          <w:lang w:val="en-US"/>
+        </w:rPr>
+        <w:t xml:space="preserve"> Older trees have grown far from their trunk, leaving behind old and withered branches.</w:t>
       </w:r>
     </w:p>
     <w:p>
@@ -3841,20 +4494,44 @@
         <w:rPr>
           <w:lang w:val="en-US"/>
         </w:rPr>
-        <w:t>Shiron</w:t>
-      </w:r>
-    </w:p>
-    <w:p>
-      <w:pPr>
-        <w:rPr>
-          <w:lang w:val="en-US"/>
-        </w:rPr>
-      </w:pPr>
-      <w:r>
-        <w:rPr>
-          <w:lang w:val="en-US"/>
-        </w:rPr>
-        <w:t>Giant cat, golden fur streaked with silvery spots. Long sharp ears and hairs on the back of its head cover a good portion of its upper body.</w:t>
+        <w:t>Speck Tree</w:t>
+      </w:r>
+    </w:p>
+    <w:p>
+      <w:pPr>
+        <w:rPr>
+          <w:lang w:val="en-US"/>
+        </w:rPr>
+      </w:pPr>
+      <w:r>
+        <w:rPr>
+          <w:lang w:val="en-US"/>
+        </w:rPr>
+        <w:t>Tree with</w:t>
+      </w:r>
+      <w:r>
+        <w:rPr>
+          <w:lang w:val="en-US"/>
+        </w:rPr>
+        <w:t xml:space="preserve"> white bark and</w:t>
+      </w:r>
+      <w:r>
+        <w:rPr>
+          <w:lang w:val="en-US"/>
+        </w:rPr>
+        <w:t xml:space="preserve"> tiny leaves as big as a fingertip. The leaves point towards the sun, growing wide and towards it</w:t>
+      </w:r>
+      <w:r>
+        <w:rPr>
+          <w:lang w:val="en-US"/>
+        </w:rPr>
+        <w:t>, covering as much space as possible</w:t>
+      </w:r>
+      <w:r>
+        <w:rPr>
+          <w:lang w:val="en-US"/>
+        </w:rPr>
+        <w:t>.</w:t>
       </w:r>
     </w:p>
     <w:p>
@@ -3868,21 +4545,155 @@
         <w:rPr>
           <w:lang w:val="en-US"/>
         </w:rPr>
-        <w:t>Duck</w:t>
-      </w:r>
-    </w:p>
-    <w:p>
-      <w:pPr>
-        <w:rPr>
-          <w:lang w:val="en-US"/>
-        </w:rPr>
-      </w:pPr>
-      <w:r>
-        <w:rPr>
-          <w:lang w:val="en-US"/>
-        </w:rPr>
-        <w:t>A waterbird of magnificent colors and loud bird calls like quacks. Was prevalent in the Valleys. Share only the name with their later counterparts.</w:t>
-      </w:r>
+        <w:t>Traviolo Flower</w:t>
+      </w:r>
+    </w:p>
+    <w:p>
+      <w:pPr>
+        <w:rPr>
+          <w:lang w:val="en-US"/>
+        </w:rPr>
+      </w:pPr>
+      <w:r>
+        <w:rPr>
+          <w:lang w:val="en-US"/>
+        </w:rPr>
+        <w:t xml:space="preserve">A flower that has </w:t>
+      </w:r>
+      <w:r>
+        <w:rPr>
+          <w:lang w:val="en-US"/>
+        </w:rPr>
+        <w:t>six</w:t>
+      </w:r>
+      <w:r>
+        <w:rPr>
+          <w:lang w:val="en-US"/>
+        </w:rPr>
+        <w:t xml:space="preserve"> big outer leaves and t</w:t>
+      </w:r>
+      <w:r>
+        <w:rPr>
+          <w:lang w:val="en-US"/>
+        </w:rPr>
+        <w:t>wo</w:t>
+      </w:r>
+      <w:r>
+        <w:rPr>
+          <w:lang w:val="en-US"/>
+        </w:rPr>
+        <w:t xml:space="preserve"> </w:t>
+      </w:r>
+      <w:r>
+        <w:rPr>
+          <w:lang w:val="en-US"/>
+        </w:rPr>
+        <w:t>large</w:t>
+      </w:r>
+      <w:r>
+        <w:rPr>
+          <w:lang w:val="en-US"/>
+        </w:rPr>
+        <w:t xml:space="preserve"> </w:t>
+      </w:r>
+      <w:r>
+        <w:rPr>
+          <w:lang w:val="en-US"/>
+        </w:rPr>
+        <w:t>petals</w:t>
+      </w:r>
+      <w:r>
+        <w:rPr>
+          <w:lang w:val="en-US"/>
+        </w:rPr>
+        <w:t xml:space="preserve"> of purplish to pink color</w:t>
+      </w:r>
+      <w:r>
+        <w:rPr>
+          <w:lang w:val="en-US"/>
+        </w:rPr>
+        <w:t xml:space="preserve"> with a blue carpel in its center</w:t>
+      </w:r>
+      <w:r>
+        <w:rPr>
+          <w:lang w:val="en-US"/>
+        </w:rPr>
+        <w:t>. It is said, that the Immortal Oracle has touched the flower to grow thousands of years ago, making people see sweet future when they smell on it.</w:t>
+      </w:r>
+    </w:p>
+    <w:p>
+      <w:pPr>
+        <w:rPr>
+          <w:lang w:val="en-US"/>
+        </w:rPr>
+      </w:pPr>
+      <w:r>
+        <w:rPr>
+          <w:lang w:val="en-US"/>
+        </w:rPr>
+        <w:t>Only grow in the Peaks, although it is said that hundreds of years ago they were native to all of Dilaril.</w:t>
+      </w:r>
+    </w:p>
+    <w:p>
+      <w:pPr>
+        <w:pStyle w:val="berschrift3"/>
+        <w:rPr>
+          <w:lang w:val="en-US"/>
+        </w:rPr>
+      </w:pPr>
+      <w:r>
+        <w:rPr>
+          <w:lang w:val="en-US"/>
+        </w:rPr>
+        <w:t>Sorii Grain</w:t>
+      </w:r>
+    </w:p>
+    <w:p>
+      <w:pPr>
+        <w:rPr>
+          <w:lang w:val="en-US"/>
+        </w:rPr>
+      </w:pPr>
+      <w:r>
+        <w:rPr>
+          <w:lang w:val="en-US"/>
+        </w:rPr>
+        <w:t>Grain that grows from a stem, regrowing all year around, throwing off its overgrown head every month to be harvested.</w:t>
+      </w:r>
+    </w:p>
+    <w:p>
+      <w:pPr>
+        <w:pStyle w:val="berschrift3"/>
+        <w:rPr>
+          <w:lang w:val="en-US"/>
+        </w:rPr>
+      </w:pPr>
+      <w:r>
+        <w:rPr>
+          <w:lang w:val="en-US"/>
+        </w:rPr>
+        <w:t>Arrorika Root</w:t>
+      </w:r>
+    </w:p>
+    <w:p>
+      <w:pPr>
+        <w:rPr>
+          <w:lang w:val="en-US"/>
+        </w:rPr>
+      </w:pPr>
+      <w:r>
+        <w:rPr>
+          <w:lang w:val="en-US"/>
+        </w:rPr>
+        <w:t>Thick root of brown-reddish color that grows in the dark. Ingredient for spicy dishes in the valleys, used in tiny sprinkles. Grown in the Peaks around Shadesprings. E.g. Herriar’s home village of Tresmor’s Venture</w:t>
+      </w:r>
+    </w:p>
+    <w:p>
+      <w:pPr>
+        <w:rPr>
+          <w:lang w:val="en-US"/>
+        </w:rPr>
+      </w:pPr>
     </w:p>
     <w:p>
       <w:pPr>
@@ -3895,20 +4706,13 @@
         <w:rPr>
           <w:lang w:val="en-US"/>
         </w:rPr>
-        <w:t>Flora</w:t>
-      </w:r>
-    </w:p>
-    <w:p>
-      <w:pPr>
-        <w:rPr>
-          <w:lang w:val="en-US"/>
-        </w:rPr>
-      </w:pPr>
-      <w:r>
-        <w:rPr>
-          <w:lang w:val="en-US"/>
-        </w:rPr>
-        <w:t>Flora in Dilaril is mostly evergreen, although there are different times for different flowers and bushes to bloom. Harvest can be achieved throughout the year.</w:t>
+        <w:t>Food</w:t>
+      </w:r>
+      <w:r>
+        <w:rPr>
+          <w:lang w:val="en-US"/>
+        </w:rPr>
+        <w:t xml:space="preserve"> &amp; Drink</w:t>
       </w:r>
     </w:p>
     <w:p>
@@ -3922,38 +4726,44 @@
         <w:rPr>
           <w:lang w:val="en-US"/>
         </w:rPr>
-        <w:t>Meridorian</w:t>
-      </w:r>
-    </w:p>
-    <w:p>
-      <w:pPr>
-        <w:rPr>
-          <w:lang w:val="en-US"/>
-        </w:rPr>
-      </w:pPr>
-      <w:r>
-        <w:rPr>
-          <w:lang w:val="en-US"/>
-        </w:rPr>
-        <w:t>Tree with</w:t>
-      </w:r>
-      <w:r>
-        <w:rPr>
-          <w:lang w:val="en-US"/>
-        </w:rPr>
-        <w:t xml:space="preserve"> dark bark and</w:t>
-      </w:r>
-      <w:r>
-        <w:rPr>
-          <w:lang w:val="en-US"/>
-        </w:rPr>
-        <w:t xml:space="preserve"> green long spikes as long as an arm. They grow in higher altitudes, their leaves a great source of water, albeit very bitter.</w:t>
-      </w:r>
-      <w:r>
-        <w:rPr>
-          <w:lang w:val="en-US"/>
-        </w:rPr>
-        <w:t xml:space="preserve"> Older trees have grown far from their trunk, leaving behind old and withered branches.</w:t>
+        <w:t>Pickled Ox Buns</w:t>
+      </w:r>
+    </w:p>
+    <w:p>
+      <w:pPr>
+        <w:rPr>
+          <w:lang w:val="en-US"/>
+        </w:rPr>
+      </w:pPr>
+      <w:r>
+        <w:rPr>
+          <w:lang w:val="en-US"/>
+        </w:rPr>
+        <w:t>Ox is a</w:t>
+      </w:r>
+      <w:r>
+        <w:rPr>
+          <w:lang w:val="en-US"/>
+        </w:rPr>
+        <w:t xml:space="preserve"> </w:t>
+      </w:r>
+      <w:r>
+        <w:rPr>
+          <w:lang w:val="en-US"/>
+        </w:rPr>
+        <w:t xml:space="preserve">stable food source for meat, imported from the valleys and </w:t>
+      </w:r>
+      <w:r>
+        <w:rPr>
+          <w:lang w:val="en-US"/>
+        </w:rPr>
+        <w:t xml:space="preserve">mostly </w:t>
+      </w:r>
+      <w:r>
+        <w:rPr>
+          <w:lang w:val="en-US"/>
+        </w:rPr>
+        <w:t>preserved through pickling it. With a sweet sauce the source taste mixes well into the bread as finger food.</w:t>
       </w:r>
     </w:p>
     <w:p>
@@ -3967,44 +4777,20 @@
         <w:rPr>
           <w:lang w:val="en-US"/>
         </w:rPr>
-        <w:t>Speck Tree</w:t>
-      </w:r>
-    </w:p>
-    <w:p>
-      <w:pPr>
-        <w:rPr>
-          <w:lang w:val="en-US"/>
-        </w:rPr>
-      </w:pPr>
-      <w:r>
-        <w:rPr>
-          <w:lang w:val="en-US"/>
-        </w:rPr>
-        <w:t>Tree with</w:t>
-      </w:r>
-      <w:r>
-        <w:rPr>
-          <w:lang w:val="en-US"/>
-        </w:rPr>
-        <w:t xml:space="preserve"> white bark and</w:t>
-      </w:r>
-      <w:r>
-        <w:rPr>
-          <w:lang w:val="en-US"/>
-        </w:rPr>
-        <w:t xml:space="preserve"> tiny leaves as big as a fingertip. The leaves point towards the sun, growing wide and towards it</w:t>
-      </w:r>
-      <w:r>
-        <w:rPr>
-          <w:lang w:val="en-US"/>
-        </w:rPr>
-        <w:t>, covering as much space as possible</w:t>
-      </w:r>
-      <w:r>
-        <w:rPr>
-          <w:lang w:val="en-US"/>
-        </w:rPr>
-        <w:t>.</w:t>
+        <w:t>Sweet Egg Plumbs</w:t>
+      </w:r>
+    </w:p>
+    <w:p>
+      <w:pPr>
+        <w:rPr>
+          <w:lang w:val="en-US"/>
+        </w:rPr>
+      </w:pPr>
+      <w:r>
+        <w:rPr>
+          <w:lang w:val="en-US"/>
+        </w:rPr>
+        <w:t>Plums candied in their own sugary juice and then fried in egg for a short time as dessert.</w:t>
       </w:r>
     </w:p>
     <w:p>
@@ -4018,93 +4804,20 @@
         <w:rPr>
           <w:lang w:val="en-US"/>
         </w:rPr>
-        <w:t>Traviolo Flower</w:t>
-      </w:r>
-    </w:p>
-    <w:p>
-      <w:pPr>
-        <w:rPr>
-          <w:lang w:val="en-US"/>
-        </w:rPr>
-      </w:pPr>
-      <w:r>
-        <w:rPr>
-          <w:lang w:val="en-US"/>
-        </w:rPr>
-        <w:t xml:space="preserve">A flower that has </w:t>
-      </w:r>
-      <w:r>
-        <w:rPr>
-          <w:lang w:val="en-US"/>
-        </w:rPr>
-        <w:t>six</w:t>
-      </w:r>
-      <w:r>
-        <w:rPr>
-          <w:lang w:val="en-US"/>
-        </w:rPr>
-        <w:t xml:space="preserve"> big outer leaves and t</w:t>
-      </w:r>
-      <w:r>
-        <w:rPr>
-          <w:lang w:val="en-US"/>
-        </w:rPr>
-        <w:t>wo</w:t>
-      </w:r>
-      <w:r>
-        <w:rPr>
-          <w:lang w:val="en-US"/>
-        </w:rPr>
-        <w:t xml:space="preserve"> </w:t>
-      </w:r>
-      <w:r>
-        <w:rPr>
-          <w:lang w:val="en-US"/>
-        </w:rPr>
-        <w:t>large</w:t>
-      </w:r>
-      <w:r>
-        <w:rPr>
-          <w:lang w:val="en-US"/>
-        </w:rPr>
-        <w:t xml:space="preserve"> </w:t>
-      </w:r>
-      <w:r>
-        <w:rPr>
-          <w:lang w:val="en-US"/>
-        </w:rPr>
-        <w:t>petals</w:t>
-      </w:r>
-      <w:r>
-        <w:rPr>
-          <w:lang w:val="en-US"/>
-        </w:rPr>
-        <w:t xml:space="preserve"> of purplish to pink color</w:t>
-      </w:r>
-      <w:r>
-        <w:rPr>
-          <w:lang w:val="en-US"/>
-        </w:rPr>
-        <w:t xml:space="preserve"> with a blue carpel in its center</w:t>
-      </w:r>
-      <w:r>
-        <w:rPr>
-          <w:lang w:val="en-US"/>
-        </w:rPr>
-        <w:t>. It is said, that the Immortal Oracle has touched the flower to grow thousands of years ago, making people see sweet future when they smell on it.</w:t>
-      </w:r>
-    </w:p>
-    <w:p>
-      <w:pPr>
-        <w:rPr>
-          <w:lang w:val="en-US"/>
-        </w:rPr>
-      </w:pPr>
-      <w:r>
-        <w:rPr>
-          <w:lang w:val="en-US"/>
-        </w:rPr>
-        <w:t>Only grow in the Peaks, although it is said that hundreds of years ago they were native to all of Dilaril.</w:t>
+        <w:t>Brown Bread</w:t>
+      </w:r>
+    </w:p>
+    <w:p>
+      <w:pPr>
+        <w:rPr>
+          <w:lang w:val="en-US"/>
+        </w:rPr>
+      </w:pPr>
+      <w:r>
+        <w:rPr>
+          <w:lang w:val="en-US"/>
+        </w:rPr>
+        <w:t>Bread dough mixed with cocoa and sugar, making it taste bitter and sweet.</w:t>
       </w:r>
     </w:p>
     <w:p>
@@ -4118,193 +4831,7 @@
         <w:rPr>
           <w:lang w:val="en-US"/>
         </w:rPr>
-        <w:t>Sorii Grain</w:t>
-      </w:r>
-    </w:p>
-    <w:p>
-      <w:pPr>
-        <w:rPr>
-          <w:lang w:val="en-US"/>
-        </w:rPr>
-      </w:pPr>
-      <w:r>
-        <w:rPr>
-          <w:lang w:val="en-US"/>
-        </w:rPr>
-        <w:t>Grain that grows from a stem, regrowing all year around, throwing off its overgrown head every month to be harvested.</w:t>
-      </w:r>
-    </w:p>
-    <w:p>
-      <w:pPr>
-        <w:pStyle w:val="berschrift3"/>
-        <w:rPr>
-          <w:lang w:val="en-US"/>
-        </w:rPr>
-      </w:pPr>
-      <w:r>
-        <w:rPr>
-          <w:lang w:val="en-US"/>
-        </w:rPr>
         <w:lastRenderedPageBreak/>
-        <w:t>Arrorika Root</w:t>
-      </w:r>
-    </w:p>
-    <w:p>
-      <w:pPr>
-        <w:rPr>
-          <w:lang w:val="en-US"/>
-        </w:rPr>
-      </w:pPr>
-      <w:r>
-        <w:rPr>
-          <w:lang w:val="en-US"/>
-        </w:rPr>
-        <w:t>Thick root of brown-reddish color that grows in the dark. Ingredient for spicy dishes in the valleys, used in tiny sprinkles. Grown in the Peaks around Shadesprings. E.g. Herriar’s home village of Tresmor’s Venture</w:t>
-      </w:r>
-    </w:p>
-    <w:p>
-      <w:pPr>
-        <w:rPr>
-          <w:lang w:val="en-US"/>
-        </w:rPr>
-      </w:pPr>
-    </w:p>
-    <w:p>
-      <w:pPr>
-        <w:pStyle w:val="berschrift2"/>
-        <w:rPr>
-          <w:lang w:val="en-US"/>
-        </w:rPr>
-      </w:pPr>
-      <w:r>
-        <w:rPr>
-          <w:lang w:val="en-US"/>
-        </w:rPr>
-        <w:t>Food</w:t>
-      </w:r>
-      <w:r>
-        <w:rPr>
-          <w:lang w:val="en-US"/>
-        </w:rPr>
-        <w:t xml:space="preserve"> &amp; Drink</w:t>
-      </w:r>
-    </w:p>
-    <w:p>
-      <w:pPr>
-        <w:pStyle w:val="berschrift3"/>
-        <w:rPr>
-          <w:lang w:val="en-US"/>
-        </w:rPr>
-      </w:pPr>
-      <w:r>
-        <w:rPr>
-          <w:lang w:val="en-US"/>
-        </w:rPr>
-        <w:t>Pickled Ox Buns</w:t>
-      </w:r>
-    </w:p>
-    <w:p>
-      <w:pPr>
-        <w:rPr>
-          <w:lang w:val="en-US"/>
-        </w:rPr>
-      </w:pPr>
-      <w:r>
-        <w:rPr>
-          <w:lang w:val="en-US"/>
-        </w:rPr>
-        <w:t>Ox is a</w:t>
-      </w:r>
-      <w:r>
-        <w:rPr>
-          <w:lang w:val="en-US"/>
-        </w:rPr>
-        <w:t xml:space="preserve"> </w:t>
-      </w:r>
-      <w:r>
-        <w:rPr>
-          <w:lang w:val="en-US"/>
-        </w:rPr>
-        <w:t xml:space="preserve">stable food source for meat, imported from the valleys and </w:t>
-      </w:r>
-      <w:r>
-        <w:rPr>
-          <w:lang w:val="en-US"/>
-        </w:rPr>
-        <w:t xml:space="preserve">mostly </w:t>
-      </w:r>
-      <w:r>
-        <w:rPr>
-          <w:lang w:val="en-US"/>
-        </w:rPr>
-        <w:t>preserved through pickling it. With a sweet sauce the source taste mixes well into the bread as finger food.</w:t>
-      </w:r>
-    </w:p>
-    <w:p>
-      <w:pPr>
-        <w:pStyle w:val="berschrift3"/>
-        <w:rPr>
-          <w:lang w:val="en-US"/>
-        </w:rPr>
-      </w:pPr>
-      <w:r>
-        <w:rPr>
-          <w:lang w:val="en-US"/>
-        </w:rPr>
-        <w:t>Sweet Egg Plumbs</w:t>
-      </w:r>
-    </w:p>
-    <w:p>
-      <w:pPr>
-        <w:rPr>
-          <w:lang w:val="en-US"/>
-        </w:rPr>
-      </w:pPr>
-      <w:r>
-        <w:rPr>
-          <w:lang w:val="en-US"/>
-        </w:rPr>
-        <w:t>Plums candied in their own sugary juice and then fried in egg for a short time as dessert.</w:t>
-      </w:r>
-    </w:p>
-    <w:p>
-      <w:pPr>
-        <w:pStyle w:val="berschrift3"/>
-        <w:rPr>
-          <w:lang w:val="en-US"/>
-        </w:rPr>
-      </w:pPr>
-      <w:r>
-        <w:rPr>
-          <w:lang w:val="en-US"/>
-        </w:rPr>
-        <w:t>Brown Bread</w:t>
-      </w:r>
-    </w:p>
-    <w:p>
-      <w:pPr>
-        <w:rPr>
-          <w:lang w:val="en-US"/>
-        </w:rPr>
-      </w:pPr>
-      <w:r>
-        <w:rPr>
-          <w:lang w:val="en-US"/>
-        </w:rPr>
-        <w:t>Bread dough mixed with cocoa and sugar, making it taste bitter and sweet.</w:t>
-      </w:r>
-    </w:p>
-    <w:p>
-      <w:pPr>
-        <w:pStyle w:val="berschrift3"/>
-        <w:rPr>
-          <w:lang w:val="en-US"/>
-        </w:rPr>
-      </w:pPr>
-      <w:r>
-        <w:rPr>
-          <w:lang w:val="en-US"/>
-        </w:rPr>
         <w:t>Moaroka Jucie</w:t>
       </w:r>
     </w:p>
@@ -4632,6 +5159,119 @@
     </w:lvl>
   </w:abstractNum>
   <w:abstractNum w:abstractNumId="1" w15:restartNumberingAfterBreak="0">
+    <w:nsid w:val="09AB1F24"/>
+    <w:multiLevelType w:val="hybridMultilevel"/>
+    <w:tmpl w:val="E2764998"/>
+    <w:lvl w:ilvl="0" w:tplc="04070001">
+      <w:start w:val="1"/>
+      <w:numFmt w:val="bullet"/>
+      <w:lvlText w:val=""/>
+      <w:lvlJc w:val="left"/>
+      <w:pPr>
+        <w:ind w:left="720" w:hanging="360"/>
+      </w:pPr>
+      <w:rPr>
+        <w:rFonts w:ascii="Symbol" w:hAnsi="Symbol" w:hint="default"/>
+      </w:rPr>
+    </w:lvl>
+    <w:lvl w:ilvl="1" w:tplc="04070003">
+      <w:start w:val="1"/>
+      <w:numFmt w:val="bullet"/>
+      <w:lvlText w:val="o"/>
+      <w:lvlJc w:val="left"/>
+      <w:pPr>
+        <w:ind w:left="1440" w:hanging="360"/>
+      </w:pPr>
+      <w:rPr>
+        <w:rFonts w:ascii="Courier New" w:hAnsi="Courier New" w:cs="Courier New" w:hint="default"/>
+      </w:rPr>
+    </w:lvl>
+    <w:lvl w:ilvl="2" w:tplc="04070005" w:tentative="1">
+      <w:start w:val="1"/>
+      <w:numFmt w:val="bullet"/>
+      <w:lvlText w:val=""/>
+      <w:lvlJc w:val="left"/>
+      <w:pPr>
+        <w:ind w:left="2160" w:hanging="360"/>
+      </w:pPr>
+      <w:rPr>
+        <w:rFonts w:ascii="Wingdings" w:hAnsi="Wingdings" w:hint="default"/>
+      </w:rPr>
+    </w:lvl>
+    <w:lvl w:ilvl="3" w:tplc="04070001" w:tentative="1">
+      <w:start w:val="1"/>
+      <w:numFmt w:val="bullet"/>
+      <w:lvlText w:val=""/>
+      <w:lvlJc w:val="left"/>
+      <w:pPr>
+        <w:ind w:left="2880" w:hanging="360"/>
+      </w:pPr>
+      <w:rPr>
+        <w:rFonts w:ascii="Symbol" w:hAnsi="Symbol" w:hint="default"/>
+      </w:rPr>
+    </w:lvl>
+    <w:lvl w:ilvl="4" w:tplc="04070003" w:tentative="1">
+      <w:start w:val="1"/>
+      <w:numFmt w:val="bullet"/>
+      <w:lvlText w:val="o"/>
+      <w:lvlJc w:val="left"/>
+      <w:pPr>
+        <w:ind w:left="3600" w:hanging="360"/>
+      </w:pPr>
+      <w:rPr>
+        <w:rFonts w:ascii="Courier New" w:hAnsi="Courier New" w:cs="Courier New" w:hint="default"/>
+      </w:rPr>
+    </w:lvl>
+    <w:lvl w:ilvl="5" w:tplc="04070005" w:tentative="1">
+      <w:start w:val="1"/>
+      <w:numFmt w:val="bullet"/>
+      <w:lvlText w:val=""/>
+      <w:lvlJc w:val="left"/>
+      <w:pPr>
+        <w:ind w:left="4320" w:hanging="360"/>
+      </w:pPr>
+      <w:rPr>
+        <w:rFonts w:ascii="Wingdings" w:hAnsi="Wingdings" w:hint="default"/>
+      </w:rPr>
+    </w:lvl>
+    <w:lvl w:ilvl="6" w:tplc="04070001" w:tentative="1">
+      <w:start w:val="1"/>
+      <w:numFmt w:val="bullet"/>
+      <w:lvlText w:val=""/>
+      <w:lvlJc w:val="left"/>
+      <w:pPr>
+        <w:ind w:left="5040" w:hanging="360"/>
+      </w:pPr>
+      <w:rPr>
+        <w:rFonts w:ascii="Symbol" w:hAnsi="Symbol" w:hint="default"/>
+      </w:rPr>
+    </w:lvl>
+    <w:lvl w:ilvl="7" w:tplc="04070003" w:tentative="1">
+      <w:start w:val="1"/>
+      <w:numFmt w:val="bullet"/>
+      <w:lvlText w:val="o"/>
+      <w:lvlJc w:val="left"/>
+      <w:pPr>
+        <w:ind w:left="5760" w:hanging="360"/>
+      </w:pPr>
+      <w:rPr>
+        <w:rFonts w:ascii="Courier New" w:hAnsi="Courier New" w:cs="Courier New" w:hint="default"/>
+      </w:rPr>
+    </w:lvl>
+    <w:lvl w:ilvl="8" w:tplc="04070005" w:tentative="1">
+      <w:start w:val="1"/>
+      <w:numFmt w:val="bullet"/>
+      <w:lvlText w:val=""/>
+      <w:lvlJc w:val="left"/>
+      <w:pPr>
+        <w:ind w:left="6480" w:hanging="360"/>
+      </w:pPr>
+      <w:rPr>
+        <w:rFonts w:ascii="Wingdings" w:hAnsi="Wingdings" w:hint="default"/>
+      </w:rPr>
+    </w:lvl>
+  </w:abstractNum>
+  <w:abstractNum w:abstractNumId="2" w15:restartNumberingAfterBreak="0">
     <w:nsid w:val="1C786758"/>
     <w:multiLevelType w:val="hybridMultilevel"/>
     <w:tmpl w:val="CE82112A"/>
@@ -4744,7 +5384,7 @@
       </w:rPr>
     </w:lvl>
   </w:abstractNum>
-  <w:abstractNum w:abstractNumId="2" w15:restartNumberingAfterBreak="0">
+  <w:abstractNum w:abstractNumId="3" w15:restartNumberingAfterBreak="0">
     <w:nsid w:val="214F1781"/>
     <w:multiLevelType w:val="hybridMultilevel"/>
     <w:tmpl w:val="CDF60F14"/>
@@ -4857,7 +5497,7 @@
       </w:rPr>
     </w:lvl>
   </w:abstractNum>
-  <w:abstractNum w:abstractNumId="3" w15:restartNumberingAfterBreak="0">
+  <w:abstractNum w:abstractNumId="4" w15:restartNumberingAfterBreak="0">
     <w:nsid w:val="25D922DD"/>
     <w:multiLevelType w:val="hybridMultilevel"/>
     <w:tmpl w:val="4D46F852"/>
@@ -4970,7 +5610,7 @@
       </w:rPr>
     </w:lvl>
   </w:abstractNum>
-  <w:abstractNum w:abstractNumId="4" w15:restartNumberingAfterBreak="0">
+  <w:abstractNum w:abstractNumId="5" w15:restartNumberingAfterBreak="0">
     <w:nsid w:val="299D1F92"/>
     <w:multiLevelType w:val="hybridMultilevel"/>
     <w:tmpl w:val="9DCE7CE4"/>
@@ -5083,7 +5723,7 @@
       </w:rPr>
     </w:lvl>
   </w:abstractNum>
-  <w:abstractNum w:abstractNumId="5" w15:restartNumberingAfterBreak="0">
+  <w:abstractNum w:abstractNumId="6" w15:restartNumberingAfterBreak="0">
     <w:nsid w:val="2AC328E5"/>
     <w:multiLevelType w:val="hybridMultilevel"/>
     <w:tmpl w:val="0464EAEA"/>
@@ -5196,7 +5836,120 @@
       </w:rPr>
     </w:lvl>
   </w:abstractNum>
-  <w:abstractNum w:abstractNumId="6" w15:restartNumberingAfterBreak="0">
+  <w:abstractNum w:abstractNumId="7" w15:restartNumberingAfterBreak="0">
+    <w:nsid w:val="654437A4"/>
+    <w:multiLevelType w:val="hybridMultilevel"/>
+    <w:tmpl w:val="7CBCDBBE"/>
+    <w:lvl w:ilvl="0" w:tplc="04070001">
+      <w:start w:val="1"/>
+      <w:numFmt w:val="bullet"/>
+      <w:lvlText w:val=""/>
+      <w:lvlJc w:val="left"/>
+      <w:pPr>
+        <w:ind w:left="720" w:hanging="360"/>
+      </w:pPr>
+      <w:rPr>
+        <w:rFonts w:ascii="Symbol" w:hAnsi="Symbol" w:hint="default"/>
+      </w:rPr>
+    </w:lvl>
+    <w:lvl w:ilvl="1" w:tplc="04070003" w:tentative="1">
+      <w:start w:val="1"/>
+      <w:numFmt w:val="bullet"/>
+      <w:lvlText w:val="o"/>
+      <w:lvlJc w:val="left"/>
+      <w:pPr>
+        <w:ind w:left="1440" w:hanging="360"/>
+      </w:pPr>
+      <w:rPr>
+        <w:rFonts w:ascii="Courier New" w:hAnsi="Courier New" w:cs="Courier New" w:hint="default"/>
+      </w:rPr>
+    </w:lvl>
+    <w:lvl w:ilvl="2" w:tplc="04070005" w:tentative="1">
+      <w:start w:val="1"/>
+      <w:numFmt w:val="bullet"/>
+      <w:lvlText w:val=""/>
+      <w:lvlJc w:val="left"/>
+      <w:pPr>
+        <w:ind w:left="2160" w:hanging="360"/>
+      </w:pPr>
+      <w:rPr>
+        <w:rFonts w:ascii="Wingdings" w:hAnsi="Wingdings" w:hint="default"/>
+      </w:rPr>
+    </w:lvl>
+    <w:lvl w:ilvl="3" w:tplc="04070001" w:tentative="1">
+      <w:start w:val="1"/>
+      <w:numFmt w:val="bullet"/>
+      <w:lvlText w:val=""/>
+      <w:lvlJc w:val="left"/>
+      <w:pPr>
+        <w:ind w:left="2880" w:hanging="360"/>
+      </w:pPr>
+      <w:rPr>
+        <w:rFonts w:ascii="Symbol" w:hAnsi="Symbol" w:hint="default"/>
+      </w:rPr>
+    </w:lvl>
+    <w:lvl w:ilvl="4" w:tplc="04070003" w:tentative="1">
+      <w:start w:val="1"/>
+      <w:numFmt w:val="bullet"/>
+      <w:lvlText w:val="o"/>
+      <w:lvlJc w:val="left"/>
+      <w:pPr>
+        <w:ind w:left="3600" w:hanging="360"/>
+      </w:pPr>
+      <w:rPr>
+        <w:rFonts w:ascii="Courier New" w:hAnsi="Courier New" w:cs="Courier New" w:hint="default"/>
+      </w:rPr>
+    </w:lvl>
+    <w:lvl w:ilvl="5" w:tplc="04070005" w:tentative="1">
+      <w:start w:val="1"/>
+      <w:numFmt w:val="bullet"/>
+      <w:lvlText w:val=""/>
+      <w:lvlJc w:val="left"/>
+      <w:pPr>
+        <w:ind w:left="4320" w:hanging="360"/>
+      </w:pPr>
+      <w:rPr>
+        <w:rFonts w:ascii="Wingdings" w:hAnsi="Wingdings" w:hint="default"/>
+      </w:rPr>
+    </w:lvl>
+    <w:lvl w:ilvl="6" w:tplc="04070001" w:tentative="1">
+      <w:start w:val="1"/>
+      <w:numFmt w:val="bullet"/>
+      <w:lvlText w:val=""/>
+      <w:lvlJc w:val="left"/>
+      <w:pPr>
+        <w:ind w:left="5040" w:hanging="360"/>
+      </w:pPr>
+      <w:rPr>
+        <w:rFonts w:ascii="Symbol" w:hAnsi="Symbol" w:hint="default"/>
+      </w:rPr>
+    </w:lvl>
+    <w:lvl w:ilvl="7" w:tplc="04070003" w:tentative="1">
+      <w:start w:val="1"/>
+      <w:numFmt w:val="bullet"/>
+      <w:lvlText w:val="o"/>
+      <w:lvlJc w:val="left"/>
+      <w:pPr>
+        <w:ind w:left="5760" w:hanging="360"/>
+      </w:pPr>
+      <w:rPr>
+        <w:rFonts w:ascii="Courier New" w:hAnsi="Courier New" w:cs="Courier New" w:hint="default"/>
+      </w:rPr>
+    </w:lvl>
+    <w:lvl w:ilvl="8" w:tplc="04070005" w:tentative="1">
+      <w:start w:val="1"/>
+      <w:numFmt w:val="bullet"/>
+      <w:lvlText w:val=""/>
+      <w:lvlJc w:val="left"/>
+      <w:pPr>
+        <w:ind w:left="6480" w:hanging="360"/>
+      </w:pPr>
+      <w:rPr>
+        <w:rFonts w:ascii="Wingdings" w:hAnsi="Wingdings" w:hint="default"/>
+      </w:rPr>
+    </w:lvl>
+  </w:abstractNum>
+  <w:abstractNum w:abstractNumId="8" w15:restartNumberingAfterBreak="0">
     <w:nsid w:val="7A57262E"/>
     <w:multiLevelType w:val="hybridMultilevel"/>
     <w:tmpl w:val="F4645F00"/>
@@ -5313,22 +6066,28 @@
     <w:abstractNumId w:val="0"/>
   </w:num>
   <w:num w:numId="2" w16cid:durableId="2026709081">
+    <w:abstractNumId w:val="5"/>
+  </w:num>
+  <w:num w:numId="3" w16cid:durableId="1956323463">
+    <w:abstractNumId w:val="2"/>
+  </w:num>
+  <w:num w:numId="4" w16cid:durableId="43647026">
+    <w:abstractNumId w:val="3"/>
+  </w:num>
+  <w:num w:numId="5" w16cid:durableId="1033532080">
     <w:abstractNumId w:val="4"/>
   </w:num>
-  <w:num w:numId="3" w16cid:durableId="1956323463">
+  <w:num w:numId="6" w16cid:durableId="532227230">
+    <w:abstractNumId w:val="8"/>
+  </w:num>
+  <w:num w:numId="7" w16cid:durableId="2077430418">
+    <w:abstractNumId w:val="6"/>
+  </w:num>
+  <w:num w:numId="8" w16cid:durableId="1891723661">
     <w:abstractNumId w:val="1"/>
   </w:num>
-  <w:num w:numId="4" w16cid:durableId="43647026">
-    <w:abstractNumId w:val="2"/>
-  </w:num>
-  <w:num w:numId="5" w16cid:durableId="1033532080">
-    <w:abstractNumId w:val="3"/>
-  </w:num>
-  <w:num w:numId="6" w16cid:durableId="532227230">
-    <w:abstractNumId w:val="6"/>
-  </w:num>
-  <w:num w:numId="7" w16cid:durableId="2077430418">
-    <w:abstractNumId w:val="5"/>
+  <w:num w:numId="9" w16cid:durableId="40324013">
+    <w:abstractNumId w:val="7"/>
   </w:num>
 </w:numbering>
 </file>

--- a/docs/Buch Camille Chronicles/World of Halflight.docx
+++ b/docs/Buch Camille Chronicles/World of Halflight.docx
@@ -19,8 +19,16 @@
         <w:rPr>
           <w:lang w:val="en-US"/>
         </w:rPr>
-        <w:t xml:space="preserve"> of Dilaril</w:t>
-      </w:r>
+        <w:t xml:space="preserve"> of </w:t>
+      </w:r>
+      <w:proofErr w:type="spellStart"/>
+      <w:r>
+        <w:rPr>
+          <w:lang w:val="en-US"/>
+        </w:rPr>
+        <w:t>Dilaril</w:t>
+      </w:r>
+      <w:proofErr w:type="spellEnd"/>
     </w:p>
     <w:p>
       <w:pPr>
@@ -41,11 +49,19 @@
         <w:t xml:space="preserve">called </w:t>
       </w:r>
       <w:bookmarkStart w:id="0" w:name="_Hlk229566702"/>
-      <w:r>
-        <w:rPr>
-          <w:lang w:val="en-US"/>
-        </w:rPr>
-        <w:t xml:space="preserve">Dilaril </w:t>
+      <w:proofErr w:type="spellStart"/>
+      <w:r>
+        <w:rPr>
+          <w:lang w:val="en-US"/>
+        </w:rPr>
+        <w:t>Dilaril</w:t>
+      </w:r>
+      <w:proofErr w:type="spellEnd"/>
+      <w:r>
+        <w:rPr>
+          <w:lang w:val="en-US"/>
+        </w:rPr>
+        <w:t xml:space="preserve"> </w:t>
       </w:r>
       <w:bookmarkEnd w:id="0"/>
       <w:r>
@@ -76,7 +92,21 @@
         <w:rPr>
           <w:lang w:val="en-US"/>
         </w:rPr>
-        <w:t xml:space="preserve"> as Stices, create Melodies to supply humanity with strength and ingenuity.</w:t>
+        <w:t xml:space="preserve"> as </w:t>
+      </w:r>
+      <w:proofErr w:type="spellStart"/>
+      <w:r>
+        <w:rPr>
+          <w:lang w:val="en-US"/>
+        </w:rPr>
+        <w:t>Stices</w:t>
+      </w:r>
+      <w:proofErr w:type="spellEnd"/>
+      <w:r>
+        <w:rPr>
+          <w:lang w:val="en-US"/>
+        </w:rPr>
+        <w:t>, create Melodies to supply humanity with strength and ingenuity.</w:t>
       </w:r>
     </w:p>
     <w:p>
@@ -115,7 +145,21 @@
         <w:rPr>
           <w:lang w:val="en-US"/>
         </w:rPr>
-        <w:t xml:space="preserve">with the help of her Stice Herriar, to fight against injustice and evil. At least that is what she tells herself when beating up thugs </w:t>
+        <w:t xml:space="preserve">with the help of her Stice </w:t>
+      </w:r>
+      <w:proofErr w:type="spellStart"/>
+      <w:r>
+        <w:rPr>
+          <w:lang w:val="en-US"/>
+        </w:rPr>
+        <w:t>Herriar</w:t>
+      </w:r>
+      <w:proofErr w:type="spellEnd"/>
+      <w:r>
+        <w:rPr>
+          <w:lang w:val="en-US"/>
+        </w:rPr>
+        <w:t xml:space="preserve">, to fight against injustice and evil. At least that is what she tells herself when beating up thugs </w:t>
       </w:r>
       <w:r>
         <w:rPr>
@@ -130,6 +174,7 @@
           <w:lang w:val="en-US"/>
         </w:rPr>
       </w:pPr>
+      <w:proofErr w:type="spellStart"/>
       <w:r>
         <w:rPr>
           <w:lang w:val="en-US"/>
@@ -140,13 +185,28 @@
         <w:rPr>
           <w:lang w:val="en-US"/>
         </w:rPr>
-        <w:t xml:space="preserve">laril, or </w:t>
-      </w:r>
-      <w:r>
-        <w:rPr>
-          <w:lang w:val="en-US"/>
-        </w:rPr>
-        <w:t>Halflight, a</w:t>
+        <w:t>laril</w:t>
+      </w:r>
+      <w:proofErr w:type="spellEnd"/>
+      <w:r>
+        <w:rPr>
+          <w:lang w:val="en-US"/>
+        </w:rPr>
+        <w:t xml:space="preserve">, or </w:t>
+      </w:r>
+      <w:proofErr w:type="spellStart"/>
+      <w:r>
+        <w:rPr>
+          <w:lang w:val="en-US"/>
+        </w:rPr>
+        <w:t>Halflight</w:t>
+      </w:r>
+      <w:proofErr w:type="spellEnd"/>
+      <w:r>
+        <w:rPr>
+          <w:lang w:val="en-US"/>
+        </w:rPr>
+        <w:t>, a</w:t>
       </w:r>
       <w:r>
         <w:rPr>
@@ -208,8 +268,16 @@
         <w:rPr>
           <w:lang w:val="en-US"/>
         </w:rPr>
-        <w:t xml:space="preserve"> of the Darklands</w:t>
-      </w:r>
+        <w:t xml:space="preserve"> of the </w:t>
+      </w:r>
+      <w:proofErr w:type="spellStart"/>
+      <w:r>
+        <w:rPr>
+          <w:lang w:val="en-US"/>
+        </w:rPr>
+        <w:t>Darklands</w:t>
+      </w:r>
+      <w:proofErr w:type="spellEnd"/>
       <w:r>
         <w:rPr>
           <w:lang w:val="en-US"/>
@@ -288,7 +356,21 @@
         <w:rPr>
           <w:lang w:val="en-US"/>
         </w:rPr>
-        <w:t>spot in the sun is always dark, as well a spot on earth creating a small space where life is sustainable. But the hot ocean around it would make travel to there almost impossible. But there exists a gate in the dark part of the land to this spot, opened and maintained by the transformed Friedrich as Shkarhound.</w:t>
+        <w:t xml:space="preserve">spot in the sun is always dark, as well a spot on earth creating a small space where life is sustainable. But the hot ocean around it would make travel to there almost impossible. But there exists a gate in the dark part of the land to this spot, opened and maintained by the transformed Friedrich as </w:t>
+      </w:r>
+      <w:proofErr w:type="spellStart"/>
+      <w:r>
+        <w:rPr>
+          <w:lang w:val="en-US"/>
+        </w:rPr>
+        <w:t>Shkarhound</w:t>
+      </w:r>
+      <w:proofErr w:type="spellEnd"/>
+      <w:r>
+        <w:rPr>
+          <w:lang w:val="en-US"/>
+        </w:rPr>
+        <w:t>.</w:t>
       </w:r>
     </w:p>
     <w:p>
@@ -445,7 +527,21 @@
         <w:rPr>
           <w:lang w:val="en-US"/>
         </w:rPr>
-        <w:t xml:space="preserve">Candles are used in the Academicia to control that time, as one candle measures a single day, </w:t>
+        <w:t xml:space="preserve">Candles are used in the </w:t>
+      </w:r>
+      <w:proofErr w:type="spellStart"/>
+      <w:r>
+        <w:rPr>
+          <w:lang w:val="en-US"/>
+        </w:rPr>
+        <w:t>Academicia</w:t>
+      </w:r>
+      <w:proofErr w:type="spellEnd"/>
+      <w:r>
+        <w:rPr>
+          <w:lang w:val="en-US"/>
+        </w:rPr>
+        <w:t xml:space="preserve"> to control that time, as one candle measures a single day, </w:t>
       </w:r>
       <w:r>
         <w:rPr>
@@ -553,12 +649,14 @@
         </w:rPr>
         <w:t xml:space="preserve">As a calendar the names of the </w:t>
       </w:r>
+      <w:proofErr w:type="spellStart"/>
       <w:r>
         <w:rPr>
           <w:lang w:val="en-US"/>
         </w:rPr>
         <w:t>Eptual</w:t>
       </w:r>
+      <w:proofErr w:type="spellEnd"/>
       <w:r>
         <w:rPr>
           <w:lang w:val="en-US"/>
@@ -577,12 +675,14 @@
           <w:lang w:val="en-US"/>
         </w:rPr>
       </w:pPr>
+      <w:proofErr w:type="spellStart"/>
       <w:r>
         <w:rPr>
           <w:lang w:val="en-US"/>
         </w:rPr>
         <w:t>Shiofthu</w:t>
       </w:r>
+      <w:proofErr w:type="spellEnd"/>
     </w:p>
     <w:p>
       <w:pPr>
@@ -595,12 +695,14 @@
           <w:lang w:val="en-US"/>
         </w:rPr>
       </w:pPr>
+      <w:proofErr w:type="spellStart"/>
       <w:r>
         <w:rPr>
           <w:lang w:val="en-US"/>
         </w:rPr>
         <w:t>Irnatrav</w:t>
       </w:r>
+      <w:proofErr w:type="spellEnd"/>
     </w:p>
     <w:p>
       <w:pPr>
@@ -631,12 +733,14 @@
           <w:lang w:val="en-US"/>
         </w:rPr>
       </w:pPr>
+      <w:proofErr w:type="spellStart"/>
       <w:r>
         <w:rPr>
           <w:lang w:val="en-US"/>
         </w:rPr>
         <w:t>Tekofy</w:t>
       </w:r>
+      <w:proofErr w:type="spellEnd"/>
     </w:p>
     <w:p>
       <w:pPr>
@@ -649,12 +753,14 @@
           <w:lang w:val="en-US"/>
         </w:rPr>
       </w:pPr>
+      <w:proofErr w:type="spellStart"/>
       <w:r>
         <w:rPr>
           <w:lang w:val="en-US"/>
         </w:rPr>
         <w:t>Ethfyosh</w:t>
       </w:r>
+      <w:proofErr w:type="spellEnd"/>
     </w:p>
     <w:p>
       <w:pPr>
@@ -667,12 +773,14 @@
           <w:lang w:val="en-US"/>
         </w:rPr>
       </w:pPr>
+      <w:proofErr w:type="spellStart"/>
       <w:r>
         <w:rPr>
           <w:lang w:val="en-US"/>
         </w:rPr>
         <w:t>Omofy</w:t>
       </w:r>
+      <w:proofErr w:type="spellEnd"/>
     </w:p>
     <w:p>
       <w:pPr>
@@ -685,12 +793,14 @@
           <w:lang w:val="en-US"/>
         </w:rPr>
       </w:pPr>
+      <w:proofErr w:type="spellStart"/>
       <w:r>
         <w:rPr>
           <w:lang w:val="en-US"/>
         </w:rPr>
         <w:t>Shkaratve</w:t>
       </w:r>
+      <w:proofErr w:type="spellEnd"/>
     </w:p>
     <w:p>
       <w:pPr>
@@ -730,7 +840,35 @@
         <w:rPr>
           <w:lang w:val="en-US"/>
         </w:rPr>
-        <w:t>Normal homo sapiens that have adjusted to the life on Dilaril. Skin colors and cultures and mixed in bigger cities because of trade or heritage. Since the Ceising warmer regions like the sea and coast inhabit more dark-skinned peoples, the valleys tanned and the peaks white.</w:t>
+        <w:t xml:space="preserve">Normal homo sapiens that have adjusted to the life on </w:t>
+      </w:r>
+      <w:proofErr w:type="spellStart"/>
+      <w:r>
+        <w:rPr>
+          <w:lang w:val="en-US"/>
+        </w:rPr>
+        <w:t>Dilaril</w:t>
+      </w:r>
+      <w:proofErr w:type="spellEnd"/>
+      <w:r>
+        <w:rPr>
+          <w:lang w:val="en-US"/>
+        </w:rPr>
+        <w:t xml:space="preserve">. Skin colors and cultures and mixed in bigger cities because of trade or heritage. Since the </w:t>
+      </w:r>
+      <w:proofErr w:type="spellStart"/>
+      <w:r>
+        <w:rPr>
+          <w:lang w:val="en-US"/>
+        </w:rPr>
+        <w:t>Ceising</w:t>
+      </w:r>
+      <w:proofErr w:type="spellEnd"/>
+      <w:r>
+        <w:rPr>
+          <w:lang w:val="en-US"/>
+        </w:rPr>
+        <w:t xml:space="preserve"> warmer regions like the sea and coast inhabit more dark-skinned peoples, the valleys tanned and the peaks white.</w:t>
       </w:r>
     </w:p>
     <w:p>
@@ -757,7 +895,35 @@
         <w:rPr>
           <w:lang w:val="en-US"/>
         </w:rPr>
-        <w:t>Freed from the influence of Natrair the Cindered Ones or Ashbearers have equally spread across the world, albeit they are oppressed in many regions, enslaved or kept low, as their numbers were too little and strength to shallow to fight against the already established humans</w:t>
+        <w:t xml:space="preserve">Freed from the influence of </w:t>
+      </w:r>
+      <w:proofErr w:type="spellStart"/>
+      <w:r>
+        <w:rPr>
+          <w:lang w:val="en-US"/>
+        </w:rPr>
+        <w:t>Natrair</w:t>
+      </w:r>
+      <w:proofErr w:type="spellEnd"/>
+      <w:r>
+        <w:rPr>
+          <w:lang w:val="en-US"/>
+        </w:rPr>
+        <w:t xml:space="preserve"> the Cindered Ones or </w:t>
+      </w:r>
+      <w:proofErr w:type="spellStart"/>
+      <w:r>
+        <w:rPr>
+          <w:lang w:val="en-US"/>
+        </w:rPr>
+        <w:t>Ashbearers</w:t>
+      </w:r>
+      <w:proofErr w:type="spellEnd"/>
+      <w:r>
+        <w:rPr>
+          <w:lang w:val="en-US"/>
+        </w:rPr>
+        <w:t xml:space="preserve"> have equally spread across the world, albeit they are oppressed in many regions, enslaved or kept low, as their numbers were too little and strength to shallow to fight against the already established humans</w:t>
       </w:r>
       <w:r>
         <w:rPr>
@@ -802,7 +968,21 @@
           <w:lang w:val="en-US"/>
         </w:rPr>
         <w:lastRenderedPageBreak/>
-        <w:t>Since their freedom many Cindered Ones women bear stillborn children, as the bodies have trouble catching on souls after Natrair’s passing. Though their umbers keep stable at the price of the women of their species, who have to bear many children.</w:t>
+        <w:t xml:space="preserve">Since their freedom many Cindered Ones women bear stillborn children, as the bodies have trouble catching on souls after </w:t>
+      </w:r>
+      <w:proofErr w:type="spellStart"/>
+      <w:r>
+        <w:rPr>
+          <w:lang w:val="en-US"/>
+        </w:rPr>
+        <w:t>Natrair’s</w:t>
+      </w:r>
+      <w:proofErr w:type="spellEnd"/>
+      <w:r>
+        <w:rPr>
+          <w:lang w:val="en-US"/>
+        </w:rPr>
+        <w:t xml:space="preserve"> passing. Though their umbers keep stable at the price of the women of their species, who have to bear many children.</w:t>
       </w:r>
     </w:p>
     <w:p>
@@ -877,7 +1057,21 @@
         <w:rPr>
           <w:lang w:val="en-US"/>
         </w:rPr>
-        <w:t xml:space="preserve"> Nature gave the babies sharp claws for that, which are now filed down to let the parents chose their wounds for themselves.</w:t>
+        <w:t xml:space="preserve"> Nature gave the babies sharp claws for that, which are now filed down to let the parents </w:t>
+      </w:r>
+      <w:proofErr w:type="spellStart"/>
+      <w:r>
+        <w:rPr>
+          <w:lang w:val="en-US"/>
+        </w:rPr>
+        <w:t>chose</w:t>
+      </w:r>
+      <w:proofErr w:type="spellEnd"/>
+      <w:r>
+        <w:rPr>
+          <w:lang w:val="en-US"/>
+        </w:rPr>
+        <w:t xml:space="preserve"> their wounds for themselves.</w:t>
       </w:r>
     </w:p>
     <w:p>
@@ -958,7 +1152,21 @@
         <w:rPr>
           <w:lang w:val="en-US"/>
         </w:rPr>
-        <w:t>Something about them not havin marks</w:t>
+        <w:t xml:space="preserve">Something about them not </w:t>
+      </w:r>
+      <w:proofErr w:type="spellStart"/>
+      <w:r>
+        <w:rPr>
+          <w:lang w:val="en-US"/>
+        </w:rPr>
+        <w:t>havin</w:t>
+      </w:r>
+      <w:proofErr w:type="spellEnd"/>
+      <w:r>
+        <w:rPr>
+          <w:lang w:val="en-US"/>
+        </w:rPr>
+        <w:t xml:space="preserve"> marks</w:t>
       </w:r>
     </w:p>
     <w:p>
@@ -981,6 +1189,42 @@
     </w:p>
     <w:p>
       <w:pPr>
+        <w:pStyle w:val="Listenabsatz"/>
+        <w:numPr>
+          <w:ilvl w:val="0"/>
+          <w:numId w:val="7"/>
+        </w:numPr>
+        <w:rPr>
+          <w:lang w:val="en-US"/>
+        </w:rPr>
+      </w:pPr>
+      <w:r>
+        <w:rPr>
+          <w:lang w:val="en-US"/>
+        </w:rPr>
+        <w:t>Sunchild</w:t>
+      </w:r>
+    </w:p>
+    <w:p>
+      <w:pPr>
+        <w:pStyle w:val="Listenabsatz"/>
+        <w:numPr>
+          <w:ilvl w:val="1"/>
+          <w:numId w:val="7"/>
+        </w:numPr>
+        <w:rPr>
+          <w:lang w:val="en-US"/>
+        </w:rPr>
+      </w:pPr>
+      <w:r>
+        <w:rPr>
+          <w:lang w:val="en-US"/>
+        </w:rPr>
+        <w:t>Insult for humans</w:t>
+      </w:r>
+    </w:p>
+    <w:p>
+      <w:pPr>
         <w:rPr>
           <w:lang w:val="en-US"/>
         </w:rPr>
@@ -1008,12 +1252,28 @@
         </w:rPr>
       </w:pPr>
       <w:bookmarkStart w:id="1" w:name="_Hlk233456201"/>
-      <w:r>
-        <w:rPr>
-          <w:lang w:val="en-US"/>
-        </w:rPr>
-        <w:t>Academicia of Miakliir</w:t>
-      </w:r>
+      <w:proofErr w:type="spellStart"/>
+      <w:r>
+        <w:rPr>
+          <w:lang w:val="en-US"/>
+        </w:rPr>
+        <w:t>Academicia</w:t>
+      </w:r>
+      <w:proofErr w:type="spellEnd"/>
+      <w:r>
+        <w:rPr>
+          <w:lang w:val="en-US"/>
+        </w:rPr>
+        <w:t xml:space="preserve"> of </w:t>
+      </w:r>
+      <w:proofErr w:type="spellStart"/>
+      <w:r>
+        <w:rPr>
+          <w:lang w:val="en-US"/>
+        </w:rPr>
+        <w:t>Miakliir</w:t>
+      </w:r>
+      <w:proofErr w:type="spellEnd"/>
     </w:p>
     <w:bookmarkEnd w:id="1"/>
     <w:p>
@@ -1033,14 +1293,36 @@
         <w:rPr>
           <w:lang w:val="en-US"/>
         </w:rPr>
-        <w:t>Protean Academian Zhakar</w:t>
-      </w:r>
+        <w:t xml:space="preserve">Protean </w:t>
+      </w:r>
+      <w:proofErr w:type="spellStart"/>
+      <w:r>
+        <w:rPr>
+          <w:lang w:val="en-US"/>
+        </w:rPr>
+        <w:t>Academian</w:t>
+      </w:r>
+      <w:proofErr w:type="spellEnd"/>
       <w:r>
         <w:rPr>
           <w:lang w:val="en-US"/>
         </w:rPr>
         <w:t xml:space="preserve"> </w:t>
       </w:r>
+      <w:proofErr w:type="spellStart"/>
+      <w:r>
+        <w:rPr>
+          <w:lang w:val="en-US"/>
+        </w:rPr>
+        <w:t>Zhakar</w:t>
+      </w:r>
+      <w:proofErr w:type="spellEnd"/>
+      <w:r>
+        <w:rPr>
+          <w:lang w:val="en-US"/>
+        </w:rPr>
+        <w:t xml:space="preserve"> </w:t>
+      </w:r>
       <w:bookmarkEnd w:id="2"/>
       <w:r>
         <w:rPr>
@@ -1072,7 +1354,21 @@
         <w:rPr>
           <w:lang w:val="en-US"/>
         </w:rPr>
-        <w:t xml:space="preserve">. A technocratic monarchy that lives on rules and laws. Regulation of Soulstice powers is high and enforced. </w:t>
+        <w:t xml:space="preserve">. A technocratic monarchy that lives on rules and laws. Regulation of </w:t>
+      </w:r>
+      <w:proofErr w:type="spellStart"/>
+      <w:r>
+        <w:rPr>
+          <w:lang w:val="en-US"/>
+        </w:rPr>
+        <w:t>Soulstice</w:t>
+      </w:r>
+      <w:proofErr w:type="spellEnd"/>
+      <w:r>
+        <w:rPr>
+          <w:lang w:val="en-US"/>
+        </w:rPr>
+        <w:t xml:space="preserve"> powers is high and enforced. </w:t>
       </w:r>
       <w:r>
         <w:rPr>
@@ -1125,7 +1421,21 @@
         <w:rPr>
           <w:lang w:val="en-US"/>
         </w:rPr>
-        <w:t xml:space="preserve">reaches from the Darkness, over the Borderdistricts to the Sunlit Valleys and the coasts of the </w:t>
+        <w:t xml:space="preserve">reaches from the Darkness, over the </w:t>
+      </w:r>
+      <w:proofErr w:type="spellStart"/>
+      <w:r>
+        <w:rPr>
+          <w:lang w:val="en-US"/>
+        </w:rPr>
+        <w:t>Borderdistricts</w:t>
+      </w:r>
+      <w:proofErr w:type="spellEnd"/>
+      <w:r>
+        <w:rPr>
+          <w:lang w:val="en-US"/>
+        </w:rPr>
+        <w:t xml:space="preserve"> to the Sunlit Valleys and the coasts of the </w:t>
       </w:r>
       <w:r>
         <w:rPr>
@@ -1139,6 +1449,7 @@
         </w:rPr>
         <w:t xml:space="preserve">Shining Sea, cutting the continent of </w:t>
       </w:r>
+      <w:proofErr w:type="spellStart"/>
       <w:r>
         <w:rPr>
           <w:lang w:val="en-US"/>
@@ -1149,7 +1460,14 @@
         <w:rPr>
           <w:lang w:val="en-US"/>
         </w:rPr>
-        <w:t>ilaril in half</w:t>
+        <w:t>ilaril</w:t>
+      </w:r>
+      <w:proofErr w:type="spellEnd"/>
+      <w:r>
+        <w:rPr>
+          <w:lang w:val="en-US"/>
+        </w:rPr>
+        <w:t xml:space="preserve"> in half</w:t>
       </w:r>
       <w:r>
         <w:rPr>
@@ -1157,6 +1475,7 @@
         </w:rPr>
         <w:t xml:space="preserve"> all separated in itself in </w:t>
       </w:r>
+      <w:proofErr w:type="spellStart"/>
       <w:r>
         <w:rPr>
           <w:lang w:val="en-US"/>
@@ -1179,7 +1498,14 @@
         <w:rPr>
           <w:lang w:val="en-US"/>
         </w:rPr>
-        <w:t>ies of cities and regions</w:t>
+        <w:t>ies</w:t>
+      </w:r>
+      <w:proofErr w:type="spellEnd"/>
+      <w:r>
+        <w:rPr>
+          <w:lang w:val="en-US"/>
+        </w:rPr>
+        <w:t xml:space="preserve"> of cities and regions</w:t>
       </w:r>
       <w:r>
         <w:rPr>
@@ -1215,13 +1541,48 @@
         <w:rPr>
           <w:lang w:val="en-US"/>
         </w:rPr>
-        <w:t xml:space="preserve"> seldom really bloody. The Soulstice troops of Miakliir are </w:t>
-      </w:r>
-      <w:r>
-        <w:rPr>
-          <w:lang w:val="en-US"/>
-        </w:rPr>
-        <w:t xml:space="preserve">not numerous, but training for them had been stepped up in the last years. People rumor that the Protean is planning something, but in the last centuries no real war had broken out, and people </w:t>
+        <w:t xml:space="preserve"> seldom really bloody. The </w:t>
+      </w:r>
+      <w:proofErr w:type="spellStart"/>
+      <w:r>
+        <w:rPr>
+          <w:lang w:val="en-US"/>
+        </w:rPr>
+        <w:t>Soulstice</w:t>
+      </w:r>
+      <w:proofErr w:type="spellEnd"/>
+      <w:r>
+        <w:rPr>
+          <w:lang w:val="en-US"/>
+        </w:rPr>
+        <w:t xml:space="preserve"> troops of </w:t>
+      </w:r>
+      <w:proofErr w:type="spellStart"/>
+      <w:r>
+        <w:rPr>
+          <w:lang w:val="en-US"/>
+        </w:rPr>
+        <w:t>Miakliir</w:t>
+      </w:r>
+      <w:proofErr w:type="spellEnd"/>
+      <w:r>
+        <w:rPr>
+          <w:lang w:val="en-US"/>
+        </w:rPr>
+        <w:t xml:space="preserve"> are </w:t>
+      </w:r>
+      <w:r>
+        <w:rPr>
+          <w:lang w:val="en-US"/>
+        </w:rPr>
+        <w:t xml:space="preserve">not numerous, but training for them had been stepped up in the last years. People rumor </w:t>
+      </w:r>
+      <w:r>
+        <w:rPr>
+          <w:lang w:val="en-US"/>
+        </w:rPr>
+        <w:lastRenderedPageBreak/>
+        <w:t xml:space="preserve">that the Protean is planning something, but in the last centuries no real war had broken out, and people </w:t>
       </w:r>
       <w:r>
         <w:rPr>
@@ -1246,8 +1607,62 @@
         <w:rPr>
           <w:lang w:val="en-US"/>
         </w:rPr>
-        <w:lastRenderedPageBreak/>
-        <w:t>A Facecard identifies the citizens, a Sticecard Harmonists and their powers. They have to be carried with you all times.</w:t>
+        <w:t xml:space="preserve">A </w:t>
+      </w:r>
+      <w:proofErr w:type="spellStart"/>
+      <w:r>
+        <w:rPr>
+          <w:lang w:val="en-US"/>
+        </w:rPr>
+        <w:t>Facecard</w:t>
+      </w:r>
+      <w:proofErr w:type="spellEnd"/>
+      <w:r>
+        <w:rPr>
+          <w:lang w:val="en-US"/>
+        </w:rPr>
+        <w:t xml:space="preserve"> identifies the citizens, a </w:t>
+      </w:r>
+      <w:proofErr w:type="spellStart"/>
+      <w:r>
+        <w:rPr>
+          <w:lang w:val="en-US"/>
+        </w:rPr>
+        <w:t>Sticecard</w:t>
+      </w:r>
+      <w:proofErr w:type="spellEnd"/>
+      <w:r>
+        <w:rPr>
+          <w:lang w:val="en-US"/>
+        </w:rPr>
+        <w:t xml:space="preserve"> Harmonists and their powers. They have to be carried with you all times.</w:t>
+      </w:r>
+    </w:p>
+    <w:p>
+      <w:pPr>
+        <w:pStyle w:val="berschrift4"/>
+        <w:rPr>
+          <w:lang w:val="en-US"/>
+        </w:rPr>
+      </w:pPr>
+      <w:r>
+        <w:rPr>
+          <w:lang w:val="en-US"/>
+        </w:rPr>
+        <w:t>Clothing</w:t>
+      </w:r>
+    </w:p>
+    <w:p>
+      <w:pPr>
+        <w:rPr>
+          <w:lang w:val="en-US"/>
+        </w:rPr>
+      </w:pPr>
+      <w:r>
+        <w:rPr>
+          <w:lang w:val="en-US"/>
+        </w:rPr>
+        <w:t>The Officials of the Bureaurocradom wear green and gold robes, importance shown by more gold and additional red. Pockets are strewn over and under their robes, scripture inside of them to remind them of the numerous rules and policies.</w:t>
       </w:r>
     </w:p>
     <w:p>
@@ -1469,12 +1884,14 @@
           <w:lang w:val="en-US"/>
         </w:rPr>
       </w:pPr>
+      <w:proofErr w:type="spellStart"/>
       <w:r>
         <w:rPr>
           <w:lang w:val="en-US"/>
         </w:rPr>
         <w:t>Districtcatlities</w:t>
       </w:r>
+      <w:proofErr w:type="spellEnd"/>
     </w:p>
     <w:p>
       <w:pPr>
@@ -1541,7 +1958,7 @@
         <w:rPr>
           <w:lang w:val="en-US"/>
         </w:rPr>
-        <w:t>Cities</w:t>
+        <w:t>Places</w:t>
       </w:r>
     </w:p>
     <w:p>
@@ -1577,7 +1994,21 @@
         <w:rPr>
           <w:lang w:val="en-US"/>
         </w:rPr>
-        <w:t>Capitol of Miakliir, seat of the rulers and the</w:t>
+        <w:t xml:space="preserve">Capitol of </w:t>
+      </w:r>
+      <w:proofErr w:type="spellStart"/>
+      <w:r>
+        <w:rPr>
+          <w:lang w:val="en-US"/>
+        </w:rPr>
+        <w:t>Miakliir</w:t>
+      </w:r>
+      <w:proofErr w:type="spellEnd"/>
+      <w:r>
+        <w:rPr>
+          <w:lang w:val="en-US"/>
+        </w:rPr>
+        <w:t>, seat of the rulers and the</w:t>
       </w:r>
       <w:r>
         <w:rPr>
@@ -1585,12 +2016,14 @@
         </w:rPr>
         <w:t xml:space="preserve"> </w:t>
       </w:r>
+      <w:proofErr w:type="spellStart"/>
       <w:r>
         <w:rPr>
           <w:lang w:val="en-US"/>
         </w:rPr>
         <w:t>Ghostless</w:t>
       </w:r>
+      <w:proofErr w:type="spellEnd"/>
       <w:r>
         <w:rPr>
           <w:lang w:val="en-US"/>
@@ -1615,12 +2048,14 @@
           <w:lang w:val="en-US"/>
         </w:rPr>
       </w:pPr>
+      <w:proofErr w:type="spellStart"/>
       <w:r>
         <w:rPr>
           <w:lang w:val="en-US"/>
         </w:rPr>
         <w:t>Shadesprings</w:t>
       </w:r>
+      <w:proofErr w:type="spellEnd"/>
     </w:p>
     <w:p>
       <w:pPr>
@@ -1722,8 +2157,16 @@
         <w:rPr>
           <w:lang w:val="en-US"/>
         </w:rPr>
-        <w:t xml:space="preserve"> southern Peaks districtcality</w:t>
-      </w:r>
+        <w:t xml:space="preserve"> southern Peaks </w:t>
+      </w:r>
+      <w:proofErr w:type="spellStart"/>
+      <w:r>
+        <w:rPr>
+          <w:lang w:val="en-US"/>
+        </w:rPr>
+        <w:t>districtcality</w:t>
+      </w:r>
+      <w:proofErr w:type="spellEnd"/>
       <w:r>
         <w:rPr>
           <w:lang w:val="en-US"/>
@@ -1755,7 +2198,6 @@
         <w:t>roads</w:t>
       </w:r>
     </w:p>
-    <w:bookmarkEnd w:id="7"/>
     <w:p>
       <w:pPr>
         <w:pStyle w:val="Listenabsatz"/>
@@ -1771,6 +2213,26 @@
         <w:rPr>
           <w:lang w:val="en-US"/>
         </w:rPr>
+        <w:t>First Bastion: ruins of an old castle that marked the first stronghold in the Peaks</w:t>
+      </w:r>
+    </w:p>
+    <w:bookmarkEnd w:id="7"/>
+    <w:p>
+      <w:pPr>
+        <w:pStyle w:val="Listenabsatz"/>
+        <w:numPr>
+          <w:ilvl w:val="0"/>
+          <w:numId w:val="1"/>
+        </w:numPr>
+        <w:rPr>
+          <w:lang w:val="en-US"/>
+        </w:rPr>
+      </w:pPr>
+      <w:r>
+        <w:rPr>
+          <w:lang w:val="en-US"/>
+        </w:rPr>
+        <w:lastRenderedPageBreak/>
         <w:t>The Chasm, home of the Cindered in the shade of the high city of Asarat’s Peak</w:t>
       </w:r>
     </w:p>
@@ -1815,12 +2277,14 @@
           <w:lang w:val="en-US"/>
         </w:rPr>
       </w:pPr>
+      <w:proofErr w:type="spellStart"/>
       <w:r>
         <w:rPr>
           <w:lang w:val="en-US"/>
         </w:rPr>
         <w:t>Rintreahr</w:t>
       </w:r>
+      <w:proofErr w:type="spellEnd"/>
     </w:p>
     <w:p>
       <w:pPr>
@@ -1852,11 +2316,19 @@
         </w:rPr>
       </w:pPr>
       <w:bookmarkStart w:id="10" w:name="_Hlk228737427"/>
-      <w:r>
-        <w:rPr>
-          <w:lang w:val="en-US"/>
-        </w:rPr>
-        <w:t>Tresmor’s Venture</w:t>
+      <w:proofErr w:type="spellStart"/>
+      <w:r>
+        <w:rPr>
+          <w:lang w:val="en-US"/>
+        </w:rPr>
+        <w:t>Tresmor’s</w:t>
+      </w:r>
+      <w:proofErr w:type="spellEnd"/>
+      <w:r>
+        <w:rPr>
+          <w:lang w:val="en-US"/>
+        </w:rPr>
+        <w:t xml:space="preserve"> Venture</w:t>
       </w:r>
     </w:p>
     <w:bookmarkEnd w:id="10"/>
@@ -1875,7 +2347,55 @@
         <w:rPr>
           <w:lang w:val="en-US"/>
         </w:rPr>
-        <w:t>Home to Herriar, farmers village famous for Arrorika Root</w:t>
+        <w:t xml:space="preserve">Home to </w:t>
+      </w:r>
+      <w:proofErr w:type="spellStart"/>
+      <w:r>
+        <w:rPr>
+          <w:lang w:val="en-US"/>
+        </w:rPr>
+        <w:t>Herriar</w:t>
+      </w:r>
+      <w:proofErr w:type="spellEnd"/>
+      <w:r>
+        <w:rPr>
+          <w:lang w:val="en-US"/>
+        </w:rPr>
+        <w:t xml:space="preserve">, farmers village famous for </w:t>
+      </w:r>
+      <w:proofErr w:type="spellStart"/>
+      <w:r>
+        <w:rPr>
+          <w:lang w:val="en-US"/>
+        </w:rPr>
+        <w:t>Arrorika</w:t>
+      </w:r>
+      <w:proofErr w:type="spellEnd"/>
+      <w:r>
+        <w:rPr>
+          <w:lang w:val="en-US"/>
+        </w:rPr>
+        <w:t xml:space="preserve"> Root</w:t>
+      </w:r>
+      <w:r>
+        <w:rPr>
+          <w:lang w:val="en-US"/>
+        </w:rPr>
+        <w:t xml:space="preserve">, south of </w:t>
+      </w:r>
+      <w:proofErr w:type="spellStart"/>
+      <w:r>
+        <w:rPr>
+          <w:lang w:val="en-US"/>
+        </w:rPr>
+        <w:t>Assarat’s</w:t>
+      </w:r>
+      <w:proofErr w:type="spellEnd"/>
+      <w:r>
+        <w:rPr>
+          <w:lang w:val="en-US"/>
+        </w:rPr>
+        <w:t xml:space="preserve"> Peak</w:t>
       </w:r>
     </w:p>
     <w:p>
@@ -1890,12 +2410,14 @@
         </w:rPr>
       </w:pPr>
       <w:bookmarkStart w:id="11" w:name="_Hlk236498795"/>
+      <w:proofErr w:type="spellStart"/>
       <w:r>
         <w:rPr>
           <w:lang w:val="en-US"/>
         </w:rPr>
         <w:t>Kliiriat</w:t>
       </w:r>
+      <w:proofErr w:type="spellEnd"/>
     </w:p>
     <w:bookmarkEnd w:id="11"/>
     <w:p>
@@ -1913,8 +2435,19 @@
         <w:rPr>
           <w:lang w:val="en-US"/>
         </w:rPr>
-        <w:lastRenderedPageBreak/>
-        <w:t>City on the southmost mountain of the Peaks</w:t>
+        <w:t xml:space="preserve">City on the </w:t>
+      </w:r>
+      <w:r>
+        <w:rPr>
+          <w:lang w:val="en-US"/>
+        </w:rPr>
+        <w:t>north</w:t>
+      </w:r>
+      <w:r>
+        <w:rPr>
+          <w:lang w:val="en-US"/>
+        </w:rPr>
+        <w:t>most mountain of the Peaks</w:t>
       </w:r>
       <w:r>
         <w:rPr>
@@ -1941,6 +2474,7 @@
         <w:t xml:space="preserve">The village </w:t>
       </w:r>
       <w:bookmarkStart w:id="12" w:name="_Hlk236499213"/>
+      <w:proofErr w:type="spellStart"/>
       <w:r>
         <w:rPr>
           <w:lang w:val="en-US"/>
@@ -1948,6 +2482,7 @@
         <w:t>Naiash</w:t>
       </w:r>
       <w:bookmarkEnd w:id="12"/>
+      <w:proofErr w:type="spellEnd"/>
       <w:r>
         <w:rPr>
           <w:lang w:val="en-US"/>
@@ -2085,12 +2620,14 @@
         </w:rPr>
       </w:pPr>
       <w:bookmarkStart w:id="13" w:name="_Hlk231934792"/>
+      <w:proofErr w:type="spellStart"/>
       <w:r>
         <w:rPr>
           <w:lang w:val="en-US"/>
         </w:rPr>
         <w:t>Kekar’Om</w:t>
       </w:r>
+      <w:proofErr w:type="spellEnd"/>
     </w:p>
     <w:bookmarkEnd w:id="13"/>
     <w:p>
@@ -2103,7 +2640,21 @@
         <w:rPr>
           <w:lang w:val="en-US"/>
         </w:rPr>
-        <w:t>North in Dilaril, adjacent to the pole with easily fishable waters. Produce lots of se</w:t>
+        <w:t xml:space="preserve">North in </w:t>
+      </w:r>
+      <w:proofErr w:type="spellStart"/>
+      <w:r>
+        <w:rPr>
+          <w:lang w:val="en-US"/>
+        </w:rPr>
+        <w:t>Dilaril</w:t>
+      </w:r>
+      <w:proofErr w:type="spellEnd"/>
+      <w:r>
+        <w:rPr>
+          <w:lang w:val="en-US"/>
+        </w:rPr>
+        <w:t>, adjacent to the pole with easily fishable waters. Produce lots of se</w:t>
       </w:r>
       <w:r>
         <w:rPr>
@@ -2128,7 +2679,21 @@
         <w:rPr>
           <w:lang w:val="en-US"/>
         </w:rPr>
-        <w:t>Expansionist and a constant threat to Miakliir, kept at bay at the cost of a war.</w:t>
+        <w:t xml:space="preserve">Expansionist and a constant threat to </w:t>
+      </w:r>
+      <w:proofErr w:type="spellStart"/>
+      <w:r>
+        <w:rPr>
+          <w:lang w:val="en-US"/>
+        </w:rPr>
+        <w:t>Miakliir</w:t>
+      </w:r>
+      <w:proofErr w:type="spellEnd"/>
+      <w:r>
+        <w:rPr>
+          <w:lang w:val="en-US"/>
+        </w:rPr>
+        <w:t>, kept at bay at the cost of a war.</w:t>
       </w:r>
     </w:p>
     <w:p>
@@ -2146,6 +2711,7 @@
         </w:rPr>
       </w:pPr>
       <w:bookmarkStart w:id="14" w:name="_Hlk234227843"/>
+      <w:proofErr w:type="spellStart"/>
       <w:r>
         <w:rPr>
           <w:lang w:val="en-US"/>
@@ -2156,7 +2722,14 @@
         <w:rPr>
           <w:lang w:val="en-US"/>
         </w:rPr>
-        <w:t xml:space="preserve">Erffar </w:t>
+        <w:t>Erffar</w:t>
+      </w:r>
+      <w:proofErr w:type="spellEnd"/>
+      <w:r>
+        <w:rPr>
+          <w:lang w:val="en-US"/>
+        </w:rPr>
+        <w:t xml:space="preserve"> </w:t>
       </w:r>
     </w:p>
     <w:bookmarkEnd w:id="14"/>
@@ -2176,7 +2749,21 @@
         <w:rPr>
           <w:lang w:val="en-US"/>
         </w:rPr>
-        <w:t xml:space="preserve"> Does not border Miakliir, as it is in the far south of the landmass.</w:t>
+        <w:t xml:space="preserve"> Does not border </w:t>
+      </w:r>
+      <w:proofErr w:type="spellStart"/>
+      <w:r>
+        <w:rPr>
+          <w:lang w:val="en-US"/>
+        </w:rPr>
+        <w:t>Miakliir</w:t>
+      </w:r>
+      <w:proofErr w:type="spellEnd"/>
+      <w:r>
+        <w:rPr>
+          <w:lang w:val="en-US"/>
+        </w:rPr>
+        <w:t>, as it is in the far south of the landmass.</w:t>
       </w:r>
     </w:p>
     <w:p>
@@ -2204,12 +2791,14 @@
         </w:rPr>
         <w:t xml:space="preserve">The piece of land that had been held by </w:t>
       </w:r>
+      <w:proofErr w:type="spellStart"/>
       <w:r>
         <w:rPr>
           <w:lang w:val="en-US"/>
         </w:rPr>
         <w:t>Tekofy'Erffar</w:t>
       </w:r>
+      <w:proofErr w:type="spellEnd"/>
       <w:r>
         <w:rPr>
           <w:lang w:val="en-US"/>
@@ -2278,7 +2867,21 @@
         <w:rPr>
           <w:lang w:val="en-US"/>
         </w:rPr>
-        <w:t>oon, members of the aforementioned chapters, pray to both heavenly bodies, as the sun and moon can always be seen from the continent of Halflight.</w:t>
+        <w:t xml:space="preserve">oon, members of the aforementioned chapters, pray to both heavenly bodies, as the sun and moon can always be seen from the continent of </w:t>
+      </w:r>
+      <w:proofErr w:type="spellStart"/>
+      <w:r>
+        <w:rPr>
+          <w:lang w:val="en-US"/>
+        </w:rPr>
+        <w:t>Halflight</w:t>
+      </w:r>
+      <w:proofErr w:type="spellEnd"/>
+      <w:r>
+        <w:rPr>
+          <w:lang w:val="en-US"/>
+        </w:rPr>
+        <w:t>.</w:t>
       </w:r>
     </w:p>
     <w:p>
@@ -2304,6 +2907,7 @@
         <w:rPr>
           <w:lang w:val="en-US"/>
         </w:rPr>
+        <w:lastRenderedPageBreak/>
         <w:t xml:space="preserve">The humans pray </w:t>
       </w:r>
       <w:r>
@@ -2363,13 +2967,14 @@
           <w:lang w:val="en-US"/>
         </w:rPr>
       </w:pPr>
-      <w:r>
-        <w:rPr>
-          <w:lang w:val="en-US"/>
-        </w:rPr>
-        <w:lastRenderedPageBreak/>
+      <w:proofErr w:type="spellStart"/>
+      <w:r>
+        <w:rPr>
+          <w:lang w:val="en-US"/>
+        </w:rPr>
         <w:t>Eptual</w:t>
       </w:r>
+      <w:proofErr w:type="spellEnd"/>
       <w:r>
         <w:rPr>
           <w:lang w:val="en-US"/>
@@ -2393,20 +2998,48 @@
         <w:rPr>
           <w:lang w:val="en-US"/>
         </w:rPr>
-        <w:t xml:space="preserve"> start of the Ceising, probably setting it in motion. This is not clear in the faith, just the disappearance of the Gods and them not coming back.</w:t>
-      </w:r>
-    </w:p>
-    <w:p>
-      <w:pPr>
-        <w:rPr>
-          <w:lang w:val="en-US"/>
-        </w:rPr>
-      </w:pPr>
-      <w:r>
-        <w:rPr>
-          <w:lang w:val="en-US"/>
-        </w:rPr>
-        <w:t>The priests of the Eptual Gods are taught in every direction and God, though at the end of their education they chose one to follow in particular. The priests roam the land and there are no temples in particular. They come to villages, cities, homes to preach the faith and the god nature of the gods.</w:t>
+        <w:t xml:space="preserve"> start of the </w:t>
+      </w:r>
+      <w:proofErr w:type="spellStart"/>
+      <w:r>
+        <w:rPr>
+          <w:lang w:val="en-US"/>
+        </w:rPr>
+        <w:t>Ceising</w:t>
+      </w:r>
+      <w:proofErr w:type="spellEnd"/>
+      <w:r>
+        <w:rPr>
+          <w:lang w:val="en-US"/>
+        </w:rPr>
+        <w:t>, probably setting it in motion. This is not clear in the faith, just the disappearance of the Gods and them not coming back.</w:t>
+      </w:r>
+    </w:p>
+    <w:p>
+      <w:pPr>
+        <w:rPr>
+          <w:lang w:val="en-US"/>
+        </w:rPr>
+      </w:pPr>
+      <w:r>
+        <w:rPr>
+          <w:lang w:val="en-US"/>
+        </w:rPr>
+        <w:t xml:space="preserve">The priests of the </w:t>
+      </w:r>
+      <w:proofErr w:type="spellStart"/>
+      <w:r>
+        <w:rPr>
+          <w:lang w:val="en-US"/>
+        </w:rPr>
+        <w:t>Eptual</w:t>
+      </w:r>
+      <w:proofErr w:type="spellEnd"/>
+      <w:r>
+        <w:rPr>
+          <w:lang w:val="en-US"/>
+        </w:rPr>
+        <w:t xml:space="preserve"> Gods are taught in every direction and God, though at the end of their education they chose one to follow in particular. The priests roam the land and there are no temples in particular. They come to villages, cities, homes to preach the faith and the god nature of the gods.</w:t>
       </w:r>
     </w:p>
     <w:p>
@@ -2420,12 +3053,14 @@
           <w:lang w:val="en-US"/>
         </w:rPr>
       </w:pPr>
+      <w:proofErr w:type="spellStart"/>
       <w:r>
         <w:rPr>
           <w:lang w:val="en-US"/>
         </w:rPr>
         <w:t>Shiofthu</w:t>
       </w:r>
+      <w:proofErr w:type="spellEnd"/>
     </w:p>
     <w:p>
       <w:pPr>
@@ -2438,12 +3073,14 @@
           <w:lang w:val="en-US"/>
         </w:rPr>
       </w:pPr>
+      <w:proofErr w:type="spellStart"/>
       <w:r>
         <w:rPr>
           <w:lang w:val="en-US"/>
         </w:rPr>
         <w:t>Irnatrav</w:t>
       </w:r>
+      <w:proofErr w:type="spellEnd"/>
     </w:p>
     <w:p>
       <w:pPr>
@@ -2467,6 +3104,43 @@
       <w:pPr>
         <w:pStyle w:val="Listenabsatz"/>
         <w:numPr>
+          <w:ilvl w:val="1"/>
+          <w:numId w:val="4"/>
+        </w:numPr>
+        <w:rPr>
+          <w:lang w:val="en-US"/>
+        </w:rPr>
+      </w:pPr>
+      <w:r>
+        <w:rPr>
+          <w:lang w:val="en-US"/>
+        </w:rPr>
+        <w:t>Asarat’s Heightened Day</w:t>
+      </w:r>
+      <w:r>
+        <w:rPr>
+          <w:lang w:val="en-US"/>
+        </w:rPr>
+        <w:t xml:space="preserve"> on the 38</w:t>
+      </w:r>
+      <w:r>
+        <w:rPr>
+          <w:vertAlign w:val="superscript"/>
+          <w:lang w:val="en-US"/>
+        </w:rPr>
+        <w:t>th</w:t>
+      </w:r>
+      <w:r>
+        <w:rPr>
+          <w:lang w:val="en-US"/>
+        </w:rPr>
+        <w:t xml:space="preserve"> of Asarat. Especially celebrated in Asarat’s Peak</w:t>
+      </w:r>
+    </w:p>
+    <w:p>
+      <w:pPr>
+        <w:pStyle w:val="Listenabsatz"/>
+        <w:numPr>
           <w:ilvl w:val="0"/>
           <w:numId w:val="4"/>
         </w:numPr>
@@ -2474,12 +3148,14 @@
           <w:lang w:val="en-US"/>
         </w:rPr>
       </w:pPr>
+      <w:proofErr w:type="spellStart"/>
       <w:r>
         <w:rPr>
           <w:lang w:val="en-US"/>
         </w:rPr>
         <w:t>Tekofy</w:t>
       </w:r>
+      <w:proofErr w:type="spellEnd"/>
     </w:p>
     <w:p>
       <w:pPr>
@@ -2492,12 +3168,14 @@
           <w:lang w:val="en-US"/>
         </w:rPr>
       </w:pPr>
+      <w:proofErr w:type="spellStart"/>
       <w:r>
         <w:rPr>
           <w:lang w:val="en-US"/>
         </w:rPr>
         <w:t>Ethfyosh</w:t>
       </w:r>
+      <w:proofErr w:type="spellEnd"/>
     </w:p>
     <w:p>
       <w:pPr>
@@ -2510,12 +3188,14 @@
           <w:lang w:val="en-US"/>
         </w:rPr>
       </w:pPr>
+      <w:proofErr w:type="spellStart"/>
       <w:r>
         <w:rPr>
           <w:lang w:val="en-US"/>
         </w:rPr>
         <w:t>Omofy</w:t>
       </w:r>
+      <w:proofErr w:type="spellEnd"/>
     </w:p>
     <w:p>
       <w:pPr>
@@ -2528,12 +3208,14 @@
           <w:lang w:val="en-US"/>
         </w:rPr>
       </w:pPr>
+      <w:proofErr w:type="spellStart"/>
       <w:r>
         <w:rPr>
           <w:lang w:val="en-US"/>
         </w:rPr>
         <w:t>Shkaratve</w:t>
       </w:r>
+      <w:proofErr w:type="spellEnd"/>
     </w:p>
     <w:p>
       <w:pPr>
@@ -2572,7 +3254,21 @@
         <w:rPr>
           <w:lang w:val="en-US"/>
         </w:rPr>
-        <w:t>They are split into seven giant poems, one for each god and the area, reason, time and meaning of their reign, that only rarely follow metre and reason but are solely there for the content.</w:t>
+        <w:t xml:space="preserve">They are split into seven giant poems, one for each god and the area, reason, time and meaning of their reign, that only rarely follow </w:t>
+      </w:r>
+      <w:proofErr w:type="spellStart"/>
+      <w:r>
+        <w:rPr>
+          <w:lang w:val="en-US"/>
+        </w:rPr>
+        <w:t>metre</w:t>
+      </w:r>
+      <w:proofErr w:type="spellEnd"/>
+      <w:r>
+        <w:rPr>
+          <w:lang w:val="en-US"/>
+        </w:rPr>
+        <w:t xml:space="preserve"> and reason but are solely there for the content.</w:t>
       </w:r>
     </w:p>
     <w:p>
@@ -2638,7 +3334,14 @@
         <w:rPr>
           <w:lang w:val="en-US"/>
         </w:rPr>
-        <w:t>An ancient woman of unknown origin is hailed as an oracle, for she foresees the future correctly for some. She herself is unfocused and seems to not live in the present. Her entourage is moving her around the continent to bring her to the people Human and Cindered. She is not bound to a specific religion, but has her own cult of followers, albeit they those are merely there to serve her needs as a human.</w:t>
+        <w:t xml:space="preserve">An ancient woman of unknown origin is hailed as an oracle, for she foresees the future correctly for some. She herself is unfocused and seems to not live in the present. Her entourage is moving her around the continent to bring her to the people Human and </w:t>
+      </w:r>
+      <w:r>
+        <w:rPr>
+          <w:lang w:val="en-US"/>
+        </w:rPr>
+        <w:lastRenderedPageBreak/>
+        <w:t>Cindered. She is not bound to a specific religion, but has her own cult of followers, albeit they those are merely there to serve her needs as a human.</w:t>
       </w:r>
     </w:p>
     <w:p>
@@ -2657,8 +3360,16 @@
         <w:rPr>
           <w:lang w:val="en-US"/>
         </w:rPr>
-        <w:t>The Reciving</w:t>
-      </w:r>
+        <w:t xml:space="preserve">The </w:t>
+      </w:r>
+      <w:proofErr w:type="spellStart"/>
+      <w:r>
+        <w:rPr>
+          <w:lang w:val="en-US"/>
+        </w:rPr>
+        <w:t>Reciving</w:t>
+      </w:r>
+      <w:proofErr w:type="spellEnd"/>
       <w:r>
         <w:rPr>
           <w:lang w:val="en-US"/>
@@ -2670,14 +3381,7 @@
           <w:lang w:val="en-US"/>
         </w:rPr>
         <w:br/>
-        <w:t xml:space="preserve">Bureaucrats and holy people will go first, afterwards Harmonists, both without any applying </w:t>
-      </w:r>
-      <w:r>
-        <w:rPr>
-          <w:lang w:val="en-US"/>
-        </w:rPr>
-        <w:lastRenderedPageBreak/>
-        <w:t>involved. Normal people will have to write their case to the Immortal Sisters in advance.</w:t>
+        <w:t>Bureaucrats and holy people will go first, afterwards Harmonists, both without any applying involved. Normal people will have to write their case to the Immortal Sisters in advance.</w:t>
       </w:r>
       <w:r>
         <w:rPr>
@@ -2724,7 +3428,21 @@
         <w:rPr>
           <w:lang w:val="en-US"/>
         </w:rPr>
-        <w:t>Spread across Miakliir to worship the everlasting sun and moon. Priests and priestesses are married to care for a temple, their union the symbol of the connection to sun and moon. They both wear robes representing both celestial bodies.</w:t>
+        <w:t xml:space="preserve">Spread across </w:t>
+      </w:r>
+      <w:proofErr w:type="spellStart"/>
+      <w:r>
+        <w:rPr>
+          <w:lang w:val="en-US"/>
+        </w:rPr>
+        <w:t>Miakliir</w:t>
+      </w:r>
+      <w:proofErr w:type="spellEnd"/>
+      <w:r>
+        <w:rPr>
+          <w:lang w:val="en-US"/>
+        </w:rPr>
+        <w:t xml:space="preserve"> to worship the everlasting sun and moon. Priests and priestesses are married to care for a temple, their union the symbol of the connection to sun and moon. They both wear robes representing both celestial bodies.</w:t>
       </w:r>
     </w:p>
     <w:p>
@@ -2749,14 +3467,30 @@
         <w:rPr>
           <w:lang w:val="en-US"/>
         </w:rPr>
-        <w:t xml:space="preserve"> Miakliir to the </w:t>
-      </w:r>
+        <w:t xml:space="preserve"> </w:t>
+      </w:r>
+      <w:proofErr w:type="spellStart"/>
+      <w:r>
+        <w:rPr>
+          <w:lang w:val="en-US"/>
+        </w:rPr>
+        <w:t>Miakliir</w:t>
+      </w:r>
+      <w:proofErr w:type="spellEnd"/>
+      <w:r>
+        <w:rPr>
+          <w:lang w:val="en-US"/>
+        </w:rPr>
+        <w:t xml:space="preserve"> to the </w:t>
+      </w:r>
+      <w:proofErr w:type="spellStart"/>
       <w:r>
         <w:rPr>
           <w:lang w:val="en-US"/>
         </w:rPr>
         <w:t>Eptual</w:t>
       </w:r>
+      <w:proofErr w:type="spellEnd"/>
       <w:r>
         <w:rPr>
           <w:lang w:val="en-US"/>
@@ -2772,6 +3506,51 @@
     </w:p>
     <w:p>
       <w:pPr>
+        <w:pStyle w:val="berschrift4"/>
+        <w:rPr>
+          <w:lang w:val="en-US"/>
+        </w:rPr>
+      </w:pPr>
+      <w:r>
+        <w:rPr>
+          <w:lang w:val="en-US"/>
+        </w:rPr>
+        <w:t>Traditions</w:t>
+      </w:r>
+    </w:p>
+    <w:p>
+      <w:pPr>
+        <w:rPr>
+          <w:lang w:val="en-US"/>
+        </w:rPr>
+      </w:pPr>
+      <w:r>
+        <w:rPr>
+          <w:lang w:val="en-US"/>
+        </w:rPr>
+        <w:t xml:space="preserve">Surrender: </w:t>
+      </w:r>
+      <w:r>
+        <w:rPr>
+          <w:lang w:val="en-US"/>
+        </w:rPr>
+        <w:t>They use a special hand gesture to seek the blessing form the heavenly bodies: They form a circle with their thumb and index finger in their right hand, a crescent with the thumb and index finger of their left hand in the same size, then move the hands together, overlapping the symbols with the moon in front, the rest of the fingers building a tent over the constellations.</w:t>
+      </w:r>
+      <w:r>
+        <w:rPr>
+          <w:lang w:val="en-US"/>
+        </w:rPr>
+        <w:t xml:space="preserve"> </w:t>
+      </w:r>
+      <w:r>
+        <w:rPr>
+          <w:lang w:val="en-US"/>
+        </w:rPr>
+        <w:t>It symbolizes their believe in the moon coming closer to earth, almost fully enveloping the sun, only leaving a crescent of light. Then the world will be reborn with the faithful at the front.</w:t>
+      </w:r>
+    </w:p>
+    <w:p>
+      <w:pPr>
         <w:rPr>
           <w:lang w:val="en-US"/>
         </w:rPr>
@@ -2793,25 +3572,7 @@
         <w:rPr>
           <w:lang w:val="en-US"/>
         </w:rPr>
-        <w:t xml:space="preserve">Surrender: </w:t>
-      </w:r>
-      <w:r>
-        <w:rPr>
-          <w:lang w:val="en-US"/>
-        </w:rPr>
-        <w:t>They use a special hand gesture to seek the blessing form the heavenly bodies: They form a circle with their thumb and index finger in their right hand, a crescent with the thumb and index finger of their left hand in the same size, then move the hands together, overlapping the symbols with the moon in front, the rest of the fingers building a tent over the constellations.</w:t>
-      </w:r>
-      <w:r>
-        <w:rPr>
-          <w:lang w:val="en-US"/>
-        </w:rPr>
-        <w:t xml:space="preserve"> </w:t>
-      </w:r>
-      <w:r>
-        <w:rPr>
-          <w:lang w:val="en-US"/>
-        </w:rPr>
-        <w:t>It symbolizes their believe in the moon coming closer to earth, almost fully enveloping the sun, only leaving a crescent of light. Then the world will be reborn with the faithful at the front.</w:t>
+        <w:t>In the Sanctuary the priests place bowls of water in shapes of sun and moon. It condenses there and in the revealed lime they read prophecies.</w:t>
       </w:r>
     </w:p>
     <w:p>
@@ -3001,6 +3762,7 @@
         <w:rPr>
           <w:lang w:val="en-US"/>
         </w:rPr>
+        <w:lastRenderedPageBreak/>
         <w:t>Pantheon of Eight</w:t>
       </w:r>
     </w:p>
@@ -3014,7 +3776,49 @@
         <w:rPr>
           <w:lang w:val="en-US"/>
         </w:rPr>
-        <w:t>The pantheon of eight is the religion of the Cindered Ones. They still believe in their master Natrair and that he is guiding them still. They believe in the Eptual Gods somewhat, but more as prophets or lesser Gods that helped their true God Natrair to ascend.</w:t>
+        <w:t xml:space="preserve">The pantheon of eight is the religion of the Cindered Ones. They still believe in their master </w:t>
+      </w:r>
+      <w:proofErr w:type="spellStart"/>
+      <w:r>
+        <w:rPr>
+          <w:lang w:val="en-US"/>
+        </w:rPr>
+        <w:t>Natrair</w:t>
+      </w:r>
+      <w:proofErr w:type="spellEnd"/>
+      <w:r>
+        <w:rPr>
+          <w:lang w:val="en-US"/>
+        </w:rPr>
+        <w:t xml:space="preserve"> and that he is guiding them still. They believe in the </w:t>
+      </w:r>
+      <w:proofErr w:type="spellStart"/>
+      <w:r>
+        <w:rPr>
+          <w:lang w:val="en-US"/>
+        </w:rPr>
+        <w:t>Eptual</w:t>
+      </w:r>
+      <w:proofErr w:type="spellEnd"/>
+      <w:r>
+        <w:rPr>
+          <w:lang w:val="en-US"/>
+        </w:rPr>
+        <w:t xml:space="preserve"> Gods somewhat, but more as prophets or lesser Gods that helped their true God </w:t>
+      </w:r>
+      <w:proofErr w:type="spellStart"/>
+      <w:r>
+        <w:rPr>
+          <w:lang w:val="en-US"/>
+        </w:rPr>
+        <w:t>Natrair</w:t>
+      </w:r>
+      <w:proofErr w:type="spellEnd"/>
+      <w:r>
+        <w:rPr>
+          <w:lang w:val="en-US"/>
+        </w:rPr>
+        <w:t xml:space="preserve"> to ascend.</w:t>
       </w:r>
     </w:p>
     <w:p>
@@ -3041,8 +3845,16 @@
         <w:rPr>
           <w:lang w:val="en-US"/>
         </w:rPr>
-        <w:t>Silver has become the most used metal, as it is used to create pure tones for any form of Soulmagic</w:t>
-      </w:r>
+        <w:t xml:space="preserve">Silver has become the most used metal, as it is used to create pure tones for any form of </w:t>
+      </w:r>
+      <w:proofErr w:type="spellStart"/>
+      <w:r>
+        <w:rPr>
+          <w:lang w:val="en-US"/>
+        </w:rPr>
+        <w:t>Soulmagic</w:t>
+      </w:r>
+      <w:proofErr w:type="spellEnd"/>
       <w:r>
         <w:rPr>
           <w:lang w:val="en-US"/>
@@ -3089,7 +3901,6 @@
         <w:rPr>
           <w:lang w:val="en-US"/>
         </w:rPr>
-        <w:lastRenderedPageBreak/>
         <w:t>Silver Moon</w:t>
       </w:r>
       <w:r>
@@ -3506,12 +4317,14 @@
         </w:rPr>
         <w:t xml:space="preserve">By the </w:t>
       </w:r>
+      <w:proofErr w:type="spellStart"/>
       <w:r>
         <w:rPr>
           <w:lang w:val="en-US"/>
         </w:rPr>
         <w:t>Eptual</w:t>
       </w:r>
+      <w:proofErr w:type="spellEnd"/>
       <w:r>
         <w:rPr>
           <w:lang w:val="en-US"/>
@@ -3595,7 +4408,21 @@
         <w:rPr>
           <w:lang w:val="en-US"/>
         </w:rPr>
-        <w:t>For Omofy’s sake</w:t>
+        <w:t xml:space="preserve">For </w:t>
+      </w:r>
+      <w:proofErr w:type="spellStart"/>
+      <w:r>
+        <w:rPr>
+          <w:lang w:val="en-US"/>
+        </w:rPr>
+        <w:t>Omofy’s</w:t>
+      </w:r>
+      <w:proofErr w:type="spellEnd"/>
+      <w:r>
+        <w:rPr>
+          <w:lang w:val="en-US"/>
+        </w:rPr>
+        <w:t xml:space="preserve"> sake</w:t>
       </w:r>
     </w:p>
     <w:p>
@@ -3613,7 +4440,21 @@
         <w:rPr>
           <w:lang w:val="en-US"/>
         </w:rPr>
-        <w:t xml:space="preserve">For god’s sake (Omofy is the </w:t>
+        <w:t>For god’s sake (</w:t>
+      </w:r>
+      <w:proofErr w:type="spellStart"/>
+      <w:r>
+        <w:rPr>
+          <w:lang w:val="en-US"/>
+        </w:rPr>
+        <w:t>Omofy</w:t>
+      </w:r>
+      <w:proofErr w:type="spellEnd"/>
+      <w:r>
+        <w:rPr>
+          <w:lang w:val="en-US"/>
+        </w:rPr>
+        <w:t xml:space="preserve"> is the </w:t>
       </w:r>
       <w:r>
         <w:rPr>
@@ -3661,6 +4502,7 @@
         <w:rPr>
           <w:lang w:val="en-US"/>
         </w:rPr>
+        <w:lastRenderedPageBreak/>
         <w:t>Fuck me</w:t>
       </w:r>
     </w:p>
@@ -3873,18 +4715,39 @@
           <w:lang w:val="en-US"/>
         </w:rPr>
       </w:pPr>
-      <w:r>
-        <w:rPr>
-          <w:lang w:val="en-US"/>
-        </w:rPr>
-        <w:lastRenderedPageBreak/>
-        <w:t xml:space="preserve">Herriar: </w:t>
-      </w:r>
-      <w:r>
-        <w:rPr>
-          <w:lang w:val="en-US"/>
-        </w:rPr>
-        <w:t>He can shove the rotting end of an Arrorika Root up his unlubricated Darkness</w:t>
+      <w:proofErr w:type="spellStart"/>
+      <w:r>
+        <w:rPr>
+          <w:lang w:val="en-US"/>
+        </w:rPr>
+        <w:t>Herriar</w:t>
+      </w:r>
+      <w:proofErr w:type="spellEnd"/>
+      <w:r>
+        <w:rPr>
+          <w:lang w:val="en-US"/>
+        </w:rPr>
+        <w:t xml:space="preserve">: </w:t>
+      </w:r>
+      <w:r>
+        <w:rPr>
+          <w:lang w:val="en-US"/>
+        </w:rPr>
+        <w:t xml:space="preserve">He can shove the rotting end of an </w:t>
+      </w:r>
+      <w:proofErr w:type="spellStart"/>
+      <w:r>
+        <w:rPr>
+          <w:lang w:val="en-US"/>
+        </w:rPr>
+        <w:t>Arrorika</w:t>
+      </w:r>
+      <w:proofErr w:type="spellEnd"/>
+      <w:r>
+        <w:rPr>
+          <w:lang w:val="en-US"/>
+        </w:rPr>
+        <w:t xml:space="preserve"> Root up his unlubricated Darkness</w:t>
       </w:r>
     </w:p>
     <w:p>
@@ -3898,12 +4761,14 @@
           <w:lang w:val="en-US"/>
         </w:rPr>
       </w:pPr>
+      <w:proofErr w:type="spellStart"/>
       <w:r>
         <w:rPr>
           <w:lang w:val="en-US"/>
         </w:rPr>
         <w:t>Papaii</w:t>
       </w:r>
+      <w:proofErr w:type="spellEnd"/>
     </w:p>
     <w:p>
       <w:pPr>
@@ -3940,12 +4805,14 @@
         </w:rPr>
         <w:t xml:space="preserve">Hungry like </w:t>
       </w:r>
+      <w:proofErr w:type="spellStart"/>
       <w:r>
         <w:rPr>
           <w:lang w:val="en-US"/>
         </w:rPr>
         <w:t>Shkaratve</w:t>
       </w:r>
+      <w:proofErr w:type="spellEnd"/>
     </w:p>
     <w:p>
       <w:pPr>
@@ -4018,12 +4885,14 @@
           <w:lang w:val="en-US"/>
         </w:rPr>
       </w:pPr>
+      <w:proofErr w:type="spellStart"/>
       <w:r>
         <w:rPr>
           <w:lang w:val="en-US"/>
         </w:rPr>
         <w:t>Ethfyosh</w:t>
       </w:r>
+      <w:proofErr w:type="spellEnd"/>
       <w:r>
         <w:rPr>
           <w:lang w:val="en-US"/>
@@ -4071,6 +4940,7 @@
         </w:rPr>
       </w:pPr>
       <w:bookmarkStart w:id="17" w:name="_Hlk223809007"/>
+      <w:proofErr w:type="spellStart"/>
       <w:r>
         <w:rPr>
           <w:lang w:val="en-US"/>
@@ -4078,6 +4948,7 @@
         <w:t>Shkarhound</w:t>
       </w:r>
       <w:bookmarkEnd w:id="17"/>
+      <w:proofErr w:type="spellEnd"/>
     </w:p>
     <w:p>
       <w:pPr>
@@ -4139,12 +5010,14 @@
         </w:rPr>
         <w:t xml:space="preserve">. They were born from the form of </w:t>
       </w:r>
+      <w:proofErr w:type="spellStart"/>
       <w:r>
         <w:rPr>
           <w:lang w:val="en-US"/>
         </w:rPr>
         <w:t>Shkaratve</w:t>
       </w:r>
+      <w:proofErr w:type="spellEnd"/>
       <w:r>
         <w:rPr>
           <w:lang w:val="en-US"/>
@@ -4159,6 +5032,7 @@
           <w:lang w:val="en-US"/>
         </w:rPr>
       </w:pPr>
+      <w:proofErr w:type="spellStart"/>
       <w:r>
         <w:rPr>
           <w:lang w:val="en-US"/>
@@ -4171,6 +5045,7 @@
         </w:rPr>
         <w:t>x</w:t>
       </w:r>
+      <w:proofErr w:type="spellEnd"/>
     </w:p>
     <w:p>
       <w:pPr>
@@ -4259,12 +5134,14 @@
         </w:rPr>
         <w:t xml:space="preserve"> two massive </w:t>
       </w:r>
+      <w:proofErr w:type="spellStart"/>
       <w:r>
         <w:rPr>
           <w:lang w:val="en-US"/>
         </w:rPr>
         <w:t>bunnylike</w:t>
       </w:r>
+      <w:proofErr w:type="spellEnd"/>
       <w:r>
         <w:rPr>
           <w:lang w:val="en-US"/>
@@ -4281,8 +5158,16 @@
         <w:rPr>
           <w:lang w:val="en-US"/>
         </w:rPr>
-        <w:t>Taller than a man or Arox</w:t>
-      </w:r>
+        <w:t xml:space="preserve">Taller than a man or </w:t>
+      </w:r>
+      <w:proofErr w:type="spellStart"/>
+      <w:r>
+        <w:rPr>
+          <w:lang w:val="en-US"/>
+        </w:rPr>
+        <w:t>Arox</w:t>
+      </w:r>
+      <w:proofErr w:type="spellEnd"/>
       <w:r>
         <w:rPr>
           <w:lang w:val="en-US"/>
@@ -4297,12 +5182,14 @@
           <w:lang w:val="en-US"/>
         </w:rPr>
       </w:pPr>
+      <w:proofErr w:type="spellStart"/>
       <w:r>
         <w:rPr>
           <w:lang w:val="en-US"/>
         </w:rPr>
         <w:t>Mallisow</w:t>
       </w:r>
+      <w:proofErr w:type="spellEnd"/>
     </w:p>
     <w:p>
       <w:pPr>
@@ -4328,6 +5215,7 @@
         <w:rPr>
           <w:lang w:val="en-US"/>
         </w:rPr>
+        <w:lastRenderedPageBreak/>
         <w:t>Cat</w:t>
       </w:r>
     </w:p>
@@ -4412,6 +5300,47 @@
     </w:p>
     <w:p>
       <w:pPr>
+        <w:pStyle w:val="berschrift3"/>
+        <w:rPr>
+          <w:lang w:val="en-US"/>
+        </w:rPr>
+      </w:pPr>
+      <w:r>
+        <w:rPr>
+          <w:lang w:val="en-US"/>
+        </w:rPr>
+        <w:t>Birds</w:t>
+      </w:r>
+    </w:p>
+    <w:p>
+      <w:pPr>
+        <w:rPr>
+          <w:lang w:val="en-US"/>
+        </w:rPr>
+      </w:pPr>
+      <w:r>
+        <w:rPr>
+          <w:lang w:val="en-US"/>
+        </w:rPr>
+        <w:t xml:space="preserve">Many different species of birds live on </w:t>
+      </w:r>
+      <w:proofErr w:type="spellStart"/>
+      <w:r>
+        <w:rPr>
+          <w:lang w:val="en-US"/>
+        </w:rPr>
+        <w:t>Dilaril</w:t>
+      </w:r>
+      <w:proofErr w:type="spellEnd"/>
+      <w:r>
+        <w:rPr>
+          <w:lang w:val="en-US"/>
+        </w:rPr>
+        <w:t>, many caught as delicacy. They range from smaller city birds that live of humans to tall and giant ones that live in the peaks, colorful ones in the valleys. Near the ocean there are very few species of birds native.</w:t>
+      </w:r>
+    </w:p>
+    <w:p>
+      <w:pPr>
         <w:pStyle w:val="berschrift2"/>
         <w:rPr>
           <w:lang w:val="en-US"/>
@@ -4421,21 +5350,358 @@
         <w:rPr>
           <w:lang w:val="en-US"/>
         </w:rPr>
+        <w:t>Flora</w:t>
+      </w:r>
+    </w:p>
+    <w:p>
+      <w:pPr>
+        <w:rPr>
+          <w:lang w:val="en-US"/>
+        </w:rPr>
+      </w:pPr>
+      <w:r>
+        <w:rPr>
+          <w:lang w:val="en-US"/>
+        </w:rPr>
+        <w:t xml:space="preserve">Flora in </w:t>
+      </w:r>
+      <w:proofErr w:type="spellStart"/>
+      <w:r>
+        <w:rPr>
+          <w:lang w:val="en-US"/>
+        </w:rPr>
+        <w:t>Dilaril</w:t>
+      </w:r>
+      <w:proofErr w:type="spellEnd"/>
+      <w:r>
+        <w:rPr>
+          <w:lang w:val="en-US"/>
+        </w:rPr>
+        <w:t xml:space="preserve"> is mostly evergreen, although there are different times for different flowers and bushes to bloom. Harvest can be achieved throughout the year.</w:t>
+      </w:r>
+    </w:p>
+    <w:p>
+      <w:pPr>
+        <w:pStyle w:val="berschrift3"/>
+        <w:rPr>
+          <w:lang w:val="en-US"/>
+        </w:rPr>
+      </w:pPr>
+      <w:proofErr w:type="spellStart"/>
+      <w:r>
+        <w:rPr>
+          <w:lang w:val="en-US"/>
+        </w:rPr>
+        <w:t>Meridorian</w:t>
+      </w:r>
+      <w:proofErr w:type="spellEnd"/>
+      <w:r>
+        <w:rPr>
+          <w:lang w:val="en-US"/>
+        </w:rPr>
+        <w:t xml:space="preserve"> Tree</w:t>
+      </w:r>
+    </w:p>
+    <w:p>
+      <w:pPr>
+        <w:rPr>
+          <w:lang w:val="en-US"/>
+        </w:rPr>
+      </w:pPr>
+      <w:r>
+        <w:rPr>
+          <w:lang w:val="en-US"/>
+        </w:rPr>
+        <w:t>Tree with</w:t>
+      </w:r>
+      <w:r>
+        <w:rPr>
+          <w:lang w:val="en-US"/>
+        </w:rPr>
+        <w:t xml:space="preserve"> dark bark and</w:t>
+      </w:r>
+      <w:r>
+        <w:rPr>
+          <w:lang w:val="en-US"/>
+        </w:rPr>
+        <w:t xml:space="preserve"> green long spikes as long as an arm. They grow in higher altitudes, their leaves a great source of water, albeit very bitter.</w:t>
+      </w:r>
+      <w:r>
+        <w:rPr>
+          <w:lang w:val="en-US"/>
+        </w:rPr>
+        <w:t xml:space="preserve"> Older trees have grown far from their trunk, leaving behind old and withered branches.</w:t>
+      </w:r>
+    </w:p>
+    <w:p>
+      <w:pPr>
+        <w:pStyle w:val="berschrift3"/>
+        <w:rPr>
+          <w:lang w:val="en-US"/>
+        </w:rPr>
+      </w:pPr>
+      <w:r>
+        <w:rPr>
+          <w:lang w:val="en-US"/>
+        </w:rPr>
+        <w:t>Speck Tree</w:t>
+      </w:r>
+    </w:p>
+    <w:p>
+      <w:pPr>
+        <w:rPr>
+          <w:lang w:val="en-US"/>
+        </w:rPr>
+      </w:pPr>
+      <w:r>
+        <w:rPr>
+          <w:lang w:val="en-US"/>
+        </w:rPr>
+        <w:t>Tree with</w:t>
+      </w:r>
+      <w:r>
+        <w:rPr>
+          <w:lang w:val="en-US"/>
+        </w:rPr>
+        <w:t xml:space="preserve"> white bark and</w:t>
+      </w:r>
+      <w:r>
+        <w:rPr>
+          <w:lang w:val="en-US"/>
+        </w:rPr>
+        <w:t xml:space="preserve"> tiny leaves as big as a fingertip. The leaves point towards the sun, growing wide and towards it</w:t>
+      </w:r>
+      <w:r>
+        <w:rPr>
+          <w:lang w:val="en-US"/>
+        </w:rPr>
+        <w:t>, covering as much space as possible</w:t>
+      </w:r>
+      <w:r>
+        <w:rPr>
+          <w:lang w:val="en-US"/>
+        </w:rPr>
+        <w:t>.</w:t>
+      </w:r>
+    </w:p>
+    <w:p>
+      <w:pPr>
+        <w:pStyle w:val="berschrift3"/>
+        <w:rPr>
+          <w:lang w:val="en-US"/>
+        </w:rPr>
+      </w:pPr>
+      <w:proofErr w:type="spellStart"/>
+      <w:r>
+        <w:rPr>
+          <w:lang w:val="en-US"/>
+        </w:rPr>
+        <w:t>Kekar</w:t>
+      </w:r>
+      <w:proofErr w:type="spellEnd"/>
+      <w:r>
+        <w:rPr>
+          <w:lang w:val="en-US"/>
+        </w:rPr>
+        <w:t xml:space="preserve"> Tree</w:t>
+      </w:r>
+    </w:p>
+    <w:p>
+      <w:pPr>
+        <w:rPr>
+          <w:lang w:val="en-US"/>
+        </w:rPr>
+      </w:pPr>
+      <w:r>
+        <w:rPr>
+          <w:lang w:val="en-US"/>
+        </w:rPr>
+        <w:t>A brown needle tree with tiny needles that grow on a giant network of slim branches.</w:t>
+      </w:r>
+    </w:p>
+    <w:p>
+      <w:pPr>
+        <w:rPr>
+          <w:lang w:val="en-US"/>
+        </w:rPr>
+      </w:pPr>
+      <w:r>
+        <w:rPr>
+          <w:lang w:val="en-US"/>
+        </w:rPr>
+        <w:t xml:space="preserve">The </w:t>
+      </w:r>
+      <w:proofErr w:type="spellStart"/>
+      <w:r>
+        <w:rPr>
+          <w:lang w:val="en-US"/>
+        </w:rPr>
+        <w:t>Kekar</w:t>
+      </w:r>
+      <w:proofErr w:type="spellEnd"/>
+      <w:r>
+        <w:rPr>
+          <w:lang w:val="en-US"/>
+        </w:rPr>
+        <w:t xml:space="preserve"> fruit grows on it, orange red and sweet in its taste. Used for candy and sauces.</w:t>
+      </w:r>
+    </w:p>
+    <w:p>
+      <w:pPr>
+        <w:pStyle w:val="berschrift3"/>
+        <w:rPr>
+          <w:lang w:val="en-US"/>
+        </w:rPr>
+      </w:pPr>
+      <w:proofErr w:type="spellStart"/>
+      <w:r>
+        <w:rPr>
+          <w:lang w:val="en-US"/>
+        </w:rPr>
+        <w:t>Traviolo</w:t>
+      </w:r>
+      <w:proofErr w:type="spellEnd"/>
+      <w:r>
+        <w:rPr>
+          <w:lang w:val="en-US"/>
+        </w:rPr>
+        <w:t xml:space="preserve"> Flower</w:t>
+      </w:r>
+    </w:p>
+    <w:p>
+      <w:pPr>
+        <w:rPr>
+          <w:lang w:val="en-US"/>
+        </w:rPr>
+      </w:pPr>
+      <w:r>
+        <w:rPr>
+          <w:lang w:val="en-US"/>
+        </w:rPr>
+        <w:t xml:space="preserve">A flower that has </w:t>
+      </w:r>
+      <w:r>
+        <w:rPr>
+          <w:lang w:val="en-US"/>
+        </w:rPr>
+        <w:t>six</w:t>
+      </w:r>
+      <w:r>
+        <w:rPr>
+          <w:lang w:val="en-US"/>
+        </w:rPr>
+        <w:t xml:space="preserve"> big outer leaves and t</w:t>
+      </w:r>
+      <w:r>
+        <w:rPr>
+          <w:lang w:val="en-US"/>
+        </w:rPr>
+        <w:t>wo</w:t>
+      </w:r>
+      <w:r>
+        <w:rPr>
+          <w:lang w:val="en-US"/>
+        </w:rPr>
+        <w:t xml:space="preserve"> </w:t>
+      </w:r>
+      <w:r>
+        <w:rPr>
+          <w:lang w:val="en-US"/>
+        </w:rPr>
+        <w:t>large</w:t>
+      </w:r>
+      <w:r>
+        <w:rPr>
+          <w:lang w:val="en-US"/>
+        </w:rPr>
+        <w:t xml:space="preserve"> </w:t>
+      </w:r>
+      <w:r>
+        <w:rPr>
+          <w:lang w:val="en-US"/>
+        </w:rPr>
+        <w:t>petals</w:t>
+      </w:r>
+      <w:r>
+        <w:rPr>
+          <w:lang w:val="en-US"/>
+        </w:rPr>
+        <w:t xml:space="preserve"> of purplish to pink color</w:t>
+      </w:r>
+      <w:r>
+        <w:rPr>
+          <w:lang w:val="en-US"/>
+        </w:rPr>
+        <w:t xml:space="preserve"> with a blue carpel in its center</w:t>
+      </w:r>
+      <w:r>
+        <w:rPr>
+          <w:lang w:val="en-US"/>
+        </w:rPr>
+        <w:t>. It is said, that the Immortal Oracle has touched the flower to grow thousands of years ago, making people see sweet future when they smell on it.</w:t>
+      </w:r>
+    </w:p>
+    <w:p>
+      <w:pPr>
+        <w:rPr>
+          <w:lang w:val="en-US"/>
+        </w:rPr>
+      </w:pPr>
+      <w:r>
+        <w:rPr>
+          <w:lang w:val="en-US"/>
+        </w:rPr>
+        <w:t xml:space="preserve">Only grow in the Peaks, although it is said that hundreds of years ago they were native to all of </w:t>
+      </w:r>
+      <w:proofErr w:type="spellStart"/>
+      <w:r>
+        <w:rPr>
+          <w:lang w:val="en-US"/>
+        </w:rPr>
+        <w:t>Dilaril</w:t>
+      </w:r>
+      <w:proofErr w:type="spellEnd"/>
+      <w:r>
+        <w:rPr>
+          <w:lang w:val="en-US"/>
+        </w:rPr>
+        <w:t>.</w:t>
+      </w:r>
+    </w:p>
+    <w:p>
+      <w:pPr>
+        <w:pStyle w:val="berschrift3"/>
+        <w:rPr>
+          <w:lang w:val="en-US"/>
+        </w:rPr>
+      </w:pPr>
+      <w:proofErr w:type="spellStart"/>
+      <w:r>
+        <w:rPr>
+          <w:lang w:val="en-US"/>
+        </w:rPr>
         <w:lastRenderedPageBreak/>
-        <w:t>Flora</w:t>
-      </w:r>
-    </w:p>
-    <w:p>
-      <w:pPr>
-        <w:rPr>
-          <w:lang w:val="en-US"/>
-        </w:rPr>
-      </w:pPr>
-      <w:r>
-        <w:rPr>
-          <w:lang w:val="en-US"/>
-        </w:rPr>
-        <w:t>Flora in Dilaril is mostly evergreen, although there are different times for different flowers and bushes to bloom. Harvest can be achieved throughout the year.</w:t>
+        <w:t>Sorii</w:t>
+      </w:r>
+      <w:proofErr w:type="spellEnd"/>
+      <w:r>
+        <w:rPr>
+          <w:lang w:val="en-US"/>
+        </w:rPr>
+        <w:t xml:space="preserve"> Grain</w:t>
+      </w:r>
+    </w:p>
+    <w:p>
+      <w:pPr>
+        <w:rPr>
+          <w:lang w:val="en-US"/>
+        </w:rPr>
+      </w:pPr>
+      <w:r>
+        <w:rPr>
+          <w:lang w:val="en-US"/>
+        </w:rPr>
+        <w:t>Grain that grows from a stem, regrowing all year around, throwing off its overgrown head every month to be harvested.</w:t>
       </w:r>
     </w:p>
     <w:p>
@@ -4445,42 +5711,74 @@
           <w:lang w:val="en-US"/>
         </w:rPr>
       </w:pPr>
-      <w:r>
-        <w:rPr>
-          <w:lang w:val="en-US"/>
-        </w:rPr>
-        <w:t>Meridorian</w:t>
-      </w:r>
-    </w:p>
-    <w:p>
-      <w:pPr>
-        <w:rPr>
-          <w:lang w:val="en-US"/>
-        </w:rPr>
-      </w:pPr>
-      <w:r>
-        <w:rPr>
-          <w:lang w:val="en-US"/>
-        </w:rPr>
-        <w:t>Tree with</w:t>
-      </w:r>
-      <w:r>
-        <w:rPr>
-          <w:lang w:val="en-US"/>
-        </w:rPr>
-        <w:t xml:space="preserve"> dark bark and</w:t>
-      </w:r>
-      <w:r>
-        <w:rPr>
-          <w:lang w:val="en-US"/>
-        </w:rPr>
-        <w:t xml:space="preserve"> green long spikes as long as an arm. They grow in higher altitudes, their leaves a great source of water, albeit very bitter.</w:t>
-      </w:r>
-      <w:r>
-        <w:rPr>
-          <w:lang w:val="en-US"/>
-        </w:rPr>
-        <w:t xml:space="preserve"> Older trees have grown far from their trunk, leaving behind old and withered branches.</w:t>
+      <w:proofErr w:type="spellStart"/>
+      <w:r>
+        <w:rPr>
+          <w:lang w:val="en-US"/>
+        </w:rPr>
+        <w:t>Arrorika</w:t>
+      </w:r>
+      <w:proofErr w:type="spellEnd"/>
+      <w:r>
+        <w:rPr>
+          <w:lang w:val="en-US"/>
+        </w:rPr>
+        <w:t xml:space="preserve"> Root</w:t>
+      </w:r>
+    </w:p>
+    <w:p>
+      <w:pPr>
+        <w:rPr>
+          <w:lang w:val="en-US"/>
+        </w:rPr>
+      </w:pPr>
+      <w:r>
+        <w:rPr>
+          <w:lang w:val="en-US"/>
+        </w:rPr>
+        <w:t xml:space="preserve">Thick root of brown-reddish color that grows in the dark. Ingredient for spicy dishes in the valleys, used in tiny sprinkles. Grown in the Peaks around </w:t>
+      </w:r>
+      <w:proofErr w:type="spellStart"/>
+      <w:r>
+        <w:rPr>
+          <w:lang w:val="en-US"/>
+        </w:rPr>
+        <w:t>Shadesprings</w:t>
+      </w:r>
+      <w:proofErr w:type="spellEnd"/>
+      <w:r>
+        <w:rPr>
+          <w:lang w:val="en-US"/>
+        </w:rPr>
+        <w:t xml:space="preserve">. E.g. </w:t>
+      </w:r>
+      <w:proofErr w:type="spellStart"/>
+      <w:r>
+        <w:rPr>
+          <w:lang w:val="en-US"/>
+        </w:rPr>
+        <w:t>Herriar’s</w:t>
+      </w:r>
+      <w:proofErr w:type="spellEnd"/>
+      <w:r>
+        <w:rPr>
+          <w:lang w:val="en-US"/>
+        </w:rPr>
+        <w:t xml:space="preserve"> home village of </w:t>
+      </w:r>
+      <w:proofErr w:type="spellStart"/>
+      <w:r>
+        <w:rPr>
+          <w:lang w:val="en-US"/>
+        </w:rPr>
+        <w:t>Tresmor’s</w:t>
+      </w:r>
+      <w:proofErr w:type="spellEnd"/>
+      <w:r>
+        <w:rPr>
+          <w:lang w:val="en-US"/>
+        </w:rPr>
+        <w:t xml:space="preserve"> Venture</w:t>
       </w:r>
     </w:p>
     <w:p>
@@ -4494,44 +5792,20 @@
         <w:rPr>
           <w:lang w:val="en-US"/>
         </w:rPr>
-        <w:t>Speck Tree</w:t>
-      </w:r>
-    </w:p>
-    <w:p>
-      <w:pPr>
-        <w:rPr>
-          <w:lang w:val="en-US"/>
-        </w:rPr>
-      </w:pPr>
-      <w:r>
-        <w:rPr>
-          <w:lang w:val="en-US"/>
-        </w:rPr>
-        <w:t>Tree with</w:t>
-      </w:r>
-      <w:r>
-        <w:rPr>
-          <w:lang w:val="en-US"/>
-        </w:rPr>
-        <w:t xml:space="preserve"> white bark and</w:t>
-      </w:r>
-      <w:r>
-        <w:rPr>
-          <w:lang w:val="en-US"/>
-        </w:rPr>
-        <w:t xml:space="preserve"> tiny leaves as big as a fingertip. The leaves point towards the sun, growing wide and towards it</w:t>
-      </w:r>
-      <w:r>
-        <w:rPr>
-          <w:lang w:val="en-US"/>
-        </w:rPr>
-        <w:t>, covering as much space as possible</w:t>
-      </w:r>
-      <w:r>
-        <w:rPr>
-          <w:lang w:val="en-US"/>
-        </w:rPr>
-        <w:t>.</w:t>
+        <w:t>Cabbage</w:t>
+      </w:r>
+    </w:p>
+    <w:p>
+      <w:pPr>
+        <w:rPr>
+          <w:lang w:val="en-US"/>
+        </w:rPr>
+      </w:pPr>
+      <w:r>
+        <w:rPr>
+          <w:lang w:val="en-US"/>
+        </w:rPr>
+        <w:t>A staple in the Peaks as far as greens go. Used in many dishes from cooked to roasted.</w:t>
       </w:r>
     </w:p>
     <w:p>
@@ -4545,38 +5819,108 @@
         <w:rPr>
           <w:lang w:val="en-US"/>
         </w:rPr>
-        <w:t>Traviolo Flower</w:t>
-      </w:r>
-    </w:p>
-    <w:p>
-      <w:pPr>
-        <w:rPr>
-          <w:lang w:val="en-US"/>
-        </w:rPr>
-      </w:pPr>
-      <w:r>
-        <w:rPr>
-          <w:lang w:val="en-US"/>
-        </w:rPr>
-        <w:t xml:space="preserve">A flower that has </w:t>
-      </w:r>
-      <w:r>
-        <w:rPr>
-          <w:lang w:val="en-US"/>
-        </w:rPr>
-        <w:t>six</w:t>
-      </w:r>
-      <w:r>
-        <w:rPr>
-          <w:lang w:val="en-US"/>
-        </w:rPr>
-        <w:t xml:space="preserve"> big outer leaves and t</w:t>
-      </w:r>
-      <w:r>
-        <w:rPr>
-          <w:lang w:val="en-US"/>
-        </w:rPr>
-        <w:t>wo</w:t>
+        <w:t>Pepper</w:t>
+      </w:r>
+    </w:p>
+    <w:p>
+      <w:pPr>
+        <w:rPr>
+          <w:lang w:val="en-US"/>
+        </w:rPr>
+      </w:pPr>
+      <w:r>
+        <w:rPr>
+          <w:lang w:val="en-US"/>
+        </w:rPr>
+        <w:t>A spice that grows in the eastern edges of the Valleys and near the Oceans.</w:t>
+      </w:r>
+    </w:p>
+    <w:p>
+      <w:pPr>
+        <w:pStyle w:val="berschrift3"/>
+        <w:rPr>
+          <w:lang w:val="en-US"/>
+        </w:rPr>
+      </w:pPr>
+      <w:r>
+        <w:rPr>
+          <w:lang w:val="en-US"/>
+        </w:rPr>
+        <w:t>Plumbs</w:t>
+      </w:r>
+    </w:p>
+    <w:p>
+      <w:pPr>
+        <w:rPr>
+          <w:lang w:val="en-US"/>
+        </w:rPr>
+      </w:pPr>
+      <w:r>
+        <w:rPr>
+          <w:lang w:val="en-US"/>
+        </w:rPr>
+        <w:t>Like real plumbs, grown in the Valleys</w:t>
+      </w:r>
+    </w:p>
+    <w:p>
+      <w:pPr>
+        <w:rPr>
+          <w:lang w:val="en-US"/>
+        </w:rPr>
+      </w:pPr>
+    </w:p>
+    <w:p>
+      <w:pPr>
+        <w:rPr>
+          <w:lang w:val="en-US"/>
+        </w:rPr>
+      </w:pPr>
+    </w:p>
+    <w:p>
+      <w:pPr>
+        <w:pStyle w:val="berschrift2"/>
+        <w:rPr>
+          <w:lang w:val="en-US"/>
+        </w:rPr>
+      </w:pPr>
+      <w:r>
+        <w:rPr>
+          <w:lang w:val="en-US"/>
+        </w:rPr>
+        <w:t>Food</w:t>
+      </w:r>
+      <w:r>
+        <w:rPr>
+          <w:lang w:val="en-US"/>
+        </w:rPr>
+        <w:t xml:space="preserve"> &amp; Drink</w:t>
+      </w:r>
+    </w:p>
+    <w:p>
+      <w:pPr>
+        <w:pStyle w:val="berschrift3"/>
+        <w:rPr>
+          <w:lang w:val="en-US"/>
+        </w:rPr>
+      </w:pPr>
+      <w:r>
+        <w:rPr>
+          <w:lang w:val="en-US"/>
+        </w:rPr>
+        <w:t>Pickled Ox Buns</w:t>
+      </w:r>
+    </w:p>
+    <w:p>
+      <w:pPr>
+        <w:rPr>
+          <w:lang w:val="en-US"/>
+        </w:rPr>
+      </w:pPr>
+      <w:r>
+        <w:rPr>
+          <w:lang w:val="en-US"/>
+        </w:rPr>
+        <w:t>Ox is a</w:t>
       </w:r>
       <w:r>
         <w:rPr>
@@ -4588,50 +5932,130 @@
         <w:rPr>
           <w:lang w:val="en-US"/>
         </w:rPr>
-        <w:t>large</w:t>
-      </w:r>
+        <w:t xml:space="preserve">stable food source for meat, imported from the valleys and </w:t>
+      </w:r>
+      <w:r>
+        <w:rPr>
+          <w:lang w:val="en-US"/>
+        </w:rPr>
+        <w:t xml:space="preserve">mostly </w:t>
+      </w:r>
+      <w:r>
+        <w:rPr>
+          <w:lang w:val="en-US"/>
+        </w:rPr>
+        <w:t>preserved through pickling it. With a sweet sauce the source taste mixes well into the bread as finger food.</w:t>
+      </w:r>
+    </w:p>
+    <w:p>
+      <w:pPr>
+        <w:pStyle w:val="berschrift3"/>
+        <w:rPr>
+          <w:lang w:val="en-US"/>
+        </w:rPr>
+      </w:pPr>
+      <w:r>
+        <w:rPr>
+          <w:lang w:val="en-US"/>
+        </w:rPr>
+        <w:t>Sweet Egg Plumbs</w:t>
+      </w:r>
+    </w:p>
+    <w:p>
+      <w:pPr>
+        <w:rPr>
+          <w:lang w:val="en-US"/>
+        </w:rPr>
+      </w:pPr>
+      <w:r>
+        <w:rPr>
+          <w:lang w:val="en-US"/>
+        </w:rPr>
+        <w:t>Plums candied in their own sugary juice and then fried in egg for a short time as dessert.</w:t>
+      </w:r>
+    </w:p>
+    <w:p>
+      <w:pPr>
+        <w:pStyle w:val="berschrift3"/>
+        <w:rPr>
+          <w:lang w:val="en-US"/>
+        </w:rPr>
+      </w:pPr>
+      <w:r>
+        <w:rPr>
+          <w:lang w:val="en-US"/>
+        </w:rPr>
+        <w:t>Brown Bread</w:t>
+      </w:r>
+    </w:p>
+    <w:p>
+      <w:pPr>
+        <w:rPr>
+          <w:lang w:val="en-US"/>
+        </w:rPr>
+      </w:pPr>
+      <w:r>
+        <w:rPr>
+          <w:lang w:val="en-US"/>
+        </w:rPr>
+        <w:t>Bread dough mixed with cocoa and sugar, making it taste bitter and sweet.</w:t>
+      </w:r>
+    </w:p>
+    <w:p>
+      <w:pPr>
+        <w:pStyle w:val="berschrift3"/>
+        <w:rPr>
+          <w:lang w:val="en-US"/>
+        </w:rPr>
+      </w:pPr>
+      <w:proofErr w:type="spellStart"/>
+      <w:r>
+        <w:rPr>
+          <w:lang w:val="en-US"/>
+        </w:rPr>
+        <w:t>Moaroka</w:t>
+      </w:r>
+      <w:proofErr w:type="spellEnd"/>
       <w:r>
         <w:rPr>
           <w:lang w:val="en-US"/>
         </w:rPr>
         <w:t xml:space="preserve"> </w:t>
       </w:r>
-      <w:r>
-        <w:rPr>
-          <w:lang w:val="en-US"/>
-        </w:rPr>
-        <w:t>petals</w:t>
-      </w:r>
-      <w:r>
-        <w:rPr>
-          <w:lang w:val="en-US"/>
-        </w:rPr>
-        <w:t xml:space="preserve"> of purplish to pink color</w:t>
-      </w:r>
-      <w:r>
-        <w:rPr>
-          <w:lang w:val="en-US"/>
-        </w:rPr>
-        <w:t xml:space="preserve"> with a blue carpel in its center</w:t>
-      </w:r>
-      <w:r>
-        <w:rPr>
-          <w:lang w:val="en-US"/>
-        </w:rPr>
-        <w:t>. It is said, that the Immortal Oracle has touched the flower to grow thousands of years ago, making people see sweet future when they smell on it.</w:t>
-      </w:r>
-    </w:p>
-    <w:p>
-      <w:pPr>
-        <w:rPr>
-          <w:lang w:val="en-US"/>
-        </w:rPr>
-      </w:pPr>
-      <w:r>
-        <w:rPr>
-          <w:lang w:val="en-US"/>
-        </w:rPr>
-        <w:t>Only grow in the Peaks, although it is said that hundreds of years ago they were native to all of Dilaril.</w:t>
+      <w:proofErr w:type="spellStart"/>
+      <w:r>
+        <w:rPr>
+          <w:lang w:val="en-US"/>
+        </w:rPr>
+        <w:t>Jucie</w:t>
+      </w:r>
+      <w:proofErr w:type="spellEnd"/>
+    </w:p>
+    <w:p>
+      <w:pPr>
+        <w:rPr>
+          <w:lang w:val="en-US"/>
+        </w:rPr>
+      </w:pPr>
+      <w:r>
+        <w:rPr>
+          <w:lang w:val="en-US"/>
+        </w:rPr>
+        <w:t xml:space="preserve">The fermented juice of the </w:t>
+      </w:r>
+      <w:proofErr w:type="spellStart"/>
+      <w:r>
+        <w:rPr>
+          <w:lang w:val="en-US"/>
+        </w:rPr>
+        <w:t>Moaroka</w:t>
+      </w:r>
+      <w:proofErr w:type="spellEnd"/>
+      <w:r>
+        <w:rPr>
+          <w:lang w:val="en-US"/>
+        </w:rPr>
+        <w:t xml:space="preserve"> plant, usually mixed with water or milk. Very strong and very sweet.</w:t>
       </w:r>
     </w:p>
     <w:p>
@@ -4645,47 +6069,34 @@
         <w:rPr>
           <w:lang w:val="en-US"/>
         </w:rPr>
-        <w:t>Sorii Grain</w:t>
-      </w:r>
-    </w:p>
-    <w:p>
-      <w:pPr>
-        <w:rPr>
-          <w:lang w:val="en-US"/>
-        </w:rPr>
-      </w:pPr>
-      <w:r>
-        <w:rPr>
-          <w:lang w:val="en-US"/>
-        </w:rPr>
-        <w:t>Grain that grows from a stem, regrowing all year around, throwing off its overgrown head every month to be harvested.</w:t>
-      </w:r>
-    </w:p>
-    <w:p>
-      <w:pPr>
-        <w:pStyle w:val="berschrift3"/>
-        <w:rPr>
-          <w:lang w:val="en-US"/>
-        </w:rPr>
-      </w:pPr>
-      <w:r>
-        <w:rPr>
-          <w:lang w:val="en-US"/>
-        </w:rPr>
-        <w:t>Arrorika Root</w:t>
-      </w:r>
-    </w:p>
-    <w:p>
-      <w:pPr>
-        <w:rPr>
-          <w:lang w:val="en-US"/>
-        </w:rPr>
-      </w:pPr>
-      <w:r>
-        <w:rPr>
-          <w:lang w:val="en-US"/>
-        </w:rPr>
-        <w:t>Thick root of brown-reddish color that grows in the dark. Ingredient for spicy dishes in the valleys, used in tiny sprinkles. Grown in the Peaks around Shadesprings. E.g. Herriar’s home village of Tresmor’s Venture</w:t>
+        <w:t>Noodles</w:t>
+      </w:r>
+    </w:p>
+    <w:p>
+      <w:pPr>
+        <w:rPr>
+          <w:lang w:val="en-US"/>
+        </w:rPr>
+      </w:pPr>
+      <w:r>
+        <w:rPr>
+          <w:lang w:val="en-US"/>
+        </w:rPr>
+        <w:t xml:space="preserve">Made from </w:t>
+      </w:r>
+      <w:proofErr w:type="spellStart"/>
+      <w:r>
+        <w:rPr>
+          <w:lang w:val="en-US"/>
+        </w:rPr>
+        <w:t>sorii</w:t>
+      </w:r>
+      <w:proofErr w:type="spellEnd"/>
+      <w:r>
+        <w:rPr>
+          <w:lang w:val="en-US"/>
+        </w:rPr>
+        <w:t xml:space="preserve"> grain, water and ferule eggs.</w:t>
       </w:r>
     </w:p>
     <w:p>
@@ -4706,193 +6117,7 @@
         <w:rPr>
           <w:lang w:val="en-US"/>
         </w:rPr>
-        <w:t>Food</w:t>
-      </w:r>
-      <w:r>
-        <w:rPr>
-          <w:lang w:val="en-US"/>
-        </w:rPr>
-        <w:t xml:space="preserve"> &amp; Drink</w:t>
-      </w:r>
-    </w:p>
-    <w:p>
-      <w:pPr>
-        <w:pStyle w:val="berschrift3"/>
-        <w:rPr>
-          <w:lang w:val="en-US"/>
-        </w:rPr>
-      </w:pPr>
-      <w:r>
-        <w:rPr>
-          <w:lang w:val="en-US"/>
-        </w:rPr>
-        <w:t>Pickled Ox Buns</w:t>
-      </w:r>
-    </w:p>
-    <w:p>
-      <w:pPr>
-        <w:rPr>
-          <w:lang w:val="en-US"/>
-        </w:rPr>
-      </w:pPr>
-      <w:r>
-        <w:rPr>
-          <w:lang w:val="en-US"/>
-        </w:rPr>
-        <w:t>Ox is a</w:t>
-      </w:r>
-      <w:r>
-        <w:rPr>
-          <w:lang w:val="en-US"/>
-        </w:rPr>
-        <w:t xml:space="preserve"> </w:t>
-      </w:r>
-      <w:r>
-        <w:rPr>
-          <w:lang w:val="en-US"/>
-        </w:rPr>
-        <w:t xml:space="preserve">stable food source for meat, imported from the valleys and </w:t>
-      </w:r>
-      <w:r>
-        <w:rPr>
-          <w:lang w:val="en-US"/>
-        </w:rPr>
-        <w:t xml:space="preserve">mostly </w:t>
-      </w:r>
-      <w:r>
-        <w:rPr>
-          <w:lang w:val="en-US"/>
-        </w:rPr>
-        <w:t>preserved through pickling it. With a sweet sauce the source taste mixes well into the bread as finger food.</w:t>
-      </w:r>
-    </w:p>
-    <w:p>
-      <w:pPr>
-        <w:pStyle w:val="berschrift3"/>
-        <w:rPr>
-          <w:lang w:val="en-US"/>
-        </w:rPr>
-      </w:pPr>
-      <w:r>
-        <w:rPr>
-          <w:lang w:val="en-US"/>
-        </w:rPr>
-        <w:t>Sweet Egg Plumbs</w:t>
-      </w:r>
-    </w:p>
-    <w:p>
-      <w:pPr>
-        <w:rPr>
-          <w:lang w:val="en-US"/>
-        </w:rPr>
-      </w:pPr>
-      <w:r>
-        <w:rPr>
-          <w:lang w:val="en-US"/>
-        </w:rPr>
-        <w:t>Plums candied in their own sugary juice and then fried in egg for a short time as dessert.</w:t>
-      </w:r>
-    </w:p>
-    <w:p>
-      <w:pPr>
-        <w:pStyle w:val="berschrift3"/>
-        <w:rPr>
-          <w:lang w:val="en-US"/>
-        </w:rPr>
-      </w:pPr>
-      <w:r>
-        <w:rPr>
-          <w:lang w:val="en-US"/>
-        </w:rPr>
-        <w:t>Brown Bread</w:t>
-      </w:r>
-    </w:p>
-    <w:p>
-      <w:pPr>
-        <w:rPr>
-          <w:lang w:val="en-US"/>
-        </w:rPr>
-      </w:pPr>
-      <w:r>
-        <w:rPr>
-          <w:lang w:val="en-US"/>
-        </w:rPr>
-        <w:t>Bread dough mixed with cocoa and sugar, making it taste bitter and sweet.</w:t>
-      </w:r>
-    </w:p>
-    <w:p>
-      <w:pPr>
-        <w:pStyle w:val="berschrift3"/>
-        <w:rPr>
-          <w:lang w:val="en-US"/>
-        </w:rPr>
-      </w:pPr>
-      <w:r>
-        <w:rPr>
-          <w:lang w:val="en-US"/>
-        </w:rPr>
         <w:lastRenderedPageBreak/>
-        <w:t>Moaroka Jucie</w:t>
-      </w:r>
-    </w:p>
-    <w:p>
-      <w:pPr>
-        <w:rPr>
-          <w:lang w:val="en-US"/>
-        </w:rPr>
-      </w:pPr>
-      <w:r>
-        <w:rPr>
-          <w:lang w:val="en-US"/>
-        </w:rPr>
-        <w:t>The fermented juice of the Moaroka plant, usually mixed with water or milk. Very strong and very sweet.</w:t>
-      </w:r>
-    </w:p>
-    <w:p>
-      <w:pPr>
-        <w:pStyle w:val="berschrift3"/>
-        <w:rPr>
-          <w:lang w:val="en-US"/>
-        </w:rPr>
-      </w:pPr>
-      <w:r>
-        <w:rPr>
-          <w:lang w:val="en-US"/>
-        </w:rPr>
-        <w:t>Noodles</w:t>
-      </w:r>
-    </w:p>
-    <w:p>
-      <w:pPr>
-        <w:rPr>
-          <w:lang w:val="en-US"/>
-        </w:rPr>
-      </w:pPr>
-      <w:r>
-        <w:rPr>
-          <w:lang w:val="en-US"/>
-        </w:rPr>
-        <w:t>Made from sorii grain, water and ferule eggs.</w:t>
-      </w:r>
-    </w:p>
-    <w:p>
-      <w:pPr>
-        <w:rPr>
-          <w:lang w:val="en-US"/>
-        </w:rPr>
-      </w:pPr>
-    </w:p>
-    <w:p>
-      <w:pPr>
-        <w:pStyle w:val="berschrift2"/>
-        <w:rPr>
-          <w:lang w:val="en-US"/>
-        </w:rPr>
-      </w:pPr>
-      <w:r>
-        <w:rPr>
-          <w:lang w:val="en-US"/>
-        </w:rPr>
         <w:t>Culture</w:t>
       </w:r>
     </w:p>
@@ -4999,8 +6224,16 @@
         <w:rPr>
           <w:lang w:val="en-US"/>
         </w:rPr>
-        <w:t xml:space="preserve"> like a whindmil</w:t>
-      </w:r>
+        <w:t xml:space="preserve"> like a </w:t>
+      </w:r>
+      <w:proofErr w:type="spellStart"/>
+      <w:r>
+        <w:rPr>
+          <w:lang w:val="en-US"/>
+        </w:rPr>
+        <w:t>whindmil</w:t>
+      </w:r>
+      <w:proofErr w:type="spellEnd"/>
       <w:r>
         <w:rPr>
           <w:lang w:val="en-US"/>
@@ -5400,7 +6633,7 @@
         <w:rFonts w:ascii="Symbol" w:hAnsi="Symbol" w:hint="default"/>
       </w:rPr>
     </w:lvl>
-    <w:lvl w:ilvl="1" w:tplc="04070003" w:tentative="1">
+    <w:lvl w:ilvl="1" w:tplc="04070003">
       <w:start w:val="1"/>
       <w:numFmt w:val="bullet"/>
       <w:lvlText w:val="o"/>

--- a/docs/Buch Camille Chronicles/World of Halflight.docx
+++ b/docs/Buch Camille Chronicles/World of Halflight.docx
@@ -384,7 +384,21 @@
           <w:lang w:val="en-US"/>
         </w:rPr>
         <w:lastRenderedPageBreak/>
-        <w:t xml:space="preserve">The number system is an </w:t>
+        <w:t xml:space="preserve">The number system is </w:t>
+      </w:r>
+      <w:proofErr w:type="gramStart"/>
+      <w:r>
+        <w:rPr>
+          <w:lang w:val="en-US"/>
+        </w:rPr>
+        <w:t>an</w:t>
+      </w:r>
+      <w:proofErr w:type="gramEnd"/>
+      <w:r>
+        <w:rPr>
+          <w:lang w:val="en-US"/>
+        </w:rPr>
+        <w:t xml:space="preserve"> </w:t>
       </w:r>
       <w:r>
         <w:rPr>
@@ -1013,7 +1027,19 @@
         <w:rPr>
           <w:lang w:val="en-US"/>
         </w:rPr>
-        <w:t xml:space="preserve"> A flat nose, pointy teeth, flesh bulbs for ears. </w:t>
+        <w:t xml:space="preserve"> A flat nose</w:t>
+      </w:r>
+      <w:r>
+        <w:rPr>
+          <w:lang w:val="en-US"/>
+        </w:rPr>
+        <w:t xml:space="preserve"> with long slits</w:t>
+      </w:r>
+      <w:r>
+        <w:rPr>
+          <w:lang w:val="en-US"/>
+        </w:rPr>
+        <w:t xml:space="preserve">, pointy teeth, flesh bulbs for ears. </w:t>
       </w:r>
       <w:r>
         <w:rPr>
@@ -1038,7 +1064,35 @@
         <w:rPr>
           <w:lang w:val="en-US"/>
         </w:rPr>
-        <w:t xml:space="preserve"> Frantic swirling betrays more conflicting or happy emotions, frozen ones anger, fear or sadness. Calm moving ones content, calmness or emotionless states.</w:t>
+        <w:t xml:space="preserve"> Frantic swirling betrays more conflicting or happy emotions, frozen </w:t>
+      </w:r>
+      <w:proofErr w:type="gramStart"/>
+      <w:r>
+        <w:rPr>
+          <w:lang w:val="en-US"/>
+        </w:rPr>
+        <w:t>ones</w:t>
+      </w:r>
+      <w:proofErr w:type="gramEnd"/>
+      <w:r>
+        <w:rPr>
+          <w:lang w:val="en-US"/>
+        </w:rPr>
+        <w:t xml:space="preserve"> anger, fear or sadness. Calm moving </w:t>
+      </w:r>
+      <w:proofErr w:type="gramStart"/>
+      <w:r>
+        <w:rPr>
+          <w:lang w:val="en-US"/>
+        </w:rPr>
+        <w:t>ones</w:t>
+      </w:r>
+      <w:proofErr w:type="gramEnd"/>
+      <w:r>
+        <w:rPr>
+          <w:lang w:val="en-US"/>
+        </w:rPr>
+        <w:t xml:space="preserve"> content, calmness or emotionless states.</w:t>
       </w:r>
     </w:p>
     <w:p>
@@ -1072,6 +1126,347 @@
           <w:lang w:val="en-US"/>
         </w:rPr>
         <w:t xml:space="preserve"> their wounds for themselves.</w:t>
+      </w:r>
+    </w:p>
+    <w:p>
+      <w:pPr>
+        <w:rPr>
+          <w:lang w:val="en-US"/>
+        </w:rPr>
+      </w:pPr>
+      <w:r>
+        <w:rPr>
+          <w:lang w:val="en-US"/>
+        </w:rPr>
+        <w:t>The names of Cindered Ones change over time, depending on their actions or the hopes they or others have. Though the choice is up to the Cindered One themselves.</w:t>
+      </w:r>
+    </w:p>
+    <w:p>
+      <w:pPr>
+        <w:pStyle w:val="berschrift4"/>
+        <w:rPr>
+          <w:lang w:val="en-US"/>
+        </w:rPr>
+      </w:pPr>
+      <w:r>
+        <w:rPr>
+          <w:lang w:val="en-US"/>
+        </w:rPr>
+        <w:t>Markings</w:t>
+      </w:r>
+    </w:p>
+    <w:p>
+      <w:pPr>
+        <w:pStyle w:val="Listenabsatz"/>
+        <w:numPr>
+          <w:ilvl w:val="0"/>
+          <w:numId w:val="10"/>
+        </w:numPr>
+        <w:rPr>
+          <w:lang w:val="en-US"/>
+        </w:rPr>
+      </w:pPr>
+      <w:r>
+        <w:rPr>
+          <w:lang w:val="en-US"/>
+        </w:rPr>
+        <w:t>Angry</w:t>
+      </w:r>
+    </w:p>
+    <w:p>
+      <w:pPr>
+        <w:pStyle w:val="Listenabsatz"/>
+        <w:numPr>
+          <w:ilvl w:val="1"/>
+          <w:numId w:val="10"/>
+        </w:numPr>
+        <w:rPr>
+          <w:lang w:val="en-US"/>
+        </w:rPr>
+      </w:pPr>
+      <w:r>
+        <w:rPr>
+          <w:lang w:val="en-US"/>
+        </w:rPr>
+        <w:t xml:space="preserve">Stiff across the eyes </w:t>
+      </w:r>
+      <w:r>
+        <w:rPr>
+          <w:lang w:val="en-US"/>
+        </w:rPr>
+        <w:t xml:space="preserve">in broad strokes </w:t>
+      </w:r>
+      <w:r>
+        <w:rPr>
+          <w:lang w:val="en-US"/>
+        </w:rPr>
+        <w:t>and flickering on their arms and backs</w:t>
+      </w:r>
+    </w:p>
+    <w:p>
+      <w:pPr>
+        <w:pStyle w:val="Listenabsatz"/>
+        <w:numPr>
+          <w:ilvl w:val="0"/>
+          <w:numId w:val="10"/>
+        </w:numPr>
+        <w:rPr>
+          <w:lang w:val="en-US"/>
+        </w:rPr>
+      </w:pPr>
+      <w:r>
+        <w:rPr>
+          <w:lang w:val="en-US"/>
+        </w:rPr>
+        <w:t>Happy</w:t>
+      </w:r>
+    </w:p>
+    <w:p>
+      <w:pPr>
+        <w:pStyle w:val="Listenabsatz"/>
+        <w:numPr>
+          <w:ilvl w:val="1"/>
+          <w:numId w:val="10"/>
+        </w:numPr>
+        <w:rPr>
+          <w:lang w:val="en-US"/>
+        </w:rPr>
+      </w:pPr>
+      <w:r>
+        <w:rPr>
+          <w:lang w:val="en-US"/>
+        </w:rPr>
+        <w:t>Calm waves of Markings that converge at the top of the skull</w:t>
+      </w:r>
+    </w:p>
+    <w:p>
+      <w:pPr>
+        <w:pStyle w:val="Listenabsatz"/>
+        <w:numPr>
+          <w:ilvl w:val="0"/>
+          <w:numId w:val="10"/>
+        </w:numPr>
+        <w:rPr>
+          <w:lang w:val="en-US"/>
+        </w:rPr>
+      </w:pPr>
+      <w:r>
+        <w:rPr>
+          <w:lang w:val="en-US"/>
+        </w:rPr>
+        <w:t>Calm</w:t>
+      </w:r>
+    </w:p>
+    <w:p>
+      <w:pPr>
+        <w:pStyle w:val="Listenabsatz"/>
+        <w:numPr>
+          <w:ilvl w:val="1"/>
+          <w:numId w:val="10"/>
+        </w:numPr>
+        <w:rPr>
+          <w:lang w:val="en-US"/>
+        </w:rPr>
+      </w:pPr>
+      <w:r>
+        <w:rPr>
+          <w:lang w:val="en-US"/>
+        </w:rPr>
+        <w:t>Markings that move in random patterns across the body</w:t>
+      </w:r>
+    </w:p>
+    <w:p>
+      <w:pPr>
+        <w:pStyle w:val="Listenabsatz"/>
+        <w:numPr>
+          <w:ilvl w:val="0"/>
+          <w:numId w:val="10"/>
+        </w:numPr>
+        <w:rPr>
+          <w:lang w:val="en-US"/>
+        </w:rPr>
+      </w:pPr>
+      <w:r>
+        <w:rPr>
+          <w:lang w:val="en-US"/>
+        </w:rPr>
+        <w:t>Confused</w:t>
+      </w:r>
+    </w:p>
+    <w:p>
+      <w:pPr>
+        <w:pStyle w:val="Listenabsatz"/>
+        <w:numPr>
+          <w:ilvl w:val="1"/>
+          <w:numId w:val="10"/>
+        </w:numPr>
+        <w:rPr>
+          <w:lang w:val="en-US"/>
+        </w:rPr>
+      </w:pPr>
+      <w:r>
+        <w:rPr>
+          <w:lang w:val="en-US"/>
+        </w:rPr>
+        <w:t xml:space="preserve">Markings like </w:t>
+      </w:r>
+      <w:proofErr w:type="spellStart"/>
+      <w:r>
+        <w:rPr>
+          <w:lang w:val="en-US"/>
+        </w:rPr>
+        <w:t>ZickZacks</w:t>
+      </w:r>
+      <w:proofErr w:type="spellEnd"/>
+      <w:r>
+        <w:rPr>
+          <w:lang w:val="en-US"/>
+        </w:rPr>
+        <w:t xml:space="preserve"> jutting over the body and moving quickly across the head</w:t>
+      </w:r>
+    </w:p>
+    <w:p>
+      <w:pPr>
+        <w:pStyle w:val="Listenabsatz"/>
+        <w:numPr>
+          <w:ilvl w:val="0"/>
+          <w:numId w:val="10"/>
+        </w:numPr>
+        <w:rPr>
+          <w:lang w:val="en-US"/>
+        </w:rPr>
+      </w:pPr>
+      <w:r>
+        <w:rPr>
+          <w:lang w:val="en-US"/>
+        </w:rPr>
+        <w:t>Surprised</w:t>
+      </w:r>
+    </w:p>
+    <w:p>
+      <w:pPr>
+        <w:pStyle w:val="Listenabsatz"/>
+        <w:numPr>
+          <w:ilvl w:val="1"/>
+          <w:numId w:val="10"/>
+        </w:numPr>
+        <w:rPr>
+          <w:lang w:val="en-US"/>
+        </w:rPr>
+      </w:pPr>
+      <w:r>
+        <w:rPr>
+          <w:lang w:val="en-US"/>
+        </w:rPr>
+        <w:t>Markings suddenly split from the eyes like a sun</w:t>
+      </w:r>
+    </w:p>
+    <w:p>
+      <w:pPr>
+        <w:pStyle w:val="Listenabsatz"/>
+        <w:numPr>
+          <w:ilvl w:val="0"/>
+          <w:numId w:val="10"/>
+        </w:numPr>
+        <w:rPr>
+          <w:lang w:val="en-US"/>
+        </w:rPr>
+      </w:pPr>
+      <w:r>
+        <w:rPr>
+          <w:lang w:val="en-US"/>
+        </w:rPr>
+        <w:t>Confident</w:t>
+      </w:r>
+    </w:p>
+    <w:p>
+      <w:pPr>
+        <w:pStyle w:val="Listenabsatz"/>
+        <w:numPr>
+          <w:ilvl w:val="1"/>
+          <w:numId w:val="10"/>
+        </w:numPr>
+        <w:rPr>
+          <w:lang w:val="en-US"/>
+        </w:rPr>
+      </w:pPr>
+      <w:r>
+        <w:rPr>
+          <w:lang w:val="en-US"/>
+        </w:rPr>
+        <w:t>Markings taught across he arms and legs, trailing down from the eyes like tears.</w:t>
+      </w:r>
+    </w:p>
+    <w:p>
+      <w:pPr>
+        <w:pStyle w:val="Listenabsatz"/>
+        <w:numPr>
+          <w:ilvl w:val="0"/>
+          <w:numId w:val="10"/>
+        </w:numPr>
+        <w:rPr>
+          <w:lang w:val="en-US"/>
+        </w:rPr>
+      </w:pPr>
+      <w:r>
+        <w:rPr>
+          <w:lang w:val="en-US"/>
+        </w:rPr>
+        <w:t>Appeasing</w:t>
+      </w:r>
+    </w:p>
+    <w:p>
+      <w:pPr>
+        <w:pStyle w:val="Listenabsatz"/>
+        <w:numPr>
+          <w:ilvl w:val="1"/>
+          <w:numId w:val="10"/>
+        </w:numPr>
+        <w:rPr>
+          <w:lang w:val="en-US"/>
+        </w:rPr>
+      </w:pPr>
+      <w:r>
+        <w:rPr>
+          <w:lang w:val="en-US"/>
+        </w:rPr>
+        <w:t>Markings shoot slowly over the body in straight lines</w:t>
+      </w:r>
+    </w:p>
+    <w:p>
+      <w:pPr>
+        <w:pStyle w:val="Listenabsatz"/>
+        <w:numPr>
+          <w:ilvl w:val="0"/>
+          <w:numId w:val="10"/>
+        </w:numPr>
+        <w:rPr>
+          <w:lang w:val="en-US"/>
+        </w:rPr>
+      </w:pPr>
+      <w:r>
+        <w:rPr>
+          <w:lang w:val="en-US"/>
+        </w:rPr>
+        <w:t>Sad</w:t>
+      </w:r>
+    </w:p>
+    <w:p>
+      <w:pPr>
+        <w:pStyle w:val="Listenabsatz"/>
+        <w:numPr>
+          <w:ilvl w:val="1"/>
+          <w:numId w:val="10"/>
+        </w:numPr>
+        <w:rPr>
+          <w:lang w:val="en-US"/>
+        </w:rPr>
+      </w:pPr>
+      <w:r>
+        <w:rPr>
+          <w:lang w:val="en-US"/>
+        </w:rPr>
+        <w:t>Markings gather on and around the head and stay there.</w:t>
       </w:r>
     </w:p>
     <w:p>
@@ -1116,6 +1511,7 @@
         <w:rPr>
           <w:lang w:val="en-US"/>
         </w:rPr>
+        <w:lastRenderedPageBreak/>
         <w:t>Godless</w:t>
       </w:r>
     </w:p>
@@ -1134,7 +1530,7 @@
         <w:rPr>
           <w:lang w:val="en-US"/>
         </w:rPr>
-        <w:t>Fucking</w:t>
+        <w:t xml:space="preserve">Va-Nai </w:t>
       </w:r>
     </w:p>
     <w:p>
@@ -1225,6 +1621,84 @@
     </w:p>
     <w:p>
       <w:pPr>
+        <w:pStyle w:val="Listenabsatz"/>
+        <w:numPr>
+          <w:ilvl w:val="1"/>
+          <w:numId w:val="7"/>
+        </w:numPr>
+        <w:rPr>
+          <w:lang w:val="en-US"/>
+        </w:rPr>
+      </w:pPr>
+      <w:proofErr w:type="spellStart"/>
+      <w:r>
+        <w:rPr>
+          <w:lang w:val="en-US"/>
+        </w:rPr>
+        <w:t>Vra</w:t>
+      </w:r>
+      <w:proofErr w:type="spellEnd"/>
+      <w:r>
+        <w:rPr>
+          <w:lang w:val="en-US"/>
+        </w:rPr>
+        <w:t>-Fu-Mi-</w:t>
+      </w:r>
+      <w:proofErr w:type="spellStart"/>
+      <w:r>
+        <w:rPr>
+          <w:lang w:val="en-US"/>
+        </w:rPr>
+        <w:t>Rof</w:t>
+      </w:r>
+      <w:proofErr w:type="spellEnd"/>
+    </w:p>
+    <w:p>
+      <w:pPr>
+        <w:pStyle w:val="Listenabsatz"/>
+        <w:numPr>
+          <w:ilvl w:val="0"/>
+          <w:numId w:val="7"/>
+        </w:numPr>
+        <w:rPr>
+          <w:lang w:val="en-US"/>
+        </w:rPr>
+      </w:pPr>
+      <w:r>
+        <w:rPr>
+          <w:lang w:val="en-US"/>
+        </w:rPr>
+        <w:t>Damned Darkness</w:t>
+      </w:r>
+    </w:p>
+    <w:p>
+      <w:pPr>
+        <w:pStyle w:val="Listenabsatz"/>
+        <w:numPr>
+          <w:ilvl w:val="1"/>
+          <w:numId w:val="7"/>
+        </w:numPr>
+        <w:rPr>
+          <w:lang w:val="en-US"/>
+        </w:rPr>
+      </w:pPr>
+      <w:proofErr w:type="spellStart"/>
+      <w:r>
+        <w:rPr>
+          <w:lang w:val="en-US"/>
+        </w:rPr>
+        <w:t>Tuh</w:t>
+      </w:r>
+      <w:proofErr w:type="spellEnd"/>
+      <w:r>
+        <w:rPr>
+          <w:lang w:val="en-US"/>
+        </w:rPr>
+        <w:t>-Ru Va-Kor</w:t>
+      </w:r>
+    </w:p>
+    <w:p>
+      <w:pPr>
         <w:rPr>
           <w:lang w:val="en-US"/>
         </w:rPr>
@@ -1401,26 +1875,24 @@
         </w:rPr>
         <w:t xml:space="preserve">The </w:t>
       </w:r>
-      <w:bookmarkStart w:id="4" w:name="_Hlk224066955"/>
-      <w:bookmarkStart w:id="5" w:name="_Hlk233456673"/>
-      <w:r>
-        <w:rPr>
-          <w:lang w:val="en-US"/>
-        </w:rPr>
-        <w:t>Bureaurocradom</w:t>
+      <w:bookmarkStart w:id="4" w:name="_Hlk233456673"/>
+      <w:r>
+        <w:rPr>
+          <w:lang w:val="en-US"/>
+        </w:rPr>
+        <w:t>Bureaucradom</w:t>
+      </w:r>
+      <w:r>
+        <w:rPr>
+          <w:lang w:val="en-US"/>
+        </w:rPr>
+        <w:t xml:space="preserve"> </w:t>
       </w:r>
       <w:bookmarkEnd w:id="4"/>
       <w:r>
         <w:rPr>
           <w:lang w:val="en-US"/>
         </w:rPr>
-        <w:t xml:space="preserve"> </w:t>
-      </w:r>
-      <w:bookmarkEnd w:id="5"/>
-      <w:r>
-        <w:rPr>
-          <w:lang w:val="en-US"/>
-        </w:rPr>
         <w:t xml:space="preserve">reaches from the Darkness, over the </w:t>
       </w:r>
       <w:proofErr w:type="spellStart"/>
@@ -1575,94 +2047,187 @@
         <w:rPr>
           <w:lang w:val="en-US"/>
         </w:rPr>
-        <w:t xml:space="preserve">not numerous, but training for them had been stepped up in the last years. People rumor </w:t>
-      </w:r>
+        <w:t xml:space="preserve">not numerous, but training for them had been stepped up in the last years. People rumor that the Protean is planning something, but in the last centuries no real war had broken out, and people </w:t>
+      </w:r>
+      <w:r>
+        <w:rPr>
+          <w:lang w:val="en-US"/>
+        </w:rPr>
+        <w:t>can’t</w:t>
+      </w:r>
+      <w:r>
+        <w:rPr>
+          <w:lang w:val="en-US"/>
+        </w:rPr>
+        <w:t xml:space="preserve"> remember how those actually were.</w:t>
+      </w:r>
+    </w:p>
+    <w:p>
+      <w:pPr>
+        <w:rPr>
+          <w:lang w:val="en-US"/>
+        </w:rPr>
+      </w:pPr>
+      <w:r>
+        <w:rPr>
+          <w:lang w:val="en-US"/>
+        </w:rPr>
+        <w:t xml:space="preserve">A </w:t>
+      </w:r>
+      <w:proofErr w:type="spellStart"/>
+      <w:r>
+        <w:rPr>
+          <w:lang w:val="en-US"/>
+        </w:rPr>
+        <w:t>Facecard</w:t>
+      </w:r>
+      <w:proofErr w:type="spellEnd"/>
+      <w:r>
+        <w:rPr>
+          <w:lang w:val="en-US"/>
+        </w:rPr>
+        <w:t xml:space="preserve"> identifies the citizens, a </w:t>
+      </w:r>
+      <w:proofErr w:type="spellStart"/>
+      <w:r>
+        <w:rPr>
+          <w:lang w:val="en-US"/>
+        </w:rPr>
+        <w:t>Sticecard</w:t>
+      </w:r>
+      <w:proofErr w:type="spellEnd"/>
+      <w:r>
+        <w:rPr>
+          <w:lang w:val="en-US"/>
+        </w:rPr>
+        <w:t xml:space="preserve"> Harmonists and their powers. They have to be carried with you all times.</w:t>
+      </w:r>
+    </w:p>
+    <w:p>
+      <w:pPr>
+        <w:pStyle w:val="berschrift4"/>
+        <w:rPr>
+          <w:lang w:val="en-US"/>
+        </w:rPr>
+      </w:pPr>
+      <w:r>
+        <w:rPr>
+          <w:lang w:val="en-US"/>
+        </w:rPr>
+        <w:t>Clothing</w:t>
+      </w:r>
+    </w:p>
+    <w:p>
+      <w:pPr>
+        <w:rPr>
+          <w:lang w:val="en-US"/>
+        </w:rPr>
+      </w:pPr>
+      <w:r>
+        <w:rPr>
+          <w:lang w:val="en-US"/>
+        </w:rPr>
+        <w:t xml:space="preserve">The Officials of the </w:t>
+      </w:r>
+      <w:r>
+        <w:rPr>
+          <w:lang w:val="en-US"/>
+        </w:rPr>
+        <w:t>Bureaucradom</w:t>
+      </w:r>
+      <w:r>
+        <w:rPr>
+          <w:lang w:val="en-US"/>
+        </w:rPr>
+        <w:t xml:space="preserve"> wear green and gold robes, importance shown by more gold and additional red. Pockets are strewn over and under their robes, scripture inside of them to remind them of the numerous rules and policies.</w:t>
+      </w:r>
+    </w:p>
+    <w:p>
+      <w:pPr>
+        <w:rPr>
+          <w:lang w:val="en-US"/>
+        </w:rPr>
+      </w:pPr>
+      <w:r>
+        <w:rPr>
+          <w:lang w:val="en-US"/>
+        </w:rPr>
+        <w:t>Normal people were simple colored trousers, shirts and vests, women more often skirts but not necessarily. Hats are worn on days of special occasion with more rich looking garments of bright colors</w:t>
+      </w:r>
+      <w:r>
+        <w:rPr>
+          <w:lang w:val="en-US"/>
+        </w:rPr>
+        <w:t xml:space="preserve"> as well as very luxurious dresses and bodices</w:t>
+      </w:r>
+      <w:r>
+        <w:rPr>
+          <w:lang w:val="en-US"/>
+        </w:rPr>
+        <w:t>. Workers wear overalls and hats that are framed so they block large parts of the sun in one direction, able to turn the hood around to block the sun from any direction.</w:t>
+      </w:r>
+    </w:p>
+    <w:p>
+      <w:pPr>
+        <w:rPr>
+          <w:lang w:val="en-US"/>
+        </w:rPr>
+      </w:pPr>
+    </w:p>
+    <w:p>
+      <w:pPr>
+        <w:rPr>
+          <w:lang w:val="en-US"/>
+        </w:rPr>
+      </w:pPr>
       <w:r>
         <w:rPr>
           <w:lang w:val="en-US"/>
         </w:rPr>
         <w:lastRenderedPageBreak/>
-        <w:t xml:space="preserve">that the Protean is planning something, but in the last centuries no real war had broken out, and people </w:t>
-      </w:r>
-      <w:r>
-        <w:rPr>
-          <w:lang w:val="en-US"/>
-        </w:rPr>
-        <w:t>can’t</w:t>
-      </w:r>
-      <w:r>
-        <w:rPr>
-          <w:lang w:val="en-US"/>
-        </w:rPr>
-        <w:t xml:space="preserve"> remember how those actually were.</w:t>
-      </w:r>
-    </w:p>
-    <w:p>
-      <w:pPr>
-        <w:rPr>
-          <w:lang w:val="en-US"/>
-        </w:rPr>
-      </w:pPr>
-      <w:r>
-        <w:rPr>
-          <w:lang w:val="en-US"/>
-        </w:rPr>
-        <w:t xml:space="preserve">A </w:t>
-      </w:r>
-      <w:proofErr w:type="spellStart"/>
-      <w:r>
-        <w:rPr>
-          <w:lang w:val="en-US"/>
-        </w:rPr>
-        <w:t>Facecard</w:t>
-      </w:r>
-      <w:proofErr w:type="spellEnd"/>
-      <w:r>
-        <w:rPr>
-          <w:lang w:val="en-US"/>
-        </w:rPr>
-        <w:t xml:space="preserve"> identifies the citizens, a </w:t>
-      </w:r>
-      <w:proofErr w:type="spellStart"/>
-      <w:r>
-        <w:rPr>
-          <w:lang w:val="en-US"/>
-        </w:rPr>
-        <w:t>Sticecard</w:t>
-      </w:r>
-      <w:proofErr w:type="spellEnd"/>
-      <w:r>
-        <w:rPr>
-          <w:lang w:val="en-US"/>
-        </w:rPr>
-        <w:t xml:space="preserve"> Harmonists and their powers. They have to be carried with you all times.</w:t>
-      </w:r>
-    </w:p>
-    <w:p>
-      <w:pPr>
-        <w:pStyle w:val="berschrift4"/>
-        <w:rPr>
-          <w:lang w:val="en-US"/>
-        </w:rPr>
-      </w:pPr>
-      <w:r>
-        <w:rPr>
-          <w:lang w:val="en-US"/>
-        </w:rPr>
-        <w:t>Clothing</w:t>
-      </w:r>
-    </w:p>
-    <w:p>
-      <w:pPr>
-        <w:rPr>
-          <w:lang w:val="en-US"/>
-        </w:rPr>
-      </w:pPr>
-      <w:r>
-        <w:rPr>
-          <w:lang w:val="en-US"/>
-        </w:rPr>
-        <w:t>The Officials of the Bureaurocradom wear green and gold robes, importance shown by more gold and additional red. Pockets are strewn over and under their robes, scripture inside of them to remind them of the numerous rules and policies.</w:t>
+        <w:t>In Asarat’s Peak s</w:t>
+      </w:r>
+      <w:r>
+        <w:rPr>
+          <w:lang w:val="en-US"/>
+        </w:rPr>
+        <w:t xml:space="preserve">oldiers and </w:t>
+      </w:r>
+      <w:r>
+        <w:rPr>
+          <w:lang w:val="en-US"/>
+        </w:rPr>
+        <w:t>guards</w:t>
+      </w:r>
+      <w:r>
+        <w:rPr>
+          <w:lang w:val="en-US"/>
+        </w:rPr>
+        <w:t xml:space="preserve"> were red and blue under metal armor around their torsos with metal open</w:t>
+      </w:r>
+      <w:r>
+        <w:rPr>
+          <w:lang w:val="en-US"/>
+        </w:rPr>
+        <w:t>-</w:t>
+      </w:r>
+      <w:r>
+        <w:rPr>
+          <w:lang w:val="en-US"/>
+        </w:rPr>
+        <w:t>faced helmets</w:t>
+      </w:r>
+      <w:r>
+        <w:rPr>
+          <w:lang w:val="en-US"/>
+        </w:rPr>
+        <w:t xml:space="preserve"> similar to the flag of the city</w:t>
+      </w:r>
+      <w:r>
+        <w:rPr>
+          <w:lang w:val="en-US"/>
+        </w:rPr>
+        <w:t>.</w:t>
       </w:r>
     </w:p>
     <w:p>
@@ -1884,6 +2449,7 @@
           <w:lang w:val="en-US"/>
         </w:rPr>
       </w:pPr>
+      <w:bookmarkStart w:id="5" w:name="_Hlk237684252"/>
       <w:proofErr w:type="spellStart"/>
       <w:r>
         <w:rPr>
@@ -1893,6 +2459,7 @@
       </w:r>
       <w:proofErr w:type="spellEnd"/>
     </w:p>
+    <w:bookmarkEnd w:id="5"/>
     <w:p>
       <w:pPr>
         <w:pStyle w:val="Listenabsatz"/>
@@ -2183,7 +2750,7 @@
         <w:rPr>
           <w:lang w:val="en-US"/>
         </w:rPr>
-        <w:t>Bureaurocradom</w:t>
+        <w:t>Bureaucradom</w:t>
       </w:r>
       <w:r>
         <w:rPr>
@@ -2232,7 +2799,6 @@
         <w:rPr>
           <w:lang w:val="en-US"/>
         </w:rPr>
-        <w:lastRenderedPageBreak/>
         <w:t>The Chasm, home of the Cindered in the shade of the high city of Asarat’s Peak</w:t>
       </w:r>
     </w:p>
@@ -2415,6 +2981,7 @@
         <w:rPr>
           <w:lang w:val="en-US"/>
         </w:rPr>
+        <w:lastRenderedPageBreak/>
         <w:t>Kliiriat</w:t>
       </w:r>
       <w:proofErr w:type="spellEnd"/>
@@ -2565,25 +3132,7 @@
         <w:rPr>
           <w:lang w:val="en-US"/>
         </w:rPr>
-        <w:t>S</w:t>
-      </w:r>
-      <w:r>
-        <w:rPr>
-          <w:lang w:val="en-US"/>
-        </w:rPr>
-        <w:t xml:space="preserve">un-kissed </w:t>
-      </w:r>
-      <w:r>
-        <w:rPr>
-          <w:lang w:val="en-US"/>
-        </w:rPr>
-        <w:t>P</w:t>
-      </w:r>
-      <w:r>
-        <w:rPr>
-          <w:lang w:val="en-US"/>
-        </w:rPr>
-        <w:t>lains</w:t>
+        <w:t>Green Seas</w:t>
       </w:r>
     </w:p>
     <w:p>
@@ -2601,6 +3150,88 @@
         <w:rPr>
           <w:lang w:val="en-US"/>
         </w:rPr>
+        <w:t xml:space="preserve">Multiple lakes in the north Valleys, a major battle of the last war against </w:t>
+      </w:r>
+      <w:proofErr w:type="spellStart"/>
+      <w:r>
+        <w:rPr>
+          <w:lang w:val="en-US"/>
+        </w:rPr>
+        <w:t>Kekar’Om</w:t>
+      </w:r>
+      <w:proofErr w:type="spellEnd"/>
+      <w:r>
+        <w:rPr>
+          <w:lang w:val="en-US"/>
+        </w:rPr>
+        <w:t xml:space="preserve"> hat been lost there by Jor</w:t>
+      </w:r>
+      <w:r>
+        <w:rPr>
+          <w:lang w:val="en-US"/>
+        </w:rPr>
+        <w:t xml:space="preserve"> in the brigade of General </w:t>
+      </w:r>
+      <w:proofErr w:type="spellStart"/>
+      <w:r>
+        <w:rPr>
+          <w:lang w:val="en-US"/>
+        </w:rPr>
+        <w:t>Traim</w:t>
+      </w:r>
+      <w:proofErr w:type="spellEnd"/>
+    </w:p>
+    <w:p>
+      <w:pPr>
+        <w:pStyle w:val="Listenabsatz"/>
+        <w:numPr>
+          <w:ilvl w:val="0"/>
+          <w:numId w:val="1"/>
+        </w:numPr>
+        <w:rPr>
+          <w:lang w:val="en-US"/>
+        </w:rPr>
+      </w:pPr>
+      <w:r>
+        <w:rPr>
+          <w:lang w:val="en-US"/>
+        </w:rPr>
+        <w:t>S</w:t>
+      </w:r>
+      <w:r>
+        <w:rPr>
+          <w:lang w:val="en-US"/>
+        </w:rPr>
+        <w:t xml:space="preserve">un-kissed </w:t>
+      </w:r>
+      <w:r>
+        <w:rPr>
+          <w:lang w:val="en-US"/>
+        </w:rPr>
+        <w:t>P</w:t>
+      </w:r>
+      <w:r>
+        <w:rPr>
+          <w:lang w:val="en-US"/>
+        </w:rPr>
+        <w:t>lains</w:t>
+      </w:r>
+    </w:p>
+    <w:p>
+      <w:pPr>
+        <w:pStyle w:val="Listenabsatz"/>
+        <w:numPr>
+          <w:ilvl w:val="1"/>
+          <w:numId w:val="1"/>
+        </w:numPr>
+        <w:rPr>
+          <w:lang w:val="en-US"/>
+        </w:rPr>
+      </w:pPr>
+      <w:r>
+        <w:rPr>
+          <w:lang w:val="en-US"/>
+        </w:rPr>
         <w:t>Not a city but the western edge of the Valleys, where the sun is not too hot but still enough to grow vegetables instead of fruit and grain. Wast forests for hunting as well.</w:t>
       </w:r>
     </w:p>
@@ -2907,38 +3538,38 @@
         <w:rPr>
           <w:lang w:val="en-US"/>
         </w:rPr>
+        <w:t xml:space="preserve">The humans pray </w:t>
+      </w:r>
+      <w:r>
+        <w:rPr>
+          <w:lang w:val="en-US"/>
+        </w:rPr>
+        <w:t xml:space="preserve">also </w:t>
+      </w:r>
+      <w:r>
+        <w:rPr>
+          <w:lang w:val="en-US"/>
+        </w:rPr>
+        <w:t>to the seven gods (Pantheon of eight language)</w:t>
+      </w:r>
+      <w:r>
+        <w:rPr>
+          <w:lang w:val="en-US"/>
+        </w:rPr>
+        <w:t xml:space="preserve"> as their prophets and creators.</w:t>
+      </w:r>
+    </w:p>
+    <w:p>
+      <w:pPr>
+        <w:rPr>
+          <w:lang w:val="en-US"/>
+        </w:rPr>
+      </w:pPr>
+      <w:r>
+        <w:rPr>
+          <w:lang w:val="en-US"/>
+        </w:rPr>
         <w:lastRenderedPageBreak/>
-        <w:t xml:space="preserve">The humans pray </w:t>
-      </w:r>
-      <w:r>
-        <w:rPr>
-          <w:lang w:val="en-US"/>
-        </w:rPr>
-        <w:t xml:space="preserve">also </w:t>
-      </w:r>
-      <w:r>
-        <w:rPr>
-          <w:lang w:val="en-US"/>
-        </w:rPr>
-        <w:t>to the seven gods (Pantheon of eight language)</w:t>
-      </w:r>
-      <w:r>
-        <w:rPr>
-          <w:lang w:val="en-US"/>
-        </w:rPr>
-        <w:t xml:space="preserve"> as their prophets and creators.</w:t>
-      </w:r>
-    </w:p>
-    <w:p>
-      <w:pPr>
-        <w:rPr>
-          <w:lang w:val="en-US"/>
-        </w:rPr>
-      </w:pPr>
-      <w:r>
-        <w:rPr>
-          <w:lang w:val="en-US"/>
-        </w:rPr>
         <w:t>The Cindered pray to the Pantheon of Nai, the God that had set them free from torment</w:t>
       </w:r>
       <w:r>
@@ -3086,6 +3717,24 @@
       <w:pPr>
         <w:pStyle w:val="Listenabsatz"/>
         <w:numPr>
+          <w:ilvl w:val="1"/>
+          <w:numId w:val="4"/>
+        </w:numPr>
+        <w:rPr>
+          <w:lang w:val="en-US"/>
+        </w:rPr>
+      </w:pPr>
+      <w:r>
+        <w:rPr>
+          <w:lang w:val="en-US"/>
+        </w:rPr>
+        <w:t>the goddess of children and renewal and holiness of the second month</w:t>
+      </w:r>
+    </w:p>
+    <w:p>
+      <w:pPr>
+        <w:pStyle w:val="Listenabsatz"/>
+        <w:numPr>
           <w:ilvl w:val="0"/>
           <w:numId w:val="4"/>
         </w:numPr>
@@ -4062,6 +4711,88 @@
     </w:p>
     <w:p>
       <w:pPr>
+        <w:pStyle w:val="berschrift2"/>
+        <w:rPr>
+          <w:lang w:val="en-US"/>
+        </w:rPr>
+      </w:pPr>
+      <w:r>
+        <w:rPr>
+          <w:lang w:val="en-US"/>
+        </w:rPr>
+        <w:t>Groups</w:t>
+      </w:r>
+    </w:p>
+    <w:p>
+      <w:pPr>
+        <w:pStyle w:val="berschrift3"/>
+        <w:rPr>
+          <w:lang w:val="en-US"/>
+        </w:rPr>
+      </w:pPr>
+      <w:r>
+        <w:rPr>
+          <w:lang w:val="en-US"/>
+        </w:rPr>
+        <w:t>Cradlers</w:t>
+      </w:r>
+    </w:p>
+    <w:p>
+      <w:pPr>
+        <w:rPr>
+          <w:lang w:val="en-US"/>
+        </w:rPr>
+      </w:pPr>
+      <w:r>
+        <w:rPr>
+          <w:lang w:val="en-US"/>
+        </w:rPr>
+        <w:t xml:space="preserve">Organized thugs across </w:t>
+      </w:r>
+      <w:proofErr w:type="spellStart"/>
+      <w:r>
+        <w:rPr>
+          <w:lang w:val="en-US"/>
+        </w:rPr>
+        <w:t>Miiaklir</w:t>
+      </w:r>
+      <w:proofErr w:type="spellEnd"/>
+      <w:r>
+        <w:rPr>
+          <w:lang w:val="en-US"/>
+        </w:rPr>
+        <w:t xml:space="preserve"> and neighboring countries. Mostly active in the Peaks. Spew violence for money as hitmen and debt collectors.</w:t>
+      </w:r>
+    </w:p>
+    <w:p>
+      <w:pPr>
+        <w:rPr>
+          <w:lang w:val="en-US"/>
+        </w:rPr>
+      </w:pPr>
+      <w:r>
+        <w:rPr>
+          <w:lang w:val="en-US"/>
+        </w:rPr>
+        <w:t xml:space="preserve">They work in secret to collect special weapons of </w:t>
+      </w:r>
+      <w:proofErr w:type="spellStart"/>
+      <w:r>
+        <w:rPr>
+          <w:lang w:val="en-US"/>
+        </w:rPr>
+        <w:t>Ashmetal</w:t>
+      </w:r>
+      <w:proofErr w:type="spellEnd"/>
+      <w:r>
+        <w:rPr>
+          <w:lang w:val="en-US"/>
+        </w:rPr>
+        <w:t>.</w:t>
+      </w:r>
+    </w:p>
+    <w:p>
+      <w:pPr>
         <w:rPr>
           <w:lang w:val="en-US"/>
         </w:rPr>
@@ -4278,7 +5009,21 @@
         <w:rPr>
           <w:lang w:val="en-US"/>
         </w:rPr>
-        <w:t>Darkness take me</w:t>
+        <w:t xml:space="preserve">Darkness </w:t>
+      </w:r>
+      <w:proofErr w:type="gramStart"/>
+      <w:r>
+        <w:rPr>
+          <w:lang w:val="en-US"/>
+        </w:rPr>
+        <w:t>take</w:t>
+      </w:r>
+      <w:proofErr w:type="gramEnd"/>
+      <w:r>
+        <w:rPr>
+          <w:lang w:val="en-US"/>
+        </w:rPr>
+        <w:t xml:space="preserve"> me</w:t>
       </w:r>
     </w:p>
     <w:p>
@@ -4315,6 +5060,7 @@
         <w:rPr>
           <w:lang w:val="en-US"/>
         </w:rPr>
+        <w:lastRenderedPageBreak/>
         <w:t xml:space="preserve">By the </w:t>
       </w:r>
       <w:proofErr w:type="spellStart"/>
@@ -4502,7 +5248,6 @@
         <w:rPr>
           <w:lang w:val="en-US"/>
         </w:rPr>
-        <w:lastRenderedPageBreak/>
         <w:t>Fuck me</w:t>
       </w:r>
     </w:p>
@@ -4683,7 +5428,21 @@
         <w:rPr>
           <w:lang w:val="en-US"/>
         </w:rPr>
-        <w:t>Sun enlighten me!</w:t>
+        <w:t xml:space="preserve">Sun </w:t>
+      </w:r>
+      <w:proofErr w:type="gramStart"/>
+      <w:r>
+        <w:rPr>
+          <w:lang w:val="en-US"/>
+        </w:rPr>
+        <w:t>enlighten</w:t>
+      </w:r>
+      <w:proofErr w:type="gramEnd"/>
+      <w:r>
+        <w:rPr>
+          <w:lang w:val="en-US"/>
+        </w:rPr>
+        <w:t xml:space="preserve"> me!</w:t>
       </w:r>
     </w:p>
     <w:p>
@@ -5095,6 +5854,7 @@
         <w:rPr>
           <w:lang w:val="en-US"/>
         </w:rPr>
+        <w:lastRenderedPageBreak/>
         <w:t>Ferule</w:t>
       </w:r>
     </w:p>
@@ -5215,33 +5975,485 @@
         <w:rPr>
           <w:lang w:val="en-US"/>
         </w:rPr>
+        <w:t>Cat</w:t>
+      </w:r>
+    </w:p>
+    <w:p>
+      <w:pPr>
+        <w:rPr>
+          <w:lang w:val="en-US"/>
+        </w:rPr>
+      </w:pPr>
+      <w:r>
+        <w:rPr>
+          <w:lang w:val="en-US"/>
+        </w:rPr>
+        <w:t xml:space="preserve">Lives mostly in cities close to humans. </w:t>
+      </w:r>
+      <w:r>
+        <w:rPr>
+          <w:lang w:val="en-US"/>
+        </w:rPr>
+        <w:t>Eerily</w:t>
+      </w:r>
+      <w:r>
+        <w:rPr>
+          <w:lang w:val="en-US"/>
+        </w:rPr>
+        <w:t xml:space="preserve"> similar to cats thousands of years later.</w:t>
+      </w:r>
+    </w:p>
+    <w:p>
+      <w:pPr>
+        <w:pStyle w:val="berschrift3"/>
+        <w:rPr>
+          <w:lang w:val="en-US"/>
+        </w:rPr>
+      </w:pPr>
+      <w:r>
+        <w:rPr>
+          <w:lang w:val="en-US"/>
+        </w:rPr>
+        <w:t>Shiron</w:t>
+      </w:r>
+    </w:p>
+    <w:p>
+      <w:pPr>
+        <w:rPr>
+          <w:lang w:val="en-US"/>
+        </w:rPr>
+      </w:pPr>
+      <w:r>
+        <w:rPr>
+          <w:lang w:val="en-US"/>
+        </w:rPr>
+        <w:t>Giant cat, golden fur streaked with silvery spots. Long sharp ears and hairs on the back of its head cover a good portion of its upper body.</w:t>
+      </w:r>
+    </w:p>
+    <w:p>
+      <w:pPr>
+        <w:pStyle w:val="berschrift3"/>
+        <w:rPr>
+          <w:lang w:val="en-US"/>
+        </w:rPr>
+      </w:pPr>
+      <w:r>
+        <w:rPr>
+          <w:lang w:val="en-US"/>
+        </w:rPr>
+        <w:t>Duck</w:t>
+      </w:r>
+    </w:p>
+    <w:p>
+      <w:pPr>
+        <w:rPr>
+          <w:lang w:val="en-US"/>
+        </w:rPr>
+      </w:pPr>
+      <w:r>
+        <w:rPr>
+          <w:lang w:val="en-US"/>
+        </w:rPr>
+        <w:t>A waterbird of magnificent colors and loud bird calls like quacks. Was prevalent in the Valleys. Share only the name with their later counterparts.</w:t>
+      </w:r>
+    </w:p>
+    <w:p>
+      <w:pPr>
+        <w:pStyle w:val="berschrift3"/>
+        <w:rPr>
+          <w:lang w:val="en-US"/>
+        </w:rPr>
+      </w:pPr>
+      <w:r>
+        <w:rPr>
+          <w:lang w:val="en-US"/>
+        </w:rPr>
+        <w:t>Birds</w:t>
+      </w:r>
+    </w:p>
+    <w:p>
+      <w:pPr>
+        <w:rPr>
+          <w:lang w:val="en-US"/>
+        </w:rPr>
+      </w:pPr>
+      <w:r>
+        <w:rPr>
+          <w:lang w:val="en-US"/>
+        </w:rPr>
+        <w:t xml:space="preserve">Many different species of birds live on </w:t>
+      </w:r>
+      <w:proofErr w:type="spellStart"/>
+      <w:r>
+        <w:rPr>
+          <w:lang w:val="en-US"/>
+        </w:rPr>
+        <w:t>Dilaril</w:t>
+      </w:r>
+      <w:proofErr w:type="spellEnd"/>
+      <w:r>
+        <w:rPr>
+          <w:lang w:val="en-US"/>
+        </w:rPr>
+        <w:t xml:space="preserve">, many caught as delicacy. They range from smaller city birds that live of humans to tall and giant ones that live in the peaks, colorful ones in the valleys. Near the ocean there are very few species of </w:t>
+      </w:r>
+      <w:proofErr w:type="gramStart"/>
+      <w:r>
+        <w:rPr>
+          <w:lang w:val="en-US"/>
+        </w:rPr>
+        <w:t>birds</w:t>
+      </w:r>
+      <w:proofErr w:type="gramEnd"/>
+      <w:r>
+        <w:rPr>
+          <w:lang w:val="en-US"/>
+        </w:rPr>
+        <w:t xml:space="preserve"> native.</w:t>
+      </w:r>
+    </w:p>
+    <w:p>
+      <w:pPr>
+        <w:pStyle w:val="berschrift2"/>
+        <w:rPr>
+          <w:lang w:val="en-US"/>
+        </w:rPr>
+      </w:pPr>
+      <w:r>
+        <w:rPr>
+          <w:lang w:val="en-US"/>
+        </w:rPr>
+        <w:t>Flora</w:t>
+      </w:r>
+    </w:p>
+    <w:p>
+      <w:pPr>
+        <w:rPr>
+          <w:lang w:val="en-US"/>
+        </w:rPr>
+      </w:pPr>
+      <w:r>
+        <w:rPr>
+          <w:lang w:val="en-US"/>
+        </w:rPr>
+        <w:t xml:space="preserve">Flora in </w:t>
+      </w:r>
+      <w:proofErr w:type="spellStart"/>
+      <w:r>
+        <w:rPr>
+          <w:lang w:val="en-US"/>
+        </w:rPr>
+        <w:t>Dilaril</w:t>
+      </w:r>
+      <w:proofErr w:type="spellEnd"/>
+      <w:r>
+        <w:rPr>
+          <w:lang w:val="en-US"/>
+        </w:rPr>
+        <w:t xml:space="preserve"> is mostly evergreen, although there are different times for different flowers and bushes to bloom. Harvest can be achieved throughout the year.</w:t>
+      </w:r>
+    </w:p>
+    <w:p>
+      <w:pPr>
+        <w:pStyle w:val="berschrift3"/>
+        <w:rPr>
+          <w:lang w:val="en-US"/>
+        </w:rPr>
+      </w:pPr>
+      <w:proofErr w:type="spellStart"/>
+      <w:r>
+        <w:rPr>
+          <w:lang w:val="en-US"/>
+        </w:rPr>
+        <w:t>Meridorian</w:t>
+      </w:r>
+      <w:proofErr w:type="spellEnd"/>
+      <w:r>
+        <w:rPr>
+          <w:lang w:val="en-US"/>
+        </w:rPr>
+        <w:t xml:space="preserve"> Tree</w:t>
+      </w:r>
+    </w:p>
+    <w:p>
+      <w:pPr>
+        <w:rPr>
+          <w:lang w:val="en-US"/>
+        </w:rPr>
+      </w:pPr>
+      <w:r>
+        <w:rPr>
+          <w:lang w:val="en-US"/>
+        </w:rPr>
+        <w:t>Tree with</w:t>
+      </w:r>
+      <w:r>
+        <w:rPr>
+          <w:lang w:val="en-US"/>
+        </w:rPr>
+        <w:t xml:space="preserve"> dark bark and</w:t>
+      </w:r>
+      <w:r>
+        <w:rPr>
+          <w:lang w:val="en-US"/>
+        </w:rPr>
+        <w:t xml:space="preserve"> green long spikes as long as an arm. They grow in higher altitudes, their leaves a great source of water, albeit very bitter.</w:t>
+      </w:r>
+      <w:r>
+        <w:rPr>
+          <w:lang w:val="en-US"/>
+        </w:rPr>
+        <w:t xml:space="preserve"> Older trees have grown far from their trunk, leaving behind old and withered branches.</w:t>
+      </w:r>
+    </w:p>
+    <w:p>
+      <w:pPr>
+        <w:pStyle w:val="berschrift3"/>
+        <w:rPr>
+          <w:lang w:val="en-US"/>
+        </w:rPr>
+      </w:pPr>
+      <w:r>
+        <w:rPr>
+          <w:lang w:val="en-US"/>
+        </w:rPr>
+        <w:t>Speck Tree</w:t>
+      </w:r>
+    </w:p>
+    <w:p>
+      <w:pPr>
+        <w:rPr>
+          <w:lang w:val="en-US"/>
+        </w:rPr>
+      </w:pPr>
+      <w:r>
+        <w:rPr>
+          <w:lang w:val="en-US"/>
+        </w:rPr>
+        <w:t>Tree with</w:t>
+      </w:r>
+      <w:r>
+        <w:rPr>
+          <w:lang w:val="en-US"/>
+        </w:rPr>
+        <w:t xml:space="preserve"> white bark and</w:t>
+      </w:r>
+      <w:r>
+        <w:rPr>
+          <w:lang w:val="en-US"/>
+        </w:rPr>
+        <w:t xml:space="preserve"> tiny leaves as big as a fingertip. The leaves point towards the sun, growing wide and towards it</w:t>
+      </w:r>
+      <w:r>
+        <w:rPr>
+          <w:lang w:val="en-US"/>
+        </w:rPr>
+        <w:t>, covering as much space as possible</w:t>
+      </w:r>
+      <w:r>
+        <w:rPr>
+          <w:lang w:val="en-US"/>
+        </w:rPr>
+        <w:t>.</w:t>
+      </w:r>
+    </w:p>
+    <w:p>
+      <w:pPr>
+        <w:pStyle w:val="berschrift3"/>
+        <w:rPr>
+          <w:lang w:val="en-US"/>
+        </w:rPr>
+      </w:pPr>
+      <w:proofErr w:type="spellStart"/>
+      <w:r>
+        <w:rPr>
+          <w:lang w:val="en-US"/>
+        </w:rPr>
+        <w:t>Kekar</w:t>
+      </w:r>
+      <w:proofErr w:type="spellEnd"/>
+      <w:r>
+        <w:rPr>
+          <w:lang w:val="en-US"/>
+        </w:rPr>
+        <w:t xml:space="preserve"> Tree</w:t>
+      </w:r>
+    </w:p>
+    <w:p>
+      <w:pPr>
+        <w:rPr>
+          <w:lang w:val="en-US"/>
+        </w:rPr>
+      </w:pPr>
+      <w:r>
+        <w:rPr>
+          <w:lang w:val="en-US"/>
+        </w:rPr>
+        <w:t>A brown needle tree with tiny needles that grow on a giant network of slim branches.</w:t>
+      </w:r>
+    </w:p>
+    <w:p>
+      <w:pPr>
+        <w:rPr>
+          <w:lang w:val="en-US"/>
+        </w:rPr>
+      </w:pPr>
+      <w:r>
+        <w:rPr>
+          <w:lang w:val="en-US"/>
+        </w:rPr>
+        <w:t xml:space="preserve">The </w:t>
+      </w:r>
+      <w:proofErr w:type="spellStart"/>
+      <w:r>
+        <w:rPr>
+          <w:lang w:val="en-US"/>
+        </w:rPr>
+        <w:t>Kekar</w:t>
+      </w:r>
+      <w:proofErr w:type="spellEnd"/>
+      <w:r>
+        <w:rPr>
+          <w:lang w:val="en-US"/>
+        </w:rPr>
+        <w:t xml:space="preserve"> fruit grows on it, orange red and sweet in its taste. Used for candy and sauces.</w:t>
+      </w:r>
+    </w:p>
+    <w:p>
+      <w:pPr>
+        <w:pStyle w:val="berschrift3"/>
+        <w:rPr>
+          <w:lang w:val="en-US"/>
+        </w:rPr>
+      </w:pPr>
+      <w:proofErr w:type="spellStart"/>
+      <w:r>
+        <w:rPr>
+          <w:lang w:val="en-US"/>
+        </w:rPr>
         <w:lastRenderedPageBreak/>
-        <w:t>Cat</w:t>
-      </w:r>
-    </w:p>
-    <w:p>
-      <w:pPr>
-        <w:rPr>
-          <w:lang w:val="en-US"/>
-        </w:rPr>
-      </w:pPr>
-      <w:r>
-        <w:rPr>
-          <w:lang w:val="en-US"/>
-        </w:rPr>
-        <w:t xml:space="preserve">Lives mostly in cities close to humans. </w:t>
-      </w:r>
-      <w:r>
-        <w:rPr>
-          <w:lang w:val="en-US"/>
-        </w:rPr>
-        <w:t>Eerily</w:t>
-      </w:r>
-      <w:r>
-        <w:rPr>
-          <w:lang w:val="en-US"/>
-        </w:rPr>
-        <w:t xml:space="preserve"> similar to cats thousands of years later.</w:t>
+        <w:t>Traviolo</w:t>
+      </w:r>
+      <w:proofErr w:type="spellEnd"/>
+      <w:r>
+        <w:rPr>
+          <w:lang w:val="en-US"/>
+        </w:rPr>
+        <w:t xml:space="preserve"> Flower</w:t>
+      </w:r>
+    </w:p>
+    <w:p>
+      <w:pPr>
+        <w:rPr>
+          <w:lang w:val="en-US"/>
+        </w:rPr>
+      </w:pPr>
+      <w:r>
+        <w:rPr>
+          <w:lang w:val="en-US"/>
+        </w:rPr>
+        <w:t xml:space="preserve">A flower that has </w:t>
+      </w:r>
+      <w:r>
+        <w:rPr>
+          <w:lang w:val="en-US"/>
+        </w:rPr>
+        <w:t>six</w:t>
+      </w:r>
+      <w:r>
+        <w:rPr>
+          <w:lang w:val="en-US"/>
+        </w:rPr>
+        <w:t xml:space="preserve"> big outer leaves and t</w:t>
+      </w:r>
+      <w:r>
+        <w:rPr>
+          <w:lang w:val="en-US"/>
+        </w:rPr>
+        <w:t>wo</w:t>
+      </w:r>
+      <w:r>
+        <w:rPr>
+          <w:lang w:val="en-US"/>
+        </w:rPr>
+        <w:t xml:space="preserve"> </w:t>
+      </w:r>
+      <w:r>
+        <w:rPr>
+          <w:lang w:val="en-US"/>
+        </w:rPr>
+        <w:t>large</w:t>
+      </w:r>
+      <w:r>
+        <w:rPr>
+          <w:lang w:val="en-US"/>
+        </w:rPr>
+        <w:t xml:space="preserve"> </w:t>
+      </w:r>
+      <w:r>
+        <w:rPr>
+          <w:lang w:val="en-US"/>
+        </w:rPr>
+        <w:t>petals</w:t>
+      </w:r>
+      <w:r>
+        <w:rPr>
+          <w:lang w:val="en-US"/>
+        </w:rPr>
+        <w:t xml:space="preserve"> of purplish to pink color</w:t>
+      </w:r>
+      <w:r>
+        <w:rPr>
+          <w:lang w:val="en-US"/>
+        </w:rPr>
+        <w:t xml:space="preserve"> with a blue carpel in its center</w:t>
+      </w:r>
+      <w:r>
+        <w:rPr>
+          <w:lang w:val="en-US"/>
+        </w:rPr>
+        <w:t>. It is said, that the Immortal Oracle has touched the flower to grow thousands of years ago, making people see sweet future when they smell on it.</w:t>
+      </w:r>
+    </w:p>
+    <w:p>
+      <w:pPr>
+        <w:rPr>
+          <w:lang w:val="en-US"/>
+        </w:rPr>
+      </w:pPr>
+      <w:r>
+        <w:rPr>
+          <w:lang w:val="en-US"/>
+        </w:rPr>
+        <w:t xml:space="preserve">Only grow in the Peaks, although it is said that hundreds of years </w:t>
+      </w:r>
+      <w:proofErr w:type="gramStart"/>
+      <w:r>
+        <w:rPr>
+          <w:lang w:val="en-US"/>
+        </w:rPr>
+        <w:t>ago</w:t>
+      </w:r>
+      <w:proofErr w:type="gramEnd"/>
+      <w:r>
+        <w:rPr>
+          <w:lang w:val="en-US"/>
+        </w:rPr>
+        <w:t xml:space="preserve"> they were native to all of </w:t>
+      </w:r>
+      <w:proofErr w:type="spellStart"/>
+      <w:r>
+        <w:rPr>
+          <w:lang w:val="en-US"/>
+        </w:rPr>
+        <w:t>Dilaril</w:t>
+      </w:r>
+      <w:proofErr w:type="spellEnd"/>
+      <w:r>
+        <w:rPr>
+          <w:lang w:val="en-US"/>
+        </w:rPr>
+        <w:t>.</w:t>
       </w:r>
     </w:p>
     <w:p>
@@ -5251,24 +6463,32 @@
           <w:lang w:val="en-US"/>
         </w:rPr>
       </w:pPr>
-      <w:r>
-        <w:rPr>
-          <w:lang w:val="en-US"/>
-        </w:rPr>
-        <w:t>Shiron</w:t>
-      </w:r>
-    </w:p>
-    <w:p>
-      <w:pPr>
-        <w:rPr>
-          <w:lang w:val="en-US"/>
-        </w:rPr>
-      </w:pPr>
-      <w:r>
-        <w:rPr>
-          <w:lang w:val="en-US"/>
-        </w:rPr>
-        <w:t>Giant cat, golden fur streaked with silvery spots. Long sharp ears and hairs on the back of its head cover a good portion of its upper body.</w:t>
+      <w:proofErr w:type="spellStart"/>
+      <w:r>
+        <w:rPr>
+          <w:lang w:val="en-US"/>
+        </w:rPr>
+        <w:t>Sorii</w:t>
+      </w:r>
+      <w:proofErr w:type="spellEnd"/>
+      <w:r>
+        <w:rPr>
+          <w:lang w:val="en-US"/>
+        </w:rPr>
+        <w:t xml:space="preserve"> Grain</w:t>
+      </w:r>
+    </w:p>
+    <w:p>
+      <w:pPr>
+        <w:rPr>
+          <w:lang w:val="en-US"/>
+        </w:rPr>
+      </w:pPr>
+      <w:r>
+        <w:rPr>
+          <w:lang w:val="en-US"/>
+        </w:rPr>
+        <w:t>Grain that grows from a stem, regrowing all year around, throwing off its overgrown head every month to be harvested.</w:t>
       </w:r>
     </w:p>
     <w:p>
@@ -5278,24 +6498,74 @@
           <w:lang w:val="en-US"/>
         </w:rPr>
       </w:pPr>
-      <w:r>
-        <w:rPr>
-          <w:lang w:val="en-US"/>
-        </w:rPr>
-        <w:t>Duck</w:t>
-      </w:r>
-    </w:p>
-    <w:p>
-      <w:pPr>
-        <w:rPr>
-          <w:lang w:val="en-US"/>
-        </w:rPr>
-      </w:pPr>
-      <w:r>
-        <w:rPr>
-          <w:lang w:val="en-US"/>
-        </w:rPr>
-        <w:t>A waterbird of magnificent colors and loud bird calls like quacks. Was prevalent in the Valleys. Share only the name with their later counterparts.</w:t>
+      <w:proofErr w:type="spellStart"/>
+      <w:r>
+        <w:rPr>
+          <w:lang w:val="en-US"/>
+        </w:rPr>
+        <w:t>Arrorika</w:t>
+      </w:r>
+      <w:proofErr w:type="spellEnd"/>
+      <w:r>
+        <w:rPr>
+          <w:lang w:val="en-US"/>
+        </w:rPr>
+        <w:t xml:space="preserve"> Root</w:t>
+      </w:r>
+    </w:p>
+    <w:p>
+      <w:pPr>
+        <w:rPr>
+          <w:lang w:val="en-US"/>
+        </w:rPr>
+      </w:pPr>
+      <w:r>
+        <w:rPr>
+          <w:lang w:val="en-US"/>
+        </w:rPr>
+        <w:t xml:space="preserve">Thick root of brown-reddish color that grows in the dark. Ingredient for spicy dishes in the valleys, used in tiny sprinkles. Grown in the Peaks around </w:t>
+      </w:r>
+      <w:proofErr w:type="spellStart"/>
+      <w:r>
+        <w:rPr>
+          <w:lang w:val="en-US"/>
+        </w:rPr>
+        <w:t>Shadesprings</w:t>
+      </w:r>
+      <w:proofErr w:type="spellEnd"/>
+      <w:r>
+        <w:rPr>
+          <w:lang w:val="en-US"/>
+        </w:rPr>
+        <w:t xml:space="preserve">. E.g. </w:t>
+      </w:r>
+      <w:proofErr w:type="spellStart"/>
+      <w:r>
+        <w:rPr>
+          <w:lang w:val="en-US"/>
+        </w:rPr>
+        <w:t>Herriar’s</w:t>
+      </w:r>
+      <w:proofErr w:type="spellEnd"/>
+      <w:r>
+        <w:rPr>
+          <w:lang w:val="en-US"/>
+        </w:rPr>
+        <w:t xml:space="preserve"> home village of </w:t>
+      </w:r>
+      <w:proofErr w:type="spellStart"/>
+      <w:r>
+        <w:rPr>
+          <w:lang w:val="en-US"/>
+        </w:rPr>
+        <w:t>Tresmor’s</w:t>
+      </w:r>
+      <w:proofErr w:type="spellEnd"/>
+      <w:r>
+        <w:rPr>
+          <w:lang w:val="en-US"/>
+        </w:rPr>
+        <w:t xml:space="preserve"> Venture</w:t>
       </w:r>
     </w:p>
     <w:p>
@@ -5309,35 +6579,111 @@
         <w:rPr>
           <w:lang w:val="en-US"/>
         </w:rPr>
-        <w:t>Birds</w:t>
-      </w:r>
-    </w:p>
-    <w:p>
-      <w:pPr>
-        <w:rPr>
-          <w:lang w:val="en-US"/>
-        </w:rPr>
-      </w:pPr>
-      <w:r>
-        <w:rPr>
-          <w:lang w:val="en-US"/>
-        </w:rPr>
-        <w:t xml:space="preserve">Many different species of birds live on </w:t>
-      </w:r>
-      <w:proofErr w:type="spellStart"/>
-      <w:r>
-        <w:rPr>
-          <w:lang w:val="en-US"/>
-        </w:rPr>
-        <w:t>Dilaril</w:t>
-      </w:r>
-      <w:proofErr w:type="spellEnd"/>
-      <w:r>
-        <w:rPr>
-          <w:lang w:val="en-US"/>
-        </w:rPr>
-        <w:t>, many caught as delicacy. They range from smaller city birds that live of humans to tall and giant ones that live in the peaks, colorful ones in the valleys. Near the ocean there are very few species of birds native.</w:t>
-      </w:r>
+        <w:t>Cabbage</w:t>
+      </w:r>
+    </w:p>
+    <w:p>
+      <w:pPr>
+        <w:rPr>
+          <w:lang w:val="en-US"/>
+        </w:rPr>
+      </w:pPr>
+      <w:r>
+        <w:rPr>
+          <w:lang w:val="en-US"/>
+        </w:rPr>
+        <w:t>A staple in the Peaks as far as greens go. Used in many dishes from cooked to roasted.</w:t>
+      </w:r>
+    </w:p>
+    <w:p>
+      <w:pPr>
+        <w:pStyle w:val="berschrift3"/>
+        <w:rPr>
+          <w:lang w:val="en-US"/>
+        </w:rPr>
+      </w:pPr>
+      <w:r>
+        <w:rPr>
+          <w:lang w:val="en-US"/>
+        </w:rPr>
+        <w:t>Pepper</w:t>
+      </w:r>
+    </w:p>
+    <w:p>
+      <w:pPr>
+        <w:rPr>
+          <w:lang w:val="en-US"/>
+        </w:rPr>
+      </w:pPr>
+      <w:r>
+        <w:rPr>
+          <w:lang w:val="en-US"/>
+        </w:rPr>
+        <w:t>A spice that grows in the eastern edges of the Valleys and near the Oceans.</w:t>
+      </w:r>
+    </w:p>
+    <w:p>
+      <w:pPr>
+        <w:pStyle w:val="berschrift3"/>
+        <w:rPr>
+          <w:lang w:val="en-US"/>
+        </w:rPr>
+      </w:pPr>
+      <w:r>
+        <w:rPr>
+          <w:lang w:val="en-US"/>
+        </w:rPr>
+        <w:t>Plumbs</w:t>
+      </w:r>
+    </w:p>
+    <w:p>
+      <w:pPr>
+        <w:rPr>
+          <w:lang w:val="en-US"/>
+        </w:rPr>
+      </w:pPr>
+      <w:r>
+        <w:rPr>
+          <w:lang w:val="en-US"/>
+        </w:rPr>
+        <w:t>Like real plumbs, grown in the Valleys</w:t>
+      </w:r>
+    </w:p>
+    <w:p>
+      <w:pPr>
+        <w:pStyle w:val="berschrift3"/>
+        <w:rPr>
+          <w:lang w:val="en-US"/>
+        </w:rPr>
+      </w:pPr>
+      <w:proofErr w:type="spellStart"/>
+      <w:r>
+        <w:rPr>
+          <w:lang w:val="en-US"/>
+        </w:rPr>
+        <w:t>Ashberries</w:t>
+      </w:r>
+      <w:proofErr w:type="spellEnd"/>
+    </w:p>
+    <w:p>
+      <w:pPr>
+        <w:rPr>
+          <w:lang w:val="en-US"/>
+        </w:rPr>
+      </w:pPr>
+      <w:r>
+        <w:rPr>
+          <w:lang w:val="en-US"/>
+        </w:rPr>
+        <w:t>Grow in the dim light of the Chasm. Not very sweet but not sour either. Taste faintly like meat.</w:t>
+      </w:r>
+    </w:p>
+    <w:p>
+      <w:pPr>
+        <w:rPr>
+          <w:lang w:val="en-US"/>
+        </w:rPr>
+      </w:pPr>
     </w:p>
     <w:p>
       <w:pPr>
@@ -5350,34 +6696,13 @@
         <w:rPr>
           <w:lang w:val="en-US"/>
         </w:rPr>
-        <w:t>Flora</w:t>
-      </w:r>
-    </w:p>
-    <w:p>
-      <w:pPr>
-        <w:rPr>
-          <w:lang w:val="en-US"/>
-        </w:rPr>
-      </w:pPr>
-      <w:r>
-        <w:rPr>
-          <w:lang w:val="en-US"/>
-        </w:rPr>
-        <w:t xml:space="preserve">Flora in </w:t>
-      </w:r>
-      <w:proofErr w:type="spellStart"/>
-      <w:r>
-        <w:rPr>
-          <w:lang w:val="en-US"/>
-        </w:rPr>
-        <w:t>Dilaril</w:t>
-      </w:r>
-      <w:proofErr w:type="spellEnd"/>
-      <w:r>
-        <w:rPr>
-          <w:lang w:val="en-US"/>
-        </w:rPr>
-        <w:t xml:space="preserve"> is mostly evergreen, although there are different times for different flowers and bushes to bloom. Harvest can be achieved throughout the year.</w:t>
+        <w:t>Food</w:t>
+      </w:r>
+      <w:r>
+        <w:rPr>
+          <w:lang w:val="en-US"/>
+        </w:rPr>
+        <w:t xml:space="preserve"> &amp; Drink</w:t>
       </w:r>
     </w:p>
     <w:p>
@@ -5387,50 +6712,48 @@
           <w:lang w:val="en-US"/>
         </w:rPr>
       </w:pPr>
-      <w:proofErr w:type="spellStart"/>
-      <w:r>
-        <w:rPr>
-          <w:lang w:val="en-US"/>
-        </w:rPr>
-        <w:t>Meridorian</w:t>
-      </w:r>
-      <w:proofErr w:type="spellEnd"/>
-      <w:r>
-        <w:rPr>
-          <w:lang w:val="en-US"/>
-        </w:rPr>
-        <w:t xml:space="preserve"> Tree</w:t>
-      </w:r>
-    </w:p>
-    <w:p>
-      <w:pPr>
-        <w:rPr>
-          <w:lang w:val="en-US"/>
-        </w:rPr>
-      </w:pPr>
-      <w:r>
-        <w:rPr>
-          <w:lang w:val="en-US"/>
-        </w:rPr>
-        <w:t>Tree with</w:t>
-      </w:r>
-      <w:r>
-        <w:rPr>
-          <w:lang w:val="en-US"/>
-        </w:rPr>
-        <w:t xml:space="preserve"> dark bark and</w:t>
-      </w:r>
-      <w:r>
-        <w:rPr>
-          <w:lang w:val="en-US"/>
-        </w:rPr>
-        <w:t xml:space="preserve"> green long spikes as long as an arm. They grow in higher altitudes, their leaves a great source of water, albeit very bitter.</w:t>
-      </w:r>
-      <w:r>
-        <w:rPr>
-          <w:lang w:val="en-US"/>
-        </w:rPr>
-        <w:t xml:space="preserve"> Older trees have grown far from their trunk, leaving behind old and withered branches.</w:t>
+      <w:r>
+        <w:rPr>
+          <w:lang w:val="en-US"/>
+        </w:rPr>
+        <w:t>Pickled Ox Buns</w:t>
+      </w:r>
+    </w:p>
+    <w:p>
+      <w:pPr>
+        <w:rPr>
+          <w:lang w:val="en-US"/>
+        </w:rPr>
+      </w:pPr>
+      <w:r>
+        <w:rPr>
+          <w:lang w:val="en-US"/>
+        </w:rPr>
+        <w:t>Ox is a</w:t>
+      </w:r>
+      <w:r>
+        <w:rPr>
+          <w:lang w:val="en-US"/>
+        </w:rPr>
+        <w:t xml:space="preserve"> </w:t>
+      </w:r>
+      <w:r>
+        <w:rPr>
+          <w:lang w:val="en-US"/>
+        </w:rPr>
+        <w:t xml:space="preserve">stable food source for meat, imported from the valleys and </w:t>
+      </w:r>
+      <w:r>
+        <w:rPr>
+          <w:lang w:val="en-US"/>
+        </w:rPr>
+        <w:t xml:space="preserve">mostly </w:t>
+      </w:r>
+      <w:r>
+        <w:rPr>
+          <w:lang w:val="en-US"/>
+        </w:rPr>
+        <w:t>preserved through pickling it. With a sweet sauce the source taste mixes well into the bread as finger food.</w:t>
       </w:r>
     </w:p>
     <w:p>
@@ -5444,44 +6767,20 @@
         <w:rPr>
           <w:lang w:val="en-US"/>
         </w:rPr>
-        <w:t>Speck Tree</w:t>
-      </w:r>
-    </w:p>
-    <w:p>
-      <w:pPr>
-        <w:rPr>
-          <w:lang w:val="en-US"/>
-        </w:rPr>
-      </w:pPr>
-      <w:r>
-        <w:rPr>
-          <w:lang w:val="en-US"/>
-        </w:rPr>
-        <w:t>Tree with</w:t>
-      </w:r>
-      <w:r>
-        <w:rPr>
-          <w:lang w:val="en-US"/>
-        </w:rPr>
-        <w:t xml:space="preserve"> white bark and</w:t>
-      </w:r>
-      <w:r>
-        <w:rPr>
-          <w:lang w:val="en-US"/>
-        </w:rPr>
-        <w:t xml:space="preserve"> tiny leaves as big as a fingertip. The leaves point towards the sun, growing wide and towards it</w:t>
-      </w:r>
-      <w:r>
-        <w:rPr>
-          <w:lang w:val="en-US"/>
-        </w:rPr>
-        <w:t>, covering as much space as possible</w:t>
-      </w:r>
-      <w:r>
-        <w:rPr>
-          <w:lang w:val="en-US"/>
-        </w:rPr>
-        <w:t>.</w:t>
+        <w:t>Sweet Egg Plumbs</w:t>
+      </w:r>
+    </w:p>
+    <w:p>
+      <w:pPr>
+        <w:rPr>
+          <w:lang w:val="en-US"/>
+        </w:rPr>
+      </w:pPr>
+      <w:r>
+        <w:rPr>
+          <w:lang w:val="en-US"/>
+        </w:rPr>
+        <w:t>Plums candied in their own sugary juice and then fried in egg for a short time as dessert.</w:t>
       </w:r>
     </w:p>
     <w:p>
@@ -5491,59 +6790,24 @@
           <w:lang w:val="en-US"/>
         </w:rPr>
       </w:pPr>
-      <w:proofErr w:type="spellStart"/>
-      <w:r>
-        <w:rPr>
-          <w:lang w:val="en-US"/>
-        </w:rPr>
-        <w:t>Kekar</w:t>
-      </w:r>
-      <w:proofErr w:type="spellEnd"/>
-      <w:r>
-        <w:rPr>
-          <w:lang w:val="en-US"/>
-        </w:rPr>
-        <w:t xml:space="preserve"> Tree</w:t>
-      </w:r>
-    </w:p>
-    <w:p>
-      <w:pPr>
-        <w:rPr>
-          <w:lang w:val="en-US"/>
-        </w:rPr>
-      </w:pPr>
-      <w:r>
-        <w:rPr>
-          <w:lang w:val="en-US"/>
-        </w:rPr>
-        <w:t>A brown needle tree with tiny needles that grow on a giant network of slim branches.</w:t>
-      </w:r>
-    </w:p>
-    <w:p>
-      <w:pPr>
-        <w:rPr>
-          <w:lang w:val="en-US"/>
-        </w:rPr>
-      </w:pPr>
-      <w:r>
-        <w:rPr>
-          <w:lang w:val="en-US"/>
-        </w:rPr>
-        <w:t xml:space="preserve">The </w:t>
-      </w:r>
-      <w:proofErr w:type="spellStart"/>
-      <w:r>
-        <w:rPr>
-          <w:lang w:val="en-US"/>
-        </w:rPr>
-        <w:t>Kekar</w:t>
-      </w:r>
-      <w:proofErr w:type="spellEnd"/>
-      <w:r>
-        <w:rPr>
-          <w:lang w:val="en-US"/>
-        </w:rPr>
-        <w:t xml:space="preserve"> fruit grows on it, orange red and sweet in its taste. Used for candy and sauces.</w:t>
+      <w:r>
+        <w:rPr>
+          <w:lang w:val="en-US"/>
+        </w:rPr>
+        <w:t>Brown Bread</w:t>
+      </w:r>
+    </w:p>
+    <w:p>
+      <w:pPr>
+        <w:rPr>
+          <w:lang w:val="en-US"/>
+        </w:rPr>
+      </w:pPr>
+      <w:r>
+        <w:rPr>
+          <w:lang w:val="en-US"/>
+        </w:rPr>
+        <w:t>Bread dough mixed with cocoa and sugar, making it taste bitter and sweet.</w:t>
       </w:r>
     </w:p>
     <w:p>
@@ -5558,114 +6822,50 @@
         <w:rPr>
           <w:lang w:val="en-US"/>
         </w:rPr>
-        <w:t>Traviolo</w:t>
-      </w:r>
-      <w:proofErr w:type="spellEnd"/>
-      <w:r>
-        <w:rPr>
-          <w:lang w:val="en-US"/>
-        </w:rPr>
-        <w:t xml:space="preserve"> Flower</w:t>
-      </w:r>
-    </w:p>
-    <w:p>
-      <w:pPr>
-        <w:rPr>
-          <w:lang w:val="en-US"/>
-        </w:rPr>
-      </w:pPr>
-      <w:r>
-        <w:rPr>
-          <w:lang w:val="en-US"/>
-        </w:rPr>
-        <w:t xml:space="preserve">A flower that has </w:t>
-      </w:r>
-      <w:r>
-        <w:rPr>
-          <w:lang w:val="en-US"/>
-        </w:rPr>
-        <w:t>six</w:t>
-      </w:r>
-      <w:r>
-        <w:rPr>
-          <w:lang w:val="en-US"/>
-        </w:rPr>
-        <w:t xml:space="preserve"> big outer leaves and t</w:t>
-      </w:r>
-      <w:r>
-        <w:rPr>
-          <w:lang w:val="en-US"/>
-        </w:rPr>
-        <w:t>wo</w:t>
-      </w:r>
+        <w:lastRenderedPageBreak/>
+        <w:t>Moaroka</w:t>
+      </w:r>
+      <w:proofErr w:type="spellEnd"/>
       <w:r>
         <w:rPr>
           <w:lang w:val="en-US"/>
         </w:rPr>
         <w:t xml:space="preserve"> </w:t>
       </w:r>
-      <w:r>
-        <w:rPr>
-          <w:lang w:val="en-US"/>
-        </w:rPr>
-        <w:t>large</w:t>
-      </w:r>
-      <w:r>
-        <w:rPr>
-          <w:lang w:val="en-US"/>
-        </w:rPr>
-        <w:t xml:space="preserve"> </w:t>
-      </w:r>
-      <w:r>
-        <w:rPr>
-          <w:lang w:val="en-US"/>
-        </w:rPr>
-        <w:t>petals</w:t>
-      </w:r>
-      <w:r>
-        <w:rPr>
-          <w:lang w:val="en-US"/>
-        </w:rPr>
-        <w:t xml:space="preserve"> of purplish to pink color</w:t>
-      </w:r>
-      <w:r>
-        <w:rPr>
-          <w:lang w:val="en-US"/>
-        </w:rPr>
-        <w:t xml:space="preserve"> with a blue carpel in its center</w:t>
-      </w:r>
-      <w:r>
-        <w:rPr>
-          <w:lang w:val="en-US"/>
-        </w:rPr>
-        <w:t>. It is said, that the Immortal Oracle has touched the flower to grow thousands of years ago, making people see sweet future when they smell on it.</w:t>
-      </w:r>
-    </w:p>
-    <w:p>
-      <w:pPr>
-        <w:rPr>
-          <w:lang w:val="en-US"/>
-        </w:rPr>
-      </w:pPr>
-      <w:r>
-        <w:rPr>
-          <w:lang w:val="en-US"/>
-        </w:rPr>
-        <w:t xml:space="preserve">Only grow in the Peaks, although it is said that hundreds of years ago they were native to all of </w:t>
-      </w:r>
-      <w:proofErr w:type="spellStart"/>
-      <w:r>
-        <w:rPr>
-          <w:lang w:val="en-US"/>
-        </w:rPr>
-        <w:t>Dilaril</w:t>
-      </w:r>
-      <w:proofErr w:type="spellEnd"/>
-      <w:r>
-        <w:rPr>
-          <w:lang w:val="en-US"/>
-        </w:rPr>
-        <w:t>.</w:t>
+      <w:proofErr w:type="spellStart"/>
+      <w:r>
+        <w:rPr>
+          <w:lang w:val="en-US"/>
+        </w:rPr>
+        <w:t>Jucie</w:t>
+      </w:r>
+      <w:proofErr w:type="spellEnd"/>
+    </w:p>
+    <w:p>
+      <w:pPr>
+        <w:rPr>
+          <w:lang w:val="en-US"/>
+        </w:rPr>
+      </w:pPr>
+      <w:r>
+        <w:rPr>
+          <w:lang w:val="en-US"/>
+        </w:rPr>
+        <w:t xml:space="preserve">The fermented juice of the </w:t>
+      </w:r>
+      <w:proofErr w:type="spellStart"/>
+      <w:r>
+        <w:rPr>
+          <w:lang w:val="en-US"/>
+        </w:rPr>
+        <w:t>Moaroka</w:t>
+      </w:r>
+      <w:proofErr w:type="spellEnd"/>
+      <w:r>
+        <w:rPr>
+          <w:lang w:val="en-US"/>
+        </w:rPr>
+        <w:t xml:space="preserve"> plant, usually mixed with water or milk. Very strong and very sweet.</w:t>
       </w:r>
     </w:p>
     <w:p>
@@ -5675,12 +6875,98 @@
           <w:lang w:val="en-US"/>
         </w:rPr>
       </w:pPr>
-      <w:proofErr w:type="spellStart"/>
-      <w:r>
-        <w:rPr>
-          <w:lang w:val="en-US"/>
-        </w:rPr>
-        <w:lastRenderedPageBreak/>
+      <w:r>
+        <w:rPr>
+          <w:lang w:val="en-US"/>
+        </w:rPr>
+        <w:t>Eggs</w:t>
+      </w:r>
+    </w:p>
+    <w:p>
+      <w:pPr>
+        <w:rPr>
+          <w:lang w:val="en-US"/>
+        </w:rPr>
+      </w:pPr>
+      <w:r>
+        <w:rPr>
+          <w:lang w:val="en-US"/>
+        </w:rPr>
+        <w:t>Eggs from the Ferule, which are quite large. 1 of them to 5 real eggs.</w:t>
+      </w:r>
+    </w:p>
+    <w:p>
+      <w:pPr>
+        <w:pStyle w:val="berschrift3"/>
+        <w:rPr>
+          <w:lang w:val="en-US"/>
+        </w:rPr>
+      </w:pPr>
+      <w:r>
+        <w:rPr>
+          <w:lang w:val="en-US"/>
+        </w:rPr>
+        <w:t>Noodles</w:t>
+      </w:r>
+    </w:p>
+    <w:p>
+      <w:pPr>
+        <w:rPr>
+          <w:lang w:val="en-US"/>
+        </w:rPr>
+      </w:pPr>
+      <w:r>
+        <w:rPr>
+          <w:lang w:val="en-US"/>
+        </w:rPr>
+        <w:t xml:space="preserve">Made from </w:t>
+      </w:r>
+      <w:proofErr w:type="spellStart"/>
+      <w:r>
+        <w:rPr>
+          <w:lang w:val="en-US"/>
+        </w:rPr>
+        <w:t>sorii</w:t>
+      </w:r>
+      <w:proofErr w:type="spellEnd"/>
+      <w:r>
+        <w:rPr>
+          <w:lang w:val="en-US"/>
+        </w:rPr>
+        <w:t xml:space="preserve"> grain, water and ferule eggs.</w:t>
+      </w:r>
+    </w:p>
+    <w:p>
+      <w:pPr>
+        <w:pStyle w:val="berschrift3"/>
+        <w:rPr>
+          <w:lang w:val="en-US"/>
+        </w:rPr>
+      </w:pPr>
+      <w:r>
+        <w:rPr>
+          <w:lang w:val="en-US"/>
+        </w:rPr>
+        <w:t>Beer</w:t>
+      </w:r>
+    </w:p>
+    <w:p>
+      <w:pPr>
+        <w:rPr>
+          <w:lang w:val="en-US"/>
+        </w:rPr>
+      </w:pPr>
+      <w:r>
+        <w:rPr>
+          <w:lang w:val="en-US"/>
+        </w:rPr>
+        <w:t xml:space="preserve">Made from fermented </w:t>
+      </w:r>
+      <w:proofErr w:type="spellStart"/>
+      <w:r>
+        <w:rPr>
+          <w:lang w:val="en-US"/>
+        </w:rPr>
         <w:t>Sorii</w:t>
       </w:r>
       <w:proofErr w:type="spellEnd"/>
@@ -5688,186 +6974,8 @@
         <w:rPr>
           <w:lang w:val="en-US"/>
         </w:rPr>
-        <w:t xml:space="preserve"> Grain</w:t>
-      </w:r>
-    </w:p>
-    <w:p>
-      <w:pPr>
-        <w:rPr>
-          <w:lang w:val="en-US"/>
-        </w:rPr>
-      </w:pPr>
-      <w:r>
-        <w:rPr>
-          <w:lang w:val="en-US"/>
-        </w:rPr>
-        <w:t>Grain that grows from a stem, regrowing all year around, throwing off its overgrown head every month to be harvested.</w:t>
-      </w:r>
-    </w:p>
-    <w:p>
-      <w:pPr>
-        <w:pStyle w:val="berschrift3"/>
-        <w:rPr>
-          <w:lang w:val="en-US"/>
-        </w:rPr>
-      </w:pPr>
-      <w:proofErr w:type="spellStart"/>
-      <w:r>
-        <w:rPr>
-          <w:lang w:val="en-US"/>
-        </w:rPr>
-        <w:t>Arrorika</w:t>
-      </w:r>
-      <w:proofErr w:type="spellEnd"/>
-      <w:r>
-        <w:rPr>
-          <w:lang w:val="en-US"/>
-        </w:rPr>
-        <w:t xml:space="preserve"> Root</w:t>
-      </w:r>
-    </w:p>
-    <w:p>
-      <w:pPr>
-        <w:rPr>
-          <w:lang w:val="en-US"/>
-        </w:rPr>
-      </w:pPr>
-      <w:r>
-        <w:rPr>
-          <w:lang w:val="en-US"/>
-        </w:rPr>
-        <w:t xml:space="preserve">Thick root of brown-reddish color that grows in the dark. Ingredient for spicy dishes in the valleys, used in tiny sprinkles. Grown in the Peaks around </w:t>
-      </w:r>
-      <w:proofErr w:type="spellStart"/>
-      <w:r>
-        <w:rPr>
-          <w:lang w:val="en-US"/>
-        </w:rPr>
-        <w:t>Shadesprings</w:t>
-      </w:r>
-      <w:proofErr w:type="spellEnd"/>
-      <w:r>
-        <w:rPr>
-          <w:lang w:val="en-US"/>
-        </w:rPr>
-        <w:t xml:space="preserve">. E.g. </w:t>
-      </w:r>
-      <w:proofErr w:type="spellStart"/>
-      <w:r>
-        <w:rPr>
-          <w:lang w:val="en-US"/>
-        </w:rPr>
-        <w:t>Herriar’s</w:t>
-      </w:r>
-      <w:proofErr w:type="spellEnd"/>
-      <w:r>
-        <w:rPr>
-          <w:lang w:val="en-US"/>
-        </w:rPr>
-        <w:t xml:space="preserve"> home village of </w:t>
-      </w:r>
-      <w:proofErr w:type="spellStart"/>
-      <w:r>
-        <w:rPr>
-          <w:lang w:val="en-US"/>
-        </w:rPr>
-        <w:t>Tresmor’s</w:t>
-      </w:r>
-      <w:proofErr w:type="spellEnd"/>
-      <w:r>
-        <w:rPr>
-          <w:lang w:val="en-US"/>
-        </w:rPr>
-        <w:t xml:space="preserve"> Venture</w:t>
-      </w:r>
-    </w:p>
-    <w:p>
-      <w:pPr>
-        <w:pStyle w:val="berschrift3"/>
-        <w:rPr>
-          <w:lang w:val="en-US"/>
-        </w:rPr>
-      </w:pPr>
-      <w:r>
-        <w:rPr>
-          <w:lang w:val="en-US"/>
-        </w:rPr>
-        <w:t>Cabbage</w:t>
-      </w:r>
-    </w:p>
-    <w:p>
-      <w:pPr>
-        <w:rPr>
-          <w:lang w:val="en-US"/>
-        </w:rPr>
-      </w:pPr>
-      <w:r>
-        <w:rPr>
-          <w:lang w:val="en-US"/>
-        </w:rPr>
-        <w:t>A staple in the Peaks as far as greens go. Used in many dishes from cooked to roasted.</w:t>
-      </w:r>
-    </w:p>
-    <w:p>
-      <w:pPr>
-        <w:pStyle w:val="berschrift3"/>
-        <w:rPr>
-          <w:lang w:val="en-US"/>
-        </w:rPr>
-      </w:pPr>
-      <w:r>
-        <w:rPr>
-          <w:lang w:val="en-US"/>
-        </w:rPr>
-        <w:t>Pepper</w:t>
-      </w:r>
-    </w:p>
-    <w:p>
-      <w:pPr>
-        <w:rPr>
-          <w:lang w:val="en-US"/>
-        </w:rPr>
-      </w:pPr>
-      <w:r>
-        <w:rPr>
-          <w:lang w:val="en-US"/>
-        </w:rPr>
-        <w:t>A spice that grows in the eastern edges of the Valleys and near the Oceans.</w:t>
-      </w:r>
-    </w:p>
-    <w:p>
-      <w:pPr>
-        <w:pStyle w:val="berschrift3"/>
-        <w:rPr>
-          <w:lang w:val="en-US"/>
-        </w:rPr>
-      </w:pPr>
-      <w:r>
-        <w:rPr>
-          <w:lang w:val="en-US"/>
-        </w:rPr>
-        <w:t>Plumbs</w:t>
-      </w:r>
-    </w:p>
-    <w:p>
-      <w:pPr>
-        <w:rPr>
-          <w:lang w:val="en-US"/>
-        </w:rPr>
-      </w:pPr>
-      <w:r>
-        <w:rPr>
-          <w:lang w:val="en-US"/>
-        </w:rPr>
-        <w:t>Like real plumbs, grown in the Valleys</w:t>
-      </w:r>
-    </w:p>
-    <w:p>
-      <w:pPr>
-        <w:rPr>
-          <w:lang w:val="en-US"/>
-        </w:rPr>
-      </w:pPr>
+        <w:t xml:space="preserve"> grain, water and </w:t>
+      </w:r>
     </w:p>
     <w:p>
       <w:pPr>
@@ -5887,237 +6995,6 @@
         <w:rPr>
           <w:lang w:val="en-US"/>
         </w:rPr>
-        <w:t>Food</w:t>
-      </w:r>
-      <w:r>
-        <w:rPr>
-          <w:lang w:val="en-US"/>
-        </w:rPr>
-        <w:t xml:space="preserve"> &amp; Drink</w:t>
-      </w:r>
-    </w:p>
-    <w:p>
-      <w:pPr>
-        <w:pStyle w:val="berschrift3"/>
-        <w:rPr>
-          <w:lang w:val="en-US"/>
-        </w:rPr>
-      </w:pPr>
-      <w:r>
-        <w:rPr>
-          <w:lang w:val="en-US"/>
-        </w:rPr>
-        <w:t>Pickled Ox Buns</w:t>
-      </w:r>
-    </w:p>
-    <w:p>
-      <w:pPr>
-        <w:rPr>
-          <w:lang w:val="en-US"/>
-        </w:rPr>
-      </w:pPr>
-      <w:r>
-        <w:rPr>
-          <w:lang w:val="en-US"/>
-        </w:rPr>
-        <w:t>Ox is a</w:t>
-      </w:r>
-      <w:r>
-        <w:rPr>
-          <w:lang w:val="en-US"/>
-        </w:rPr>
-        <w:t xml:space="preserve"> </w:t>
-      </w:r>
-      <w:r>
-        <w:rPr>
-          <w:lang w:val="en-US"/>
-        </w:rPr>
-        <w:t xml:space="preserve">stable food source for meat, imported from the valleys and </w:t>
-      </w:r>
-      <w:r>
-        <w:rPr>
-          <w:lang w:val="en-US"/>
-        </w:rPr>
-        <w:t xml:space="preserve">mostly </w:t>
-      </w:r>
-      <w:r>
-        <w:rPr>
-          <w:lang w:val="en-US"/>
-        </w:rPr>
-        <w:t>preserved through pickling it. With a sweet sauce the source taste mixes well into the bread as finger food.</w:t>
-      </w:r>
-    </w:p>
-    <w:p>
-      <w:pPr>
-        <w:pStyle w:val="berschrift3"/>
-        <w:rPr>
-          <w:lang w:val="en-US"/>
-        </w:rPr>
-      </w:pPr>
-      <w:r>
-        <w:rPr>
-          <w:lang w:val="en-US"/>
-        </w:rPr>
-        <w:t>Sweet Egg Plumbs</w:t>
-      </w:r>
-    </w:p>
-    <w:p>
-      <w:pPr>
-        <w:rPr>
-          <w:lang w:val="en-US"/>
-        </w:rPr>
-      </w:pPr>
-      <w:r>
-        <w:rPr>
-          <w:lang w:val="en-US"/>
-        </w:rPr>
-        <w:t>Plums candied in their own sugary juice and then fried in egg for a short time as dessert.</w:t>
-      </w:r>
-    </w:p>
-    <w:p>
-      <w:pPr>
-        <w:pStyle w:val="berschrift3"/>
-        <w:rPr>
-          <w:lang w:val="en-US"/>
-        </w:rPr>
-      </w:pPr>
-      <w:r>
-        <w:rPr>
-          <w:lang w:val="en-US"/>
-        </w:rPr>
-        <w:t>Brown Bread</w:t>
-      </w:r>
-    </w:p>
-    <w:p>
-      <w:pPr>
-        <w:rPr>
-          <w:lang w:val="en-US"/>
-        </w:rPr>
-      </w:pPr>
-      <w:r>
-        <w:rPr>
-          <w:lang w:val="en-US"/>
-        </w:rPr>
-        <w:t>Bread dough mixed with cocoa and sugar, making it taste bitter and sweet.</w:t>
-      </w:r>
-    </w:p>
-    <w:p>
-      <w:pPr>
-        <w:pStyle w:val="berschrift3"/>
-        <w:rPr>
-          <w:lang w:val="en-US"/>
-        </w:rPr>
-      </w:pPr>
-      <w:proofErr w:type="spellStart"/>
-      <w:r>
-        <w:rPr>
-          <w:lang w:val="en-US"/>
-        </w:rPr>
-        <w:t>Moaroka</w:t>
-      </w:r>
-      <w:proofErr w:type="spellEnd"/>
-      <w:r>
-        <w:rPr>
-          <w:lang w:val="en-US"/>
-        </w:rPr>
-        <w:t xml:space="preserve"> </w:t>
-      </w:r>
-      <w:proofErr w:type="spellStart"/>
-      <w:r>
-        <w:rPr>
-          <w:lang w:val="en-US"/>
-        </w:rPr>
-        <w:t>Jucie</w:t>
-      </w:r>
-      <w:proofErr w:type="spellEnd"/>
-    </w:p>
-    <w:p>
-      <w:pPr>
-        <w:rPr>
-          <w:lang w:val="en-US"/>
-        </w:rPr>
-      </w:pPr>
-      <w:r>
-        <w:rPr>
-          <w:lang w:val="en-US"/>
-        </w:rPr>
-        <w:t xml:space="preserve">The fermented juice of the </w:t>
-      </w:r>
-      <w:proofErr w:type="spellStart"/>
-      <w:r>
-        <w:rPr>
-          <w:lang w:val="en-US"/>
-        </w:rPr>
-        <w:t>Moaroka</w:t>
-      </w:r>
-      <w:proofErr w:type="spellEnd"/>
-      <w:r>
-        <w:rPr>
-          <w:lang w:val="en-US"/>
-        </w:rPr>
-        <w:t xml:space="preserve"> plant, usually mixed with water or milk. Very strong and very sweet.</w:t>
-      </w:r>
-    </w:p>
-    <w:p>
-      <w:pPr>
-        <w:pStyle w:val="berschrift3"/>
-        <w:rPr>
-          <w:lang w:val="en-US"/>
-        </w:rPr>
-      </w:pPr>
-      <w:r>
-        <w:rPr>
-          <w:lang w:val="en-US"/>
-        </w:rPr>
-        <w:t>Noodles</w:t>
-      </w:r>
-    </w:p>
-    <w:p>
-      <w:pPr>
-        <w:rPr>
-          <w:lang w:val="en-US"/>
-        </w:rPr>
-      </w:pPr>
-      <w:r>
-        <w:rPr>
-          <w:lang w:val="en-US"/>
-        </w:rPr>
-        <w:t xml:space="preserve">Made from </w:t>
-      </w:r>
-      <w:proofErr w:type="spellStart"/>
-      <w:r>
-        <w:rPr>
-          <w:lang w:val="en-US"/>
-        </w:rPr>
-        <w:t>sorii</w:t>
-      </w:r>
-      <w:proofErr w:type="spellEnd"/>
-      <w:r>
-        <w:rPr>
-          <w:lang w:val="en-US"/>
-        </w:rPr>
-        <w:t xml:space="preserve"> grain, water and ferule eggs.</w:t>
-      </w:r>
-    </w:p>
-    <w:p>
-      <w:pPr>
-        <w:rPr>
-          <w:lang w:val="en-US"/>
-        </w:rPr>
-      </w:pPr>
-    </w:p>
-    <w:p>
-      <w:pPr>
-        <w:pStyle w:val="berschrift2"/>
-        <w:rPr>
-          <w:lang w:val="en-US"/>
-        </w:rPr>
-      </w:pPr>
-      <w:r>
-        <w:rPr>
-          <w:lang w:val="en-US"/>
-        </w:rPr>
-        <w:lastRenderedPageBreak/>
         <w:t>Culture</w:t>
       </w:r>
     </w:p>
@@ -6176,8 +7053,16 @@
         <w:rPr>
           <w:lang w:val="en-US"/>
         </w:rPr>
-        <w:t xml:space="preserve"> equivalent</w:t>
-      </w:r>
+        <w:t xml:space="preserve"> </w:t>
+      </w:r>
+      <w:proofErr w:type="gramStart"/>
+      <w:r>
+        <w:rPr>
+          <w:lang w:val="en-US"/>
+        </w:rPr>
+        <w:t>equivalent</w:t>
+      </w:r>
+      <w:proofErr w:type="gramEnd"/>
       <w:r>
         <w:rPr>
           <w:lang w:val="en-US"/>
@@ -6505,6 +7390,119 @@
     </w:lvl>
   </w:abstractNum>
   <w:abstractNum w:abstractNumId="2" w15:restartNumberingAfterBreak="0">
+    <w:nsid w:val="11D55A20"/>
+    <w:multiLevelType w:val="hybridMultilevel"/>
+    <w:tmpl w:val="912E2784"/>
+    <w:lvl w:ilvl="0" w:tplc="04070001">
+      <w:start w:val="1"/>
+      <w:numFmt w:val="bullet"/>
+      <w:lvlText w:val=""/>
+      <w:lvlJc w:val="left"/>
+      <w:pPr>
+        <w:ind w:left="720" w:hanging="360"/>
+      </w:pPr>
+      <w:rPr>
+        <w:rFonts w:ascii="Symbol" w:hAnsi="Symbol" w:hint="default"/>
+      </w:rPr>
+    </w:lvl>
+    <w:lvl w:ilvl="1" w:tplc="04070003">
+      <w:start w:val="1"/>
+      <w:numFmt w:val="bullet"/>
+      <w:lvlText w:val="o"/>
+      <w:lvlJc w:val="left"/>
+      <w:pPr>
+        <w:ind w:left="1440" w:hanging="360"/>
+      </w:pPr>
+      <w:rPr>
+        <w:rFonts w:ascii="Courier New" w:hAnsi="Courier New" w:cs="Courier New" w:hint="default"/>
+      </w:rPr>
+    </w:lvl>
+    <w:lvl w:ilvl="2" w:tplc="04070005" w:tentative="1">
+      <w:start w:val="1"/>
+      <w:numFmt w:val="bullet"/>
+      <w:lvlText w:val=""/>
+      <w:lvlJc w:val="left"/>
+      <w:pPr>
+        <w:ind w:left="2160" w:hanging="360"/>
+      </w:pPr>
+      <w:rPr>
+        <w:rFonts w:ascii="Wingdings" w:hAnsi="Wingdings" w:hint="default"/>
+      </w:rPr>
+    </w:lvl>
+    <w:lvl w:ilvl="3" w:tplc="04070001" w:tentative="1">
+      <w:start w:val="1"/>
+      <w:numFmt w:val="bullet"/>
+      <w:lvlText w:val=""/>
+      <w:lvlJc w:val="left"/>
+      <w:pPr>
+        <w:ind w:left="2880" w:hanging="360"/>
+      </w:pPr>
+      <w:rPr>
+        <w:rFonts w:ascii="Symbol" w:hAnsi="Symbol" w:hint="default"/>
+      </w:rPr>
+    </w:lvl>
+    <w:lvl w:ilvl="4" w:tplc="04070003" w:tentative="1">
+      <w:start w:val="1"/>
+      <w:numFmt w:val="bullet"/>
+      <w:lvlText w:val="o"/>
+      <w:lvlJc w:val="left"/>
+      <w:pPr>
+        <w:ind w:left="3600" w:hanging="360"/>
+      </w:pPr>
+      <w:rPr>
+        <w:rFonts w:ascii="Courier New" w:hAnsi="Courier New" w:cs="Courier New" w:hint="default"/>
+      </w:rPr>
+    </w:lvl>
+    <w:lvl w:ilvl="5" w:tplc="04070005" w:tentative="1">
+      <w:start w:val="1"/>
+      <w:numFmt w:val="bullet"/>
+      <w:lvlText w:val=""/>
+      <w:lvlJc w:val="left"/>
+      <w:pPr>
+        <w:ind w:left="4320" w:hanging="360"/>
+      </w:pPr>
+      <w:rPr>
+        <w:rFonts w:ascii="Wingdings" w:hAnsi="Wingdings" w:hint="default"/>
+      </w:rPr>
+    </w:lvl>
+    <w:lvl w:ilvl="6" w:tplc="04070001" w:tentative="1">
+      <w:start w:val="1"/>
+      <w:numFmt w:val="bullet"/>
+      <w:lvlText w:val=""/>
+      <w:lvlJc w:val="left"/>
+      <w:pPr>
+        <w:ind w:left="5040" w:hanging="360"/>
+      </w:pPr>
+      <w:rPr>
+        <w:rFonts w:ascii="Symbol" w:hAnsi="Symbol" w:hint="default"/>
+      </w:rPr>
+    </w:lvl>
+    <w:lvl w:ilvl="7" w:tplc="04070003" w:tentative="1">
+      <w:start w:val="1"/>
+      <w:numFmt w:val="bullet"/>
+      <w:lvlText w:val="o"/>
+      <w:lvlJc w:val="left"/>
+      <w:pPr>
+        <w:ind w:left="5760" w:hanging="360"/>
+      </w:pPr>
+      <w:rPr>
+        <w:rFonts w:ascii="Courier New" w:hAnsi="Courier New" w:cs="Courier New" w:hint="default"/>
+      </w:rPr>
+    </w:lvl>
+    <w:lvl w:ilvl="8" w:tplc="04070005" w:tentative="1">
+      <w:start w:val="1"/>
+      <w:numFmt w:val="bullet"/>
+      <w:lvlText w:val=""/>
+      <w:lvlJc w:val="left"/>
+      <w:pPr>
+        <w:ind w:left="6480" w:hanging="360"/>
+      </w:pPr>
+      <w:rPr>
+        <w:rFonts w:ascii="Wingdings" w:hAnsi="Wingdings" w:hint="default"/>
+      </w:rPr>
+    </w:lvl>
+  </w:abstractNum>
+  <w:abstractNum w:abstractNumId="3" w15:restartNumberingAfterBreak="0">
     <w:nsid w:val="1C786758"/>
     <w:multiLevelType w:val="hybridMultilevel"/>
     <w:tmpl w:val="CE82112A"/>
@@ -6617,7 +7615,7 @@
       </w:rPr>
     </w:lvl>
   </w:abstractNum>
-  <w:abstractNum w:abstractNumId="3" w15:restartNumberingAfterBreak="0">
+  <w:abstractNum w:abstractNumId="4" w15:restartNumberingAfterBreak="0">
     <w:nsid w:val="214F1781"/>
     <w:multiLevelType w:val="hybridMultilevel"/>
     <w:tmpl w:val="CDF60F14"/>
@@ -6730,7 +7728,7 @@
       </w:rPr>
     </w:lvl>
   </w:abstractNum>
-  <w:abstractNum w:abstractNumId="4" w15:restartNumberingAfterBreak="0">
+  <w:abstractNum w:abstractNumId="5" w15:restartNumberingAfterBreak="0">
     <w:nsid w:val="25D922DD"/>
     <w:multiLevelType w:val="hybridMultilevel"/>
     <w:tmpl w:val="4D46F852"/>
@@ -6843,7 +7841,7 @@
       </w:rPr>
     </w:lvl>
   </w:abstractNum>
-  <w:abstractNum w:abstractNumId="5" w15:restartNumberingAfterBreak="0">
+  <w:abstractNum w:abstractNumId="6" w15:restartNumberingAfterBreak="0">
     <w:nsid w:val="299D1F92"/>
     <w:multiLevelType w:val="hybridMultilevel"/>
     <w:tmpl w:val="9DCE7CE4"/>
@@ -6956,7 +7954,7 @@
       </w:rPr>
     </w:lvl>
   </w:abstractNum>
-  <w:abstractNum w:abstractNumId="6" w15:restartNumberingAfterBreak="0">
+  <w:abstractNum w:abstractNumId="7" w15:restartNumberingAfterBreak="0">
     <w:nsid w:val="2AC328E5"/>
     <w:multiLevelType w:val="hybridMultilevel"/>
     <w:tmpl w:val="0464EAEA"/>
@@ -7069,7 +8067,7 @@
       </w:rPr>
     </w:lvl>
   </w:abstractNum>
-  <w:abstractNum w:abstractNumId="7" w15:restartNumberingAfterBreak="0">
+  <w:abstractNum w:abstractNumId="8" w15:restartNumberingAfterBreak="0">
     <w:nsid w:val="654437A4"/>
     <w:multiLevelType w:val="hybridMultilevel"/>
     <w:tmpl w:val="7CBCDBBE"/>
@@ -7182,7 +8180,7 @@
       </w:rPr>
     </w:lvl>
   </w:abstractNum>
-  <w:abstractNum w:abstractNumId="8" w15:restartNumberingAfterBreak="0">
+  <w:abstractNum w:abstractNumId="9" w15:restartNumberingAfterBreak="0">
     <w:nsid w:val="7A57262E"/>
     <w:multiLevelType w:val="hybridMultilevel"/>
     <w:tmpl w:val="F4645F00"/>
@@ -7299,28 +8297,31 @@
     <w:abstractNumId w:val="0"/>
   </w:num>
   <w:num w:numId="2" w16cid:durableId="2026709081">
+    <w:abstractNumId w:val="6"/>
+  </w:num>
+  <w:num w:numId="3" w16cid:durableId="1956323463">
+    <w:abstractNumId w:val="3"/>
+  </w:num>
+  <w:num w:numId="4" w16cid:durableId="43647026">
+    <w:abstractNumId w:val="4"/>
+  </w:num>
+  <w:num w:numId="5" w16cid:durableId="1033532080">
     <w:abstractNumId w:val="5"/>
   </w:num>
-  <w:num w:numId="3" w16cid:durableId="1956323463">
-    <w:abstractNumId w:val="2"/>
-  </w:num>
-  <w:num w:numId="4" w16cid:durableId="43647026">
-    <w:abstractNumId w:val="3"/>
-  </w:num>
-  <w:num w:numId="5" w16cid:durableId="1033532080">
-    <w:abstractNumId w:val="4"/>
-  </w:num>
   <w:num w:numId="6" w16cid:durableId="532227230">
-    <w:abstractNumId w:val="8"/>
+    <w:abstractNumId w:val="9"/>
   </w:num>
   <w:num w:numId="7" w16cid:durableId="2077430418">
-    <w:abstractNumId w:val="6"/>
+    <w:abstractNumId w:val="7"/>
   </w:num>
   <w:num w:numId="8" w16cid:durableId="1891723661">
     <w:abstractNumId w:val="1"/>
   </w:num>
   <w:num w:numId="9" w16cid:durableId="40324013">
-    <w:abstractNumId w:val="7"/>
+    <w:abstractNumId w:val="8"/>
+  </w:num>
+  <w:num w:numId="10" w16cid:durableId="1346324418">
+    <w:abstractNumId w:val="2"/>
   </w:num>
 </w:numbering>
 </file>
